--- a/项目文档/系统需求规格说明书.docx
+++ b/项目文档/系统需求规格说明书.docx
@@ -1491,7 +1491,6 @@
             <w:pPr>
               <w:jc w:val="center"/>
               <w:rPr>
-                <w:rFonts w:hint="eastAsia"/>
                 <w:b/>
               </w:rPr>
             </w:pPr>
@@ -1552,7 +1551,6 @@
             <w:pPr>
               <w:jc w:val="center"/>
               <w:rPr>
-                <w:rFonts w:hint="eastAsia"/>
                 <w:b/>
               </w:rPr>
             </w:pPr>
@@ -1585,7 +1583,6 @@
             <w:pPr>
               <w:jc w:val="center"/>
               <w:rPr>
-                <w:rFonts w:hint="eastAsia"/>
                 <w:bCs/>
               </w:rPr>
             </w:pPr>
@@ -1626,7 +1623,6 @@
             <w:pPr>
               <w:jc w:val="center"/>
               <w:rPr>
-                <w:rFonts w:hint="eastAsia"/>
                 <w:b/>
               </w:rPr>
             </w:pPr>
@@ -1647,7 +1643,7 @@
             <w:pPr>
               <w:jc w:val="center"/>
               <w:rPr>
-                <w:rFonts w:ascii="仿宋_GB2312" w:eastAsia="仿宋_GB2312" w:hint="eastAsia"/>
+                <w:rFonts w:ascii="仿宋_GB2312" w:eastAsia="仿宋_GB2312"/>
                 <w:sz w:val="24"/>
               </w:rPr>
             </w:pPr>
@@ -9748,7 +9744,6 @@
           <w:p>
             <w:pPr>
               <w:rPr>
-                <w:rFonts w:hint="eastAsia"/>
                 <w:sz w:val="24"/>
               </w:rPr>
             </w:pPr>
@@ -9837,7 +9832,6 @@
           <w:p>
             <w:pPr>
               <w:rPr>
-                <w:rFonts w:hint="eastAsia"/>
                 <w:sz w:val="24"/>
               </w:rPr>
             </w:pPr>
@@ -9940,14 +9934,7 @@
                 <w:rFonts w:hint="eastAsia"/>
                 <w:sz w:val="24"/>
               </w:rPr>
-              <w:t>SRS-I-00</w:t>
-            </w:r>
-            <w:r>
-              <w:rPr>
-                <w:rFonts w:hint="eastAsia"/>
-                <w:sz w:val="24"/>
-              </w:rPr>
-              <w:t>2</w:t>
+              <w:t>SRS-I-002</w:t>
             </w:r>
             <w:r>
               <w:rPr>
@@ -10038,14 +10025,7 @@
                 <w:rFonts w:hint="eastAsia"/>
                 <w:sz w:val="24"/>
               </w:rPr>
-              <w:t>SRS-I-00</w:t>
-            </w:r>
-            <w:r>
-              <w:rPr>
-                <w:rFonts w:hint="eastAsia"/>
-                <w:sz w:val="24"/>
-              </w:rPr>
-              <w:t>3</w:t>
+              <w:t>SRS-I-003</w:t>
             </w:r>
             <w:r>
               <w:rPr>
@@ -10387,7 +10367,6 @@
           <w:p>
             <w:pPr>
               <w:rPr>
-                <w:rFonts w:hint="eastAsia"/>
                 <w:sz w:val="24"/>
               </w:rPr>
             </w:pPr>
@@ -11200,30 +11179,15 @@
           <w:p>
             <w:pPr>
               <w:rPr>
-                <w:rFonts w:hint="eastAsia"/>
-                <w:sz w:val="24"/>
-              </w:rPr>
-            </w:pPr>
-            <w:r>
-              <w:rPr>
-                <w:rFonts w:hint="eastAsia"/>
-                <w:sz w:val="24"/>
-              </w:rPr>
-              <w:t>需求编</w:t>
-            </w:r>
-            <w:r>
-              <w:rPr>
-                <w:rFonts w:hint="eastAsia"/>
-                <w:sz w:val="24"/>
-              </w:rPr>
-              <w:t xml:space="preserve"> </w:t>
-            </w:r>
-            <w:r>
-              <w:rPr>
-                <w:rFonts w:hint="eastAsia"/>
-                <w:sz w:val="24"/>
-              </w:rPr>
-              <w:t>号</w:t>
+                <w:sz w:val="24"/>
+              </w:rPr>
+            </w:pPr>
+            <w:r>
+              <w:rPr>
+                <w:rFonts w:hint="eastAsia"/>
+                <w:sz w:val="24"/>
+              </w:rPr>
+              <w:t>需求编 号</w:t>
             </w:r>
           </w:p>
         </w:tc>
@@ -11904,7 +11868,6 @@
           <w:p>
             <w:pPr>
               <w:rPr>
-                <w:rFonts w:hint="eastAsia"/>
                 <w:sz w:val="24"/>
               </w:rPr>
             </w:pPr>
@@ -12053,7 +12016,6 @@
           <w:p>
             <w:pPr>
               <w:rPr>
-                <w:rFonts w:hint="eastAsia"/>
                 <w:sz w:val="24"/>
               </w:rPr>
             </w:pPr>
@@ -12169,7 +12131,6 @@
           <w:p>
             <w:pPr>
               <w:rPr>
-                <w:rFonts w:hint="eastAsia"/>
                 <w:sz w:val="24"/>
               </w:rPr>
             </w:pPr>
@@ -12467,7 +12428,6 @@
           <w:p>
             <w:pPr>
               <w:rPr>
-                <w:rFonts w:hint="eastAsia"/>
                 <w:b w:val="0"/>
                 <w:bCs w:val="0"/>
                 <w:sz w:val="24"/>
@@ -12578,7 +12538,6 @@
           <w:p>
             <w:pPr>
               <w:rPr>
-                <w:rFonts w:hint="eastAsia"/>
                 <w:b w:val="0"/>
                 <w:bCs w:val="0"/>
                 <w:sz w:val="24"/>
@@ -12685,7 +12644,6 @@
           <w:p>
             <w:pPr>
               <w:rPr>
-                <w:rFonts w:hint="eastAsia"/>
                 <w:b w:val="0"/>
                 <w:bCs w:val="0"/>
                 <w:sz w:val="24"/>
@@ -12796,7 +12754,6 @@
           <w:p>
             <w:pPr>
               <w:rPr>
-                <w:rFonts w:hint="eastAsia"/>
                 <w:b w:val="0"/>
                 <w:bCs w:val="0"/>
                 <w:sz w:val="24"/>
@@ -13152,7 +13109,6 @@
           <w:p>
             <w:pPr>
               <w:rPr>
-                <w:rFonts w:hint="eastAsia"/>
                 <w:b w:val="0"/>
                 <w:bCs w:val="0"/>
                 <w:sz w:val="24"/>
@@ -13263,7 +13219,6 @@
           <w:p>
             <w:pPr>
               <w:rPr>
-                <w:rFonts w:hint="eastAsia"/>
                 <w:b w:val="0"/>
                 <w:bCs w:val="0"/>
                 <w:sz w:val="24"/>
@@ -13370,7 +13325,6 @@
           <w:p>
             <w:pPr>
               <w:rPr>
-                <w:rFonts w:hint="eastAsia"/>
                 <w:b w:val="0"/>
                 <w:bCs w:val="0"/>
                 <w:sz w:val="24"/>
@@ -13481,7 +13435,6 @@
           <w:p>
             <w:pPr>
               <w:rPr>
-                <w:rFonts w:hint="eastAsia"/>
                 <w:b w:val="0"/>
                 <w:bCs w:val="0"/>
                 <w:sz w:val="24"/>
@@ -13822,7 +13775,6 @@
           <w:p>
             <w:pPr>
               <w:rPr>
-                <w:rFonts w:hint="eastAsia"/>
                 <w:b w:val="0"/>
                 <w:bCs w:val="0"/>
                 <w:sz w:val="24"/>
@@ -13933,7 +13885,6 @@
           <w:p>
             <w:pPr>
               <w:rPr>
-                <w:rFonts w:hint="eastAsia"/>
                 <w:b w:val="0"/>
                 <w:bCs w:val="0"/>
                 <w:sz w:val="24"/>
@@ -14048,7 +13999,6 @@
           <w:p>
             <w:pPr>
               <w:rPr>
-                <w:rFonts w:hint="eastAsia"/>
                 <w:b w:val="0"/>
                 <w:bCs w:val="0"/>
                 <w:sz w:val="24"/>
@@ -14405,7 +14355,6 @@
           <w:p>
             <w:pPr>
               <w:rPr>
-                <w:rFonts w:hint="eastAsia"/>
                 <w:b w:val="0"/>
                 <w:bCs w:val="0"/>
                 <w:sz w:val="24"/>
@@ -14516,7 +14465,6 @@
           <w:p>
             <w:pPr>
               <w:rPr>
-                <w:rFonts w:hint="eastAsia"/>
                 <w:b w:val="0"/>
                 <w:bCs w:val="0"/>
                 <w:sz w:val="24"/>
@@ -14623,7 +14571,6 @@
           <w:p>
             <w:pPr>
               <w:rPr>
-                <w:rFonts w:hint="eastAsia"/>
                 <w:b w:val="0"/>
                 <w:bCs w:val="0"/>
                 <w:sz w:val="24"/>
@@ -14734,7 +14681,6 @@
           <w:p>
             <w:pPr>
               <w:rPr>
-                <w:rFonts w:hint="eastAsia"/>
                 <w:b w:val="0"/>
                 <w:bCs w:val="0"/>
                 <w:sz w:val="24"/>
@@ -15621,7 +15567,7 @@
         </w:numPr>
         <w:ind w:left="720" w:hanging="720"/>
         <w:rPr>
-          <w:rFonts w:ascii="华文中宋" w:eastAsia="华文中宋" w:hAnsi="华文中宋"/>
+          <w:rFonts w:ascii="华文中宋" w:eastAsia="华文中宋" w:hAnsi="华文中宋" w:hint="eastAsia"/>
           <w:kern w:val="2"/>
           <w:sz w:val="44"/>
           <w:szCs w:val="44"/>
@@ -19749,7 +19695,6 @@
       <w:pPr>
         <w:ind w:firstLineChars="200" w:firstLine="480"/>
         <w:rPr>
-          <w:rFonts w:hint="eastAsia"/>
           <w:sz w:val="24"/>
           <w:szCs w:val="32"/>
         </w:rPr>
@@ -21261,10 +21206,10 @@
         <w:tblLook w:val="04A0" w:firstRow="1" w:lastRow="0" w:firstColumn="1" w:lastColumn="0" w:noHBand="0" w:noVBand="1"/>
       </w:tblPr>
       <w:tblGrid>
-        <w:gridCol w:w="1135"/>
-        <w:gridCol w:w="1990"/>
-        <w:gridCol w:w="4071"/>
-        <w:gridCol w:w="1106"/>
+        <w:gridCol w:w="1275"/>
+        <w:gridCol w:w="1896"/>
+        <w:gridCol w:w="3786"/>
+        <w:gridCol w:w="1056"/>
       </w:tblGrid>
       <w:tr>
         <w:trPr>
@@ -21274,6 +21219,7 @@
           <w:tcPr>
             <w:cnfStyle w:val="001000000000" w:firstRow="0" w:lastRow="0" w:firstColumn="1" w:lastColumn="0" w:oddVBand="0" w:evenVBand="0" w:oddHBand="0" w:evenHBand="0" w:firstRowFirstColumn="0" w:firstRowLastColumn="0" w:lastRowFirstColumn="0" w:lastRowLastColumn="0"/>
             <w:tcW w:w="0" w:type="auto"/>
+            <w:vAlign w:val="center"/>
           </w:tcPr>
           <w:p>
             <w:pPr>
@@ -21285,36 +21231,17 @@
             </w:pPr>
             <w:r>
               <w:rPr>
-                <w:sz w:val="24"/>
-              </w:rPr>
-              <w:t>需求编号</w:t>
-            </w:r>
-          </w:p>
-        </w:tc>
-        <w:tc>
-          <w:tcPr>
-            <w:tcW w:w="0" w:type="auto"/>
-          </w:tcPr>
-          <w:p>
-            <w:pPr>
-              <w:cnfStyle w:val="100000000000" w:firstRow="1" w:lastRow="0" w:firstColumn="0" w:lastColumn="0" w:oddVBand="0" w:evenVBand="0" w:oddHBand="0" w:evenHBand="0" w:firstRowFirstColumn="0" w:firstRowLastColumn="0" w:lastRowFirstColumn="0" w:lastRowLastColumn="0"/>
-              <w:rPr>
                 <w:b w:val="0"/>
                 <w:bCs w:val="0"/>
-                <w:sz w:val="24"/>
-              </w:rPr>
-            </w:pPr>
-            <w:r>
-              <w:rPr>
-                <w:sz w:val="24"/>
-              </w:rPr>
-              <w:t>需求描述</w:t>
-            </w:r>
-          </w:p>
-        </w:tc>
-        <w:tc>
-          <w:tcPr>
-            <w:tcW w:w="0" w:type="auto"/>
+              </w:rPr>
+              <w:t>需求编号</w:t>
+            </w:r>
+          </w:p>
+        </w:tc>
+        <w:tc>
+          <w:tcPr>
+            <w:tcW w:w="0" w:type="auto"/>
+            <w:vAlign w:val="center"/>
           </w:tcPr>
           <w:p>
             <w:pPr>
@@ -21327,28 +21254,54 @@
             </w:pPr>
             <w:r>
               <w:rPr>
-                <w:sz w:val="24"/>
-              </w:rPr>
-              <w:t>设计模块</w:t>
-            </w:r>
-          </w:p>
-        </w:tc>
-        <w:tc>
-          <w:tcPr>
-            <w:tcW w:w="0" w:type="auto"/>
-          </w:tcPr>
-          <w:p>
-            <w:pPr>
-              <w:cnfStyle w:val="100000000000" w:firstRow="1" w:lastRow="0" w:firstColumn="0" w:lastColumn="0" w:oddVBand="0" w:evenVBand="0" w:oddHBand="0" w:evenHBand="0" w:firstRowFirstColumn="0" w:firstRowLastColumn="0" w:lastRowFirstColumn="0" w:lastRowLastColumn="0"/>
-              <w:rPr>
                 <w:b w:val="0"/>
                 <w:bCs w:val="0"/>
-                <w:sz w:val="24"/>
-              </w:rPr>
-            </w:pPr>
-            <w:r>
-              <w:rPr>
-                <w:sz w:val="24"/>
+              </w:rPr>
+              <w:t>需求描述</w:t>
+            </w:r>
+          </w:p>
+        </w:tc>
+        <w:tc>
+          <w:tcPr>
+            <w:tcW w:w="0" w:type="auto"/>
+            <w:vAlign w:val="center"/>
+          </w:tcPr>
+          <w:p>
+            <w:pPr>
+              <w:cnfStyle w:val="100000000000" w:firstRow="1" w:lastRow="0" w:firstColumn="0" w:lastColumn="0" w:oddVBand="0" w:evenVBand="0" w:oddHBand="0" w:evenHBand="0" w:firstRowFirstColumn="0" w:firstRowLastColumn="0" w:lastRowFirstColumn="0" w:lastRowLastColumn="0"/>
+              <w:rPr>
+                <w:b w:val="0"/>
+                <w:bCs w:val="0"/>
+                <w:sz w:val="24"/>
+              </w:rPr>
+            </w:pPr>
+            <w:r>
+              <w:rPr>
+                <w:b w:val="0"/>
+                <w:bCs w:val="0"/>
+              </w:rPr>
+              <w:t>设计模块</w:t>
+            </w:r>
+          </w:p>
+        </w:tc>
+        <w:tc>
+          <w:tcPr>
+            <w:tcW w:w="0" w:type="auto"/>
+            <w:vAlign w:val="center"/>
+          </w:tcPr>
+          <w:p>
+            <w:pPr>
+              <w:cnfStyle w:val="100000000000" w:firstRow="1" w:lastRow="0" w:firstColumn="0" w:lastColumn="0" w:oddVBand="0" w:evenVBand="0" w:oddHBand="0" w:evenHBand="0" w:firstRowFirstColumn="0" w:firstRowLastColumn="0" w:lastRowFirstColumn="0" w:lastRowLastColumn="0"/>
+              <w:rPr>
+                <w:b w:val="0"/>
+                <w:bCs w:val="0"/>
+                <w:sz w:val="24"/>
+              </w:rPr>
+            </w:pPr>
+            <w:r>
+              <w:rPr>
+                <w:b w:val="0"/>
+                <w:bCs w:val="0"/>
               </w:rPr>
               <w:t>实现状态</w:t>
             </w:r>
@@ -21360,6 +21313,7 @@
           <w:tcPr>
             <w:cnfStyle w:val="001000000000" w:firstRow="0" w:lastRow="0" w:firstColumn="1" w:lastColumn="0" w:oddVBand="0" w:evenVBand="0" w:oddHBand="0" w:evenHBand="0" w:firstRowFirstColumn="0" w:firstRowLastColumn="0" w:lastRowFirstColumn="0" w:lastRowLastColumn="0"/>
             <w:tcW w:w="0" w:type="auto"/>
+            <w:vAlign w:val="center"/>
           </w:tcPr>
           <w:p>
             <w:pPr>
@@ -21370,10 +21324,7 @@
               </w:rPr>
             </w:pPr>
             <w:r>
-              <w:rPr>
-                <w:sz w:val="24"/>
-              </w:rPr>
-              <w:t>SRS-F-01</w:t>
+              <w:t>SRS-F-01-0</w:t>
             </w:r>
           </w:p>
         </w:tc>
@@ -21381,18 +21332,16 @@
           <w:tcPr>
             <w:tcW w:w="0" w:type="auto"/>
             <w:shd w:val="clear" w:color="auto" w:fill="B4C6E7" w:themeFill="accent1" w:themeFillTint="66"/>
-          </w:tcPr>
-          <w:p>
-            <w:pPr>
-              <w:cnfStyle w:val="000000000000" w:firstRow="0" w:lastRow="0" w:firstColumn="0" w:lastColumn="0" w:oddVBand="0" w:evenVBand="0" w:oddHBand="0" w:evenHBand="0" w:firstRowFirstColumn="0" w:firstRowLastColumn="0" w:lastRowFirstColumn="0" w:lastRowLastColumn="0"/>
-              <w:rPr>
-                <w:sz w:val="24"/>
-              </w:rPr>
-            </w:pPr>
-            <w:r>
-              <w:rPr>
-                <w:sz w:val="24"/>
-              </w:rPr>
+            <w:vAlign w:val="center"/>
+          </w:tcPr>
+          <w:p>
+            <w:pPr>
+              <w:cnfStyle w:val="000000000000" w:firstRow="0" w:lastRow="0" w:firstColumn="0" w:lastColumn="0" w:oddVBand="0" w:evenVBand="0" w:oddHBand="0" w:evenHBand="0" w:firstRowFirstColumn="0" w:firstRowLastColumn="0" w:lastRowFirstColumn="0" w:lastRowLastColumn="0"/>
+              <w:rPr>
+                <w:sz w:val="24"/>
+              </w:rPr>
+            </w:pPr>
+            <w:r>
               <w:t>用户登录</w:t>
             </w:r>
           </w:p>
@@ -21401,19 +21350,17 @@
           <w:tcPr>
             <w:tcW w:w="0" w:type="auto"/>
             <w:shd w:val="clear" w:color="auto" w:fill="B4C6E7" w:themeFill="accent1" w:themeFillTint="66"/>
-          </w:tcPr>
-          <w:p>
-            <w:pPr>
-              <w:cnfStyle w:val="000000000000" w:firstRow="0" w:lastRow="0" w:firstColumn="0" w:lastColumn="0" w:oddVBand="0" w:evenVBand="0" w:oddHBand="0" w:evenHBand="0" w:firstRowFirstColumn="0" w:firstRowLastColumn="0" w:lastRowFirstColumn="0" w:lastRowLastColumn="0"/>
-              <w:rPr>
-                <w:sz w:val="24"/>
-              </w:rPr>
-            </w:pPr>
-            <w:r>
-              <w:rPr>
-                <w:sz w:val="24"/>
-              </w:rPr>
-              <w:t>前端登录页 + 后端认证API</w:t>
+            <w:vAlign w:val="center"/>
+          </w:tcPr>
+          <w:p>
+            <w:pPr>
+              <w:cnfStyle w:val="000000000000" w:firstRow="0" w:lastRow="0" w:firstColumn="0" w:lastColumn="0" w:oddVBand="0" w:evenVBand="0" w:oddHBand="0" w:evenHBand="0" w:firstRowFirstColumn="0" w:firstRowLastColumn="0" w:lastRowFirstColumn="0" w:lastRowLastColumn="0"/>
+              <w:rPr>
+                <w:sz w:val="24"/>
+              </w:rPr>
+            </w:pPr>
+            <w:r>
+              <w:t>前端登录页 + 后端认证 API</w:t>
             </w:r>
           </w:p>
         </w:tc>
@@ -21421,18 +21368,16 @@
           <w:tcPr>
             <w:tcW w:w="0" w:type="auto"/>
             <w:shd w:val="clear" w:color="auto" w:fill="B4C6E7" w:themeFill="accent1" w:themeFillTint="66"/>
-          </w:tcPr>
-          <w:p>
-            <w:pPr>
-              <w:cnfStyle w:val="000000000000" w:firstRow="0" w:lastRow="0" w:firstColumn="0" w:lastColumn="0" w:oddVBand="0" w:evenVBand="0" w:oddHBand="0" w:evenHBand="0" w:firstRowFirstColumn="0" w:firstRowLastColumn="0" w:lastRowFirstColumn="0" w:lastRowLastColumn="0"/>
-              <w:rPr>
-                <w:sz w:val="24"/>
-              </w:rPr>
-            </w:pPr>
-            <w:r>
-              <w:rPr>
-                <w:sz w:val="24"/>
-              </w:rPr>
+            <w:vAlign w:val="center"/>
+          </w:tcPr>
+          <w:p>
+            <w:pPr>
+              <w:cnfStyle w:val="000000000000" w:firstRow="0" w:lastRow="0" w:firstColumn="0" w:lastColumn="0" w:oddVBand="0" w:evenVBand="0" w:oddHBand="0" w:evenHBand="0" w:firstRowFirstColumn="0" w:firstRowLastColumn="0" w:lastRowFirstColumn="0" w:lastRowLastColumn="0"/>
+              <w:rPr>
+                <w:sz w:val="24"/>
+              </w:rPr>
+            </w:pPr>
+            <w:r>
               <w:t>实现中</w:t>
             </w:r>
           </w:p>
@@ -21443,6 +21388,7 @@
           <w:tcPr>
             <w:cnfStyle w:val="001000000000" w:firstRow="0" w:lastRow="0" w:firstColumn="1" w:lastColumn="0" w:oddVBand="0" w:evenVBand="0" w:oddHBand="0" w:evenHBand="0" w:firstRowFirstColumn="0" w:firstRowLastColumn="0" w:lastRowFirstColumn="0" w:lastRowLastColumn="0"/>
             <w:tcW w:w="0" w:type="auto"/>
+            <w:vAlign w:val="center"/>
           </w:tcPr>
           <w:p>
             <w:pPr>
@@ -21453,28 +21399,23 @@
               </w:rPr>
             </w:pPr>
             <w:r>
-              <w:rPr>
-                <w:sz w:val="24"/>
-              </w:rPr>
-              <w:t>SRS-F-02</w:t>
-            </w:r>
-          </w:p>
-        </w:tc>
-        <w:tc>
-          <w:tcPr>
-            <w:tcW w:w="0" w:type="auto"/>
-          </w:tcPr>
-          <w:p>
-            <w:pPr>
-              <w:cnfStyle w:val="000000000000" w:firstRow="0" w:lastRow="0" w:firstColumn="0" w:lastColumn="0" w:oddVBand="0" w:evenVBand="0" w:oddHBand="0" w:evenHBand="0" w:firstRowFirstColumn="0" w:firstRowLastColumn="0" w:lastRowFirstColumn="0" w:lastRowLastColumn="0"/>
-              <w:rPr>
-                <w:sz w:val="24"/>
-              </w:rPr>
-            </w:pPr>
-            <w:r>
-              <w:rPr>
-                <w:sz w:val="24"/>
-              </w:rPr>
+              <w:t>SRS-F-02-0</w:t>
+            </w:r>
+          </w:p>
+        </w:tc>
+        <w:tc>
+          <w:tcPr>
+            <w:tcW w:w="0" w:type="auto"/>
+            <w:vAlign w:val="center"/>
+          </w:tcPr>
+          <w:p>
+            <w:pPr>
+              <w:cnfStyle w:val="000000000000" w:firstRow="0" w:lastRow="0" w:firstColumn="0" w:lastColumn="0" w:oddVBand="0" w:evenVBand="0" w:oddHBand="0" w:evenHBand="0" w:firstRowFirstColumn="0" w:firstRowLastColumn="0" w:lastRowFirstColumn="0" w:lastRowLastColumn="0"/>
+              <w:rPr>
+                <w:sz w:val="24"/>
+              </w:rPr>
+            </w:pPr>
+            <w:r>
               <w:t>用户注销</w:t>
             </w:r>
           </w:p>
@@ -21482,37 +21423,33 @@
         <w:tc>
           <w:tcPr>
             <w:tcW w:w="0" w:type="auto"/>
-          </w:tcPr>
-          <w:p>
-            <w:pPr>
-              <w:cnfStyle w:val="000000000000" w:firstRow="0" w:lastRow="0" w:firstColumn="0" w:lastColumn="0" w:oddVBand="0" w:evenVBand="0" w:oddHBand="0" w:evenHBand="0" w:firstRowFirstColumn="0" w:firstRowLastColumn="0" w:lastRowFirstColumn="0" w:lastRowLastColumn="0"/>
-              <w:rPr>
-                <w:sz w:val="24"/>
-              </w:rPr>
-            </w:pPr>
-            <w:r>
-              <w:rPr>
-                <w:sz w:val="24"/>
-              </w:rPr>
-              <w:t>后端认证API + 会话管理</w:t>
-            </w:r>
-          </w:p>
-        </w:tc>
-        <w:tc>
-          <w:tcPr>
-            <w:tcW w:w="0" w:type="auto"/>
-          </w:tcPr>
-          <w:p>
-            <w:pPr>
-              <w:cnfStyle w:val="000000000000" w:firstRow="0" w:lastRow="0" w:firstColumn="0" w:lastColumn="0" w:oddVBand="0" w:evenVBand="0" w:oddHBand="0" w:evenHBand="0" w:firstRowFirstColumn="0" w:firstRowLastColumn="0" w:lastRowFirstColumn="0" w:lastRowLastColumn="0"/>
-              <w:rPr>
-                <w:sz w:val="24"/>
-              </w:rPr>
-            </w:pPr>
-            <w:r>
-              <w:rPr>
-                <w:sz w:val="24"/>
-              </w:rPr>
+            <w:vAlign w:val="center"/>
+          </w:tcPr>
+          <w:p>
+            <w:pPr>
+              <w:cnfStyle w:val="000000000000" w:firstRow="0" w:lastRow="0" w:firstColumn="0" w:lastColumn="0" w:oddVBand="0" w:evenVBand="0" w:oddHBand="0" w:evenHBand="0" w:firstRowFirstColumn="0" w:firstRowLastColumn="0" w:lastRowFirstColumn="0" w:lastRowLastColumn="0"/>
+              <w:rPr>
+                <w:sz w:val="24"/>
+              </w:rPr>
+            </w:pPr>
+            <w:r>
+              <w:t>后端认证 API + 会话管理</w:t>
+            </w:r>
+          </w:p>
+        </w:tc>
+        <w:tc>
+          <w:tcPr>
+            <w:tcW w:w="0" w:type="auto"/>
+            <w:vAlign w:val="center"/>
+          </w:tcPr>
+          <w:p>
+            <w:pPr>
+              <w:cnfStyle w:val="000000000000" w:firstRow="0" w:lastRow="0" w:firstColumn="0" w:lastColumn="0" w:oddVBand="0" w:evenVBand="0" w:oddHBand="0" w:evenHBand="0" w:firstRowFirstColumn="0" w:firstRowLastColumn="0" w:lastRowFirstColumn="0" w:lastRowLastColumn="0"/>
+              <w:rPr>
+                <w:sz w:val="24"/>
+              </w:rPr>
+            </w:pPr>
+            <w:r>
               <w:t>实现中</w:t>
             </w:r>
           </w:p>
@@ -21523,6 +21460,7 @@
           <w:tcPr>
             <w:cnfStyle w:val="001000000000" w:firstRow="0" w:lastRow="0" w:firstColumn="1" w:lastColumn="0" w:oddVBand="0" w:evenVBand="0" w:oddHBand="0" w:evenHBand="0" w:firstRowFirstColumn="0" w:firstRowLastColumn="0" w:lastRowFirstColumn="0" w:lastRowLastColumn="0"/>
             <w:tcW w:w="0" w:type="auto"/>
+            <w:vAlign w:val="center"/>
           </w:tcPr>
           <w:p>
             <w:pPr>
@@ -21533,10 +21471,7 @@
               </w:rPr>
             </w:pPr>
             <w:r>
-              <w:rPr>
-                <w:sz w:val="24"/>
-              </w:rPr>
-              <w:t>SRS-F-03</w:t>
+              <w:t>SRS-F-03-0</w:t>
             </w:r>
           </w:p>
         </w:tc>
@@ -21544,18 +21479,16 @@
           <w:tcPr>
             <w:tcW w:w="0" w:type="auto"/>
             <w:shd w:val="clear" w:color="auto" w:fill="B4C6E7" w:themeFill="accent1" w:themeFillTint="66"/>
-          </w:tcPr>
-          <w:p>
-            <w:pPr>
-              <w:cnfStyle w:val="000000000000" w:firstRow="0" w:lastRow="0" w:firstColumn="0" w:lastColumn="0" w:oddVBand="0" w:evenVBand="0" w:oddHBand="0" w:evenHBand="0" w:firstRowFirstColumn="0" w:firstRowLastColumn="0" w:lastRowFirstColumn="0" w:lastRowLastColumn="0"/>
-              <w:rPr>
-                <w:sz w:val="24"/>
-              </w:rPr>
-            </w:pPr>
-            <w:r>
-              <w:rPr>
-                <w:sz w:val="24"/>
-              </w:rPr>
+            <w:vAlign w:val="center"/>
+          </w:tcPr>
+          <w:p>
+            <w:pPr>
+              <w:cnfStyle w:val="000000000000" w:firstRow="0" w:lastRow="0" w:firstColumn="0" w:lastColumn="0" w:oddVBand="0" w:evenVBand="0" w:oddHBand="0" w:evenHBand="0" w:firstRowFirstColumn="0" w:firstRowLastColumn="0" w:lastRowFirstColumn="0" w:lastRowLastColumn="0"/>
+              <w:rPr>
+                <w:sz w:val="24"/>
+              </w:rPr>
+            </w:pPr>
+            <w:r>
               <w:t>获取用户信息</w:t>
             </w:r>
           </w:p>
@@ -21564,19 +21497,17 @@
           <w:tcPr>
             <w:tcW w:w="0" w:type="auto"/>
             <w:shd w:val="clear" w:color="auto" w:fill="B4C6E7" w:themeFill="accent1" w:themeFillTint="66"/>
-          </w:tcPr>
-          <w:p>
-            <w:pPr>
-              <w:cnfStyle w:val="000000000000" w:firstRow="0" w:lastRow="0" w:firstColumn="0" w:lastColumn="0" w:oddVBand="0" w:evenVBand="0" w:oddHBand="0" w:evenHBand="0" w:firstRowFirstColumn="0" w:firstRowLastColumn="0" w:lastRowFirstColumn="0" w:lastRowLastColumn="0"/>
-              <w:rPr>
-                <w:sz w:val="24"/>
-              </w:rPr>
-            </w:pPr>
-            <w:r>
-              <w:rPr>
-                <w:sz w:val="24"/>
-              </w:rPr>
-              <w:t>后端用户API</w:t>
+            <w:vAlign w:val="center"/>
+          </w:tcPr>
+          <w:p>
+            <w:pPr>
+              <w:cnfStyle w:val="000000000000" w:firstRow="0" w:lastRow="0" w:firstColumn="0" w:lastColumn="0" w:oddVBand="0" w:evenVBand="0" w:oddHBand="0" w:evenHBand="0" w:firstRowFirstColumn="0" w:firstRowLastColumn="0" w:lastRowFirstColumn="0" w:lastRowLastColumn="0"/>
+              <w:rPr>
+                <w:sz w:val="24"/>
+              </w:rPr>
+            </w:pPr>
+            <w:r>
+              <w:t>后端用户 API</w:t>
             </w:r>
           </w:p>
         </w:tc>
@@ -21584,18 +21515,16 @@
           <w:tcPr>
             <w:tcW w:w="0" w:type="auto"/>
             <w:shd w:val="clear" w:color="auto" w:fill="B4C6E7" w:themeFill="accent1" w:themeFillTint="66"/>
-          </w:tcPr>
-          <w:p>
-            <w:pPr>
-              <w:cnfStyle w:val="000000000000" w:firstRow="0" w:lastRow="0" w:firstColumn="0" w:lastColumn="0" w:oddVBand="0" w:evenVBand="0" w:oddHBand="0" w:evenHBand="0" w:firstRowFirstColumn="0" w:firstRowLastColumn="0" w:lastRowFirstColumn="0" w:lastRowLastColumn="0"/>
-              <w:rPr>
-                <w:sz w:val="24"/>
-              </w:rPr>
-            </w:pPr>
-            <w:r>
-              <w:rPr>
-                <w:sz w:val="24"/>
-              </w:rPr>
+            <w:vAlign w:val="center"/>
+          </w:tcPr>
+          <w:p>
+            <w:pPr>
+              <w:cnfStyle w:val="000000000000" w:firstRow="0" w:lastRow="0" w:firstColumn="0" w:lastColumn="0" w:oddVBand="0" w:evenVBand="0" w:oddHBand="0" w:evenHBand="0" w:firstRowFirstColumn="0" w:firstRowLastColumn="0" w:lastRowFirstColumn="0" w:lastRowLastColumn="0"/>
+              <w:rPr>
+                <w:sz w:val="24"/>
+              </w:rPr>
+            </w:pPr>
+            <w:r>
               <w:t>实现中</w:t>
             </w:r>
           </w:p>
@@ -21606,6 +21535,7 @@
           <w:tcPr>
             <w:cnfStyle w:val="001000000000" w:firstRow="0" w:lastRow="0" w:firstColumn="1" w:lastColumn="0" w:oddVBand="0" w:evenVBand="0" w:oddHBand="0" w:evenHBand="0" w:firstRowFirstColumn="0" w:firstRowLastColumn="0" w:lastRowFirstColumn="0" w:lastRowLastColumn="0"/>
             <w:tcW w:w="0" w:type="auto"/>
+            <w:vAlign w:val="center"/>
           </w:tcPr>
           <w:p>
             <w:pPr>
@@ -21616,28 +21546,23 @@
               </w:rPr>
             </w:pPr>
             <w:r>
-              <w:rPr>
-                <w:sz w:val="24"/>
-              </w:rPr>
-              <w:t>SRS-F-04</w:t>
-            </w:r>
-          </w:p>
-        </w:tc>
-        <w:tc>
-          <w:tcPr>
-            <w:tcW w:w="0" w:type="auto"/>
-          </w:tcPr>
-          <w:p>
-            <w:pPr>
-              <w:cnfStyle w:val="000000000000" w:firstRow="0" w:lastRow="0" w:firstColumn="0" w:lastColumn="0" w:oddVBand="0" w:evenVBand="0" w:oddHBand="0" w:evenHBand="0" w:firstRowFirstColumn="0" w:firstRowLastColumn="0" w:lastRowFirstColumn="0" w:lastRowLastColumn="0"/>
-              <w:rPr>
-                <w:sz w:val="24"/>
-              </w:rPr>
-            </w:pPr>
-            <w:r>
-              <w:rPr>
-                <w:sz w:val="24"/>
-              </w:rPr>
+              <w:t>SRS-F-04-0</w:t>
+            </w:r>
+          </w:p>
+        </w:tc>
+        <w:tc>
+          <w:tcPr>
+            <w:tcW w:w="0" w:type="auto"/>
+            <w:vAlign w:val="center"/>
+          </w:tcPr>
+          <w:p>
+            <w:pPr>
+              <w:cnfStyle w:val="000000000000" w:firstRow="0" w:lastRow="0" w:firstColumn="0" w:lastColumn="0" w:oddVBand="0" w:evenVBand="0" w:oddHBand="0" w:evenHBand="0" w:firstRowFirstColumn="0" w:firstRowLastColumn="0" w:lastRowFirstColumn="0" w:lastRowLastColumn="0"/>
+              <w:rPr>
+                <w:sz w:val="24"/>
+              </w:rPr>
+            </w:pPr>
+            <w:r>
               <w:t>管理员创建账户</w:t>
             </w:r>
           </w:p>
@@ -21645,37 +21570,33 @@
         <w:tc>
           <w:tcPr>
             <w:tcW w:w="0" w:type="auto"/>
-          </w:tcPr>
-          <w:p>
-            <w:pPr>
-              <w:cnfStyle w:val="000000000000" w:firstRow="0" w:lastRow="0" w:firstColumn="0" w:lastColumn="0" w:oddVBand="0" w:evenVBand="0" w:oddHBand="0" w:evenHBand="0" w:firstRowFirstColumn="0" w:firstRowLastColumn="0" w:lastRowFirstColumn="0" w:lastRowLastColumn="0"/>
-              <w:rPr>
-                <w:sz w:val="24"/>
-              </w:rPr>
-            </w:pPr>
-            <w:r>
-              <w:rPr>
-                <w:sz w:val="24"/>
-              </w:rPr>
-              <w:t>管理端 + 后端用户管理API</w:t>
-            </w:r>
-          </w:p>
-        </w:tc>
-        <w:tc>
-          <w:tcPr>
-            <w:tcW w:w="0" w:type="auto"/>
-          </w:tcPr>
-          <w:p>
-            <w:pPr>
-              <w:cnfStyle w:val="000000000000" w:firstRow="0" w:lastRow="0" w:firstColumn="0" w:lastColumn="0" w:oddVBand="0" w:evenVBand="0" w:oddHBand="0" w:evenHBand="0" w:firstRowFirstColumn="0" w:firstRowLastColumn="0" w:lastRowFirstColumn="0" w:lastRowLastColumn="0"/>
-              <w:rPr>
-                <w:sz w:val="24"/>
-              </w:rPr>
-            </w:pPr>
-            <w:r>
-              <w:rPr>
-                <w:sz w:val="24"/>
-              </w:rPr>
+            <w:vAlign w:val="center"/>
+          </w:tcPr>
+          <w:p>
+            <w:pPr>
+              <w:cnfStyle w:val="000000000000" w:firstRow="0" w:lastRow="0" w:firstColumn="0" w:lastColumn="0" w:oddVBand="0" w:evenVBand="0" w:oddHBand="0" w:evenHBand="0" w:firstRowFirstColumn="0" w:firstRowLastColumn="0" w:lastRowFirstColumn="0" w:lastRowLastColumn="0"/>
+              <w:rPr>
+                <w:sz w:val="24"/>
+              </w:rPr>
+            </w:pPr>
+            <w:r>
+              <w:t>管理端 + 后端用户管理 API</w:t>
+            </w:r>
+          </w:p>
+        </w:tc>
+        <w:tc>
+          <w:tcPr>
+            <w:tcW w:w="0" w:type="auto"/>
+            <w:vAlign w:val="center"/>
+          </w:tcPr>
+          <w:p>
+            <w:pPr>
+              <w:cnfStyle w:val="000000000000" w:firstRow="0" w:lastRow="0" w:firstColumn="0" w:lastColumn="0" w:oddVBand="0" w:evenVBand="0" w:oddHBand="0" w:evenHBand="0" w:firstRowFirstColumn="0" w:firstRowLastColumn="0" w:lastRowFirstColumn="0" w:lastRowLastColumn="0"/>
+              <w:rPr>
+                <w:sz w:val="24"/>
+              </w:rPr>
+            </w:pPr>
+            <w:r>
               <w:t>实现中</w:t>
             </w:r>
           </w:p>
@@ -21686,6 +21607,7 @@
           <w:tcPr>
             <w:cnfStyle w:val="001000000000" w:firstRow="0" w:lastRow="0" w:firstColumn="1" w:lastColumn="0" w:oddVBand="0" w:evenVBand="0" w:oddHBand="0" w:evenHBand="0" w:firstRowFirstColumn="0" w:firstRowLastColumn="0" w:lastRowFirstColumn="0" w:lastRowLastColumn="0"/>
             <w:tcW w:w="0" w:type="auto"/>
+            <w:vAlign w:val="center"/>
           </w:tcPr>
           <w:p>
             <w:pPr>
@@ -21696,10 +21618,7 @@
               </w:rPr>
             </w:pPr>
             <w:r>
-              <w:rPr>
-                <w:sz w:val="24"/>
-              </w:rPr>
-              <w:t>SRS-F-05</w:t>
+              <w:t>SRS-F-05-0</w:t>
             </w:r>
           </w:p>
         </w:tc>
@@ -21707,18 +21626,16 @@
           <w:tcPr>
             <w:tcW w:w="0" w:type="auto"/>
             <w:shd w:val="clear" w:color="auto" w:fill="B4C6E7" w:themeFill="accent1" w:themeFillTint="66"/>
-          </w:tcPr>
-          <w:p>
-            <w:pPr>
-              <w:cnfStyle w:val="000000000000" w:firstRow="0" w:lastRow="0" w:firstColumn="0" w:lastColumn="0" w:oddVBand="0" w:evenVBand="0" w:oddHBand="0" w:evenHBand="0" w:firstRowFirstColumn="0" w:firstRowLastColumn="0" w:lastRowFirstColumn="0" w:lastRowLastColumn="0"/>
-              <w:rPr>
-                <w:sz w:val="24"/>
-              </w:rPr>
-            </w:pPr>
-            <w:r>
-              <w:rPr>
-                <w:sz w:val="24"/>
-              </w:rPr>
+            <w:vAlign w:val="center"/>
+          </w:tcPr>
+          <w:p>
+            <w:pPr>
+              <w:cnfStyle w:val="000000000000" w:firstRow="0" w:lastRow="0" w:firstColumn="0" w:lastColumn="0" w:oddVBand="0" w:evenVBand="0" w:oddHBand="0" w:evenHBand="0" w:firstRowFirstColumn="0" w:firstRowLastColumn="0" w:lastRowFirstColumn="0" w:lastRowLastColumn="0"/>
+              <w:rPr>
+                <w:sz w:val="24"/>
+              </w:rPr>
+            </w:pPr>
+            <w:r>
               <w:t>智能备课生成</w:t>
             </w:r>
           </w:p>
@@ -21727,19 +21644,17 @@
           <w:tcPr>
             <w:tcW w:w="0" w:type="auto"/>
             <w:shd w:val="clear" w:color="auto" w:fill="B4C6E7" w:themeFill="accent1" w:themeFillTint="66"/>
-          </w:tcPr>
-          <w:p>
-            <w:pPr>
-              <w:cnfStyle w:val="000000000000" w:firstRow="0" w:lastRow="0" w:firstColumn="0" w:lastColumn="0" w:oddVBand="0" w:evenVBand="0" w:oddHBand="0" w:evenHBand="0" w:firstRowFirstColumn="0" w:firstRowLastColumn="0" w:lastRowFirstColumn="0" w:lastRowLastColumn="0"/>
-              <w:rPr>
-                <w:sz w:val="24"/>
-              </w:rPr>
-            </w:pPr>
-            <w:r>
-              <w:rPr>
-                <w:sz w:val="24"/>
-              </w:rPr>
-              <w:t>教师工作台 + 备课API + LLM模块</w:t>
+            <w:vAlign w:val="center"/>
+          </w:tcPr>
+          <w:p>
+            <w:pPr>
+              <w:cnfStyle w:val="000000000000" w:firstRow="0" w:lastRow="0" w:firstColumn="0" w:lastColumn="0" w:oddVBand="0" w:evenVBand="0" w:oddHBand="0" w:evenHBand="0" w:firstRowFirstColumn="0" w:firstRowLastColumn="0" w:lastRowFirstColumn="0" w:lastRowLastColumn="0"/>
+              <w:rPr>
+                <w:sz w:val="24"/>
+              </w:rPr>
+            </w:pPr>
+            <w:r>
+              <w:t>教师工作台 + 备课 API + LLM 模块</w:t>
             </w:r>
           </w:p>
         </w:tc>
@@ -21747,18 +21662,16 @@
           <w:tcPr>
             <w:tcW w:w="0" w:type="auto"/>
             <w:shd w:val="clear" w:color="auto" w:fill="B4C6E7" w:themeFill="accent1" w:themeFillTint="66"/>
-          </w:tcPr>
-          <w:p>
-            <w:pPr>
-              <w:cnfStyle w:val="000000000000" w:firstRow="0" w:lastRow="0" w:firstColumn="0" w:lastColumn="0" w:oddVBand="0" w:evenVBand="0" w:oddHBand="0" w:evenHBand="0" w:firstRowFirstColumn="0" w:firstRowLastColumn="0" w:lastRowFirstColumn="0" w:lastRowLastColumn="0"/>
-              <w:rPr>
-                <w:sz w:val="24"/>
-              </w:rPr>
-            </w:pPr>
-            <w:r>
-              <w:rPr>
-                <w:sz w:val="24"/>
-              </w:rPr>
+            <w:vAlign w:val="center"/>
+          </w:tcPr>
+          <w:p>
+            <w:pPr>
+              <w:cnfStyle w:val="000000000000" w:firstRow="0" w:lastRow="0" w:firstColumn="0" w:lastColumn="0" w:oddVBand="0" w:evenVBand="0" w:oddHBand="0" w:evenHBand="0" w:firstRowFirstColumn="0" w:firstRowLastColumn="0" w:lastRowFirstColumn="0" w:lastRowLastColumn="0"/>
+              <w:rPr>
+                <w:sz w:val="24"/>
+              </w:rPr>
+            </w:pPr>
+            <w:r>
               <w:t>实现中</w:t>
             </w:r>
           </w:p>
@@ -21769,6 +21682,7 @@
           <w:tcPr>
             <w:cnfStyle w:val="001000000000" w:firstRow="0" w:lastRow="0" w:firstColumn="1" w:lastColumn="0" w:oddVBand="0" w:evenVBand="0" w:oddHBand="0" w:evenHBand="0" w:firstRowFirstColumn="0" w:firstRowLastColumn="0" w:lastRowFirstColumn="0" w:lastRowLastColumn="0"/>
             <w:tcW w:w="0" w:type="auto"/>
+            <w:vAlign w:val="center"/>
           </w:tcPr>
           <w:p>
             <w:pPr>
@@ -21779,28 +21693,23 @@
               </w:rPr>
             </w:pPr>
             <w:r>
-              <w:rPr>
-                <w:sz w:val="24"/>
-              </w:rPr>
-              <w:t>SRS-F-06</w:t>
-            </w:r>
-          </w:p>
-        </w:tc>
-        <w:tc>
-          <w:tcPr>
-            <w:tcW w:w="0" w:type="auto"/>
-          </w:tcPr>
-          <w:p>
-            <w:pPr>
-              <w:cnfStyle w:val="000000000000" w:firstRow="0" w:lastRow="0" w:firstColumn="0" w:lastColumn="0" w:oddVBand="0" w:evenVBand="0" w:oddHBand="0" w:evenHBand="0" w:firstRowFirstColumn="0" w:firstRowLastColumn="0" w:lastRowFirstColumn="0" w:lastRowLastColumn="0"/>
-              <w:rPr>
-                <w:sz w:val="24"/>
-              </w:rPr>
-            </w:pPr>
-            <w:r>
-              <w:rPr>
-                <w:sz w:val="24"/>
-              </w:rPr>
+              <w:t>SRS-F-06-0</w:t>
+            </w:r>
+          </w:p>
+        </w:tc>
+        <w:tc>
+          <w:tcPr>
+            <w:tcW w:w="0" w:type="auto"/>
+            <w:vAlign w:val="center"/>
+          </w:tcPr>
+          <w:p>
+            <w:pPr>
+              <w:cnfStyle w:val="000000000000" w:firstRow="0" w:lastRow="0" w:firstColumn="0" w:lastColumn="0" w:oddVBand="0" w:evenVBand="0" w:oddHBand="0" w:evenHBand="0" w:firstRowFirstColumn="0" w:firstRowLastColumn="0" w:lastRowFirstColumn="0" w:lastRowLastColumn="0"/>
+              <w:rPr>
+                <w:sz w:val="24"/>
+              </w:rPr>
+            </w:pPr>
+            <w:r>
               <w:t>智能考核生成</w:t>
             </w:r>
           </w:p>
@@ -21808,37 +21717,33 @@
         <w:tc>
           <w:tcPr>
             <w:tcW w:w="0" w:type="auto"/>
-          </w:tcPr>
-          <w:p>
-            <w:pPr>
-              <w:cnfStyle w:val="000000000000" w:firstRow="0" w:lastRow="0" w:firstColumn="0" w:lastColumn="0" w:oddVBand="0" w:evenVBand="0" w:oddHBand="0" w:evenHBand="0" w:firstRowFirstColumn="0" w:firstRowLastColumn="0" w:lastRowFirstColumn="0" w:lastRowLastColumn="0"/>
-              <w:rPr>
-                <w:sz w:val="24"/>
-              </w:rPr>
-            </w:pPr>
-            <w:r>
-              <w:rPr>
-                <w:sz w:val="24"/>
-              </w:rPr>
-              <w:t>教师工作台 + 考核API + LLM模块</w:t>
-            </w:r>
-          </w:p>
-        </w:tc>
-        <w:tc>
-          <w:tcPr>
-            <w:tcW w:w="0" w:type="auto"/>
-          </w:tcPr>
-          <w:p>
-            <w:pPr>
-              <w:cnfStyle w:val="000000000000" w:firstRow="0" w:lastRow="0" w:firstColumn="0" w:lastColumn="0" w:oddVBand="0" w:evenVBand="0" w:oddHBand="0" w:evenHBand="0" w:firstRowFirstColumn="0" w:firstRowLastColumn="0" w:lastRowFirstColumn="0" w:lastRowLastColumn="0"/>
-              <w:rPr>
-                <w:sz w:val="24"/>
-              </w:rPr>
-            </w:pPr>
-            <w:r>
-              <w:rPr>
-                <w:sz w:val="24"/>
-              </w:rPr>
+            <w:vAlign w:val="center"/>
+          </w:tcPr>
+          <w:p>
+            <w:pPr>
+              <w:cnfStyle w:val="000000000000" w:firstRow="0" w:lastRow="0" w:firstColumn="0" w:lastColumn="0" w:oddVBand="0" w:evenVBand="0" w:oddHBand="0" w:evenHBand="0" w:firstRowFirstColumn="0" w:firstRowLastColumn="0" w:lastRowFirstColumn="0" w:lastRowLastColumn="0"/>
+              <w:rPr>
+                <w:sz w:val="24"/>
+              </w:rPr>
+            </w:pPr>
+            <w:r>
+              <w:t>教师工作台 + 考核 API + LLM 模块</w:t>
+            </w:r>
+          </w:p>
+        </w:tc>
+        <w:tc>
+          <w:tcPr>
+            <w:tcW w:w="0" w:type="auto"/>
+            <w:vAlign w:val="center"/>
+          </w:tcPr>
+          <w:p>
+            <w:pPr>
+              <w:cnfStyle w:val="000000000000" w:firstRow="0" w:lastRow="0" w:firstColumn="0" w:lastColumn="0" w:oddVBand="0" w:evenVBand="0" w:oddHBand="0" w:evenHBand="0" w:firstRowFirstColumn="0" w:firstRowLastColumn="0" w:lastRowFirstColumn="0" w:lastRowLastColumn="0"/>
+              <w:rPr>
+                <w:sz w:val="24"/>
+              </w:rPr>
+            </w:pPr>
+            <w:r>
               <w:t>实现中</w:t>
             </w:r>
           </w:p>
@@ -21849,6 +21754,7 @@
           <w:tcPr>
             <w:cnfStyle w:val="001000000000" w:firstRow="0" w:lastRow="0" w:firstColumn="1" w:lastColumn="0" w:oddVBand="0" w:evenVBand="0" w:oddHBand="0" w:evenHBand="0" w:firstRowFirstColumn="0" w:firstRowLastColumn="0" w:lastRowFirstColumn="0" w:lastRowLastColumn="0"/>
             <w:tcW w:w="0" w:type="auto"/>
+            <w:vAlign w:val="center"/>
           </w:tcPr>
           <w:p>
             <w:pPr>
@@ -21859,10 +21765,7 @@
               </w:rPr>
             </w:pPr>
             <w:r>
-              <w:rPr>
-                <w:sz w:val="24"/>
-              </w:rPr>
-              <w:t>SRS-F-07</w:t>
+              <w:t>SRS-F-07-0</w:t>
             </w:r>
           </w:p>
         </w:tc>
@@ -21870,18 +21773,16 @@
           <w:tcPr>
             <w:tcW w:w="0" w:type="auto"/>
             <w:shd w:val="clear" w:color="auto" w:fill="B4C6E7" w:themeFill="accent1" w:themeFillTint="66"/>
-          </w:tcPr>
-          <w:p>
-            <w:pPr>
-              <w:cnfStyle w:val="000000000000" w:firstRow="0" w:lastRow="0" w:firstColumn="0" w:lastColumn="0" w:oddVBand="0" w:evenVBand="0" w:oddHBand="0" w:evenHBand="0" w:firstRowFirstColumn="0" w:firstRowLastColumn="0" w:lastRowFirstColumn="0" w:lastRowLastColumn="0"/>
-              <w:rPr>
-                <w:sz w:val="24"/>
-              </w:rPr>
-            </w:pPr>
-            <w:r>
-              <w:rPr>
-                <w:sz w:val="24"/>
-              </w:rPr>
+            <w:vAlign w:val="center"/>
+          </w:tcPr>
+          <w:p>
+            <w:pPr>
+              <w:cnfStyle w:val="000000000000" w:firstRow="0" w:lastRow="0" w:firstColumn="0" w:lastColumn="0" w:oddVBand="0" w:evenVBand="0" w:oddHBand="0" w:evenHBand="0" w:firstRowFirstColumn="0" w:firstRowLastColumn="0" w:lastRowFirstColumn="0" w:lastRowLastColumn="0"/>
+              <w:rPr>
+                <w:sz w:val="24"/>
+              </w:rPr>
+            </w:pPr>
+            <w:r>
               <w:t>智能批改</w:t>
             </w:r>
           </w:p>
@@ -21890,19 +21791,17 @@
           <w:tcPr>
             <w:tcW w:w="0" w:type="auto"/>
             <w:shd w:val="clear" w:color="auto" w:fill="B4C6E7" w:themeFill="accent1" w:themeFillTint="66"/>
-          </w:tcPr>
-          <w:p>
-            <w:pPr>
-              <w:cnfStyle w:val="000000000000" w:firstRow="0" w:lastRow="0" w:firstColumn="0" w:lastColumn="0" w:oddVBand="0" w:evenVBand="0" w:oddHBand="0" w:evenHBand="0" w:firstRowFirstColumn="0" w:firstRowLastColumn="0" w:lastRowFirstColumn="0" w:lastRowLastColumn="0"/>
-              <w:rPr>
-                <w:sz w:val="24"/>
-              </w:rPr>
-            </w:pPr>
-            <w:r>
-              <w:rPr>
-                <w:sz w:val="24"/>
-              </w:rPr>
-              <w:t>教师工作台 + 批改API + LLM模块</w:t>
+            <w:vAlign w:val="center"/>
+          </w:tcPr>
+          <w:p>
+            <w:pPr>
+              <w:cnfStyle w:val="000000000000" w:firstRow="0" w:lastRow="0" w:firstColumn="0" w:lastColumn="0" w:oddVBand="0" w:evenVBand="0" w:oddHBand="0" w:evenHBand="0" w:firstRowFirstColumn="0" w:firstRowLastColumn="0" w:lastRowFirstColumn="0" w:lastRowLastColumn="0"/>
+              <w:rPr>
+                <w:sz w:val="24"/>
+              </w:rPr>
+            </w:pPr>
+            <w:r>
+              <w:t>教师工作台 + 批改 API + LLM 模块</w:t>
             </w:r>
           </w:p>
         </w:tc>
@@ -21910,18 +21809,16 @@
           <w:tcPr>
             <w:tcW w:w="0" w:type="auto"/>
             <w:shd w:val="clear" w:color="auto" w:fill="B4C6E7" w:themeFill="accent1" w:themeFillTint="66"/>
-          </w:tcPr>
-          <w:p>
-            <w:pPr>
-              <w:cnfStyle w:val="000000000000" w:firstRow="0" w:lastRow="0" w:firstColumn="0" w:lastColumn="0" w:oddVBand="0" w:evenVBand="0" w:oddHBand="0" w:evenHBand="0" w:firstRowFirstColumn="0" w:firstRowLastColumn="0" w:lastRowFirstColumn="0" w:lastRowLastColumn="0"/>
-              <w:rPr>
-                <w:sz w:val="24"/>
-              </w:rPr>
-            </w:pPr>
-            <w:r>
-              <w:rPr>
-                <w:sz w:val="24"/>
-              </w:rPr>
+            <w:vAlign w:val="center"/>
+          </w:tcPr>
+          <w:p>
+            <w:pPr>
+              <w:cnfStyle w:val="000000000000" w:firstRow="0" w:lastRow="0" w:firstColumn="0" w:lastColumn="0" w:oddVBand="0" w:evenVBand="0" w:oddHBand="0" w:evenHBand="0" w:firstRowFirstColumn="0" w:firstRowLastColumn="0" w:lastRowFirstColumn="0" w:lastRowLastColumn="0"/>
+              <w:rPr>
+                <w:sz w:val="24"/>
+              </w:rPr>
+            </w:pPr>
+            <w:r>
               <w:t>实现中</w:t>
             </w:r>
           </w:p>
@@ -21932,6 +21829,7 @@
           <w:tcPr>
             <w:cnfStyle w:val="001000000000" w:firstRow="0" w:lastRow="0" w:firstColumn="1" w:lastColumn="0" w:oddVBand="0" w:evenVBand="0" w:oddHBand="0" w:evenHBand="0" w:firstRowFirstColumn="0" w:firstRowLastColumn="0" w:lastRowFirstColumn="0" w:lastRowLastColumn="0"/>
             <w:tcW w:w="0" w:type="auto"/>
+            <w:vAlign w:val="center"/>
           </w:tcPr>
           <w:p>
             <w:pPr>
@@ -21942,28 +21840,23 @@
               </w:rPr>
             </w:pPr>
             <w:r>
-              <w:rPr>
-                <w:sz w:val="24"/>
-              </w:rPr>
-              <w:t>SRS-F-08</w:t>
-            </w:r>
-          </w:p>
-        </w:tc>
-        <w:tc>
-          <w:tcPr>
-            <w:tcW w:w="0" w:type="auto"/>
-          </w:tcPr>
-          <w:p>
-            <w:pPr>
-              <w:cnfStyle w:val="000000000000" w:firstRow="0" w:lastRow="0" w:firstColumn="0" w:lastColumn="0" w:oddVBand="0" w:evenVBand="0" w:oddHBand="0" w:evenHBand="0" w:firstRowFirstColumn="0" w:firstRowLastColumn="0" w:lastRowFirstColumn="0" w:lastRowLastColumn="0"/>
-              <w:rPr>
-                <w:sz w:val="24"/>
-              </w:rPr>
-            </w:pPr>
-            <w:r>
-              <w:rPr>
-                <w:sz w:val="24"/>
-              </w:rPr>
+              <w:t>SRS-F-08-0</w:t>
+            </w:r>
+          </w:p>
+        </w:tc>
+        <w:tc>
+          <w:tcPr>
+            <w:tcW w:w="0" w:type="auto"/>
+            <w:vAlign w:val="center"/>
+          </w:tcPr>
+          <w:p>
+            <w:pPr>
+              <w:cnfStyle w:val="000000000000" w:firstRow="0" w:lastRow="0" w:firstColumn="0" w:lastColumn="0" w:oddVBand="0" w:evenVBand="0" w:oddHBand="0" w:evenHBand="0" w:firstRowFirstColumn="0" w:firstRowLastColumn="0" w:lastRowFirstColumn="0" w:lastRowLastColumn="0"/>
+              <w:rPr>
+                <w:sz w:val="24"/>
+              </w:rPr>
+            </w:pPr>
+            <w:r>
               <w:t>学情数据分析</w:t>
             </w:r>
           </w:p>
@@ -21971,37 +21864,33 @@
         <w:tc>
           <w:tcPr>
             <w:tcW w:w="0" w:type="auto"/>
-          </w:tcPr>
-          <w:p>
-            <w:pPr>
-              <w:cnfStyle w:val="000000000000" w:firstRow="0" w:lastRow="0" w:firstColumn="0" w:lastColumn="0" w:oddVBand="0" w:evenVBand="0" w:oddHBand="0" w:evenHBand="0" w:firstRowFirstColumn="0" w:firstRowLastColumn="0" w:lastRowFirstColumn="0" w:lastRowLastColumn="0"/>
-              <w:rPr>
-                <w:sz w:val="24"/>
-              </w:rPr>
-            </w:pPr>
-            <w:r>
-              <w:rPr>
-                <w:sz w:val="24"/>
-              </w:rPr>
-              <w:t>教师工作台 + 学情API + 数据库聚合</w:t>
-            </w:r>
-          </w:p>
-        </w:tc>
-        <w:tc>
-          <w:tcPr>
-            <w:tcW w:w="0" w:type="auto"/>
-          </w:tcPr>
-          <w:p>
-            <w:pPr>
-              <w:cnfStyle w:val="000000000000" w:firstRow="0" w:lastRow="0" w:firstColumn="0" w:lastColumn="0" w:oddVBand="0" w:evenVBand="0" w:oddHBand="0" w:evenHBand="0" w:firstRowFirstColumn="0" w:firstRowLastColumn="0" w:lastRowFirstColumn="0" w:lastRowLastColumn="0"/>
-              <w:rPr>
-                <w:sz w:val="24"/>
-              </w:rPr>
-            </w:pPr>
-            <w:r>
-              <w:rPr>
-                <w:sz w:val="24"/>
-              </w:rPr>
+            <w:vAlign w:val="center"/>
+          </w:tcPr>
+          <w:p>
+            <w:pPr>
+              <w:cnfStyle w:val="000000000000" w:firstRow="0" w:lastRow="0" w:firstColumn="0" w:lastColumn="0" w:oddVBand="0" w:evenVBand="0" w:oddHBand="0" w:evenHBand="0" w:firstRowFirstColumn="0" w:firstRowLastColumn="0" w:lastRowFirstColumn="0" w:lastRowLastColumn="0"/>
+              <w:rPr>
+                <w:sz w:val="24"/>
+              </w:rPr>
+            </w:pPr>
+            <w:r>
+              <w:t>教师工作台 + 学情 API + 数据库聚合</w:t>
+            </w:r>
+          </w:p>
+        </w:tc>
+        <w:tc>
+          <w:tcPr>
+            <w:tcW w:w="0" w:type="auto"/>
+            <w:vAlign w:val="center"/>
+          </w:tcPr>
+          <w:p>
+            <w:pPr>
+              <w:cnfStyle w:val="000000000000" w:firstRow="0" w:lastRow="0" w:firstColumn="0" w:lastColumn="0" w:oddVBand="0" w:evenVBand="0" w:oddHBand="0" w:evenHBand="0" w:firstRowFirstColumn="0" w:firstRowLastColumn="0" w:lastRowFirstColumn="0" w:lastRowLastColumn="0"/>
+              <w:rPr>
+                <w:sz w:val="24"/>
+              </w:rPr>
+            </w:pPr>
+            <w:r>
               <w:t>实现中</w:t>
             </w:r>
           </w:p>
@@ -22012,6 +21901,7 @@
           <w:tcPr>
             <w:cnfStyle w:val="001000000000" w:firstRow="0" w:lastRow="0" w:firstColumn="1" w:lastColumn="0" w:oddVBand="0" w:evenVBand="0" w:oddHBand="0" w:evenHBand="0" w:firstRowFirstColumn="0" w:firstRowLastColumn="0" w:lastRowFirstColumn="0" w:lastRowLastColumn="0"/>
             <w:tcW w:w="0" w:type="auto"/>
+            <w:vAlign w:val="center"/>
           </w:tcPr>
           <w:p>
             <w:pPr>
@@ -22022,10 +21912,7 @@
               </w:rPr>
             </w:pPr>
             <w:r>
-              <w:rPr>
-                <w:sz w:val="24"/>
-              </w:rPr>
-              <w:t>SRS-F-09</w:t>
+              <w:t>SRS-F-09-0</w:t>
             </w:r>
           </w:p>
         </w:tc>
@@ -22033,18 +21920,16 @@
           <w:tcPr>
             <w:tcW w:w="0" w:type="auto"/>
             <w:shd w:val="clear" w:color="auto" w:fill="B4C6E7" w:themeFill="accent1" w:themeFillTint="66"/>
-          </w:tcPr>
-          <w:p>
-            <w:pPr>
-              <w:cnfStyle w:val="000000000000" w:firstRow="0" w:lastRow="0" w:firstColumn="0" w:lastColumn="0" w:oddVBand="0" w:evenVBand="0" w:oddHBand="0" w:evenHBand="0" w:firstRowFirstColumn="0" w:firstRowLastColumn="0" w:lastRowFirstColumn="0" w:lastRowLastColumn="0"/>
-              <w:rPr>
-                <w:sz w:val="24"/>
-              </w:rPr>
-            </w:pPr>
-            <w:r>
-              <w:rPr>
-                <w:sz w:val="24"/>
-              </w:rPr>
+            <w:vAlign w:val="center"/>
+          </w:tcPr>
+          <w:p>
+            <w:pPr>
+              <w:cnfStyle w:val="000000000000" w:firstRow="0" w:lastRow="0" w:firstColumn="0" w:lastColumn="0" w:oddVBand="0" w:evenVBand="0" w:oddHBand="0" w:evenHBand="0" w:firstRowFirstColumn="0" w:firstRowLastColumn="0" w:lastRowFirstColumn="0" w:lastRowLastColumn="0"/>
+              <w:rPr>
+                <w:sz w:val="24"/>
+              </w:rPr>
+            </w:pPr>
+            <w:r>
               <w:t>在线学习助手</w:t>
             </w:r>
           </w:p>
@@ -22053,19 +21938,17 @@
           <w:tcPr>
             <w:tcW w:w="0" w:type="auto"/>
             <w:shd w:val="clear" w:color="auto" w:fill="B4C6E7" w:themeFill="accent1" w:themeFillTint="66"/>
-          </w:tcPr>
-          <w:p>
-            <w:pPr>
-              <w:cnfStyle w:val="000000000000" w:firstRow="0" w:lastRow="0" w:firstColumn="0" w:lastColumn="0" w:oddVBand="0" w:evenVBand="0" w:oddHBand="0" w:evenHBand="0" w:firstRowFirstColumn="0" w:firstRowLastColumn="0" w:lastRowFirstColumn="0" w:lastRowLastColumn="0"/>
-              <w:rPr>
-                <w:sz w:val="24"/>
-              </w:rPr>
-            </w:pPr>
-            <w:r>
-              <w:rPr>
-                <w:sz w:val="24"/>
-              </w:rPr>
-              <w:t>学生学习页 + 问答API + RAG管道</w:t>
+            <w:vAlign w:val="center"/>
+          </w:tcPr>
+          <w:p>
+            <w:pPr>
+              <w:cnfStyle w:val="000000000000" w:firstRow="0" w:lastRow="0" w:firstColumn="0" w:lastColumn="0" w:oddVBand="0" w:evenVBand="0" w:oddHBand="0" w:evenHBand="0" w:firstRowFirstColumn="0" w:firstRowLastColumn="0" w:lastRowFirstColumn="0" w:lastRowLastColumn="0"/>
+              <w:rPr>
+                <w:sz w:val="24"/>
+              </w:rPr>
+            </w:pPr>
+            <w:r>
+              <w:t>学生学习页 + 问答 API + RAG 管道</w:t>
             </w:r>
           </w:p>
         </w:tc>
@@ -22073,18 +21956,16 @@
           <w:tcPr>
             <w:tcW w:w="0" w:type="auto"/>
             <w:shd w:val="clear" w:color="auto" w:fill="B4C6E7" w:themeFill="accent1" w:themeFillTint="66"/>
-          </w:tcPr>
-          <w:p>
-            <w:pPr>
-              <w:cnfStyle w:val="000000000000" w:firstRow="0" w:lastRow="0" w:firstColumn="0" w:lastColumn="0" w:oddVBand="0" w:evenVBand="0" w:oddHBand="0" w:evenHBand="0" w:firstRowFirstColumn="0" w:firstRowLastColumn="0" w:lastRowFirstColumn="0" w:lastRowLastColumn="0"/>
-              <w:rPr>
-                <w:sz w:val="24"/>
-              </w:rPr>
-            </w:pPr>
-            <w:r>
-              <w:rPr>
-                <w:sz w:val="24"/>
-              </w:rPr>
+            <w:vAlign w:val="center"/>
+          </w:tcPr>
+          <w:p>
+            <w:pPr>
+              <w:cnfStyle w:val="000000000000" w:firstRow="0" w:lastRow="0" w:firstColumn="0" w:lastColumn="0" w:oddVBand="0" w:evenVBand="0" w:oddHBand="0" w:evenHBand="0" w:firstRowFirstColumn="0" w:firstRowLastColumn="0" w:lastRowFirstColumn="0" w:lastRowLastColumn="0"/>
+              <w:rPr>
+                <w:sz w:val="24"/>
+              </w:rPr>
+            </w:pPr>
+            <w:r>
               <w:t>实现中</w:t>
             </w:r>
           </w:p>
@@ -22095,6 +21976,7 @@
           <w:tcPr>
             <w:cnfStyle w:val="001000000000" w:firstRow="0" w:lastRow="0" w:firstColumn="1" w:lastColumn="0" w:oddVBand="0" w:evenVBand="0" w:oddHBand="0" w:evenHBand="0" w:firstRowFirstColumn="0" w:firstRowLastColumn="0" w:lastRowFirstColumn="0" w:lastRowLastColumn="0"/>
             <w:tcW w:w="0" w:type="auto"/>
+            <w:vAlign w:val="center"/>
           </w:tcPr>
           <w:p>
             <w:pPr>
@@ -22105,28 +21987,23 @@
               </w:rPr>
             </w:pPr>
             <w:r>
-              <w:rPr>
-                <w:sz w:val="24"/>
-              </w:rPr>
-              <w:t>SRS-F-10</w:t>
-            </w:r>
-          </w:p>
-        </w:tc>
-        <w:tc>
-          <w:tcPr>
-            <w:tcW w:w="0" w:type="auto"/>
-          </w:tcPr>
-          <w:p>
-            <w:pPr>
-              <w:cnfStyle w:val="000000000000" w:firstRow="0" w:lastRow="0" w:firstColumn="0" w:lastColumn="0" w:oddVBand="0" w:evenVBand="0" w:oddHBand="0" w:evenHBand="0" w:firstRowFirstColumn="0" w:firstRowLastColumn="0" w:lastRowFirstColumn="0" w:lastRowLastColumn="0"/>
-              <w:rPr>
-                <w:sz w:val="24"/>
-              </w:rPr>
-            </w:pPr>
-            <w:r>
-              <w:rPr>
-                <w:sz w:val="24"/>
-              </w:rPr>
+              <w:t>SRS-F-10-0</w:t>
+            </w:r>
+          </w:p>
+        </w:tc>
+        <w:tc>
+          <w:tcPr>
+            <w:tcW w:w="0" w:type="auto"/>
+            <w:vAlign w:val="center"/>
+          </w:tcPr>
+          <w:p>
+            <w:pPr>
+              <w:cnfStyle w:val="000000000000" w:firstRow="0" w:lastRow="0" w:firstColumn="0" w:lastColumn="0" w:oddVBand="0" w:evenVBand="0" w:oddHBand="0" w:evenHBand="0" w:firstRowFirstColumn="0" w:firstRowLastColumn="0" w:lastRowFirstColumn="0" w:lastRowLastColumn="0"/>
+              <w:rPr>
+                <w:sz w:val="24"/>
+              </w:rPr>
+            </w:pPr>
+            <w:r>
               <w:t>练习生成</w:t>
             </w:r>
           </w:p>
@@ -22134,37 +22011,33 @@
         <w:tc>
           <w:tcPr>
             <w:tcW w:w="0" w:type="auto"/>
-          </w:tcPr>
-          <w:p>
-            <w:pPr>
-              <w:cnfStyle w:val="000000000000" w:firstRow="0" w:lastRow="0" w:firstColumn="0" w:lastColumn="0" w:oddVBand="0" w:evenVBand="0" w:oddHBand="0" w:evenHBand="0" w:firstRowFirstColumn="0" w:firstRowLastColumn="0" w:lastRowFirstColumn="0" w:lastRowLastColumn="0"/>
-              <w:rPr>
-                <w:sz w:val="24"/>
-              </w:rPr>
-            </w:pPr>
-            <w:r>
-              <w:rPr>
-                <w:sz w:val="24"/>
-              </w:rPr>
-              <w:t>学生学习页 + 练习API + LLM模块</w:t>
-            </w:r>
-          </w:p>
-        </w:tc>
-        <w:tc>
-          <w:tcPr>
-            <w:tcW w:w="0" w:type="auto"/>
-          </w:tcPr>
-          <w:p>
-            <w:pPr>
-              <w:cnfStyle w:val="000000000000" w:firstRow="0" w:lastRow="0" w:firstColumn="0" w:lastColumn="0" w:oddVBand="0" w:evenVBand="0" w:oddHBand="0" w:evenHBand="0" w:firstRowFirstColumn="0" w:firstRowLastColumn="0" w:lastRowFirstColumn="0" w:lastRowLastColumn="0"/>
-              <w:rPr>
-                <w:sz w:val="24"/>
-              </w:rPr>
-            </w:pPr>
-            <w:r>
-              <w:rPr>
-                <w:sz w:val="24"/>
-              </w:rPr>
+            <w:vAlign w:val="center"/>
+          </w:tcPr>
+          <w:p>
+            <w:pPr>
+              <w:cnfStyle w:val="000000000000" w:firstRow="0" w:lastRow="0" w:firstColumn="0" w:lastColumn="0" w:oddVBand="0" w:evenVBand="0" w:oddHBand="0" w:evenHBand="0" w:firstRowFirstColumn="0" w:firstRowLastColumn="0" w:lastRowFirstColumn="0" w:lastRowLastColumn="0"/>
+              <w:rPr>
+                <w:sz w:val="24"/>
+              </w:rPr>
+            </w:pPr>
+            <w:r>
+              <w:t>学生学习页 + 练习 API + LLM 模块</w:t>
+            </w:r>
+          </w:p>
+        </w:tc>
+        <w:tc>
+          <w:tcPr>
+            <w:tcW w:w="0" w:type="auto"/>
+            <w:vAlign w:val="center"/>
+          </w:tcPr>
+          <w:p>
+            <w:pPr>
+              <w:cnfStyle w:val="000000000000" w:firstRow="0" w:lastRow="0" w:firstColumn="0" w:lastColumn="0" w:oddVBand="0" w:evenVBand="0" w:oddHBand="0" w:evenHBand="0" w:firstRowFirstColumn="0" w:firstRowLastColumn="0" w:lastRowFirstColumn="0" w:lastRowLastColumn="0"/>
+              <w:rPr>
+                <w:sz w:val="24"/>
+              </w:rPr>
+            </w:pPr>
+            <w:r>
               <w:t>实现中</w:t>
             </w:r>
           </w:p>
@@ -22175,6 +22048,7 @@
           <w:tcPr>
             <w:cnfStyle w:val="001000000000" w:firstRow="0" w:lastRow="0" w:firstColumn="1" w:lastColumn="0" w:oddVBand="0" w:evenVBand="0" w:oddHBand="0" w:evenHBand="0" w:firstRowFirstColumn="0" w:firstRowLastColumn="0" w:lastRowFirstColumn="0" w:lastRowLastColumn="0"/>
             <w:tcW w:w="0" w:type="auto"/>
+            <w:vAlign w:val="center"/>
           </w:tcPr>
           <w:p>
             <w:pPr>
@@ -22185,10 +22059,7 @@
               </w:rPr>
             </w:pPr>
             <w:r>
-              <w:rPr>
-                <w:sz w:val="24"/>
-              </w:rPr>
-              <w:t>SRS-F-11</w:t>
+              <w:t>SRS-F-11-0</w:t>
             </w:r>
           </w:p>
         </w:tc>
@@ -22196,18 +22067,16 @@
           <w:tcPr>
             <w:tcW w:w="0" w:type="auto"/>
             <w:shd w:val="clear" w:color="auto" w:fill="B4C6E7" w:themeFill="accent1" w:themeFillTint="66"/>
-          </w:tcPr>
-          <w:p>
-            <w:pPr>
-              <w:cnfStyle w:val="000000000000" w:firstRow="0" w:lastRow="0" w:firstColumn="0" w:lastColumn="0" w:oddVBand="0" w:evenVBand="0" w:oddHBand="0" w:evenHBand="0" w:firstRowFirstColumn="0" w:firstRowLastColumn="0" w:lastRowFirstColumn="0" w:lastRowLastColumn="0"/>
-              <w:rPr>
-                <w:sz w:val="24"/>
-              </w:rPr>
-            </w:pPr>
-            <w:r>
-              <w:rPr>
-                <w:sz w:val="24"/>
-              </w:rPr>
+            <w:vAlign w:val="center"/>
+          </w:tcPr>
+          <w:p>
+            <w:pPr>
+              <w:cnfStyle w:val="000000000000" w:firstRow="0" w:lastRow="0" w:firstColumn="0" w:lastColumn="0" w:oddVBand="0" w:evenVBand="0" w:oddHBand="0" w:evenHBand="0" w:firstRowFirstColumn="0" w:firstRowLastColumn="0" w:lastRowFirstColumn="0" w:lastRowLastColumn="0"/>
+              <w:rPr>
+                <w:sz w:val="24"/>
+              </w:rPr>
+            </w:pPr>
+            <w:r>
               <w:t>练习纠错</w:t>
             </w:r>
           </w:p>
@@ -22216,19 +22085,17 @@
           <w:tcPr>
             <w:tcW w:w="0" w:type="auto"/>
             <w:shd w:val="clear" w:color="auto" w:fill="B4C6E7" w:themeFill="accent1" w:themeFillTint="66"/>
-          </w:tcPr>
-          <w:p>
-            <w:pPr>
-              <w:cnfStyle w:val="000000000000" w:firstRow="0" w:lastRow="0" w:firstColumn="0" w:lastColumn="0" w:oddVBand="0" w:evenVBand="0" w:oddHBand="0" w:evenHBand="0" w:firstRowFirstColumn="0" w:firstRowLastColumn="0" w:lastRowFirstColumn="0" w:lastRowLastColumn="0"/>
-              <w:rPr>
-                <w:sz w:val="24"/>
-              </w:rPr>
-            </w:pPr>
-            <w:r>
-              <w:rPr>
-                <w:sz w:val="24"/>
-              </w:rPr>
-              <w:t>学生学习页 + 纠错API + LLM模块</w:t>
+            <w:vAlign w:val="center"/>
+          </w:tcPr>
+          <w:p>
+            <w:pPr>
+              <w:cnfStyle w:val="000000000000" w:firstRow="0" w:lastRow="0" w:firstColumn="0" w:lastColumn="0" w:oddVBand="0" w:evenVBand="0" w:oddHBand="0" w:evenHBand="0" w:firstRowFirstColumn="0" w:firstRowLastColumn="0" w:lastRowFirstColumn="0" w:lastRowLastColumn="0"/>
+              <w:rPr>
+                <w:sz w:val="24"/>
+              </w:rPr>
+            </w:pPr>
+            <w:r>
+              <w:t>学生学习页 + 纠错 API + LLM 模块</w:t>
             </w:r>
           </w:p>
         </w:tc>
@@ -22236,18 +22103,16 @@
           <w:tcPr>
             <w:tcW w:w="0" w:type="auto"/>
             <w:shd w:val="clear" w:color="auto" w:fill="B4C6E7" w:themeFill="accent1" w:themeFillTint="66"/>
-          </w:tcPr>
-          <w:p>
-            <w:pPr>
-              <w:cnfStyle w:val="000000000000" w:firstRow="0" w:lastRow="0" w:firstColumn="0" w:lastColumn="0" w:oddVBand="0" w:evenVBand="0" w:oddHBand="0" w:evenHBand="0" w:firstRowFirstColumn="0" w:firstRowLastColumn="0" w:lastRowFirstColumn="0" w:lastRowLastColumn="0"/>
-              <w:rPr>
-                <w:sz w:val="24"/>
-              </w:rPr>
-            </w:pPr>
-            <w:r>
-              <w:rPr>
-                <w:sz w:val="24"/>
-              </w:rPr>
+            <w:vAlign w:val="center"/>
+          </w:tcPr>
+          <w:p>
+            <w:pPr>
+              <w:cnfStyle w:val="000000000000" w:firstRow="0" w:lastRow="0" w:firstColumn="0" w:lastColumn="0" w:oddVBand="0" w:evenVBand="0" w:oddHBand="0" w:evenHBand="0" w:firstRowFirstColumn="0" w:firstRowLastColumn="0" w:lastRowFirstColumn="0" w:lastRowLastColumn="0"/>
+              <w:rPr>
+                <w:sz w:val="24"/>
+              </w:rPr>
+            </w:pPr>
+            <w:r>
               <w:t>实现中</w:t>
             </w:r>
           </w:p>
@@ -22258,6 +22123,7 @@
           <w:tcPr>
             <w:cnfStyle w:val="001000000000" w:firstRow="0" w:lastRow="0" w:firstColumn="1" w:lastColumn="0" w:oddVBand="0" w:evenVBand="0" w:oddHBand="0" w:evenHBand="0" w:firstRowFirstColumn="0" w:firstRowLastColumn="0" w:lastRowFirstColumn="0" w:lastRowLastColumn="0"/>
             <w:tcW w:w="0" w:type="auto"/>
+            <w:vAlign w:val="center"/>
           </w:tcPr>
           <w:p>
             <w:pPr>
@@ -22268,28 +22134,23 @@
               </w:rPr>
             </w:pPr>
             <w:r>
-              <w:rPr>
-                <w:sz w:val="24"/>
-              </w:rPr>
-              <w:t>SRS-F-12</w:t>
-            </w:r>
-          </w:p>
-        </w:tc>
-        <w:tc>
-          <w:tcPr>
-            <w:tcW w:w="0" w:type="auto"/>
-          </w:tcPr>
-          <w:p>
-            <w:pPr>
-              <w:cnfStyle w:val="000000000000" w:firstRow="0" w:lastRow="0" w:firstColumn="0" w:lastColumn="0" w:oddVBand="0" w:evenVBand="0" w:oddHBand="0" w:evenHBand="0" w:firstRowFirstColumn="0" w:firstRowLastColumn="0" w:lastRowFirstColumn="0" w:lastRowLastColumn="0"/>
-              <w:rPr>
-                <w:sz w:val="24"/>
-              </w:rPr>
-            </w:pPr>
-            <w:r>
-              <w:rPr>
-                <w:sz w:val="24"/>
-              </w:rPr>
+              <w:t>SRS-F-12-0</w:t>
+            </w:r>
+          </w:p>
+        </w:tc>
+        <w:tc>
+          <w:tcPr>
+            <w:tcW w:w="0" w:type="auto"/>
+            <w:vAlign w:val="center"/>
+          </w:tcPr>
+          <w:p>
+            <w:pPr>
+              <w:cnfStyle w:val="000000000000" w:firstRow="0" w:lastRow="0" w:firstColumn="0" w:lastColumn="0" w:oddVBand="0" w:evenVBand="0" w:oddHBand="0" w:evenHBand="0" w:firstRowFirstColumn="0" w:firstRowLastColumn="0" w:lastRowFirstColumn="0" w:lastRowLastColumn="0"/>
+              <w:rPr>
+                <w:sz w:val="24"/>
+              </w:rPr>
+            </w:pPr>
+            <w:r>
               <w:t>用户管理（查看）</w:t>
             </w:r>
           </w:p>
@@ -22297,37 +22158,33 @@
         <w:tc>
           <w:tcPr>
             <w:tcW w:w="0" w:type="auto"/>
-          </w:tcPr>
-          <w:p>
-            <w:pPr>
-              <w:cnfStyle w:val="000000000000" w:firstRow="0" w:lastRow="0" w:firstColumn="0" w:lastColumn="0" w:oddVBand="0" w:evenVBand="0" w:oddHBand="0" w:evenHBand="0" w:firstRowFirstColumn="0" w:firstRowLastColumn="0" w:lastRowFirstColumn="0" w:lastRowLastColumn="0"/>
-              <w:rPr>
-                <w:sz w:val="24"/>
-              </w:rPr>
-            </w:pPr>
-            <w:r>
-              <w:rPr>
-                <w:sz w:val="24"/>
-              </w:rPr>
-              <w:t>管理端 + 用户管理API</w:t>
-            </w:r>
-          </w:p>
-        </w:tc>
-        <w:tc>
-          <w:tcPr>
-            <w:tcW w:w="0" w:type="auto"/>
-          </w:tcPr>
-          <w:p>
-            <w:pPr>
-              <w:cnfStyle w:val="000000000000" w:firstRow="0" w:lastRow="0" w:firstColumn="0" w:lastColumn="0" w:oddVBand="0" w:evenVBand="0" w:oddHBand="0" w:evenHBand="0" w:firstRowFirstColumn="0" w:firstRowLastColumn="0" w:lastRowFirstColumn="0" w:lastRowLastColumn="0"/>
-              <w:rPr>
-                <w:sz w:val="24"/>
-              </w:rPr>
-            </w:pPr>
-            <w:r>
-              <w:rPr>
-                <w:sz w:val="24"/>
-              </w:rPr>
+            <w:vAlign w:val="center"/>
+          </w:tcPr>
+          <w:p>
+            <w:pPr>
+              <w:cnfStyle w:val="000000000000" w:firstRow="0" w:lastRow="0" w:firstColumn="0" w:lastColumn="0" w:oddVBand="0" w:evenVBand="0" w:oddHBand="0" w:evenHBand="0" w:firstRowFirstColumn="0" w:firstRowLastColumn="0" w:lastRowFirstColumn="0" w:lastRowLastColumn="0"/>
+              <w:rPr>
+                <w:sz w:val="24"/>
+              </w:rPr>
+            </w:pPr>
+            <w:r>
+              <w:t>管理端 + 用户管理 API</w:t>
+            </w:r>
+          </w:p>
+        </w:tc>
+        <w:tc>
+          <w:tcPr>
+            <w:tcW w:w="0" w:type="auto"/>
+            <w:vAlign w:val="center"/>
+          </w:tcPr>
+          <w:p>
+            <w:pPr>
+              <w:cnfStyle w:val="000000000000" w:firstRow="0" w:lastRow="0" w:firstColumn="0" w:lastColumn="0" w:oddVBand="0" w:evenVBand="0" w:oddHBand="0" w:evenHBand="0" w:firstRowFirstColumn="0" w:firstRowLastColumn="0" w:lastRowFirstColumn="0" w:lastRowLastColumn="0"/>
+              <w:rPr>
+                <w:sz w:val="24"/>
+              </w:rPr>
+            </w:pPr>
+            <w:r>
               <w:t>实现中</w:t>
             </w:r>
           </w:p>
@@ -22338,6 +22195,7 @@
           <w:tcPr>
             <w:cnfStyle w:val="001000000000" w:firstRow="0" w:lastRow="0" w:firstColumn="1" w:lastColumn="0" w:oddVBand="0" w:evenVBand="0" w:oddHBand="0" w:evenHBand="0" w:firstRowFirstColumn="0" w:firstRowLastColumn="0" w:lastRowFirstColumn="0" w:lastRowLastColumn="0"/>
             <w:tcW w:w="0" w:type="auto"/>
+            <w:vAlign w:val="center"/>
           </w:tcPr>
           <w:p>
             <w:pPr>
@@ -22348,10 +22206,7 @@
               </w:rPr>
             </w:pPr>
             <w:r>
-              <w:rPr>
-                <w:sz w:val="24"/>
-              </w:rPr>
-              <w:t>SRS-F-13</w:t>
+              <w:t>SRS-F-13-0</w:t>
             </w:r>
           </w:p>
         </w:tc>
@@ -22359,18 +22214,16 @@
           <w:tcPr>
             <w:tcW w:w="0" w:type="auto"/>
             <w:shd w:val="clear" w:color="auto" w:fill="B4C6E7" w:themeFill="accent1" w:themeFillTint="66"/>
-          </w:tcPr>
-          <w:p>
-            <w:pPr>
-              <w:cnfStyle w:val="000000000000" w:firstRow="0" w:lastRow="0" w:firstColumn="0" w:lastColumn="0" w:oddVBand="0" w:evenVBand="0" w:oddHBand="0" w:evenHBand="0" w:firstRowFirstColumn="0" w:firstRowLastColumn="0" w:lastRowFirstColumn="0" w:lastRowLastColumn="0"/>
-              <w:rPr>
-                <w:sz w:val="24"/>
-              </w:rPr>
-            </w:pPr>
-            <w:r>
-              <w:rPr>
-                <w:sz w:val="24"/>
-              </w:rPr>
+            <w:vAlign w:val="center"/>
+          </w:tcPr>
+          <w:p>
+            <w:pPr>
+              <w:cnfStyle w:val="000000000000" w:firstRow="0" w:lastRow="0" w:firstColumn="0" w:lastColumn="0" w:oddVBand="0" w:evenVBand="0" w:oddHBand="0" w:evenHBand="0" w:firstRowFirstColumn="0" w:firstRowLastColumn="0" w:lastRowFirstColumn="0" w:lastRowLastColumn="0"/>
+              <w:rPr>
+                <w:sz w:val="24"/>
+              </w:rPr>
+            </w:pPr>
+            <w:r>
               <w:t>创建用户账户</w:t>
             </w:r>
           </w:p>
@@ -22379,19 +22232,17 @@
           <w:tcPr>
             <w:tcW w:w="0" w:type="auto"/>
             <w:shd w:val="clear" w:color="auto" w:fill="B4C6E7" w:themeFill="accent1" w:themeFillTint="66"/>
-          </w:tcPr>
-          <w:p>
-            <w:pPr>
-              <w:cnfStyle w:val="000000000000" w:firstRow="0" w:lastRow="0" w:firstColumn="0" w:lastColumn="0" w:oddVBand="0" w:evenVBand="0" w:oddHBand="0" w:evenHBand="0" w:firstRowFirstColumn="0" w:firstRowLastColumn="0" w:lastRowFirstColumn="0" w:lastRowLastColumn="0"/>
-              <w:rPr>
-                <w:sz w:val="24"/>
-              </w:rPr>
-            </w:pPr>
-            <w:r>
-              <w:rPr>
-                <w:sz w:val="24"/>
-              </w:rPr>
-              <w:t>管理端 + 用户管理API</w:t>
+            <w:vAlign w:val="center"/>
+          </w:tcPr>
+          <w:p>
+            <w:pPr>
+              <w:cnfStyle w:val="000000000000" w:firstRow="0" w:lastRow="0" w:firstColumn="0" w:lastColumn="0" w:oddVBand="0" w:evenVBand="0" w:oddHBand="0" w:evenHBand="0" w:firstRowFirstColumn="0" w:firstRowLastColumn="0" w:lastRowFirstColumn="0" w:lastRowLastColumn="0"/>
+              <w:rPr>
+                <w:sz w:val="24"/>
+              </w:rPr>
+            </w:pPr>
+            <w:r>
+              <w:t>管理端 + 用户管理 API</w:t>
             </w:r>
           </w:p>
         </w:tc>
@@ -22399,18 +22250,16 @@
           <w:tcPr>
             <w:tcW w:w="0" w:type="auto"/>
             <w:shd w:val="clear" w:color="auto" w:fill="B4C6E7" w:themeFill="accent1" w:themeFillTint="66"/>
-          </w:tcPr>
-          <w:p>
-            <w:pPr>
-              <w:cnfStyle w:val="000000000000" w:firstRow="0" w:lastRow="0" w:firstColumn="0" w:lastColumn="0" w:oddVBand="0" w:evenVBand="0" w:oddHBand="0" w:evenHBand="0" w:firstRowFirstColumn="0" w:firstRowLastColumn="0" w:lastRowFirstColumn="0" w:lastRowLastColumn="0"/>
-              <w:rPr>
-                <w:sz w:val="24"/>
-              </w:rPr>
-            </w:pPr>
-            <w:r>
-              <w:rPr>
-                <w:sz w:val="24"/>
-              </w:rPr>
+            <w:vAlign w:val="center"/>
+          </w:tcPr>
+          <w:p>
+            <w:pPr>
+              <w:cnfStyle w:val="000000000000" w:firstRow="0" w:lastRow="0" w:firstColumn="0" w:lastColumn="0" w:oddVBand="0" w:evenVBand="0" w:oddHBand="0" w:evenHBand="0" w:firstRowFirstColumn="0" w:firstRowLastColumn="0" w:lastRowFirstColumn="0" w:lastRowLastColumn="0"/>
+              <w:rPr>
+                <w:sz w:val="24"/>
+              </w:rPr>
+            </w:pPr>
+            <w:r>
               <w:t>实现中</w:t>
             </w:r>
           </w:p>
@@ -22421,6 +22270,7 @@
           <w:tcPr>
             <w:cnfStyle w:val="001000000000" w:firstRow="0" w:lastRow="0" w:firstColumn="1" w:lastColumn="0" w:oddVBand="0" w:evenVBand="0" w:oddHBand="0" w:evenHBand="0" w:firstRowFirstColumn="0" w:firstRowLastColumn="0" w:lastRowFirstColumn="0" w:lastRowLastColumn="0"/>
             <w:tcW w:w="0" w:type="auto"/>
+            <w:vAlign w:val="center"/>
           </w:tcPr>
           <w:p>
             <w:pPr>
@@ -22431,28 +22281,23 @@
               </w:rPr>
             </w:pPr>
             <w:r>
-              <w:rPr>
-                <w:sz w:val="24"/>
-              </w:rPr>
-              <w:t>SRS-F-14</w:t>
-            </w:r>
-          </w:p>
-        </w:tc>
-        <w:tc>
-          <w:tcPr>
-            <w:tcW w:w="0" w:type="auto"/>
-          </w:tcPr>
-          <w:p>
-            <w:pPr>
-              <w:cnfStyle w:val="000000000000" w:firstRow="0" w:lastRow="0" w:firstColumn="0" w:lastColumn="0" w:oddVBand="0" w:evenVBand="0" w:oddHBand="0" w:evenHBand="0" w:firstRowFirstColumn="0" w:firstRowLastColumn="0" w:lastRowFirstColumn="0" w:lastRowLastColumn="0"/>
-              <w:rPr>
-                <w:sz w:val="24"/>
-              </w:rPr>
-            </w:pPr>
-            <w:r>
-              <w:rPr>
-                <w:sz w:val="24"/>
-              </w:rPr>
+              <w:t>SRS-F-14-0</w:t>
+            </w:r>
+          </w:p>
+        </w:tc>
+        <w:tc>
+          <w:tcPr>
+            <w:tcW w:w="0" w:type="auto"/>
+            <w:vAlign w:val="center"/>
+          </w:tcPr>
+          <w:p>
+            <w:pPr>
+              <w:cnfStyle w:val="000000000000" w:firstRow="0" w:lastRow="0" w:firstColumn="0" w:lastColumn="0" w:oddVBand="0" w:evenVBand="0" w:oddHBand="0" w:evenHBand="0" w:firstRowFirstColumn="0" w:firstRowLastColumn="0" w:lastRowFirstColumn="0" w:lastRowLastColumn="0"/>
+              <w:rPr>
+                <w:sz w:val="24"/>
+              </w:rPr>
+            </w:pPr>
+            <w:r>
               <w:t>课件资源管理</w:t>
             </w:r>
           </w:p>
@@ -22460,37 +22305,33 @@
         <w:tc>
           <w:tcPr>
             <w:tcW w:w="0" w:type="auto"/>
-          </w:tcPr>
-          <w:p>
-            <w:pPr>
-              <w:cnfStyle w:val="000000000000" w:firstRow="0" w:lastRow="0" w:firstColumn="0" w:lastColumn="0" w:oddVBand="0" w:evenVBand="0" w:oddHBand="0" w:evenHBand="0" w:firstRowFirstColumn="0" w:firstRowLastColumn="0" w:lastRowFirstColumn="0" w:lastRowLastColumn="0"/>
-              <w:rPr>
-                <w:sz w:val="24"/>
-              </w:rPr>
-            </w:pPr>
-            <w:r>
-              <w:rPr>
-                <w:sz w:val="24"/>
-              </w:rPr>
-              <w:t>管理端 + 资源管理API</w:t>
-            </w:r>
-          </w:p>
-        </w:tc>
-        <w:tc>
-          <w:tcPr>
-            <w:tcW w:w="0" w:type="auto"/>
-          </w:tcPr>
-          <w:p>
-            <w:pPr>
-              <w:cnfStyle w:val="000000000000" w:firstRow="0" w:lastRow="0" w:firstColumn="0" w:lastColumn="0" w:oddVBand="0" w:evenVBand="0" w:oddHBand="0" w:evenHBand="0" w:firstRowFirstColumn="0" w:firstRowLastColumn="0" w:lastRowFirstColumn="0" w:lastRowLastColumn="0"/>
-              <w:rPr>
-                <w:sz w:val="24"/>
-              </w:rPr>
-            </w:pPr>
-            <w:r>
-              <w:rPr>
-                <w:sz w:val="24"/>
-              </w:rPr>
+            <w:vAlign w:val="center"/>
+          </w:tcPr>
+          <w:p>
+            <w:pPr>
+              <w:cnfStyle w:val="000000000000" w:firstRow="0" w:lastRow="0" w:firstColumn="0" w:lastColumn="0" w:oddVBand="0" w:evenVBand="0" w:oddHBand="0" w:evenHBand="0" w:firstRowFirstColumn="0" w:firstRowLastColumn="0" w:lastRowFirstColumn="0" w:lastRowLastColumn="0"/>
+              <w:rPr>
+                <w:sz w:val="24"/>
+              </w:rPr>
+            </w:pPr>
+            <w:r>
+              <w:t>管理端 + 资源管理 API</w:t>
+            </w:r>
+          </w:p>
+        </w:tc>
+        <w:tc>
+          <w:tcPr>
+            <w:tcW w:w="0" w:type="auto"/>
+            <w:vAlign w:val="center"/>
+          </w:tcPr>
+          <w:p>
+            <w:pPr>
+              <w:cnfStyle w:val="000000000000" w:firstRow="0" w:lastRow="0" w:firstColumn="0" w:lastColumn="0" w:oddVBand="0" w:evenVBand="0" w:oddHBand="0" w:evenHBand="0" w:firstRowFirstColumn="0" w:firstRowLastColumn="0" w:lastRowFirstColumn="0" w:lastRowLastColumn="0"/>
+              <w:rPr>
+                <w:sz w:val="24"/>
+              </w:rPr>
+            </w:pPr>
+            <w:r>
               <w:t>实现中</w:t>
             </w:r>
           </w:p>
@@ -22501,6 +22342,7 @@
           <w:tcPr>
             <w:cnfStyle w:val="001000000000" w:firstRow="0" w:lastRow="0" w:firstColumn="1" w:lastColumn="0" w:oddVBand="0" w:evenVBand="0" w:oddHBand="0" w:evenHBand="0" w:firstRowFirstColumn="0" w:firstRowLastColumn="0" w:lastRowFirstColumn="0" w:lastRowLastColumn="0"/>
             <w:tcW w:w="0" w:type="auto"/>
+            <w:vAlign w:val="center"/>
           </w:tcPr>
           <w:p>
             <w:pPr>
@@ -22511,10 +22353,7 @@
               </w:rPr>
             </w:pPr>
             <w:r>
-              <w:rPr>
-                <w:sz w:val="24"/>
-              </w:rPr>
-              <w:t>SRS-F-15</w:t>
+              <w:t>SRS-F-15-0</w:t>
             </w:r>
           </w:p>
         </w:tc>
@@ -22522,18 +22361,16 @@
           <w:tcPr>
             <w:tcW w:w="0" w:type="auto"/>
             <w:shd w:val="clear" w:color="auto" w:fill="B4C6E7" w:themeFill="accent1" w:themeFillTint="66"/>
-          </w:tcPr>
-          <w:p>
-            <w:pPr>
-              <w:cnfStyle w:val="000000000000" w:firstRow="0" w:lastRow="0" w:firstColumn="0" w:lastColumn="0" w:oddVBand="0" w:evenVBand="0" w:oddHBand="0" w:evenHBand="0" w:firstRowFirstColumn="0" w:firstRowLastColumn="0" w:lastRowFirstColumn="0" w:lastRowLastColumn="0"/>
-              <w:rPr>
-                <w:sz w:val="24"/>
-              </w:rPr>
-            </w:pPr>
-            <w:r>
-              <w:rPr>
-                <w:sz w:val="24"/>
-              </w:rPr>
+            <w:vAlign w:val="center"/>
+          </w:tcPr>
+          <w:p>
+            <w:pPr>
+              <w:cnfStyle w:val="000000000000" w:firstRow="0" w:lastRow="0" w:firstColumn="0" w:lastColumn="0" w:oddVBand="0" w:evenVBand="0" w:oddHBand="0" w:evenHBand="0" w:firstRowFirstColumn="0" w:firstRowLastColumn="0" w:lastRowFirstColumn="0" w:lastRowLastColumn="0"/>
+              <w:rPr>
+                <w:sz w:val="24"/>
+              </w:rPr>
+            </w:pPr>
+            <w:r>
               <w:t>获取资源详细内容</w:t>
             </w:r>
           </w:p>
@@ -22542,19 +22379,17 @@
           <w:tcPr>
             <w:tcW w:w="0" w:type="auto"/>
             <w:shd w:val="clear" w:color="auto" w:fill="B4C6E7" w:themeFill="accent1" w:themeFillTint="66"/>
-          </w:tcPr>
-          <w:p>
-            <w:pPr>
-              <w:cnfStyle w:val="000000000000" w:firstRow="0" w:lastRow="0" w:firstColumn="0" w:lastColumn="0" w:oddVBand="0" w:evenVBand="0" w:oddHBand="0" w:evenHBand="0" w:firstRowFirstColumn="0" w:firstRowLastColumn="0" w:lastRowFirstColumn="0" w:lastRowLastColumn="0"/>
-              <w:rPr>
-                <w:sz w:val="24"/>
-              </w:rPr>
-            </w:pPr>
-            <w:r>
-              <w:rPr>
-                <w:sz w:val="24"/>
-              </w:rPr>
-              <w:t>管理端 + 资源API</w:t>
+            <w:vAlign w:val="center"/>
+          </w:tcPr>
+          <w:p>
+            <w:pPr>
+              <w:cnfStyle w:val="000000000000" w:firstRow="0" w:lastRow="0" w:firstColumn="0" w:lastColumn="0" w:oddVBand="0" w:evenVBand="0" w:oddHBand="0" w:evenHBand="0" w:firstRowFirstColumn="0" w:firstRowLastColumn="0" w:lastRowFirstColumn="0" w:lastRowLastColumn="0"/>
+              <w:rPr>
+                <w:sz w:val="24"/>
+              </w:rPr>
+            </w:pPr>
+            <w:r>
+              <w:t>管理端 + 资源 API</w:t>
             </w:r>
           </w:p>
         </w:tc>
@@ -22562,18 +22397,16 @@
           <w:tcPr>
             <w:tcW w:w="0" w:type="auto"/>
             <w:shd w:val="clear" w:color="auto" w:fill="B4C6E7" w:themeFill="accent1" w:themeFillTint="66"/>
-          </w:tcPr>
-          <w:p>
-            <w:pPr>
-              <w:cnfStyle w:val="000000000000" w:firstRow="0" w:lastRow="0" w:firstColumn="0" w:lastColumn="0" w:oddVBand="0" w:evenVBand="0" w:oddHBand="0" w:evenHBand="0" w:firstRowFirstColumn="0" w:firstRowLastColumn="0" w:lastRowFirstColumn="0" w:lastRowLastColumn="0"/>
-              <w:rPr>
-                <w:sz w:val="24"/>
-              </w:rPr>
-            </w:pPr>
-            <w:r>
-              <w:rPr>
-                <w:sz w:val="24"/>
-              </w:rPr>
+            <w:vAlign w:val="center"/>
+          </w:tcPr>
+          <w:p>
+            <w:pPr>
+              <w:cnfStyle w:val="000000000000" w:firstRow="0" w:lastRow="0" w:firstColumn="0" w:lastColumn="0" w:oddVBand="0" w:evenVBand="0" w:oddHBand="0" w:evenHBand="0" w:firstRowFirstColumn="0" w:firstRowLastColumn="0" w:lastRowFirstColumn="0" w:lastRowLastColumn="0"/>
+              <w:rPr>
+                <w:sz w:val="24"/>
+              </w:rPr>
+            </w:pPr>
+            <w:r>
               <w:t>实现中</w:t>
             </w:r>
           </w:p>
@@ -22584,6 +22417,7 @@
           <w:tcPr>
             <w:cnfStyle w:val="001000000000" w:firstRow="0" w:lastRow="0" w:firstColumn="1" w:lastColumn="0" w:oddVBand="0" w:evenVBand="0" w:oddHBand="0" w:evenHBand="0" w:firstRowFirstColumn="0" w:firstRowLastColumn="0" w:lastRowFirstColumn="0" w:lastRowLastColumn="0"/>
             <w:tcW w:w="0" w:type="auto"/>
+            <w:vAlign w:val="center"/>
           </w:tcPr>
           <w:p>
             <w:pPr>
@@ -22594,28 +22428,23 @@
               </w:rPr>
             </w:pPr>
             <w:r>
-              <w:rPr>
-                <w:sz w:val="24"/>
-              </w:rPr>
-              <w:t>SRS-F-16</w:t>
-            </w:r>
-          </w:p>
-        </w:tc>
-        <w:tc>
-          <w:tcPr>
-            <w:tcW w:w="0" w:type="auto"/>
-          </w:tcPr>
-          <w:p>
-            <w:pPr>
-              <w:cnfStyle w:val="000000000000" w:firstRow="0" w:lastRow="0" w:firstColumn="0" w:lastColumn="0" w:oddVBand="0" w:evenVBand="0" w:oddHBand="0" w:evenHBand="0" w:firstRowFirstColumn="0" w:firstRowLastColumn="0" w:lastRowFirstColumn="0" w:lastRowLastColumn="0"/>
-              <w:rPr>
-                <w:sz w:val="24"/>
-              </w:rPr>
-            </w:pPr>
-            <w:r>
-              <w:rPr>
-                <w:sz w:val="24"/>
-              </w:rPr>
+              <w:t>SRS-F-16-0</w:t>
+            </w:r>
+          </w:p>
+        </w:tc>
+        <w:tc>
+          <w:tcPr>
+            <w:tcW w:w="0" w:type="auto"/>
+            <w:vAlign w:val="center"/>
+          </w:tcPr>
+          <w:p>
+            <w:pPr>
+              <w:cnfStyle w:val="000000000000" w:firstRow="0" w:lastRow="0" w:firstColumn="0" w:lastColumn="0" w:oddVBand="0" w:evenVBand="0" w:oddHBand="0" w:evenHBand="0" w:firstRowFirstColumn="0" w:firstRowLastColumn="0" w:lastRowFirstColumn="0" w:lastRowLastColumn="0"/>
+              <w:rPr>
+                <w:sz w:val="24"/>
+              </w:rPr>
+            </w:pPr>
+            <w:r>
               <w:t>数据大屏概览</w:t>
             </w:r>
           </w:p>
@@ -22623,37 +22452,33 @@
         <w:tc>
           <w:tcPr>
             <w:tcW w:w="0" w:type="auto"/>
-          </w:tcPr>
-          <w:p>
-            <w:pPr>
-              <w:cnfStyle w:val="000000000000" w:firstRow="0" w:lastRow="0" w:firstColumn="0" w:lastColumn="0" w:oddVBand="0" w:evenVBand="0" w:oddHBand="0" w:evenHBand="0" w:firstRowFirstColumn="0" w:firstRowLastColumn="0" w:lastRowFirstColumn="0" w:lastRowLastColumn="0"/>
-              <w:rPr>
-                <w:sz w:val="24"/>
-              </w:rPr>
-            </w:pPr>
-            <w:r>
-              <w:rPr>
-                <w:sz w:val="24"/>
-              </w:rPr>
-              <w:t>管理端 + 大屏API</w:t>
-            </w:r>
-          </w:p>
-        </w:tc>
-        <w:tc>
-          <w:tcPr>
-            <w:tcW w:w="0" w:type="auto"/>
-          </w:tcPr>
-          <w:p>
-            <w:pPr>
-              <w:cnfStyle w:val="000000000000" w:firstRow="0" w:lastRow="0" w:firstColumn="0" w:lastColumn="0" w:oddVBand="0" w:evenVBand="0" w:oddHBand="0" w:evenHBand="0" w:firstRowFirstColumn="0" w:firstRowLastColumn="0" w:lastRowFirstColumn="0" w:lastRowLastColumn="0"/>
-              <w:rPr>
-                <w:sz w:val="24"/>
-              </w:rPr>
-            </w:pPr>
-            <w:r>
-              <w:rPr>
-                <w:sz w:val="24"/>
-              </w:rPr>
+            <w:vAlign w:val="center"/>
+          </w:tcPr>
+          <w:p>
+            <w:pPr>
+              <w:cnfStyle w:val="000000000000" w:firstRow="0" w:lastRow="0" w:firstColumn="0" w:lastColumn="0" w:oddVBand="0" w:evenVBand="0" w:oddHBand="0" w:evenHBand="0" w:firstRowFirstColumn="0" w:firstRowLastColumn="0" w:lastRowFirstColumn="0" w:lastRowLastColumn="0"/>
+              <w:rPr>
+                <w:sz w:val="24"/>
+              </w:rPr>
+            </w:pPr>
+            <w:r>
+              <w:t>管理端 + 大屏 API</w:t>
+            </w:r>
+          </w:p>
+        </w:tc>
+        <w:tc>
+          <w:tcPr>
+            <w:tcW w:w="0" w:type="auto"/>
+            <w:vAlign w:val="center"/>
+          </w:tcPr>
+          <w:p>
+            <w:pPr>
+              <w:cnfStyle w:val="000000000000" w:firstRow="0" w:lastRow="0" w:firstColumn="0" w:lastColumn="0" w:oddVBand="0" w:evenVBand="0" w:oddHBand="0" w:evenHBand="0" w:firstRowFirstColumn="0" w:firstRowLastColumn="0" w:lastRowFirstColumn="0" w:lastRowLastColumn="0"/>
+              <w:rPr>
+                <w:sz w:val="24"/>
+              </w:rPr>
+            </w:pPr>
+            <w:r>
               <w:t>实现中</w:t>
             </w:r>
           </w:p>
@@ -22664,6 +22489,7 @@
           <w:tcPr>
             <w:cnfStyle w:val="001000000000" w:firstRow="0" w:lastRow="0" w:firstColumn="1" w:lastColumn="0" w:oddVBand="0" w:evenVBand="0" w:oddHBand="0" w:evenHBand="0" w:firstRowFirstColumn="0" w:firstRowLastColumn="0" w:lastRowFirstColumn="0" w:lastRowLastColumn="0"/>
             <w:tcW w:w="0" w:type="auto"/>
+            <w:vAlign w:val="center"/>
           </w:tcPr>
           <w:p>
             <w:pPr>
@@ -22674,10 +22500,7 @@
               </w:rPr>
             </w:pPr>
             <w:r>
-              <w:rPr>
-                <w:sz w:val="24"/>
-              </w:rPr>
-              <w:t>SRS-F-17</w:t>
+              <w:t>SRS-F-17-0</w:t>
             </w:r>
           </w:p>
         </w:tc>
@@ -22685,18 +22508,16 @@
           <w:tcPr>
             <w:tcW w:w="0" w:type="auto"/>
             <w:shd w:val="clear" w:color="auto" w:fill="B4C6E7" w:themeFill="accent1" w:themeFillTint="66"/>
-          </w:tcPr>
-          <w:p>
-            <w:pPr>
-              <w:cnfStyle w:val="000000000000" w:firstRow="0" w:lastRow="0" w:firstColumn="0" w:lastColumn="0" w:oddVBand="0" w:evenVBand="0" w:oddHBand="0" w:evenHBand="0" w:firstRowFirstColumn="0" w:firstRowLastColumn="0" w:lastRowFirstColumn="0" w:lastRowLastColumn="0"/>
-              <w:rPr>
-                <w:sz w:val="24"/>
-              </w:rPr>
-            </w:pPr>
-            <w:r>
-              <w:rPr>
-                <w:sz w:val="24"/>
-              </w:rPr>
+            <w:vAlign w:val="center"/>
+          </w:tcPr>
+          <w:p>
+            <w:pPr>
+              <w:cnfStyle w:val="000000000000" w:firstRow="0" w:lastRow="0" w:firstColumn="0" w:lastColumn="0" w:oddVBand="0" w:evenVBand="0" w:oddHBand="0" w:evenHBand="0" w:firstRowFirstColumn="0" w:firstRowLastColumn="0" w:lastRowFirstColumn="0" w:lastRowLastColumn="0"/>
+              <w:rPr>
+                <w:sz w:val="24"/>
+              </w:rPr>
+            </w:pPr>
+            <w:r>
               <w:t>知识库构建</w:t>
             </w:r>
           </w:p>
@@ -22705,25 +22526,20 @@
           <w:tcPr>
             <w:tcW w:w="0" w:type="auto"/>
             <w:shd w:val="clear" w:color="auto" w:fill="B4C6E7" w:themeFill="accent1" w:themeFillTint="66"/>
-          </w:tcPr>
-          <w:p>
-            <w:pPr>
-              <w:cnfStyle w:val="000000000000" w:firstRow="0" w:lastRow="0" w:firstColumn="0" w:lastColumn="0" w:oddVBand="0" w:evenVBand="0" w:oddHBand="0" w:evenHBand="0" w:firstRowFirstColumn="0" w:firstRowLastColumn="0" w:lastRowFirstColumn="0" w:lastRowLastColumn="0"/>
-              <w:rPr>
-                <w:sz w:val="24"/>
-              </w:rPr>
-            </w:pPr>
-            <w:r>
-              <w:rPr>
-                <w:sz w:val="24"/>
-              </w:rPr>
-              <w:t xml:space="preserve">RAG管道 + </w:t>
+            <w:vAlign w:val="center"/>
+          </w:tcPr>
+          <w:p>
+            <w:pPr>
+              <w:cnfStyle w:val="000000000000" w:firstRow="0" w:lastRow="0" w:firstColumn="0" w:lastColumn="0" w:oddVBand="0" w:evenVBand="0" w:oddHBand="0" w:evenHBand="0" w:firstRowFirstColumn="0" w:firstRowLastColumn="0" w:lastRowFirstColumn="0" w:lastRowLastColumn="0"/>
+              <w:rPr>
+                <w:sz w:val="24"/>
+              </w:rPr>
+            </w:pPr>
+            <w:r>
+              <w:t xml:space="preserve">RAG 管道 + </w:t>
             </w:r>
             <w:proofErr w:type="spellStart"/>
             <w:r>
-              <w:rPr>
-                <w:sz w:val="24"/>
-              </w:rPr>
               <w:t>build_knowledge_base</w:t>
             </w:r>
             <w:proofErr w:type="spellEnd"/>
@@ -22733,18 +22549,16 @@
           <w:tcPr>
             <w:tcW w:w="0" w:type="auto"/>
             <w:shd w:val="clear" w:color="auto" w:fill="B4C6E7" w:themeFill="accent1" w:themeFillTint="66"/>
-          </w:tcPr>
-          <w:p>
-            <w:pPr>
-              <w:cnfStyle w:val="000000000000" w:firstRow="0" w:lastRow="0" w:firstColumn="0" w:lastColumn="0" w:oddVBand="0" w:evenVBand="0" w:oddHBand="0" w:evenHBand="0" w:firstRowFirstColumn="0" w:firstRowLastColumn="0" w:lastRowFirstColumn="0" w:lastRowLastColumn="0"/>
-              <w:rPr>
-                <w:sz w:val="24"/>
-              </w:rPr>
-            </w:pPr>
-            <w:r>
-              <w:rPr>
-                <w:sz w:val="24"/>
-              </w:rPr>
+            <w:vAlign w:val="center"/>
+          </w:tcPr>
+          <w:p>
+            <w:pPr>
+              <w:cnfStyle w:val="000000000000" w:firstRow="0" w:lastRow="0" w:firstColumn="0" w:lastColumn="0" w:oddVBand="0" w:evenVBand="0" w:oddHBand="0" w:evenHBand="0" w:firstRowFirstColumn="0" w:firstRowLastColumn="0" w:lastRowFirstColumn="0" w:lastRowLastColumn="0"/>
+              <w:rPr>
+                <w:sz w:val="24"/>
+              </w:rPr>
+            </w:pPr>
+            <w:r>
               <w:t>实现中</w:t>
             </w:r>
           </w:p>
@@ -22755,6 +22569,7 @@
           <w:tcPr>
             <w:cnfStyle w:val="001000000000" w:firstRow="0" w:lastRow="0" w:firstColumn="1" w:lastColumn="0" w:oddVBand="0" w:evenVBand="0" w:oddHBand="0" w:evenHBand="0" w:firstRowFirstColumn="0" w:firstRowLastColumn="0" w:lastRowFirstColumn="0" w:lastRowLastColumn="0"/>
             <w:tcW w:w="0" w:type="auto"/>
+            <w:vAlign w:val="center"/>
           </w:tcPr>
           <w:p>
             <w:pPr>
@@ -22765,28 +22580,23 @@
               </w:rPr>
             </w:pPr>
             <w:r>
-              <w:rPr>
-                <w:sz w:val="24"/>
-              </w:rPr>
-              <w:t>SRS-F-18</w:t>
-            </w:r>
-          </w:p>
-        </w:tc>
-        <w:tc>
-          <w:tcPr>
-            <w:tcW w:w="0" w:type="auto"/>
-          </w:tcPr>
-          <w:p>
-            <w:pPr>
-              <w:cnfStyle w:val="000000000000" w:firstRow="0" w:lastRow="0" w:firstColumn="0" w:lastColumn="0" w:oddVBand="0" w:evenVBand="0" w:oddHBand="0" w:evenHBand="0" w:firstRowFirstColumn="0" w:firstRowLastColumn="0" w:lastRowFirstColumn="0" w:lastRowLastColumn="0"/>
-              <w:rPr>
-                <w:sz w:val="24"/>
-              </w:rPr>
-            </w:pPr>
-            <w:r>
-              <w:rPr>
-                <w:sz w:val="24"/>
-              </w:rPr>
+              <w:t>SRS-F-18-0</w:t>
+            </w:r>
+          </w:p>
+        </w:tc>
+        <w:tc>
+          <w:tcPr>
+            <w:tcW w:w="0" w:type="auto"/>
+            <w:vAlign w:val="center"/>
+          </w:tcPr>
+          <w:p>
+            <w:pPr>
+              <w:cnfStyle w:val="000000000000" w:firstRow="0" w:lastRow="0" w:firstColumn="0" w:lastColumn="0" w:oddVBand="0" w:evenVBand="0" w:oddHBand="0" w:evenHBand="0" w:firstRowFirstColumn="0" w:firstRowLastColumn="0" w:lastRowFirstColumn="0" w:lastRowLastColumn="0"/>
+              <w:rPr>
+                <w:sz w:val="24"/>
+              </w:rPr>
+            </w:pPr>
+            <w:r>
               <w:t>向量检索</w:t>
             </w:r>
           </w:p>
@@ -22794,25 +22604,20 @@
         <w:tc>
           <w:tcPr>
             <w:tcW w:w="0" w:type="auto"/>
-          </w:tcPr>
-          <w:p>
-            <w:pPr>
-              <w:cnfStyle w:val="000000000000" w:firstRow="0" w:lastRow="0" w:firstColumn="0" w:lastColumn="0" w:oddVBand="0" w:evenVBand="0" w:oddHBand="0" w:evenHBand="0" w:firstRowFirstColumn="0" w:firstRowLastColumn="0" w:lastRowFirstColumn="0" w:lastRowLastColumn="0"/>
-              <w:rPr>
-                <w:sz w:val="24"/>
-              </w:rPr>
-            </w:pPr>
-            <w:r>
-              <w:rPr>
-                <w:sz w:val="24"/>
-              </w:rPr>
-              <w:t xml:space="preserve">RAG管道 + </w:t>
+            <w:vAlign w:val="center"/>
+          </w:tcPr>
+          <w:p>
+            <w:pPr>
+              <w:cnfStyle w:val="000000000000" w:firstRow="0" w:lastRow="0" w:firstColumn="0" w:lastColumn="0" w:oddVBand="0" w:evenVBand="0" w:oddHBand="0" w:evenHBand="0" w:firstRowFirstColumn="0" w:firstRowLastColumn="0" w:lastRowFirstColumn="0" w:lastRowLastColumn="0"/>
+              <w:rPr>
+                <w:sz w:val="24"/>
+              </w:rPr>
+            </w:pPr>
+            <w:r>
+              <w:t xml:space="preserve">RAG 管道 + </w:t>
             </w:r>
             <w:proofErr w:type="spellStart"/>
             <w:r>
-              <w:rPr>
-                <w:sz w:val="24"/>
-              </w:rPr>
               <w:t>vector_store_manager</w:t>
             </w:r>
             <w:proofErr w:type="spellEnd"/>
@@ -22821,18 +22626,16 @@
         <w:tc>
           <w:tcPr>
             <w:tcW w:w="0" w:type="auto"/>
-          </w:tcPr>
-          <w:p>
-            <w:pPr>
-              <w:cnfStyle w:val="000000000000" w:firstRow="0" w:lastRow="0" w:firstColumn="0" w:lastColumn="0" w:oddVBand="0" w:evenVBand="0" w:oddHBand="0" w:evenHBand="0" w:firstRowFirstColumn="0" w:firstRowLastColumn="0" w:lastRowFirstColumn="0" w:lastRowLastColumn="0"/>
-              <w:rPr>
-                <w:sz w:val="24"/>
-              </w:rPr>
-            </w:pPr>
-            <w:r>
-              <w:rPr>
-                <w:sz w:val="24"/>
-              </w:rPr>
+            <w:vAlign w:val="center"/>
+          </w:tcPr>
+          <w:p>
+            <w:pPr>
+              <w:cnfStyle w:val="000000000000" w:firstRow="0" w:lastRow="0" w:firstColumn="0" w:lastColumn="0" w:oddVBand="0" w:evenVBand="0" w:oddHBand="0" w:evenHBand="0" w:firstRowFirstColumn="0" w:firstRowLastColumn="0" w:lastRowFirstColumn="0" w:lastRowLastColumn="0"/>
+              <w:rPr>
+                <w:sz w:val="24"/>
+              </w:rPr>
+            </w:pPr>
+            <w:r>
               <w:t>实现中</w:t>
             </w:r>
           </w:p>
@@ -22843,6 +22646,7 @@
           <w:tcPr>
             <w:cnfStyle w:val="001000000000" w:firstRow="0" w:lastRow="0" w:firstColumn="1" w:lastColumn="0" w:oddVBand="0" w:evenVBand="0" w:oddHBand="0" w:evenHBand="0" w:firstRowFirstColumn="0" w:firstRowLastColumn="0" w:lastRowFirstColumn="0" w:lastRowLastColumn="0"/>
             <w:tcW w:w="0" w:type="auto"/>
+            <w:vAlign w:val="center"/>
           </w:tcPr>
           <w:p>
             <w:pPr>
@@ -22853,10 +22657,7 @@
               </w:rPr>
             </w:pPr>
             <w:r>
-              <w:rPr>
-                <w:sz w:val="24"/>
-              </w:rPr>
-              <w:t>SRS-F-19</w:t>
+              <w:t>SRS-F-19-0</w:t>
             </w:r>
           </w:p>
         </w:tc>
@@ -22864,19 +22665,17 @@
           <w:tcPr>
             <w:tcW w:w="0" w:type="auto"/>
             <w:shd w:val="clear" w:color="auto" w:fill="B4C6E7" w:themeFill="accent1" w:themeFillTint="66"/>
-          </w:tcPr>
-          <w:p>
-            <w:pPr>
-              <w:cnfStyle w:val="000000000000" w:firstRow="0" w:lastRow="0" w:firstColumn="0" w:lastColumn="0" w:oddVBand="0" w:evenVBand="0" w:oddHBand="0" w:evenHBand="0" w:firstRowFirstColumn="0" w:firstRowLastColumn="0" w:lastRowFirstColumn="0" w:lastRowLastColumn="0"/>
-              <w:rPr>
-                <w:sz w:val="24"/>
-              </w:rPr>
-            </w:pPr>
-            <w:r>
-              <w:rPr>
-                <w:sz w:val="24"/>
-              </w:rPr>
-              <w:t>LLM文本生成</w:t>
+            <w:vAlign w:val="center"/>
+          </w:tcPr>
+          <w:p>
+            <w:pPr>
+              <w:cnfStyle w:val="000000000000" w:firstRow="0" w:lastRow="0" w:firstColumn="0" w:lastColumn="0" w:oddVBand="0" w:evenVBand="0" w:oddHBand="0" w:evenHBand="0" w:firstRowFirstColumn="0" w:firstRowLastColumn="0" w:lastRowFirstColumn="0" w:lastRowLastColumn="0"/>
+              <w:rPr>
+                <w:sz w:val="24"/>
+              </w:rPr>
+            </w:pPr>
+            <w:r>
+              <w:t>LLM 文本生成</w:t>
             </w:r>
           </w:p>
         </w:tc>
@@ -22884,6 +22683,7 @@
           <w:tcPr>
             <w:tcW w:w="0" w:type="auto"/>
             <w:shd w:val="clear" w:color="auto" w:fill="B4C6E7" w:themeFill="accent1" w:themeFillTint="66"/>
+            <w:vAlign w:val="center"/>
           </w:tcPr>
           <w:p>
             <w:pPr>
@@ -22894,9 +22694,6 @@
             </w:pPr>
             <w:proofErr w:type="spellStart"/>
             <w:r>
-              <w:rPr>
-                <w:sz w:val="24"/>
-              </w:rPr>
               <w:t>llm_manager</w:t>
             </w:r>
             <w:proofErr w:type="spellEnd"/>
@@ -22906,18 +22703,16 @@
           <w:tcPr>
             <w:tcW w:w="0" w:type="auto"/>
             <w:shd w:val="clear" w:color="auto" w:fill="B4C6E7" w:themeFill="accent1" w:themeFillTint="66"/>
-          </w:tcPr>
-          <w:p>
-            <w:pPr>
-              <w:cnfStyle w:val="000000000000" w:firstRow="0" w:lastRow="0" w:firstColumn="0" w:lastColumn="0" w:oddVBand="0" w:evenVBand="0" w:oddHBand="0" w:evenHBand="0" w:firstRowFirstColumn="0" w:firstRowLastColumn="0" w:lastRowFirstColumn="0" w:lastRowLastColumn="0"/>
-              <w:rPr>
-                <w:sz w:val="24"/>
-              </w:rPr>
-            </w:pPr>
-            <w:r>
-              <w:rPr>
-                <w:sz w:val="24"/>
-              </w:rPr>
+            <w:vAlign w:val="center"/>
+          </w:tcPr>
+          <w:p>
+            <w:pPr>
+              <w:cnfStyle w:val="000000000000" w:firstRow="0" w:lastRow="0" w:firstColumn="0" w:lastColumn="0" w:oddVBand="0" w:evenVBand="0" w:oddHBand="0" w:evenHBand="0" w:firstRowFirstColumn="0" w:firstRowLastColumn="0" w:lastRowFirstColumn="0" w:lastRowLastColumn="0"/>
+              <w:rPr>
+                <w:sz w:val="24"/>
+              </w:rPr>
+            </w:pPr>
+            <w:r>
               <w:t>实现中</w:t>
             </w:r>
           </w:p>
@@ -22928,6 +22723,7 @@
           <w:tcPr>
             <w:cnfStyle w:val="001000000000" w:firstRow="0" w:lastRow="0" w:firstColumn="1" w:lastColumn="0" w:oddVBand="0" w:evenVBand="0" w:oddHBand="0" w:evenHBand="0" w:firstRowFirstColumn="0" w:firstRowLastColumn="0" w:lastRowFirstColumn="0" w:lastRowLastColumn="0"/>
             <w:tcW w:w="0" w:type="auto"/>
+            <w:vAlign w:val="center"/>
           </w:tcPr>
           <w:p>
             <w:pPr>
@@ -22938,28 +22734,23 @@
               </w:rPr>
             </w:pPr>
             <w:r>
-              <w:rPr>
-                <w:sz w:val="24"/>
-              </w:rPr>
-              <w:t>SRS-F-20</w:t>
-            </w:r>
-          </w:p>
-        </w:tc>
-        <w:tc>
-          <w:tcPr>
-            <w:tcW w:w="0" w:type="auto"/>
-          </w:tcPr>
-          <w:p>
-            <w:pPr>
-              <w:cnfStyle w:val="000000000000" w:firstRow="0" w:lastRow="0" w:firstColumn="0" w:lastColumn="0" w:oddVBand="0" w:evenVBand="0" w:oddHBand="0" w:evenHBand="0" w:firstRowFirstColumn="0" w:firstRowLastColumn="0" w:lastRowFirstColumn="0" w:lastRowLastColumn="0"/>
-              <w:rPr>
-                <w:sz w:val="24"/>
-              </w:rPr>
-            </w:pPr>
-            <w:r>
-              <w:rPr>
-                <w:sz w:val="24"/>
-              </w:rPr>
+              <w:t>SRS-F-20-0</w:t>
+            </w:r>
+          </w:p>
+        </w:tc>
+        <w:tc>
+          <w:tcPr>
+            <w:tcW w:w="0" w:type="auto"/>
+            <w:vAlign w:val="center"/>
+          </w:tcPr>
+          <w:p>
+            <w:pPr>
+              <w:cnfStyle w:val="000000000000" w:firstRow="0" w:lastRow="0" w:firstColumn="0" w:lastColumn="0" w:oddVBand="0" w:evenVBand="0" w:oddHBand="0" w:evenHBand="0" w:firstRowFirstColumn="0" w:firstRowLastColumn="0" w:lastRowFirstColumn="0" w:lastRowLastColumn="0"/>
+              <w:rPr>
+                <w:sz w:val="24"/>
+              </w:rPr>
+            </w:pPr>
+            <w:r>
               <w:t>模型加载与初始化</w:t>
             </w:r>
           </w:p>
@@ -22967,25 +22758,20 @@
         <w:tc>
           <w:tcPr>
             <w:tcW w:w="0" w:type="auto"/>
-          </w:tcPr>
-          <w:p>
-            <w:pPr>
-              <w:cnfStyle w:val="000000000000" w:firstRow="0" w:lastRow="0" w:firstColumn="0" w:lastColumn="0" w:oddVBand="0" w:evenVBand="0" w:oddHBand="0" w:evenHBand="0" w:firstRowFirstColumn="0" w:firstRowLastColumn="0" w:lastRowFirstColumn="0" w:lastRowLastColumn="0"/>
-              <w:rPr>
-                <w:sz w:val="24"/>
-              </w:rPr>
-            </w:pPr>
-            <w:r>
-              <w:rPr>
-                <w:sz w:val="24"/>
-              </w:rPr>
+            <w:vAlign w:val="center"/>
+          </w:tcPr>
+          <w:p>
+            <w:pPr>
+              <w:cnfStyle w:val="000000000000" w:firstRow="0" w:lastRow="0" w:firstColumn="0" w:lastColumn="0" w:oddVBand="0" w:evenVBand="0" w:oddHBand="0" w:evenHBand="0" w:firstRowFirstColumn="0" w:firstRowLastColumn="0" w:lastRowFirstColumn="0" w:lastRowLastColumn="0"/>
+              <w:rPr>
+                <w:sz w:val="24"/>
+              </w:rPr>
+            </w:pPr>
+            <w:r>
               <w:t xml:space="preserve">main.py + </w:t>
             </w:r>
             <w:proofErr w:type="spellStart"/>
             <w:r>
-              <w:rPr>
-                <w:sz w:val="24"/>
-              </w:rPr>
               <w:t>llm_manager</w:t>
             </w:r>
             <w:proofErr w:type="spellEnd"/>
@@ -22994,18 +22780,16 @@
         <w:tc>
           <w:tcPr>
             <w:tcW w:w="0" w:type="auto"/>
-          </w:tcPr>
-          <w:p>
-            <w:pPr>
-              <w:cnfStyle w:val="000000000000" w:firstRow="0" w:lastRow="0" w:firstColumn="0" w:lastColumn="0" w:oddVBand="0" w:evenVBand="0" w:oddHBand="0" w:evenHBand="0" w:firstRowFirstColumn="0" w:firstRowLastColumn="0" w:lastRowFirstColumn="0" w:lastRowLastColumn="0"/>
-              <w:rPr>
-                <w:sz w:val="24"/>
-              </w:rPr>
-            </w:pPr>
-            <w:r>
-              <w:rPr>
-                <w:sz w:val="24"/>
-              </w:rPr>
+            <w:vAlign w:val="center"/>
+          </w:tcPr>
+          <w:p>
+            <w:pPr>
+              <w:cnfStyle w:val="000000000000" w:firstRow="0" w:lastRow="0" w:firstColumn="0" w:lastColumn="0" w:oddVBand="0" w:evenVBand="0" w:oddHBand="0" w:evenHBand="0" w:firstRowFirstColumn="0" w:firstRowLastColumn="0" w:lastRowFirstColumn="0" w:lastRowLastColumn="0"/>
+              <w:rPr>
+                <w:sz w:val="24"/>
+              </w:rPr>
+            </w:pPr>
+            <w:r>
               <w:t>实现中</w:t>
             </w:r>
           </w:p>
@@ -23051,9 +22835,9 @@
         <w:tblLook w:val="04A0" w:firstRow="1" w:lastRow="0" w:firstColumn="1" w:lastColumn="0" w:noHBand="0" w:noVBand="1"/>
       </w:tblPr>
       <w:tblGrid>
-        <w:gridCol w:w="1773"/>
-        <w:gridCol w:w="4043"/>
-        <w:gridCol w:w="2522"/>
+        <w:gridCol w:w="1575"/>
+        <w:gridCol w:w="4166"/>
+        <w:gridCol w:w="2597"/>
       </w:tblGrid>
       <w:tr>
         <w:trPr>
@@ -23064,6 +22848,7 @@
           <w:tcPr>
             <w:cnfStyle w:val="001000000000" w:firstRow="0" w:lastRow="0" w:firstColumn="1" w:lastColumn="0" w:oddVBand="0" w:evenVBand="0" w:oddHBand="0" w:evenHBand="0" w:firstRowFirstColumn="0" w:firstRowLastColumn="0" w:lastRowFirstColumn="0" w:lastRowLastColumn="0"/>
             <w:tcW w:w="0" w:type="auto"/>
+            <w:vAlign w:val="center"/>
           </w:tcPr>
           <w:p>
             <w:pPr>
@@ -23075,36 +22860,17 @@
             </w:pPr>
             <w:r>
               <w:rPr>
-                <w:sz w:val="24"/>
-              </w:rPr>
-              <w:t>设计模块</w:t>
-            </w:r>
-          </w:p>
-        </w:tc>
-        <w:tc>
-          <w:tcPr>
-            <w:tcW w:w="0" w:type="auto"/>
-          </w:tcPr>
-          <w:p>
-            <w:pPr>
-              <w:cnfStyle w:val="100000000000" w:firstRow="1" w:lastRow="0" w:firstColumn="0" w:lastColumn="0" w:oddVBand="0" w:evenVBand="0" w:oddHBand="0" w:evenHBand="0" w:firstRowFirstColumn="0" w:firstRowLastColumn="0" w:lastRowFirstColumn="0" w:lastRowLastColumn="0"/>
-              <w:rPr>
                 <w:b w:val="0"/>
                 <w:bCs w:val="0"/>
-                <w:sz w:val="24"/>
-              </w:rPr>
-            </w:pPr>
-            <w:r>
-              <w:rPr>
-                <w:sz w:val="24"/>
-              </w:rPr>
-              <w:t>覆盖的功能需求</w:t>
-            </w:r>
-          </w:p>
-        </w:tc>
-        <w:tc>
-          <w:tcPr>
-            <w:tcW w:w="0" w:type="auto"/>
+              </w:rPr>
+              <w:t>设计模块</w:t>
+            </w:r>
+          </w:p>
+        </w:tc>
+        <w:tc>
+          <w:tcPr>
+            <w:tcW w:w="0" w:type="auto"/>
+            <w:vAlign w:val="center"/>
           </w:tcPr>
           <w:p>
             <w:pPr>
@@ -23117,7 +22883,31 @@
             </w:pPr>
             <w:r>
               <w:rPr>
-                <w:sz w:val="24"/>
+                <w:b w:val="0"/>
+                <w:bCs w:val="0"/>
+              </w:rPr>
+              <w:t>覆盖的功能需求</w:t>
+            </w:r>
+          </w:p>
+        </w:tc>
+        <w:tc>
+          <w:tcPr>
+            <w:tcW w:w="0" w:type="auto"/>
+            <w:vAlign w:val="center"/>
+          </w:tcPr>
+          <w:p>
+            <w:pPr>
+              <w:cnfStyle w:val="100000000000" w:firstRow="1" w:lastRow="0" w:firstColumn="0" w:lastColumn="0" w:oddVBand="0" w:evenVBand="0" w:oddHBand="0" w:evenHBand="0" w:firstRowFirstColumn="0" w:firstRowLastColumn="0" w:lastRowFirstColumn="0" w:lastRowLastColumn="0"/>
+              <w:rPr>
+                <w:b w:val="0"/>
+                <w:bCs w:val="0"/>
+                <w:sz w:val="24"/>
+              </w:rPr>
+            </w:pPr>
+            <w:r>
+              <w:rPr>
+                <w:b w:val="0"/>
+                <w:bCs w:val="0"/>
               </w:rPr>
               <w:t>覆盖的非功能需求</w:t>
             </w:r>
@@ -23132,6 +22922,7 @@
           <w:tcPr>
             <w:cnfStyle w:val="001000000000" w:firstRow="0" w:lastRow="0" w:firstColumn="1" w:lastColumn="0" w:oddVBand="0" w:evenVBand="0" w:oddHBand="0" w:evenHBand="0" w:firstRowFirstColumn="0" w:firstRowLastColumn="0" w:lastRowFirstColumn="0" w:lastRowLastColumn="0"/>
             <w:tcW w:w="0" w:type="auto"/>
+            <w:vAlign w:val="center"/>
           </w:tcPr>
           <w:p>
             <w:pPr>
@@ -23142,9 +22933,6 @@
               </w:rPr>
             </w:pPr>
             <w:r>
-              <w:rPr>
-                <w:sz w:val="24"/>
-              </w:rPr>
               <w:t>前端登录页</w:t>
             </w:r>
           </w:p>
@@ -23153,19 +22941,17 @@
           <w:tcPr>
             <w:tcW w:w="0" w:type="auto"/>
             <w:shd w:val="clear" w:color="auto" w:fill="B4C6E7" w:themeFill="accent1" w:themeFillTint="66"/>
-          </w:tcPr>
-          <w:p>
-            <w:pPr>
-              <w:cnfStyle w:val="000000000000" w:firstRow="0" w:lastRow="0" w:firstColumn="0" w:lastColumn="0" w:oddVBand="0" w:evenVBand="0" w:oddHBand="0" w:evenHBand="0" w:firstRowFirstColumn="0" w:firstRowLastColumn="0" w:lastRowFirstColumn="0" w:lastRowLastColumn="0"/>
-              <w:rPr>
-                <w:sz w:val="24"/>
-              </w:rPr>
-            </w:pPr>
-            <w:r>
-              <w:rPr>
-                <w:sz w:val="24"/>
-              </w:rPr>
-              <w:t>SRS-F-01, SRS-F-02</w:t>
+            <w:vAlign w:val="center"/>
+          </w:tcPr>
+          <w:p>
+            <w:pPr>
+              <w:cnfStyle w:val="000000000000" w:firstRow="0" w:lastRow="0" w:firstColumn="0" w:lastColumn="0" w:oddVBand="0" w:evenVBand="0" w:oddHBand="0" w:evenHBand="0" w:firstRowFirstColumn="0" w:firstRowLastColumn="0" w:lastRowFirstColumn="0" w:lastRowLastColumn="0"/>
+              <w:rPr>
+                <w:sz w:val="24"/>
+              </w:rPr>
+            </w:pPr>
+            <w:r>
+              <w:t>SRS-F-01-0, SRS-F-02-0</w:t>
             </w:r>
           </w:p>
         </w:tc>
@@ -23173,19 +22959,17 @@
           <w:tcPr>
             <w:tcW w:w="0" w:type="auto"/>
             <w:shd w:val="clear" w:color="auto" w:fill="B4C6E7" w:themeFill="accent1" w:themeFillTint="66"/>
-          </w:tcPr>
-          <w:p>
-            <w:pPr>
-              <w:cnfStyle w:val="000000000000" w:firstRow="0" w:lastRow="0" w:firstColumn="0" w:lastColumn="0" w:oddVBand="0" w:evenVBand="0" w:oddHBand="0" w:evenHBand="0" w:firstRowFirstColumn="0" w:firstRowLastColumn="0" w:lastRowFirstColumn="0" w:lastRowLastColumn="0"/>
-              <w:rPr>
-                <w:sz w:val="24"/>
-              </w:rPr>
-            </w:pPr>
-            <w:r>
-              <w:rPr>
-                <w:sz w:val="24"/>
-              </w:rPr>
-              <w:t>SRS-S-03, SRS-U-03</w:t>
+            <w:vAlign w:val="center"/>
+          </w:tcPr>
+          <w:p>
+            <w:pPr>
+              <w:cnfStyle w:val="000000000000" w:firstRow="0" w:lastRow="0" w:firstColumn="0" w:lastColumn="0" w:oddVBand="0" w:evenVBand="0" w:oddHBand="0" w:evenHBand="0" w:firstRowFirstColumn="0" w:firstRowLastColumn="0" w:lastRowFirstColumn="0" w:lastRowLastColumn="0"/>
+              <w:rPr>
+                <w:sz w:val="24"/>
+              </w:rPr>
+            </w:pPr>
+            <w:r>
+              <w:t>SRS-S-01-0, SRS-U-03-0</w:t>
             </w:r>
           </w:p>
         </w:tc>
@@ -23198,6 +22982,7 @@
           <w:tcPr>
             <w:cnfStyle w:val="001000000000" w:firstRow="0" w:lastRow="0" w:firstColumn="1" w:lastColumn="0" w:oddVBand="0" w:evenVBand="0" w:oddHBand="0" w:evenHBand="0" w:firstRowFirstColumn="0" w:firstRowLastColumn="0" w:lastRowFirstColumn="0" w:lastRowLastColumn="0"/>
             <w:tcW w:w="0" w:type="auto"/>
+            <w:vAlign w:val="center"/>
           </w:tcPr>
           <w:p>
             <w:pPr>
@@ -23208,9 +22993,6 @@
               </w:rPr>
             </w:pPr>
             <w:r>
-              <w:rPr>
-                <w:sz w:val="24"/>
-              </w:rPr>
               <w:t>教师工作台前端</w:t>
             </w:r>
           </w:p>
@@ -23218,38 +23000,34 @@
         <w:tc>
           <w:tcPr>
             <w:tcW w:w="0" w:type="auto"/>
-          </w:tcPr>
-          <w:p>
-            <w:pPr>
-              <w:cnfStyle w:val="000000000000" w:firstRow="0" w:lastRow="0" w:firstColumn="0" w:lastColumn="0" w:oddVBand="0" w:evenVBand="0" w:oddHBand="0" w:evenHBand="0" w:firstRowFirstColumn="0" w:firstRowLastColumn="0" w:lastRowFirstColumn="0" w:lastRowLastColumn="0"/>
-              <w:rPr>
-                <w:sz w:val="24"/>
-              </w:rPr>
-            </w:pPr>
-            <w:r>
-              <w:rPr>
-                <w:sz w:val="24"/>
-              </w:rPr>
-              <w:t>SRS-F-05, SRS-F-06, SRS-F-07, SRS-F-08</w:t>
-            </w:r>
-          </w:p>
-        </w:tc>
-        <w:tc>
-          <w:tcPr>
-            <w:tcW w:w="0" w:type="auto"/>
-          </w:tcPr>
-          <w:p>
-            <w:pPr>
-              <w:cnfStyle w:val="000000000000" w:firstRow="0" w:lastRow="0" w:firstColumn="0" w:lastColumn="0" w:oddVBand="0" w:evenVBand="0" w:oddHBand="0" w:evenHBand="0" w:firstRowFirstColumn="0" w:firstRowLastColumn="0" w:lastRowFirstColumn="0" w:lastRowLastColumn="0"/>
-              <w:rPr>
-                <w:sz w:val="24"/>
-              </w:rPr>
-            </w:pPr>
-            <w:r>
-              <w:rPr>
-                <w:sz w:val="24"/>
-              </w:rPr>
-              <w:t>SRS-U-01, SRS-U-04</w:t>
+            <w:vAlign w:val="center"/>
+          </w:tcPr>
+          <w:p>
+            <w:pPr>
+              <w:cnfStyle w:val="000000000000" w:firstRow="0" w:lastRow="0" w:firstColumn="0" w:lastColumn="0" w:oddVBand="0" w:evenVBand="0" w:oddHBand="0" w:evenHBand="0" w:firstRowFirstColumn="0" w:firstRowLastColumn="0" w:lastRowFirstColumn="0" w:lastRowLastColumn="0"/>
+              <w:rPr>
+                <w:sz w:val="24"/>
+              </w:rPr>
+            </w:pPr>
+            <w:r>
+              <w:t>SRS-F-05-0, SRS-F-06-0, SRS-F-07-0, SRS-F-08-0</w:t>
+            </w:r>
+          </w:p>
+        </w:tc>
+        <w:tc>
+          <w:tcPr>
+            <w:tcW w:w="0" w:type="auto"/>
+            <w:vAlign w:val="center"/>
+          </w:tcPr>
+          <w:p>
+            <w:pPr>
+              <w:cnfStyle w:val="000000000000" w:firstRow="0" w:lastRow="0" w:firstColumn="0" w:lastColumn="0" w:oddVBand="0" w:evenVBand="0" w:oddHBand="0" w:evenHBand="0" w:firstRowFirstColumn="0" w:firstRowLastColumn="0" w:lastRowFirstColumn="0" w:lastRowLastColumn="0"/>
+              <w:rPr>
+                <w:sz w:val="24"/>
+              </w:rPr>
+            </w:pPr>
+            <w:r>
+              <w:t>SRS-U-01-0, SRS-U-04-0</w:t>
             </w:r>
           </w:p>
         </w:tc>
@@ -23262,6 +23040,7 @@
           <w:tcPr>
             <w:cnfStyle w:val="001000000000" w:firstRow="0" w:lastRow="0" w:firstColumn="1" w:lastColumn="0" w:oddVBand="0" w:evenVBand="0" w:oddHBand="0" w:evenHBand="0" w:firstRowFirstColumn="0" w:firstRowLastColumn="0" w:lastRowFirstColumn="0" w:lastRowLastColumn="0"/>
             <w:tcW w:w="0" w:type="auto"/>
+            <w:vAlign w:val="center"/>
           </w:tcPr>
           <w:p>
             <w:pPr>
@@ -23272,9 +23051,6 @@
               </w:rPr>
             </w:pPr>
             <w:r>
-              <w:rPr>
-                <w:sz w:val="24"/>
-              </w:rPr>
               <w:t>学生学习页前端</w:t>
             </w:r>
           </w:p>
@@ -23283,19 +23059,17 @@
           <w:tcPr>
             <w:tcW w:w="0" w:type="auto"/>
             <w:shd w:val="clear" w:color="auto" w:fill="B4C6E7" w:themeFill="accent1" w:themeFillTint="66"/>
-          </w:tcPr>
-          <w:p>
-            <w:pPr>
-              <w:cnfStyle w:val="000000000000" w:firstRow="0" w:lastRow="0" w:firstColumn="0" w:lastColumn="0" w:oddVBand="0" w:evenVBand="0" w:oddHBand="0" w:evenHBand="0" w:firstRowFirstColumn="0" w:firstRowLastColumn="0" w:lastRowFirstColumn="0" w:lastRowLastColumn="0"/>
-              <w:rPr>
-                <w:sz w:val="24"/>
-              </w:rPr>
-            </w:pPr>
-            <w:r>
-              <w:rPr>
-                <w:sz w:val="24"/>
-              </w:rPr>
-              <w:t>SRS-F-09, SRS-F-10, SRS-F-11</w:t>
+            <w:vAlign w:val="center"/>
+          </w:tcPr>
+          <w:p>
+            <w:pPr>
+              <w:cnfStyle w:val="000000000000" w:firstRow="0" w:lastRow="0" w:firstColumn="0" w:lastColumn="0" w:oddVBand="0" w:evenVBand="0" w:oddHBand="0" w:evenHBand="0" w:firstRowFirstColumn="0" w:firstRowLastColumn="0" w:lastRowFirstColumn="0" w:lastRowLastColumn="0"/>
+              <w:rPr>
+                <w:sz w:val="24"/>
+              </w:rPr>
+            </w:pPr>
+            <w:r>
+              <w:t>SRS-F-09-0, SRS-F-10-0, SRS-F-11-0</w:t>
             </w:r>
           </w:p>
         </w:tc>
@@ -23303,19 +23077,17 @@
           <w:tcPr>
             <w:tcW w:w="0" w:type="auto"/>
             <w:shd w:val="clear" w:color="auto" w:fill="B4C6E7" w:themeFill="accent1" w:themeFillTint="66"/>
-          </w:tcPr>
-          <w:p>
-            <w:pPr>
-              <w:cnfStyle w:val="000000000000" w:firstRow="0" w:lastRow="0" w:firstColumn="0" w:lastColumn="0" w:oddVBand="0" w:evenVBand="0" w:oddHBand="0" w:evenHBand="0" w:firstRowFirstColumn="0" w:firstRowLastColumn="0" w:lastRowFirstColumn="0" w:lastRowLastColumn="0"/>
-              <w:rPr>
-                <w:sz w:val="24"/>
-              </w:rPr>
-            </w:pPr>
-            <w:r>
-              <w:rPr>
-                <w:sz w:val="24"/>
-              </w:rPr>
-              <w:t>SRS-U-01, SRS-U-04</w:t>
+            <w:vAlign w:val="center"/>
+          </w:tcPr>
+          <w:p>
+            <w:pPr>
+              <w:cnfStyle w:val="000000000000" w:firstRow="0" w:lastRow="0" w:firstColumn="0" w:lastColumn="0" w:oddVBand="0" w:evenVBand="0" w:oddHBand="0" w:evenHBand="0" w:firstRowFirstColumn="0" w:firstRowLastColumn="0" w:lastRowFirstColumn="0" w:lastRowLastColumn="0"/>
+              <w:rPr>
+                <w:sz w:val="24"/>
+              </w:rPr>
+            </w:pPr>
+            <w:r>
+              <w:t>SRS-U-01-0, SRS-U-04-0</w:t>
             </w:r>
           </w:p>
         </w:tc>
@@ -23328,6 +23100,7 @@
           <w:tcPr>
             <w:cnfStyle w:val="001000000000" w:firstRow="0" w:lastRow="0" w:firstColumn="1" w:lastColumn="0" w:oddVBand="0" w:evenVBand="0" w:oddHBand="0" w:evenHBand="0" w:firstRowFirstColumn="0" w:firstRowLastColumn="0" w:lastRowFirstColumn="0" w:lastRowLastColumn="0"/>
             <w:tcW w:w="0" w:type="auto"/>
+            <w:vAlign w:val="center"/>
           </w:tcPr>
           <w:p>
             <w:pPr>
@@ -23338,9 +23111,6 @@
               </w:rPr>
             </w:pPr>
             <w:r>
-              <w:rPr>
-                <w:sz w:val="24"/>
-              </w:rPr>
               <w:t>管理后台前端</w:t>
             </w:r>
           </w:p>
@@ -23348,38 +23118,34 @@
         <w:tc>
           <w:tcPr>
             <w:tcW w:w="0" w:type="auto"/>
-          </w:tcPr>
-          <w:p>
-            <w:pPr>
-              <w:cnfStyle w:val="000000000000" w:firstRow="0" w:lastRow="0" w:firstColumn="0" w:lastColumn="0" w:oddVBand="0" w:evenVBand="0" w:oddHBand="0" w:evenHBand="0" w:firstRowFirstColumn="0" w:firstRowLastColumn="0" w:lastRowFirstColumn="0" w:lastRowLastColumn="0"/>
-              <w:rPr>
-                <w:sz w:val="24"/>
-              </w:rPr>
-            </w:pPr>
-            <w:r>
-              <w:rPr>
-                <w:sz w:val="24"/>
-              </w:rPr>
-              <w:t>SRS-F-12, SRS-F-13, SRS-F-14, SRS-F-15, SRS-F-16</w:t>
-            </w:r>
-          </w:p>
-        </w:tc>
-        <w:tc>
-          <w:tcPr>
-            <w:tcW w:w="0" w:type="auto"/>
-          </w:tcPr>
-          <w:p>
-            <w:pPr>
-              <w:cnfStyle w:val="000000000000" w:firstRow="0" w:lastRow="0" w:firstColumn="0" w:lastColumn="0" w:oddVBand="0" w:evenVBand="0" w:oddHBand="0" w:evenHBand="0" w:firstRowFirstColumn="0" w:firstRowLastColumn="0" w:lastRowFirstColumn="0" w:lastRowLastColumn="0"/>
-              <w:rPr>
-                <w:sz w:val="24"/>
-              </w:rPr>
-            </w:pPr>
-            <w:r>
-              <w:rPr>
-                <w:sz w:val="24"/>
-              </w:rPr>
-              <w:t>SRS-U-04, SRS-U-05</w:t>
+            <w:vAlign w:val="center"/>
+          </w:tcPr>
+          <w:p>
+            <w:pPr>
+              <w:cnfStyle w:val="000000000000" w:firstRow="0" w:lastRow="0" w:firstColumn="0" w:lastColumn="0" w:oddVBand="0" w:evenVBand="0" w:oddHBand="0" w:evenHBand="0" w:firstRowFirstColumn="0" w:firstRowLastColumn="0" w:lastRowFirstColumn="0" w:lastRowLastColumn="0"/>
+              <w:rPr>
+                <w:sz w:val="24"/>
+              </w:rPr>
+            </w:pPr>
+            <w:r>
+              <w:t>SRS-F-12-0, SRS-F-13-0, SRS-F-14-0, SRS-F-15-0, SRS-F-16-0</w:t>
+            </w:r>
+          </w:p>
+        </w:tc>
+        <w:tc>
+          <w:tcPr>
+            <w:tcW w:w="0" w:type="auto"/>
+            <w:vAlign w:val="center"/>
+          </w:tcPr>
+          <w:p>
+            <w:pPr>
+              <w:cnfStyle w:val="000000000000" w:firstRow="0" w:lastRow="0" w:firstColumn="0" w:lastColumn="0" w:oddVBand="0" w:evenVBand="0" w:oddHBand="0" w:evenHBand="0" w:firstRowFirstColumn="0" w:firstRowLastColumn="0" w:lastRowFirstColumn="0" w:lastRowLastColumn="0"/>
+              <w:rPr>
+                <w:sz w:val="24"/>
+              </w:rPr>
+            </w:pPr>
+            <w:r>
+              <w:t>SRS-U-04-0, SRS-U-05-0</w:t>
             </w:r>
           </w:p>
         </w:tc>
@@ -23392,6 +23158,7 @@
           <w:tcPr>
             <w:cnfStyle w:val="001000000000" w:firstRow="0" w:lastRow="0" w:firstColumn="1" w:lastColumn="0" w:oddVBand="0" w:evenVBand="0" w:oddHBand="0" w:evenHBand="0" w:firstRowFirstColumn="0" w:firstRowLastColumn="0" w:lastRowFirstColumn="0" w:lastRowLastColumn="0"/>
             <w:tcW w:w="0" w:type="auto"/>
+            <w:vAlign w:val="center"/>
           </w:tcPr>
           <w:p>
             <w:pPr>
@@ -23402,10 +23169,7 @@
               </w:rPr>
             </w:pPr>
             <w:r>
-              <w:rPr>
-                <w:sz w:val="24"/>
-              </w:rPr>
-              <w:t>后端认证API</w:t>
+              <w:t>后端认证 API</w:t>
             </w:r>
           </w:p>
         </w:tc>
@@ -23413,19 +23177,17 @@
           <w:tcPr>
             <w:tcW w:w="0" w:type="auto"/>
             <w:shd w:val="clear" w:color="auto" w:fill="B4C6E7" w:themeFill="accent1" w:themeFillTint="66"/>
-          </w:tcPr>
-          <w:p>
-            <w:pPr>
-              <w:cnfStyle w:val="000000000000" w:firstRow="0" w:lastRow="0" w:firstColumn="0" w:lastColumn="0" w:oddVBand="0" w:evenVBand="0" w:oddHBand="0" w:evenHBand="0" w:firstRowFirstColumn="0" w:firstRowLastColumn="0" w:lastRowFirstColumn="0" w:lastRowLastColumn="0"/>
-              <w:rPr>
-                <w:sz w:val="24"/>
-              </w:rPr>
-            </w:pPr>
-            <w:r>
-              <w:rPr>
-                <w:sz w:val="24"/>
-              </w:rPr>
-              <w:t>SRS-F-01, SRS-F-02, SRS-F-03</w:t>
+            <w:vAlign w:val="center"/>
+          </w:tcPr>
+          <w:p>
+            <w:pPr>
+              <w:cnfStyle w:val="000000000000" w:firstRow="0" w:lastRow="0" w:firstColumn="0" w:lastColumn="0" w:oddVBand="0" w:evenVBand="0" w:oddHBand="0" w:evenHBand="0" w:firstRowFirstColumn="0" w:firstRowLastColumn="0" w:lastRowFirstColumn="0" w:lastRowLastColumn="0"/>
+              <w:rPr>
+                <w:sz w:val="24"/>
+              </w:rPr>
+            </w:pPr>
+            <w:r>
+              <w:t>SRS-F-01-0, SRS-F-02-0, SRS-F-03-0</w:t>
             </w:r>
           </w:p>
         </w:tc>
@@ -23433,19 +23195,17 @@
           <w:tcPr>
             <w:tcW w:w="0" w:type="auto"/>
             <w:shd w:val="clear" w:color="auto" w:fill="B4C6E7" w:themeFill="accent1" w:themeFillTint="66"/>
-          </w:tcPr>
-          <w:p>
-            <w:pPr>
-              <w:cnfStyle w:val="000000000000" w:firstRow="0" w:lastRow="0" w:firstColumn="0" w:lastColumn="0" w:oddVBand="0" w:evenVBand="0" w:oddHBand="0" w:evenHBand="0" w:firstRowFirstColumn="0" w:firstRowLastColumn="0" w:lastRowFirstColumn="0" w:lastRowLastColumn="0"/>
-              <w:rPr>
-                <w:sz w:val="24"/>
-              </w:rPr>
-            </w:pPr>
-            <w:r>
-              <w:rPr>
-                <w:sz w:val="24"/>
-              </w:rPr>
-              <w:t>SRS-S-01, SRS-S-03, SRS-S-04</w:t>
+            <w:vAlign w:val="center"/>
+          </w:tcPr>
+          <w:p>
+            <w:pPr>
+              <w:cnfStyle w:val="000000000000" w:firstRow="0" w:lastRow="0" w:firstColumn="0" w:lastColumn="0" w:oddVBand="0" w:evenVBand="0" w:oddHBand="0" w:evenHBand="0" w:firstRowFirstColumn="0" w:firstRowLastColumn="0" w:lastRowFirstColumn="0" w:lastRowLastColumn="0"/>
+              <w:rPr>
+                <w:sz w:val="24"/>
+              </w:rPr>
+            </w:pPr>
+            <w:r>
+              <w:t>SRS-S-01-0, SRS-S-03-0, SRS-S-04-0</w:t>
             </w:r>
           </w:p>
         </w:tc>
@@ -23458,6 +23218,7 @@
           <w:tcPr>
             <w:cnfStyle w:val="001000000000" w:firstRow="0" w:lastRow="0" w:firstColumn="1" w:lastColumn="0" w:oddVBand="0" w:evenVBand="0" w:oddHBand="0" w:evenHBand="0" w:firstRowFirstColumn="0" w:firstRowLastColumn="0" w:lastRowFirstColumn="0" w:lastRowLastColumn="0"/>
             <w:tcW w:w="0" w:type="auto"/>
+            <w:vAlign w:val="center"/>
           </w:tcPr>
           <w:p>
             <w:pPr>
@@ -23468,48 +23229,41 @@
               </w:rPr>
             </w:pPr>
             <w:r>
-              <w:rPr>
-                <w:sz w:val="24"/>
-              </w:rPr>
-              <w:t>后端教师API</w:t>
-            </w:r>
-          </w:p>
-        </w:tc>
-        <w:tc>
-          <w:tcPr>
-            <w:tcW w:w="0" w:type="auto"/>
-          </w:tcPr>
-          <w:p>
-            <w:pPr>
-              <w:cnfStyle w:val="000000000000" w:firstRow="0" w:lastRow="0" w:firstColumn="0" w:lastColumn="0" w:oddVBand="0" w:evenVBand="0" w:oddHBand="0" w:evenHBand="0" w:firstRowFirstColumn="0" w:firstRowLastColumn="0" w:lastRowFirstColumn="0" w:lastRowLastColumn="0"/>
-              <w:rPr>
-                <w:sz w:val="24"/>
-              </w:rPr>
-            </w:pPr>
-            <w:r>
-              <w:rPr>
-                <w:sz w:val="24"/>
-              </w:rPr>
-              <w:t>SRS-F-05, SRS-F-06, SRS-F-07, SRS-F-08</w:t>
-            </w:r>
-          </w:p>
-        </w:tc>
-        <w:tc>
-          <w:tcPr>
-            <w:tcW w:w="0" w:type="auto"/>
-          </w:tcPr>
-          <w:p>
-            <w:pPr>
-              <w:cnfStyle w:val="000000000000" w:firstRow="0" w:lastRow="0" w:firstColumn="0" w:lastColumn="0" w:oddVBand="0" w:evenVBand="0" w:oddHBand="0" w:evenHBand="0" w:firstRowFirstColumn="0" w:firstRowLastColumn="0" w:lastRowFirstColumn="0" w:lastRowLastColumn="0"/>
-              <w:rPr>
-                <w:sz w:val="24"/>
-              </w:rPr>
-            </w:pPr>
-            <w:r>
-              <w:rPr>
-                <w:sz w:val="24"/>
-              </w:rPr>
-              <w:t>SRS-P-01, SRS-R-03</w:t>
+              <w:t>后端教师 API</w:t>
+            </w:r>
+          </w:p>
+        </w:tc>
+        <w:tc>
+          <w:tcPr>
+            <w:tcW w:w="0" w:type="auto"/>
+            <w:vAlign w:val="center"/>
+          </w:tcPr>
+          <w:p>
+            <w:pPr>
+              <w:cnfStyle w:val="000000000000" w:firstRow="0" w:lastRow="0" w:firstColumn="0" w:lastColumn="0" w:oddVBand="0" w:evenVBand="0" w:oddHBand="0" w:evenHBand="0" w:firstRowFirstColumn="0" w:firstRowLastColumn="0" w:lastRowFirstColumn="0" w:lastRowLastColumn="0"/>
+              <w:rPr>
+                <w:sz w:val="24"/>
+              </w:rPr>
+            </w:pPr>
+            <w:r>
+              <w:t>SRS-F-05-0, SRS-F-06-0, SRS-F-07-0, SRS-F-08-0</w:t>
+            </w:r>
+          </w:p>
+        </w:tc>
+        <w:tc>
+          <w:tcPr>
+            <w:tcW w:w="0" w:type="auto"/>
+            <w:vAlign w:val="center"/>
+          </w:tcPr>
+          <w:p>
+            <w:pPr>
+              <w:cnfStyle w:val="000000000000" w:firstRow="0" w:lastRow="0" w:firstColumn="0" w:lastColumn="0" w:oddVBand="0" w:evenVBand="0" w:oddHBand="0" w:evenHBand="0" w:firstRowFirstColumn="0" w:firstRowLastColumn="0" w:lastRowFirstColumn="0" w:lastRowLastColumn="0"/>
+              <w:rPr>
+                <w:sz w:val="24"/>
+              </w:rPr>
+            </w:pPr>
+            <w:r>
+              <w:t>SRS-P-01-0, SRS-R-03-0</w:t>
             </w:r>
           </w:p>
         </w:tc>
@@ -23522,6 +23276,7 @@
           <w:tcPr>
             <w:cnfStyle w:val="001000000000" w:firstRow="0" w:lastRow="0" w:firstColumn="1" w:lastColumn="0" w:oddVBand="0" w:evenVBand="0" w:oddHBand="0" w:evenHBand="0" w:firstRowFirstColumn="0" w:firstRowLastColumn="0" w:lastRowFirstColumn="0" w:lastRowLastColumn="0"/>
             <w:tcW w:w="0" w:type="auto"/>
+            <w:vAlign w:val="center"/>
           </w:tcPr>
           <w:p>
             <w:pPr>
@@ -23532,10 +23287,7 @@
               </w:rPr>
             </w:pPr>
             <w:r>
-              <w:rPr>
-                <w:sz w:val="24"/>
-              </w:rPr>
-              <w:t>后端学生API</w:t>
+              <w:t>后端学生 API</w:t>
             </w:r>
           </w:p>
         </w:tc>
@@ -23543,19 +23295,17 @@
           <w:tcPr>
             <w:tcW w:w="0" w:type="auto"/>
             <w:shd w:val="clear" w:color="auto" w:fill="B4C6E7" w:themeFill="accent1" w:themeFillTint="66"/>
-          </w:tcPr>
-          <w:p>
-            <w:pPr>
-              <w:cnfStyle w:val="000000000000" w:firstRow="0" w:lastRow="0" w:firstColumn="0" w:lastColumn="0" w:oddVBand="0" w:evenVBand="0" w:oddHBand="0" w:evenHBand="0" w:firstRowFirstColumn="0" w:firstRowLastColumn="0" w:lastRowFirstColumn="0" w:lastRowLastColumn="0"/>
-              <w:rPr>
-                <w:sz w:val="24"/>
-              </w:rPr>
-            </w:pPr>
-            <w:r>
-              <w:rPr>
-                <w:sz w:val="24"/>
-              </w:rPr>
-              <w:t>SRS-F-09, SRS-F-10, SRS-F-11</w:t>
+            <w:vAlign w:val="center"/>
+          </w:tcPr>
+          <w:p>
+            <w:pPr>
+              <w:cnfStyle w:val="000000000000" w:firstRow="0" w:lastRow="0" w:firstColumn="0" w:lastColumn="0" w:oddVBand="0" w:evenVBand="0" w:oddHBand="0" w:evenHBand="0" w:firstRowFirstColumn="0" w:firstRowLastColumn="0" w:lastRowFirstColumn="0" w:lastRowLastColumn="0"/>
+              <w:rPr>
+                <w:sz w:val="24"/>
+              </w:rPr>
+            </w:pPr>
+            <w:r>
+              <w:t>SRS-F-09-0, SRS-F-10-0, SRS-F-11-0</w:t>
             </w:r>
           </w:p>
         </w:tc>
@@ -23563,19 +23313,17 @@
           <w:tcPr>
             <w:tcW w:w="0" w:type="auto"/>
             <w:shd w:val="clear" w:color="auto" w:fill="B4C6E7" w:themeFill="accent1" w:themeFillTint="66"/>
-          </w:tcPr>
-          <w:p>
-            <w:pPr>
-              <w:cnfStyle w:val="000000000000" w:firstRow="0" w:lastRow="0" w:firstColumn="0" w:lastColumn="0" w:oddVBand="0" w:evenVBand="0" w:oddHBand="0" w:evenHBand="0" w:firstRowFirstColumn="0" w:firstRowLastColumn="0" w:lastRowFirstColumn="0" w:lastRowLastColumn="0"/>
-              <w:rPr>
-                <w:sz w:val="24"/>
-              </w:rPr>
-            </w:pPr>
-            <w:r>
-              <w:rPr>
-                <w:sz w:val="24"/>
-              </w:rPr>
-              <w:t>SRS-P-01, SRS-P-02</w:t>
+            <w:vAlign w:val="center"/>
+          </w:tcPr>
+          <w:p>
+            <w:pPr>
+              <w:cnfStyle w:val="000000000000" w:firstRow="0" w:lastRow="0" w:firstColumn="0" w:lastColumn="0" w:oddVBand="0" w:evenVBand="0" w:oddHBand="0" w:evenHBand="0" w:firstRowFirstColumn="0" w:firstRowLastColumn="0" w:lastRowFirstColumn="0" w:lastRowLastColumn="0"/>
+              <w:rPr>
+                <w:sz w:val="24"/>
+              </w:rPr>
+            </w:pPr>
+            <w:r>
+              <w:t>SRS-P-01-0, SRS-P-02-0</w:t>
             </w:r>
           </w:p>
         </w:tc>
@@ -23588,6 +23336,7 @@
           <w:tcPr>
             <w:cnfStyle w:val="001000000000" w:firstRow="0" w:lastRow="0" w:firstColumn="1" w:lastColumn="0" w:oddVBand="0" w:evenVBand="0" w:oddHBand="0" w:evenHBand="0" w:firstRowFirstColumn="0" w:firstRowLastColumn="0" w:lastRowFirstColumn="0" w:lastRowLastColumn="0"/>
             <w:tcW w:w="0" w:type="auto"/>
+            <w:vAlign w:val="center"/>
           </w:tcPr>
           <w:p>
             <w:pPr>
@@ -23598,48 +23347,41 @@
               </w:rPr>
             </w:pPr>
             <w:r>
-              <w:rPr>
-                <w:sz w:val="24"/>
-              </w:rPr>
-              <w:t>后端管理API</w:t>
-            </w:r>
-          </w:p>
-        </w:tc>
-        <w:tc>
-          <w:tcPr>
-            <w:tcW w:w="0" w:type="auto"/>
-          </w:tcPr>
-          <w:p>
-            <w:pPr>
-              <w:cnfStyle w:val="000000000000" w:firstRow="0" w:lastRow="0" w:firstColumn="0" w:lastColumn="0" w:oddVBand="0" w:evenVBand="0" w:oddHBand="0" w:evenHBand="0" w:firstRowFirstColumn="0" w:firstRowLastColumn="0" w:lastRowFirstColumn="0" w:lastRowLastColumn="0"/>
-              <w:rPr>
-                <w:sz w:val="24"/>
-              </w:rPr>
-            </w:pPr>
-            <w:r>
-              <w:rPr>
-                <w:sz w:val="24"/>
-              </w:rPr>
-              <w:t>SRS-F-12, SRS-F-13, SRS-F-14, SRS-F-15, SRS-F-16</w:t>
-            </w:r>
-          </w:p>
-        </w:tc>
-        <w:tc>
-          <w:tcPr>
-            <w:tcW w:w="0" w:type="auto"/>
-          </w:tcPr>
-          <w:p>
-            <w:pPr>
-              <w:cnfStyle w:val="000000000000" w:firstRow="0" w:lastRow="0" w:firstColumn="0" w:lastColumn="0" w:oddVBand="0" w:evenVBand="0" w:oddHBand="0" w:evenHBand="0" w:firstRowFirstColumn="0" w:firstRowLastColumn="0" w:lastRowFirstColumn="0" w:lastRowLastColumn="0"/>
-              <w:rPr>
-                <w:sz w:val="24"/>
-              </w:rPr>
-            </w:pPr>
-            <w:r>
-              <w:rPr>
-                <w:sz w:val="24"/>
-              </w:rPr>
-              <w:t>SRS-R-03, SRS-S-09</w:t>
+              <w:t>后端管理 API</w:t>
+            </w:r>
+          </w:p>
+        </w:tc>
+        <w:tc>
+          <w:tcPr>
+            <w:tcW w:w="0" w:type="auto"/>
+            <w:vAlign w:val="center"/>
+          </w:tcPr>
+          <w:p>
+            <w:pPr>
+              <w:cnfStyle w:val="000000000000" w:firstRow="0" w:lastRow="0" w:firstColumn="0" w:lastColumn="0" w:oddVBand="0" w:evenVBand="0" w:oddHBand="0" w:evenHBand="0" w:firstRowFirstColumn="0" w:firstRowLastColumn="0" w:lastRowFirstColumn="0" w:lastRowLastColumn="0"/>
+              <w:rPr>
+                <w:sz w:val="24"/>
+              </w:rPr>
+            </w:pPr>
+            <w:r>
+              <w:t>SRS-F-12-0, SRS-F-13-0, SRS-F-14-0, SRS-F-15-0, SRS-F-16-0</w:t>
+            </w:r>
+          </w:p>
+        </w:tc>
+        <w:tc>
+          <w:tcPr>
+            <w:tcW w:w="0" w:type="auto"/>
+            <w:vAlign w:val="center"/>
+          </w:tcPr>
+          <w:p>
+            <w:pPr>
+              <w:cnfStyle w:val="000000000000" w:firstRow="0" w:lastRow="0" w:firstColumn="0" w:lastColumn="0" w:oddVBand="0" w:evenVBand="0" w:oddHBand="0" w:evenHBand="0" w:firstRowFirstColumn="0" w:firstRowLastColumn="0" w:lastRowFirstColumn="0" w:lastRowLastColumn="0"/>
+              <w:rPr>
+                <w:sz w:val="24"/>
+              </w:rPr>
+            </w:pPr>
+            <w:r>
+              <w:t>SRS-R-03-0, SRS-S-09-0</w:t>
             </w:r>
           </w:p>
         </w:tc>
@@ -23652,6 +23394,7 @@
           <w:tcPr>
             <w:cnfStyle w:val="001000000000" w:firstRow="0" w:lastRow="0" w:firstColumn="1" w:lastColumn="0" w:oddVBand="0" w:evenVBand="0" w:oddHBand="0" w:evenHBand="0" w:firstRowFirstColumn="0" w:firstRowLastColumn="0" w:lastRowFirstColumn="0" w:lastRowLastColumn="0"/>
             <w:tcW w:w="0" w:type="auto"/>
+            <w:vAlign w:val="center"/>
           </w:tcPr>
           <w:p>
             <w:pPr>
@@ -23663,9 +23406,6 @@
             </w:pPr>
             <w:proofErr w:type="spellStart"/>
             <w:r>
-              <w:rPr>
-                <w:sz w:val="24"/>
-              </w:rPr>
               <w:t>llm_manager</w:t>
             </w:r>
             <w:proofErr w:type="spellEnd"/>
@@ -23675,19 +23415,17 @@
           <w:tcPr>
             <w:tcW w:w="0" w:type="auto"/>
             <w:shd w:val="clear" w:color="auto" w:fill="B4C6E7" w:themeFill="accent1" w:themeFillTint="66"/>
-          </w:tcPr>
-          <w:p>
-            <w:pPr>
-              <w:cnfStyle w:val="000000000000" w:firstRow="0" w:lastRow="0" w:firstColumn="0" w:lastColumn="0" w:oddVBand="0" w:evenVBand="0" w:oddHBand="0" w:evenHBand="0" w:firstRowFirstColumn="0" w:firstRowLastColumn="0" w:lastRowFirstColumn="0" w:lastRowLastColumn="0"/>
-              <w:rPr>
-                <w:sz w:val="24"/>
-              </w:rPr>
-            </w:pPr>
-            <w:r>
-              <w:rPr>
-                <w:sz w:val="24"/>
-              </w:rPr>
-              <w:t>SRS-F-19, SRS-F-20</w:t>
+            <w:vAlign w:val="center"/>
+          </w:tcPr>
+          <w:p>
+            <w:pPr>
+              <w:cnfStyle w:val="000000000000" w:firstRow="0" w:lastRow="0" w:firstColumn="0" w:lastColumn="0" w:oddVBand="0" w:evenVBand="0" w:oddHBand="0" w:evenHBand="0" w:firstRowFirstColumn="0" w:firstRowLastColumn="0" w:lastRowFirstColumn="0" w:lastRowLastColumn="0"/>
+              <w:rPr>
+                <w:sz w:val="24"/>
+              </w:rPr>
+            </w:pPr>
+            <w:r>
+              <w:t>SRS-F-19-0, SRS-F-20-0</w:t>
             </w:r>
           </w:p>
         </w:tc>
@@ -23695,19 +23433,17 @@
           <w:tcPr>
             <w:tcW w:w="0" w:type="auto"/>
             <w:shd w:val="clear" w:color="auto" w:fill="B4C6E7" w:themeFill="accent1" w:themeFillTint="66"/>
-          </w:tcPr>
-          <w:p>
-            <w:pPr>
-              <w:cnfStyle w:val="000000000000" w:firstRow="0" w:lastRow="0" w:firstColumn="0" w:lastColumn="0" w:oddVBand="0" w:evenVBand="0" w:oddHBand="0" w:evenHBand="0" w:firstRowFirstColumn="0" w:firstRowLastColumn="0" w:lastRowFirstColumn="0" w:lastRowLastColumn="0"/>
-              <w:rPr>
-                <w:sz w:val="24"/>
-              </w:rPr>
-            </w:pPr>
-            <w:r>
-              <w:rPr>
-                <w:sz w:val="24"/>
-              </w:rPr>
-              <w:t>SRS-P-01, SRS-P-07, SRS-R-05</w:t>
+            <w:vAlign w:val="center"/>
+          </w:tcPr>
+          <w:p>
+            <w:pPr>
+              <w:cnfStyle w:val="000000000000" w:firstRow="0" w:lastRow="0" w:firstColumn="0" w:lastColumn="0" w:oddVBand="0" w:evenVBand="0" w:oddHBand="0" w:evenHBand="0" w:firstRowFirstColumn="0" w:firstRowLastColumn="0" w:lastRowFirstColumn="0" w:lastRowLastColumn="0"/>
+              <w:rPr>
+                <w:sz w:val="24"/>
+              </w:rPr>
+            </w:pPr>
+            <w:r>
+              <w:t>SRS-P-01-0, SRS-P-07-0, SRS-R-05-0</w:t>
             </w:r>
           </w:p>
         </w:tc>
@@ -23720,6 +23456,7 @@
           <w:tcPr>
             <w:cnfStyle w:val="001000000000" w:firstRow="0" w:lastRow="0" w:firstColumn="1" w:lastColumn="0" w:oddVBand="0" w:evenVBand="0" w:oddHBand="0" w:evenHBand="0" w:firstRowFirstColumn="0" w:firstRowLastColumn="0" w:lastRowFirstColumn="0" w:lastRowLastColumn="0"/>
             <w:tcW w:w="0" w:type="auto"/>
+            <w:vAlign w:val="center"/>
           </w:tcPr>
           <w:p>
             <w:pPr>
@@ -23730,48 +23467,41 @@
               </w:rPr>
             </w:pPr>
             <w:r>
-              <w:rPr>
-                <w:sz w:val="24"/>
-              </w:rPr>
-              <w:t>RAG管道</w:t>
-            </w:r>
-          </w:p>
-        </w:tc>
-        <w:tc>
-          <w:tcPr>
-            <w:tcW w:w="0" w:type="auto"/>
-          </w:tcPr>
-          <w:p>
-            <w:pPr>
-              <w:cnfStyle w:val="000000000000" w:firstRow="0" w:lastRow="0" w:firstColumn="0" w:lastColumn="0" w:oddVBand="0" w:evenVBand="0" w:oddHBand="0" w:evenHBand="0" w:firstRowFirstColumn="0" w:firstRowLastColumn="0" w:lastRowFirstColumn="0" w:lastRowLastColumn="0"/>
-              <w:rPr>
-                <w:sz w:val="24"/>
-              </w:rPr>
-            </w:pPr>
-            <w:r>
-              <w:rPr>
-                <w:sz w:val="24"/>
-              </w:rPr>
-              <w:t>SRS-F-17, SRS-F-18</w:t>
-            </w:r>
-          </w:p>
-        </w:tc>
-        <w:tc>
-          <w:tcPr>
-            <w:tcW w:w="0" w:type="auto"/>
-          </w:tcPr>
-          <w:p>
-            <w:pPr>
-              <w:cnfStyle w:val="000000000000" w:firstRow="0" w:lastRow="0" w:firstColumn="0" w:lastColumn="0" w:oddVBand="0" w:evenVBand="0" w:oddHBand="0" w:evenHBand="0" w:firstRowFirstColumn="0" w:firstRowLastColumn="0" w:lastRowFirstColumn="0" w:lastRowLastColumn="0"/>
-              <w:rPr>
-                <w:sz w:val="24"/>
-              </w:rPr>
-            </w:pPr>
-            <w:r>
-              <w:rPr>
-                <w:sz w:val="24"/>
-              </w:rPr>
-              <w:t>SRS-P-02, SRS-P-05, SRS-P-06</w:t>
+              <w:t>RAG 管道</w:t>
+            </w:r>
+          </w:p>
+        </w:tc>
+        <w:tc>
+          <w:tcPr>
+            <w:tcW w:w="0" w:type="auto"/>
+            <w:vAlign w:val="center"/>
+          </w:tcPr>
+          <w:p>
+            <w:pPr>
+              <w:cnfStyle w:val="000000000000" w:firstRow="0" w:lastRow="0" w:firstColumn="0" w:lastColumn="0" w:oddVBand="0" w:evenVBand="0" w:oddHBand="0" w:evenHBand="0" w:firstRowFirstColumn="0" w:firstRowLastColumn="0" w:lastRowFirstColumn="0" w:lastRowLastColumn="0"/>
+              <w:rPr>
+                <w:sz w:val="24"/>
+              </w:rPr>
+            </w:pPr>
+            <w:r>
+              <w:t>SRS-F-17-0, SRS-F-18-0</w:t>
+            </w:r>
+          </w:p>
+        </w:tc>
+        <w:tc>
+          <w:tcPr>
+            <w:tcW w:w="0" w:type="auto"/>
+            <w:vAlign w:val="center"/>
+          </w:tcPr>
+          <w:p>
+            <w:pPr>
+              <w:cnfStyle w:val="000000000000" w:firstRow="0" w:lastRow="0" w:firstColumn="0" w:lastColumn="0" w:oddVBand="0" w:evenVBand="0" w:oddHBand="0" w:evenHBand="0" w:firstRowFirstColumn="0" w:firstRowLastColumn="0" w:lastRowFirstColumn="0" w:lastRowLastColumn="0"/>
+              <w:rPr>
+                <w:sz w:val="24"/>
+              </w:rPr>
+            </w:pPr>
+            <w:r>
+              <w:t>SRS-P-02-0, SRS-P-05-0, SRS-P-06-0</w:t>
             </w:r>
           </w:p>
         </w:tc>
@@ -23784,6 +23514,7 @@
           <w:tcPr>
             <w:cnfStyle w:val="001000000000" w:firstRow="0" w:lastRow="0" w:firstColumn="1" w:lastColumn="0" w:oddVBand="0" w:evenVBand="0" w:oddHBand="0" w:evenHBand="0" w:firstRowFirstColumn="0" w:firstRowLastColumn="0" w:lastRowFirstColumn="0" w:lastRowLastColumn="0"/>
             <w:tcW w:w="0" w:type="auto"/>
+            <w:vAlign w:val="center"/>
           </w:tcPr>
           <w:p>
             <w:pPr>
@@ -23794,9 +23525,6 @@
               </w:rPr>
             </w:pPr>
             <w:r>
-              <w:rPr>
-                <w:sz w:val="24"/>
-              </w:rPr>
               <w:t>database.py</w:t>
             </w:r>
           </w:p>
@@ -23805,19 +23533,17 @@
           <w:tcPr>
             <w:tcW w:w="0" w:type="auto"/>
             <w:shd w:val="clear" w:color="auto" w:fill="B4C6E7" w:themeFill="accent1" w:themeFillTint="66"/>
-          </w:tcPr>
-          <w:p>
-            <w:pPr>
-              <w:cnfStyle w:val="000000000000" w:firstRow="0" w:lastRow="0" w:firstColumn="0" w:lastColumn="0" w:oddVBand="0" w:evenVBand="0" w:oddHBand="0" w:evenHBand="0" w:firstRowFirstColumn="0" w:firstRowLastColumn="0" w:lastRowFirstColumn="0" w:lastRowLastColumn="0"/>
-              <w:rPr>
-                <w:sz w:val="24"/>
-              </w:rPr>
-            </w:pPr>
-            <w:r>
-              <w:rPr>
-                <w:sz w:val="24"/>
-              </w:rPr>
-              <w:t>SRS-F-08（部分）</w:t>
+            <w:vAlign w:val="center"/>
+          </w:tcPr>
+          <w:p>
+            <w:pPr>
+              <w:cnfStyle w:val="000000000000" w:firstRow="0" w:lastRow="0" w:firstColumn="0" w:lastColumn="0" w:oddVBand="0" w:evenVBand="0" w:oddHBand="0" w:evenHBand="0" w:firstRowFirstColumn="0" w:firstRowLastColumn="0" w:lastRowFirstColumn="0" w:lastRowLastColumn="0"/>
+              <w:rPr>
+                <w:sz w:val="24"/>
+              </w:rPr>
+            </w:pPr>
+            <w:r>
+              <w:t>SRS-F-08-0（部分）</w:t>
             </w:r>
           </w:p>
         </w:tc>
@@ -23825,19 +23551,17 @@
           <w:tcPr>
             <w:tcW w:w="0" w:type="auto"/>
             <w:shd w:val="clear" w:color="auto" w:fill="B4C6E7" w:themeFill="accent1" w:themeFillTint="66"/>
-          </w:tcPr>
-          <w:p>
-            <w:pPr>
-              <w:cnfStyle w:val="000000000000" w:firstRow="0" w:lastRow="0" w:firstColumn="0" w:lastColumn="0" w:oddVBand="0" w:evenVBand="0" w:oddHBand="0" w:evenHBand="0" w:firstRowFirstColumn="0" w:firstRowLastColumn="0" w:lastRowFirstColumn="0" w:lastRowLastColumn="0"/>
-              <w:rPr>
-                <w:sz w:val="24"/>
-              </w:rPr>
-            </w:pPr>
-            <w:r>
-              <w:rPr>
-                <w:sz w:val="24"/>
-              </w:rPr>
-              <w:t>SRS-R-03, SRS-T-03</w:t>
+            <w:vAlign w:val="center"/>
+          </w:tcPr>
+          <w:p>
+            <w:pPr>
+              <w:cnfStyle w:val="000000000000" w:firstRow="0" w:lastRow="0" w:firstColumn="0" w:lastColumn="0" w:oddVBand="0" w:evenVBand="0" w:oddHBand="0" w:evenHBand="0" w:firstRowFirstColumn="0" w:firstRowLastColumn="0" w:lastRowFirstColumn="0" w:lastRowLastColumn="0"/>
+              <w:rPr>
+                <w:sz w:val="24"/>
+              </w:rPr>
+            </w:pPr>
+            <w:r>
+              <w:t>SRS-R-03-0, SRS-T-03-0</w:t>
             </w:r>
           </w:p>
         </w:tc>
@@ -23870,10 +23594,10 @@
         <w:tblLook w:val="04A0" w:firstRow="1" w:lastRow="0" w:firstColumn="1" w:lastColumn="0" w:noHBand="0" w:noVBand="1"/>
       </w:tblPr>
       <w:tblGrid>
-        <w:gridCol w:w="1457"/>
-        <w:gridCol w:w="3822"/>
-        <w:gridCol w:w="1741"/>
-        <w:gridCol w:w="1151"/>
+        <w:gridCol w:w="1699"/>
+        <w:gridCol w:w="3659"/>
+        <w:gridCol w:w="1686"/>
+        <w:gridCol w:w="1127"/>
       </w:tblGrid>
       <w:tr>
         <w:trPr>
@@ -23884,6 +23608,7 @@
           <w:tcPr>
             <w:cnfStyle w:val="001000000000" w:firstRow="0" w:lastRow="0" w:firstColumn="1" w:lastColumn="0" w:oddVBand="0" w:evenVBand="0" w:oddHBand="0" w:evenHBand="0" w:firstRowFirstColumn="0" w:firstRowLastColumn="0" w:lastRowFirstColumn="0" w:lastRowLastColumn="0"/>
             <w:tcW w:w="0" w:type="auto"/>
+            <w:vAlign w:val="center"/>
           </w:tcPr>
           <w:p>
             <w:pPr>
@@ -23895,36 +23620,17 @@
             </w:pPr>
             <w:r>
               <w:rPr>
-                <w:sz w:val="24"/>
-              </w:rPr>
-              <w:t>需求编号</w:t>
-            </w:r>
-          </w:p>
-        </w:tc>
-        <w:tc>
-          <w:tcPr>
-            <w:tcW w:w="0" w:type="auto"/>
-          </w:tcPr>
-          <w:p>
-            <w:pPr>
-              <w:cnfStyle w:val="100000000000" w:firstRow="1" w:lastRow="0" w:firstColumn="0" w:lastColumn="0" w:oddVBand="0" w:evenVBand="0" w:oddHBand="0" w:evenHBand="0" w:firstRowFirstColumn="0" w:firstRowLastColumn="0" w:lastRowFirstColumn="0" w:lastRowLastColumn="0"/>
-              <w:rPr>
                 <w:b w:val="0"/>
                 <w:bCs w:val="0"/>
-                <w:sz w:val="24"/>
-              </w:rPr>
-            </w:pPr>
-            <w:r>
-              <w:rPr>
-                <w:sz w:val="24"/>
-              </w:rPr>
-              <w:t>需求描述</w:t>
-            </w:r>
-          </w:p>
-        </w:tc>
-        <w:tc>
-          <w:tcPr>
-            <w:tcW w:w="0" w:type="auto"/>
+              </w:rPr>
+              <w:t>需求编号</w:t>
+            </w:r>
+          </w:p>
+        </w:tc>
+        <w:tc>
+          <w:tcPr>
+            <w:tcW w:w="0" w:type="auto"/>
+            <w:vAlign w:val="center"/>
           </w:tcPr>
           <w:p>
             <w:pPr>
@@ -23937,28 +23643,54 @@
             </w:pPr>
             <w:r>
               <w:rPr>
-                <w:sz w:val="24"/>
-              </w:rPr>
-              <w:t>验证方式</w:t>
-            </w:r>
-          </w:p>
-        </w:tc>
-        <w:tc>
-          <w:tcPr>
-            <w:tcW w:w="0" w:type="auto"/>
-          </w:tcPr>
-          <w:p>
-            <w:pPr>
-              <w:cnfStyle w:val="100000000000" w:firstRow="1" w:lastRow="0" w:firstColumn="0" w:lastColumn="0" w:oddVBand="0" w:evenVBand="0" w:oddHBand="0" w:evenHBand="0" w:firstRowFirstColumn="0" w:firstRowLastColumn="0" w:lastRowFirstColumn="0" w:lastRowLastColumn="0"/>
-              <w:rPr>
                 <w:b w:val="0"/>
                 <w:bCs w:val="0"/>
-                <w:sz w:val="24"/>
-              </w:rPr>
-            </w:pPr>
-            <w:r>
-              <w:rPr>
-                <w:sz w:val="24"/>
+              </w:rPr>
+              <w:t>需求描述</w:t>
+            </w:r>
+          </w:p>
+        </w:tc>
+        <w:tc>
+          <w:tcPr>
+            <w:tcW w:w="0" w:type="auto"/>
+            <w:vAlign w:val="center"/>
+          </w:tcPr>
+          <w:p>
+            <w:pPr>
+              <w:cnfStyle w:val="100000000000" w:firstRow="1" w:lastRow="0" w:firstColumn="0" w:lastColumn="0" w:oddVBand="0" w:evenVBand="0" w:oddHBand="0" w:evenHBand="0" w:firstRowFirstColumn="0" w:firstRowLastColumn="0" w:lastRowFirstColumn="0" w:lastRowLastColumn="0"/>
+              <w:rPr>
+                <w:b w:val="0"/>
+                <w:bCs w:val="0"/>
+                <w:sz w:val="24"/>
+              </w:rPr>
+            </w:pPr>
+            <w:r>
+              <w:rPr>
+                <w:b w:val="0"/>
+                <w:bCs w:val="0"/>
+              </w:rPr>
+              <w:t>验证方式</w:t>
+            </w:r>
+          </w:p>
+        </w:tc>
+        <w:tc>
+          <w:tcPr>
+            <w:tcW w:w="0" w:type="auto"/>
+            <w:vAlign w:val="center"/>
+          </w:tcPr>
+          <w:p>
+            <w:pPr>
+              <w:cnfStyle w:val="100000000000" w:firstRow="1" w:lastRow="0" w:firstColumn="0" w:lastColumn="0" w:oddVBand="0" w:evenVBand="0" w:oddHBand="0" w:evenHBand="0" w:firstRowFirstColumn="0" w:firstRowLastColumn="0" w:lastRowFirstColumn="0" w:lastRowLastColumn="0"/>
+              <w:rPr>
+                <w:b w:val="0"/>
+                <w:bCs w:val="0"/>
+                <w:sz w:val="24"/>
+              </w:rPr>
+            </w:pPr>
+            <w:r>
+              <w:rPr>
+                <w:b w:val="0"/>
+                <w:bCs w:val="0"/>
               </w:rPr>
               <w:t>状态</w:t>
             </w:r>
@@ -23973,6 +23705,7 @@
           <w:tcPr>
             <w:cnfStyle w:val="001000000000" w:firstRow="0" w:lastRow="0" w:firstColumn="1" w:lastColumn="0" w:oddVBand="0" w:evenVBand="0" w:oddHBand="0" w:evenHBand="0" w:firstRowFirstColumn="0" w:firstRowLastColumn="0" w:lastRowFirstColumn="0" w:lastRowLastColumn="0"/>
             <w:tcW w:w="0" w:type="auto"/>
+            <w:vAlign w:val="center"/>
           </w:tcPr>
           <w:p>
             <w:pPr>
@@ -23983,10 +23716,7 @@
               </w:rPr>
             </w:pPr>
             <w:r>
-              <w:rPr>
-                <w:sz w:val="24"/>
-              </w:rPr>
-              <w:t>SRS-P-01</w:t>
+              <w:t>SRS-P-01-0</w:t>
             </w:r>
           </w:p>
         </w:tc>
@@ -23994,30 +23724,22 @@
           <w:tcPr>
             <w:tcW w:w="0" w:type="auto"/>
             <w:shd w:val="clear" w:color="auto" w:fill="B4C6E7" w:themeFill="accent1" w:themeFillTint="66"/>
-          </w:tcPr>
-          <w:p>
-            <w:pPr>
-              <w:cnfStyle w:val="000000000000" w:firstRow="0" w:lastRow="0" w:firstColumn="0" w:lastColumn="0" w:oddVBand="0" w:evenVBand="0" w:oddHBand="0" w:evenHBand="0" w:firstRowFirstColumn="0" w:firstRowLastColumn="0" w:lastRowFirstColumn="0" w:lastRowLastColumn="0"/>
-              <w:rPr>
-                <w:sz w:val="24"/>
-              </w:rPr>
-            </w:pPr>
-            <w:r>
-              <w:rPr>
-                <w:sz w:val="24"/>
-              </w:rPr>
-              <w:t xml:space="preserve">LLM推理响应时间 </w:t>
-            </w:r>
-            <w:r>
-              <w:rPr>
-                <w:sz w:val="24"/>
-              </w:rPr>
+            <w:vAlign w:val="center"/>
+          </w:tcPr>
+          <w:p>
+            <w:pPr>
+              <w:cnfStyle w:val="000000000000" w:firstRow="0" w:lastRow="0" w:firstColumn="0" w:lastColumn="0" w:oddVBand="0" w:evenVBand="0" w:oddHBand="0" w:evenHBand="0" w:firstRowFirstColumn="0" w:firstRowLastColumn="0" w:lastRowFirstColumn="0" w:lastRowLastColumn="0"/>
+              <w:rPr>
+                <w:sz w:val="24"/>
+              </w:rPr>
+            </w:pPr>
+            <w:r>
+              <w:t xml:space="preserve">LLM 推理响应时间 </w:t>
+            </w:r>
+            <w:r>
               <w:t>≤</w:t>
             </w:r>
             <w:r>
-              <w:rPr>
-                <w:sz w:val="24"/>
-              </w:rPr>
               <w:t xml:space="preserve"> 3 秒</w:t>
             </w:r>
           </w:p>
@@ -24026,18 +23748,16 @@
           <w:tcPr>
             <w:tcW w:w="0" w:type="auto"/>
             <w:shd w:val="clear" w:color="auto" w:fill="B4C6E7" w:themeFill="accent1" w:themeFillTint="66"/>
-          </w:tcPr>
-          <w:p>
-            <w:pPr>
-              <w:cnfStyle w:val="000000000000" w:firstRow="0" w:lastRow="0" w:firstColumn="0" w:lastColumn="0" w:oddVBand="0" w:evenVBand="0" w:oddHBand="0" w:evenHBand="0" w:firstRowFirstColumn="0" w:firstRowLastColumn="0" w:lastRowFirstColumn="0" w:lastRowLastColumn="0"/>
-              <w:rPr>
-                <w:sz w:val="24"/>
-              </w:rPr>
-            </w:pPr>
-            <w:r>
-              <w:rPr>
-                <w:sz w:val="24"/>
-              </w:rPr>
+            <w:vAlign w:val="center"/>
+          </w:tcPr>
+          <w:p>
+            <w:pPr>
+              <w:cnfStyle w:val="000000000000" w:firstRow="0" w:lastRow="0" w:firstColumn="0" w:lastColumn="0" w:oddVBand="0" w:evenVBand="0" w:oddHBand="0" w:evenHBand="0" w:firstRowFirstColumn="0" w:firstRowLastColumn="0" w:lastRowFirstColumn="0" w:lastRowLastColumn="0"/>
+              <w:rPr>
+                <w:sz w:val="24"/>
+              </w:rPr>
+            </w:pPr>
+            <w:r>
               <w:t>性能测试</w:t>
             </w:r>
           </w:p>
@@ -24046,18 +23766,16 @@
           <w:tcPr>
             <w:tcW w:w="0" w:type="auto"/>
             <w:shd w:val="clear" w:color="auto" w:fill="B4C6E7" w:themeFill="accent1" w:themeFillTint="66"/>
-          </w:tcPr>
-          <w:p>
-            <w:pPr>
-              <w:cnfStyle w:val="000000000000" w:firstRow="0" w:lastRow="0" w:firstColumn="0" w:lastColumn="0" w:oddVBand="0" w:evenVBand="0" w:oddHBand="0" w:evenHBand="0" w:firstRowFirstColumn="0" w:firstRowLastColumn="0" w:lastRowFirstColumn="0" w:lastRowLastColumn="0"/>
-              <w:rPr>
-                <w:sz w:val="24"/>
-              </w:rPr>
-            </w:pPr>
-            <w:r>
-              <w:rPr>
-                <w:sz w:val="24"/>
-              </w:rPr>
+            <w:vAlign w:val="center"/>
+          </w:tcPr>
+          <w:p>
+            <w:pPr>
+              <w:cnfStyle w:val="000000000000" w:firstRow="0" w:lastRow="0" w:firstColumn="0" w:lastColumn="0" w:oddVBand="0" w:evenVBand="0" w:oddHBand="0" w:evenHBand="0" w:firstRowFirstColumn="0" w:firstRowLastColumn="0" w:lastRowFirstColumn="0" w:lastRowLastColumn="0"/>
+              <w:rPr>
+                <w:sz w:val="24"/>
+              </w:rPr>
+            </w:pPr>
+            <w:r>
               <w:t>验证中</w:t>
             </w:r>
           </w:p>
@@ -24071,6 +23789,7 @@
           <w:tcPr>
             <w:cnfStyle w:val="001000000000" w:firstRow="0" w:lastRow="0" w:firstColumn="1" w:lastColumn="0" w:oddVBand="0" w:evenVBand="0" w:oddHBand="0" w:evenHBand="0" w:firstRowFirstColumn="0" w:firstRowLastColumn="0" w:lastRowFirstColumn="0" w:lastRowLastColumn="0"/>
             <w:tcW w:w="0" w:type="auto"/>
+            <w:vAlign w:val="center"/>
           </w:tcPr>
           <w:p>
             <w:pPr>
@@ -24081,40 +23800,29 @@
               </w:rPr>
             </w:pPr>
             <w:r>
-              <w:rPr>
-                <w:sz w:val="24"/>
-              </w:rPr>
-              <w:t>SRS-P-02</w:t>
-            </w:r>
-          </w:p>
-        </w:tc>
-        <w:tc>
-          <w:tcPr>
-            <w:tcW w:w="0" w:type="auto"/>
-          </w:tcPr>
-          <w:p>
-            <w:pPr>
-              <w:cnfStyle w:val="000000000000" w:firstRow="0" w:lastRow="0" w:firstColumn="0" w:lastColumn="0" w:oddVBand="0" w:evenVBand="0" w:oddHBand="0" w:evenHBand="0" w:firstRowFirstColumn="0" w:firstRowLastColumn="0" w:lastRowFirstColumn="0" w:lastRowLastColumn="0"/>
-              <w:rPr>
-                <w:sz w:val="24"/>
-              </w:rPr>
-            </w:pPr>
-            <w:r>
-              <w:rPr>
-                <w:sz w:val="24"/>
-              </w:rPr>
+              <w:t>SRS-P-02-0</w:t>
+            </w:r>
+          </w:p>
+        </w:tc>
+        <w:tc>
+          <w:tcPr>
+            <w:tcW w:w="0" w:type="auto"/>
+            <w:vAlign w:val="center"/>
+          </w:tcPr>
+          <w:p>
+            <w:pPr>
+              <w:cnfStyle w:val="000000000000" w:firstRow="0" w:lastRow="0" w:firstColumn="0" w:lastColumn="0" w:oddVBand="0" w:evenVBand="0" w:oddHBand="0" w:evenHBand="0" w:firstRowFirstColumn="0" w:firstRowLastColumn="0" w:lastRowFirstColumn="0" w:lastRowLastColumn="0"/>
+              <w:rPr>
+                <w:sz w:val="24"/>
+              </w:rPr>
+            </w:pPr>
+            <w:r>
               <w:t xml:space="preserve">向量检索响应时间 </w:t>
             </w:r>
             <w:r>
-              <w:rPr>
-                <w:sz w:val="24"/>
-              </w:rPr>
               <w:t>≤</w:t>
             </w:r>
             <w:r>
-              <w:rPr>
-                <w:sz w:val="24"/>
-              </w:rPr>
               <w:t xml:space="preserve"> 500ms</w:t>
             </w:r>
           </w:p>
@@ -24122,18 +23830,16 @@
         <w:tc>
           <w:tcPr>
             <w:tcW w:w="0" w:type="auto"/>
-          </w:tcPr>
-          <w:p>
-            <w:pPr>
-              <w:cnfStyle w:val="000000000000" w:firstRow="0" w:lastRow="0" w:firstColumn="0" w:lastColumn="0" w:oddVBand="0" w:evenVBand="0" w:oddHBand="0" w:evenHBand="0" w:firstRowFirstColumn="0" w:firstRowLastColumn="0" w:lastRowFirstColumn="0" w:lastRowLastColumn="0"/>
-              <w:rPr>
-                <w:sz w:val="24"/>
-              </w:rPr>
-            </w:pPr>
-            <w:r>
-              <w:rPr>
-                <w:sz w:val="24"/>
-              </w:rPr>
+            <w:vAlign w:val="center"/>
+          </w:tcPr>
+          <w:p>
+            <w:pPr>
+              <w:cnfStyle w:val="000000000000" w:firstRow="0" w:lastRow="0" w:firstColumn="0" w:lastColumn="0" w:oddVBand="0" w:evenVBand="0" w:oddHBand="0" w:evenHBand="0" w:firstRowFirstColumn="0" w:firstRowLastColumn="0" w:lastRowFirstColumn="0" w:lastRowLastColumn="0"/>
+              <w:rPr>
+                <w:sz w:val="24"/>
+              </w:rPr>
+            </w:pPr>
+            <w:r>
               <w:t>性能测试</w:t>
             </w:r>
           </w:p>
@@ -24141,18 +23847,16 @@
         <w:tc>
           <w:tcPr>
             <w:tcW w:w="0" w:type="auto"/>
-          </w:tcPr>
-          <w:p>
-            <w:pPr>
-              <w:cnfStyle w:val="000000000000" w:firstRow="0" w:lastRow="0" w:firstColumn="0" w:lastColumn="0" w:oddVBand="0" w:evenVBand="0" w:oddHBand="0" w:evenHBand="0" w:firstRowFirstColumn="0" w:firstRowLastColumn="0" w:lastRowFirstColumn="0" w:lastRowLastColumn="0"/>
-              <w:rPr>
-                <w:sz w:val="24"/>
-              </w:rPr>
-            </w:pPr>
-            <w:r>
-              <w:rPr>
-                <w:sz w:val="24"/>
-              </w:rPr>
+            <w:vAlign w:val="center"/>
+          </w:tcPr>
+          <w:p>
+            <w:pPr>
+              <w:cnfStyle w:val="000000000000" w:firstRow="0" w:lastRow="0" w:firstColumn="0" w:lastColumn="0" w:oddVBand="0" w:evenVBand="0" w:oddHBand="0" w:evenHBand="0" w:firstRowFirstColumn="0" w:firstRowLastColumn="0" w:lastRowFirstColumn="0" w:lastRowLastColumn="0"/>
+              <w:rPr>
+                <w:sz w:val="24"/>
+              </w:rPr>
+            </w:pPr>
+            <w:r>
               <w:t>验证中</w:t>
             </w:r>
           </w:p>
@@ -24166,6 +23870,7 @@
           <w:tcPr>
             <w:cnfStyle w:val="001000000000" w:firstRow="0" w:lastRow="0" w:firstColumn="1" w:lastColumn="0" w:oddVBand="0" w:evenVBand="0" w:oddHBand="0" w:evenHBand="0" w:firstRowFirstColumn="0" w:firstRowLastColumn="0" w:lastRowFirstColumn="0" w:lastRowLastColumn="0"/>
             <w:tcW w:w="0" w:type="auto"/>
+            <w:vAlign w:val="center"/>
           </w:tcPr>
           <w:p>
             <w:pPr>
@@ -24176,10 +23881,7 @@
               </w:rPr>
             </w:pPr>
             <w:r>
-              <w:rPr>
-                <w:sz w:val="24"/>
-              </w:rPr>
-              <w:t>SRS-P-04</w:t>
+              <w:t>SRS-P-04-0</w:t>
             </w:r>
           </w:p>
         </w:tc>
@@ -24187,30 +23889,22 @@
           <w:tcPr>
             <w:tcW w:w="0" w:type="auto"/>
             <w:shd w:val="clear" w:color="auto" w:fill="B4C6E7" w:themeFill="accent1" w:themeFillTint="66"/>
-          </w:tcPr>
-          <w:p>
-            <w:pPr>
-              <w:cnfStyle w:val="000000000000" w:firstRow="0" w:lastRow="0" w:firstColumn="0" w:lastColumn="0" w:oddVBand="0" w:evenVBand="0" w:oddHBand="0" w:evenHBand="0" w:firstRowFirstColumn="0" w:firstRowLastColumn="0" w:lastRowFirstColumn="0" w:lastRowLastColumn="0"/>
-              <w:rPr>
-                <w:sz w:val="24"/>
-              </w:rPr>
-            </w:pPr>
-            <w:r>
-              <w:rPr>
-                <w:sz w:val="24"/>
-              </w:rPr>
+            <w:vAlign w:val="center"/>
+          </w:tcPr>
+          <w:p>
+            <w:pPr>
+              <w:cnfStyle w:val="000000000000" w:firstRow="0" w:lastRow="0" w:firstColumn="0" w:lastColumn="0" w:oddVBand="0" w:evenVBand="0" w:oddHBand="0" w:evenHBand="0" w:firstRowFirstColumn="0" w:firstRowLastColumn="0" w:lastRowFirstColumn="0" w:lastRowLastColumn="0"/>
+              <w:rPr>
+                <w:sz w:val="24"/>
+              </w:rPr>
+            </w:pPr>
+            <w:r>
               <w:t xml:space="preserve">并发支持 </w:t>
             </w:r>
             <w:r>
-              <w:rPr>
-                <w:sz w:val="24"/>
-              </w:rPr>
               <w:t>≥</w:t>
             </w:r>
             <w:r>
-              <w:rPr>
-                <w:sz w:val="24"/>
-              </w:rPr>
               <w:t xml:space="preserve"> 50 用户</w:t>
             </w:r>
           </w:p>
@@ -24219,38 +23913,36 @@
           <w:tcPr>
             <w:tcW w:w="0" w:type="auto"/>
             <w:shd w:val="clear" w:color="auto" w:fill="B4C6E7" w:themeFill="accent1" w:themeFillTint="66"/>
-          </w:tcPr>
-          <w:p>
-            <w:pPr>
-              <w:cnfStyle w:val="000000000000" w:firstRow="0" w:lastRow="0" w:firstColumn="0" w:lastColumn="0" w:oddVBand="0" w:evenVBand="0" w:oddHBand="0" w:evenHBand="0" w:firstRowFirstColumn="0" w:firstRowLastColumn="0" w:lastRowFirstColumn="0" w:lastRowLastColumn="0"/>
-              <w:rPr>
-                <w:sz w:val="24"/>
-              </w:rPr>
-            </w:pPr>
-            <w:r>
-              <w:rPr>
-                <w:sz w:val="24"/>
-              </w:rPr>
+            <w:vAlign w:val="center"/>
+          </w:tcPr>
+          <w:p>
+            <w:pPr>
+              <w:cnfStyle w:val="000000000000" w:firstRow="0" w:lastRow="0" w:firstColumn="0" w:lastColumn="0" w:oddVBand="0" w:evenVBand="0" w:oddHBand="0" w:evenHBand="0" w:firstRowFirstColumn="0" w:firstRowLastColumn="0" w:lastRowFirstColumn="0" w:lastRowLastColumn="0"/>
+              <w:rPr>
+                <w:sz w:val="24"/>
+              </w:rPr>
+            </w:pPr>
+            <w:proofErr w:type="gramStart"/>
+            <w:r>
               <w:t>压测</w:t>
             </w:r>
+            <w:proofErr w:type="gramEnd"/>
           </w:p>
         </w:tc>
         <w:tc>
           <w:tcPr>
             <w:tcW w:w="0" w:type="auto"/>
             <w:shd w:val="clear" w:color="auto" w:fill="B4C6E7" w:themeFill="accent1" w:themeFillTint="66"/>
-          </w:tcPr>
-          <w:p>
-            <w:pPr>
-              <w:cnfStyle w:val="000000000000" w:firstRow="0" w:lastRow="0" w:firstColumn="0" w:lastColumn="0" w:oddVBand="0" w:evenVBand="0" w:oddHBand="0" w:evenHBand="0" w:firstRowFirstColumn="0" w:firstRowLastColumn="0" w:lastRowFirstColumn="0" w:lastRowLastColumn="0"/>
-              <w:rPr>
-                <w:sz w:val="24"/>
-              </w:rPr>
-            </w:pPr>
-            <w:r>
-              <w:rPr>
-                <w:sz w:val="24"/>
-              </w:rPr>
+            <w:vAlign w:val="center"/>
+          </w:tcPr>
+          <w:p>
+            <w:pPr>
+              <w:cnfStyle w:val="000000000000" w:firstRow="0" w:lastRow="0" w:firstColumn="0" w:lastColumn="0" w:oddVBand="0" w:evenVBand="0" w:oddHBand="0" w:evenHBand="0" w:firstRowFirstColumn="0" w:firstRowLastColumn="0" w:lastRowFirstColumn="0" w:lastRowLastColumn="0"/>
+              <w:rPr>
+                <w:sz w:val="24"/>
+              </w:rPr>
+            </w:pPr>
+            <w:r>
               <w:t>验证中</w:t>
             </w:r>
           </w:p>
@@ -24264,6 +23956,7 @@
           <w:tcPr>
             <w:cnfStyle w:val="001000000000" w:firstRow="0" w:lastRow="0" w:firstColumn="1" w:lastColumn="0" w:oddVBand="0" w:evenVBand="0" w:oddHBand="0" w:evenHBand="0" w:firstRowFirstColumn="0" w:firstRowLastColumn="0" w:lastRowFirstColumn="0" w:lastRowLastColumn="0"/>
             <w:tcW w:w="0" w:type="auto"/>
+            <w:vAlign w:val="center"/>
           </w:tcPr>
           <w:p>
             <w:pPr>
@@ -24274,28 +23967,23 @@
               </w:rPr>
             </w:pPr>
             <w:r>
-              <w:rPr>
-                <w:sz w:val="24"/>
-              </w:rPr>
-              <w:t>SRS-S-01</w:t>
-            </w:r>
-          </w:p>
-        </w:tc>
-        <w:tc>
-          <w:tcPr>
-            <w:tcW w:w="0" w:type="auto"/>
-          </w:tcPr>
-          <w:p>
-            <w:pPr>
-              <w:cnfStyle w:val="000000000000" w:firstRow="0" w:lastRow="0" w:firstColumn="0" w:lastColumn="0" w:oddVBand="0" w:evenVBand="0" w:oddHBand="0" w:evenHBand="0" w:firstRowFirstColumn="0" w:firstRowLastColumn="0" w:lastRowFirstColumn="0" w:lastRowLastColumn="0"/>
-              <w:rPr>
-                <w:sz w:val="24"/>
-              </w:rPr>
-            </w:pPr>
-            <w:r>
-              <w:rPr>
-                <w:sz w:val="24"/>
-              </w:rPr>
+              <w:t>SRS-S-01-0</w:t>
+            </w:r>
+          </w:p>
+        </w:tc>
+        <w:tc>
+          <w:tcPr>
+            <w:tcW w:w="0" w:type="auto"/>
+            <w:vAlign w:val="center"/>
+          </w:tcPr>
+          <w:p>
+            <w:pPr>
+              <w:cnfStyle w:val="000000000000" w:firstRow="0" w:lastRow="0" w:firstColumn="0" w:lastColumn="0" w:oddVBand="0" w:evenVBand="0" w:oddHBand="0" w:evenHBand="0" w:firstRowFirstColumn="0" w:firstRowLastColumn="0" w:lastRowFirstColumn="0" w:lastRowLastColumn="0"/>
+              <w:rPr>
+                <w:sz w:val="24"/>
+              </w:rPr>
+            </w:pPr>
+            <w:r>
               <w:t>密码加盐哈希存储</w:t>
             </w:r>
           </w:p>
@@ -24303,18 +23991,16 @@
         <w:tc>
           <w:tcPr>
             <w:tcW w:w="0" w:type="auto"/>
-          </w:tcPr>
-          <w:p>
-            <w:pPr>
-              <w:cnfStyle w:val="000000000000" w:firstRow="0" w:lastRow="0" w:firstColumn="0" w:lastColumn="0" w:oddVBand="0" w:evenVBand="0" w:oddHBand="0" w:evenHBand="0" w:firstRowFirstColumn="0" w:firstRowLastColumn="0" w:lastRowFirstColumn="0" w:lastRowLastColumn="0"/>
-              <w:rPr>
-                <w:sz w:val="24"/>
-              </w:rPr>
-            </w:pPr>
-            <w:r>
-              <w:rPr>
-                <w:sz w:val="24"/>
-              </w:rPr>
+            <w:vAlign w:val="center"/>
+          </w:tcPr>
+          <w:p>
+            <w:pPr>
+              <w:cnfStyle w:val="000000000000" w:firstRow="0" w:lastRow="0" w:firstColumn="0" w:lastColumn="0" w:oddVBand="0" w:evenVBand="0" w:oddHBand="0" w:evenHBand="0" w:firstRowFirstColumn="0" w:firstRowLastColumn="0" w:lastRowFirstColumn="0" w:lastRowLastColumn="0"/>
+              <w:rPr>
+                <w:sz w:val="24"/>
+              </w:rPr>
+            </w:pPr>
+            <w:r>
               <w:t>代码审查</w:t>
             </w:r>
           </w:p>
@@ -24322,18 +24008,16 @@
         <w:tc>
           <w:tcPr>
             <w:tcW w:w="0" w:type="auto"/>
-          </w:tcPr>
-          <w:p>
-            <w:pPr>
-              <w:cnfStyle w:val="000000000000" w:firstRow="0" w:lastRow="0" w:firstColumn="0" w:lastColumn="0" w:oddVBand="0" w:evenVBand="0" w:oddHBand="0" w:evenHBand="0" w:firstRowFirstColumn="0" w:firstRowLastColumn="0" w:lastRowFirstColumn="0" w:lastRowLastColumn="0"/>
-              <w:rPr>
-                <w:sz w:val="24"/>
-              </w:rPr>
-            </w:pPr>
-            <w:r>
-              <w:rPr>
-                <w:sz w:val="24"/>
-              </w:rPr>
+            <w:vAlign w:val="center"/>
+          </w:tcPr>
+          <w:p>
+            <w:pPr>
+              <w:cnfStyle w:val="000000000000" w:firstRow="0" w:lastRow="0" w:firstColumn="0" w:lastColumn="0" w:oddVBand="0" w:evenVBand="0" w:oddHBand="0" w:evenHBand="0" w:firstRowFirstColumn="0" w:firstRowLastColumn="0" w:lastRowFirstColumn="0" w:lastRowLastColumn="0"/>
+              <w:rPr>
+                <w:sz w:val="24"/>
+              </w:rPr>
+            </w:pPr>
+            <w:r>
               <w:t>验证中</w:t>
             </w:r>
           </w:p>
@@ -24347,6 +24031,7 @@
           <w:tcPr>
             <w:cnfStyle w:val="001000000000" w:firstRow="0" w:lastRow="0" w:firstColumn="1" w:lastColumn="0" w:oddVBand="0" w:evenVBand="0" w:oddHBand="0" w:evenHBand="0" w:firstRowFirstColumn="0" w:firstRowLastColumn="0" w:lastRowFirstColumn="0" w:lastRowLastColumn="0"/>
             <w:tcW w:w="0" w:type="auto"/>
+            <w:vAlign w:val="center"/>
           </w:tcPr>
           <w:p>
             <w:pPr>
@@ -24357,10 +24042,7 @@
               </w:rPr>
             </w:pPr>
             <w:r>
-              <w:rPr>
-                <w:sz w:val="24"/>
-              </w:rPr>
-              <w:t>SRS-S-03</w:t>
+              <w:t>SRS-S-03-0</w:t>
             </w:r>
           </w:p>
         </w:tc>
@@ -24368,19 +24050,17 @@
           <w:tcPr>
             <w:tcW w:w="0" w:type="auto"/>
             <w:shd w:val="clear" w:color="auto" w:fill="B4C6E7" w:themeFill="accent1" w:themeFillTint="66"/>
-          </w:tcPr>
-          <w:p>
-            <w:pPr>
-              <w:cnfStyle w:val="000000000000" w:firstRow="0" w:lastRow="0" w:firstColumn="0" w:lastColumn="0" w:oddVBand="0" w:evenVBand="0" w:oddHBand="0" w:evenHBand="0" w:firstRowFirstColumn="0" w:firstRowLastColumn="0" w:lastRowFirstColumn="0" w:lastRowLastColumn="0"/>
-              <w:rPr>
-                <w:sz w:val="24"/>
-              </w:rPr>
-            </w:pPr>
-            <w:r>
-              <w:rPr>
-                <w:sz w:val="24"/>
-              </w:rPr>
-              <w:t>RBAC权限控制</w:t>
+            <w:vAlign w:val="center"/>
+          </w:tcPr>
+          <w:p>
+            <w:pPr>
+              <w:cnfStyle w:val="000000000000" w:firstRow="0" w:lastRow="0" w:firstColumn="0" w:lastColumn="0" w:oddVBand="0" w:evenVBand="0" w:oddHBand="0" w:evenHBand="0" w:firstRowFirstColumn="0" w:firstRowLastColumn="0" w:lastRowFirstColumn="0" w:lastRowLastColumn="0"/>
+              <w:rPr>
+                <w:sz w:val="24"/>
+              </w:rPr>
+            </w:pPr>
+            <w:r>
+              <w:t>RBAC 权限控制</w:t>
             </w:r>
           </w:p>
         </w:tc>
@@ -24388,18 +24068,16 @@
           <w:tcPr>
             <w:tcW w:w="0" w:type="auto"/>
             <w:shd w:val="clear" w:color="auto" w:fill="B4C6E7" w:themeFill="accent1" w:themeFillTint="66"/>
-          </w:tcPr>
-          <w:p>
-            <w:pPr>
-              <w:cnfStyle w:val="000000000000" w:firstRow="0" w:lastRow="0" w:firstColumn="0" w:lastColumn="0" w:oddVBand="0" w:evenVBand="0" w:oddHBand="0" w:evenHBand="0" w:firstRowFirstColumn="0" w:firstRowLastColumn="0" w:lastRowFirstColumn="0" w:lastRowLastColumn="0"/>
-              <w:rPr>
-                <w:sz w:val="24"/>
-              </w:rPr>
-            </w:pPr>
-            <w:r>
-              <w:rPr>
-                <w:sz w:val="24"/>
-              </w:rPr>
+            <w:vAlign w:val="center"/>
+          </w:tcPr>
+          <w:p>
+            <w:pPr>
+              <w:cnfStyle w:val="000000000000" w:firstRow="0" w:lastRow="0" w:firstColumn="0" w:lastColumn="0" w:oddVBand="0" w:evenVBand="0" w:oddHBand="0" w:evenHBand="0" w:firstRowFirstColumn="0" w:firstRowLastColumn="0" w:lastRowFirstColumn="0" w:lastRowLastColumn="0"/>
+              <w:rPr>
+                <w:sz w:val="24"/>
+              </w:rPr>
+            </w:pPr>
+            <w:r>
               <w:t>功能测试</w:t>
             </w:r>
           </w:p>
@@ -24408,18 +24086,16 @@
           <w:tcPr>
             <w:tcW w:w="0" w:type="auto"/>
             <w:shd w:val="clear" w:color="auto" w:fill="B4C6E7" w:themeFill="accent1" w:themeFillTint="66"/>
-          </w:tcPr>
-          <w:p>
-            <w:pPr>
-              <w:cnfStyle w:val="000000000000" w:firstRow="0" w:lastRow="0" w:firstColumn="0" w:lastColumn="0" w:oddVBand="0" w:evenVBand="0" w:oddHBand="0" w:evenHBand="0" w:firstRowFirstColumn="0" w:firstRowLastColumn="0" w:lastRowFirstColumn="0" w:lastRowLastColumn="0"/>
-              <w:rPr>
-                <w:sz w:val="24"/>
-              </w:rPr>
-            </w:pPr>
-            <w:r>
-              <w:rPr>
-                <w:sz w:val="24"/>
-              </w:rPr>
+            <w:vAlign w:val="center"/>
+          </w:tcPr>
+          <w:p>
+            <w:pPr>
+              <w:cnfStyle w:val="000000000000" w:firstRow="0" w:lastRow="0" w:firstColumn="0" w:lastColumn="0" w:oddVBand="0" w:evenVBand="0" w:oddHBand="0" w:evenHBand="0" w:firstRowFirstColumn="0" w:firstRowLastColumn="0" w:lastRowFirstColumn="0" w:lastRowLastColumn="0"/>
+              <w:rPr>
+                <w:sz w:val="24"/>
+              </w:rPr>
+            </w:pPr>
+            <w:r>
               <w:t>验证中</w:t>
             </w:r>
           </w:p>
@@ -24433,6 +24109,7 @@
           <w:tcPr>
             <w:cnfStyle w:val="001000000000" w:firstRow="0" w:lastRow="0" w:firstColumn="1" w:lastColumn="0" w:oddVBand="0" w:evenVBand="0" w:oddHBand="0" w:evenHBand="0" w:firstRowFirstColumn="0" w:firstRowLastColumn="0" w:lastRowFirstColumn="0" w:lastRowLastColumn="0"/>
             <w:tcW w:w="0" w:type="auto"/>
+            <w:vAlign w:val="center"/>
           </w:tcPr>
           <w:p>
             <w:pPr>
@@ -24443,40 +24120,29 @@
               </w:rPr>
             </w:pPr>
             <w:r>
-              <w:rPr>
-                <w:sz w:val="24"/>
-              </w:rPr>
-              <w:t>SRS-R-01</w:t>
-            </w:r>
-          </w:p>
-        </w:tc>
-        <w:tc>
-          <w:tcPr>
-            <w:tcW w:w="0" w:type="auto"/>
-          </w:tcPr>
-          <w:p>
-            <w:pPr>
-              <w:cnfStyle w:val="000000000000" w:firstRow="0" w:lastRow="0" w:firstColumn="0" w:lastColumn="0" w:oddVBand="0" w:evenVBand="0" w:oddHBand="0" w:evenHBand="0" w:firstRowFirstColumn="0" w:firstRowLastColumn="0" w:lastRowFirstColumn="0" w:lastRowLastColumn="0"/>
-              <w:rPr>
-                <w:sz w:val="24"/>
-              </w:rPr>
-            </w:pPr>
-            <w:r>
-              <w:rPr>
-                <w:sz w:val="24"/>
-              </w:rPr>
+              <w:t>SRS-R-01-0</w:t>
+            </w:r>
+          </w:p>
+        </w:tc>
+        <w:tc>
+          <w:tcPr>
+            <w:tcW w:w="0" w:type="auto"/>
+            <w:vAlign w:val="center"/>
+          </w:tcPr>
+          <w:p>
+            <w:pPr>
+              <w:cnfStyle w:val="000000000000" w:firstRow="0" w:lastRow="0" w:firstColumn="0" w:lastColumn="0" w:oddVBand="0" w:evenVBand="0" w:oddHBand="0" w:evenHBand="0" w:firstRowFirstColumn="0" w:firstRowLastColumn="0" w:lastRowFirstColumn="0" w:lastRowLastColumn="0"/>
+              <w:rPr>
+                <w:sz w:val="24"/>
+              </w:rPr>
+            </w:pPr>
+            <w:r>
               <w:t xml:space="preserve">连续运行 </w:t>
             </w:r>
             <w:r>
-              <w:rPr>
-                <w:sz w:val="24"/>
-              </w:rPr>
               <w:t>≥</w:t>
             </w:r>
             <w:r>
-              <w:rPr>
-                <w:sz w:val="24"/>
-              </w:rPr>
               <w:t xml:space="preserve"> 7 天</w:t>
             </w:r>
           </w:p>
@@ -24484,18 +24150,16 @@
         <w:tc>
           <w:tcPr>
             <w:tcW w:w="0" w:type="auto"/>
-          </w:tcPr>
-          <w:p>
-            <w:pPr>
-              <w:cnfStyle w:val="000000000000" w:firstRow="0" w:lastRow="0" w:firstColumn="0" w:lastColumn="0" w:oddVBand="0" w:evenVBand="0" w:oddHBand="0" w:evenHBand="0" w:firstRowFirstColumn="0" w:firstRowLastColumn="0" w:lastRowFirstColumn="0" w:lastRowLastColumn="0"/>
-              <w:rPr>
-                <w:sz w:val="24"/>
-              </w:rPr>
-            </w:pPr>
-            <w:r>
-              <w:rPr>
-                <w:sz w:val="24"/>
-              </w:rPr>
+            <w:vAlign w:val="center"/>
+          </w:tcPr>
+          <w:p>
+            <w:pPr>
+              <w:cnfStyle w:val="000000000000" w:firstRow="0" w:lastRow="0" w:firstColumn="0" w:lastColumn="0" w:oddVBand="0" w:evenVBand="0" w:oddHBand="0" w:evenHBand="0" w:firstRowFirstColumn="0" w:firstRowLastColumn="0" w:lastRowFirstColumn="0" w:lastRowLastColumn="0"/>
+              <w:rPr>
+                <w:sz w:val="24"/>
+              </w:rPr>
+            </w:pPr>
+            <w:r>
               <w:t>稳定性测试</w:t>
             </w:r>
           </w:p>
@@ -24503,18 +24167,16 @@
         <w:tc>
           <w:tcPr>
             <w:tcW w:w="0" w:type="auto"/>
-          </w:tcPr>
-          <w:p>
-            <w:pPr>
-              <w:cnfStyle w:val="000000000000" w:firstRow="0" w:lastRow="0" w:firstColumn="0" w:lastColumn="0" w:oddVBand="0" w:evenVBand="0" w:oddHBand="0" w:evenHBand="0" w:firstRowFirstColumn="0" w:firstRowLastColumn="0" w:lastRowFirstColumn="0" w:lastRowLastColumn="0"/>
-              <w:rPr>
-                <w:sz w:val="24"/>
-              </w:rPr>
-            </w:pPr>
-            <w:r>
-              <w:rPr>
-                <w:sz w:val="24"/>
-              </w:rPr>
+            <w:vAlign w:val="center"/>
+          </w:tcPr>
+          <w:p>
+            <w:pPr>
+              <w:cnfStyle w:val="000000000000" w:firstRow="0" w:lastRow="0" w:firstColumn="0" w:lastColumn="0" w:oddVBand="0" w:evenVBand="0" w:oddHBand="0" w:evenHBand="0" w:firstRowFirstColumn="0" w:firstRowLastColumn="0" w:lastRowFirstColumn="0" w:lastRowLastColumn="0"/>
+              <w:rPr>
+                <w:sz w:val="24"/>
+              </w:rPr>
+            </w:pPr>
+            <w:r>
               <w:t>验证中</w:t>
             </w:r>
           </w:p>
@@ -24528,6 +24190,7 @@
           <w:tcPr>
             <w:cnfStyle w:val="001000000000" w:firstRow="0" w:lastRow="0" w:firstColumn="1" w:lastColumn="0" w:oddVBand="0" w:evenVBand="0" w:oddHBand="0" w:evenHBand="0" w:firstRowFirstColumn="0" w:firstRowLastColumn="0" w:lastRowFirstColumn="0" w:lastRowLastColumn="0"/>
             <w:tcW w:w="0" w:type="auto"/>
+            <w:vAlign w:val="center"/>
           </w:tcPr>
           <w:p>
             <w:pPr>
@@ -24538,10 +24201,7 @@
               </w:rPr>
             </w:pPr>
             <w:r>
-              <w:rPr>
-                <w:sz w:val="24"/>
-              </w:rPr>
-              <w:t>SRS-U-01</w:t>
+              <w:t>SRS-U-01-0</w:t>
             </w:r>
           </w:p>
         </w:tc>
@@ -24549,30 +24209,22 @@
           <w:tcPr>
             <w:tcW w:w="0" w:type="auto"/>
             <w:shd w:val="clear" w:color="auto" w:fill="B4C6E7" w:themeFill="accent1" w:themeFillTint="66"/>
-          </w:tcPr>
-          <w:p>
-            <w:pPr>
-              <w:cnfStyle w:val="000000000000" w:firstRow="0" w:lastRow="0" w:firstColumn="0" w:lastColumn="0" w:oddVBand="0" w:evenVBand="0" w:oddHBand="0" w:evenHBand="0" w:firstRowFirstColumn="0" w:firstRowLastColumn="0" w:lastRowFirstColumn="0" w:lastRowLastColumn="0"/>
-              <w:rPr>
-                <w:sz w:val="24"/>
-              </w:rPr>
-            </w:pPr>
-            <w:r>
-              <w:rPr>
-                <w:sz w:val="24"/>
-              </w:rPr>
+            <w:vAlign w:val="center"/>
+          </w:tcPr>
+          <w:p>
+            <w:pPr>
+              <w:cnfStyle w:val="000000000000" w:firstRow="0" w:lastRow="0" w:firstColumn="0" w:lastColumn="0" w:oddVBand="0" w:evenVBand="0" w:oddHBand="0" w:evenHBand="0" w:firstRowFirstColumn="0" w:firstRowLastColumn="0" w:lastRowFirstColumn="0" w:lastRowLastColumn="0"/>
+              <w:rPr>
+                <w:sz w:val="24"/>
+              </w:rPr>
+            </w:pPr>
+            <w:r>
               <w:t xml:space="preserve">核心功能 </w:t>
             </w:r>
             <w:r>
-              <w:rPr>
-                <w:sz w:val="24"/>
-              </w:rPr>
               <w:t>≤</w:t>
             </w:r>
             <w:r>
-              <w:rPr>
-                <w:sz w:val="24"/>
-              </w:rPr>
               <w:t xml:space="preserve"> 3 步</w:t>
             </w:r>
           </w:p>
@@ -24581,18 +24233,16 @@
           <w:tcPr>
             <w:tcW w:w="0" w:type="auto"/>
             <w:shd w:val="clear" w:color="auto" w:fill="B4C6E7" w:themeFill="accent1" w:themeFillTint="66"/>
-          </w:tcPr>
-          <w:p>
-            <w:pPr>
-              <w:cnfStyle w:val="000000000000" w:firstRow="0" w:lastRow="0" w:firstColumn="0" w:lastColumn="0" w:oddVBand="0" w:evenVBand="0" w:oddHBand="0" w:evenHBand="0" w:firstRowFirstColumn="0" w:firstRowLastColumn="0" w:lastRowFirstColumn="0" w:lastRowLastColumn="0"/>
-              <w:rPr>
-                <w:sz w:val="24"/>
-              </w:rPr>
-            </w:pPr>
-            <w:r>
-              <w:rPr>
-                <w:sz w:val="24"/>
-              </w:rPr>
+            <w:vAlign w:val="center"/>
+          </w:tcPr>
+          <w:p>
+            <w:pPr>
+              <w:cnfStyle w:val="000000000000" w:firstRow="0" w:lastRow="0" w:firstColumn="0" w:lastColumn="0" w:oddVBand="0" w:evenVBand="0" w:oddHBand="0" w:evenHBand="0" w:firstRowFirstColumn="0" w:firstRowLastColumn="0" w:lastRowFirstColumn="0" w:lastRowLastColumn="0"/>
+              <w:rPr>
+                <w:sz w:val="24"/>
+              </w:rPr>
+            </w:pPr>
+            <w:r>
               <w:t>可用性测试</w:t>
             </w:r>
           </w:p>
@@ -24601,18 +24251,16 @@
           <w:tcPr>
             <w:tcW w:w="0" w:type="auto"/>
             <w:shd w:val="clear" w:color="auto" w:fill="B4C6E7" w:themeFill="accent1" w:themeFillTint="66"/>
-          </w:tcPr>
-          <w:p>
-            <w:pPr>
-              <w:cnfStyle w:val="000000000000" w:firstRow="0" w:lastRow="0" w:firstColumn="0" w:lastColumn="0" w:oddVBand="0" w:evenVBand="0" w:oddHBand="0" w:evenHBand="0" w:firstRowFirstColumn="0" w:firstRowLastColumn="0" w:lastRowFirstColumn="0" w:lastRowLastColumn="0"/>
-              <w:rPr>
-                <w:sz w:val="24"/>
-              </w:rPr>
-            </w:pPr>
-            <w:r>
-              <w:rPr>
-                <w:sz w:val="24"/>
-              </w:rPr>
+            <w:vAlign w:val="center"/>
+          </w:tcPr>
+          <w:p>
+            <w:pPr>
+              <w:cnfStyle w:val="000000000000" w:firstRow="0" w:lastRow="0" w:firstColumn="0" w:lastColumn="0" w:oddVBand="0" w:evenVBand="0" w:oddHBand="0" w:evenHBand="0" w:firstRowFirstColumn="0" w:firstRowLastColumn="0" w:lastRowFirstColumn="0" w:lastRowLastColumn="0"/>
+              <w:rPr>
+                <w:sz w:val="24"/>
+              </w:rPr>
+            </w:pPr>
+            <w:r>
               <w:t>验证中</w:t>
             </w:r>
           </w:p>
@@ -24626,6 +24274,7 @@
           <w:tcPr>
             <w:cnfStyle w:val="001000000000" w:firstRow="0" w:lastRow="0" w:firstColumn="1" w:lastColumn="0" w:oddVBand="0" w:evenVBand="0" w:oddHBand="0" w:evenHBand="0" w:firstRowFirstColumn="0" w:firstRowLastColumn="0" w:lastRowFirstColumn="0" w:lastRowLastColumn="0"/>
             <w:tcW w:w="0" w:type="auto"/>
+            <w:vAlign w:val="center"/>
           </w:tcPr>
           <w:p>
             <w:pPr>
@@ -24636,28 +24285,23 @@
               </w:rPr>
             </w:pPr>
             <w:r>
-              <w:rPr>
-                <w:sz w:val="24"/>
-              </w:rPr>
-              <w:t>SRS-M-01</w:t>
-            </w:r>
-          </w:p>
-        </w:tc>
-        <w:tc>
-          <w:tcPr>
-            <w:tcW w:w="0" w:type="auto"/>
-          </w:tcPr>
-          <w:p>
-            <w:pPr>
-              <w:cnfStyle w:val="000000000000" w:firstRow="0" w:lastRow="0" w:firstColumn="0" w:lastColumn="0" w:oddVBand="0" w:evenVBand="0" w:oddHBand="0" w:evenHBand="0" w:firstRowFirstColumn="0" w:firstRowLastColumn="0" w:lastRowFirstColumn="0" w:lastRowLastColumn="0"/>
-              <w:rPr>
-                <w:sz w:val="24"/>
-              </w:rPr>
-            </w:pPr>
-            <w:r>
-              <w:rPr>
-                <w:sz w:val="24"/>
-              </w:rPr>
+              <w:t>SRS-M-01-0</w:t>
+            </w:r>
+          </w:p>
+        </w:tc>
+        <w:tc>
+          <w:tcPr>
+            <w:tcW w:w="0" w:type="auto"/>
+            <w:vAlign w:val="center"/>
+          </w:tcPr>
+          <w:p>
+            <w:pPr>
+              <w:cnfStyle w:val="000000000000" w:firstRow="0" w:lastRow="0" w:firstColumn="0" w:lastColumn="0" w:oddVBand="0" w:evenVBand="0" w:oddHBand="0" w:evenHBand="0" w:firstRowFirstColumn="0" w:firstRowLastColumn="0" w:lastRowFirstColumn="0" w:lastRowLastColumn="0"/>
+              <w:rPr>
+                <w:sz w:val="24"/>
+              </w:rPr>
+            </w:pPr>
+            <w:r>
               <w:t>代码规范</w:t>
             </w:r>
           </w:p>
@@ -24665,18 +24309,16 @@
         <w:tc>
           <w:tcPr>
             <w:tcW w:w="0" w:type="auto"/>
-          </w:tcPr>
-          <w:p>
-            <w:pPr>
-              <w:cnfStyle w:val="000000000000" w:firstRow="0" w:lastRow="0" w:firstColumn="0" w:lastColumn="0" w:oddVBand="0" w:evenVBand="0" w:oddHBand="0" w:evenHBand="0" w:firstRowFirstColumn="0" w:firstRowLastColumn="0" w:lastRowFirstColumn="0" w:lastRowLastColumn="0"/>
-              <w:rPr>
-                <w:sz w:val="24"/>
-              </w:rPr>
-            </w:pPr>
-            <w:r>
-              <w:rPr>
-                <w:sz w:val="24"/>
-              </w:rPr>
+            <w:vAlign w:val="center"/>
+          </w:tcPr>
+          <w:p>
+            <w:pPr>
+              <w:cnfStyle w:val="000000000000" w:firstRow="0" w:lastRow="0" w:firstColumn="0" w:lastColumn="0" w:oddVBand="0" w:evenVBand="0" w:oddHBand="0" w:evenHBand="0" w:firstRowFirstColumn="0" w:firstRowLastColumn="0" w:lastRowFirstColumn="0" w:lastRowLastColumn="0"/>
+              <w:rPr>
+                <w:sz w:val="24"/>
+              </w:rPr>
+            </w:pPr>
+            <w:r>
               <w:t>静态检查</w:t>
             </w:r>
           </w:p>
@@ -24684,18 +24326,16 @@
         <w:tc>
           <w:tcPr>
             <w:tcW w:w="0" w:type="auto"/>
-          </w:tcPr>
-          <w:p>
-            <w:pPr>
-              <w:cnfStyle w:val="000000000000" w:firstRow="0" w:lastRow="0" w:firstColumn="0" w:lastColumn="0" w:oddVBand="0" w:evenVBand="0" w:oddHBand="0" w:evenHBand="0" w:firstRowFirstColumn="0" w:firstRowLastColumn="0" w:lastRowFirstColumn="0" w:lastRowLastColumn="0"/>
-              <w:rPr>
-                <w:sz w:val="24"/>
-              </w:rPr>
-            </w:pPr>
-            <w:r>
-              <w:rPr>
-                <w:sz w:val="24"/>
-              </w:rPr>
+            <w:vAlign w:val="center"/>
+          </w:tcPr>
+          <w:p>
+            <w:pPr>
+              <w:cnfStyle w:val="000000000000" w:firstRow="0" w:lastRow="0" w:firstColumn="0" w:lastColumn="0" w:oddVBand="0" w:evenVBand="0" w:oddHBand="0" w:evenHBand="0" w:firstRowFirstColumn="0" w:firstRowLastColumn="0" w:lastRowFirstColumn="0" w:lastRowLastColumn="0"/>
+              <w:rPr>
+                <w:sz w:val="24"/>
+              </w:rPr>
+            </w:pPr>
+            <w:r>
               <w:t>验证中</w:t>
             </w:r>
           </w:p>
@@ -24709,6 +24349,7 @@
           <w:tcPr>
             <w:cnfStyle w:val="001000000000" w:firstRow="0" w:lastRow="0" w:firstColumn="1" w:lastColumn="0" w:oddVBand="0" w:evenVBand="0" w:oddHBand="0" w:evenHBand="0" w:firstRowFirstColumn="0" w:firstRowLastColumn="0" w:lastRowFirstColumn="0" w:lastRowLastColumn="0"/>
             <w:tcW w:w="0" w:type="auto"/>
+            <w:vAlign w:val="center"/>
           </w:tcPr>
           <w:p>
             <w:pPr>
@@ -24719,10 +24360,7 @@
               </w:rPr>
             </w:pPr>
             <w:r>
-              <w:rPr>
-                <w:sz w:val="24"/>
-              </w:rPr>
-              <w:t>SRS-T-01</w:t>
+              <w:t>SRS-T-01-0</w:t>
             </w:r>
           </w:p>
         </w:tc>
@@ -24730,18 +24368,16 @@
           <w:tcPr>
             <w:tcW w:w="0" w:type="auto"/>
             <w:shd w:val="clear" w:color="auto" w:fill="B4C6E7" w:themeFill="accent1" w:themeFillTint="66"/>
-          </w:tcPr>
-          <w:p>
-            <w:pPr>
-              <w:cnfStyle w:val="000000000000" w:firstRow="0" w:lastRow="0" w:firstColumn="0" w:lastColumn="0" w:oddVBand="0" w:evenVBand="0" w:oddHBand="0" w:evenHBand="0" w:firstRowFirstColumn="0" w:firstRowLastColumn="0" w:lastRowFirstColumn="0" w:lastRowLastColumn="0"/>
-              <w:rPr>
-                <w:sz w:val="24"/>
-              </w:rPr>
-            </w:pPr>
-            <w:r>
-              <w:rPr>
-                <w:sz w:val="24"/>
-              </w:rPr>
+            <w:vAlign w:val="center"/>
+          </w:tcPr>
+          <w:p>
+            <w:pPr>
+              <w:cnfStyle w:val="000000000000" w:firstRow="0" w:lastRow="0" w:firstColumn="0" w:lastColumn="0" w:oddVBand="0" w:evenVBand="0" w:oddHBand="0" w:evenHBand="0" w:firstRowFirstColumn="0" w:firstRowLastColumn="0" w:lastRowFirstColumn="0" w:lastRowLastColumn="0"/>
+              <w:rPr>
+                <w:sz w:val="24"/>
+              </w:rPr>
+            </w:pPr>
+            <w:r>
               <w:t>跨平台部署</w:t>
             </w:r>
           </w:p>
@@ -24750,18 +24386,16 @@
           <w:tcPr>
             <w:tcW w:w="0" w:type="auto"/>
             <w:shd w:val="clear" w:color="auto" w:fill="B4C6E7" w:themeFill="accent1" w:themeFillTint="66"/>
-          </w:tcPr>
-          <w:p>
-            <w:pPr>
-              <w:cnfStyle w:val="000000000000" w:firstRow="0" w:lastRow="0" w:firstColumn="0" w:lastColumn="0" w:oddVBand="0" w:evenVBand="0" w:oddHBand="0" w:evenHBand="0" w:firstRowFirstColumn="0" w:firstRowLastColumn="0" w:lastRowFirstColumn="0" w:lastRowLastColumn="0"/>
-              <w:rPr>
-                <w:sz w:val="24"/>
-              </w:rPr>
-            </w:pPr>
-            <w:r>
-              <w:rPr>
-                <w:sz w:val="24"/>
-              </w:rPr>
+            <w:vAlign w:val="center"/>
+          </w:tcPr>
+          <w:p>
+            <w:pPr>
+              <w:cnfStyle w:val="000000000000" w:firstRow="0" w:lastRow="0" w:firstColumn="0" w:lastColumn="0" w:oddVBand="0" w:evenVBand="0" w:oddHBand="0" w:evenHBand="0" w:firstRowFirstColumn="0" w:firstRowLastColumn="0" w:lastRowFirstColumn="0" w:lastRowLastColumn="0"/>
+              <w:rPr>
+                <w:sz w:val="24"/>
+              </w:rPr>
+            </w:pPr>
+            <w:r>
               <w:t>部署测试</w:t>
             </w:r>
           </w:p>
@@ -24770,18 +24404,16 @@
           <w:tcPr>
             <w:tcW w:w="0" w:type="auto"/>
             <w:shd w:val="clear" w:color="auto" w:fill="B4C6E7" w:themeFill="accent1" w:themeFillTint="66"/>
-          </w:tcPr>
-          <w:p>
-            <w:pPr>
-              <w:cnfStyle w:val="000000000000" w:firstRow="0" w:lastRow="0" w:firstColumn="0" w:lastColumn="0" w:oddVBand="0" w:evenVBand="0" w:oddHBand="0" w:evenHBand="0" w:firstRowFirstColumn="0" w:firstRowLastColumn="0" w:lastRowFirstColumn="0" w:lastRowLastColumn="0"/>
-              <w:rPr>
-                <w:sz w:val="24"/>
-              </w:rPr>
-            </w:pPr>
-            <w:r>
-              <w:rPr>
-                <w:sz w:val="24"/>
-              </w:rPr>
+            <w:vAlign w:val="center"/>
+          </w:tcPr>
+          <w:p>
+            <w:pPr>
+              <w:cnfStyle w:val="000000000000" w:firstRow="0" w:lastRow="0" w:firstColumn="0" w:lastColumn="0" w:oddVBand="0" w:evenVBand="0" w:oddHBand="0" w:evenHBand="0" w:firstRowFirstColumn="0" w:firstRowLastColumn="0" w:lastRowFirstColumn="0" w:lastRowLastColumn="0"/>
+              <w:rPr>
+                <w:sz w:val="24"/>
+              </w:rPr>
+            </w:pPr>
+            <w:r>
               <w:t>验证中</w:t>
             </w:r>
           </w:p>

--- a/项目文档/系统需求规格说明书.docx
+++ b/项目文档/系统需求规格说明书.docx
@@ -6,7 +6,7 @@
       <w:pPr>
         <w:jc w:val="center"/>
         <w:rPr>
-          <w:rFonts w:hAnsi="宋体" w:hint="eastAsia"/>
+          <w:rFonts w:hAnsi="宋体"/>
           <w:sz w:val="36"/>
           <w:shd w:val="clear" w:color="auto" w:fill="FAFAFA"/>
         </w:rPr>
@@ -69,21 +69,21 @@
     <w:p>
       <w:pPr>
         <w:rPr>
-          <w:rFonts w:hAnsi="宋体" w:hint="eastAsia"/>
+          <w:rFonts w:hAnsi="宋体"/>
         </w:rPr>
       </w:pPr>
     </w:p>
     <w:p>
       <w:pPr>
         <w:rPr>
-          <w:rFonts w:hAnsi="宋体" w:hint="eastAsia"/>
+          <w:rFonts w:hAnsi="宋体"/>
         </w:rPr>
       </w:pPr>
     </w:p>
     <w:p>
       <w:pPr>
         <w:rPr>
-          <w:rFonts w:hAnsi="宋体" w:hint="eastAsia"/>
+          <w:rFonts w:hAnsi="宋体"/>
         </w:rPr>
       </w:pPr>
     </w:p>
@@ -91,7 +91,7 @@
       <w:pPr>
         <w:jc w:val="center"/>
         <w:rPr>
-          <w:rFonts w:hAnsi="宋体" w:hint="eastAsia"/>
+          <w:rFonts w:hAnsi="宋体"/>
           <w:b/>
           <w:spacing w:val="70"/>
           <w:sz w:val="56"/>
@@ -104,27 +104,54 @@
           <w:spacing w:val="70"/>
           <w:sz w:val="56"/>
         </w:rPr>
-        <w:t>软件需求说明书</w:t>
+        <w:t>系统</w:t>
+      </w:r>
+      <w:r>
+        <w:rPr>
+          <w:rFonts w:hAnsi="宋体" w:hint="eastAsia"/>
+          <w:b/>
+          <w:spacing w:val="70"/>
+          <w:sz w:val="56"/>
+        </w:rPr>
+        <w:t>需求</w:t>
+      </w:r>
+      <w:r>
+        <w:rPr>
+          <w:rFonts w:hAnsi="宋体" w:hint="eastAsia"/>
+          <w:b/>
+          <w:spacing w:val="70"/>
+          <w:sz w:val="56"/>
+        </w:rPr>
+        <w:t>规格</w:t>
+      </w:r>
+      <w:r>
+        <w:rPr>
+          <w:rFonts w:hAnsi="宋体" w:hint="eastAsia"/>
+          <w:b/>
+          <w:spacing w:val="70"/>
+          <w:sz w:val="56"/>
+        </w:rPr>
+        <w:t>说明书</w:t>
       </w:r>
     </w:p>
     <w:p>
       <w:pPr>
         <w:rPr>
-          <w:rFonts w:hAnsi="宋体" w:hint="eastAsia"/>
+          <w:rFonts w:hAnsi="宋体"/>
         </w:rPr>
       </w:pPr>
     </w:p>
     <w:p>
       <w:pPr>
         <w:rPr>
-          <w:rFonts w:hAnsi="宋体" w:hint="eastAsia"/>
+          <w:rFonts w:hAnsi="宋体"/>
         </w:rPr>
       </w:pPr>
     </w:p>
     <w:p>
       <w:pPr>
         <w:rPr>
-          <w:rFonts w:hAnsi="宋体" w:hint="eastAsia"/>
+          <w:rFonts w:hAnsi="宋体"/>
         </w:rPr>
       </w:pPr>
     </w:p>
@@ -132,7 +159,7 @@
       <w:pPr>
         <w:jc w:val="center"/>
         <w:rPr>
-          <w:rFonts w:hAnsi="宋体" w:hint="eastAsia"/>
+          <w:rFonts w:hAnsi="宋体"/>
         </w:rPr>
       </w:pPr>
       <w:r>
@@ -194,14 +221,14 @@
     <w:p>
       <w:pPr>
         <w:rPr>
-          <w:rFonts w:hAnsi="宋体" w:hint="eastAsia"/>
+          <w:rFonts w:hAnsi="宋体"/>
         </w:rPr>
       </w:pPr>
     </w:p>
     <w:p>
       <w:pPr>
         <w:rPr>
-          <w:rFonts w:hAnsi="宋体" w:hint="eastAsia"/>
+          <w:rFonts w:hAnsi="宋体"/>
         </w:rPr>
       </w:pPr>
     </w:p>
@@ -210,7 +237,7 @@
         <w:spacing w:line="400" w:lineRule="exact"/>
         <w:jc w:val="center"/>
         <w:rPr>
-          <w:rFonts w:hAnsi="宋体" w:hint="eastAsia"/>
+          <w:rFonts w:hAnsi="宋体"/>
           <w:b/>
           <w:sz w:val="36"/>
           <w:shd w:val="clear" w:color="auto" w:fill="FAFAFA"/>
@@ -223,14 +250,23 @@
           <w:sz w:val="36"/>
           <w:shd w:val="clear" w:color="auto" w:fill="FAFAFA"/>
         </w:rPr>
-        <w:t>智教魔方：大模型驱动的教学全链路智能体</w:t>
+        <w:t>智教魔方：大模型驱动的</w:t>
+      </w:r>
+      <w:r>
+        <w:rPr>
+          <w:rFonts w:hAnsi="宋体" w:hint="eastAsia"/>
+          <w:b/>
+          <w:sz w:val="36"/>
+          <w:shd w:val="clear" w:color="auto" w:fill="FAFAFA"/>
+        </w:rPr>
+        <w:t>智能教学实训平台</w:t>
       </w:r>
     </w:p>
     <w:p>
       <w:pPr>
         <w:spacing w:line="400" w:lineRule="exact"/>
         <w:rPr>
-          <w:rFonts w:hAnsi="宋体" w:hint="eastAsia"/>
+          <w:rFonts w:hAnsi="宋体"/>
           <w:sz w:val="28"/>
         </w:rPr>
       </w:pPr>
@@ -239,7 +275,7 @@
       <w:pPr>
         <w:spacing w:line="400" w:lineRule="exact"/>
         <w:rPr>
-          <w:rFonts w:hAnsi="宋体" w:hint="eastAsia"/>
+          <w:rFonts w:hAnsi="宋体"/>
           <w:sz w:val="28"/>
         </w:rPr>
       </w:pPr>
@@ -248,7 +284,7 @@
       <w:pPr>
         <w:spacing w:line="400" w:lineRule="exact"/>
         <w:rPr>
-          <w:rFonts w:hAnsi="宋体" w:hint="eastAsia"/>
+          <w:rFonts w:hAnsi="宋体"/>
           <w:sz w:val="28"/>
         </w:rPr>
       </w:pPr>
@@ -284,7 +320,7 @@
             <w:pPr>
               <w:spacing w:line="400" w:lineRule="exact"/>
               <w:rPr>
-                <w:rFonts w:hAnsi="宋体" w:hint="eastAsia"/>
+                <w:rFonts w:hAnsi="宋体"/>
                 <w:sz w:val="28"/>
               </w:rPr>
             </w:pPr>
@@ -323,7 +359,7 @@
               <w:spacing w:line="400" w:lineRule="exact"/>
               <w:jc w:val="center"/>
               <w:rPr>
-                <w:rFonts w:hAnsi="宋体" w:hint="eastAsia"/>
+                <w:rFonts w:hAnsi="宋体"/>
                 <w:sz w:val="28"/>
               </w:rPr>
             </w:pPr>
@@ -349,7 +385,7 @@
             <w:pPr>
               <w:spacing w:line="400" w:lineRule="exact"/>
               <w:rPr>
-                <w:rFonts w:hAnsi="宋体" w:hint="eastAsia"/>
+                <w:rFonts w:hAnsi="宋体"/>
                 <w:sz w:val="28"/>
               </w:rPr>
             </w:pPr>
@@ -389,7 +425,7 @@
               <w:spacing w:line="400" w:lineRule="exact"/>
               <w:jc w:val="center"/>
               <w:rPr>
-                <w:rFonts w:hAnsi="宋体" w:hint="eastAsia"/>
+                <w:rFonts w:hAnsi="宋体"/>
                 <w:sz w:val="28"/>
               </w:rPr>
             </w:pPr>
@@ -415,7 +451,7 @@
             <w:pPr>
               <w:spacing w:line="400" w:lineRule="exact"/>
               <w:rPr>
-                <w:rFonts w:hAnsi="宋体" w:hint="eastAsia"/>
+                <w:rFonts w:hAnsi="宋体"/>
                 <w:sz w:val="28"/>
               </w:rPr>
             </w:pPr>
@@ -441,7 +477,7 @@
               <w:spacing w:line="400" w:lineRule="exact"/>
               <w:jc w:val="center"/>
               <w:rPr>
-                <w:rFonts w:hAnsi="宋体" w:hint="eastAsia"/>
+                <w:rFonts w:hAnsi="宋体"/>
                 <w:sz w:val="28"/>
               </w:rPr>
             </w:pPr>
@@ -516,7 +552,7 @@
             <w:pPr>
               <w:spacing w:line="400" w:lineRule="exact"/>
               <w:rPr>
-                <w:rFonts w:hAnsi="宋体" w:hint="eastAsia"/>
+                <w:rFonts w:hAnsi="宋体"/>
                 <w:sz w:val="28"/>
               </w:rPr>
             </w:pPr>
@@ -556,7 +592,7 @@
               <w:spacing w:line="400" w:lineRule="exact"/>
               <w:jc w:val="center"/>
               <w:rPr>
-                <w:rFonts w:hAnsi="宋体" w:hint="eastAsia"/>
+                <w:rFonts w:hAnsi="宋体"/>
                 <w:sz w:val="28"/>
               </w:rPr>
             </w:pPr>
@@ -582,7 +618,7 @@
       <w:pPr>
         <w:spacing w:line="400" w:lineRule="exact"/>
         <w:rPr>
-          <w:rFonts w:hAnsi="宋体" w:hint="eastAsia"/>
+          <w:rFonts w:hAnsi="宋体"/>
           <w:sz w:val="28"/>
         </w:rPr>
       </w:pPr>
@@ -591,7 +627,7 @@
       <w:pPr>
         <w:spacing w:line="400" w:lineRule="exact"/>
         <w:rPr>
-          <w:rFonts w:hAnsi="宋体" w:hint="eastAsia"/>
+          <w:rFonts w:hAnsi="宋体"/>
           <w:sz w:val="28"/>
         </w:rPr>
       </w:pPr>
@@ -600,7 +636,7 @@
       <w:pPr>
         <w:spacing w:line="400" w:lineRule="exact"/>
         <w:rPr>
-          <w:rFonts w:hAnsi="宋体" w:hint="eastAsia"/>
+          <w:rFonts w:hAnsi="宋体"/>
           <w:sz w:val="28"/>
         </w:rPr>
       </w:pPr>
@@ -608,7 +644,7 @@
     <w:p>
       <w:pPr>
         <w:rPr>
-          <w:rFonts w:hAnsi="宋体" w:hint="eastAsia"/>
+          <w:rFonts w:hAnsi="宋体"/>
           <w:lang w:val="zh-CN"/>
         </w:rPr>
       </w:pPr>
@@ -616,7 +652,7 @@
     <w:p>
       <w:pPr>
         <w:rPr>
-          <w:rFonts w:hAnsi="宋体" w:hint="eastAsia"/>
+          <w:rFonts w:hAnsi="宋体"/>
           <w:lang w:val="zh-CN"/>
         </w:rPr>
       </w:pPr>
@@ -766,7 +802,14 @@
                 <w:rFonts w:ascii="仿宋_GB2312" w:eastAsia="仿宋_GB2312" w:hint="eastAsia"/>
                 <w:sz w:val="24"/>
               </w:rPr>
-              <w:t>软件需求规格说明书</w:t>
+              <w:t>系统</w:t>
+            </w:r>
+            <w:r>
+              <w:rPr>
+                <w:rFonts w:ascii="仿宋_GB2312" w:eastAsia="仿宋_GB2312" w:hint="eastAsia"/>
+                <w:sz w:val="24"/>
+              </w:rPr>
+              <w:t>需求规格说明书</w:t>
             </w:r>
           </w:p>
         </w:tc>
@@ -883,23 +926,23 @@
           <w:p>
             <w:pPr>
               <w:rPr>
-                <w:rFonts w:ascii="仿宋_GB2312" w:eastAsia="仿宋_GB2312"/>
-                <w:sz w:val="24"/>
-              </w:rPr>
-            </w:pPr>
-            <w:r>
-              <w:rPr>
                 <w:rFonts w:ascii="仿宋_GB2312" w:eastAsia="仿宋_GB2312" w:hint="eastAsia"/>
                 <w:sz w:val="24"/>
               </w:rPr>
+            </w:pPr>
+            <w:r>
+              <w:rPr>
+                <w:rFonts w:ascii="仿宋_GB2312" w:eastAsia="仿宋_GB2312" w:hint="eastAsia"/>
+                <w:sz w:val="24"/>
+              </w:rPr>
               <w:t>V1.</w:t>
             </w:r>
             <w:r>
               <w:rPr>
-                <w:rFonts w:ascii="仿宋_GB2312" w:eastAsia="仿宋_GB2312"/>
-                <w:sz w:val="24"/>
-              </w:rPr>
-              <w:t>1</w:t>
+                <w:rFonts w:ascii="仿宋_GB2312" w:eastAsia="仿宋_GB2312" w:hint="eastAsia"/>
+                <w:sz w:val="24"/>
+              </w:rPr>
+              <w:t>2</w:t>
             </w:r>
           </w:p>
         </w:tc>
@@ -1472,7 +1515,14 @@
                 <w:rFonts w:hint="eastAsia"/>
                 <w:bCs/>
               </w:rPr>
-              <w:t>V1.0</w:t>
+              <w:t>V1.</w:t>
+            </w:r>
+            <w:r>
+              <w:rPr>
+                <w:rFonts w:hint="eastAsia"/>
+                <w:bCs/>
+              </w:rPr>
+              <w:t>2</w:t>
             </w:r>
           </w:p>
         </w:tc>
@@ -2291,7 +2341,7 @@
     <w:p>
       <w:pPr>
         <w:rPr>
-          <w:rFonts w:hAnsi="宋体" w:hint="eastAsia"/>
+          <w:rFonts w:hAnsi="宋体"/>
           <w:sz w:val="28"/>
           <w:szCs w:val="28"/>
         </w:rPr>
@@ -2331,9 +2381,6 @@
         <w:p>
           <w:pPr>
             <w:pStyle w:val="TOC10"/>
-            <w:rPr>
-              <w:rFonts w:hint="eastAsia"/>
-            </w:rPr>
           </w:pPr>
           <w:r>
             <w:rPr>
@@ -2350,7 +2397,7 @@
               <w:tab w:val="right" w:leader="dot" w:pos="8302"/>
             </w:tabs>
             <w:rPr>
-              <w:rFonts w:asciiTheme="minorHAnsi" w:eastAsiaTheme="minorEastAsia" w:hAnsiTheme="minorHAnsi" w:cstheme="minorBidi" w:hint="eastAsia"/>
+              <w:rFonts w:asciiTheme="minorHAnsi" w:eastAsiaTheme="minorEastAsia" w:hAnsiTheme="minorHAnsi" w:cstheme="minorBidi"/>
               <w:b w:val="0"/>
               <w:bCs w:val="0"/>
               <w:caps w:val="0"/>
@@ -2373,7 +2420,7 @@
             <w:r>
               <w:rPr>
                 <w:rStyle w:val="af6"/>
-                <w:rFonts w:ascii="华文中宋" w:eastAsia="华文中宋" w:hAnsi="华文中宋" w:hint="eastAsia"/>
+                <w:rFonts w:ascii="STZhongsong" w:eastAsia="STZhongsong" w:hAnsi="STZhongsong" w:hint="eastAsia"/>
                 <w:noProof/>
               </w:rPr>
               <w:t>1.</w:t>
@@ -2394,7 +2441,7 @@
             <w:r>
               <w:rPr>
                 <w:rStyle w:val="af6"/>
-                <w:rFonts w:ascii="华文中宋" w:eastAsia="华文中宋" w:hAnsi="华文中宋" w:hint="eastAsia"/>
+                <w:rFonts w:ascii="STZhongsong" w:eastAsia="STZhongsong" w:hAnsi="STZhongsong" w:hint="eastAsia"/>
                 <w:noProof/>
               </w:rPr>
               <w:t>引言</w:t>
@@ -2478,7 +2525,7 @@
               <w:tab w:val="right" w:leader="dot" w:pos="8302"/>
             </w:tabs>
             <w:rPr>
-              <w:rFonts w:asciiTheme="minorHAnsi" w:eastAsiaTheme="minorEastAsia" w:hAnsiTheme="minorHAnsi" w:cstheme="minorBidi" w:hint="eastAsia"/>
+              <w:rFonts w:asciiTheme="minorHAnsi" w:eastAsiaTheme="minorEastAsia" w:hAnsiTheme="minorHAnsi" w:cstheme="minorBidi"/>
               <w:smallCaps w:val="0"/>
               <w:noProof/>
               <w:sz w:val="22"/>
@@ -2594,7 +2641,7 @@
               <w:tab w:val="right" w:leader="dot" w:pos="8302"/>
             </w:tabs>
             <w:rPr>
-              <w:rFonts w:asciiTheme="minorHAnsi" w:eastAsiaTheme="minorEastAsia" w:hAnsiTheme="minorHAnsi" w:cstheme="minorBidi" w:hint="eastAsia"/>
+              <w:rFonts w:asciiTheme="minorHAnsi" w:eastAsiaTheme="minorEastAsia" w:hAnsiTheme="minorHAnsi" w:cstheme="minorBidi"/>
               <w:smallCaps w:val="0"/>
               <w:noProof/>
               <w:sz w:val="22"/>
@@ -2711,7 +2758,7 @@
               <w:tab w:val="right" w:leader="dot" w:pos="8302"/>
             </w:tabs>
             <w:rPr>
-              <w:rFonts w:asciiTheme="minorHAnsi" w:eastAsiaTheme="minorEastAsia" w:hAnsiTheme="minorHAnsi" w:cstheme="minorBidi" w:hint="eastAsia"/>
+              <w:rFonts w:asciiTheme="minorHAnsi" w:eastAsiaTheme="minorEastAsia" w:hAnsiTheme="minorHAnsi" w:cstheme="minorBidi"/>
               <w:smallCaps w:val="0"/>
               <w:noProof/>
               <w:sz w:val="22"/>
@@ -2828,7 +2875,7 @@
               <w:tab w:val="right" w:leader="dot" w:pos="8302"/>
             </w:tabs>
             <w:rPr>
-              <w:rFonts w:asciiTheme="minorHAnsi" w:eastAsiaTheme="minorEastAsia" w:hAnsiTheme="minorHAnsi" w:cstheme="minorBidi" w:hint="eastAsia"/>
+              <w:rFonts w:asciiTheme="minorHAnsi" w:eastAsiaTheme="minorEastAsia" w:hAnsiTheme="minorHAnsi" w:cstheme="minorBidi"/>
               <w:smallCaps w:val="0"/>
               <w:noProof/>
               <w:sz w:val="22"/>
@@ -2945,7 +2992,7 @@
               <w:tab w:val="right" w:leader="dot" w:pos="8302"/>
             </w:tabs>
             <w:rPr>
-              <w:rFonts w:asciiTheme="minorHAnsi" w:eastAsiaTheme="minorEastAsia" w:hAnsiTheme="minorHAnsi" w:cstheme="minorBidi" w:hint="eastAsia"/>
+              <w:rFonts w:asciiTheme="minorHAnsi" w:eastAsiaTheme="minorEastAsia" w:hAnsiTheme="minorHAnsi" w:cstheme="minorBidi"/>
               <w:b w:val="0"/>
               <w:bCs w:val="0"/>
               <w:caps w:val="0"/>
@@ -2959,7 +3006,7 @@
             <w:r>
               <w:rPr>
                 <w:rStyle w:val="af6"/>
-                <w:rFonts w:ascii="华文中宋" w:eastAsia="华文中宋" w:hAnsi="华文中宋" w:hint="eastAsia"/>
+                <w:rFonts w:ascii="STZhongsong" w:eastAsia="STZhongsong" w:hAnsi="STZhongsong" w:hint="eastAsia"/>
                 <w:noProof/>
               </w:rPr>
               <w:t>2.</w:t>
@@ -2980,7 +3027,7 @@
             <w:r>
               <w:rPr>
                 <w:rStyle w:val="af6"/>
-                <w:rFonts w:ascii="华文中宋" w:eastAsia="华文中宋" w:hAnsi="华文中宋" w:hint="eastAsia"/>
+                <w:rFonts w:ascii="STZhongsong" w:eastAsia="STZhongsong" w:hAnsi="STZhongsong" w:hint="eastAsia"/>
                 <w:noProof/>
               </w:rPr>
               <w:t>需求概述</w:t>
@@ -3064,7 +3111,7 @@
               <w:tab w:val="right" w:leader="dot" w:pos="8302"/>
             </w:tabs>
             <w:rPr>
-              <w:rFonts w:asciiTheme="minorHAnsi" w:eastAsiaTheme="minorEastAsia" w:hAnsiTheme="minorHAnsi" w:cstheme="minorBidi" w:hint="eastAsia"/>
+              <w:rFonts w:asciiTheme="minorHAnsi" w:eastAsiaTheme="minorEastAsia" w:hAnsiTheme="minorHAnsi" w:cstheme="minorBidi"/>
               <w:smallCaps w:val="0"/>
               <w:noProof/>
               <w:sz w:val="22"/>
@@ -3181,7 +3228,7 @@
               <w:tab w:val="right" w:leader="dot" w:pos="8302"/>
             </w:tabs>
             <w:rPr>
-              <w:rFonts w:asciiTheme="minorHAnsi" w:eastAsiaTheme="minorEastAsia" w:hAnsiTheme="minorHAnsi" w:cstheme="minorBidi" w:hint="eastAsia"/>
+              <w:rFonts w:asciiTheme="minorHAnsi" w:eastAsiaTheme="minorEastAsia" w:hAnsiTheme="minorHAnsi" w:cstheme="minorBidi"/>
               <w:smallCaps w:val="0"/>
               <w:noProof/>
               <w:sz w:val="22"/>
@@ -3298,7 +3345,7 @@
               <w:tab w:val="right" w:leader="dot" w:pos="8302"/>
             </w:tabs>
             <w:rPr>
-              <w:rFonts w:asciiTheme="minorHAnsi" w:eastAsiaTheme="minorEastAsia" w:hAnsiTheme="minorHAnsi" w:cstheme="minorBidi" w:hint="eastAsia"/>
+              <w:rFonts w:asciiTheme="minorHAnsi" w:eastAsiaTheme="minorEastAsia" w:hAnsiTheme="minorHAnsi" w:cstheme="minorBidi"/>
               <w:smallCaps w:val="0"/>
               <w:noProof/>
               <w:sz w:val="22"/>
@@ -3415,7 +3462,7 @@
               <w:tab w:val="right" w:leader="dot" w:pos="8302"/>
             </w:tabs>
             <w:rPr>
-              <w:rFonts w:asciiTheme="minorHAnsi" w:eastAsiaTheme="minorEastAsia" w:hAnsiTheme="minorHAnsi" w:cstheme="minorBidi" w:hint="eastAsia"/>
+              <w:rFonts w:asciiTheme="minorHAnsi" w:eastAsiaTheme="minorEastAsia" w:hAnsiTheme="minorHAnsi" w:cstheme="minorBidi"/>
               <w:smallCaps w:val="0"/>
               <w:noProof/>
               <w:sz w:val="22"/>
@@ -3532,7 +3579,7 @@
               <w:tab w:val="right" w:leader="dot" w:pos="8302"/>
             </w:tabs>
             <w:rPr>
-              <w:rFonts w:asciiTheme="minorHAnsi" w:eastAsiaTheme="minorEastAsia" w:hAnsiTheme="minorHAnsi" w:cstheme="minorBidi" w:hint="eastAsia"/>
+              <w:rFonts w:asciiTheme="minorHAnsi" w:eastAsiaTheme="minorEastAsia" w:hAnsiTheme="minorHAnsi" w:cstheme="minorBidi"/>
               <w:smallCaps w:val="0"/>
               <w:noProof/>
               <w:sz w:val="22"/>
@@ -3649,7 +3696,7 @@
               <w:tab w:val="right" w:leader="dot" w:pos="8302"/>
             </w:tabs>
             <w:rPr>
-              <w:rFonts w:asciiTheme="minorHAnsi" w:eastAsiaTheme="minorEastAsia" w:hAnsiTheme="minorHAnsi" w:cstheme="minorBidi" w:hint="eastAsia"/>
+              <w:rFonts w:asciiTheme="minorHAnsi" w:eastAsiaTheme="minorEastAsia" w:hAnsiTheme="minorHAnsi" w:cstheme="minorBidi"/>
               <w:smallCaps w:val="0"/>
               <w:noProof/>
               <w:sz w:val="22"/>
@@ -3766,7 +3813,7 @@
               <w:tab w:val="right" w:leader="dot" w:pos="8302"/>
             </w:tabs>
             <w:rPr>
-              <w:rFonts w:asciiTheme="minorHAnsi" w:eastAsiaTheme="minorEastAsia" w:hAnsiTheme="minorHAnsi" w:cstheme="minorBidi" w:hint="eastAsia"/>
+              <w:rFonts w:asciiTheme="minorHAnsi" w:eastAsiaTheme="minorEastAsia" w:hAnsiTheme="minorHAnsi" w:cstheme="minorBidi"/>
               <w:b w:val="0"/>
               <w:bCs w:val="0"/>
               <w:caps w:val="0"/>
@@ -3780,7 +3827,7 @@
             <w:r>
               <w:rPr>
                 <w:rStyle w:val="af6"/>
-                <w:rFonts w:ascii="华文中宋" w:eastAsia="华文中宋" w:hAnsi="华文中宋" w:hint="eastAsia"/>
+                <w:rFonts w:ascii="STZhongsong" w:eastAsia="STZhongsong" w:hAnsi="STZhongsong" w:hint="eastAsia"/>
                 <w:noProof/>
               </w:rPr>
               <w:t>3.</w:t>
@@ -3801,7 +3848,7 @@
             <w:r>
               <w:rPr>
                 <w:rStyle w:val="af6"/>
-                <w:rFonts w:ascii="华文中宋" w:eastAsia="华文中宋" w:hAnsi="华文中宋" w:hint="eastAsia"/>
+                <w:rFonts w:ascii="STZhongsong" w:eastAsia="STZhongsong" w:hAnsi="STZhongsong" w:hint="eastAsia"/>
                 <w:noProof/>
               </w:rPr>
               <w:t>外部接口需求</w:t>
@@ -3885,7 +3932,7 @@
               <w:tab w:val="right" w:leader="dot" w:pos="8302"/>
             </w:tabs>
             <w:rPr>
-              <w:rFonts w:asciiTheme="minorHAnsi" w:eastAsiaTheme="minorEastAsia" w:hAnsiTheme="minorHAnsi" w:cstheme="minorBidi" w:hint="eastAsia"/>
+              <w:rFonts w:asciiTheme="minorHAnsi" w:eastAsiaTheme="minorEastAsia" w:hAnsiTheme="minorHAnsi" w:cstheme="minorBidi"/>
               <w:smallCaps w:val="0"/>
               <w:noProof/>
               <w:sz w:val="22"/>
@@ -4002,7 +4049,7 @@
               <w:tab w:val="right" w:leader="dot" w:pos="8302"/>
             </w:tabs>
             <w:rPr>
-              <w:rFonts w:asciiTheme="minorHAnsi" w:eastAsiaTheme="minorEastAsia" w:hAnsiTheme="minorHAnsi" w:cstheme="minorBidi" w:hint="eastAsia"/>
+              <w:rFonts w:asciiTheme="minorHAnsi" w:eastAsiaTheme="minorEastAsia" w:hAnsiTheme="minorHAnsi" w:cstheme="minorBidi"/>
               <w:smallCaps w:val="0"/>
               <w:noProof/>
               <w:sz w:val="22"/>
@@ -4119,7 +4166,7 @@
               <w:tab w:val="right" w:leader="dot" w:pos="8302"/>
             </w:tabs>
             <w:rPr>
-              <w:rFonts w:asciiTheme="minorHAnsi" w:eastAsiaTheme="minorEastAsia" w:hAnsiTheme="minorHAnsi" w:cstheme="minorBidi" w:hint="eastAsia"/>
+              <w:rFonts w:asciiTheme="minorHAnsi" w:eastAsiaTheme="minorEastAsia" w:hAnsiTheme="minorHAnsi" w:cstheme="minorBidi"/>
               <w:smallCaps w:val="0"/>
               <w:noProof/>
               <w:sz w:val="22"/>
@@ -4236,7 +4283,7 @@
               <w:tab w:val="right" w:leader="dot" w:pos="8302"/>
             </w:tabs>
             <w:rPr>
-              <w:rFonts w:asciiTheme="minorHAnsi" w:eastAsiaTheme="minorEastAsia" w:hAnsiTheme="minorHAnsi" w:cstheme="minorBidi" w:hint="eastAsia"/>
+              <w:rFonts w:asciiTheme="minorHAnsi" w:eastAsiaTheme="minorEastAsia" w:hAnsiTheme="minorHAnsi" w:cstheme="minorBidi"/>
               <w:b w:val="0"/>
               <w:bCs w:val="0"/>
               <w:caps w:val="0"/>
@@ -4250,7 +4297,7 @@
             <w:r>
               <w:rPr>
                 <w:rStyle w:val="af6"/>
-                <w:rFonts w:ascii="华文中宋" w:eastAsia="华文中宋" w:hAnsi="华文中宋" w:hint="eastAsia"/>
+                <w:rFonts w:ascii="STZhongsong" w:eastAsia="STZhongsong" w:hAnsi="STZhongsong" w:hint="eastAsia"/>
                 <w:noProof/>
               </w:rPr>
               <w:t>4.</w:t>
@@ -4271,7 +4318,7 @@
             <w:r>
               <w:rPr>
                 <w:rStyle w:val="af6"/>
-                <w:rFonts w:ascii="华文中宋" w:eastAsia="华文中宋" w:hAnsi="华文中宋" w:hint="eastAsia"/>
+                <w:rFonts w:ascii="STZhongsong" w:eastAsia="STZhongsong" w:hAnsi="STZhongsong" w:hint="eastAsia"/>
                 <w:noProof/>
               </w:rPr>
               <w:t>功能需求</w:t>
@@ -4355,7 +4402,7 @@
               <w:tab w:val="right" w:leader="dot" w:pos="8302"/>
             </w:tabs>
             <w:rPr>
-              <w:rFonts w:asciiTheme="minorHAnsi" w:eastAsiaTheme="minorEastAsia" w:hAnsiTheme="minorHAnsi" w:cstheme="minorBidi" w:hint="eastAsia"/>
+              <w:rFonts w:asciiTheme="minorHAnsi" w:eastAsiaTheme="minorEastAsia" w:hAnsiTheme="minorHAnsi" w:cstheme="minorBidi"/>
               <w:smallCaps w:val="0"/>
               <w:noProof/>
               <w:sz w:val="22"/>
@@ -4472,7 +4519,7 @@
               <w:tab w:val="right" w:leader="dot" w:pos="8302"/>
             </w:tabs>
             <w:rPr>
-              <w:rFonts w:asciiTheme="minorHAnsi" w:eastAsiaTheme="minorEastAsia" w:hAnsiTheme="minorHAnsi" w:cstheme="minorBidi" w:hint="eastAsia"/>
+              <w:rFonts w:asciiTheme="minorHAnsi" w:eastAsiaTheme="minorEastAsia" w:hAnsiTheme="minorHAnsi" w:cstheme="minorBidi"/>
               <w:smallCaps w:val="0"/>
               <w:noProof/>
               <w:sz w:val="22"/>
@@ -4589,7 +4636,7 @@
               <w:tab w:val="right" w:leader="dot" w:pos="8302"/>
             </w:tabs>
             <w:rPr>
-              <w:rFonts w:asciiTheme="minorHAnsi" w:eastAsiaTheme="minorEastAsia" w:hAnsiTheme="minorHAnsi" w:cstheme="minorBidi" w:hint="eastAsia"/>
+              <w:rFonts w:asciiTheme="minorHAnsi" w:eastAsiaTheme="minorEastAsia" w:hAnsiTheme="minorHAnsi" w:cstheme="minorBidi"/>
               <w:smallCaps w:val="0"/>
               <w:noProof/>
               <w:sz w:val="22"/>
@@ -4706,7 +4753,7 @@
               <w:tab w:val="right" w:leader="dot" w:pos="8302"/>
             </w:tabs>
             <w:rPr>
-              <w:rFonts w:asciiTheme="minorHAnsi" w:eastAsiaTheme="minorEastAsia" w:hAnsiTheme="minorHAnsi" w:cstheme="minorBidi" w:hint="eastAsia"/>
+              <w:rFonts w:asciiTheme="minorHAnsi" w:eastAsiaTheme="minorEastAsia" w:hAnsiTheme="minorHAnsi" w:cstheme="minorBidi"/>
               <w:smallCaps w:val="0"/>
               <w:noProof/>
               <w:sz w:val="22"/>
@@ -4823,7 +4870,7 @@
               <w:tab w:val="right" w:leader="dot" w:pos="8302"/>
             </w:tabs>
             <w:rPr>
-              <w:rFonts w:asciiTheme="minorHAnsi" w:eastAsiaTheme="minorEastAsia" w:hAnsiTheme="minorHAnsi" w:cstheme="minorBidi" w:hint="eastAsia"/>
+              <w:rFonts w:asciiTheme="minorHAnsi" w:eastAsiaTheme="minorEastAsia" w:hAnsiTheme="minorHAnsi" w:cstheme="minorBidi"/>
               <w:smallCaps w:val="0"/>
               <w:noProof/>
               <w:sz w:val="22"/>
@@ -4967,7 +5014,7 @@
               <w:tab w:val="right" w:leader="dot" w:pos="8302"/>
             </w:tabs>
             <w:rPr>
-              <w:rFonts w:asciiTheme="minorHAnsi" w:eastAsiaTheme="minorEastAsia" w:hAnsiTheme="minorHAnsi" w:cstheme="minorBidi" w:hint="eastAsia"/>
+              <w:rFonts w:asciiTheme="minorHAnsi" w:eastAsiaTheme="minorEastAsia" w:hAnsiTheme="minorHAnsi" w:cstheme="minorBidi"/>
               <w:b w:val="0"/>
               <w:bCs w:val="0"/>
               <w:caps w:val="0"/>
@@ -4981,7 +5028,7 @@
             <w:r>
               <w:rPr>
                 <w:rStyle w:val="af6"/>
-                <w:rFonts w:ascii="华文中宋" w:eastAsia="华文中宋" w:hAnsi="华文中宋" w:hint="eastAsia"/>
+                <w:rFonts w:ascii="STZhongsong" w:eastAsia="STZhongsong" w:hAnsi="STZhongsong" w:hint="eastAsia"/>
                 <w:noProof/>
               </w:rPr>
               <w:t>5.</w:t>
@@ -5002,7 +5049,7 @@
             <w:r>
               <w:rPr>
                 <w:rStyle w:val="af6"/>
-                <w:rFonts w:ascii="华文中宋" w:eastAsia="华文中宋" w:hAnsi="华文中宋" w:hint="eastAsia"/>
+                <w:rFonts w:ascii="STZhongsong" w:eastAsia="STZhongsong" w:hAnsi="STZhongsong" w:hint="eastAsia"/>
                 <w:noProof/>
               </w:rPr>
               <w:t>性能需求</w:t>
@@ -5086,7 +5133,7 @@
               <w:tab w:val="right" w:leader="dot" w:pos="8302"/>
             </w:tabs>
             <w:rPr>
-              <w:rFonts w:asciiTheme="minorHAnsi" w:eastAsiaTheme="minorEastAsia" w:hAnsiTheme="minorHAnsi" w:cstheme="minorBidi" w:hint="eastAsia"/>
+              <w:rFonts w:asciiTheme="minorHAnsi" w:eastAsiaTheme="minorEastAsia" w:hAnsiTheme="minorHAnsi" w:cstheme="minorBidi"/>
               <w:b w:val="0"/>
               <w:bCs w:val="0"/>
               <w:caps w:val="0"/>
@@ -5100,7 +5147,7 @@
             <w:r>
               <w:rPr>
                 <w:rStyle w:val="af6"/>
-                <w:rFonts w:ascii="华文中宋" w:eastAsia="华文中宋" w:hAnsi="华文中宋" w:hint="eastAsia"/>
+                <w:rFonts w:ascii="STZhongsong" w:eastAsia="STZhongsong" w:hAnsi="STZhongsong" w:hint="eastAsia"/>
                 <w:noProof/>
               </w:rPr>
               <w:t>6.</w:t>
@@ -5121,7 +5168,7 @@
             <w:r>
               <w:rPr>
                 <w:rStyle w:val="af6"/>
-                <w:rFonts w:ascii="华文中宋" w:eastAsia="华文中宋" w:hAnsi="华文中宋" w:hint="eastAsia"/>
+                <w:rFonts w:ascii="STZhongsong" w:eastAsia="STZhongsong" w:hAnsi="STZhongsong" w:hint="eastAsia"/>
                 <w:noProof/>
               </w:rPr>
               <w:t>其他非功能需求</w:t>
@@ -5205,7 +5252,7 @@
               <w:tab w:val="right" w:leader="dot" w:pos="8302"/>
             </w:tabs>
             <w:rPr>
-              <w:rFonts w:asciiTheme="minorHAnsi" w:eastAsiaTheme="minorEastAsia" w:hAnsiTheme="minorHAnsi" w:cstheme="minorBidi" w:hint="eastAsia"/>
+              <w:rFonts w:asciiTheme="minorHAnsi" w:eastAsiaTheme="minorEastAsia" w:hAnsiTheme="minorHAnsi" w:cstheme="minorBidi"/>
               <w:smallCaps w:val="0"/>
               <w:noProof/>
               <w:sz w:val="22"/>
@@ -5322,7 +5369,7 @@
               <w:tab w:val="right" w:leader="dot" w:pos="8302"/>
             </w:tabs>
             <w:rPr>
-              <w:rFonts w:asciiTheme="minorHAnsi" w:eastAsiaTheme="minorEastAsia" w:hAnsiTheme="minorHAnsi" w:cstheme="minorBidi" w:hint="eastAsia"/>
+              <w:rFonts w:asciiTheme="minorHAnsi" w:eastAsiaTheme="minorEastAsia" w:hAnsiTheme="minorHAnsi" w:cstheme="minorBidi"/>
               <w:smallCaps w:val="0"/>
               <w:noProof/>
               <w:sz w:val="22"/>
@@ -5439,7 +5486,7 @@
               <w:tab w:val="right" w:leader="dot" w:pos="8302"/>
             </w:tabs>
             <w:rPr>
-              <w:rFonts w:asciiTheme="minorHAnsi" w:eastAsiaTheme="minorEastAsia" w:hAnsiTheme="minorHAnsi" w:cstheme="minorBidi" w:hint="eastAsia"/>
+              <w:rFonts w:asciiTheme="minorHAnsi" w:eastAsiaTheme="minorEastAsia" w:hAnsiTheme="minorHAnsi" w:cstheme="minorBidi"/>
               <w:smallCaps w:val="0"/>
               <w:noProof/>
               <w:sz w:val="22"/>
@@ -5556,7 +5603,7 @@
               <w:tab w:val="right" w:leader="dot" w:pos="8302"/>
             </w:tabs>
             <w:rPr>
-              <w:rFonts w:asciiTheme="minorHAnsi" w:eastAsiaTheme="minorEastAsia" w:hAnsiTheme="minorHAnsi" w:cstheme="minorBidi" w:hint="eastAsia"/>
+              <w:rFonts w:asciiTheme="minorHAnsi" w:eastAsiaTheme="minorEastAsia" w:hAnsiTheme="minorHAnsi" w:cstheme="minorBidi"/>
               <w:smallCaps w:val="0"/>
               <w:noProof/>
               <w:sz w:val="22"/>
@@ -5673,7 +5720,7 @@
               <w:tab w:val="right" w:leader="dot" w:pos="8302"/>
             </w:tabs>
             <w:rPr>
-              <w:rFonts w:asciiTheme="minorHAnsi" w:eastAsiaTheme="minorEastAsia" w:hAnsiTheme="minorHAnsi" w:cstheme="minorBidi" w:hint="eastAsia"/>
+              <w:rFonts w:asciiTheme="minorHAnsi" w:eastAsiaTheme="minorEastAsia" w:hAnsiTheme="minorHAnsi" w:cstheme="minorBidi"/>
               <w:smallCaps w:val="0"/>
               <w:noProof/>
               <w:sz w:val="22"/>
@@ -5790,7 +5837,7 @@
               <w:tab w:val="right" w:leader="dot" w:pos="8302"/>
             </w:tabs>
             <w:rPr>
-              <w:rFonts w:asciiTheme="minorHAnsi" w:eastAsiaTheme="minorEastAsia" w:hAnsiTheme="minorHAnsi" w:cstheme="minorBidi" w:hint="eastAsia"/>
+              <w:rFonts w:asciiTheme="minorHAnsi" w:eastAsiaTheme="minorEastAsia" w:hAnsiTheme="minorHAnsi" w:cstheme="minorBidi"/>
               <w:smallCaps w:val="0"/>
               <w:noProof/>
               <w:sz w:val="22"/>
@@ -5907,7 +5954,7 @@
               <w:tab w:val="right" w:leader="dot" w:pos="8302"/>
             </w:tabs>
             <w:rPr>
-              <w:rFonts w:asciiTheme="minorHAnsi" w:eastAsiaTheme="minorEastAsia" w:hAnsiTheme="minorHAnsi" w:cstheme="minorBidi" w:hint="eastAsia"/>
+              <w:rFonts w:asciiTheme="minorHAnsi" w:eastAsiaTheme="minorEastAsia" w:hAnsiTheme="minorHAnsi" w:cstheme="minorBidi"/>
               <w:smallCaps w:val="0"/>
               <w:noProof/>
               <w:sz w:val="22"/>
@@ -6023,7 +6070,7 @@
               <w:tab w:val="right" w:leader="dot" w:pos="8302"/>
             </w:tabs>
             <w:rPr>
-              <w:rFonts w:asciiTheme="minorHAnsi" w:eastAsiaTheme="minorEastAsia" w:hAnsiTheme="minorHAnsi" w:cstheme="minorBidi" w:hint="eastAsia"/>
+              <w:rFonts w:asciiTheme="minorHAnsi" w:eastAsiaTheme="minorEastAsia" w:hAnsiTheme="minorHAnsi" w:cstheme="minorBidi"/>
               <w:smallCaps w:val="0"/>
               <w:noProof/>
               <w:sz w:val="22"/>
@@ -6140,7 +6187,7 @@
               <w:tab w:val="right" w:leader="dot" w:pos="8302"/>
             </w:tabs>
             <w:rPr>
-              <w:rFonts w:asciiTheme="minorHAnsi" w:eastAsiaTheme="minorEastAsia" w:hAnsiTheme="minorHAnsi" w:cstheme="minorBidi" w:hint="eastAsia"/>
+              <w:rFonts w:asciiTheme="minorHAnsi" w:eastAsiaTheme="minorEastAsia" w:hAnsiTheme="minorHAnsi" w:cstheme="minorBidi"/>
               <w:smallCaps w:val="0"/>
               <w:noProof/>
               <w:sz w:val="22"/>
@@ -6257,7 +6304,7 @@
               <w:tab w:val="right" w:leader="dot" w:pos="8302"/>
             </w:tabs>
             <w:rPr>
-              <w:rFonts w:asciiTheme="minorHAnsi" w:eastAsiaTheme="minorEastAsia" w:hAnsiTheme="minorHAnsi" w:cstheme="minorBidi" w:hint="eastAsia"/>
+              <w:rFonts w:asciiTheme="minorHAnsi" w:eastAsiaTheme="minorEastAsia" w:hAnsiTheme="minorHAnsi" w:cstheme="minorBidi"/>
               <w:b w:val="0"/>
               <w:bCs w:val="0"/>
               <w:caps w:val="0"/>
@@ -6271,7 +6318,7 @@
             <w:r>
               <w:rPr>
                 <w:rStyle w:val="af6"/>
-                <w:rFonts w:ascii="华文中宋" w:eastAsia="华文中宋" w:hAnsi="华文中宋" w:hint="eastAsia"/>
+                <w:rFonts w:ascii="STZhongsong" w:eastAsia="STZhongsong" w:hAnsi="STZhongsong" w:hint="eastAsia"/>
                 <w:noProof/>
               </w:rPr>
               <w:t>7.</w:t>
@@ -6292,7 +6339,7 @@
             <w:r>
               <w:rPr>
                 <w:rStyle w:val="af6"/>
-                <w:rFonts w:ascii="华文中宋" w:eastAsia="华文中宋" w:hAnsi="华文中宋" w:hint="eastAsia"/>
+                <w:rFonts w:ascii="STZhongsong" w:eastAsia="STZhongsong" w:hAnsi="STZhongsong" w:hint="eastAsia"/>
                 <w:noProof/>
               </w:rPr>
               <w:t>附录 A：术语表</w:t>
@@ -6376,7 +6423,7 @@
               <w:tab w:val="right" w:leader="dot" w:pos="8302"/>
             </w:tabs>
             <w:rPr>
-              <w:rFonts w:asciiTheme="minorHAnsi" w:eastAsiaTheme="minorEastAsia" w:hAnsiTheme="minorHAnsi" w:cstheme="minorBidi" w:hint="eastAsia"/>
+              <w:rFonts w:asciiTheme="minorHAnsi" w:eastAsiaTheme="minorEastAsia" w:hAnsiTheme="minorHAnsi" w:cstheme="minorBidi"/>
               <w:b w:val="0"/>
               <w:bCs w:val="0"/>
               <w:caps w:val="0"/>
@@ -6390,7 +6437,7 @@
             <w:r>
               <w:rPr>
                 <w:rStyle w:val="af6"/>
-                <w:rFonts w:ascii="华文中宋" w:eastAsia="华文中宋" w:hAnsi="华文中宋" w:hint="eastAsia"/>
+                <w:rFonts w:ascii="STZhongsong" w:eastAsia="STZhongsong" w:hAnsi="STZhongsong" w:hint="eastAsia"/>
                 <w:noProof/>
               </w:rPr>
               <w:t>8.</w:t>
@@ -6411,7 +6458,7 @@
             <w:r>
               <w:rPr>
                 <w:rStyle w:val="af6"/>
-                <w:rFonts w:ascii="华文中宋" w:eastAsia="华文中宋" w:hAnsi="华文中宋" w:hint="eastAsia"/>
+                <w:rFonts w:ascii="STZhongsong" w:eastAsia="STZhongsong" w:hAnsi="STZhongsong" w:hint="eastAsia"/>
                 <w:noProof/>
               </w:rPr>
               <w:t>附录 B：需求跟踪矩阵</w:t>
@@ -6495,7 +6542,7 @@
               <w:tab w:val="right" w:leader="dot" w:pos="8302"/>
             </w:tabs>
             <w:rPr>
-              <w:rFonts w:asciiTheme="minorHAnsi" w:eastAsiaTheme="minorEastAsia" w:hAnsiTheme="minorHAnsi" w:cstheme="minorBidi" w:hint="eastAsia"/>
+              <w:rFonts w:asciiTheme="minorHAnsi" w:eastAsiaTheme="minorEastAsia" w:hAnsiTheme="minorHAnsi" w:cstheme="minorBidi"/>
               <w:smallCaps w:val="0"/>
               <w:noProof/>
               <w:sz w:val="22"/>
@@ -6657,7 +6704,7 @@
               <w:tab w:val="right" w:leader="dot" w:pos="8302"/>
             </w:tabs>
             <w:rPr>
-              <w:rFonts w:asciiTheme="minorHAnsi" w:eastAsiaTheme="minorEastAsia" w:hAnsiTheme="minorHAnsi" w:cstheme="minorBidi" w:hint="eastAsia"/>
+              <w:rFonts w:asciiTheme="minorHAnsi" w:eastAsiaTheme="minorEastAsia" w:hAnsiTheme="minorHAnsi" w:cstheme="minorBidi"/>
               <w:smallCaps w:val="0"/>
               <w:noProof/>
               <w:sz w:val="22"/>
@@ -6819,7 +6866,7 @@
               <w:tab w:val="right" w:leader="dot" w:pos="8302"/>
             </w:tabs>
             <w:rPr>
-              <w:rFonts w:asciiTheme="minorHAnsi" w:eastAsiaTheme="minorEastAsia" w:hAnsiTheme="minorHAnsi" w:cstheme="minorBidi" w:hint="eastAsia"/>
+              <w:rFonts w:asciiTheme="minorHAnsi" w:eastAsiaTheme="minorEastAsia" w:hAnsiTheme="minorHAnsi" w:cstheme="minorBidi"/>
               <w:smallCaps w:val="0"/>
               <w:noProof/>
               <w:sz w:val="22"/>
@@ -6952,7 +6999,7 @@
     <w:p>
       <w:pPr>
         <w:rPr>
-          <w:rFonts w:hAnsi="宋体" w:hint="eastAsia"/>
+          <w:rFonts w:hAnsi="宋体"/>
           <w:sz w:val="28"/>
           <w:szCs w:val="28"/>
         </w:rPr>
@@ -6972,7 +7019,7 @@
           <w:numId w:val="3"/>
         </w:numPr>
         <w:rPr>
-          <w:rFonts w:ascii="华文中宋" w:eastAsia="华文中宋" w:hAnsi="华文中宋" w:hint="eastAsia"/>
+          <w:rFonts w:ascii="STZhongsong" w:eastAsia="STZhongsong" w:hAnsi="STZhongsong"/>
           <w:kern w:val="2"/>
           <w:sz w:val="44"/>
           <w:szCs w:val="44"/>
@@ -6982,11 +7029,12 @@
       <w:bookmarkStart w:id="2" w:name="_Toc225935419"/>
       <w:r>
         <w:rPr>
-          <w:rFonts w:ascii="华文中宋" w:eastAsia="华文中宋" w:hAnsi="华文中宋" w:hint="eastAsia"/>
+          <w:rFonts w:ascii="STZhongsong" w:eastAsia="STZhongsong" w:hAnsi="STZhongsong" w:hint="eastAsia"/>
           <w:kern w:val="2"/>
           <w:sz w:val="44"/>
           <w:szCs w:val="44"/>
         </w:rPr>
+        <w:lastRenderedPageBreak/>
         <w:t>引言</w:t>
       </w:r>
       <w:bookmarkEnd w:id="1"/>
@@ -7015,7 +7063,7 @@
     <w:p>
       <w:pPr>
         <w:rPr>
-          <w:rFonts w:hAnsi="宋体" w:hint="eastAsia"/>
+          <w:rFonts w:hAnsi="宋体"/>
           <w:sz w:val="24"/>
         </w:rPr>
       </w:pPr>
@@ -7034,7 +7082,7 @@
           <w:numId w:val="9"/>
         </w:numPr>
         <w:rPr>
-          <w:rFonts w:hAnsi="宋体" w:hint="eastAsia"/>
+          <w:rFonts w:hAnsi="宋体"/>
           <w:sz w:val="24"/>
         </w:rPr>
       </w:pPr>
@@ -7053,7 +7101,7 @@
           <w:numId w:val="9"/>
         </w:numPr>
         <w:rPr>
-          <w:rFonts w:hAnsi="宋体" w:hint="eastAsia"/>
+          <w:rFonts w:hAnsi="宋体"/>
           <w:sz w:val="24"/>
         </w:rPr>
       </w:pPr>
@@ -7072,7 +7120,7 @@
           <w:numId w:val="9"/>
         </w:numPr>
         <w:rPr>
-          <w:rFonts w:hAnsi="宋体" w:hint="eastAsia"/>
+          <w:rFonts w:hAnsi="宋体"/>
           <w:sz w:val="24"/>
         </w:rPr>
       </w:pPr>
@@ -7091,7 +7139,7 @@
           <w:numId w:val="9"/>
         </w:numPr>
         <w:rPr>
-          <w:rFonts w:hAnsi="宋体" w:hint="eastAsia"/>
+          <w:rFonts w:hAnsi="宋体"/>
           <w:sz w:val="24"/>
         </w:rPr>
       </w:pPr>
@@ -7131,7 +7179,7 @@
         <w:autoSpaceDE w:val="0"/>
         <w:autoSpaceDN w:val="0"/>
         <w:adjustRightInd w:val="0"/>
-        <w:ind w:firstLineChars="200" w:firstLine="482"/>
+        <w:ind w:firstLineChars="200" w:firstLine="489"/>
         <w:rPr>
           <w:sz w:val="24"/>
         </w:rPr>
@@ -7158,7 +7206,7 @@
         <w:autoSpaceDE w:val="0"/>
         <w:autoSpaceDN w:val="0"/>
         <w:adjustRightInd w:val="0"/>
-        <w:ind w:firstLineChars="200" w:firstLine="482"/>
+        <w:ind w:firstLineChars="200" w:firstLine="489"/>
         <w:rPr>
           <w:sz w:val="24"/>
         </w:rPr>
@@ -7185,7 +7233,7 @@
         <w:autoSpaceDE w:val="0"/>
         <w:autoSpaceDN w:val="0"/>
         <w:adjustRightInd w:val="0"/>
-        <w:ind w:firstLineChars="200" w:firstLine="482"/>
+        <w:ind w:firstLineChars="200" w:firstLine="489"/>
         <w:rPr>
           <w:sz w:val="24"/>
         </w:rPr>
@@ -7300,6 +7348,7 @@
         <w:rPr>
           <w:lang w:eastAsia="zh"/>
         </w:rPr>
+        <w:lastRenderedPageBreak/>
         <w:t>项目范围</w:t>
       </w:r>
       <w:bookmarkEnd w:id="9"/>
@@ -7992,7 +8041,7 @@
           <w:numId w:val="3"/>
         </w:numPr>
         <w:rPr>
-          <w:rFonts w:ascii="华文中宋" w:eastAsia="华文中宋" w:hAnsi="华文中宋" w:hint="eastAsia"/>
+          <w:rFonts w:ascii="STZhongsong" w:eastAsia="STZhongsong" w:hAnsi="STZhongsong"/>
           <w:kern w:val="2"/>
           <w:sz w:val="44"/>
           <w:szCs w:val="44"/>
@@ -8001,7 +8050,7 @@
       <w:bookmarkStart w:id="10" w:name="_Toc225935424"/>
       <w:r>
         <w:rPr>
-          <w:rFonts w:ascii="华文中宋" w:eastAsia="华文中宋" w:hAnsi="华文中宋"/>
+          <w:rFonts w:ascii="STZhongsong" w:eastAsia="STZhongsong" w:hAnsi="STZhongsong"/>
           <w:kern w:val="2"/>
           <w:sz w:val="44"/>
           <w:szCs w:val="44"/>
@@ -8595,8 +8644,8 @@
         <w:tblLook w:val="04A0" w:firstRow="1" w:lastRow="0" w:firstColumn="1" w:lastColumn="0" w:noHBand="0" w:noVBand="1"/>
       </w:tblPr>
       <w:tblGrid>
-        <w:gridCol w:w="1651"/>
-        <w:gridCol w:w="6778"/>
+        <w:gridCol w:w="1673"/>
+        <w:gridCol w:w="6756"/>
       </w:tblGrid>
       <w:tr>
         <w:trPr>
@@ -8713,6 +8762,7 @@
               <w:rPr>
                 <w:sz w:val="24"/>
               </w:rPr>
+              <w:lastRenderedPageBreak/>
               <w:t>后端</w:t>
             </w:r>
           </w:p>
@@ -9585,6 +9635,7 @@
         <w:rPr>
           <w:sz w:val="24"/>
         </w:rPr>
+        <w:lastRenderedPageBreak/>
         <w:t>Qwen</w:t>
       </w:r>
       <w:r>
@@ -9681,7 +9732,7 @@
           <w:numId w:val="3"/>
         </w:numPr>
         <w:rPr>
-          <w:rFonts w:ascii="华文中宋" w:eastAsia="华文中宋" w:hAnsi="华文中宋" w:hint="eastAsia"/>
+          <w:rFonts w:ascii="STZhongsong" w:eastAsia="STZhongsong" w:hAnsi="STZhongsong"/>
           <w:kern w:val="2"/>
           <w:sz w:val="44"/>
           <w:szCs w:val="44"/>
@@ -9690,7 +9741,7 @@
       <w:bookmarkStart w:id="17" w:name="_Toc225935431"/>
       <w:r>
         <w:rPr>
-          <w:rFonts w:ascii="华文中宋" w:eastAsia="华文中宋" w:hAnsi="华文中宋"/>
+          <w:rFonts w:ascii="STZhongsong" w:eastAsia="STZhongsong" w:hAnsi="STZhongsong"/>
           <w:kern w:val="2"/>
           <w:sz w:val="44"/>
           <w:szCs w:val="44"/>
@@ -10700,6 +10751,7 @@
               <w:rPr>
                 <w:sz w:val="24"/>
               </w:rPr>
+              <w:lastRenderedPageBreak/>
               <w:t>SRS-I-008-0</w:t>
             </w:r>
           </w:p>
@@ -10765,25 +10817,7 @@
                 <w:color w:val="0F1115"/>
                 <w:sz w:val="24"/>
               </w:rPr>
-              <w:t>的增、</w:t>
-            </w:r>
-            <w:proofErr w:type="gramStart"/>
-            <w:r>
-              <w:rPr>
-                <w:rFonts w:ascii="Segoe UI" w:hAnsi="Segoe UI" w:cs="Segoe UI"/>
-                <w:color w:val="0F1115"/>
-                <w:sz w:val="24"/>
-              </w:rPr>
-              <w:t>删</w:t>
-            </w:r>
-            <w:proofErr w:type="gramEnd"/>
-            <w:r>
-              <w:rPr>
-                <w:rFonts w:ascii="Segoe UI" w:hAnsi="Segoe UI" w:cs="Segoe UI"/>
-                <w:color w:val="0F1115"/>
-                <w:sz w:val="24"/>
-              </w:rPr>
-              <w:t>、查、建库操作</w:t>
+              <w:t>的增、删、查、建库操作</w:t>
             </w:r>
           </w:p>
         </w:tc>
@@ -11750,7 +11784,14 @@
               <w:rPr>
                 <w:sz w:val="24"/>
               </w:rPr>
-              <w:t>SRS-I-016-0</w:t>
+              <w:t>SRS-</w:t>
+            </w:r>
+            <w:r>
+              <w:rPr>
+                <w:sz w:val="24"/>
+              </w:rPr>
+              <w:lastRenderedPageBreak/>
+              <w:t>I-016-0</w:t>
             </w:r>
           </w:p>
         </w:tc>
@@ -11772,7 +11813,17 @@
                 <w:color w:val="0F1115"/>
                 <w:sz w:val="24"/>
               </w:rPr>
-              <w:t>数据库接口</w:t>
+              <w:lastRenderedPageBreak/>
+              <w:t>数据库</w:t>
+            </w:r>
+            <w:r>
+              <w:rPr>
+                <w:rFonts w:ascii="Segoe UI" w:hAnsi="Segoe UI" w:cs="Segoe UI"/>
+                <w:color w:val="0F1115"/>
+                <w:sz w:val="24"/>
+              </w:rPr>
+              <w:lastRenderedPageBreak/>
+              <w:t>接口</w:t>
             </w:r>
           </w:p>
         </w:tc>
@@ -11795,6 +11846,7 @@
                 <w:color w:val="0F1115"/>
                 <w:sz w:val="24"/>
               </w:rPr>
+              <w:lastRenderedPageBreak/>
               <w:t>SQLAlchemy</w:t>
             </w:r>
             <w:proofErr w:type="spellEnd"/>
@@ -11850,7 +11902,16 @@
                 <w:color w:val="0F1115"/>
                 <w:sz w:val="24"/>
               </w:rPr>
-              <w:t>，支持异步会话管理</w:t>
+              <w:t>，支持异</w:t>
+            </w:r>
+            <w:r>
+              <w:rPr>
+                <w:rFonts w:ascii="Segoe UI" w:hAnsi="Segoe UI" w:cs="Segoe UI"/>
+                <w:color w:val="0F1115"/>
+                <w:sz w:val="24"/>
+              </w:rPr>
+              <w:lastRenderedPageBreak/>
+              <w:t>步会话管理</w:t>
             </w:r>
           </w:p>
         </w:tc>
@@ -11875,6 +11936,7 @@
               <w:rPr>
                 <w:sz w:val="24"/>
               </w:rPr>
+              <w:lastRenderedPageBreak/>
               <w:t>SRS-I-017-0</w:t>
             </w:r>
           </w:p>
@@ -12257,7 +12319,7 @@
           <w:numId w:val="3"/>
         </w:numPr>
         <w:rPr>
-          <w:rFonts w:ascii="华文中宋" w:eastAsia="华文中宋" w:hAnsi="华文中宋" w:hint="eastAsia"/>
+          <w:rFonts w:ascii="STZhongsong" w:eastAsia="STZhongsong" w:hAnsi="STZhongsong"/>
           <w:kern w:val="2"/>
           <w:sz w:val="44"/>
           <w:szCs w:val="44"/>
@@ -12266,7 +12328,7 @@
       <w:bookmarkStart w:id="21" w:name="_Toc225935435"/>
       <w:r>
         <w:rPr>
-          <w:rFonts w:ascii="华文中宋" w:eastAsia="华文中宋" w:hAnsi="华文中宋"/>
+          <w:rFonts w:ascii="STZhongsong" w:eastAsia="STZhongsong" w:hAnsi="STZhongsong"/>
           <w:kern w:val="2"/>
           <w:sz w:val="44"/>
           <w:szCs w:val="44"/>
@@ -12763,6 +12825,7 @@
               <w:rPr>
                 <w:sz w:val="24"/>
               </w:rPr>
+              <w:lastRenderedPageBreak/>
               <w:t>SRS-F-04</w:t>
             </w:r>
             <w:r>
@@ -13334,6 +13397,7 @@
               <w:rPr>
                 <w:sz w:val="24"/>
               </w:rPr>
+              <w:lastRenderedPageBreak/>
               <w:t>SRS-F-07</w:t>
             </w:r>
             <w:r>
@@ -13650,11 +13714,11 @@
         <w:tblLook w:val="04A0" w:firstRow="1" w:lastRow="0" w:firstColumn="1" w:lastColumn="0" w:noHBand="0" w:noVBand="1"/>
       </w:tblPr>
       <w:tblGrid>
-        <w:gridCol w:w="1040"/>
-        <w:gridCol w:w="3054"/>
-        <w:gridCol w:w="1594"/>
-        <w:gridCol w:w="1931"/>
-        <w:gridCol w:w="683"/>
+        <w:gridCol w:w="1062"/>
+        <w:gridCol w:w="3039"/>
+        <w:gridCol w:w="1589"/>
+        <w:gridCol w:w="1923"/>
+        <w:gridCol w:w="689"/>
       </w:tblGrid>
       <w:tr>
         <w:trPr>
@@ -13761,7 +13825,14 @@
               <w:rPr>
                 <w:sz w:val="24"/>
               </w:rPr>
-              <w:t>优先级</w:t>
+              <w:t>优先</w:t>
+            </w:r>
+            <w:r>
+              <w:rPr>
+                <w:sz w:val="24"/>
+              </w:rPr>
+              <w:lastRenderedPageBreak/>
+              <w:t>级</w:t>
             </w:r>
           </w:p>
         </w:tc>
@@ -13784,6 +13855,7 @@
               <w:rPr>
                 <w:sz w:val="24"/>
               </w:rPr>
+              <w:lastRenderedPageBreak/>
               <w:t>SRS-F-09</w:t>
             </w:r>
             <w:r>
@@ -13920,16 +13992,8 @@
               <w:rPr>
                 <w:sz w:val="24"/>
               </w:rPr>
-              <w:t>练习生成：根据考察主题、题型、数量</w:t>
-            </w:r>
-            <w:proofErr w:type="gramStart"/>
-            <w:r>
-              <w:rPr>
-                <w:sz w:val="24"/>
-              </w:rPr>
-              <w:t>生成随练题目</w:t>
-            </w:r>
-            <w:proofErr w:type="gramEnd"/>
+              <w:t>练习生成：根据考察主题、题型、数量生成随练题目</w:t>
+            </w:r>
           </w:p>
         </w:tc>
         <w:tc>
@@ -14230,11 +14294,11 @@
         <w:tblLook w:val="04A0" w:firstRow="1" w:lastRow="0" w:firstColumn="1" w:lastColumn="0" w:noHBand="0" w:noVBand="1"/>
       </w:tblPr>
       <w:tblGrid>
-        <w:gridCol w:w="932"/>
-        <w:gridCol w:w="2083"/>
-        <w:gridCol w:w="1351"/>
-        <w:gridCol w:w="3324"/>
-        <w:gridCol w:w="612"/>
+        <w:gridCol w:w="954"/>
+        <w:gridCol w:w="2074"/>
+        <w:gridCol w:w="1347"/>
+        <w:gridCol w:w="3310"/>
+        <w:gridCol w:w="617"/>
       </w:tblGrid>
       <w:tr>
         <w:trPr>
@@ -14580,6 +14644,7 @@
               <w:rPr>
                 <w:sz w:val="24"/>
               </w:rPr>
+              <w:lastRenderedPageBreak/>
               <w:t>SRS-F-14</w:t>
             </w:r>
             <w:r>
@@ -14916,11 +14981,11 @@
         <w:tblLook w:val="04A0" w:firstRow="1" w:lastRow="0" w:firstColumn="1" w:lastColumn="0" w:noHBand="0" w:noVBand="1"/>
       </w:tblPr>
       <w:tblGrid>
-        <w:gridCol w:w="970"/>
-        <w:gridCol w:w="3665"/>
-        <w:gridCol w:w="1858"/>
-        <w:gridCol w:w="1172"/>
-        <w:gridCol w:w="637"/>
+        <w:gridCol w:w="992"/>
+        <w:gridCol w:w="3649"/>
+        <w:gridCol w:w="1850"/>
+        <w:gridCol w:w="1169"/>
+        <w:gridCol w:w="642"/>
       </w:tblGrid>
       <w:tr>
         <w:trPr>
@@ -15473,6 +15538,7 @@
         <w:rPr>
           <w:noProof/>
         </w:rPr>
+        <w:lastRenderedPageBreak/>
         <w:drawing>
           <wp:inline distT="0" distB="0" distL="114300" distR="114300" wp14:anchorId="745D849A" wp14:editId="42B4F7F7">
             <wp:extent cx="2223135" cy="3528695"/>
@@ -15567,7 +15633,7 @@
         </w:numPr>
         <w:ind w:left="720" w:hanging="720"/>
         <w:rPr>
-          <w:rFonts w:ascii="华文中宋" w:eastAsia="华文中宋" w:hAnsi="华文中宋" w:hint="eastAsia"/>
+          <w:rFonts w:ascii="STZhongsong" w:eastAsia="STZhongsong" w:hAnsi="STZhongsong"/>
           <w:kern w:val="2"/>
           <w:sz w:val="44"/>
           <w:szCs w:val="44"/>
@@ -15576,7 +15642,7 @@
       <w:bookmarkStart w:id="27" w:name="_Toc225935441"/>
       <w:r>
         <w:rPr>
-          <w:rFonts w:ascii="华文中宋" w:eastAsia="华文中宋" w:hAnsi="华文中宋"/>
+          <w:rFonts w:ascii="STZhongsong" w:eastAsia="STZhongsong" w:hAnsi="STZhongsong"/>
           <w:kern w:val="2"/>
           <w:sz w:val="44"/>
           <w:szCs w:val="44"/>
@@ -15592,10 +15658,10 @@
         <w:tblLook w:val="04A0" w:firstRow="1" w:lastRow="0" w:firstColumn="1" w:lastColumn="0" w:noHBand="0" w:noVBand="1"/>
       </w:tblPr>
       <w:tblGrid>
-        <w:gridCol w:w="1386"/>
-        <w:gridCol w:w="3831"/>
-        <w:gridCol w:w="2173"/>
-        <w:gridCol w:w="912"/>
+        <w:gridCol w:w="1414"/>
+        <w:gridCol w:w="3808"/>
+        <w:gridCol w:w="2160"/>
+        <w:gridCol w:w="920"/>
       </w:tblGrid>
       <w:tr>
         <w:trPr>
@@ -16185,25 +16251,34 @@
                 <w:rFonts w:hint="eastAsia"/>
                 <w:sz w:val="24"/>
               </w:rPr>
-              <w:t>-0</w:t>
-            </w:r>
-          </w:p>
-        </w:tc>
-        <w:tc>
-          <w:tcPr>
-            <w:tcW w:w="0" w:type="auto"/>
-          </w:tcPr>
-          <w:p>
-            <w:pPr>
-              <w:cnfStyle w:val="000000000000" w:firstRow="0" w:lastRow="0" w:firstColumn="0" w:lastColumn="0" w:oddVBand="0" w:evenVBand="0" w:oddHBand="0" w:evenHBand="0" w:firstRowFirstColumn="0" w:firstRowLastColumn="0" w:lastRowFirstColumn="0" w:lastRowLastColumn="0"/>
-              <w:rPr>
-                <w:sz w:val="24"/>
-              </w:rPr>
-            </w:pPr>
-            <w:r>
-              <w:rPr>
-                <w:sz w:val="24"/>
-              </w:rPr>
+              <w:t>-</w:t>
+            </w:r>
+            <w:r>
+              <w:rPr>
+                <w:rFonts w:hint="eastAsia"/>
+                <w:sz w:val="24"/>
+              </w:rPr>
+              <w:lastRenderedPageBreak/>
+              <w:t>0</w:t>
+            </w:r>
+          </w:p>
+        </w:tc>
+        <w:tc>
+          <w:tcPr>
+            <w:tcW w:w="0" w:type="auto"/>
+          </w:tcPr>
+          <w:p>
+            <w:pPr>
+              <w:cnfStyle w:val="000000000000" w:firstRow="0" w:lastRow="0" w:firstColumn="0" w:lastColumn="0" w:oddVBand="0" w:evenVBand="0" w:oddHBand="0" w:evenHBand="0" w:firstRowFirstColumn="0" w:firstRowLastColumn="0" w:lastRowFirstColumn="0" w:lastRowLastColumn="0"/>
+              <w:rPr>
+                <w:sz w:val="24"/>
+              </w:rPr>
+            </w:pPr>
+            <w:r>
+              <w:rPr>
+                <w:sz w:val="24"/>
+              </w:rPr>
+              <w:lastRenderedPageBreak/>
               <w:t>知识库大小限制</w:t>
             </w:r>
           </w:p>
@@ -16359,7 +16434,7 @@
         </w:numPr>
         <w:ind w:left="720" w:hanging="720"/>
         <w:rPr>
-          <w:rFonts w:ascii="华文中宋" w:eastAsia="华文中宋" w:hAnsi="华文中宋" w:hint="eastAsia"/>
+          <w:rFonts w:ascii="STZhongsong" w:eastAsia="STZhongsong" w:hAnsi="STZhongsong"/>
           <w:kern w:val="2"/>
           <w:sz w:val="44"/>
           <w:szCs w:val="44"/>
@@ -16368,7 +16443,7 @@
       <w:bookmarkStart w:id="28" w:name="_Toc225935442"/>
       <w:r>
         <w:rPr>
-          <w:rFonts w:ascii="华文中宋" w:eastAsia="华文中宋" w:hAnsi="华文中宋"/>
+          <w:rFonts w:ascii="STZhongsong" w:eastAsia="STZhongsong" w:hAnsi="STZhongsong"/>
           <w:kern w:val="2"/>
           <w:sz w:val="44"/>
           <w:szCs w:val="44"/>
@@ -16404,9 +16479,9 @@
         <w:tblLook w:val="04A0" w:firstRow="1" w:lastRow="0" w:firstColumn="1" w:lastColumn="0" w:noHBand="0" w:noVBand="1"/>
       </w:tblPr>
       <w:tblGrid>
-        <w:gridCol w:w="1333"/>
-        <w:gridCol w:w="6055"/>
-        <w:gridCol w:w="877"/>
+        <w:gridCol w:w="1362"/>
+        <w:gridCol w:w="6018"/>
+        <w:gridCol w:w="885"/>
       </w:tblGrid>
       <w:tr>
         <w:trPr>
@@ -17182,25 +17257,34 @@
                 <w:rFonts w:hint="eastAsia"/>
                 <w:sz w:val="24"/>
               </w:rPr>
-              <w:t>-0</w:t>
-            </w:r>
-          </w:p>
-        </w:tc>
-        <w:tc>
-          <w:tcPr>
-            <w:tcW w:w="0" w:type="auto"/>
-          </w:tcPr>
-          <w:p>
-            <w:pPr>
-              <w:cnfStyle w:val="000000000000" w:firstRow="0" w:lastRow="0" w:firstColumn="0" w:lastColumn="0" w:oddVBand="0" w:evenVBand="0" w:oddHBand="0" w:evenHBand="0" w:firstRowFirstColumn="0" w:firstRowLastColumn="0" w:lastRowFirstColumn="0" w:lastRowLastColumn="0"/>
-              <w:rPr>
-                <w:sz w:val="24"/>
-              </w:rPr>
-            </w:pPr>
-            <w:r>
-              <w:rPr>
-                <w:sz w:val="24"/>
-              </w:rPr>
+              <w:t>-</w:t>
+            </w:r>
+            <w:r>
+              <w:rPr>
+                <w:rFonts w:hint="eastAsia"/>
+                <w:sz w:val="24"/>
+              </w:rPr>
+              <w:lastRenderedPageBreak/>
+              <w:t>0</w:t>
+            </w:r>
+          </w:p>
+        </w:tc>
+        <w:tc>
+          <w:tcPr>
+            <w:tcW w:w="0" w:type="auto"/>
+          </w:tcPr>
+          <w:p>
+            <w:pPr>
+              <w:cnfStyle w:val="000000000000" w:firstRow="0" w:lastRow="0" w:firstColumn="0" w:lastColumn="0" w:oddVBand="0" w:evenVBand="0" w:oddHBand="0" w:evenHBand="0" w:firstRowFirstColumn="0" w:firstRowLastColumn="0" w:lastRowFirstColumn="0" w:lastRowLastColumn="0"/>
+              <w:rPr>
+                <w:sz w:val="24"/>
+              </w:rPr>
+            </w:pPr>
+            <w:r>
+              <w:rPr>
+                <w:sz w:val="24"/>
+              </w:rPr>
+              <w:lastRenderedPageBreak/>
               <w:t>敏感数据（如密码、会话）不在日志中明文记录</w:t>
             </w:r>
           </w:p>
@@ -17253,10 +17337,10 @@
         <w:tblLook w:val="04A0" w:firstRow="1" w:lastRow="0" w:firstColumn="1" w:lastColumn="0" w:noHBand="0" w:noVBand="1"/>
       </w:tblPr>
       <w:tblGrid>
-        <w:gridCol w:w="1310"/>
-        <w:gridCol w:w="2208"/>
-        <w:gridCol w:w="3922"/>
-        <w:gridCol w:w="862"/>
+        <w:gridCol w:w="1339"/>
+        <w:gridCol w:w="2197"/>
+        <w:gridCol w:w="3897"/>
+        <w:gridCol w:w="869"/>
       </w:tblGrid>
       <w:tr>
         <w:trPr>
@@ -17831,10 +17915,10 @@
         <w:tblLook w:val="04A0" w:firstRow="1" w:lastRow="0" w:firstColumn="1" w:lastColumn="0" w:noHBand="0" w:noVBand="1"/>
       </w:tblPr>
       <w:tblGrid>
-        <w:gridCol w:w="1299"/>
-        <w:gridCol w:w="2678"/>
-        <w:gridCol w:w="3470"/>
-        <w:gridCol w:w="855"/>
+        <w:gridCol w:w="1328"/>
+        <w:gridCol w:w="2663"/>
+        <w:gridCol w:w="3449"/>
+        <w:gridCol w:w="862"/>
       </w:tblGrid>
       <w:tr>
         <w:trPr>
@@ -18309,7 +18393,14 @@
               <w:rPr>
                 <w:sz w:val="24"/>
               </w:rPr>
-              <w:t>SRS-U-05</w:t>
+              <w:t>SRS-U-</w:t>
+            </w:r>
+            <w:r>
+              <w:rPr>
+                <w:sz w:val="24"/>
+              </w:rPr>
+              <w:lastRenderedPageBreak/>
+              <w:t>05</w:t>
             </w:r>
             <w:r>
               <w:rPr>
@@ -18336,6 +18427,7 @@
               <w:rPr>
                 <w:sz w:val="24"/>
               </w:rPr>
+              <w:lastRenderedPageBreak/>
               <w:t>数据可视化</w:t>
             </w:r>
           </w:p>
@@ -18409,9 +18501,9 @@
         <w:tblLook w:val="04A0" w:firstRow="1" w:lastRow="0" w:firstColumn="1" w:lastColumn="0" w:noHBand="0" w:noVBand="1"/>
       </w:tblPr>
       <w:tblGrid>
-        <w:gridCol w:w="1336"/>
-        <w:gridCol w:w="6137"/>
-        <w:gridCol w:w="880"/>
+        <w:gridCol w:w="1366"/>
+        <w:gridCol w:w="6100"/>
+        <w:gridCol w:w="887"/>
       </w:tblGrid>
       <w:tr>
         <w:trPr>
@@ -18883,9 +18975,9 @@
         <w:tblLook w:val="04A0" w:firstRow="1" w:lastRow="0" w:firstColumn="1" w:lastColumn="0" w:noHBand="0" w:noVBand="1"/>
       </w:tblPr>
       <w:tblGrid>
-        <w:gridCol w:w="1576"/>
-        <w:gridCol w:w="5740"/>
-        <w:gridCol w:w="1037"/>
+        <w:gridCol w:w="1606"/>
+        <w:gridCol w:w="5703"/>
+        <w:gridCol w:w="1044"/>
       </w:tblGrid>
       <w:tr>
         <w:trPr>
@@ -19298,9 +19390,9 @@
         <w:tblLook w:val="04A0" w:firstRow="1" w:lastRow="0" w:firstColumn="1" w:lastColumn="0" w:noHBand="0" w:noVBand="1"/>
       </w:tblPr>
       <w:tblGrid>
-        <w:gridCol w:w="1426"/>
-        <w:gridCol w:w="5914"/>
-        <w:gridCol w:w="939"/>
+        <w:gridCol w:w="1456"/>
+        <w:gridCol w:w="5876"/>
+        <w:gridCol w:w="947"/>
       </w:tblGrid>
       <w:tr>
         <w:trPr>
@@ -19472,35 +19564,36 @@
                 <w:rFonts w:hint="eastAsia"/>
                 <w:sz w:val="24"/>
               </w:rPr>
-              <w:t>-0</w:t>
-            </w:r>
-          </w:p>
-        </w:tc>
-        <w:tc>
-          <w:tcPr>
-            <w:tcW w:w="0" w:type="auto"/>
-          </w:tcPr>
-          <w:p>
-            <w:pPr>
-              <w:cnfStyle w:val="000000000000" w:firstRow="0" w:lastRow="0" w:firstColumn="0" w:lastColumn="0" w:oddVBand="0" w:evenVBand="0" w:oddHBand="0" w:evenHBand="0" w:firstRowFirstColumn="0" w:firstRowLastColumn="0" w:lastRowFirstColumn="0" w:lastRowLastColumn="0"/>
-              <w:rPr>
-                <w:sz w:val="24"/>
-              </w:rPr>
-            </w:pPr>
-            <w:r>
-              <w:rPr>
-                <w:sz w:val="24"/>
-              </w:rPr>
-              <w:t>支持Docker容器</w:t>
-            </w:r>
-            <w:proofErr w:type="gramStart"/>
-            <w:r>
-              <w:rPr>
-                <w:sz w:val="24"/>
-              </w:rPr>
-              <w:t>化部署</w:t>
-            </w:r>
-            <w:proofErr w:type="gramEnd"/>
+              <w:t>-</w:t>
+            </w:r>
+            <w:r>
+              <w:rPr>
+                <w:rFonts w:hint="eastAsia"/>
+                <w:sz w:val="24"/>
+              </w:rPr>
+              <w:lastRenderedPageBreak/>
+              <w:t>0</w:t>
+            </w:r>
+          </w:p>
+        </w:tc>
+        <w:tc>
+          <w:tcPr>
+            <w:tcW w:w="0" w:type="auto"/>
+          </w:tcPr>
+          <w:p>
+            <w:pPr>
+              <w:cnfStyle w:val="000000000000" w:firstRow="0" w:lastRow="0" w:firstColumn="0" w:lastColumn="0" w:oddVBand="0" w:evenVBand="0" w:oddHBand="0" w:evenHBand="0" w:firstRowFirstColumn="0" w:firstRowLastColumn="0" w:lastRowFirstColumn="0" w:lastRowLastColumn="0"/>
+              <w:rPr>
+                <w:sz w:val="24"/>
+              </w:rPr>
+            </w:pPr>
+            <w:r>
+              <w:rPr>
+                <w:sz w:val="24"/>
+              </w:rPr>
+              <w:lastRenderedPageBreak/>
+              <w:t>支持Docker容器化部署</w:t>
+            </w:r>
           </w:p>
         </w:tc>
         <w:tc>
@@ -19704,39 +19797,7 @@
           <w:sz w:val="24"/>
           <w:szCs w:val="32"/>
         </w:rPr>
-        <w:t>本系统在设计与实现过程中将严格遵循《中华人民共和国网络安全法》《中华人民共和国数据安全法》《中华人民共和国个人信息保护法》及相关教育行业数据管理规范，确保用户数据采集合法、使用合</w:t>
-      </w:r>
-      <w:proofErr w:type="gramStart"/>
-      <w:r>
-        <w:rPr>
-          <w:sz w:val="24"/>
-          <w:szCs w:val="32"/>
-        </w:rPr>
-        <w:t>规</w:t>
-      </w:r>
-      <w:proofErr w:type="gramEnd"/>
-      <w:r>
-        <w:rPr>
-          <w:sz w:val="24"/>
-          <w:szCs w:val="32"/>
-        </w:rPr>
-        <w:t>、存储安全。系统在用户授权、数据最小化原则、敏感信息脱敏、跨境数据传输限制、日志审计等方面均满足国家法律法规要求，并支持学校内部合</w:t>
-      </w:r>
-      <w:proofErr w:type="gramStart"/>
-      <w:r>
-        <w:rPr>
-          <w:sz w:val="24"/>
-          <w:szCs w:val="32"/>
-        </w:rPr>
-        <w:t>规</w:t>
-      </w:r>
-      <w:proofErr w:type="gramEnd"/>
-      <w:r>
-        <w:rPr>
-          <w:sz w:val="24"/>
-          <w:szCs w:val="32"/>
-        </w:rPr>
-        <w:t>审查与数据出境管理机制。</w:t>
+        <w:t>本系统在设计与实现过程中将严格遵循《中华人民共和国网络安全法》《中华人民共和国数据安全法》《中华人民共和国个人信息保护法》及相关教育行业数据管理规范，确保用户数据采集合法、使用合规、存储安全。系统在用户授权、数据最小化原则、敏感信息脱敏、跨境数据传输限制、日志审计等方面均满足国家法律法规要求，并支持学校内部合规审查与数据出境管理机制。</w:t>
       </w:r>
     </w:p>
     <w:p>
@@ -19766,9 +19827,9 @@
         <w:tblLook w:val="04A0" w:firstRow="1" w:lastRow="0" w:firstColumn="1" w:lastColumn="0" w:noHBand="0" w:noVBand="1"/>
       </w:tblPr>
       <w:tblGrid>
-        <w:gridCol w:w="1667"/>
-        <w:gridCol w:w="5514"/>
-        <w:gridCol w:w="1098"/>
+        <w:gridCol w:w="1699"/>
+        <w:gridCol w:w="5476"/>
+        <w:gridCol w:w="1104"/>
       </w:tblGrid>
       <w:tr>
         <w:trPr>
@@ -20144,6 +20205,7 @@
         <w:rPr>
           <w:lang w:eastAsia="zh"/>
         </w:rPr>
+        <w:lastRenderedPageBreak/>
         <w:t>部署与交付需求</w:t>
       </w:r>
       <w:bookmarkEnd w:id="37"/>
@@ -20529,7 +20591,7 @@
           <w:sz w:val="24"/>
         </w:rPr>
         <w:pict w14:anchorId="3399877D">
-          <v:rect id="_x0000_i1025" alt="" style="width:415.3pt;height:.05pt;mso-width-percent:0;mso-height-percent:0;mso-width-percent:0;mso-height-percent:0" o:hralign="center" o:hrstd="t" o:hr="t" fillcolor="#a0a0a0" stroked="f"/>
+          <v:rect id="_x0000_i1026" alt="" style="width:415.3pt;height:.05pt;mso-width-percent:0;mso-height-percent:0;mso-width-percent:0;mso-height-percent:0" o:hralign="center" o:hrstd="t" o:hr="t" fillcolor="#a0a0a0" stroked="f"/>
         </w:pict>
       </w:r>
     </w:p>
@@ -20541,7 +20603,7 @@
           <w:numId w:val="3"/>
         </w:numPr>
         <w:rPr>
-          <w:rFonts w:ascii="华文中宋" w:eastAsia="华文中宋" w:hAnsi="华文中宋" w:hint="eastAsia"/>
+          <w:rFonts w:ascii="STZhongsong" w:eastAsia="STZhongsong" w:hAnsi="STZhongsong"/>
           <w:kern w:val="2"/>
           <w:sz w:val="44"/>
           <w:szCs w:val="44"/>
@@ -20550,7 +20612,7 @@
       <w:bookmarkStart w:id="38" w:name="_Toc225935452"/>
       <w:r>
         <w:rPr>
-          <w:rFonts w:ascii="华文中宋" w:eastAsia="华文中宋" w:hAnsi="华文中宋"/>
+          <w:rFonts w:ascii="STZhongsong" w:eastAsia="STZhongsong" w:hAnsi="STZhongsong"/>
           <w:kern w:val="2"/>
           <w:sz w:val="44"/>
           <w:szCs w:val="44"/>
@@ -20566,8 +20628,8 @@
         <w:tblLook w:val="04A0" w:firstRow="1" w:lastRow="0" w:firstColumn="1" w:lastColumn="0" w:noHBand="0" w:noVBand="1"/>
       </w:tblPr>
       <w:tblGrid>
-        <w:gridCol w:w="1668"/>
-        <w:gridCol w:w="6792"/>
+        <w:gridCol w:w="1713"/>
+        <w:gridCol w:w="6747"/>
       </w:tblGrid>
       <w:tr>
         <w:trPr>
@@ -21099,6 +21161,7 @@
               <w:rPr>
                 <w:sz w:val="24"/>
               </w:rPr>
+              <w:lastRenderedPageBreak/>
               <w:t>RBAC</w:t>
             </w:r>
           </w:p>
@@ -21137,7 +21200,7 @@
           <w:sz w:val="24"/>
         </w:rPr>
         <w:pict w14:anchorId="3748D270">
-          <v:rect id="_x0000_i1026" alt="" style="width:415.3pt;height:.05pt;mso-width-percent:0;mso-height-percent:0;mso-width-percent:0;mso-height-percent:0" o:hralign="center" o:hrstd="t" o:hr="t" fillcolor="#a0a0a0" stroked="f"/>
+          <v:rect id="_x0000_i1025" alt="" style="width:415.3pt;height:.05pt;mso-width-percent:0;mso-height-percent:0;mso-width-percent:0;mso-height-percent:0" o:hralign="center" o:hrstd="t" o:hr="t" fillcolor="#a0a0a0" stroked="f"/>
         </w:pict>
       </w:r>
     </w:p>
@@ -21149,7 +21212,7 @@
           <w:numId w:val="3"/>
         </w:numPr>
         <w:rPr>
-          <w:rFonts w:ascii="华文中宋" w:eastAsia="华文中宋" w:hAnsi="华文中宋" w:hint="eastAsia"/>
+          <w:rFonts w:ascii="STZhongsong" w:eastAsia="STZhongsong" w:hAnsi="STZhongsong"/>
           <w:kern w:val="2"/>
           <w:sz w:val="44"/>
           <w:szCs w:val="44"/>
@@ -21158,7 +21221,7 @@
       <w:bookmarkStart w:id="39" w:name="_Toc225935453"/>
       <w:r>
         <w:rPr>
-          <w:rFonts w:ascii="华文中宋" w:eastAsia="华文中宋" w:hAnsi="华文中宋"/>
+          <w:rFonts w:ascii="STZhongsong" w:eastAsia="STZhongsong" w:hAnsi="STZhongsong"/>
           <w:kern w:val="2"/>
           <w:sz w:val="44"/>
           <w:szCs w:val="44"/>
@@ -21206,7 +21269,7 @@
         <w:tblLook w:val="04A0" w:firstRow="1" w:lastRow="0" w:firstColumn="1" w:lastColumn="0" w:noHBand="0" w:noVBand="1"/>
       </w:tblPr>
       <w:tblGrid>
-        <w:gridCol w:w="1275"/>
+        <w:gridCol w:w="1308"/>
         <w:gridCol w:w="1896"/>
         <w:gridCol w:w="3786"/>
         <w:gridCol w:w="1056"/>
@@ -22812,6 +22875,7 @@
         <w:rPr>
           <w:lang w:eastAsia="zh"/>
         </w:rPr>
+        <w:lastRenderedPageBreak/>
         <w:t xml:space="preserve">B.2 反向跟踪矩阵（设计模块 </w:t>
       </w:r>
       <w:r>
@@ -22835,9 +22899,9 @@
         <w:tblLook w:val="04A0" w:firstRow="1" w:lastRow="0" w:firstColumn="1" w:lastColumn="0" w:noHBand="0" w:noVBand="1"/>
       </w:tblPr>
       <w:tblGrid>
-        <w:gridCol w:w="1575"/>
-        <w:gridCol w:w="4166"/>
-        <w:gridCol w:w="2597"/>
+        <w:gridCol w:w="1601"/>
+        <w:gridCol w:w="4149"/>
+        <w:gridCol w:w="2588"/>
       </w:tblGrid>
       <w:tr>
         <w:trPr>
@@ -23594,10 +23658,10 @@
         <w:tblLook w:val="04A0" w:firstRow="1" w:lastRow="0" w:firstColumn="1" w:lastColumn="0" w:noHBand="0" w:noVBand="1"/>
       </w:tblPr>
       <w:tblGrid>
-        <w:gridCol w:w="1699"/>
-        <w:gridCol w:w="3659"/>
-        <w:gridCol w:w="1686"/>
-        <w:gridCol w:w="1127"/>
+        <w:gridCol w:w="1733"/>
+        <w:gridCol w:w="3640"/>
+        <w:gridCol w:w="1677"/>
+        <w:gridCol w:w="1121"/>
       </w:tblGrid>
       <w:tr>
         <w:trPr>
@@ -23922,11 +23986,9 @@
                 <w:sz w:val="24"/>
               </w:rPr>
             </w:pPr>
-            <w:proofErr w:type="gramStart"/>
             <w:r>
               <w:t>压测</w:t>
             </w:r>
-            <w:proofErr w:type="gramEnd"/>
           </w:p>
         </w:tc>
         <w:tc>
@@ -24042,6 +24104,7 @@
               </w:rPr>
             </w:pPr>
             <w:r>
+              <w:lastRenderedPageBreak/>
               <w:t>SRS-S-03-0</w:t>
             </w:r>
           </w:p>
@@ -24564,14 +24627,7 @@
         <w:rFonts w:hint="eastAsia"/>
         <w:szCs w:val="21"/>
       </w:rPr>
-      <w:t xml:space="preserve"> </w:t>
-    </w:r>
-    <w:r>
-      <w:rPr>
-        <w:rFonts w:hint="eastAsia"/>
-        <w:szCs w:val="21"/>
-      </w:rPr>
-      <w:t xml:space="preserve">页 共 </w:t>
+      <w:t xml:space="preserve"> 页 共 </w:t>
     </w:r>
     <w:r>
       <w:rPr>
@@ -24644,14 +24700,13 @@
       <w:spacing w:before="240"/>
       <w:jc w:val="left"/>
       <w:rPr>
-        <w:rFonts w:ascii="Yu Gothic Medium" w:eastAsia="Yu Gothic Medium" w:hAnsi="Yu Gothic Medium" w:cs="Yu Gothic Medium" w:hint="eastAsia"/>
+        <w:rFonts w:ascii="Yu Gothic Medium" w:eastAsia="Yu Gothic Medium" w:hAnsi="Yu Gothic Medium" w:cs="Yu Gothic Medium"/>
         <w:i/>
         <w:iCs/>
         <w:sz w:val="18"/>
         <w:szCs w:val="18"/>
       </w:rPr>
     </w:pPr>
-    <w:proofErr w:type="gramStart"/>
     <w:r>
       <w:rPr>
         <w:rFonts w:hint="eastAsia"/>
@@ -24661,7 +24716,6 @@
       </w:rPr>
       <w:t>智教魔方</w:t>
     </w:r>
-    <w:proofErr w:type="gramEnd"/>
     <w:r>
       <w:rPr>
         <w:noProof/>
@@ -26655,7 +26709,7 @@
       <w:outlineLvl w:val="5"/>
     </w:pPr>
     <w:rPr>
-      <w:rFonts w:ascii="Arial" w:eastAsia="黑体" w:hAnsi="Arial"/>
+      <w:rFonts w:ascii="Arial" w:eastAsia="SimHei" w:hAnsi="Arial"/>
       <w:b/>
       <w:bCs/>
       <w:sz w:val="24"/>
@@ -26700,7 +26754,7 @@
       <w:outlineLvl w:val="7"/>
     </w:pPr>
     <w:rPr>
-      <w:rFonts w:ascii="Arial" w:eastAsia="黑体" w:hAnsi="Arial"/>
+      <w:rFonts w:ascii="Arial" w:eastAsia="SimHei" w:hAnsi="Arial"/>
       <w:sz w:val="24"/>
     </w:rPr>
   </w:style>
@@ -26721,13 +26775,14 @@
       <w:outlineLvl w:val="8"/>
     </w:pPr>
     <w:rPr>
-      <w:rFonts w:ascii="Arial" w:eastAsia="黑体" w:hAnsi="Arial"/>
+      <w:rFonts w:ascii="Arial" w:eastAsia="SimHei" w:hAnsi="Arial"/>
       <w:szCs w:val="21"/>
     </w:rPr>
   </w:style>
   <w:style w:type="character" w:default="1" w:styleId="a0">
     <w:name w:val="Default Paragraph Font"/>
     <w:uiPriority w:val="1"/>
+    <w:semiHidden/>
     <w:unhideWhenUsed/>
   </w:style>
   <w:style w:type="table" w:default="1" w:styleId="a1">
@@ -26790,7 +26845,7 @@
     <w:uiPriority w:val="35"/>
     <w:qFormat/>
     <w:rPr>
-      <w:rFonts w:ascii="Arial" w:eastAsia="黑体" w:hAnsi="Arial" w:cs="Arial"/>
+      <w:rFonts w:ascii="Arial" w:eastAsia="SimHei" w:hAnsi="Arial" w:cs="Arial"/>
       <w:sz w:val="20"/>
       <w:szCs w:val="20"/>
     </w:rPr>

--- a/项目文档/系统需求规格说明书.docx
+++ b/项目文档/系统需求规格说明书.docx
@@ -926,7 +926,7 @@
           <w:p>
             <w:pPr>
               <w:rPr>
-                <w:rFonts w:ascii="仿宋_GB2312" w:eastAsia="仿宋_GB2312" w:hint="eastAsia"/>
+                <w:rFonts w:ascii="仿宋_GB2312" w:eastAsia="仿宋_GB2312"/>
                 <w:sz w:val="24"/>
               </w:rPr>
             </w:pPr>
@@ -2416,18 +2416,18 @@
           <w:r>
             <w:fldChar w:fldCharType="separate"/>
           </w:r>
-          <w:hyperlink w:anchor="_Toc225935419" w:history="1">
+          <w:hyperlink w:anchor="_Toc226405629" w:history="1">
             <w:r>
               <w:rPr>
                 <w:rStyle w:val="af6"/>
-                <w:rFonts w:ascii="STZhongsong" w:eastAsia="STZhongsong" w:hAnsi="STZhongsong" w:hint="eastAsia"/>
+                <w:rFonts w:ascii="华文中宋" w:eastAsia="华文中宋" w:hAnsi="华文中宋"/>
                 <w:noProof/>
               </w:rPr>
               <w:t>1.</w:t>
             </w:r>
             <w:r>
               <w:rPr>
-                <w:rFonts w:asciiTheme="minorHAnsi" w:eastAsiaTheme="minorEastAsia" w:hAnsiTheme="minorHAnsi" w:cstheme="minorBidi" w:hint="eastAsia"/>
+                <w:rFonts w:asciiTheme="minorHAnsi" w:eastAsiaTheme="minorEastAsia" w:hAnsiTheme="minorHAnsi" w:cstheme="minorBidi"/>
                 <w:b w:val="0"/>
                 <w:bCs w:val="0"/>
                 <w:caps w:val="0"/>
@@ -2441,14 +2441,13 @@
             <w:r>
               <w:rPr>
                 <w:rStyle w:val="af6"/>
-                <w:rFonts w:ascii="STZhongsong" w:eastAsia="STZhongsong" w:hAnsi="STZhongsong" w:hint="eastAsia"/>
+                <w:rFonts w:ascii="华文中宋" w:eastAsia="华文中宋" w:hAnsi="华文中宋"/>
                 <w:noProof/>
               </w:rPr>
               <w:t>引言</w:t>
             </w:r>
             <w:r>
               <w:rPr>
-                <w:rFonts w:hint="eastAsia"/>
                 <w:noProof/>
                 <w:webHidden/>
               </w:rPr>
@@ -2456,7 +2455,6 @@
             </w:r>
             <w:r>
               <w:rPr>
-                <w:rFonts w:hint="eastAsia"/>
                 <w:noProof/>
                 <w:webHidden/>
               </w:rPr>
@@ -2464,52 +2462,33 @@
             </w:r>
             <w:r>
               <w:rPr>
-                <w:rFonts w:hint="eastAsia"/>
                 <w:noProof/>
                 <w:webHidden/>
               </w:rPr>
-              <w:instrText xml:space="preserve"> </w:instrText>
+              <w:instrText xml:space="preserve"> PAGEREF _Toc226405629 \h </w:instrText>
             </w:r>
             <w:r>
               <w:rPr>
                 <w:noProof/>
                 <w:webHidden/>
               </w:rPr>
-              <w:instrText>PAGEREF _Toc225935419 \h</w:instrText>
-            </w:r>
-            <w:r>
-              <w:rPr>
-                <w:rFonts w:hint="eastAsia"/>
+            </w:r>
+            <w:r>
+              <w:rPr>
                 <w:noProof/>
                 <w:webHidden/>
               </w:rPr>
-              <w:instrText xml:space="preserve"> </w:instrText>
-            </w:r>
-            <w:r>
-              <w:rPr>
-                <w:rFonts w:hint="eastAsia"/>
+              <w:fldChar w:fldCharType="separate"/>
+            </w:r>
+            <w:r>
+              <w:rPr>
                 <w:noProof/>
                 <w:webHidden/>
               </w:rPr>
-            </w:r>
-            <w:r>
-              <w:rPr>
-                <w:rFonts w:hint="eastAsia"/>
-                <w:noProof/>
-                <w:webHidden/>
-              </w:rPr>
-              <w:fldChar w:fldCharType="separate"/>
-            </w:r>
-            <w:r>
-              <w:rPr>
-                <w:noProof/>
-                <w:webHidden/>
-              </w:rPr>
               <w:t>5</w:t>
             </w:r>
             <w:r>
               <w:rPr>
-                <w:rFonts w:hint="eastAsia"/>
                 <w:noProof/>
                 <w:webHidden/>
               </w:rPr>
@@ -2533,18 +2512,17 @@
               <w14:ligatures w14:val="standardContextual"/>
             </w:rPr>
           </w:pPr>
-          <w:hyperlink w:anchor="_Toc225935420" w:history="1">
+          <w:hyperlink w:anchor="_Toc226405630" w:history="1">
             <w:r>
               <w:rPr>
                 <w:rStyle w:val="af6"/>
-                <w:rFonts w:hint="eastAsia"/>
                 <w:noProof/>
               </w:rPr>
               <w:t>1.1.</w:t>
             </w:r>
             <w:r>
               <w:rPr>
-                <w:rFonts w:asciiTheme="minorHAnsi" w:eastAsiaTheme="minorEastAsia" w:hAnsiTheme="minorHAnsi" w:cstheme="minorBidi" w:hint="eastAsia"/>
+                <w:rFonts w:asciiTheme="minorHAnsi" w:eastAsiaTheme="minorEastAsia" w:hAnsiTheme="minorHAnsi" w:cstheme="minorBidi"/>
                 <w:smallCaps w:val="0"/>
                 <w:noProof/>
                 <w:sz w:val="22"/>
@@ -2556,7 +2534,6 @@
             <w:r>
               <w:rPr>
                 <w:rStyle w:val="af6"/>
-                <w:rFonts w:hint="eastAsia"/>
                 <w:noProof/>
                 <w:lang w:eastAsia="zh"/>
               </w:rPr>
@@ -2564,7 +2541,6 @@
             </w:r>
             <w:r>
               <w:rPr>
-                <w:rFonts w:hint="eastAsia"/>
                 <w:noProof/>
                 <w:webHidden/>
               </w:rPr>
@@ -2572,7 +2548,6 @@
             </w:r>
             <w:r>
               <w:rPr>
-                <w:rFonts w:hint="eastAsia"/>
                 <w:noProof/>
                 <w:webHidden/>
               </w:rPr>
@@ -2580,52 +2555,33 @@
             </w:r>
             <w:r>
               <w:rPr>
-                <w:rFonts w:hint="eastAsia"/>
                 <w:noProof/>
                 <w:webHidden/>
               </w:rPr>
-              <w:instrText xml:space="preserve"> </w:instrText>
+              <w:instrText xml:space="preserve"> PAGEREF _Toc226405630 \h </w:instrText>
             </w:r>
             <w:r>
               <w:rPr>
                 <w:noProof/>
                 <w:webHidden/>
               </w:rPr>
-              <w:instrText>PAGEREF _Toc225935420 \h</w:instrText>
-            </w:r>
-            <w:r>
-              <w:rPr>
-                <w:rFonts w:hint="eastAsia"/>
+            </w:r>
+            <w:r>
+              <w:rPr>
                 <w:noProof/>
                 <w:webHidden/>
               </w:rPr>
-              <w:instrText xml:space="preserve"> </w:instrText>
-            </w:r>
-            <w:r>
-              <w:rPr>
-                <w:rFonts w:hint="eastAsia"/>
+              <w:fldChar w:fldCharType="separate"/>
+            </w:r>
+            <w:r>
+              <w:rPr>
                 <w:noProof/>
                 <w:webHidden/>
               </w:rPr>
-            </w:r>
-            <w:r>
-              <w:rPr>
-                <w:rFonts w:hint="eastAsia"/>
-                <w:noProof/>
-                <w:webHidden/>
-              </w:rPr>
-              <w:fldChar w:fldCharType="separate"/>
-            </w:r>
-            <w:r>
-              <w:rPr>
-                <w:noProof/>
-                <w:webHidden/>
-              </w:rPr>
               <w:t>5</w:t>
             </w:r>
             <w:r>
               <w:rPr>
-                <w:rFonts w:hint="eastAsia"/>
                 <w:noProof/>
                 <w:webHidden/>
               </w:rPr>
@@ -2649,11 +2605,10 @@
               <w14:ligatures w14:val="standardContextual"/>
             </w:rPr>
           </w:pPr>
-          <w:hyperlink w:anchor="_Toc225935421" w:history="1">
+          <w:hyperlink w:anchor="_Toc226405631" w:history="1">
             <w:r>
               <w:rPr>
                 <w:rStyle w:val="af6"/>
-                <w:rFonts w:hint="eastAsia"/>
                 <w:noProof/>
                 <w:lang w:eastAsia="zh"/>
               </w:rPr>
@@ -2661,7 +2616,7 @@
             </w:r>
             <w:r>
               <w:rPr>
-                <w:rFonts w:asciiTheme="minorHAnsi" w:eastAsiaTheme="minorEastAsia" w:hAnsiTheme="minorHAnsi" w:cstheme="minorBidi" w:hint="eastAsia"/>
+                <w:rFonts w:asciiTheme="minorHAnsi" w:eastAsiaTheme="minorEastAsia" w:hAnsiTheme="minorHAnsi" w:cstheme="minorBidi"/>
                 <w:smallCaps w:val="0"/>
                 <w:noProof/>
                 <w:sz w:val="22"/>
@@ -2673,7 +2628,6 @@
             <w:r>
               <w:rPr>
                 <w:rStyle w:val="af6"/>
-                <w:rFonts w:hint="eastAsia"/>
                 <w:noProof/>
                 <w:lang w:eastAsia="zh"/>
               </w:rPr>
@@ -2681,7 +2635,6 @@
             </w:r>
             <w:r>
               <w:rPr>
-                <w:rFonts w:hint="eastAsia"/>
                 <w:noProof/>
                 <w:webHidden/>
               </w:rPr>
@@ -2689,7 +2642,6 @@
             </w:r>
             <w:r>
               <w:rPr>
-                <w:rFonts w:hint="eastAsia"/>
                 <w:noProof/>
                 <w:webHidden/>
               </w:rPr>
@@ -2697,52 +2649,33 @@
             </w:r>
             <w:r>
               <w:rPr>
-                <w:rFonts w:hint="eastAsia"/>
                 <w:noProof/>
                 <w:webHidden/>
               </w:rPr>
-              <w:instrText xml:space="preserve"> </w:instrText>
+              <w:instrText xml:space="preserve"> PAGEREF _Toc226405631 \h </w:instrText>
             </w:r>
             <w:r>
               <w:rPr>
                 <w:noProof/>
                 <w:webHidden/>
               </w:rPr>
-              <w:instrText>PAGEREF _Toc225935421 \h</w:instrText>
-            </w:r>
-            <w:r>
-              <w:rPr>
-                <w:rFonts w:hint="eastAsia"/>
+            </w:r>
+            <w:r>
+              <w:rPr>
                 <w:noProof/>
                 <w:webHidden/>
               </w:rPr>
-              <w:instrText xml:space="preserve"> </w:instrText>
-            </w:r>
-            <w:r>
-              <w:rPr>
-                <w:rFonts w:hint="eastAsia"/>
+              <w:fldChar w:fldCharType="separate"/>
+            </w:r>
+            <w:r>
+              <w:rPr>
                 <w:noProof/>
                 <w:webHidden/>
               </w:rPr>
-            </w:r>
-            <w:r>
-              <w:rPr>
-                <w:rFonts w:hint="eastAsia"/>
-                <w:noProof/>
-                <w:webHidden/>
-              </w:rPr>
-              <w:fldChar w:fldCharType="separate"/>
-            </w:r>
-            <w:r>
-              <w:rPr>
-                <w:noProof/>
-                <w:webHidden/>
-              </w:rPr>
               <w:t>5</w:t>
             </w:r>
             <w:r>
               <w:rPr>
-                <w:rFonts w:hint="eastAsia"/>
                 <w:noProof/>
                 <w:webHidden/>
               </w:rPr>
@@ -2766,11 +2699,10 @@
               <w14:ligatures w14:val="standardContextual"/>
             </w:rPr>
           </w:pPr>
-          <w:hyperlink w:anchor="_Toc225935422" w:history="1">
+          <w:hyperlink w:anchor="_Toc226405632" w:history="1">
             <w:r>
               <w:rPr>
                 <w:rStyle w:val="af6"/>
-                <w:rFonts w:hint="eastAsia"/>
                 <w:noProof/>
                 <w:lang w:eastAsia="zh"/>
               </w:rPr>
@@ -2778,7 +2710,7 @@
             </w:r>
             <w:r>
               <w:rPr>
-                <w:rFonts w:asciiTheme="minorHAnsi" w:eastAsiaTheme="minorEastAsia" w:hAnsiTheme="minorHAnsi" w:cstheme="minorBidi" w:hint="eastAsia"/>
+                <w:rFonts w:asciiTheme="minorHAnsi" w:eastAsiaTheme="minorEastAsia" w:hAnsiTheme="minorHAnsi" w:cstheme="minorBidi"/>
                 <w:smallCaps w:val="0"/>
                 <w:noProof/>
                 <w:sz w:val="22"/>
@@ -2790,7 +2722,6 @@
             <w:r>
               <w:rPr>
                 <w:rStyle w:val="af6"/>
-                <w:rFonts w:hint="eastAsia"/>
                 <w:noProof/>
                 <w:lang w:eastAsia="zh"/>
               </w:rPr>
@@ -2798,7 +2729,6 @@
             </w:r>
             <w:r>
               <w:rPr>
-                <w:rFonts w:hint="eastAsia"/>
                 <w:noProof/>
                 <w:webHidden/>
               </w:rPr>
@@ -2806,7 +2736,6 @@
             </w:r>
             <w:r>
               <w:rPr>
-                <w:rFonts w:hint="eastAsia"/>
                 <w:noProof/>
                 <w:webHidden/>
               </w:rPr>
@@ -2814,52 +2743,33 @@
             </w:r>
             <w:r>
               <w:rPr>
-                <w:rFonts w:hint="eastAsia"/>
                 <w:noProof/>
                 <w:webHidden/>
               </w:rPr>
-              <w:instrText xml:space="preserve"> </w:instrText>
+              <w:instrText xml:space="preserve"> PAGEREF _Toc226405632 \h </w:instrText>
             </w:r>
             <w:r>
               <w:rPr>
                 <w:noProof/>
                 <w:webHidden/>
               </w:rPr>
-              <w:instrText>PAGEREF _Toc225935422 \h</w:instrText>
-            </w:r>
-            <w:r>
-              <w:rPr>
-                <w:rFonts w:hint="eastAsia"/>
+            </w:r>
+            <w:r>
+              <w:rPr>
                 <w:noProof/>
                 <w:webHidden/>
               </w:rPr>
-              <w:instrText xml:space="preserve"> </w:instrText>
-            </w:r>
-            <w:r>
-              <w:rPr>
-                <w:rFonts w:hint="eastAsia"/>
+              <w:fldChar w:fldCharType="separate"/>
+            </w:r>
+            <w:r>
+              <w:rPr>
                 <w:noProof/>
                 <w:webHidden/>
               </w:rPr>
-            </w:r>
-            <w:r>
-              <w:rPr>
-                <w:rFonts w:hint="eastAsia"/>
-                <w:noProof/>
-                <w:webHidden/>
-              </w:rPr>
-              <w:fldChar w:fldCharType="separate"/>
-            </w:r>
-            <w:r>
-              <w:rPr>
-                <w:noProof/>
-                <w:webHidden/>
-              </w:rPr>
               <w:t>5</w:t>
             </w:r>
             <w:r>
               <w:rPr>
-                <w:rFonts w:hint="eastAsia"/>
                 <w:noProof/>
                 <w:webHidden/>
               </w:rPr>
@@ -2883,11 +2793,10 @@
               <w14:ligatures w14:val="standardContextual"/>
             </w:rPr>
           </w:pPr>
-          <w:hyperlink w:anchor="_Toc225935423" w:history="1">
+          <w:hyperlink w:anchor="_Toc226405633" w:history="1">
             <w:r>
               <w:rPr>
                 <w:rStyle w:val="af6"/>
-                <w:rFonts w:hint="eastAsia"/>
                 <w:noProof/>
                 <w:lang w:eastAsia="zh"/>
               </w:rPr>
@@ -2895,7 +2804,7 @@
             </w:r>
             <w:r>
               <w:rPr>
-                <w:rFonts w:asciiTheme="minorHAnsi" w:eastAsiaTheme="minorEastAsia" w:hAnsiTheme="minorHAnsi" w:cstheme="minorBidi" w:hint="eastAsia"/>
+                <w:rFonts w:asciiTheme="minorHAnsi" w:eastAsiaTheme="minorEastAsia" w:hAnsiTheme="minorHAnsi" w:cstheme="minorBidi"/>
                 <w:smallCaps w:val="0"/>
                 <w:noProof/>
                 <w:sz w:val="22"/>
@@ -2907,7 +2816,6 @@
             <w:r>
               <w:rPr>
                 <w:rStyle w:val="af6"/>
-                <w:rFonts w:hint="eastAsia"/>
                 <w:noProof/>
                 <w:lang w:eastAsia="zh"/>
               </w:rPr>
@@ -2915,7 +2823,6 @@
             </w:r>
             <w:r>
               <w:rPr>
-                <w:rFonts w:hint="eastAsia"/>
                 <w:noProof/>
                 <w:webHidden/>
               </w:rPr>
@@ -2923,7 +2830,6 @@
             </w:r>
             <w:r>
               <w:rPr>
-                <w:rFonts w:hint="eastAsia"/>
                 <w:noProof/>
                 <w:webHidden/>
               </w:rPr>
@@ -2931,52 +2837,33 @@
             </w:r>
             <w:r>
               <w:rPr>
-                <w:rFonts w:hint="eastAsia"/>
                 <w:noProof/>
                 <w:webHidden/>
               </w:rPr>
-              <w:instrText xml:space="preserve"> </w:instrText>
+              <w:instrText xml:space="preserve"> PAGEREF _Toc226405633 \h </w:instrText>
             </w:r>
             <w:r>
               <w:rPr>
                 <w:noProof/>
                 <w:webHidden/>
               </w:rPr>
-              <w:instrText>PAGEREF _Toc225935423 \h</w:instrText>
-            </w:r>
-            <w:r>
-              <w:rPr>
-                <w:rFonts w:hint="eastAsia"/>
+            </w:r>
+            <w:r>
+              <w:rPr>
                 <w:noProof/>
                 <w:webHidden/>
               </w:rPr>
-              <w:instrText xml:space="preserve"> </w:instrText>
-            </w:r>
-            <w:r>
-              <w:rPr>
-                <w:rFonts w:hint="eastAsia"/>
+              <w:fldChar w:fldCharType="separate"/>
+            </w:r>
+            <w:r>
+              <w:rPr>
                 <w:noProof/>
                 <w:webHidden/>
               </w:rPr>
-            </w:r>
-            <w:r>
-              <w:rPr>
-                <w:rFonts w:hint="eastAsia"/>
-                <w:noProof/>
-                <w:webHidden/>
-              </w:rPr>
-              <w:fldChar w:fldCharType="separate"/>
-            </w:r>
-            <w:r>
-              <w:rPr>
-                <w:noProof/>
-                <w:webHidden/>
-              </w:rPr>
               <w:t>6</w:t>
             </w:r>
             <w:r>
               <w:rPr>
-                <w:rFonts w:hint="eastAsia"/>
                 <w:noProof/>
                 <w:webHidden/>
               </w:rPr>
@@ -3002,18 +2889,18 @@
               <w14:ligatures w14:val="standardContextual"/>
             </w:rPr>
           </w:pPr>
-          <w:hyperlink w:anchor="_Toc225935424" w:history="1">
+          <w:hyperlink w:anchor="_Toc226405634" w:history="1">
             <w:r>
               <w:rPr>
                 <w:rStyle w:val="af6"/>
-                <w:rFonts w:ascii="STZhongsong" w:eastAsia="STZhongsong" w:hAnsi="STZhongsong" w:hint="eastAsia"/>
+                <w:rFonts w:ascii="华文中宋" w:eastAsia="华文中宋" w:hAnsi="华文中宋"/>
                 <w:noProof/>
               </w:rPr>
               <w:t>2.</w:t>
             </w:r>
             <w:r>
               <w:rPr>
-                <w:rFonts w:asciiTheme="minorHAnsi" w:eastAsiaTheme="minorEastAsia" w:hAnsiTheme="minorHAnsi" w:cstheme="minorBidi" w:hint="eastAsia"/>
+                <w:rFonts w:asciiTheme="minorHAnsi" w:eastAsiaTheme="minorEastAsia" w:hAnsiTheme="minorHAnsi" w:cstheme="minorBidi"/>
                 <w:b w:val="0"/>
                 <w:bCs w:val="0"/>
                 <w:caps w:val="0"/>
@@ -3027,14 +2914,13 @@
             <w:r>
               <w:rPr>
                 <w:rStyle w:val="af6"/>
-                <w:rFonts w:ascii="STZhongsong" w:eastAsia="STZhongsong" w:hAnsi="STZhongsong" w:hint="eastAsia"/>
+                <w:rFonts w:ascii="华文中宋" w:eastAsia="华文中宋" w:hAnsi="华文中宋"/>
                 <w:noProof/>
               </w:rPr>
               <w:t>需求概述</w:t>
             </w:r>
             <w:r>
               <w:rPr>
-                <w:rFonts w:hint="eastAsia"/>
                 <w:noProof/>
                 <w:webHidden/>
               </w:rPr>
@@ -3042,7 +2928,6 @@
             </w:r>
             <w:r>
               <w:rPr>
-                <w:rFonts w:hint="eastAsia"/>
                 <w:noProof/>
                 <w:webHidden/>
               </w:rPr>
@@ -3050,52 +2935,33 @@
             </w:r>
             <w:r>
               <w:rPr>
-                <w:rFonts w:hint="eastAsia"/>
                 <w:noProof/>
                 <w:webHidden/>
               </w:rPr>
-              <w:instrText xml:space="preserve"> </w:instrText>
+              <w:instrText xml:space="preserve"> PAGEREF _Toc226405634 \h </w:instrText>
             </w:r>
             <w:r>
               <w:rPr>
                 <w:noProof/>
                 <w:webHidden/>
               </w:rPr>
-              <w:instrText>PAGEREF _Toc225935424 \h</w:instrText>
-            </w:r>
-            <w:r>
-              <w:rPr>
-                <w:rFonts w:hint="eastAsia"/>
+            </w:r>
+            <w:r>
+              <w:rPr>
                 <w:noProof/>
                 <w:webHidden/>
               </w:rPr>
-              <w:instrText xml:space="preserve"> </w:instrText>
-            </w:r>
-            <w:r>
-              <w:rPr>
-                <w:rFonts w:hint="eastAsia"/>
+              <w:fldChar w:fldCharType="separate"/>
+            </w:r>
+            <w:r>
+              <w:rPr>
                 <w:noProof/>
                 <w:webHidden/>
               </w:rPr>
-            </w:r>
-            <w:r>
-              <w:rPr>
-                <w:rFonts w:hint="eastAsia"/>
-                <w:noProof/>
-                <w:webHidden/>
-              </w:rPr>
-              <w:fldChar w:fldCharType="separate"/>
-            </w:r>
-            <w:r>
-              <w:rPr>
-                <w:noProof/>
-                <w:webHidden/>
-              </w:rPr>
               <w:t>7</w:t>
             </w:r>
             <w:r>
               <w:rPr>
-                <w:rFonts w:hint="eastAsia"/>
                 <w:noProof/>
                 <w:webHidden/>
               </w:rPr>
@@ -3119,11 +2985,10 @@
               <w14:ligatures w14:val="standardContextual"/>
             </w:rPr>
           </w:pPr>
-          <w:hyperlink w:anchor="_Toc225935425" w:history="1">
+          <w:hyperlink w:anchor="_Toc226405635" w:history="1">
             <w:r>
               <w:rPr>
                 <w:rStyle w:val="af6"/>
-                <w:rFonts w:hint="eastAsia"/>
                 <w:noProof/>
                 <w:lang w:eastAsia="zh"/>
               </w:rPr>
@@ -3131,7 +2996,7 @@
             </w:r>
             <w:r>
               <w:rPr>
-                <w:rFonts w:asciiTheme="minorHAnsi" w:eastAsiaTheme="minorEastAsia" w:hAnsiTheme="minorHAnsi" w:cstheme="minorBidi" w:hint="eastAsia"/>
+                <w:rFonts w:asciiTheme="minorHAnsi" w:eastAsiaTheme="minorEastAsia" w:hAnsiTheme="minorHAnsi" w:cstheme="minorBidi"/>
                 <w:smallCaps w:val="0"/>
                 <w:noProof/>
                 <w:sz w:val="22"/>
@@ -3143,7 +3008,6 @@
             <w:r>
               <w:rPr>
                 <w:rStyle w:val="af6"/>
-                <w:rFonts w:hint="eastAsia"/>
                 <w:noProof/>
                 <w:lang w:eastAsia="zh"/>
               </w:rPr>
@@ -3151,7 +3015,6 @@
             </w:r>
             <w:r>
               <w:rPr>
-                <w:rFonts w:hint="eastAsia"/>
                 <w:noProof/>
                 <w:webHidden/>
               </w:rPr>
@@ -3159,7 +3022,6 @@
             </w:r>
             <w:r>
               <w:rPr>
-                <w:rFonts w:hint="eastAsia"/>
                 <w:noProof/>
                 <w:webHidden/>
               </w:rPr>
@@ -3167,52 +3029,33 @@
             </w:r>
             <w:r>
               <w:rPr>
-                <w:rFonts w:hint="eastAsia"/>
                 <w:noProof/>
                 <w:webHidden/>
               </w:rPr>
-              <w:instrText xml:space="preserve"> </w:instrText>
+              <w:instrText xml:space="preserve"> PAGEREF _Toc226405635 \h </w:instrText>
             </w:r>
             <w:r>
               <w:rPr>
                 <w:noProof/>
                 <w:webHidden/>
               </w:rPr>
-              <w:instrText>PAGEREF _Toc225935425 \h</w:instrText>
-            </w:r>
-            <w:r>
-              <w:rPr>
-                <w:rFonts w:hint="eastAsia"/>
+            </w:r>
+            <w:r>
+              <w:rPr>
                 <w:noProof/>
                 <w:webHidden/>
               </w:rPr>
-              <w:instrText xml:space="preserve"> </w:instrText>
-            </w:r>
-            <w:r>
-              <w:rPr>
-                <w:rFonts w:hint="eastAsia"/>
+              <w:fldChar w:fldCharType="separate"/>
+            </w:r>
+            <w:r>
+              <w:rPr>
                 <w:noProof/>
                 <w:webHidden/>
               </w:rPr>
-            </w:r>
-            <w:r>
-              <w:rPr>
-                <w:rFonts w:hint="eastAsia"/>
-                <w:noProof/>
-                <w:webHidden/>
-              </w:rPr>
-              <w:fldChar w:fldCharType="separate"/>
-            </w:r>
-            <w:r>
-              <w:rPr>
-                <w:noProof/>
-                <w:webHidden/>
-              </w:rPr>
               <w:t>7</w:t>
             </w:r>
             <w:r>
               <w:rPr>
-                <w:rFonts w:hint="eastAsia"/>
                 <w:noProof/>
                 <w:webHidden/>
               </w:rPr>
@@ -3236,11 +3079,10 @@
               <w14:ligatures w14:val="standardContextual"/>
             </w:rPr>
           </w:pPr>
-          <w:hyperlink w:anchor="_Toc225935426" w:history="1">
+          <w:hyperlink w:anchor="_Toc226405636" w:history="1">
             <w:r>
               <w:rPr>
                 <w:rStyle w:val="af6"/>
-                <w:rFonts w:hint="eastAsia"/>
                 <w:noProof/>
                 <w:lang w:eastAsia="zh"/>
               </w:rPr>
@@ -3248,7 +3090,7 @@
             </w:r>
             <w:r>
               <w:rPr>
-                <w:rFonts w:asciiTheme="minorHAnsi" w:eastAsiaTheme="minorEastAsia" w:hAnsiTheme="minorHAnsi" w:cstheme="minorBidi" w:hint="eastAsia"/>
+                <w:rFonts w:asciiTheme="minorHAnsi" w:eastAsiaTheme="minorEastAsia" w:hAnsiTheme="minorHAnsi" w:cstheme="minorBidi"/>
                 <w:smallCaps w:val="0"/>
                 <w:noProof/>
                 <w:sz w:val="22"/>
@@ -3260,7 +3102,6 @@
             <w:r>
               <w:rPr>
                 <w:rStyle w:val="af6"/>
-                <w:rFonts w:hint="eastAsia"/>
                 <w:noProof/>
                 <w:lang w:eastAsia="zh"/>
               </w:rPr>
@@ -3268,7 +3109,6 @@
             </w:r>
             <w:r>
               <w:rPr>
-                <w:rFonts w:hint="eastAsia"/>
                 <w:noProof/>
                 <w:webHidden/>
               </w:rPr>
@@ -3276,7 +3116,6 @@
             </w:r>
             <w:r>
               <w:rPr>
-                <w:rFonts w:hint="eastAsia"/>
                 <w:noProof/>
                 <w:webHidden/>
               </w:rPr>
@@ -3284,52 +3123,33 @@
             </w:r>
             <w:r>
               <w:rPr>
-                <w:rFonts w:hint="eastAsia"/>
                 <w:noProof/>
                 <w:webHidden/>
               </w:rPr>
-              <w:instrText xml:space="preserve"> </w:instrText>
+              <w:instrText xml:space="preserve"> PAGEREF _Toc226405636 \h </w:instrText>
             </w:r>
             <w:r>
               <w:rPr>
                 <w:noProof/>
                 <w:webHidden/>
               </w:rPr>
-              <w:instrText>PAGEREF _Toc225935426 \h</w:instrText>
-            </w:r>
-            <w:r>
-              <w:rPr>
-                <w:rFonts w:hint="eastAsia"/>
+            </w:r>
+            <w:r>
+              <w:rPr>
                 <w:noProof/>
                 <w:webHidden/>
               </w:rPr>
-              <w:instrText xml:space="preserve"> </w:instrText>
-            </w:r>
-            <w:r>
-              <w:rPr>
-                <w:rFonts w:hint="eastAsia"/>
+              <w:fldChar w:fldCharType="separate"/>
+            </w:r>
+            <w:r>
+              <w:rPr>
                 <w:noProof/>
                 <w:webHidden/>
               </w:rPr>
-            </w:r>
-            <w:r>
-              <w:rPr>
-                <w:rFonts w:hint="eastAsia"/>
-                <w:noProof/>
-                <w:webHidden/>
-              </w:rPr>
-              <w:fldChar w:fldCharType="separate"/>
-            </w:r>
-            <w:r>
-              <w:rPr>
-                <w:noProof/>
-                <w:webHidden/>
-              </w:rPr>
               <w:t>7</w:t>
             </w:r>
             <w:r>
               <w:rPr>
-                <w:rFonts w:hint="eastAsia"/>
                 <w:noProof/>
                 <w:webHidden/>
               </w:rPr>
@@ -3353,11 +3173,10 @@
               <w14:ligatures w14:val="standardContextual"/>
             </w:rPr>
           </w:pPr>
-          <w:hyperlink w:anchor="_Toc225935427" w:history="1">
+          <w:hyperlink w:anchor="_Toc226405637" w:history="1">
             <w:r>
               <w:rPr>
                 <w:rStyle w:val="af6"/>
-                <w:rFonts w:hint="eastAsia"/>
                 <w:noProof/>
                 <w:lang w:eastAsia="zh"/>
               </w:rPr>
@@ -3365,7 +3184,7 @@
             </w:r>
             <w:r>
               <w:rPr>
-                <w:rFonts w:asciiTheme="minorHAnsi" w:eastAsiaTheme="minorEastAsia" w:hAnsiTheme="minorHAnsi" w:cstheme="minorBidi" w:hint="eastAsia"/>
+                <w:rFonts w:asciiTheme="minorHAnsi" w:eastAsiaTheme="minorEastAsia" w:hAnsiTheme="minorHAnsi" w:cstheme="minorBidi"/>
                 <w:smallCaps w:val="0"/>
                 <w:noProof/>
                 <w:sz w:val="22"/>
@@ -3377,7 +3196,6 @@
             <w:r>
               <w:rPr>
                 <w:rStyle w:val="af6"/>
-                <w:rFonts w:hint="eastAsia"/>
                 <w:noProof/>
                 <w:lang w:eastAsia="zh"/>
               </w:rPr>
@@ -3385,7 +3203,6 @@
             </w:r>
             <w:r>
               <w:rPr>
-                <w:rFonts w:hint="eastAsia"/>
                 <w:noProof/>
                 <w:webHidden/>
               </w:rPr>
@@ -3393,7 +3210,6 @@
             </w:r>
             <w:r>
               <w:rPr>
-                <w:rFonts w:hint="eastAsia"/>
                 <w:noProof/>
                 <w:webHidden/>
               </w:rPr>
@@ -3401,52 +3217,33 @@
             </w:r>
             <w:r>
               <w:rPr>
-                <w:rFonts w:hint="eastAsia"/>
                 <w:noProof/>
                 <w:webHidden/>
               </w:rPr>
-              <w:instrText xml:space="preserve"> </w:instrText>
+              <w:instrText xml:space="preserve"> PAGEREF _Toc226405637 \h </w:instrText>
             </w:r>
             <w:r>
               <w:rPr>
                 <w:noProof/>
                 <w:webHidden/>
               </w:rPr>
-              <w:instrText>PAGEREF _Toc225935427 \h</w:instrText>
-            </w:r>
-            <w:r>
-              <w:rPr>
-                <w:rFonts w:hint="eastAsia"/>
+            </w:r>
+            <w:r>
+              <w:rPr>
                 <w:noProof/>
                 <w:webHidden/>
               </w:rPr>
-              <w:instrText xml:space="preserve"> </w:instrText>
-            </w:r>
-            <w:r>
-              <w:rPr>
-                <w:rFonts w:hint="eastAsia"/>
+              <w:fldChar w:fldCharType="separate"/>
+            </w:r>
+            <w:r>
+              <w:rPr>
                 <w:noProof/>
                 <w:webHidden/>
               </w:rPr>
-            </w:r>
-            <w:r>
-              <w:rPr>
-                <w:rFonts w:hint="eastAsia"/>
-                <w:noProof/>
-                <w:webHidden/>
-              </w:rPr>
-              <w:fldChar w:fldCharType="separate"/>
-            </w:r>
-            <w:r>
-              <w:rPr>
-                <w:noProof/>
-                <w:webHidden/>
-              </w:rPr>
               <w:t>7</w:t>
             </w:r>
             <w:r>
               <w:rPr>
-                <w:rFonts w:hint="eastAsia"/>
                 <w:noProof/>
                 <w:webHidden/>
               </w:rPr>
@@ -3470,11 +3267,10 @@
               <w14:ligatures w14:val="standardContextual"/>
             </w:rPr>
           </w:pPr>
-          <w:hyperlink w:anchor="_Toc225935428" w:history="1">
+          <w:hyperlink w:anchor="_Toc226405638" w:history="1">
             <w:r>
               <w:rPr>
                 <w:rStyle w:val="af6"/>
-                <w:rFonts w:hint="eastAsia"/>
                 <w:noProof/>
                 <w:lang w:eastAsia="zh"/>
               </w:rPr>
@@ -3482,7 +3278,7 @@
             </w:r>
             <w:r>
               <w:rPr>
-                <w:rFonts w:asciiTheme="minorHAnsi" w:eastAsiaTheme="minorEastAsia" w:hAnsiTheme="minorHAnsi" w:cstheme="minorBidi" w:hint="eastAsia"/>
+                <w:rFonts w:asciiTheme="minorHAnsi" w:eastAsiaTheme="minorEastAsia" w:hAnsiTheme="minorHAnsi" w:cstheme="minorBidi"/>
                 <w:smallCaps w:val="0"/>
                 <w:noProof/>
                 <w:sz w:val="22"/>
@@ -3494,7 +3290,6 @@
             <w:r>
               <w:rPr>
                 <w:rStyle w:val="af6"/>
-                <w:rFonts w:hint="eastAsia"/>
                 <w:noProof/>
                 <w:lang w:eastAsia="zh"/>
               </w:rPr>
@@ -3502,7 +3297,6 @@
             </w:r>
             <w:r>
               <w:rPr>
-                <w:rFonts w:hint="eastAsia"/>
                 <w:noProof/>
                 <w:webHidden/>
               </w:rPr>
@@ -3510,7 +3304,6 @@
             </w:r>
             <w:r>
               <w:rPr>
-                <w:rFonts w:hint="eastAsia"/>
                 <w:noProof/>
                 <w:webHidden/>
               </w:rPr>
@@ -3518,52 +3311,33 @@
             </w:r>
             <w:r>
               <w:rPr>
-                <w:rFonts w:hint="eastAsia"/>
                 <w:noProof/>
                 <w:webHidden/>
               </w:rPr>
-              <w:instrText xml:space="preserve"> </w:instrText>
+              <w:instrText xml:space="preserve"> PAGEREF _Toc226405638 \h </w:instrText>
             </w:r>
             <w:r>
               <w:rPr>
                 <w:noProof/>
                 <w:webHidden/>
               </w:rPr>
-              <w:instrText>PAGEREF _Toc225935428 \h</w:instrText>
-            </w:r>
-            <w:r>
-              <w:rPr>
-                <w:rFonts w:hint="eastAsia"/>
+            </w:r>
+            <w:r>
+              <w:rPr>
                 <w:noProof/>
                 <w:webHidden/>
               </w:rPr>
-              <w:instrText xml:space="preserve"> </w:instrText>
-            </w:r>
-            <w:r>
-              <w:rPr>
-                <w:rFonts w:hint="eastAsia"/>
+              <w:fldChar w:fldCharType="separate"/>
+            </w:r>
+            <w:r>
+              <w:rPr>
                 <w:noProof/>
                 <w:webHidden/>
               </w:rPr>
-            </w:r>
-            <w:r>
-              <w:rPr>
-                <w:rFonts w:hint="eastAsia"/>
-                <w:noProof/>
-                <w:webHidden/>
-              </w:rPr>
-              <w:fldChar w:fldCharType="separate"/>
-            </w:r>
-            <w:r>
-              <w:rPr>
-                <w:noProof/>
-                <w:webHidden/>
-              </w:rPr>
               <w:t>8</w:t>
             </w:r>
             <w:r>
               <w:rPr>
-                <w:rFonts w:hint="eastAsia"/>
                 <w:noProof/>
                 <w:webHidden/>
               </w:rPr>
@@ -3587,11 +3361,10 @@
               <w14:ligatures w14:val="standardContextual"/>
             </w:rPr>
           </w:pPr>
-          <w:hyperlink w:anchor="_Toc225935429" w:history="1">
+          <w:hyperlink w:anchor="_Toc226405639" w:history="1">
             <w:r>
               <w:rPr>
                 <w:rStyle w:val="af6"/>
-                <w:rFonts w:hint="eastAsia"/>
                 <w:noProof/>
                 <w:lang w:eastAsia="zh"/>
               </w:rPr>
@@ -3599,7 +3372,7 @@
             </w:r>
             <w:r>
               <w:rPr>
-                <w:rFonts w:asciiTheme="minorHAnsi" w:eastAsiaTheme="minorEastAsia" w:hAnsiTheme="minorHAnsi" w:cstheme="minorBidi" w:hint="eastAsia"/>
+                <w:rFonts w:asciiTheme="minorHAnsi" w:eastAsiaTheme="minorEastAsia" w:hAnsiTheme="minorHAnsi" w:cstheme="minorBidi"/>
                 <w:smallCaps w:val="0"/>
                 <w:noProof/>
                 <w:sz w:val="22"/>
@@ -3611,7 +3384,6 @@
             <w:r>
               <w:rPr>
                 <w:rStyle w:val="af6"/>
-                <w:rFonts w:hint="eastAsia"/>
                 <w:noProof/>
                 <w:lang w:eastAsia="zh"/>
               </w:rPr>
@@ -3619,7 +3391,6 @@
             </w:r>
             <w:r>
               <w:rPr>
-                <w:rFonts w:hint="eastAsia"/>
                 <w:noProof/>
                 <w:webHidden/>
               </w:rPr>
@@ -3627,7 +3398,6 @@
             </w:r>
             <w:r>
               <w:rPr>
-                <w:rFonts w:hint="eastAsia"/>
                 <w:noProof/>
                 <w:webHidden/>
               </w:rPr>
@@ -3635,52 +3405,33 @@
             </w:r>
             <w:r>
               <w:rPr>
-                <w:rFonts w:hint="eastAsia"/>
                 <w:noProof/>
                 <w:webHidden/>
               </w:rPr>
-              <w:instrText xml:space="preserve"> </w:instrText>
+              <w:instrText xml:space="preserve"> PAGEREF _Toc226405639 \h </w:instrText>
             </w:r>
             <w:r>
               <w:rPr>
                 <w:noProof/>
                 <w:webHidden/>
               </w:rPr>
-              <w:instrText>PAGEREF _Toc225935429 \h</w:instrText>
-            </w:r>
-            <w:r>
-              <w:rPr>
-                <w:rFonts w:hint="eastAsia"/>
+            </w:r>
+            <w:r>
+              <w:rPr>
                 <w:noProof/>
                 <w:webHidden/>
               </w:rPr>
-              <w:instrText xml:space="preserve"> </w:instrText>
-            </w:r>
-            <w:r>
-              <w:rPr>
-                <w:rFonts w:hint="eastAsia"/>
+              <w:fldChar w:fldCharType="separate"/>
+            </w:r>
+            <w:r>
+              <w:rPr>
                 <w:noProof/>
                 <w:webHidden/>
               </w:rPr>
-            </w:r>
-            <w:r>
-              <w:rPr>
-                <w:rFonts w:hint="eastAsia"/>
-                <w:noProof/>
-                <w:webHidden/>
-              </w:rPr>
-              <w:fldChar w:fldCharType="separate"/>
-            </w:r>
-            <w:r>
-              <w:rPr>
-                <w:noProof/>
-                <w:webHidden/>
-              </w:rPr>
               <w:t>8</w:t>
             </w:r>
             <w:r>
               <w:rPr>
-                <w:rFonts w:hint="eastAsia"/>
                 <w:noProof/>
                 <w:webHidden/>
               </w:rPr>
@@ -3704,11 +3455,10 @@
               <w14:ligatures w14:val="standardContextual"/>
             </w:rPr>
           </w:pPr>
-          <w:hyperlink w:anchor="_Toc225935430" w:history="1">
+          <w:hyperlink w:anchor="_Toc226405640" w:history="1">
             <w:r>
               <w:rPr>
                 <w:rStyle w:val="af6"/>
-                <w:rFonts w:hint="eastAsia"/>
                 <w:noProof/>
                 <w:lang w:eastAsia="zh"/>
               </w:rPr>
@@ -3716,7 +3466,7 @@
             </w:r>
             <w:r>
               <w:rPr>
-                <w:rFonts w:asciiTheme="minorHAnsi" w:eastAsiaTheme="minorEastAsia" w:hAnsiTheme="minorHAnsi" w:cstheme="minorBidi" w:hint="eastAsia"/>
+                <w:rFonts w:asciiTheme="minorHAnsi" w:eastAsiaTheme="minorEastAsia" w:hAnsiTheme="minorHAnsi" w:cstheme="minorBidi"/>
                 <w:smallCaps w:val="0"/>
                 <w:noProof/>
                 <w:sz w:val="22"/>
@@ -3728,7 +3478,6 @@
             <w:r>
               <w:rPr>
                 <w:rStyle w:val="af6"/>
-                <w:rFonts w:hint="eastAsia"/>
                 <w:noProof/>
                 <w:lang w:eastAsia="zh"/>
               </w:rPr>
@@ -3736,7 +3485,6 @@
             </w:r>
             <w:r>
               <w:rPr>
-                <w:rFonts w:hint="eastAsia"/>
                 <w:noProof/>
                 <w:webHidden/>
               </w:rPr>
@@ -3744,7 +3492,6 @@
             </w:r>
             <w:r>
               <w:rPr>
-                <w:rFonts w:hint="eastAsia"/>
                 <w:noProof/>
                 <w:webHidden/>
               </w:rPr>
@@ -3752,52 +3499,33 @@
             </w:r>
             <w:r>
               <w:rPr>
-                <w:rFonts w:hint="eastAsia"/>
                 <w:noProof/>
                 <w:webHidden/>
               </w:rPr>
-              <w:instrText xml:space="preserve"> </w:instrText>
+              <w:instrText xml:space="preserve"> PAGEREF _Toc226405640 \h </w:instrText>
             </w:r>
             <w:r>
               <w:rPr>
                 <w:noProof/>
                 <w:webHidden/>
               </w:rPr>
-              <w:instrText>PAGEREF _Toc225935430 \h</w:instrText>
-            </w:r>
-            <w:r>
-              <w:rPr>
-                <w:rFonts w:hint="eastAsia"/>
+            </w:r>
+            <w:r>
+              <w:rPr>
                 <w:noProof/>
                 <w:webHidden/>
               </w:rPr>
-              <w:instrText xml:space="preserve"> </w:instrText>
-            </w:r>
-            <w:r>
-              <w:rPr>
-                <w:rFonts w:hint="eastAsia"/>
+              <w:fldChar w:fldCharType="separate"/>
+            </w:r>
+            <w:r>
+              <w:rPr>
                 <w:noProof/>
                 <w:webHidden/>
               </w:rPr>
-            </w:r>
-            <w:r>
-              <w:rPr>
-                <w:rFonts w:hint="eastAsia"/>
-                <w:noProof/>
-                <w:webHidden/>
-              </w:rPr>
-              <w:fldChar w:fldCharType="separate"/>
-            </w:r>
-            <w:r>
-              <w:rPr>
-                <w:noProof/>
-                <w:webHidden/>
-              </w:rPr>
               <w:t>8</w:t>
             </w:r>
             <w:r>
               <w:rPr>
-                <w:rFonts w:hint="eastAsia"/>
                 <w:noProof/>
                 <w:webHidden/>
               </w:rPr>
@@ -3823,18 +3551,18 @@
               <w14:ligatures w14:val="standardContextual"/>
             </w:rPr>
           </w:pPr>
-          <w:hyperlink w:anchor="_Toc225935431" w:history="1">
+          <w:hyperlink w:anchor="_Toc226405641" w:history="1">
             <w:r>
               <w:rPr>
                 <w:rStyle w:val="af6"/>
-                <w:rFonts w:ascii="STZhongsong" w:eastAsia="STZhongsong" w:hAnsi="STZhongsong" w:hint="eastAsia"/>
+                <w:rFonts w:ascii="华文中宋" w:eastAsia="华文中宋" w:hAnsi="华文中宋"/>
                 <w:noProof/>
               </w:rPr>
               <w:t>3.</w:t>
             </w:r>
             <w:r>
               <w:rPr>
-                <w:rFonts w:asciiTheme="minorHAnsi" w:eastAsiaTheme="minorEastAsia" w:hAnsiTheme="minorHAnsi" w:cstheme="minorBidi" w:hint="eastAsia"/>
+                <w:rFonts w:asciiTheme="minorHAnsi" w:eastAsiaTheme="minorEastAsia" w:hAnsiTheme="minorHAnsi" w:cstheme="minorBidi"/>
                 <w:b w:val="0"/>
                 <w:bCs w:val="0"/>
                 <w:caps w:val="0"/>
@@ -3848,14 +3576,13 @@
             <w:r>
               <w:rPr>
                 <w:rStyle w:val="af6"/>
-                <w:rFonts w:ascii="STZhongsong" w:eastAsia="STZhongsong" w:hAnsi="STZhongsong" w:hint="eastAsia"/>
-                <w:noProof/>
-              </w:rPr>
-              <w:t>外部接口需求</w:t>
-            </w:r>
-            <w:r>
-              <w:rPr>
-                <w:rFonts w:hint="eastAsia"/>
+                <w:rFonts w:ascii="华文中宋" w:eastAsia="华文中宋" w:hAnsi="华文中宋"/>
+                <w:noProof/>
+              </w:rPr>
+              <w:t>接口需求</w:t>
+            </w:r>
+            <w:r>
+              <w:rPr>
                 <w:noProof/>
                 <w:webHidden/>
               </w:rPr>
@@ -3863,7 +3590,6 @@
             </w:r>
             <w:r>
               <w:rPr>
-                <w:rFonts w:hint="eastAsia"/>
                 <w:noProof/>
                 <w:webHidden/>
               </w:rPr>
@@ -3871,52 +3597,33 @@
             </w:r>
             <w:r>
               <w:rPr>
-                <w:rFonts w:hint="eastAsia"/>
                 <w:noProof/>
                 <w:webHidden/>
               </w:rPr>
-              <w:instrText xml:space="preserve"> </w:instrText>
+              <w:instrText xml:space="preserve"> PAGEREF _Toc226405641 \h </w:instrText>
             </w:r>
             <w:r>
               <w:rPr>
                 <w:noProof/>
                 <w:webHidden/>
               </w:rPr>
-              <w:instrText>PAGEREF _Toc225935431 \h</w:instrText>
-            </w:r>
-            <w:r>
-              <w:rPr>
-                <w:rFonts w:hint="eastAsia"/>
+            </w:r>
+            <w:r>
+              <w:rPr>
                 <w:noProof/>
                 <w:webHidden/>
               </w:rPr>
-              <w:instrText xml:space="preserve"> </w:instrText>
-            </w:r>
-            <w:r>
-              <w:rPr>
-                <w:rFonts w:hint="eastAsia"/>
+              <w:fldChar w:fldCharType="separate"/>
+            </w:r>
+            <w:r>
+              <w:rPr>
                 <w:noProof/>
                 <w:webHidden/>
               </w:rPr>
-            </w:r>
-            <w:r>
-              <w:rPr>
-                <w:rFonts w:hint="eastAsia"/>
-                <w:noProof/>
-                <w:webHidden/>
-              </w:rPr>
-              <w:fldChar w:fldCharType="separate"/>
-            </w:r>
-            <w:r>
-              <w:rPr>
-                <w:noProof/>
-                <w:webHidden/>
-              </w:rPr>
               <w:t>9</w:t>
             </w:r>
             <w:r>
               <w:rPr>
-                <w:rFonts w:hint="eastAsia"/>
                 <w:noProof/>
                 <w:webHidden/>
               </w:rPr>
@@ -3940,11 +3647,10 @@
               <w14:ligatures w14:val="standardContextual"/>
             </w:rPr>
           </w:pPr>
-          <w:hyperlink w:anchor="_Toc225935432" w:history="1">
+          <w:hyperlink w:anchor="_Toc226405642" w:history="1">
             <w:r>
               <w:rPr>
                 <w:rStyle w:val="af6"/>
-                <w:rFonts w:hint="eastAsia"/>
                 <w:noProof/>
                 <w:lang w:eastAsia="zh"/>
               </w:rPr>
@@ -3952,7 +3658,7 @@
             </w:r>
             <w:r>
               <w:rPr>
-                <w:rFonts w:asciiTheme="minorHAnsi" w:eastAsiaTheme="minorEastAsia" w:hAnsiTheme="minorHAnsi" w:cstheme="minorBidi" w:hint="eastAsia"/>
+                <w:rFonts w:asciiTheme="minorHAnsi" w:eastAsiaTheme="minorEastAsia" w:hAnsiTheme="minorHAnsi" w:cstheme="minorBidi"/>
                 <w:smallCaps w:val="0"/>
                 <w:noProof/>
                 <w:sz w:val="22"/>
@@ -3964,7 +3670,6 @@
             <w:r>
               <w:rPr>
                 <w:rStyle w:val="af6"/>
-                <w:rFonts w:hint="eastAsia"/>
                 <w:noProof/>
                 <w:lang w:eastAsia="zh"/>
               </w:rPr>
@@ -3972,7 +3677,6 @@
             </w:r>
             <w:r>
               <w:rPr>
-                <w:rFonts w:hint="eastAsia"/>
                 <w:noProof/>
                 <w:webHidden/>
               </w:rPr>
@@ -3980,7 +3684,6 @@
             </w:r>
             <w:r>
               <w:rPr>
-                <w:rFonts w:hint="eastAsia"/>
                 <w:noProof/>
                 <w:webHidden/>
               </w:rPr>
@@ -3988,52 +3691,33 @@
             </w:r>
             <w:r>
               <w:rPr>
-                <w:rFonts w:hint="eastAsia"/>
                 <w:noProof/>
                 <w:webHidden/>
               </w:rPr>
-              <w:instrText xml:space="preserve"> </w:instrText>
+              <w:instrText xml:space="preserve"> PAGEREF _Toc226405642 \h </w:instrText>
             </w:r>
             <w:r>
               <w:rPr>
                 <w:noProof/>
                 <w:webHidden/>
               </w:rPr>
-              <w:instrText>PAGEREF _Toc225935432 \h</w:instrText>
-            </w:r>
-            <w:r>
-              <w:rPr>
-                <w:rFonts w:hint="eastAsia"/>
+            </w:r>
+            <w:r>
+              <w:rPr>
                 <w:noProof/>
                 <w:webHidden/>
               </w:rPr>
-              <w:instrText xml:space="preserve"> </w:instrText>
-            </w:r>
-            <w:r>
-              <w:rPr>
-                <w:rFonts w:hint="eastAsia"/>
+              <w:fldChar w:fldCharType="separate"/>
+            </w:r>
+            <w:r>
+              <w:rPr>
                 <w:noProof/>
                 <w:webHidden/>
               </w:rPr>
-            </w:r>
-            <w:r>
-              <w:rPr>
-                <w:rFonts w:hint="eastAsia"/>
-                <w:noProof/>
-                <w:webHidden/>
-              </w:rPr>
-              <w:fldChar w:fldCharType="separate"/>
-            </w:r>
-            <w:r>
-              <w:rPr>
-                <w:noProof/>
-                <w:webHidden/>
-              </w:rPr>
               <w:t>9</w:t>
             </w:r>
             <w:r>
               <w:rPr>
-                <w:rFonts w:hint="eastAsia"/>
                 <w:noProof/>
                 <w:webHidden/>
               </w:rPr>
@@ -4057,11 +3741,10 @@
               <w14:ligatures w14:val="standardContextual"/>
             </w:rPr>
           </w:pPr>
-          <w:hyperlink w:anchor="_Toc225935433" w:history="1">
+          <w:hyperlink w:anchor="_Toc226405643" w:history="1">
             <w:r>
               <w:rPr>
                 <w:rStyle w:val="af6"/>
-                <w:rFonts w:hint="eastAsia"/>
                 <w:noProof/>
                 <w:lang w:eastAsia="zh"/>
               </w:rPr>
@@ -4069,7 +3752,7 @@
             </w:r>
             <w:r>
               <w:rPr>
-                <w:rFonts w:asciiTheme="minorHAnsi" w:eastAsiaTheme="minorEastAsia" w:hAnsiTheme="minorHAnsi" w:cstheme="minorBidi" w:hint="eastAsia"/>
+                <w:rFonts w:asciiTheme="minorHAnsi" w:eastAsiaTheme="minorEastAsia" w:hAnsiTheme="minorHAnsi" w:cstheme="minorBidi"/>
                 <w:smallCaps w:val="0"/>
                 <w:noProof/>
                 <w:sz w:val="22"/>
@@ -4081,7 +3764,6 @@
             <w:r>
               <w:rPr>
                 <w:rStyle w:val="af6"/>
-                <w:rFonts w:hint="eastAsia"/>
                 <w:noProof/>
                 <w:lang w:eastAsia="zh"/>
               </w:rPr>
@@ -4089,7 +3771,6 @@
             </w:r>
             <w:r>
               <w:rPr>
-                <w:rFonts w:hint="eastAsia"/>
                 <w:noProof/>
                 <w:webHidden/>
               </w:rPr>
@@ -4097,7 +3778,6 @@
             </w:r>
             <w:r>
               <w:rPr>
-                <w:rFonts w:hint="eastAsia"/>
                 <w:noProof/>
                 <w:webHidden/>
               </w:rPr>
@@ -4105,52 +3785,33 @@
             </w:r>
             <w:r>
               <w:rPr>
-                <w:rFonts w:hint="eastAsia"/>
                 <w:noProof/>
                 <w:webHidden/>
               </w:rPr>
-              <w:instrText xml:space="preserve"> </w:instrText>
+              <w:instrText xml:space="preserve"> PAGEREF _Toc226405643 \h </w:instrText>
             </w:r>
             <w:r>
               <w:rPr>
                 <w:noProof/>
                 <w:webHidden/>
               </w:rPr>
-              <w:instrText>PAGEREF _Toc225935433 \h</w:instrText>
-            </w:r>
-            <w:r>
-              <w:rPr>
-                <w:rFonts w:hint="eastAsia"/>
+            </w:r>
+            <w:r>
+              <w:rPr>
                 <w:noProof/>
                 <w:webHidden/>
               </w:rPr>
-              <w:instrText xml:space="preserve"> </w:instrText>
-            </w:r>
-            <w:r>
-              <w:rPr>
-                <w:rFonts w:hint="eastAsia"/>
+              <w:fldChar w:fldCharType="separate"/>
+            </w:r>
+            <w:r>
+              <w:rPr>
                 <w:noProof/>
                 <w:webHidden/>
               </w:rPr>
-            </w:r>
-            <w:r>
-              <w:rPr>
-                <w:rFonts w:hint="eastAsia"/>
-                <w:noProof/>
-                <w:webHidden/>
-              </w:rPr>
-              <w:fldChar w:fldCharType="separate"/>
-            </w:r>
-            <w:r>
-              <w:rPr>
-                <w:noProof/>
-                <w:webHidden/>
-              </w:rPr>
               <w:t>9</w:t>
             </w:r>
             <w:r>
               <w:rPr>
-                <w:rFonts w:hint="eastAsia"/>
                 <w:noProof/>
                 <w:webHidden/>
               </w:rPr>
@@ -4174,11 +3835,10 @@
               <w14:ligatures w14:val="standardContextual"/>
             </w:rPr>
           </w:pPr>
-          <w:hyperlink w:anchor="_Toc225935434" w:history="1">
+          <w:hyperlink w:anchor="_Toc226405644" w:history="1">
             <w:r>
               <w:rPr>
                 <w:rStyle w:val="af6"/>
-                <w:rFonts w:hint="eastAsia"/>
                 <w:noProof/>
                 <w:lang w:eastAsia="zh"/>
               </w:rPr>
@@ -4186,7 +3846,7 @@
             </w:r>
             <w:r>
               <w:rPr>
-                <w:rFonts w:asciiTheme="minorHAnsi" w:eastAsiaTheme="minorEastAsia" w:hAnsiTheme="minorHAnsi" w:cstheme="minorBidi" w:hint="eastAsia"/>
+                <w:rFonts w:asciiTheme="minorHAnsi" w:eastAsiaTheme="minorEastAsia" w:hAnsiTheme="minorHAnsi" w:cstheme="minorBidi"/>
                 <w:smallCaps w:val="0"/>
                 <w:noProof/>
                 <w:sz w:val="22"/>
@@ -4198,7 +3858,6 @@
             <w:r>
               <w:rPr>
                 <w:rStyle w:val="af6"/>
-                <w:rFonts w:hint="eastAsia"/>
                 <w:noProof/>
                 <w:lang w:eastAsia="zh"/>
               </w:rPr>
@@ -4206,7 +3865,6 @@
             </w:r>
             <w:r>
               <w:rPr>
-                <w:rFonts w:hint="eastAsia"/>
                 <w:noProof/>
                 <w:webHidden/>
               </w:rPr>
@@ -4214,7 +3872,6 @@
             </w:r>
             <w:r>
               <w:rPr>
-                <w:rFonts w:hint="eastAsia"/>
                 <w:noProof/>
                 <w:webHidden/>
               </w:rPr>
@@ -4222,52 +3879,33 @@
             </w:r>
             <w:r>
               <w:rPr>
-                <w:rFonts w:hint="eastAsia"/>
                 <w:noProof/>
                 <w:webHidden/>
               </w:rPr>
-              <w:instrText xml:space="preserve"> </w:instrText>
+              <w:instrText xml:space="preserve"> PAGEREF _Toc226405644 \h </w:instrText>
             </w:r>
             <w:r>
               <w:rPr>
                 <w:noProof/>
                 <w:webHidden/>
               </w:rPr>
-              <w:instrText>PAGEREF _Toc225935434 \h</w:instrText>
-            </w:r>
-            <w:r>
-              <w:rPr>
-                <w:rFonts w:hint="eastAsia"/>
+            </w:r>
+            <w:r>
+              <w:rPr>
                 <w:noProof/>
                 <w:webHidden/>
               </w:rPr>
-              <w:instrText xml:space="preserve"> </w:instrText>
-            </w:r>
-            <w:r>
-              <w:rPr>
-                <w:rFonts w:hint="eastAsia"/>
+              <w:fldChar w:fldCharType="separate"/>
+            </w:r>
+            <w:r>
+              <w:rPr>
                 <w:noProof/>
                 <w:webHidden/>
               </w:rPr>
-            </w:r>
-            <w:r>
-              <w:rPr>
-                <w:rFonts w:hint="eastAsia"/>
-                <w:noProof/>
-                <w:webHidden/>
-              </w:rPr>
-              <w:fldChar w:fldCharType="separate"/>
-            </w:r>
-            <w:r>
-              <w:rPr>
-                <w:noProof/>
-                <w:webHidden/>
-              </w:rPr>
               <w:t>10</w:t>
             </w:r>
             <w:r>
               <w:rPr>
-                <w:rFonts w:hint="eastAsia"/>
                 <w:noProof/>
                 <w:webHidden/>
               </w:rPr>
@@ -4293,18 +3931,18 @@
               <w14:ligatures w14:val="standardContextual"/>
             </w:rPr>
           </w:pPr>
-          <w:hyperlink w:anchor="_Toc225935435" w:history="1">
+          <w:hyperlink w:anchor="_Toc226405645" w:history="1">
             <w:r>
               <w:rPr>
                 <w:rStyle w:val="af6"/>
-                <w:rFonts w:ascii="STZhongsong" w:eastAsia="STZhongsong" w:hAnsi="STZhongsong" w:hint="eastAsia"/>
+                <w:rFonts w:ascii="华文中宋" w:eastAsia="华文中宋" w:hAnsi="华文中宋"/>
                 <w:noProof/>
               </w:rPr>
               <w:t>4.</w:t>
             </w:r>
             <w:r>
               <w:rPr>
-                <w:rFonts w:asciiTheme="minorHAnsi" w:eastAsiaTheme="minorEastAsia" w:hAnsiTheme="minorHAnsi" w:cstheme="minorBidi" w:hint="eastAsia"/>
+                <w:rFonts w:asciiTheme="minorHAnsi" w:eastAsiaTheme="minorEastAsia" w:hAnsiTheme="minorHAnsi" w:cstheme="minorBidi"/>
                 <w:b w:val="0"/>
                 <w:bCs w:val="0"/>
                 <w:caps w:val="0"/>
@@ -4318,14 +3956,13 @@
             <w:r>
               <w:rPr>
                 <w:rStyle w:val="af6"/>
-                <w:rFonts w:ascii="STZhongsong" w:eastAsia="STZhongsong" w:hAnsi="STZhongsong" w:hint="eastAsia"/>
+                <w:rFonts w:ascii="华文中宋" w:eastAsia="华文中宋" w:hAnsi="华文中宋"/>
                 <w:noProof/>
               </w:rPr>
               <w:t>功能需求</w:t>
             </w:r>
             <w:r>
               <w:rPr>
-                <w:rFonts w:hint="eastAsia"/>
                 <w:noProof/>
                 <w:webHidden/>
               </w:rPr>
@@ -4333,7 +3970,6 @@
             </w:r>
             <w:r>
               <w:rPr>
-                <w:rFonts w:hint="eastAsia"/>
                 <w:noProof/>
                 <w:webHidden/>
               </w:rPr>
@@ -4341,52 +3977,33 @@
             </w:r>
             <w:r>
               <w:rPr>
-                <w:rFonts w:hint="eastAsia"/>
                 <w:noProof/>
                 <w:webHidden/>
               </w:rPr>
-              <w:instrText xml:space="preserve"> </w:instrText>
+              <w:instrText xml:space="preserve"> PAGEREF _Toc226405645 \h </w:instrText>
             </w:r>
             <w:r>
               <w:rPr>
                 <w:noProof/>
                 <w:webHidden/>
               </w:rPr>
-              <w:instrText>PAGEREF _Toc225935435 \h</w:instrText>
-            </w:r>
-            <w:r>
-              <w:rPr>
-                <w:rFonts w:hint="eastAsia"/>
+            </w:r>
+            <w:r>
+              <w:rPr>
                 <w:noProof/>
                 <w:webHidden/>
               </w:rPr>
-              <w:instrText xml:space="preserve"> </w:instrText>
-            </w:r>
-            <w:r>
-              <w:rPr>
-                <w:rFonts w:hint="eastAsia"/>
+              <w:fldChar w:fldCharType="separate"/>
+            </w:r>
+            <w:r>
+              <w:rPr>
                 <w:noProof/>
                 <w:webHidden/>
               </w:rPr>
-            </w:r>
-            <w:r>
-              <w:rPr>
-                <w:rFonts w:hint="eastAsia"/>
-                <w:noProof/>
-                <w:webHidden/>
-              </w:rPr>
-              <w:fldChar w:fldCharType="separate"/>
-            </w:r>
-            <w:r>
-              <w:rPr>
-                <w:noProof/>
-                <w:webHidden/>
-              </w:rPr>
               <w:t>11</w:t>
             </w:r>
             <w:r>
               <w:rPr>
-                <w:rFonts w:hint="eastAsia"/>
                 <w:noProof/>
                 <w:webHidden/>
               </w:rPr>
@@ -4410,11 +4027,10 @@
               <w14:ligatures w14:val="standardContextual"/>
             </w:rPr>
           </w:pPr>
-          <w:hyperlink w:anchor="_Toc225935436" w:history="1">
+          <w:hyperlink w:anchor="_Toc226405646" w:history="1">
             <w:r>
               <w:rPr>
                 <w:rStyle w:val="af6"/>
-                <w:rFonts w:hint="eastAsia"/>
                 <w:noProof/>
                 <w:lang w:eastAsia="zh"/>
               </w:rPr>
@@ -4422,7 +4038,7 @@
             </w:r>
             <w:r>
               <w:rPr>
-                <w:rFonts w:asciiTheme="minorHAnsi" w:eastAsiaTheme="minorEastAsia" w:hAnsiTheme="minorHAnsi" w:cstheme="minorBidi" w:hint="eastAsia"/>
+                <w:rFonts w:asciiTheme="minorHAnsi" w:eastAsiaTheme="minorEastAsia" w:hAnsiTheme="minorHAnsi" w:cstheme="minorBidi"/>
                 <w:smallCaps w:val="0"/>
                 <w:noProof/>
                 <w:sz w:val="22"/>
@@ -4434,7 +4050,6 @@
             <w:r>
               <w:rPr>
                 <w:rStyle w:val="af6"/>
-                <w:rFonts w:hint="eastAsia"/>
                 <w:noProof/>
                 <w:lang w:eastAsia="zh"/>
               </w:rPr>
@@ -4442,7 +4057,6 @@
             </w:r>
             <w:r>
               <w:rPr>
-                <w:rFonts w:hint="eastAsia"/>
                 <w:noProof/>
                 <w:webHidden/>
               </w:rPr>
@@ -4450,7 +4064,6 @@
             </w:r>
             <w:r>
               <w:rPr>
-                <w:rFonts w:hint="eastAsia"/>
                 <w:noProof/>
                 <w:webHidden/>
               </w:rPr>
@@ -4458,52 +4071,33 @@
             </w:r>
             <w:r>
               <w:rPr>
-                <w:rFonts w:hint="eastAsia"/>
                 <w:noProof/>
                 <w:webHidden/>
               </w:rPr>
-              <w:instrText xml:space="preserve"> </w:instrText>
+              <w:instrText xml:space="preserve"> PAGEREF _Toc226405646 \h </w:instrText>
             </w:r>
             <w:r>
               <w:rPr>
                 <w:noProof/>
                 <w:webHidden/>
               </w:rPr>
-              <w:instrText>PAGEREF _Toc225935436 \h</w:instrText>
-            </w:r>
-            <w:r>
-              <w:rPr>
-                <w:rFonts w:hint="eastAsia"/>
+            </w:r>
+            <w:r>
+              <w:rPr>
                 <w:noProof/>
                 <w:webHidden/>
               </w:rPr>
-              <w:instrText xml:space="preserve"> </w:instrText>
-            </w:r>
-            <w:r>
-              <w:rPr>
-                <w:rFonts w:hint="eastAsia"/>
+              <w:fldChar w:fldCharType="separate"/>
+            </w:r>
+            <w:r>
+              <w:rPr>
                 <w:noProof/>
                 <w:webHidden/>
               </w:rPr>
-            </w:r>
-            <w:r>
-              <w:rPr>
-                <w:rFonts w:hint="eastAsia"/>
-                <w:noProof/>
-                <w:webHidden/>
-              </w:rPr>
-              <w:fldChar w:fldCharType="separate"/>
-            </w:r>
-            <w:r>
-              <w:rPr>
-                <w:noProof/>
-                <w:webHidden/>
-              </w:rPr>
               <w:t>11</w:t>
             </w:r>
             <w:r>
               <w:rPr>
-                <w:rFonts w:hint="eastAsia"/>
                 <w:noProof/>
                 <w:webHidden/>
               </w:rPr>
@@ -4527,11 +4121,10 @@
               <w14:ligatures w14:val="standardContextual"/>
             </w:rPr>
           </w:pPr>
-          <w:hyperlink w:anchor="_Toc225935437" w:history="1">
+          <w:hyperlink w:anchor="_Toc226405647" w:history="1">
             <w:r>
               <w:rPr>
                 <w:rStyle w:val="af6"/>
-                <w:rFonts w:hint="eastAsia"/>
                 <w:noProof/>
                 <w:lang w:eastAsia="zh"/>
               </w:rPr>
@@ -4539,7 +4132,7 @@
             </w:r>
             <w:r>
               <w:rPr>
-                <w:rFonts w:asciiTheme="minorHAnsi" w:eastAsiaTheme="minorEastAsia" w:hAnsiTheme="minorHAnsi" w:cstheme="minorBidi" w:hint="eastAsia"/>
+                <w:rFonts w:asciiTheme="minorHAnsi" w:eastAsiaTheme="minorEastAsia" w:hAnsiTheme="minorHAnsi" w:cstheme="minorBidi"/>
                 <w:smallCaps w:val="0"/>
                 <w:noProof/>
                 <w:sz w:val="22"/>
@@ -4551,7 +4144,6 @@
             <w:r>
               <w:rPr>
                 <w:rStyle w:val="af6"/>
-                <w:rFonts w:hint="eastAsia"/>
                 <w:noProof/>
                 <w:lang w:eastAsia="zh"/>
               </w:rPr>
@@ -4559,7 +4151,6 @@
             </w:r>
             <w:r>
               <w:rPr>
-                <w:rFonts w:hint="eastAsia"/>
                 <w:noProof/>
                 <w:webHidden/>
               </w:rPr>
@@ -4567,7 +4158,6 @@
             </w:r>
             <w:r>
               <w:rPr>
-                <w:rFonts w:hint="eastAsia"/>
                 <w:noProof/>
                 <w:webHidden/>
               </w:rPr>
@@ -4575,52 +4165,33 @@
             </w:r>
             <w:r>
               <w:rPr>
-                <w:rFonts w:hint="eastAsia"/>
                 <w:noProof/>
                 <w:webHidden/>
               </w:rPr>
-              <w:instrText xml:space="preserve"> </w:instrText>
+              <w:instrText xml:space="preserve"> PAGEREF _Toc226405647 \h </w:instrText>
             </w:r>
             <w:r>
               <w:rPr>
                 <w:noProof/>
                 <w:webHidden/>
               </w:rPr>
-              <w:instrText>PAGEREF _Toc225935437 \h</w:instrText>
-            </w:r>
-            <w:r>
-              <w:rPr>
-                <w:rFonts w:hint="eastAsia"/>
+            </w:r>
+            <w:r>
+              <w:rPr>
                 <w:noProof/>
                 <w:webHidden/>
               </w:rPr>
-              <w:instrText xml:space="preserve"> </w:instrText>
-            </w:r>
-            <w:r>
-              <w:rPr>
-                <w:rFonts w:hint="eastAsia"/>
+              <w:fldChar w:fldCharType="separate"/>
+            </w:r>
+            <w:r>
+              <w:rPr>
                 <w:noProof/>
                 <w:webHidden/>
               </w:rPr>
-            </w:r>
-            <w:r>
-              <w:rPr>
-                <w:rFonts w:hint="eastAsia"/>
-                <w:noProof/>
-                <w:webHidden/>
-              </w:rPr>
-              <w:fldChar w:fldCharType="separate"/>
-            </w:r>
-            <w:r>
-              <w:rPr>
-                <w:noProof/>
-                <w:webHidden/>
-              </w:rPr>
               <w:t>12</w:t>
             </w:r>
             <w:r>
               <w:rPr>
-                <w:rFonts w:hint="eastAsia"/>
                 <w:noProof/>
                 <w:webHidden/>
               </w:rPr>
@@ -4644,11 +4215,10 @@
               <w14:ligatures w14:val="standardContextual"/>
             </w:rPr>
           </w:pPr>
-          <w:hyperlink w:anchor="_Toc225935438" w:history="1">
+          <w:hyperlink w:anchor="_Toc226405648" w:history="1">
             <w:r>
               <w:rPr>
                 <w:rStyle w:val="af6"/>
-                <w:rFonts w:hint="eastAsia"/>
                 <w:noProof/>
                 <w:lang w:eastAsia="zh"/>
               </w:rPr>
@@ -4656,7 +4226,7 @@
             </w:r>
             <w:r>
               <w:rPr>
-                <w:rFonts w:asciiTheme="minorHAnsi" w:eastAsiaTheme="minorEastAsia" w:hAnsiTheme="minorHAnsi" w:cstheme="minorBidi" w:hint="eastAsia"/>
+                <w:rFonts w:asciiTheme="minorHAnsi" w:eastAsiaTheme="minorEastAsia" w:hAnsiTheme="minorHAnsi" w:cstheme="minorBidi"/>
                 <w:smallCaps w:val="0"/>
                 <w:noProof/>
                 <w:sz w:val="22"/>
@@ -4668,7 +4238,6 @@
             <w:r>
               <w:rPr>
                 <w:rStyle w:val="af6"/>
-                <w:rFonts w:hint="eastAsia"/>
                 <w:noProof/>
                 <w:lang w:eastAsia="zh"/>
               </w:rPr>
@@ -4676,7 +4245,6 @@
             </w:r>
             <w:r>
               <w:rPr>
-                <w:rFonts w:hint="eastAsia"/>
                 <w:noProof/>
                 <w:webHidden/>
               </w:rPr>
@@ -4684,7 +4252,6 @@
             </w:r>
             <w:r>
               <w:rPr>
-                <w:rFonts w:hint="eastAsia"/>
                 <w:noProof/>
                 <w:webHidden/>
               </w:rPr>
@@ -4692,52 +4259,33 @@
             </w:r>
             <w:r>
               <w:rPr>
-                <w:rFonts w:hint="eastAsia"/>
                 <w:noProof/>
                 <w:webHidden/>
               </w:rPr>
-              <w:instrText xml:space="preserve"> </w:instrText>
+              <w:instrText xml:space="preserve"> PAGEREF _Toc226405648 \h </w:instrText>
             </w:r>
             <w:r>
               <w:rPr>
                 <w:noProof/>
                 <w:webHidden/>
               </w:rPr>
-              <w:instrText>PAGEREF _Toc225935438 \h</w:instrText>
-            </w:r>
-            <w:r>
-              <w:rPr>
-                <w:rFonts w:hint="eastAsia"/>
+            </w:r>
+            <w:r>
+              <w:rPr>
                 <w:noProof/>
                 <w:webHidden/>
               </w:rPr>
-              <w:instrText xml:space="preserve"> </w:instrText>
-            </w:r>
-            <w:r>
-              <w:rPr>
-                <w:rFonts w:hint="eastAsia"/>
+              <w:fldChar w:fldCharType="separate"/>
+            </w:r>
+            <w:r>
+              <w:rPr>
                 <w:noProof/>
                 <w:webHidden/>
               </w:rPr>
-            </w:r>
-            <w:r>
-              <w:rPr>
-                <w:rFonts w:hint="eastAsia"/>
-                <w:noProof/>
-                <w:webHidden/>
-              </w:rPr>
-              <w:fldChar w:fldCharType="separate"/>
-            </w:r>
-            <w:r>
-              <w:rPr>
-                <w:noProof/>
-                <w:webHidden/>
-              </w:rPr>
               <w:t>13</w:t>
             </w:r>
             <w:r>
               <w:rPr>
-                <w:rFonts w:hint="eastAsia"/>
                 <w:noProof/>
                 <w:webHidden/>
               </w:rPr>
@@ -4761,11 +4309,10 @@
               <w14:ligatures w14:val="standardContextual"/>
             </w:rPr>
           </w:pPr>
-          <w:hyperlink w:anchor="_Toc225935439" w:history="1">
+          <w:hyperlink w:anchor="_Toc226405649" w:history="1">
             <w:r>
               <w:rPr>
                 <w:rStyle w:val="af6"/>
-                <w:rFonts w:hint="eastAsia"/>
                 <w:noProof/>
                 <w:lang w:eastAsia="zh"/>
               </w:rPr>
@@ -4773,7 +4320,7 @@
             </w:r>
             <w:r>
               <w:rPr>
-                <w:rFonts w:asciiTheme="minorHAnsi" w:eastAsiaTheme="minorEastAsia" w:hAnsiTheme="minorHAnsi" w:cstheme="minorBidi" w:hint="eastAsia"/>
+                <w:rFonts w:asciiTheme="minorHAnsi" w:eastAsiaTheme="minorEastAsia" w:hAnsiTheme="minorHAnsi" w:cstheme="minorBidi"/>
                 <w:smallCaps w:val="0"/>
                 <w:noProof/>
                 <w:sz w:val="22"/>
@@ -4785,7 +4332,6 @@
             <w:r>
               <w:rPr>
                 <w:rStyle w:val="af6"/>
-                <w:rFonts w:hint="eastAsia"/>
                 <w:noProof/>
                 <w:lang w:eastAsia="zh"/>
               </w:rPr>
@@ -4793,7 +4339,6 @@
             </w:r>
             <w:r>
               <w:rPr>
-                <w:rFonts w:hint="eastAsia"/>
                 <w:noProof/>
                 <w:webHidden/>
               </w:rPr>
@@ -4801,7 +4346,6 @@
             </w:r>
             <w:r>
               <w:rPr>
-                <w:rFonts w:hint="eastAsia"/>
                 <w:noProof/>
                 <w:webHidden/>
               </w:rPr>
@@ -4809,52 +4353,33 @@
             </w:r>
             <w:r>
               <w:rPr>
-                <w:rFonts w:hint="eastAsia"/>
                 <w:noProof/>
                 <w:webHidden/>
               </w:rPr>
-              <w:instrText xml:space="preserve"> </w:instrText>
+              <w:instrText xml:space="preserve"> PAGEREF _Toc226405649 \h </w:instrText>
             </w:r>
             <w:r>
               <w:rPr>
                 <w:noProof/>
                 <w:webHidden/>
               </w:rPr>
-              <w:instrText>PAGEREF _Toc225935439 \h</w:instrText>
-            </w:r>
-            <w:r>
-              <w:rPr>
-                <w:rFonts w:hint="eastAsia"/>
+            </w:r>
+            <w:r>
+              <w:rPr>
                 <w:noProof/>
                 <w:webHidden/>
               </w:rPr>
-              <w:instrText xml:space="preserve"> </w:instrText>
-            </w:r>
-            <w:r>
-              <w:rPr>
-                <w:rFonts w:hint="eastAsia"/>
+              <w:fldChar w:fldCharType="separate"/>
+            </w:r>
+            <w:r>
+              <w:rPr>
                 <w:noProof/>
                 <w:webHidden/>
               </w:rPr>
-            </w:r>
-            <w:r>
-              <w:rPr>
-                <w:rFonts w:hint="eastAsia"/>
-                <w:noProof/>
-                <w:webHidden/>
-              </w:rPr>
-              <w:fldChar w:fldCharType="separate"/>
-            </w:r>
-            <w:r>
-              <w:rPr>
-                <w:noProof/>
-                <w:webHidden/>
-              </w:rPr>
               <w:t>14</w:t>
             </w:r>
             <w:r>
               <w:rPr>
-                <w:rFonts w:hint="eastAsia"/>
                 <w:noProof/>
                 <w:webHidden/>
               </w:rPr>
@@ -4878,11 +4403,10 @@
               <w14:ligatures w14:val="standardContextual"/>
             </w:rPr>
           </w:pPr>
-          <w:hyperlink w:anchor="_Toc225935440" w:history="1">
+          <w:hyperlink w:anchor="_Toc226405650" w:history="1">
             <w:r>
               <w:rPr>
                 <w:rStyle w:val="af6"/>
-                <w:rFonts w:hint="eastAsia"/>
                 <w:noProof/>
                 <w:lang w:eastAsia="zh"/>
               </w:rPr>
@@ -4890,7 +4414,7 @@
             </w:r>
             <w:r>
               <w:rPr>
-                <w:rFonts w:asciiTheme="minorHAnsi" w:eastAsiaTheme="minorEastAsia" w:hAnsiTheme="minorHAnsi" w:cstheme="minorBidi" w:hint="eastAsia"/>
+                <w:rFonts w:asciiTheme="minorHAnsi" w:eastAsiaTheme="minorEastAsia" w:hAnsiTheme="minorHAnsi" w:cstheme="minorBidi"/>
                 <w:smallCaps w:val="0"/>
                 <w:noProof/>
                 <w:sz w:val="22"/>
@@ -4902,7 +4426,6 @@
             <w:r>
               <w:rPr>
                 <w:rStyle w:val="af6"/>
-                <w:rFonts w:hint="eastAsia"/>
                 <w:noProof/>
                 <w:lang w:eastAsia="zh"/>
               </w:rPr>
@@ -4911,7 +4434,6 @@
             <w:r>
               <w:rPr>
                 <w:rStyle w:val="af6"/>
-                <w:rFonts w:hint="eastAsia"/>
                 <w:noProof/>
                 <w:lang w:eastAsia="zh"/>
               </w:rPr>
@@ -4920,7 +4442,6 @@
             <w:r>
               <w:rPr>
                 <w:rStyle w:val="af6"/>
-                <w:rFonts w:hint="eastAsia"/>
                 <w:noProof/>
                 <w:lang w:eastAsia="zh"/>
               </w:rPr>
@@ -4929,7 +4450,6 @@
             <w:r>
               <w:rPr>
                 <w:rStyle w:val="af6"/>
-                <w:rFonts w:hint="eastAsia"/>
                 <w:noProof/>
                 <w:lang w:eastAsia="zh"/>
               </w:rPr>
@@ -4937,7 +4457,6 @@
             </w:r>
             <w:r>
               <w:rPr>
-                <w:rFonts w:hint="eastAsia"/>
                 <w:noProof/>
                 <w:webHidden/>
               </w:rPr>
@@ -4945,7 +4464,6 @@
             </w:r>
             <w:r>
               <w:rPr>
-                <w:rFonts w:hint="eastAsia"/>
                 <w:noProof/>
                 <w:webHidden/>
               </w:rPr>
@@ -4953,52 +4471,33 @@
             </w:r>
             <w:r>
               <w:rPr>
-                <w:rFonts w:hint="eastAsia"/>
                 <w:noProof/>
                 <w:webHidden/>
               </w:rPr>
-              <w:instrText xml:space="preserve"> </w:instrText>
+              <w:instrText xml:space="preserve"> PAGEREF _Toc226405650 \h </w:instrText>
             </w:r>
             <w:r>
               <w:rPr>
                 <w:noProof/>
                 <w:webHidden/>
               </w:rPr>
-              <w:instrText>PAGEREF _Toc225935440 \h</w:instrText>
-            </w:r>
-            <w:r>
-              <w:rPr>
-                <w:rFonts w:hint="eastAsia"/>
+            </w:r>
+            <w:r>
+              <w:rPr>
                 <w:noProof/>
                 <w:webHidden/>
               </w:rPr>
-              <w:instrText xml:space="preserve"> </w:instrText>
-            </w:r>
-            <w:r>
-              <w:rPr>
-                <w:rFonts w:hint="eastAsia"/>
+              <w:fldChar w:fldCharType="separate"/>
+            </w:r>
+            <w:r>
+              <w:rPr>
                 <w:noProof/>
                 <w:webHidden/>
               </w:rPr>
-            </w:r>
-            <w:r>
-              <w:rPr>
-                <w:rFonts w:hint="eastAsia"/>
-                <w:noProof/>
-                <w:webHidden/>
-              </w:rPr>
-              <w:fldChar w:fldCharType="separate"/>
-            </w:r>
-            <w:r>
-              <w:rPr>
-                <w:noProof/>
-                <w:webHidden/>
-              </w:rPr>
               <w:t>15</w:t>
             </w:r>
             <w:r>
               <w:rPr>
-                <w:rFonts w:hint="eastAsia"/>
                 <w:noProof/>
                 <w:webHidden/>
               </w:rPr>
@@ -5024,18 +4523,18 @@
               <w14:ligatures w14:val="standardContextual"/>
             </w:rPr>
           </w:pPr>
-          <w:hyperlink w:anchor="_Toc225935441" w:history="1">
+          <w:hyperlink w:anchor="_Toc226405651" w:history="1">
             <w:r>
               <w:rPr>
                 <w:rStyle w:val="af6"/>
-                <w:rFonts w:ascii="STZhongsong" w:eastAsia="STZhongsong" w:hAnsi="STZhongsong" w:hint="eastAsia"/>
+                <w:rFonts w:ascii="华文中宋" w:eastAsia="华文中宋" w:hAnsi="华文中宋"/>
                 <w:noProof/>
               </w:rPr>
               <w:t>5.</w:t>
             </w:r>
             <w:r>
               <w:rPr>
-                <w:rFonts w:asciiTheme="minorHAnsi" w:eastAsiaTheme="minorEastAsia" w:hAnsiTheme="minorHAnsi" w:cstheme="minorBidi" w:hint="eastAsia"/>
+                <w:rFonts w:asciiTheme="minorHAnsi" w:eastAsiaTheme="minorEastAsia" w:hAnsiTheme="minorHAnsi" w:cstheme="minorBidi"/>
                 <w:b w:val="0"/>
                 <w:bCs w:val="0"/>
                 <w:caps w:val="0"/>
@@ -5049,14 +4548,29 @@
             <w:r>
               <w:rPr>
                 <w:rStyle w:val="af6"/>
-                <w:rFonts w:ascii="STZhongsong" w:eastAsia="STZhongsong" w:hAnsi="STZhongsong" w:hint="eastAsia"/>
-                <w:noProof/>
-              </w:rPr>
-              <w:t>性能需求</w:t>
-            </w:r>
-            <w:r>
-              <w:rPr>
-                <w:rFonts w:hint="eastAsia"/>
+                <w:rFonts w:ascii="华文中宋" w:eastAsia="华文中宋" w:hAnsi="华文中宋"/>
+                <w:noProof/>
+              </w:rPr>
+              <w:t>性</w:t>
+            </w:r>
+            <w:r>
+              <w:rPr>
+                <w:rStyle w:val="af6"/>
+                <w:rFonts w:ascii="华文中宋" w:eastAsia="华文中宋" w:hAnsi="华文中宋"/>
+                <w:noProof/>
+              </w:rPr>
+              <w:t>能</w:t>
+            </w:r>
+            <w:r>
+              <w:rPr>
+                <w:rStyle w:val="af6"/>
+                <w:rFonts w:ascii="华文中宋" w:eastAsia="华文中宋" w:hAnsi="华文中宋"/>
+                <w:noProof/>
+              </w:rPr>
+              <w:t>需求</w:t>
+            </w:r>
+            <w:r>
+              <w:rPr>
                 <w:noProof/>
                 <w:webHidden/>
               </w:rPr>
@@ -5064,7 +4578,6 @@
             </w:r>
             <w:r>
               <w:rPr>
-                <w:rFonts w:hint="eastAsia"/>
                 <w:noProof/>
                 <w:webHidden/>
               </w:rPr>
@@ -5072,52 +4585,33 @@
             </w:r>
             <w:r>
               <w:rPr>
-                <w:rFonts w:hint="eastAsia"/>
                 <w:noProof/>
                 <w:webHidden/>
               </w:rPr>
-              <w:instrText xml:space="preserve"> </w:instrText>
+              <w:instrText xml:space="preserve"> PAGEREF _Toc226405651 \h </w:instrText>
             </w:r>
             <w:r>
               <w:rPr>
                 <w:noProof/>
                 <w:webHidden/>
               </w:rPr>
-              <w:instrText>PAGEREF _Toc225935441 \h</w:instrText>
-            </w:r>
-            <w:r>
-              <w:rPr>
-                <w:rFonts w:hint="eastAsia"/>
+            </w:r>
+            <w:r>
+              <w:rPr>
                 <w:noProof/>
                 <w:webHidden/>
               </w:rPr>
-              <w:instrText xml:space="preserve"> </w:instrText>
-            </w:r>
-            <w:r>
-              <w:rPr>
-                <w:rFonts w:hint="eastAsia"/>
+              <w:fldChar w:fldCharType="separate"/>
+            </w:r>
+            <w:r>
+              <w:rPr>
                 <w:noProof/>
                 <w:webHidden/>
               </w:rPr>
-            </w:r>
-            <w:r>
-              <w:rPr>
-                <w:rFonts w:hint="eastAsia"/>
-                <w:noProof/>
-                <w:webHidden/>
-              </w:rPr>
-              <w:fldChar w:fldCharType="separate"/>
-            </w:r>
-            <w:r>
-              <w:rPr>
-                <w:noProof/>
-                <w:webHidden/>
-              </w:rPr>
               <w:t>16</w:t>
             </w:r>
             <w:r>
               <w:rPr>
-                <w:rFonts w:hint="eastAsia"/>
                 <w:noProof/>
                 <w:webHidden/>
               </w:rPr>
@@ -5143,18 +4637,18 @@
               <w14:ligatures w14:val="standardContextual"/>
             </w:rPr>
           </w:pPr>
-          <w:hyperlink w:anchor="_Toc225935442" w:history="1">
+          <w:hyperlink w:anchor="_Toc226405652" w:history="1">
             <w:r>
               <w:rPr>
                 <w:rStyle w:val="af6"/>
-                <w:rFonts w:ascii="STZhongsong" w:eastAsia="STZhongsong" w:hAnsi="STZhongsong" w:hint="eastAsia"/>
+                <w:rFonts w:ascii="华文中宋" w:eastAsia="华文中宋" w:hAnsi="华文中宋"/>
                 <w:noProof/>
               </w:rPr>
               <w:t>6.</w:t>
             </w:r>
             <w:r>
               <w:rPr>
-                <w:rFonts w:asciiTheme="minorHAnsi" w:eastAsiaTheme="minorEastAsia" w:hAnsiTheme="minorHAnsi" w:cstheme="minorBidi" w:hint="eastAsia"/>
+                <w:rFonts w:asciiTheme="minorHAnsi" w:eastAsiaTheme="minorEastAsia" w:hAnsiTheme="minorHAnsi" w:cstheme="minorBidi"/>
                 <w:b w:val="0"/>
                 <w:bCs w:val="0"/>
                 <w:caps w:val="0"/>
@@ -5168,14 +4662,13 @@
             <w:r>
               <w:rPr>
                 <w:rStyle w:val="af6"/>
-                <w:rFonts w:ascii="STZhongsong" w:eastAsia="STZhongsong" w:hAnsi="STZhongsong" w:hint="eastAsia"/>
+                <w:rFonts w:ascii="华文中宋" w:eastAsia="华文中宋" w:hAnsi="华文中宋"/>
                 <w:noProof/>
               </w:rPr>
               <w:t>其他非功能需求</w:t>
             </w:r>
             <w:r>
               <w:rPr>
-                <w:rFonts w:hint="eastAsia"/>
                 <w:noProof/>
                 <w:webHidden/>
               </w:rPr>
@@ -5183,7 +4676,6 @@
             </w:r>
             <w:r>
               <w:rPr>
-                <w:rFonts w:hint="eastAsia"/>
                 <w:noProof/>
                 <w:webHidden/>
               </w:rPr>
@@ -5191,52 +4683,33 @@
             </w:r>
             <w:r>
               <w:rPr>
-                <w:rFonts w:hint="eastAsia"/>
                 <w:noProof/>
                 <w:webHidden/>
               </w:rPr>
-              <w:instrText xml:space="preserve"> </w:instrText>
+              <w:instrText xml:space="preserve"> PAGEREF _Toc226405652 \h </w:instrText>
             </w:r>
             <w:r>
               <w:rPr>
                 <w:noProof/>
                 <w:webHidden/>
               </w:rPr>
-              <w:instrText>PAGEREF _Toc225935442 \h</w:instrText>
-            </w:r>
-            <w:r>
-              <w:rPr>
-                <w:rFonts w:hint="eastAsia"/>
+            </w:r>
+            <w:r>
+              <w:rPr>
                 <w:noProof/>
                 <w:webHidden/>
               </w:rPr>
-              <w:instrText xml:space="preserve"> </w:instrText>
-            </w:r>
-            <w:r>
-              <w:rPr>
-                <w:rFonts w:hint="eastAsia"/>
+              <w:fldChar w:fldCharType="separate"/>
+            </w:r>
+            <w:r>
+              <w:rPr>
                 <w:noProof/>
                 <w:webHidden/>
               </w:rPr>
-            </w:r>
-            <w:r>
-              <w:rPr>
-                <w:rFonts w:hint="eastAsia"/>
-                <w:noProof/>
-                <w:webHidden/>
-              </w:rPr>
-              <w:fldChar w:fldCharType="separate"/>
-            </w:r>
-            <w:r>
-              <w:rPr>
-                <w:noProof/>
-                <w:webHidden/>
-              </w:rPr>
               <w:t>17</w:t>
             </w:r>
             <w:r>
               <w:rPr>
-                <w:rFonts w:hint="eastAsia"/>
                 <w:noProof/>
                 <w:webHidden/>
               </w:rPr>
@@ -5260,11 +4733,10 @@
               <w14:ligatures w14:val="standardContextual"/>
             </w:rPr>
           </w:pPr>
-          <w:hyperlink w:anchor="_Toc225935443" w:history="1">
+          <w:hyperlink w:anchor="_Toc226405653" w:history="1">
             <w:r>
               <w:rPr>
                 <w:rStyle w:val="af6"/>
-                <w:rFonts w:hint="eastAsia"/>
                 <w:noProof/>
                 <w:lang w:eastAsia="zh"/>
               </w:rPr>
@@ -5272,7 +4744,7 @@
             </w:r>
             <w:r>
               <w:rPr>
-                <w:rFonts w:asciiTheme="minorHAnsi" w:eastAsiaTheme="minorEastAsia" w:hAnsiTheme="minorHAnsi" w:cstheme="minorBidi" w:hint="eastAsia"/>
+                <w:rFonts w:asciiTheme="minorHAnsi" w:eastAsiaTheme="minorEastAsia" w:hAnsiTheme="minorHAnsi" w:cstheme="minorBidi"/>
                 <w:smallCaps w:val="0"/>
                 <w:noProof/>
                 <w:sz w:val="22"/>
@@ -5284,7 +4756,6 @@
             <w:r>
               <w:rPr>
                 <w:rStyle w:val="af6"/>
-                <w:rFonts w:hint="eastAsia"/>
                 <w:noProof/>
                 <w:lang w:eastAsia="zh"/>
               </w:rPr>
@@ -5292,7 +4763,6 @@
             </w:r>
             <w:r>
               <w:rPr>
-                <w:rFonts w:hint="eastAsia"/>
                 <w:noProof/>
                 <w:webHidden/>
               </w:rPr>
@@ -5300,7 +4770,6 @@
             </w:r>
             <w:r>
               <w:rPr>
-                <w:rFonts w:hint="eastAsia"/>
                 <w:noProof/>
                 <w:webHidden/>
               </w:rPr>
@@ -5308,52 +4777,33 @@
             </w:r>
             <w:r>
               <w:rPr>
-                <w:rFonts w:hint="eastAsia"/>
                 <w:noProof/>
                 <w:webHidden/>
               </w:rPr>
-              <w:instrText xml:space="preserve"> </w:instrText>
+              <w:instrText xml:space="preserve"> PAGEREF _Toc226405653 \h </w:instrText>
             </w:r>
             <w:r>
               <w:rPr>
                 <w:noProof/>
                 <w:webHidden/>
               </w:rPr>
-              <w:instrText>PAGEREF _Toc225935443 \h</w:instrText>
-            </w:r>
-            <w:r>
-              <w:rPr>
-                <w:rFonts w:hint="eastAsia"/>
+            </w:r>
+            <w:r>
+              <w:rPr>
                 <w:noProof/>
                 <w:webHidden/>
               </w:rPr>
-              <w:instrText xml:space="preserve"> </w:instrText>
-            </w:r>
-            <w:r>
-              <w:rPr>
-                <w:rFonts w:hint="eastAsia"/>
+              <w:fldChar w:fldCharType="separate"/>
+            </w:r>
+            <w:r>
+              <w:rPr>
                 <w:noProof/>
                 <w:webHidden/>
               </w:rPr>
-            </w:r>
-            <w:r>
-              <w:rPr>
-                <w:rFonts w:hint="eastAsia"/>
-                <w:noProof/>
-                <w:webHidden/>
-              </w:rPr>
-              <w:fldChar w:fldCharType="separate"/>
-            </w:r>
-            <w:r>
-              <w:rPr>
-                <w:noProof/>
-                <w:webHidden/>
-              </w:rPr>
               <w:t>17</w:t>
             </w:r>
             <w:r>
               <w:rPr>
-                <w:rFonts w:hint="eastAsia"/>
                 <w:noProof/>
                 <w:webHidden/>
               </w:rPr>
@@ -5377,11 +4827,10 @@
               <w14:ligatures w14:val="standardContextual"/>
             </w:rPr>
           </w:pPr>
-          <w:hyperlink w:anchor="_Toc225935444" w:history="1">
+          <w:hyperlink w:anchor="_Toc226405654" w:history="1">
             <w:r>
               <w:rPr>
                 <w:rStyle w:val="af6"/>
-                <w:rFonts w:hint="eastAsia"/>
                 <w:noProof/>
                 <w:lang w:eastAsia="zh"/>
               </w:rPr>
@@ -5389,7 +4838,7 @@
             </w:r>
             <w:r>
               <w:rPr>
-                <w:rFonts w:asciiTheme="minorHAnsi" w:eastAsiaTheme="minorEastAsia" w:hAnsiTheme="minorHAnsi" w:cstheme="minorBidi" w:hint="eastAsia"/>
+                <w:rFonts w:asciiTheme="minorHAnsi" w:eastAsiaTheme="minorEastAsia" w:hAnsiTheme="minorHAnsi" w:cstheme="minorBidi"/>
                 <w:smallCaps w:val="0"/>
                 <w:noProof/>
                 <w:sz w:val="22"/>
@@ -5401,7 +4850,6 @@
             <w:r>
               <w:rPr>
                 <w:rStyle w:val="af6"/>
-                <w:rFonts w:hint="eastAsia"/>
                 <w:noProof/>
                 <w:lang w:eastAsia="zh"/>
               </w:rPr>
@@ -5409,7 +4857,6 @@
             </w:r>
             <w:r>
               <w:rPr>
-                <w:rFonts w:hint="eastAsia"/>
                 <w:noProof/>
                 <w:webHidden/>
               </w:rPr>
@@ -5417,7 +4864,6 @@
             </w:r>
             <w:r>
               <w:rPr>
-                <w:rFonts w:hint="eastAsia"/>
                 <w:noProof/>
                 <w:webHidden/>
               </w:rPr>
@@ -5425,52 +4871,33 @@
             </w:r>
             <w:r>
               <w:rPr>
-                <w:rFonts w:hint="eastAsia"/>
                 <w:noProof/>
                 <w:webHidden/>
               </w:rPr>
-              <w:instrText xml:space="preserve"> </w:instrText>
+              <w:instrText xml:space="preserve"> PAGEREF _Toc226405654 \h </w:instrText>
             </w:r>
             <w:r>
               <w:rPr>
                 <w:noProof/>
                 <w:webHidden/>
               </w:rPr>
-              <w:instrText>PAGEREF _Toc225935444 \h</w:instrText>
-            </w:r>
-            <w:r>
-              <w:rPr>
-                <w:rFonts w:hint="eastAsia"/>
+            </w:r>
+            <w:r>
+              <w:rPr>
                 <w:noProof/>
                 <w:webHidden/>
               </w:rPr>
-              <w:instrText xml:space="preserve"> </w:instrText>
-            </w:r>
-            <w:r>
-              <w:rPr>
-                <w:rFonts w:hint="eastAsia"/>
+              <w:fldChar w:fldCharType="separate"/>
+            </w:r>
+            <w:r>
+              <w:rPr>
                 <w:noProof/>
                 <w:webHidden/>
               </w:rPr>
-            </w:r>
-            <w:r>
-              <w:rPr>
-                <w:rFonts w:hint="eastAsia"/>
-                <w:noProof/>
-                <w:webHidden/>
-              </w:rPr>
-              <w:fldChar w:fldCharType="separate"/>
-            </w:r>
-            <w:r>
-              <w:rPr>
-                <w:noProof/>
-                <w:webHidden/>
-              </w:rPr>
               <w:t>18</w:t>
             </w:r>
             <w:r>
               <w:rPr>
-                <w:rFonts w:hint="eastAsia"/>
                 <w:noProof/>
                 <w:webHidden/>
               </w:rPr>
@@ -5494,11 +4921,10 @@
               <w14:ligatures w14:val="standardContextual"/>
             </w:rPr>
           </w:pPr>
-          <w:hyperlink w:anchor="_Toc225935445" w:history="1">
+          <w:hyperlink w:anchor="_Toc226405655" w:history="1">
             <w:r>
               <w:rPr>
                 <w:rStyle w:val="af6"/>
-                <w:rFonts w:hint="eastAsia"/>
                 <w:noProof/>
                 <w:lang w:eastAsia="zh"/>
               </w:rPr>
@@ -5506,7 +4932,7 @@
             </w:r>
             <w:r>
               <w:rPr>
-                <w:rFonts w:asciiTheme="minorHAnsi" w:eastAsiaTheme="minorEastAsia" w:hAnsiTheme="minorHAnsi" w:cstheme="minorBidi" w:hint="eastAsia"/>
+                <w:rFonts w:asciiTheme="minorHAnsi" w:eastAsiaTheme="minorEastAsia" w:hAnsiTheme="minorHAnsi" w:cstheme="minorBidi"/>
                 <w:smallCaps w:val="0"/>
                 <w:noProof/>
                 <w:sz w:val="22"/>
@@ -5518,7 +4944,6 @@
             <w:r>
               <w:rPr>
                 <w:rStyle w:val="af6"/>
-                <w:rFonts w:hint="eastAsia"/>
                 <w:noProof/>
                 <w:lang w:eastAsia="zh"/>
               </w:rPr>
@@ -5526,7 +4951,6 @@
             </w:r>
             <w:r>
               <w:rPr>
-                <w:rFonts w:hint="eastAsia"/>
                 <w:noProof/>
                 <w:webHidden/>
               </w:rPr>
@@ -5534,7 +4958,6 @@
             </w:r>
             <w:r>
               <w:rPr>
-                <w:rFonts w:hint="eastAsia"/>
                 <w:noProof/>
                 <w:webHidden/>
               </w:rPr>
@@ -5542,52 +4965,33 @@
             </w:r>
             <w:r>
               <w:rPr>
-                <w:rFonts w:hint="eastAsia"/>
                 <w:noProof/>
                 <w:webHidden/>
               </w:rPr>
-              <w:instrText xml:space="preserve"> </w:instrText>
+              <w:instrText xml:space="preserve"> PAGEREF _Toc226405655 \h </w:instrText>
             </w:r>
             <w:r>
               <w:rPr>
                 <w:noProof/>
                 <w:webHidden/>
               </w:rPr>
-              <w:instrText>PAGEREF _Toc225935445 \h</w:instrText>
-            </w:r>
-            <w:r>
-              <w:rPr>
-                <w:rFonts w:hint="eastAsia"/>
+            </w:r>
+            <w:r>
+              <w:rPr>
                 <w:noProof/>
                 <w:webHidden/>
               </w:rPr>
-              <w:instrText xml:space="preserve"> </w:instrText>
-            </w:r>
-            <w:r>
-              <w:rPr>
-                <w:rFonts w:hint="eastAsia"/>
+              <w:fldChar w:fldCharType="separate"/>
+            </w:r>
+            <w:r>
+              <w:rPr>
                 <w:noProof/>
                 <w:webHidden/>
               </w:rPr>
-            </w:r>
-            <w:r>
-              <w:rPr>
-                <w:rFonts w:hint="eastAsia"/>
-                <w:noProof/>
-                <w:webHidden/>
-              </w:rPr>
-              <w:fldChar w:fldCharType="separate"/>
-            </w:r>
-            <w:r>
-              <w:rPr>
-                <w:noProof/>
-                <w:webHidden/>
-              </w:rPr>
               <w:t>18</w:t>
             </w:r>
             <w:r>
               <w:rPr>
-                <w:rFonts w:hint="eastAsia"/>
                 <w:noProof/>
                 <w:webHidden/>
               </w:rPr>
@@ -5611,11 +5015,10 @@
               <w14:ligatures w14:val="standardContextual"/>
             </w:rPr>
           </w:pPr>
-          <w:hyperlink w:anchor="_Toc225935446" w:history="1">
+          <w:hyperlink w:anchor="_Toc226405656" w:history="1">
             <w:r>
               <w:rPr>
                 <w:rStyle w:val="af6"/>
-                <w:rFonts w:hint="eastAsia"/>
                 <w:noProof/>
                 <w:lang w:eastAsia="zh"/>
               </w:rPr>
@@ -5623,7 +5026,7 @@
             </w:r>
             <w:r>
               <w:rPr>
-                <w:rFonts w:asciiTheme="minorHAnsi" w:eastAsiaTheme="minorEastAsia" w:hAnsiTheme="minorHAnsi" w:cstheme="minorBidi" w:hint="eastAsia"/>
+                <w:rFonts w:asciiTheme="minorHAnsi" w:eastAsiaTheme="minorEastAsia" w:hAnsiTheme="minorHAnsi" w:cstheme="minorBidi"/>
                 <w:smallCaps w:val="0"/>
                 <w:noProof/>
                 <w:sz w:val="22"/>
@@ -5635,7 +5038,6 @@
             <w:r>
               <w:rPr>
                 <w:rStyle w:val="af6"/>
-                <w:rFonts w:hint="eastAsia"/>
                 <w:noProof/>
                 <w:lang w:eastAsia="zh"/>
               </w:rPr>
@@ -5643,7 +5045,6 @@
             </w:r>
             <w:r>
               <w:rPr>
-                <w:rFonts w:hint="eastAsia"/>
                 <w:noProof/>
                 <w:webHidden/>
               </w:rPr>
@@ -5651,7 +5052,6 @@
             </w:r>
             <w:r>
               <w:rPr>
-                <w:rFonts w:hint="eastAsia"/>
                 <w:noProof/>
                 <w:webHidden/>
               </w:rPr>
@@ -5659,52 +5059,33 @@
             </w:r>
             <w:r>
               <w:rPr>
-                <w:rFonts w:hint="eastAsia"/>
                 <w:noProof/>
                 <w:webHidden/>
               </w:rPr>
-              <w:instrText xml:space="preserve"> </w:instrText>
+              <w:instrText xml:space="preserve"> PAGEREF _Toc226405656 \h </w:instrText>
             </w:r>
             <w:r>
               <w:rPr>
                 <w:noProof/>
                 <w:webHidden/>
               </w:rPr>
-              <w:instrText>PAGEREF _Toc225935446 \h</w:instrText>
-            </w:r>
-            <w:r>
-              <w:rPr>
-                <w:rFonts w:hint="eastAsia"/>
+            </w:r>
+            <w:r>
+              <w:rPr>
                 <w:noProof/>
                 <w:webHidden/>
               </w:rPr>
-              <w:instrText xml:space="preserve"> </w:instrText>
-            </w:r>
-            <w:r>
-              <w:rPr>
-                <w:rFonts w:hint="eastAsia"/>
+              <w:fldChar w:fldCharType="separate"/>
+            </w:r>
+            <w:r>
+              <w:rPr>
                 <w:noProof/>
                 <w:webHidden/>
               </w:rPr>
-            </w:r>
-            <w:r>
-              <w:rPr>
-                <w:rFonts w:hint="eastAsia"/>
-                <w:noProof/>
-                <w:webHidden/>
-              </w:rPr>
-              <w:fldChar w:fldCharType="separate"/>
-            </w:r>
-            <w:r>
-              <w:rPr>
-                <w:noProof/>
-                <w:webHidden/>
-              </w:rPr>
               <w:t>19</w:t>
             </w:r>
             <w:r>
               <w:rPr>
-                <w:rFonts w:hint="eastAsia"/>
                 <w:noProof/>
                 <w:webHidden/>
               </w:rPr>
@@ -5728,11 +5109,10 @@
               <w14:ligatures w14:val="standardContextual"/>
             </w:rPr>
           </w:pPr>
-          <w:hyperlink w:anchor="_Toc225935447" w:history="1">
+          <w:hyperlink w:anchor="_Toc226405657" w:history="1">
             <w:r>
               <w:rPr>
                 <w:rStyle w:val="af6"/>
-                <w:rFonts w:hint="eastAsia"/>
                 <w:noProof/>
                 <w:lang w:eastAsia="zh"/>
               </w:rPr>
@@ -5740,7 +5120,7 @@
             </w:r>
             <w:r>
               <w:rPr>
-                <w:rFonts w:asciiTheme="minorHAnsi" w:eastAsiaTheme="minorEastAsia" w:hAnsiTheme="minorHAnsi" w:cstheme="minorBidi" w:hint="eastAsia"/>
+                <w:rFonts w:asciiTheme="minorHAnsi" w:eastAsiaTheme="minorEastAsia" w:hAnsiTheme="minorHAnsi" w:cstheme="minorBidi"/>
                 <w:smallCaps w:val="0"/>
                 <w:noProof/>
                 <w:sz w:val="22"/>
@@ -5752,7 +5132,6 @@
             <w:r>
               <w:rPr>
                 <w:rStyle w:val="af6"/>
-                <w:rFonts w:hint="eastAsia"/>
                 <w:noProof/>
                 <w:lang w:eastAsia="zh"/>
               </w:rPr>
@@ -5760,7 +5139,6 @@
             </w:r>
             <w:r>
               <w:rPr>
-                <w:rFonts w:hint="eastAsia"/>
                 <w:noProof/>
                 <w:webHidden/>
               </w:rPr>
@@ -5768,7 +5146,6 @@
             </w:r>
             <w:r>
               <w:rPr>
-                <w:rFonts w:hint="eastAsia"/>
                 <w:noProof/>
                 <w:webHidden/>
               </w:rPr>
@@ -5776,52 +5153,33 @@
             </w:r>
             <w:r>
               <w:rPr>
-                <w:rFonts w:hint="eastAsia"/>
                 <w:noProof/>
                 <w:webHidden/>
               </w:rPr>
-              <w:instrText xml:space="preserve"> </w:instrText>
+              <w:instrText xml:space="preserve"> PAGEREF _Toc226405657 \h </w:instrText>
             </w:r>
             <w:r>
               <w:rPr>
                 <w:noProof/>
                 <w:webHidden/>
               </w:rPr>
-              <w:instrText>PAGEREF _Toc225935447 \h</w:instrText>
-            </w:r>
-            <w:r>
-              <w:rPr>
-                <w:rFonts w:hint="eastAsia"/>
+            </w:r>
+            <w:r>
+              <w:rPr>
                 <w:noProof/>
                 <w:webHidden/>
               </w:rPr>
-              <w:instrText xml:space="preserve"> </w:instrText>
-            </w:r>
-            <w:r>
-              <w:rPr>
-                <w:rFonts w:hint="eastAsia"/>
+              <w:fldChar w:fldCharType="separate"/>
+            </w:r>
+            <w:r>
+              <w:rPr>
                 <w:noProof/>
                 <w:webHidden/>
               </w:rPr>
-            </w:r>
-            <w:r>
-              <w:rPr>
-                <w:rFonts w:hint="eastAsia"/>
-                <w:noProof/>
-                <w:webHidden/>
-              </w:rPr>
-              <w:fldChar w:fldCharType="separate"/>
-            </w:r>
-            <w:r>
-              <w:rPr>
-                <w:noProof/>
-                <w:webHidden/>
-              </w:rPr>
               <w:t>19</w:t>
             </w:r>
             <w:r>
               <w:rPr>
-                <w:rFonts w:hint="eastAsia"/>
                 <w:noProof/>
                 <w:webHidden/>
               </w:rPr>
@@ -5845,11 +5203,10 @@
               <w14:ligatures w14:val="standardContextual"/>
             </w:rPr>
           </w:pPr>
-          <w:hyperlink w:anchor="_Toc225935448" w:history="1">
+          <w:hyperlink w:anchor="_Toc226405658" w:history="1">
             <w:r>
               <w:rPr>
                 <w:rStyle w:val="af6"/>
-                <w:rFonts w:hint="eastAsia"/>
                 <w:noProof/>
                 <w:lang w:eastAsia="zh"/>
               </w:rPr>
@@ -5857,7 +5214,7 @@
             </w:r>
             <w:r>
               <w:rPr>
-                <w:rFonts w:asciiTheme="minorHAnsi" w:eastAsiaTheme="minorEastAsia" w:hAnsiTheme="minorHAnsi" w:cstheme="minorBidi" w:hint="eastAsia"/>
+                <w:rFonts w:asciiTheme="minorHAnsi" w:eastAsiaTheme="minorEastAsia" w:hAnsiTheme="minorHAnsi" w:cstheme="minorBidi"/>
                 <w:smallCaps w:val="0"/>
                 <w:noProof/>
                 <w:sz w:val="22"/>
@@ -5869,7 +5226,6 @@
             <w:r>
               <w:rPr>
                 <w:rStyle w:val="af6"/>
-                <w:rFonts w:hint="eastAsia"/>
                 <w:noProof/>
                 <w:lang w:eastAsia="zh"/>
               </w:rPr>
@@ -5877,7 +5233,6 @@
             </w:r>
             <w:r>
               <w:rPr>
-                <w:rFonts w:hint="eastAsia"/>
                 <w:noProof/>
                 <w:webHidden/>
               </w:rPr>
@@ -5885,7 +5240,6 @@
             </w:r>
             <w:r>
               <w:rPr>
-                <w:rFonts w:hint="eastAsia"/>
                 <w:noProof/>
                 <w:webHidden/>
               </w:rPr>
@@ -5893,52 +5247,33 @@
             </w:r>
             <w:r>
               <w:rPr>
-                <w:rFonts w:hint="eastAsia"/>
                 <w:noProof/>
                 <w:webHidden/>
               </w:rPr>
-              <w:instrText xml:space="preserve"> </w:instrText>
+              <w:instrText xml:space="preserve"> PAGEREF _Toc226405658 \h </w:instrText>
             </w:r>
             <w:r>
               <w:rPr>
                 <w:noProof/>
                 <w:webHidden/>
               </w:rPr>
-              <w:instrText>PAGEREF _Toc225935448 \h</w:instrText>
-            </w:r>
-            <w:r>
-              <w:rPr>
-                <w:rFonts w:hint="eastAsia"/>
+            </w:r>
+            <w:r>
+              <w:rPr>
                 <w:noProof/>
                 <w:webHidden/>
               </w:rPr>
-              <w:instrText xml:space="preserve"> </w:instrText>
-            </w:r>
-            <w:r>
-              <w:rPr>
-                <w:rFonts w:hint="eastAsia"/>
+              <w:fldChar w:fldCharType="separate"/>
+            </w:r>
+            <w:r>
+              <w:rPr>
                 <w:noProof/>
                 <w:webHidden/>
               </w:rPr>
-            </w:r>
-            <w:r>
-              <w:rPr>
-                <w:rFonts w:hint="eastAsia"/>
-                <w:noProof/>
-                <w:webHidden/>
-              </w:rPr>
-              <w:fldChar w:fldCharType="separate"/>
-            </w:r>
-            <w:r>
-              <w:rPr>
-                <w:noProof/>
-                <w:webHidden/>
-              </w:rPr>
               <w:t>19</w:t>
             </w:r>
             <w:r>
               <w:rPr>
-                <w:rFonts w:hint="eastAsia"/>
                 <w:noProof/>
                 <w:webHidden/>
               </w:rPr>
@@ -5962,18 +5297,17 @@
               <w14:ligatures w14:val="standardContextual"/>
             </w:rPr>
           </w:pPr>
-          <w:hyperlink w:anchor="_Toc225935449" w:history="1">
+          <w:hyperlink w:anchor="_Toc226405659" w:history="1">
             <w:r>
               <w:rPr>
                 <w:rStyle w:val="af6"/>
-                <w:rFonts w:hint="eastAsia"/>
                 <w:noProof/>
               </w:rPr>
               <w:t>6.7.</w:t>
             </w:r>
             <w:r>
               <w:rPr>
-                <w:rFonts w:asciiTheme="minorHAnsi" w:eastAsiaTheme="minorEastAsia" w:hAnsiTheme="minorHAnsi" w:cstheme="minorBidi" w:hint="eastAsia"/>
+                <w:rFonts w:asciiTheme="minorHAnsi" w:eastAsiaTheme="minorEastAsia" w:hAnsiTheme="minorHAnsi" w:cstheme="minorBidi"/>
                 <w:smallCaps w:val="0"/>
                 <w:noProof/>
                 <w:sz w:val="22"/>
@@ -5985,7 +5319,6 @@
             <w:r>
               <w:rPr>
                 <w:rStyle w:val="af6"/>
-                <w:rFonts w:hint="eastAsia"/>
                 <w:noProof/>
                 <w:lang w:eastAsia="zh"/>
               </w:rPr>
@@ -5993,7 +5326,6 @@
             </w:r>
             <w:r>
               <w:rPr>
-                <w:rFonts w:hint="eastAsia"/>
                 <w:noProof/>
                 <w:webHidden/>
               </w:rPr>
@@ -6001,7 +5333,6 @@
             </w:r>
             <w:r>
               <w:rPr>
-                <w:rFonts w:hint="eastAsia"/>
                 <w:noProof/>
                 <w:webHidden/>
               </w:rPr>
@@ -6009,52 +5340,33 @@
             </w:r>
             <w:r>
               <w:rPr>
-                <w:rFonts w:hint="eastAsia"/>
                 <w:noProof/>
                 <w:webHidden/>
               </w:rPr>
-              <w:instrText xml:space="preserve"> </w:instrText>
+              <w:instrText xml:space="preserve"> PAGEREF _Toc226405659 \h </w:instrText>
             </w:r>
             <w:r>
               <w:rPr>
                 <w:noProof/>
                 <w:webHidden/>
               </w:rPr>
-              <w:instrText>PAGEREF _Toc225935449 \h</w:instrText>
-            </w:r>
-            <w:r>
-              <w:rPr>
-                <w:rFonts w:hint="eastAsia"/>
+            </w:r>
+            <w:r>
+              <w:rPr>
                 <w:noProof/>
                 <w:webHidden/>
               </w:rPr>
-              <w:instrText xml:space="preserve"> </w:instrText>
-            </w:r>
-            <w:r>
-              <w:rPr>
-                <w:rFonts w:hint="eastAsia"/>
+              <w:fldChar w:fldCharType="separate"/>
+            </w:r>
+            <w:r>
+              <w:rPr>
                 <w:noProof/>
                 <w:webHidden/>
               </w:rPr>
-            </w:r>
-            <w:r>
-              <w:rPr>
-                <w:rFonts w:hint="eastAsia"/>
-                <w:noProof/>
-                <w:webHidden/>
-              </w:rPr>
-              <w:fldChar w:fldCharType="separate"/>
-            </w:r>
-            <w:r>
-              <w:rPr>
-                <w:noProof/>
-                <w:webHidden/>
-              </w:rPr>
               <w:t>20</w:t>
             </w:r>
             <w:r>
               <w:rPr>
-                <w:rFonts w:hint="eastAsia"/>
                 <w:noProof/>
                 <w:webHidden/>
               </w:rPr>
@@ -6078,11 +5390,10 @@
               <w14:ligatures w14:val="standardContextual"/>
             </w:rPr>
           </w:pPr>
-          <w:hyperlink w:anchor="_Toc225935450" w:history="1">
+          <w:hyperlink w:anchor="_Toc226405660" w:history="1">
             <w:r>
               <w:rPr>
                 <w:rStyle w:val="af6"/>
-                <w:rFonts w:hint="eastAsia"/>
                 <w:noProof/>
                 <w:lang w:eastAsia="zh"/>
               </w:rPr>
@@ -6090,7 +5401,7 @@
             </w:r>
             <w:r>
               <w:rPr>
-                <w:rFonts w:asciiTheme="minorHAnsi" w:eastAsiaTheme="minorEastAsia" w:hAnsiTheme="minorHAnsi" w:cstheme="minorBidi" w:hint="eastAsia"/>
+                <w:rFonts w:asciiTheme="minorHAnsi" w:eastAsiaTheme="minorEastAsia" w:hAnsiTheme="minorHAnsi" w:cstheme="minorBidi"/>
                 <w:smallCaps w:val="0"/>
                 <w:noProof/>
                 <w:sz w:val="22"/>
@@ -6102,7 +5413,6 @@
             <w:r>
               <w:rPr>
                 <w:rStyle w:val="af6"/>
-                <w:rFonts w:hint="eastAsia"/>
                 <w:noProof/>
                 <w:lang w:eastAsia="zh"/>
               </w:rPr>
@@ -6110,7 +5420,6 @@
             </w:r>
             <w:r>
               <w:rPr>
-                <w:rFonts w:hint="eastAsia"/>
                 <w:noProof/>
                 <w:webHidden/>
               </w:rPr>
@@ -6118,7 +5427,6 @@
             </w:r>
             <w:r>
               <w:rPr>
-                <w:rFonts w:hint="eastAsia"/>
                 <w:noProof/>
                 <w:webHidden/>
               </w:rPr>
@@ -6126,52 +5434,33 @@
             </w:r>
             <w:r>
               <w:rPr>
-                <w:rFonts w:hint="eastAsia"/>
                 <w:noProof/>
                 <w:webHidden/>
               </w:rPr>
-              <w:instrText xml:space="preserve"> </w:instrText>
+              <w:instrText xml:space="preserve"> PAGEREF _Toc226405660 \h </w:instrText>
             </w:r>
             <w:r>
               <w:rPr>
                 <w:noProof/>
                 <w:webHidden/>
               </w:rPr>
-              <w:instrText>PAGEREF _Toc225935450 \h</w:instrText>
-            </w:r>
-            <w:r>
-              <w:rPr>
-                <w:rFonts w:hint="eastAsia"/>
+            </w:r>
+            <w:r>
+              <w:rPr>
                 <w:noProof/>
                 <w:webHidden/>
               </w:rPr>
-              <w:instrText xml:space="preserve"> </w:instrText>
-            </w:r>
-            <w:r>
-              <w:rPr>
-                <w:rFonts w:hint="eastAsia"/>
+              <w:fldChar w:fldCharType="separate"/>
+            </w:r>
+            <w:r>
+              <w:rPr>
                 <w:noProof/>
                 <w:webHidden/>
               </w:rPr>
-            </w:r>
-            <w:r>
-              <w:rPr>
-                <w:rFonts w:hint="eastAsia"/>
-                <w:noProof/>
-                <w:webHidden/>
-              </w:rPr>
-              <w:fldChar w:fldCharType="separate"/>
-            </w:r>
-            <w:r>
-              <w:rPr>
-                <w:noProof/>
-                <w:webHidden/>
-              </w:rPr>
               <w:t>20</w:t>
             </w:r>
             <w:r>
               <w:rPr>
-                <w:rFonts w:hint="eastAsia"/>
                 <w:noProof/>
                 <w:webHidden/>
               </w:rPr>
@@ -6195,11 +5484,10 @@
               <w14:ligatures w14:val="standardContextual"/>
             </w:rPr>
           </w:pPr>
-          <w:hyperlink w:anchor="_Toc225935451" w:history="1">
+          <w:hyperlink w:anchor="_Toc226405661" w:history="1">
             <w:r>
               <w:rPr>
                 <w:rStyle w:val="af6"/>
-                <w:rFonts w:hint="eastAsia"/>
                 <w:noProof/>
                 <w:lang w:eastAsia="zh"/>
               </w:rPr>
@@ -6207,7 +5495,7 @@
             </w:r>
             <w:r>
               <w:rPr>
-                <w:rFonts w:asciiTheme="minorHAnsi" w:eastAsiaTheme="minorEastAsia" w:hAnsiTheme="minorHAnsi" w:cstheme="minorBidi" w:hint="eastAsia"/>
+                <w:rFonts w:asciiTheme="minorHAnsi" w:eastAsiaTheme="minorEastAsia" w:hAnsiTheme="minorHAnsi" w:cstheme="minorBidi"/>
                 <w:smallCaps w:val="0"/>
                 <w:noProof/>
                 <w:sz w:val="22"/>
@@ -6219,7 +5507,6 @@
             <w:r>
               <w:rPr>
                 <w:rStyle w:val="af6"/>
-                <w:rFonts w:hint="eastAsia"/>
                 <w:noProof/>
                 <w:lang w:eastAsia="zh"/>
               </w:rPr>
@@ -6227,7 +5514,6 @@
             </w:r>
             <w:r>
               <w:rPr>
-                <w:rFonts w:hint="eastAsia"/>
                 <w:noProof/>
                 <w:webHidden/>
               </w:rPr>
@@ -6235,7 +5521,6 @@
             </w:r>
             <w:r>
               <w:rPr>
-                <w:rFonts w:hint="eastAsia"/>
                 <w:noProof/>
                 <w:webHidden/>
               </w:rPr>
@@ -6243,52 +5528,33 @@
             </w:r>
             <w:r>
               <w:rPr>
-                <w:rFonts w:hint="eastAsia"/>
                 <w:noProof/>
                 <w:webHidden/>
               </w:rPr>
-              <w:instrText xml:space="preserve"> </w:instrText>
+              <w:instrText xml:space="preserve"> PAGEREF _Toc226405661 \h </w:instrText>
             </w:r>
             <w:r>
               <w:rPr>
                 <w:noProof/>
                 <w:webHidden/>
               </w:rPr>
-              <w:instrText>PAGEREF _Toc225935451 \h</w:instrText>
-            </w:r>
-            <w:r>
-              <w:rPr>
-                <w:rFonts w:hint="eastAsia"/>
+            </w:r>
+            <w:r>
+              <w:rPr>
                 <w:noProof/>
                 <w:webHidden/>
               </w:rPr>
-              <w:instrText xml:space="preserve"> </w:instrText>
-            </w:r>
-            <w:r>
-              <w:rPr>
-                <w:rFonts w:hint="eastAsia"/>
+              <w:fldChar w:fldCharType="separate"/>
+            </w:r>
+            <w:r>
+              <w:rPr>
                 <w:noProof/>
                 <w:webHidden/>
               </w:rPr>
-            </w:r>
-            <w:r>
-              <w:rPr>
-                <w:rFonts w:hint="eastAsia"/>
-                <w:noProof/>
-                <w:webHidden/>
-              </w:rPr>
-              <w:fldChar w:fldCharType="separate"/>
-            </w:r>
-            <w:r>
-              <w:rPr>
-                <w:noProof/>
-                <w:webHidden/>
-              </w:rPr>
-              <w:t>20</w:t>
-            </w:r>
-            <w:r>
-              <w:rPr>
-                <w:rFonts w:hint="eastAsia"/>
+              <w:t>21</w:t>
+            </w:r>
+            <w:r>
+              <w:rPr>
                 <w:noProof/>
                 <w:webHidden/>
               </w:rPr>
@@ -6314,18 +5580,18 @@
               <w14:ligatures w14:val="standardContextual"/>
             </w:rPr>
           </w:pPr>
-          <w:hyperlink w:anchor="_Toc225935452" w:history="1">
+          <w:hyperlink w:anchor="_Toc226405662" w:history="1">
             <w:r>
               <w:rPr>
                 <w:rStyle w:val="af6"/>
-                <w:rFonts w:ascii="STZhongsong" w:eastAsia="STZhongsong" w:hAnsi="STZhongsong" w:hint="eastAsia"/>
+                <w:rFonts w:ascii="华文中宋" w:eastAsia="华文中宋" w:hAnsi="华文中宋"/>
                 <w:noProof/>
               </w:rPr>
               <w:t>7.</w:t>
             </w:r>
             <w:r>
               <w:rPr>
-                <w:rFonts w:asciiTheme="minorHAnsi" w:eastAsiaTheme="minorEastAsia" w:hAnsiTheme="minorHAnsi" w:cstheme="minorBidi" w:hint="eastAsia"/>
+                <w:rFonts w:asciiTheme="minorHAnsi" w:eastAsiaTheme="minorEastAsia" w:hAnsiTheme="minorHAnsi" w:cstheme="minorBidi"/>
                 <w:b w:val="0"/>
                 <w:bCs w:val="0"/>
                 <w:caps w:val="0"/>
@@ -6339,14 +5605,13 @@
             <w:r>
               <w:rPr>
                 <w:rStyle w:val="af6"/>
-                <w:rFonts w:ascii="STZhongsong" w:eastAsia="STZhongsong" w:hAnsi="STZhongsong" w:hint="eastAsia"/>
+                <w:rFonts w:ascii="华文中宋" w:eastAsia="华文中宋" w:hAnsi="华文中宋"/>
                 <w:noProof/>
               </w:rPr>
               <w:t>附录 A：术语表</w:t>
             </w:r>
             <w:r>
               <w:rPr>
-                <w:rFonts w:hint="eastAsia"/>
                 <w:noProof/>
                 <w:webHidden/>
               </w:rPr>
@@ -6354,7 +5619,6 @@
             </w:r>
             <w:r>
               <w:rPr>
-                <w:rFonts w:hint="eastAsia"/>
                 <w:noProof/>
                 <w:webHidden/>
               </w:rPr>
@@ -6362,52 +5626,33 @@
             </w:r>
             <w:r>
               <w:rPr>
-                <w:rFonts w:hint="eastAsia"/>
                 <w:noProof/>
                 <w:webHidden/>
               </w:rPr>
-              <w:instrText xml:space="preserve"> </w:instrText>
+              <w:instrText xml:space="preserve"> PAGEREF _Toc226405662 \h </w:instrText>
             </w:r>
             <w:r>
               <w:rPr>
                 <w:noProof/>
                 <w:webHidden/>
               </w:rPr>
-              <w:instrText>PAGEREF _Toc225935452 \h</w:instrText>
-            </w:r>
-            <w:r>
-              <w:rPr>
-                <w:rFonts w:hint="eastAsia"/>
+            </w:r>
+            <w:r>
+              <w:rPr>
                 <w:noProof/>
                 <w:webHidden/>
               </w:rPr>
-              <w:instrText xml:space="preserve"> </w:instrText>
-            </w:r>
-            <w:r>
-              <w:rPr>
-                <w:rFonts w:hint="eastAsia"/>
+              <w:fldChar w:fldCharType="separate"/>
+            </w:r>
+            <w:r>
+              <w:rPr>
                 <w:noProof/>
                 <w:webHidden/>
               </w:rPr>
-            </w:r>
-            <w:r>
-              <w:rPr>
-                <w:rFonts w:hint="eastAsia"/>
-                <w:noProof/>
-                <w:webHidden/>
-              </w:rPr>
-              <w:fldChar w:fldCharType="separate"/>
-            </w:r>
-            <w:r>
-              <w:rPr>
-                <w:noProof/>
-                <w:webHidden/>
-              </w:rPr>
               <w:t>21</w:t>
             </w:r>
             <w:r>
               <w:rPr>
-                <w:rFonts w:hint="eastAsia"/>
                 <w:noProof/>
                 <w:webHidden/>
               </w:rPr>
@@ -6433,18 +5678,18 @@
               <w14:ligatures w14:val="standardContextual"/>
             </w:rPr>
           </w:pPr>
-          <w:hyperlink w:anchor="_Toc225935453" w:history="1">
+          <w:hyperlink w:anchor="_Toc226405663" w:history="1">
             <w:r>
               <w:rPr>
                 <w:rStyle w:val="af6"/>
-                <w:rFonts w:ascii="STZhongsong" w:eastAsia="STZhongsong" w:hAnsi="STZhongsong" w:hint="eastAsia"/>
+                <w:rFonts w:ascii="华文中宋" w:eastAsia="华文中宋" w:hAnsi="华文中宋"/>
                 <w:noProof/>
               </w:rPr>
               <w:t>8.</w:t>
             </w:r>
             <w:r>
               <w:rPr>
-                <w:rFonts w:asciiTheme="minorHAnsi" w:eastAsiaTheme="minorEastAsia" w:hAnsiTheme="minorHAnsi" w:cstheme="minorBidi" w:hint="eastAsia"/>
+                <w:rFonts w:asciiTheme="minorHAnsi" w:eastAsiaTheme="minorEastAsia" w:hAnsiTheme="minorHAnsi" w:cstheme="minorBidi"/>
                 <w:b w:val="0"/>
                 <w:bCs w:val="0"/>
                 <w:caps w:val="0"/>
@@ -6458,14 +5703,13 @@
             <w:r>
               <w:rPr>
                 <w:rStyle w:val="af6"/>
-                <w:rFonts w:ascii="STZhongsong" w:eastAsia="STZhongsong" w:hAnsi="STZhongsong" w:hint="eastAsia"/>
+                <w:rFonts w:ascii="华文中宋" w:eastAsia="华文中宋" w:hAnsi="华文中宋"/>
                 <w:noProof/>
               </w:rPr>
               <w:t>附录 B：需求跟踪矩阵</w:t>
             </w:r>
             <w:r>
               <w:rPr>
-                <w:rFonts w:hint="eastAsia"/>
                 <w:noProof/>
                 <w:webHidden/>
               </w:rPr>
@@ -6473,7 +5717,6 @@
             </w:r>
             <w:r>
               <w:rPr>
-                <w:rFonts w:hint="eastAsia"/>
                 <w:noProof/>
                 <w:webHidden/>
               </w:rPr>
@@ -6481,52 +5724,33 @@
             </w:r>
             <w:r>
               <w:rPr>
-                <w:rFonts w:hint="eastAsia"/>
                 <w:noProof/>
                 <w:webHidden/>
               </w:rPr>
-              <w:instrText xml:space="preserve"> </w:instrText>
+              <w:instrText xml:space="preserve"> PAGEREF _Toc226405663 \h </w:instrText>
             </w:r>
             <w:r>
               <w:rPr>
                 <w:noProof/>
                 <w:webHidden/>
               </w:rPr>
-              <w:instrText>PAGEREF _Toc225935453 \h</w:instrText>
-            </w:r>
-            <w:r>
-              <w:rPr>
-                <w:rFonts w:hint="eastAsia"/>
+            </w:r>
+            <w:r>
+              <w:rPr>
                 <w:noProof/>
                 <w:webHidden/>
               </w:rPr>
-              <w:instrText xml:space="preserve"> </w:instrText>
-            </w:r>
-            <w:r>
-              <w:rPr>
-                <w:rFonts w:hint="eastAsia"/>
+              <w:fldChar w:fldCharType="separate"/>
+            </w:r>
+            <w:r>
+              <w:rPr>
                 <w:noProof/>
                 <w:webHidden/>
               </w:rPr>
-            </w:r>
-            <w:r>
-              <w:rPr>
-                <w:rFonts w:hint="eastAsia"/>
-                <w:noProof/>
-                <w:webHidden/>
-              </w:rPr>
-              <w:fldChar w:fldCharType="separate"/>
-            </w:r>
-            <w:r>
-              <w:rPr>
-                <w:noProof/>
-                <w:webHidden/>
-              </w:rPr>
-              <w:t>21</w:t>
-            </w:r>
-            <w:r>
-              <w:rPr>
-                <w:rFonts w:hint="eastAsia"/>
+              <w:t>22</w:t>
+            </w:r>
+            <w:r>
+              <w:rPr>
                 <w:noProof/>
                 <w:webHidden/>
               </w:rPr>
@@ -6550,11 +5774,10 @@
               <w14:ligatures w14:val="standardContextual"/>
             </w:rPr>
           </w:pPr>
-          <w:hyperlink w:anchor="_Toc225935454" w:history="1">
+          <w:hyperlink w:anchor="_Toc226405664" w:history="1">
             <w:r>
               <w:rPr>
                 <w:rStyle w:val="af6"/>
-                <w:rFonts w:hint="eastAsia"/>
                 <w:noProof/>
                 <w:lang w:eastAsia="zh"/>
               </w:rPr>
@@ -6562,7 +5785,7 @@
             </w:r>
             <w:r>
               <w:rPr>
-                <w:rFonts w:asciiTheme="minorHAnsi" w:eastAsiaTheme="minorEastAsia" w:hAnsiTheme="minorHAnsi" w:cstheme="minorBidi" w:hint="eastAsia"/>
+                <w:rFonts w:asciiTheme="minorHAnsi" w:eastAsiaTheme="minorEastAsia" w:hAnsiTheme="minorHAnsi" w:cstheme="minorBidi"/>
                 <w:smallCaps w:val="0"/>
                 <w:noProof/>
                 <w:sz w:val="22"/>
@@ -6574,7 +5797,6 @@
             <w:r>
               <w:rPr>
                 <w:rStyle w:val="af6"/>
-                <w:rFonts w:hint="eastAsia"/>
                 <w:noProof/>
                 <w:lang w:eastAsia="zh"/>
               </w:rPr>
@@ -6583,7 +5805,6 @@
             <w:r>
               <w:rPr>
                 <w:rStyle w:val="af6"/>
-                <w:rFonts w:hint="eastAsia"/>
                 <w:noProof/>
                 <w:lang w:eastAsia="zh"/>
               </w:rPr>
@@ -6592,42 +5813,21 @@
             <w:r>
               <w:rPr>
                 <w:rStyle w:val="af6"/>
-                <w:rFonts w:hint="eastAsia"/>
                 <w:noProof/>
                 <w:lang w:eastAsia="zh"/>
               </w:rPr>
-              <w:t xml:space="preserve"> </w:t>
+              <w:t xml:space="preserve"> → </w:t>
             </w:r>
             <w:r>
               <w:rPr>
                 <w:rStyle w:val="af6"/>
-                <w:rFonts w:hint="eastAsia"/>
                 <w:noProof/>
                 <w:lang w:eastAsia="zh"/>
               </w:rPr>
-              <w:t>→</w:t>
-            </w:r>
-            <w:r>
-              <w:rPr>
-                <w:rStyle w:val="af6"/>
-                <w:rFonts w:hint="eastAsia"/>
-                <w:noProof/>
-                <w:lang w:eastAsia="zh"/>
-              </w:rPr>
-              <w:t xml:space="preserve"> </w:t>
-            </w:r>
-            <w:r>
-              <w:rPr>
-                <w:rStyle w:val="af6"/>
-                <w:rFonts w:hint="eastAsia"/>
-                <w:noProof/>
-                <w:lang w:eastAsia="zh"/>
-              </w:rPr>
               <w:t>设计模块）</w:t>
             </w:r>
             <w:r>
               <w:rPr>
-                <w:rFonts w:hint="eastAsia"/>
                 <w:noProof/>
                 <w:webHidden/>
               </w:rPr>
@@ -6635,7 +5835,6 @@
             </w:r>
             <w:r>
               <w:rPr>
-                <w:rFonts w:hint="eastAsia"/>
                 <w:noProof/>
                 <w:webHidden/>
               </w:rPr>
@@ -6643,52 +5842,33 @@
             </w:r>
             <w:r>
               <w:rPr>
-                <w:rFonts w:hint="eastAsia"/>
                 <w:noProof/>
                 <w:webHidden/>
               </w:rPr>
-              <w:instrText xml:space="preserve"> </w:instrText>
+              <w:instrText xml:space="preserve"> PAGEREF _Toc226405664 \h </w:instrText>
             </w:r>
             <w:r>
               <w:rPr>
                 <w:noProof/>
                 <w:webHidden/>
               </w:rPr>
-              <w:instrText>PAGEREF _Toc225935454 \h</w:instrText>
-            </w:r>
-            <w:r>
-              <w:rPr>
-                <w:rFonts w:hint="eastAsia"/>
+            </w:r>
+            <w:r>
+              <w:rPr>
                 <w:noProof/>
                 <w:webHidden/>
               </w:rPr>
-              <w:instrText xml:space="preserve"> </w:instrText>
-            </w:r>
-            <w:r>
-              <w:rPr>
-                <w:rFonts w:hint="eastAsia"/>
+              <w:fldChar w:fldCharType="separate"/>
+            </w:r>
+            <w:r>
+              <w:rPr>
                 <w:noProof/>
                 <w:webHidden/>
               </w:rPr>
-            </w:r>
-            <w:r>
-              <w:rPr>
-                <w:rFonts w:hint="eastAsia"/>
-                <w:noProof/>
-                <w:webHidden/>
-              </w:rPr>
-              <w:fldChar w:fldCharType="separate"/>
-            </w:r>
-            <w:r>
-              <w:rPr>
-                <w:noProof/>
-                <w:webHidden/>
-              </w:rPr>
-              <w:t>21</w:t>
-            </w:r>
-            <w:r>
-              <w:rPr>
-                <w:rFonts w:hint="eastAsia"/>
+              <w:t>22</w:t>
+            </w:r>
+            <w:r>
+              <w:rPr>
                 <w:noProof/>
                 <w:webHidden/>
               </w:rPr>
@@ -6712,11 +5892,10 @@
               <w14:ligatures w14:val="standardContextual"/>
             </w:rPr>
           </w:pPr>
-          <w:hyperlink w:anchor="_Toc225935455" w:history="1">
+          <w:hyperlink w:anchor="_Toc226405665" w:history="1">
             <w:r>
               <w:rPr>
                 <w:rStyle w:val="af6"/>
-                <w:rFonts w:hint="eastAsia"/>
                 <w:noProof/>
                 <w:lang w:eastAsia="zh"/>
               </w:rPr>
@@ -6724,7 +5903,7 @@
             </w:r>
             <w:r>
               <w:rPr>
-                <w:rFonts w:asciiTheme="minorHAnsi" w:eastAsiaTheme="minorEastAsia" w:hAnsiTheme="minorHAnsi" w:cstheme="minorBidi" w:hint="eastAsia"/>
+                <w:rFonts w:asciiTheme="minorHAnsi" w:eastAsiaTheme="minorEastAsia" w:hAnsiTheme="minorHAnsi" w:cstheme="minorBidi"/>
                 <w:smallCaps w:val="0"/>
                 <w:noProof/>
                 <w:sz w:val="22"/>
@@ -6736,7 +5915,6 @@
             <w:r>
               <w:rPr>
                 <w:rStyle w:val="af6"/>
-                <w:rFonts w:hint="eastAsia"/>
                 <w:noProof/>
                 <w:lang w:eastAsia="zh"/>
               </w:rPr>
@@ -6745,7 +5923,6 @@
             <w:r>
               <w:rPr>
                 <w:rStyle w:val="af6"/>
-                <w:rFonts w:hint="eastAsia"/>
                 <w:noProof/>
                 <w:lang w:eastAsia="zh"/>
               </w:rPr>
@@ -6754,42 +5931,21 @@
             <w:r>
               <w:rPr>
                 <w:rStyle w:val="af6"/>
-                <w:rFonts w:hint="eastAsia"/>
                 <w:noProof/>
                 <w:lang w:eastAsia="zh"/>
               </w:rPr>
-              <w:t xml:space="preserve"> </w:t>
+              <w:t xml:space="preserve"> → </w:t>
             </w:r>
             <w:r>
               <w:rPr>
                 <w:rStyle w:val="af6"/>
-                <w:rFonts w:hint="eastAsia"/>
                 <w:noProof/>
                 <w:lang w:eastAsia="zh"/>
               </w:rPr>
-              <w:t>→</w:t>
-            </w:r>
-            <w:r>
-              <w:rPr>
-                <w:rStyle w:val="af6"/>
-                <w:rFonts w:hint="eastAsia"/>
-                <w:noProof/>
-                <w:lang w:eastAsia="zh"/>
-              </w:rPr>
-              <w:t xml:space="preserve"> </w:t>
-            </w:r>
-            <w:r>
-              <w:rPr>
-                <w:rStyle w:val="af6"/>
-                <w:rFonts w:hint="eastAsia"/>
-                <w:noProof/>
-                <w:lang w:eastAsia="zh"/>
-              </w:rPr>
               <w:t>功能需求）</w:t>
             </w:r>
             <w:r>
               <w:rPr>
-                <w:rFonts w:hint="eastAsia"/>
                 <w:noProof/>
                 <w:webHidden/>
               </w:rPr>
@@ -6797,7 +5953,6 @@
             </w:r>
             <w:r>
               <w:rPr>
-                <w:rFonts w:hint="eastAsia"/>
                 <w:noProof/>
                 <w:webHidden/>
               </w:rPr>
@@ -6805,52 +5960,33 @@
             </w:r>
             <w:r>
               <w:rPr>
-                <w:rFonts w:hint="eastAsia"/>
                 <w:noProof/>
                 <w:webHidden/>
               </w:rPr>
-              <w:instrText xml:space="preserve"> </w:instrText>
+              <w:instrText xml:space="preserve"> PAGEREF _Toc226405665 \h </w:instrText>
             </w:r>
             <w:r>
               <w:rPr>
                 <w:noProof/>
                 <w:webHidden/>
               </w:rPr>
-              <w:instrText>PAGEREF _Toc225935455 \h</w:instrText>
-            </w:r>
-            <w:r>
-              <w:rPr>
-                <w:rFonts w:hint="eastAsia"/>
+            </w:r>
+            <w:r>
+              <w:rPr>
                 <w:noProof/>
                 <w:webHidden/>
               </w:rPr>
-              <w:instrText xml:space="preserve"> </w:instrText>
-            </w:r>
-            <w:r>
-              <w:rPr>
-                <w:rFonts w:hint="eastAsia"/>
+              <w:fldChar w:fldCharType="separate"/>
+            </w:r>
+            <w:r>
+              <w:rPr>
                 <w:noProof/>
                 <w:webHidden/>
               </w:rPr>
-            </w:r>
-            <w:r>
-              <w:rPr>
-                <w:rFonts w:hint="eastAsia"/>
-                <w:noProof/>
-                <w:webHidden/>
-              </w:rPr>
-              <w:fldChar w:fldCharType="separate"/>
-            </w:r>
-            <w:r>
-              <w:rPr>
-                <w:noProof/>
-                <w:webHidden/>
-              </w:rPr>
               <w:t>23</w:t>
             </w:r>
             <w:r>
               <w:rPr>
-                <w:rFonts w:hint="eastAsia"/>
                 <w:noProof/>
                 <w:webHidden/>
               </w:rPr>
@@ -6874,11 +6010,10 @@
               <w14:ligatures w14:val="standardContextual"/>
             </w:rPr>
           </w:pPr>
-          <w:hyperlink w:anchor="_Toc225935456" w:history="1">
+          <w:hyperlink w:anchor="_Toc226405666" w:history="1">
             <w:r>
               <w:rPr>
                 <w:rStyle w:val="af6"/>
-                <w:rFonts w:hint="eastAsia"/>
                 <w:noProof/>
                 <w:lang w:eastAsia="zh"/>
               </w:rPr>
@@ -6886,7 +6021,7 @@
             </w:r>
             <w:r>
               <w:rPr>
-                <w:rFonts w:asciiTheme="minorHAnsi" w:eastAsiaTheme="minorEastAsia" w:hAnsiTheme="minorHAnsi" w:cstheme="minorBidi" w:hint="eastAsia"/>
+                <w:rFonts w:asciiTheme="minorHAnsi" w:eastAsiaTheme="minorEastAsia" w:hAnsiTheme="minorHAnsi" w:cstheme="minorBidi"/>
                 <w:smallCaps w:val="0"/>
                 <w:noProof/>
                 <w:sz w:val="22"/>
@@ -6898,7 +6033,6 @@
             <w:r>
               <w:rPr>
                 <w:rStyle w:val="af6"/>
-                <w:rFonts w:hint="eastAsia"/>
                 <w:noProof/>
                 <w:lang w:eastAsia="zh"/>
               </w:rPr>
@@ -6907,7 +6041,6 @@
             <w:r>
               <w:rPr>
                 <w:rStyle w:val="af6"/>
-                <w:rFonts w:hint="eastAsia"/>
                 <w:noProof/>
                 <w:lang w:eastAsia="zh"/>
               </w:rPr>
@@ -6915,7 +6048,6 @@
             </w:r>
             <w:r>
               <w:rPr>
-                <w:rFonts w:hint="eastAsia"/>
                 <w:noProof/>
                 <w:webHidden/>
               </w:rPr>
@@ -6923,7 +6055,6 @@
             </w:r>
             <w:r>
               <w:rPr>
-                <w:rFonts w:hint="eastAsia"/>
                 <w:noProof/>
                 <w:webHidden/>
               </w:rPr>
@@ -6931,52 +6062,33 @@
             </w:r>
             <w:r>
               <w:rPr>
-                <w:rFonts w:hint="eastAsia"/>
                 <w:noProof/>
                 <w:webHidden/>
               </w:rPr>
-              <w:instrText xml:space="preserve"> </w:instrText>
+              <w:instrText xml:space="preserve"> PAGEREF _Toc226405666 \h </w:instrText>
             </w:r>
             <w:r>
               <w:rPr>
                 <w:noProof/>
                 <w:webHidden/>
               </w:rPr>
-              <w:instrText>PAGEREF _Toc225935456 \h</w:instrText>
-            </w:r>
-            <w:r>
-              <w:rPr>
-                <w:rFonts w:hint="eastAsia"/>
+            </w:r>
+            <w:r>
+              <w:rPr>
                 <w:noProof/>
                 <w:webHidden/>
               </w:rPr>
-              <w:instrText xml:space="preserve"> </w:instrText>
-            </w:r>
-            <w:r>
-              <w:rPr>
-                <w:rFonts w:hint="eastAsia"/>
+              <w:fldChar w:fldCharType="separate"/>
+            </w:r>
+            <w:r>
+              <w:rPr>
                 <w:noProof/>
                 <w:webHidden/>
               </w:rPr>
-            </w:r>
-            <w:r>
-              <w:rPr>
-                <w:rFonts w:hint="eastAsia"/>
-                <w:noProof/>
-                <w:webHidden/>
-              </w:rPr>
-              <w:fldChar w:fldCharType="separate"/>
-            </w:r>
-            <w:r>
-              <w:rPr>
-                <w:noProof/>
-                <w:webHidden/>
-              </w:rPr>
-              <w:t>24</w:t>
-            </w:r>
-            <w:r>
-              <w:rPr>
-                <w:rFonts w:hint="eastAsia"/>
+              <w:t>23</w:t>
+            </w:r>
+            <w:r>
+              <w:rPr>
                 <w:noProof/>
                 <w:webHidden/>
               </w:rPr>
@@ -7019,17 +6131,17 @@
           <w:numId w:val="3"/>
         </w:numPr>
         <w:rPr>
-          <w:rFonts w:ascii="STZhongsong" w:eastAsia="STZhongsong" w:hAnsi="STZhongsong"/>
+          <w:rFonts w:ascii="华文中宋" w:eastAsia="华文中宋" w:hAnsi="华文中宋"/>
           <w:kern w:val="2"/>
           <w:sz w:val="44"/>
           <w:szCs w:val="44"/>
         </w:rPr>
       </w:pPr>
       <w:bookmarkStart w:id="1" w:name="_Toc197499936"/>
-      <w:bookmarkStart w:id="2" w:name="_Toc225935419"/>
+      <w:bookmarkStart w:id="2" w:name="_Toc226405629"/>
       <w:r>
         <w:rPr>
-          <w:rFonts w:ascii="STZhongsong" w:eastAsia="STZhongsong" w:hAnsi="STZhongsong" w:hint="eastAsia"/>
+          <w:rFonts w:ascii="华文中宋" w:eastAsia="华文中宋" w:hAnsi="华文中宋" w:hint="eastAsia"/>
           <w:kern w:val="2"/>
           <w:sz w:val="44"/>
           <w:szCs w:val="44"/>
@@ -7049,7 +6161,7 @@
         </w:numPr>
       </w:pPr>
       <w:bookmarkStart w:id="3" w:name="_Toc197499937"/>
-      <w:bookmarkStart w:id="4" w:name="_Toc225935420"/>
+      <w:bookmarkStart w:id="4" w:name="_Toc226405630"/>
       <w:r>
         <w:rPr>
           <w:rFonts w:hint="eastAsia"/>
@@ -7163,7 +6275,7 @@
         </w:rPr>
       </w:pPr>
       <w:bookmarkStart w:id="5" w:name="_Toc197499938"/>
-      <w:bookmarkStart w:id="6" w:name="_Toc225935421"/>
+      <w:bookmarkStart w:id="6" w:name="_Toc226405631"/>
       <w:r>
         <w:rPr>
           <w:rFonts w:hint="eastAsia"/>
@@ -7267,7 +6379,7 @@
         </w:rPr>
       </w:pPr>
       <w:bookmarkStart w:id="7" w:name="_Toc197499939"/>
-      <w:bookmarkStart w:id="8" w:name="_Toc225935422"/>
+      <w:bookmarkStart w:id="8" w:name="_Toc226405632"/>
       <w:r>
         <w:rPr>
           <w:rFonts w:hint="eastAsia"/>
@@ -7343,7 +6455,7 @@
           <w:lang w:eastAsia="zh"/>
         </w:rPr>
       </w:pPr>
-      <w:bookmarkStart w:id="9" w:name="_Toc225935423"/>
+      <w:bookmarkStart w:id="9" w:name="_Toc226405633"/>
       <w:r>
         <w:rPr>
           <w:lang w:eastAsia="zh"/>
@@ -8041,16 +7153,16 @@
           <w:numId w:val="3"/>
         </w:numPr>
         <w:rPr>
-          <w:rFonts w:ascii="STZhongsong" w:eastAsia="STZhongsong" w:hAnsi="STZhongsong"/>
+          <w:rFonts w:ascii="华文中宋" w:eastAsia="华文中宋" w:hAnsi="华文中宋"/>
           <w:kern w:val="2"/>
           <w:sz w:val="44"/>
           <w:szCs w:val="44"/>
         </w:rPr>
       </w:pPr>
-      <w:bookmarkStart w:id="10" w:name="_Toc225935424"/>
+      <w:bookmarkStart w:id="10" w:name="_Toc226405634"/>
       <w:r>
         <w:rPr>
-          <w:rFonts w:ascii="STZhongsong" w:eastAsia="STZhongsong" w:hAnsi="STZhongsong"/>
+          <w:rFonts w:ascii="华文中宋" w:eastAsia="华文中宋" w:hAnsi="华文中宋"/>
           <w:kern w:val="2"/>
           <w:sz w:val="44"/>
           <w:szCs w:val="44"/>
@@ -8070,7 +7182,7 @@
           <w:lang w:eastAsia="zh"/>
         </w:rPr>
       </w:pPr>
-      <w:bookmarkStart w:id="11" w:name="_Toc225935425"/>
+      <w:bookmarkStart w:id="11" w:name="_Toc226405635"/>
       <w:r>
         <w:rPr>
           <w:lang w:eastAsia="zh"/>
@@ -8317,7 +7429,7 @@
           <w:lang w:eastAsia="zh"/>
         </w:rPr>
       </w:pPr>
-      <w:bookmarkStart w:id="12" w:name="_Toc225935426"/>
+      <w:bookmarkStart w:id="12" w:name="_Toc226405636"/>
       <w:r>
         <w:rPr>
           <w:lang w:eastAsia="zh"/>
@@ -8628,7 +7740,7 @@
           <w:lang w:eastAsia="zh"/>
         </w:rPr>
       </w:pPr>
-      <w:bookmarkStart w:id="13" w:name="_Toc225935427"/>
+      <w:bookmarkStart w:id="13" w:name="_Toc226405637"/>
       <w:r>
         <w:rPr>
           <w:lang w:eastAsia="zh"/>
@@ -8974,7 +8086,7 @@
           <w:lang w:eastAsia="zh"/>
         </w:rPr>
       </w:pPr>
-      <w:bookmarkStart w:id="14" w:name="_Toc225935428"/>
+      <w:bookmarkStart w:id="14" w:name="_Toc226405638"/>
       <w:r>
         <w:rPr>
           <w:lang w:eastAsia="zh"/>
@@ -9427,7 +8539,7 @@
           <w:lang w:eastAsia="zh"/>
         </w:rPr>
       </w:pPr>
-      <w:bookmarkStart w:id="15" w:name="_Toc225935429"/>
+      <w:bookmarkStart w:id="15" w:name="_Toc226405639"/>
       <w:r>
         <w:rPr>
           <w:lang w:eastAsia="zh"/>
@@ -9511,7 +8623,7 @@
           <w:lang w:eastAsia="zh"/>
         </w:rPr>
       </w:pPr>
-      <w:bookmarkStart w:id="16" w:name="_Toc225935430"/>
+      <w:bookmarkStart w:id="16" w:name="_Toc226405640"/>
       <w:r>
         <w:rPr>
           <w:lang w:eastAsia="zh"/>
@@ -9732,21 +8844,21 @@
           <w:numId w:val="3"/>
         </w:numPr>
         <w:rPr>
-          <w:rFonts w:ascii="STZhongsong" w:eastAsia="STZhongsong" w:hAnsi="STZhongsong"/>
+          <w:rFonts w:ascii="华文中宋" w:eastAsia="华文中宋" w:hAnsi="华文中宋"/>
           <w:kern w:val="2"/>
           <w:sz w:val="44"/>
           <w:szCs w:val="44"/>
         </w:rPr>
       </w:pPr>
-      <w:bookmarkStart w:id="17" w:name="_Toc225935431"/>
+      <w:bookmarkStart w:id="17" w:name="_Toc226405641"/>
       <w:r>
         <w:rPr>
-          <w:rFonts w:ascii="STZhongsong" w:eastAsia="STZhongsong" w:hAnsi="STZhongsong"/>
+          <w:rFonts w:ascii="华文中宋" w:eastAsia="华文中宋" w:hAnsi="华文中宋"/>
           <w:kern w:val="2"/>
           <w:sz w:val="44"/>
           <w:szCs w:val="44"/>
         </w:rPr>
-        <w:t>外部接口需求</w:t>
+        <w:t>接口需求</w:t>
       </w:r>
       <w:bookmarkEnd w:id="17"/>
     </w:p>
@@ -9761,7 +8873,7 @@
           <w:lang w:eastAsia="zh"/>
         </w:rPr>
       </w:pPr>
-      <w:bookmarkStart w:id="18" w:name="_Toc225935432"/>
+      <w:bookmarkStart w:id="18" w:name="_Toc226405642"/>
       <w:r>
         <w:rPr>
           <w:lang w:eastAsia="zh"/>
@@ -10373,7 +9485,7 @@
           <w:lang w:eastAsia="zh"/>
         </w:rPr>
       </w:pPr>
-      <w:bookmarkStart w:id="19" w:name="_Toc225935433"/>
+      <w:bookmarkStart w:id="19" w:name="_Toc226405643"/>
       <w:r>
         <w:rPr>
           <w:rFonts w:hint="eastAsia"/>
@@ -11167,7 +10279,7 @@
           <w:lang w:eastAsia="zh"/>
         </w:rPr>
       </w:pPr>
-      <w:bookmarkStart w:id="20" w:name="_Toc225935434"/>
+      <w:bookmarkStart w:id="20" w:name="_Toc226405644"/>
       <w:r>
         <w:rPr>
           <w:rFonts w:hint="eastAsia"/>
@@ -12319,16 +11431,16 @@
           <w:numId w:val="3"/>
         </w:numPr>
         <w:rPr>
-          <w:rFonts w:ascii="STZhongsong" w:eastAsia="STZhongsong" w:hAnsi="STZhongsong"/>
+          <w:rFonts w:ascii="华文中宋" w:eastAsia="华文中宋" w:hAnsi="华文中宋"/>
           <w:kern w:val="2"/>
           <w:sz w:val="44"/>
           <w:szCs w:val="44"/>
         </w:rPr>
       </w:pPr>
-      <w:bookmarkStart w:id="21" w:name="_Toc225935435"/>
+      <w:bookmarkStart w:id="21" w:name="_Toc226405645"/>
       <w:r>
         <w:rPr>
-          <w:rFonts w:ascii="STZhongsong" w:eastAsia="STZhongsong" w:hAnsi="STZhongsong"/>
+          <w:rFonts w:ascii="华文中宋" w:eastAsia="华文中宋" w:hAnsi="华文中宋"/>
           <w:kern w:val="2"/>
           <w:sz w:val="44"/>
           <w:szCs w:val="44"/>
@@ -12348,7 +11460,7 @@
           <w:lang w:eastAsia="zh"/>
         </w:rPr>
       </w:pPr>
-      <w:bookmarkStart w:id="22" w:name="_Toc225935436"/>
+      <w:bookmarkStart w:id="22" w:name="_Toc226405646"/>
       <w:r>
         <w:rPr>
           <w:lang w:eastAsia="zh"/>
@@ -13031,7 +12143,7 @@
           <w:lang w:eastAsia="zh"/>
         </w:rPr>
       </w:pPr>
-      <w:bookmarkStart w:id="23" w:name="_Toc225935437"/>
+      <w:bookmarkStart w:id="23" w:name="_Toc226405647"/>
       <w:r>
         <w:rPr>
           <w:lang w:eastAsia="zh"/>
@@ -13698,7 +12810,7 @@
           <w:lang w:eastAsia="zh"/>
         </w:rPr>
       </w:pPr>
-      <w:bookmarkStart w:id="24" w:name="_Toc225935438"/>
+      <w:bookmarkStart w:id="24" w:name="_Toc226405648"/>
       <w:r>
         <w:rPr>
           <w:lang w:eastAsia="zh"/>
@@ -14278,7 +13390,7 @@
           <w:lang w:eastAsia="zh"/>
         </w:rPr>
       </w:pPr>
-      <w:bookmarkStart w:id="25" w:name="_Toc225935439"/>
+      <w:bookmarkStart w:id="25" w:name="_Toc226405649"/>
       <w:r>
         <w:rPr>
           <w:lang w:eastAsia="zh"/>
@@ -14965,7 +14077,7 @@
           <w:lang w:eastAsia="zh"/>
         </w:rPr>
       </w:pPr>
-      <w:bookmarkStart w:id="26" w:name="_Toc225935440"/>
+      <w:bookmarkStart w:id="26" w:name="_Toc226405650"/>
       <w:r>
         <w:rPr>
           <w:lang w:eastAsia="zh"/>
@@ -15633,16 +14745,16 @@
         </w:numPr>
         <w:ind w:left="720" w:hanging="720"/>
         <w:rPr>
-          <w:rFonts w:ascii="STZhongsong" w:eastAsia="STZhongsong" w:hAnsi="STZhongsong"/>
+          <w:rFonts w:ascii="华文中宋" w:eastAsia="华文中宋" w:hAnsi="华文中宋"/>
           <w:kern w:val="2"/>
           <w:sz w:val="44"/>
           <w:szCs w:val="44"/>
         </w:rPr>
       </w:pPr>
-      <w:bookmarkStart w:id="27" w:name="_Toc225935441"/>
+      <w:bookmarkStart w:id="27" w:name="_Toc226405651"/>
       <w:r>
         <w:rPr>
-          <w:rFonts w:ascii="STZhongsong" w:eastAsia="STZhongsong" w:hAnsi="STZhongsong"/>
+          <w:rFonts w:ascii="华文中宋" w:eastAsia="华文中宋" w:hAnsi="华文中宋"/>
           <w:kern w:val="2"/>
           <w:sz w:val="44"/>
           <w:szCs w:val="44"/>
@@ -16434,16 +15546,16 @@
         </w:numPr>
         <w:ind w:left="720" w:hanging="720"/>
         <w:rPr>
-          <w:rFonts w:ascii="STZhongsong" w:eastAsia="STZhongsong" w:hAnsi="STZhongsong"/>
+          <w:rFonts w:ascii="华文中宋" w:eastAsia="华文中宋" w:hAnsi="华文中宋"/>
           <w:kern w:val="2"/>
           <w:sz w:val="44"/>
           <w:szCs w:val="44"/>
         </w:rPr>
       </w:pPr>
-      <w:bookmarkStart w:id="28" w:name="_Toc225935442"/>
+      <w:bookmarkStart w:id="28" w:name="_Toc226405652"/>
       <w:r>
         <w:rPr>
-          <w:rFonts w:ascii="STZhongsong" w:eastAsia="STZhongsong" w:hAnsi="STZhongsong"/>
+          <w:rFonts w:ascii="华文中宋" w:eastAsia="华文中宋" w:hAnsi="华文中宋"/>
           <w:kern w:val="2"/>
           <w:sz w:val="44"/>
           <w:szCs w:val="44"/>
@@ -16463,7 +15575,7 @@
           <w:lang w:eastAsia="zh"/>
         </w:rPr>
       </w:pPr>
-      <w:bookmarkStart w:id="29" w:name="_Toc225935443"/>
+      <w:bookmarkStart w:id="29" w:name="_Toc226405653"/>
       <w:r>
         <w:rPr>
           <w:lang w:eastAsia="zh"/>
@@ -17321,7 +16433,7 @@
           <w:lang w:eastAsia="zh"/>
         </w:rPr>
       </w:pPr>
-      <w:bookmarkStart w:id="30" w:name="_Toc225935444"/>
+      <w:bookmarkStart w:id="30" w:name="_Toc226405654"/>
       <w:r>
         <w:rPr>
           <w:lang w:eastAsia="zh"/>
@@ -17899,7 +17011,7 @@
           <w:lang w:eastAsia="zh"/>
         </w:rPr>
       </w:pPr>
-      <w:bookmarkStart w:id="31" w:name="_Toc225935445"/>
+      <w:bookmarkStart w:id="31" w:name="_Toc226405655"/>
       <w:r>
         <w:rPr>
           <w:lang w:eastAsia="zh"/>
@@ -18485,7 +17597,7 @@
           <w:lang w:eastAsia="zh"/>
         </w:rPr>
       </w:pPr>
-      <w:bookmarkStart w:id="32" w:name="_Toc225935446"/>
+      <w:bookmarkStart w:id="32" w:name="_Toc226405656"/>
       <w:r>
         <w:rPr>
           <w:lang w:eastAsia="zh"/>
@@ -18959,7 +18071,7 @@
           <w:lang w:eastAsia="zh"/>
         </w:rPr>
       </w:pPr>
-      <w:bookmarkStart w:id="33" w:name="_Toc225935447"/>
+      <w:bookmarkStart w:id="33" w:name="_Toc226405657"/>
       <w:r>
         <w:rPr>
           <w:lang w:eastAsia="zh"/>
@@ -19374,7 +18486,7 @@
           <w:lang w:eastAsia="zh"/>
         </w:rPr>
       </w:pPr>
-      <w:bookmarkStart w:id="34" w:name="_Toc225935448"/>
+      <w:bookmarkStart w:id="34" w:name="_Toc226405658"/>
       <w:r>
         <w:rPr>
           <w:lang w:eastAsia="zh"/>
@@ -19775,7 +18887,7 @@
         </w:rPr>
         <w:t xml:space="preserve"> </w:t>
       </w:r>
-      <w:bookmarkStart w:id="35" w:name="_Toc225935449"/>
+      <w:bookmarkStart w:id="35" w:name="_Toc226405659"/>
       <w:r>
         <w:rPr>
           <w:lang w:eastAsia="zh"/>
@@ -19811,7 +18923,7 @@
           <w:lang w:eastAsia="zh"/>
         </w:rPr>
       </w:pPr>
-      <w:bookmarkStart w:id="36" w:name="_Toc225935450"/>
+      <w:bookmarkStart w:id="36" w:name="_Toc226405660"/>
       <w:r>
         <w:rPr>
           <w:lang w:eastAsia="zh"/>
@@ -20200,7 +19312,7 @@
           <w:lang w:eastAsia="zh"/>
         </w:rPr>
       </w:pPr>
-      <w:bookmarkStart w:id="37" w:name="_Toc225935451"/>
+      <w:bookmarkStart w:id="37" w:name="_Toc226405661"/>
       <w:r>
         <w:rPr>
           <w:lang w:eastAsia="zh"/>
@@ -20603,16 +19715,16 @@
           <w:numId w:val="3"/>
         </w:numPr>
         <w:rPr>
-          <w:rFonts w:ascii="STZhongsong" w:eastAsia="STZhongsong" w:hAnsi="STZhongsong"/>
+          <w:rFonts w:ascii="华文中宋" w:eastAsia="华文中宋" w:hAnsi="华文中宋"/>
           <w:kern w:val="2"/>
           <w:sz w:val="44"/>
           <w:szCs w:val="44"/>
         </w:rPr>
       </w:pPr>
-      <w:bookmarkStart w:id="38" w:name="_Toc225935452"/>
+      <w:bookmarkStart w:id="38" w:name="_Toc226405662"/>
       <w:r>
         <w:rPr>
-          <w:rFonts w:ascii="STZhongsong" w:eastAsia="STZhongsong" w:hAnsi="STZhongsong"/>
+          <w:rFonts w:ascii="华文中宋" w:eastAsia="华文中宋" w:hAnsi="华文中宋"/>
           <w:kern w:val="2"/>
           <w:sz w:val="44"/>
           <w:szCs w:val="44"/>
@@ -21212,16 +20324,16 @@
           <w:numId w:val="3"/>
         </w:numPr>
         <w:rPr>
-          <w:rFonts w:ascii="STZhongsong" w:eastAsia="STZhongsong" w:hAnsi="STZhongsong"/>
+          <w:rFonts w:ascii="华文中宋" w:eastAsia="华文中宋" w:hAnsi="华文中宋"/>
           <w:kern w:val="2"/>
           <w:sz w:val="44"/>
           <w:szCs w:val="44"/>
         </w:rPr>
       </w:pPr>
-      <w:bookmarkStart w:id="39" w:name="_Toc225935453"/>
+      <w:bookmarkStart w:id="39" w:name="_Toc226405663"/>
       <w:r>
         <w:rPr>
-          <w:rFonts w:ascii="STZhongsong" w:eastAsia="STZhongsong" w:hAnsi="STZhongsong"/>
+          <w:rFonts w:ascii="华文中宋" w:eastAsia="华文中宋" w:hAnsi="华文中宋"/>
           <w:kern w:val="2"/>
           <w:sz w:val="44"/>
           <w:szCs w:val="44"/>
@@ -21241,7 +20353,7 @@
           <w:lang w:eastAsia="zh"/>
         </w:rPr>
       </w:pPr>
-      <w:bookmarkStart w:id="40" w:name="_Toc225935454"/>
+      <w:bookmarkStart w:id="40" w:name="_Toc226405664"/>
       <w:r>
         <w:rPr>
           <w:lang w:eastAsia="zh"/>
@@ -22870,7 +21982,7 @@
           <w:lang w:eastAsia="zh"/>
         </w:rPr>
       </w:pPr>
-      <w:bookmarkStart w:id="41" w:name="_Toc225935455"/>
+      <w:bookmarkStart w:id="41" w:name="_Toc226405665"/>
       <w:r>
         <w:rPr>
           <w:lang w:eastAsia="zh"/>
@@ -23642,7 +22754,7 @@
           <w:lang w:eastAsia="zh"/>
         </w:rPr>
       </w:pPr>
-      <w:bookmarkStart w:id="42" w:name="_Toc225935456"/>
+      <w:bookmarkStart w:id="42" w:name="_Toc226405666"/>
       <w:r>
         <w:rPr>
           <w:lang w:eastAsia="zh"/>
@@ -24822,7 +23934,7 @@
               <v:stroke joinstyle="miter"/>
               <v:path gradientshapeok="t" o:connecttype="rect"/>
             </v:shapetype>
-            <v:shape id="文本框 4" o:spid="_x0000_s1026" type="#_x0000_t202" style="position:absolute;margin-left:331.6pt;margin-top:-.95pt;width:84pt;height:18.2pt;z-index:251659264;visibility:visible;mso-wrap-style:square;mso-wrap-distance-left:9pt;mso-wrap-distance-top:0;mso-wrap-distance-right:9pt;mso-wrap-distance-bottom:0;mso-position-horizontal:absolute;mso-position-horizontal-relative:margin;mso-position-vertical:absolute;mso-position-vertical-relative:text;v-text-anchor:top" o:gfxdata="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" filled="f" stroked="f">
+            <v:shape id="文本框 4" o:spid="_x0000_s1026" type="#_x0000_t202" style="position:absolute;margin-left:331.6pt;margin-top:-.95pt;width:84pt;height:18.2pt;z-index:251659264;visibility:visible;mso-wrap-style:square;mso-wrap-distance-left:9pt;mso-wrap-distance-top:0;mso-wrap-distance-right:9pt;mso-wrap-distance-bottom:0;mso-position-horizontal:absolute;mso-position-horizontal-relative:margin;mso-position-vertical:absolute;mso-position-vertical-relative:text;v-text-anchor:top" o:gfxdata="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" filled="f" stroked="f">
               <v:textbox inset="0,0,0,0">
                 <w:txbxContent>
                   <w:p>
@@ -24991,7 +24103,7 @@
               <v:stroke joinstyle="miter"/>
               <v:path gradientshapeok="t" o:connecttype="rect"/>
             </v:shapetype>
-            <v:shape id="文本框 5" o:spid="_x0000_s1027" type="#_x0000_t202" style="position:absolute;left:0;text-align:left;margin-left:27.6pt;margin-top:0;width:78.8pt;height:20.45pt;z-index:251660288;visibility:visible;mso-wrap-style:none;mso-wrap-distance-left:9pt;mso-wrap-distance-top:0;mso-wrap-distance-right:9pt;mso-wrap-distance-bottom:0;mso-position-horizontal:right;mso-position-horizontal-relative:margin;mso-position-vertical:absolute;mso-position-vertical-relative:text;v-text-anchor:top" o:gfxdata="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" filled="f" stroked="f">
+            <v:shape id="文本框 5" o:spid="_x0000_s1027" type="#_x0000_t202" style="position:absolute;left:0;text-align:left;margin-left:27.6pt;margin-top:0;width:78.8pt;height:20.45pt;z-index:251660288;visibility:visible;mso-wrap-style:none;mso-wrap-distance-left:9pt;mso-wrap-distance-top:0;mso-wrap-distance-right:9pt;mso-wrap-distance-bottom:0;mso-position-horizontal:right;mso-position-horizontal-relative:margin;mso-position-vertical:absolute;mso-position-vertical-relative:text;v-text-anchor:top" o:gfxdata="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" filled="f" stroked="f">
               <v:textbox style="mso-fit-shape-to-text:t" inset="0,0,0,0">
                 <w:txbxContent>
                   <w:p>
@@ -26709,7 +25821,7 @@
       <w:outlineLvl w:val="5"/>
     </w:pPr>
     <w:rPr>
-      <w:rFonts w:ascii="Arial" w:eastAsia="SimHei" w:hAnsi="Arial"/>
+      <w:rFonts w:ascii="Arial" w:eastAsia="黑体" w:hAnsi="Arial"/>
       <w:b/>
       <w:bCs/>
       <w:sz w:val="24"/>
@@ -26754,7 +25866,7 @@
       <w:outlineLvl w:val="7"/>
     </w:pPr>
     <w:rPr>
-      <w:rFonts w:ascii="Arial" w:eastAsia="SimHei" w:hAnsi="Arial"/>
+      <w:rFonts w:ascii="Arial" w:eastAsia="黑体" w:hAnsi="Arial"/>
       <w:sz w:val="24"/>
     </w:rPr>
   </w:style>
@@ -26775,7 +25887,7 @@
       <w:outlineLvl w:val="8"/>
     </w:pPr>
     <w:rPr>
-      <w:rFonts w:ascii="Arial" w:eastAsia="SimHei" w:hAnsi="Arial"/>
+      <w:rFonts w:ascii="Arial" w:eastAsia="黑体" w:hAnsi="Arial"/>
       <w:szCs w:val="21"/>
     </w:rPr>
   </w:style>
@@ -26845,7 +25957,7 @@
     <w:uiPriority w:val="35"/>
     <w:qFormat/>
     <w:rPr>
-      <w:rFonts w:ascii="Arial" w:eastAsia="SimHei" w:hAnsi="Arial" w:cs="Arial"/>
+      <w:rFonts w:ascii="Arial" w:eastAsia="黑体" w:hAnsi="Arial" w:cs="Arial"/>
       <w:sz w:val="20"/>
       <w:szCs w:val="20"/>
     </w:rPr>

--- a/项目文档/系统需求规格说明书.docx
+++ b/项目文档/系统需求规格说明书.docx
@@ -4551,23 +4551,7 @@
                 <w:rFonts w:ascii="华文中宋" w:eastAsia="华文中宋" w:hAnsi="华文中宋"/>
                 <w:noProof/>
               </w:rPr>
-              <w:t>性</w:t>
-            </w:r>
-            <w:r>
-              <w:rPr>
-                <w:rStyle w:val="af6"/>
-                <w:rFonts w:ascii="华文中宋" w:eastAsia="华文中宋" w:hAnsi="华文中宋"/>
-                <w:noProof/>
-              </w:rPr>
-              <w:t>能</w:t>
-            </w:r>
-            <w:r>
-              <w:rPr>
-                <w:rStyle w:val="af6"/>
-                <w:rFonts w:ascii="华文中宋" w:eastAsia="华文中宋" w:hAnsi="华文中宋"/>
-                <w:noProof/>
-              </w:rPr>
-              <w:t>需求</w:t>
+              <w:t>性能需求</w:t>
             </w:r>
             <w:r>
               <w:rPr>
@@ -6184,7 +6168,7 @@
           <w:rFonts w:hAnsi="宋体"/>
           <w:sz w:val="24"/>
         </w:rPr>
-        <w:t>本文档旨在全面、准确地描述“智教魔方”智能教学实训平台的软件需求，明确系统的功能需求、非功能需求、外部接口及约束条件，为项目各参与方提供统一的需求理解与工作依据。具体目标包括：</w:t>
+        <w:t>本文档旨在全面、准确地描述“智教魔方”智能教学实训平台的软件需求，明确系统的功能需求、非功能需求、接口及约束条件，为项目各参与方提供统一的需求理解与工作依据。具体目标包括：</w:t>
       </w:r>
     </w:p>
     <w:p>
@@ -6642,6 +6626,13 @@
           <w:sz w:val="24"/>
         </w:rPr>
         <w:t>向量数据库，知识库大小严格控制在100MB以</w:t>
+      </w:r>
+      <w:r>
+        <w:rPr>
+          <w:rFonts w:hint="eastAsia"/>
+          <w:sz w:val="24"/>
+        </w:rPr>
+        <w:t>内</w:t>
       </w:r>
       <w:r>
         <w:rPr>

--- a/项目文档/系统需求规格说明书.docx
+++ b/项目文档/系统需求规格说明书.docx
@@ -6,11 +6,12 @@
       <w:pPr>
         <w:jc w:val="center"/>
         <w:rPr>
-          <w:rFonts w:hAnsi="宋体"/>
+          <w:rFonts w:hAnsi="宋体" w:hint="eastAsia"/>
           <w:sz w:val="36"/>
           <w:shd w:val="clear" w:color="auto" w:fill="FAFAFA"/>
         </w:rPr>
       </w:pPr>
+      <w:bookmarkStart w:id="0" w:name="OLE_LINK1"/>
       <w:r>
         <w:rPr>
           <w:rFonts w:hAnsi="宋体"/>
@@ -69,21 +70,21 @@
     <w:p>
       <w:pPr>
         <w:rPr>
-          <w:rFonts w:hAnsi="宋体"/>
+          <w:rFonts w:hAnsi="宋体" w:hint="eastAsia"/>
         </w:rPr>
       </w:pPr>
     </w:p>
     <w:p>
       <w:pPr>
         <w:rPr>
-          <w:rFonts w:hAnsi="宋体"/>
+          <w:rFonts w:hAnsi="宋体" w:hint="eastAsia"/>
         </w:rPr>
       </w:pPr>
     </w:p>
     <w:p>
       <w:pPr>
         <w:rPr>
-          <w:rFonts w:hAnsi="宋体"/>
+          <w:rFonts w:hAnsi="宋体" w:hint="eastAsia"/>
         </w:rPr>
       </w:pPr>
     </w:p>
@@ -91,7 +92,7 @@
       <w:pPr>
         <w:jc w:val="center"/>
         <w:rPr>
-          <w:rFonts w:hAnsi="宋体"/>
+          <w:rFonts w:hAnsi="宋体" w:hint="eastAsia"/>
           <w:b/>
           <w:spacing w:val="70"/>
           <w:sz w:val="56"/>
@@ -137,21 +138,21 @@
     <w:p>
       <w:pPr>
         <w:rPr>
-          <w:rFonts w:hAnsi="宋体"/>
+          <w:rFonts w:hAnsi="宋体" w:hint="eastAsia"/>
         </w:rPr>
       </w:pPr>
     </w:p>
     <w:p>
       <w:pPr>
         <w:rPr>
-          <w:rFonts w:hAnsi="宋体"/>
+          <w:rFonts w:hAnsi="宋体" w:hint="eastAsia"/>
         </w:rPr>
       </w:pPr>
     </w:p>
     <w:p>
       <w:pPr>
         <w:rPr>
-          <w:rFonts w:hAnsi="宋体"/>
+          <w:rFonts w:hAnsi="宋体" w:hint="eastAsia"/>
         </w:rPr>
       </w:pPr>
     </w:p>
@@ -159,7 +160,7 @@
       <w:pPr>
         <w:jc w:val="center"/>
         <w:rPr>
-          <w:rFonts w:hAnsi="宋体"/>
+          <w:rFonts w:hAnsi="宋体" w:hint="eastAsia"/>
         </w:rPr>
       </w:pPr>
       <w:r>
@@ -221,14 +222,14 @@
     <w:p>
       <w:pPr>
         <w:rPr>
-          <w:rFonts w:hAnsi="宋体"/>
+          <w:rFonts w:hAnsi="宋体" w:hint="eastAsia"/>
         </w:rPr>
       </w:pPr>
     </w:p>
     <w:p>
       <w:pPr>
         <w:rPr>
-          <w:rFonts w:hAnsi="宋体"/>
+          <w:rFonts w:hAnsi="宋体" w:hint="eastAsia"/>
         </w:rPr>
       </w:pPr>
     </w:p>
@@ -237,7 +238,7 @@
         <w:spacing w:line="400" w:lineRule="exact"/>
         <w:jc w:val="center"/>
         <w:rPr>
-          <w:rFonts w:hAnsi="宋体"/>
+          <w:rFonts w:hAnsi="宋体" w:hint="eastAsia"/>
           <w:b/>
           <w:sz w:val="36"/>
           <w:shd w:val="clear" w:color="auto" w:fill="FAFAFA"/>
@@ -266,7 +267,7 @@
       <w:pPr>
         <w:spacing w:line="400" w:lineRule="exact"/>
         <w:rPr>
-          <w:rFonts w:hAnsi="宋体"/>
+          <w:rFonts w:hAnsi="宋体" w:hint="eastAsia"/>
           <w:sz w:val="28"/>
         </w:rPr>
       </w:pPr>
@@ -275,7 +276,7 @@
       <w:pPr>
         <w:spacing w:line="400" w:lineRule="exact"/>
         <w:rPr>
-          <w:rFonts w:hAnsi="宋体"/>
+          <w:rFonts w:hAnsi="宋体" w:hint="eastAsia"/>
           <w:sz w:val="28"/>
         </w:rPr>
       </w:pPr>
@@ -284,7 +285,7 @@
       <w:pPr>
         <w:spacing w:line="400" w:lineRule="exact"/>
         <w:rPr>
-          <w:rFonts w:hAnsi="宋体"/>
+          <w:rFonts w:hAnsi="宋体" w:hint="eastAsia"/>
           <w:sz w:val="28"/>
         </w:rPr>
       </w:pPr>
@@ -320,7 +321,7 @@
             <w:pPr>
               <w:spacing w:line="400" w:lineRule="exact"/>
               <w:rPr>
-                <w:rFonts w:hAnsi="宋体"/>
+                <w:rFonts w:hAnsi="宋体" w:hint="eastAsia"/>
                 <w:sz w:val="28"/>
               </w:rPr>
             </w:pPr>
@@ -359,7 +360,7 @@
               <w:spacing w:line="400" w:lineRule="exact"/>
               <w:jc w:val="center"/>
               <w:rPr>
-                <w:rFonts w:hAnsi="宋体"/>
+                <w:rFonts w:hAnsi="宋体" w:hint="eastAsia"/>
                 <w:sz w:val="28"/>
               </w:rPr>
             </w:pPr>
@@ -385,7 +386,7 @@
             <w:pPr>
               <w:spacing w:line="400" w:lineRule="exact"/>
               <w:rPr>
-                <w:rFonts w:hAnsi="宋体"/>
+                <w:rFonts w:hAnsi="宋体" w:hint="eastAsia"/>
                 <w:sz w:val="28"/>
               </w:rPr>
             </w:pPr>
@@ -425,7 +426,7 @@
               <w:spacing w:line="400" w:lineRule="exact"/>
               <w:jc w:val="center"/>
               <w:rPr>
-                <w:rFonts w:hAnsi="宋体"/>
+                <w:rFonts w:hAnsi="宋体" w:hint="eastAsia"/>
                 <w:sz w:val="28"/>
               </w:rPr>
             </w:pPr>
@@ -451,7 +452,7 @@
             <w:pPr>
               <w:spacing w:line="400" w:lineRule="exact"/>
               <w:rPr>
-                <w:rFonts w:hAnsi="宋体"/>
+                <w:rFonts w:hAnsi="宋体" w:hint="eastAsia"/>
                 <w:sz w:val="28"/>
               </w:rPr>
             </w:pPr>
@@ -477,7 +478,7 @@
               <w:spacing w:line="400" w:lineRule="exact"/>
               <w:jc w:val="center"/>
               <w:rPr>
-                <w:rFonts w:hAnsi="宋体"/>
+                <w:rFonts w:hAnsi="宋体" w:hint="eastAsia"/>
                 <w:sz w:val="28"/>
               </w:rPr>
             </w:pPr>
@@ -552,7 +553,7 @@
             <w:pPr>
               <w:spacing w:line="400" w:lineRule="exact"/>
               <w:rPr>
-                <w:rFonts w:hAnsi="宋体"/>
+                <w:rFonts w:hAnsi="宋体" w:hint="eastAsia"/>
                 <w:sz w:val="28"/>
               </w:rPr>
             </w:pPr>
@@ -592,7 +593,7 @@
               <w:spacing w:line="400" w:lineRule="exact"/>
               <w:jc w:val="center"/>
               <w:rPr>
-                <w:rFonts w:hAnsi="宋体"/>
+                <w:rFonts w:hAnsi="宋体" w:hint="eastAsia"/>
                 <w:sz w:val="28"/>
               </w:rPr>
             </w:pPr>
@@ -618,7 +619,7 @@
       <w:pPr>
         <w:spacing w:line="400" w:lineRule="exact"/>
         <w:rPr>
-          <w:rFonts w:hAnsi="宋体"/>
+          <w:rFonts w:hAnsi="宋体" w:hint="eastAsia"/>
           <w:sz w:val="28"/>
         </w:rPr>
       </w:pPr>
@@ -627,7 +628,7 @@
       <w:pPr>
         <w:spacing w:line="400" w:lineRule="exact"/>
         <w:rPr>
-          <w:rFonts w:hAnsi="宋体"/>
+          <w:rFonts w:hAnsi="宋体" w:hint="eastAsia"/>
           <w:sz w:val="28"/>
         </w:rPr>
       </w:pPr>
@@ -636,7 +637,7 @@
       <w:pPr>
         <w:spacing w:line="400" w:lineRule="exact"/>
         <w:rPr>
-          <w:rFonts w:hAnsi="宋体"/>
+          <w:rFonts w:hAnsi="宋体" w:hint="eastAsia"/>
           <w:sz w:val="28"/>
         </w:rPr>
       </w:pPr>
@@ -644,7 +645,7 @@
     <w:p>
       <w:pPr>
         <w:rPr>
-          <w:rFonts w:hAnsi="宋体"/>
+          <w:rFonts w:hAnsi="宋体" w:hint="eastAsia"/>
           <w:lang w:val="zh-CN"/>
         </w:rPr>
       </w:pPr>
@@ -652,12 +653,13 @@
     <w:p>
       <w:pPr>
         <w:rPr>
-          <w:rFonts w:hAnsi="宋体"/>
+          <w:rFonts w:hAnsi="宋体" w:hint="eastAsia"/>
           <w:lang w:val="zh-CN"/>
         </w:rPr>
       </w:pPr>
     </w:p>
     <w:p/>
+    <w:bookmarkEnd w:id="0"/>
     <w:p/>
     <w:tbl>
       <w:tblPr>
@@ -1277,7 +1279,7 @@
                 <w:bCs/>
               </w:rPr>
             </w:pPr>
-            <w:bookmarkStart w:id="0" w:name="OLE_LINK3"/>
+            <w:bookmarkStart w:id="1" w:name="OLE_LINK3"/>
             <w:r>
               <w:rPr>
                 <w:rFonts w:hint="eastAsia"/>
@@ -1368,7 +1370,7 @@
           </w:p>
         </w:tc>
       </w:tr>
-      <w:bookmarkEnd w:id="0"/>
+      <w:bookmarkEnd w:id="1"/>
       <w:tr>
         <w:trPr>
           <w:trHeight w:val="469"/>
@@ -2341,7 +2343,7 @@
     <w:p>
       <w:pPr>
         <w:rPr>
-          <w:rFonts w:hAnsi="宋体"/>
+          <w:rFonts w:hAnsi="宋体" w:hint="eastAsia"/>
           <w:sz w:val="28"/>
           <w:szCs w:val="28"/>
         </w:rPr>
@@ -2381,6 +2383,9 @@
         <w:p>
           <w:pPr>
             <w:pStyle w:val="TOC10"/>
+            <w:rPr>
+              <w:rFonts w:hint="eastAsia"/>
+            </w:rPr>
           </w:pPr>
           <w:r>
             <w:rPr>
@@ -2397,7 +2402,7 @@
               <w:tab w:val="right" w:leader="dot" w:pos="8302"/>
             </w:tabs>
             <w:rPr>
-              <w:rFonts w:asciiTheme="minorHAnsi" w:eastAsiaTheme="minorEastAsia" w:hAnsiTheme="minorHAnsi" w:cstheme="minorBidi"/>
+              <w:rFonts w:asciiTheme="minorHAnsi" w:eastAsiaTheme="minorEastAsia" w:hAnsiTheme="minorHAnsi" w:cstheme="minorBidi" w:hint="eastAsia"/>
               <w:b w:val="0"/>
               <w:bCs w:val="0"/>
               <w:caps w:val="0"/>
@@ -2504,7 +2509,7 @@
               <w:tab w:val="right" w:leader="dot" w:pos="8302"/>
             </w:tabs>
             <w:rPr>
-              <w:rFonts w:asciiTheme="minorHAnsi" w:eastAsiaTheme="minorEastAsia" w:hAnsiTheme="minorHAnsi" w:cstheme="minorBidi"/>
+              <w:rFonts w:asciiTheme="minorHAnsi" w:eastAsiaTheme="minorEastAsia" w:hAnsiTheme="minorHAnsi" w:cstheme="minorBidi" w:hint="eastAsia"/>
               <w:smallCaps w:val="0"/>
               <w:noProof/>
               <w:sz w:val="22"/>
@@ -2597,7 +2602,7 @@
               <w:tab w:val="right" w:leader="dot" w:pos="8302"/>
             </w:tabs>
             <w:rPr>
-              <w:rFonts w:asciiTheme="minorHAnsi" w:eastAsiaTheme="minorEastAsia" w:hAnsiTheme="minorHAnsi" w:cstheme="minorBidi"/>
+              <w:rFonts w:asciiTheme="minorHAnsi" w:eastAsiaTheme="minorEastAsia" w:hAnsiTheme="minorHAnsi" w:cstheme="minorBidi" w:hint="eastAsia"/>
               <w:smallCaps w:val="0"/>
               <w:noProof/>
               <w:sz w:val="22"/>
@@ -2691,7 +2696,7 @@
               <w:tab w:val="right" w:leader="dot" w:pos="8302"/>
             </w:tabs>
             <w:rPr>
-              <w:rFonts w:asciiTheme="minorHAnsi" w:eastAsiaTheme="minorEastAsia" w:hAnsiTheme="minorHAnsi" w:cstheme="minorBidi"/>
+              <w:rFonts w:asciiTheme="minorHAnsi" w:eastAsiaTheme="minorEastAsia" w:hAnsiTheme="minorHAnsi" w:cstheme="minorBidi" w:hint="eastAsia"/>
               <w:smallCaps w:val="0"/>
               <w:noProof/>
               <w:sz w:val="22"/>
@@ -2785,7 +2790,7 @@
               <w:tab w:val="right" w:leader="dot" w:pos="8302"/>
             </w:tabs>
             <w:rPr>
-              <w:rFonts w:asciiTheme="minorHAnsi" w:eastAsiaTheme="minorEastAsia" w:hAnsiTheme="minorHAnsi" w:cstheme="minorBidi"/>
+              <w:rFonts w:asciiTheme="minorHAnsi" w:eastAsiaTheme="minorEastAsia" w:hAnsiTheme="minorHAnsi" w:cstheme="minorBidi" w:hint="eastAsia"/>
               <w:smallCaps w:val="0"/>
               <w:noProof/>
               <w:sz w:val="22"/>
@@ -2879,7 +2884,7 @@
               <w:tab w:val="right" w:leader="dot" w:pos="8302"/>
             </w:tabs>
             <w:rPr>
-              <w:rFonts w:asciiTheme="minorHAnsi" w:eastAsiaTheme="minorEastAsia" w:hAnsiTheme="minorHAnsi" w:cstheme="minorBidi"/>
+              <w:rFonts w:asciiTheme="minorHAnsi" w:eastAsiaTheme="minorEastAsia" w:hAnsiTheme="minorHAnsi" w:cstheme="minorBidi" w:hint="eastAsia"/>
               <w:b w:val="0"/>
               <w:bCs w:val="0"/>
               <w:caps w:val="0"/>
@@ -2977,7 +2982,7 @@
               <w:tab w:val="right" w:leader="dot" w:pos="8302"/>
             </w:tabs>
             <w:rPr>
-              <w:rFonts w:asciiTheme="minorHAnsi" w:eastAsiaTheme="minorEastAsia" w:hAnsiTheme="minorHAnsi" w:cstheme="minorBidi"/>
+              <w:rFonts w:asciiTheme="minorHAnsi" w:eastAsiaTheme="minorEastAsia" w:hAnsiTheme="minorHAnsi" w:cstheme="minorBidi" w:hint="eastAsia"/>
               <w:smallCaps w:val="0"/>
               <w:noProof/>
               <w:sz w:val="22"/>
@@ -3071,7 +3076,7 @@
               <w:tab w:val="right" w:leader="dot" w:pos="8302"/>
             </w:tabs>
             <w:rPr>
-              <w:rFonts w:asciiTheme="minorHAnsi" w:eastAsiaTheme="minorEastAsia" w:hAnsiTheme="minorHAnsi" w:cstheme="minorBidi"/>
+              <w:rFonts w:asciiTheme="minorHAnsi" w:eastAsiaTheme="minorEastAsia" w:hAnsiTheme="minorHAnsi" w:cstheme="minorBidi" w:hint="eastAsia"/>
               <w:smallCaps w:val="0"/>
               <w:noProof/>
               <w:sz w:val="22"/>
@@ -3165,7 +3170,7 @@
               <w:tab w:val="right" w:leader="dot" w:pos="8302"/>
             </w:tabs>
             <w:rPr>
-              <w:rFonts w:asciiTheme="minorHAnsi" w:eastAsiaTheme="minorEastAsia" w:hAnsiTheme="minorHAnsi" w:cstheme="minorBidi"/>
+              <w:rFonts w:asciiTheme="minorHAnsi" w:eastAsiaTheme="minorEastAsia" w:hAnsiTheme="minorHAnsi" w:cstheme="minorBidi" w:hint="eastAsia"/>
               <w:smallCaps w:val="0"/>
               <w:noProof/>
               <w:sz w:val="22"/>
@@ -3259,7 +3264,7 @@
               <w:tab w:val="right" w:leader="dot" w:pos="8302"/>
             </w:tabs>
             <w:rPr>
-              <w:rFonts w:asciiTheme="minorHAnsi" w:eastAsiaTheme="minorEastAsia" w:hAnsiTheme="minorHAnsi" w:cstheme="minorBidi"/>
+              <w:rFonts w:asciiTheme="minorHAnsi" w:eastAsiaTheme="minorEastAsia" w:hAnsiTheme="minorHAnsi" w:cstheme="minorBidi" w:hint="eastAsia"/>
               <w:smallCaps w:val="0"/>
               <w:noProof/>
               <w:sz w:val="22"/>
@@ -3353,7 +3358,7 @@
               <w:tab w:val="right" w:leader="dot" w:pos="8302"/>
             </w:tabs>
             <w:rPr>
-              <w:rFonts w:asciiTheme="minorHAnsi" w:eastAsiaTheme="minorEastAsia" w:hAnsiTheme="minorHAnsi" w:cstheme="minorBidi"/>
+              <w:rFonts w:asciiTheme="minorHAnsi" w:eastAsiaTheme="minorEastAsia" w:hAnsiTheme="minorHAnsi" w:cstheme="minorBidi" w:hint="eastAsia"/>
               <w:smallCaps w:val="0"/>
               <w:noProof/>
               <w:sz w:val="22"/>
@@ -3447,7 +3452,7 @@
               <w:tab w:val="right" w:leader="dot" w:pos="8302"/>
             </w:tabs>
             <w:rPr>
-              <w:rFonts w:asciiTheme="minorHAnsi" w:eastAsiaTheme="minorEastAsia" w:hAnsiTheme="minorHAnsi" w:cstheme="minorBidi"/>
+              <w:rFonts w:asciiTheme="minorHAnsi" w:eastAsiaTheme="minorEastAsia" w:hAnsiTheme="minorHAnsi" w:cstheme="minorBidi" w:hint="eastAsia"/>
               <w:smallCaps w:val="0"/>
               <w:noProof/>
               <w:sz w:val="22"/>
@@ -3541,7 +3546,7 @@
               <w:tab w:val="right" w:leader="dot" w:pos="8302"/>
             </w:tabs>
             <w:rPr>
-              <w:rFonts w:asciiTheme="minorHAnsi" w:eastAsiaTheme="minorEastAsia" w:hAnsiTheme="minorHAnsi" w:cstheme="minorBidi"/>
+              <w:rFonts w:asciiTheme="minorHAnsi" w:eastAsiaTheme="minorEastAsia" w:hAnsiTheme="minorHAnsi" w:cstheme="minorBidi" w:hint="eastAsia"/>
               <w:b w:val="0"/>
               <w:bCs w:val="0"/>
               <w:caps w:val="0"/>
@@ -3639,7 +3644,7 @@
               <w:tab w:val="right" w:leader="dot" w:pos="8302"/>
             </w:tabs>
             <w:rPr>
-              <w:rFonts w:asciiTheme="minorHAnsi" w:eastAsiaTheme="minorEastAsia" w:hAnsiTheme="minorHAnsi" w:cstheme="minorBidi"/>
+              <w:rFonts w:asciiTheme="minorHAnsi" w:eastAsiaTheme="minorEastAsia" w:hAnsiTheme="minorHAnsi" w:cstheme="minorBidi" w:hint="eastAsia"/>
               <w:smallCaps w:val="0"/>
               <w:noProof/>
               <w:sz w:val="22"/>
@@ -3733,7 +3738,7 @@
               <w:tab w:val="right" w:leader="dot" w:pos="8302"/>
             </w:tabs>
             <w:rPr>
-              <w:rFonts w:asciiTheme="minorHAnsi" w:eastAsiaTheme="minorEastAsia" w:hAnsiTheme="minorHAnsi" w:cstheme="minorBidi"/>
+              <w:rFonts w:asciiTheme="minorHAnsi" w:eastAsiaTheme="minorEastAsia" w:hAnsiTheme="minorHAnsi" w:cstheme="minorBidi" w:hint="eastAsia"/>
               <w:smallCaps w:val="0"/>
               <w:noProof/>
               <w:sz w:val="22"/>
@@ -3827,7 +3832,7 @@
               <w:tab w:val="right" w:leader="dot" w:pos="8302"/>
             </w:tabs>
             <w:rPr>
-              <w:rFonts w:asciiTheme="minorHAnsi" w:eastAsiaTheme="minorEastAsia" w:hAnsiTheme="minorHAnsi" w:cstheme="minorBidi"/>
+              <w:rFonts w:asciiTheme="minorHAnsi" w:eastAsiaTheme="minorEastAsia" w:hAnsiTheme="minorHAnsi" w:cstheme="minorBidi" w:hint="eastAsia"/>
               <w:smallCaps w:val="0"/>
               <w:noProof/>
               <w:sz w:val="22"/>
@@ -3921,7 +3926,7 @@
               <w:tab w:val="right" w:leader="dot" w:pos="8302"/>
             </w:tabs>
             <w:rPr>
-              <w:rFonts w:asciiTheme="minorHAnsi" w:eastAsiaTheme="minorEastAsia" w:hAnsiTheme="minorHAnsi" w:cstheme="minorBidi"/>
+              <w:rFonts w:asciiTheme="minorHAnsi" w:eastAsiaTheme="minorEastAsia" w:hAnsiTheme="minorHAnsi" w:cstheme="minorBidi" w:hint="eastAsia"/>
               <w:b w:val="0"/>
               <w:bCs w:val="0"/>
               <w:caps w:val="0"/>
@@ -4019,7 +4024,7 @@
               <w:tab w:val="right" w:leader="dot" w:pos="8302"/>
             </w:tabs>
             <w:rPr>
-              <w:rFonts w:asciiTheme="minorHAnsi" w:eastAsiaTheme="minorEastAsia" w:hAnsiTheme="minorHAnsi" w:cstheme="minorBidi"/>
+              <w:rFonts w:asciiTheme="minorHAnsi" w:eastAsiaTheme="minorEastAsia" w:hAnsiTheme="minorHAnsi" w:cstheme="minorBidi" w:hint="eastAsia"/>
               <w:smallCaps w:val="0"/>
               <w:noProof/>
               <w:sz w:val="22"/>
@@ -4113,7 +4118,7 @@
               <w:tab w:val="right" w:leader="dot" w:pos="8302"/>
             </w:tabs>
             <w:rPr>
-              <w:rFonts w:asciiTheme="minorHAnsi" w:eastAsiaTheme="minorEastAsia" w:hAnsiTheme="minorHAnsi" w:cstheme="minorBidi"/>
+              <w:rFonts w:asciiTheme="minorHAnsi" w:eastAsiaTheme="minorEastAsia" w:hAnsiTheme="minorHAnsi" w:cstheme="minorBidi" w:hint="eastAsia"/>
               <w:smallCaps w:val="0"/>
               <w:noProof/>
               <w:sz w:val="22"/>
@@ -4207,7 +4212,7 @@
               <w:tab w:val="right" w:leader="dot" w:pos="8302"/>
             </w:tabs>
             <w:rPr>
-              <w:rFonts w:asciiTheme="minorHAnsi" w:eastAsiaTheme="minorEastAsia" w:hAnsiTheme="minorHAnsi" w:cstheme="minorBidi"/>
+              <w:rFonts w:asciiTheme="minorHAnsi" w:eastAsiaTheme="minorEastAsia" w:hAnsiTheme="minorHAnsi" w:cstheme="minorBidi" w:hint="eastAsia"/>
               <w:smallCaps w:val="0"/>
               <w:noProof/>
               <w:sz w:val="22"/>
@@ -4301,7 +4306,7 @@
               <w:tab w:val="right" w:leader="dot" w:pos="8302"/>
             </w:tabs>
             <w:rPr>
-              <w:rFonts w:asciiTheme="minorHAnsi" w:eastAsiaTheme="minorEastAsia" w:hAnsiTheme="minorHAnsi" w:cstheme="minorBidi"/>
+              <w:rFonts w:asciiTheme="minorHAnsi" w:eastAsiaTheme="minorEastAsia" w:hAnsiTheme="minorHAnsi" w:cstheme="minorBidi" w:hint="eastAsia"/>
               <w:smallCaps w:val="0"/>
               <w:noProof/>
               <w:sz w:val="22"/>
@@ -4395,7 +4400,7 @@
               <w:tab w:val="right" w:leader="dot" w:pos="8302"/>
             </w:tabs>
             <w:rPr>
-              <w:rFonts w:asciiTheme="minorHAnsi" w:eastAsiaTheme="minorEastAsia" w:hAnsiTheme="minorHAnsi" w:cstheme="minorBidi"/>
+              <w:rFonts w:asciiTheme="minorHAnsi" w:eastAsiaTheme="minorEastAsia" w:hAnsiTheme="minorHAnsi" w:cstheme="minorBidi" w:hint="eastAsia"/>
               <w:smallCaps w:val="0"/>
               <w:noProof/>
               <w:sz w:val="22"/>
@@ -4513,7 +4518,7 @@
               <w:tab w:val="right" w:leader="dot" w:pos="8302"/>
             </w:tabs>
             <w:rPr>
-              <w:rFonts w:asciiTheme="minorHAnsi" w:eastAsiaTheme="minorEastAsia" w:hAnsiTheme="minorHAnsi" w:cstheme="minorBidi"/>
+              <w:rFonts w:asciiTheme="minorHAnsi" w:eastAsiaTheme="minorEastAsia" w:hAnsiTheme="minorHAnsi" w:cstheme="minorBidi" w:hint="eastAsia"/>
               <w:b w:val="0"/>
               <w:bCs w:val="0"/>
               <w:caps w:val="0"/>
@@ -4611,7 +4616,7 @@
               <w:tab w:val="right" w:leader="dot" w:pos="8302"/>
             </w:tabs>
             <w:rPr>
-              <w:rFonts w:asciiTheme="minorHAnsi" w:eastAsiaTheme="minorEastAsia" w:hAnsiTheme="minorHAnsi" w:cstheme="minorBidi"/>
+              <w:rFonts w:asciiTheme="minorHAnsi" w:eastAsiaTheme="minorEastAsia" w:hAnsiTheme="minorHAnsi" w:cstheme="minorBidi" w:hint="eastAsia"/>
               <w:b w:val="0"/>
               <w:bCs w:val="0"/>
               <w:caps w:val="0"/>
@@ -4709,7 +4714,7 @@
               <w:tab w:val="right" w:leader="dot" w:pos="8302"/>
             </w:tabs>
             <w:rPr>
-              <w:rFonts w:asciiTheme="minorHAnsi" w:eastAsiaTheme="minorEastAsia" w:hAnsiTheme="minorHAnsi" w:cstheme="minorBidi"/>
+              <w:rFonts w:asciiTheme="minorHAnsi" w:eastAsiaTheme="minorEastAsia" w:hAnsiTheme="minorHAnsi" w:cstheme="minorBidi" w:hint="eastAsia"/>
               <w:smallCaps w:val="0"/>
               <w:noProof/>
               <w:sz w:val="22"/>
@@ -4803,7 +4808,7 @@
               <w:tab w:val="right" w:leader="dot" w:pos="8302"/>
             </w:tabs>
             <w:rPr>
-              <w:rFonts w:asciiTheme="minorHAnsi" w:eastAsiaTheme="minorEastAsia" w:hAnsiTheme="minorHAnsi" w:cstheme="minorBidi"/>
+              <w:rFonts w:asciiTheme="minorHAnsi" w:eastAsiaTheme="minorEastAsia" w:hAnsiTheme="minorHAnsi" w:cstheme="minorBidi" w:hint="eastAsia"/>
               <w:smallCaps w:val="0"/>
               <w:noProof/>
               <w:sz w:val="22"/>
@@ -4897,7 +4902,7 @@
               <w:tab w:val="right" w:leader="dot" w:pos="8302"/>
             </w:tabs>
             <w:rPr>
-              <w:rFonts w:asciiTheme="minorHAnsi" w:eastAsiaTheme="minorEastAsia" w:hAnsiTheme="minorHAnsi" w:cstheme="minorBidi"/>
+              <w:rFonts w:asciiTheme="minorHAnsi" w:eastAsiaTheme="minorEastAsia" w:hAnsiTheme="minorHAnsi" w:cstheme="minorBidi" w:hint="eastAsia"/>
               <w:smallCaps w:val="0"/>
               <w:noProof/>
               <w:sz w:val="22"/>
@@ -4991,7 +4996,7 @@
               <w:tab w:val="right" w:leader="dot" w:pos="8302"/>
             </w:tabs>
             <w:rPr>
-              <w:rFonts w:asciiTheme="minorHAnsi" w:eastAsiaTheme="minorEastAsia" w:hAnsiTheme="minorHAnsi" w:cstheme="minorBidi"/>
+              <w:rFonts w:asciiTheme="minorHAnsi" w:eastAsiaTheme="minorEastAsia" w:hAnsiTheme="minorHAnsi" w:cstheme="minorBidi" w:hint="eastAsia"/>
               <w:smallCaps w:val="0"/>
               <w:noProof/>
               <w:sz w:val="22"/>
@@ -5085,7 +5090,7 @@
               <w:tab w:val="right" w:leader="dot" w:pos="8302"/>
             </w:tabs>
             <w:rPr>
-              <w:rFonts w:asciiTheme="minorHAnsi" w:eastAsiaTheme="minorEastAsia" w:hAnsiTheme="minorHAnsi" w:cstheme="minorBidi"/>
+              <w:rFonts w:asciiTheme="minorHAnsi" w:eastAsiaTheme="minorEastAsia" w:hAnsiTheme="minorHAnsi" w:cstheme="minorBidi" w:hint="eastAsia"/>
               <w:smallCaps w:val="0"/>
               <w:noProof/>
               <w:sz w:val="22"/>
@@ -5179,7 +5184,7 @@
               <w:tab w:val="right" w:leader="dot" w:pos="8302"/>
             </w:tabs>
             <w:rPr>
-              <w:rFonts w:asciiTheme="minorHAnsi" w:eastAsiaTheme="minorEastAsia" w:hAnsiTheme="minorHAnsi" w:cstheme="minorBidi"/>
+              <w:rFonts w:asciiTheme="minorHAnsi" w:eastAsiaTheme="minorEastAsia" w:hAnsiTheme="minorHAnsi" w:cstheme="minorBidi" w:hint="eastAsia"/>
               <w:smallCaps w:val="0"/>
               <w:noProof/>
               <w:sz w:val="22"/>
@@ -5273,7 +5278,7 @@
               <w:tab w:val="right" w:leader="dot" w:pos="8302"/>
             </w:tabs>
             <w:rPr>
-              <w:rFonts w:asciiTheme="minorHAnsi" w:eastAsiaTheme="minorEastAsia" w:hAnsiTheme="minorHAnsi" w:cstheme="minorBidi"/>
+              <w:rFonts w:asciiTheme="minorHAnsi" w:eastAsiaTheme="minorEastAsia" w:hAnsiTheme="minorHAnsi" w:cstheme="minorBidi" w:hint="eastAsia"/>
               <w:smallCaps w:val="0"/>
               <w:noProof/>
               <w:sz w:val="22"/>
@@ -5366,7 +5371,7 @@
               <w:tab w:val="right" w:leader="dot" w:pos="8302"/>
             </w:tabs>
             <w:rPr>
-              <w:rFonts w:asciiTheme="minorHAnsi" w:eastAsiaTheme="minorEastAsia" w:hAnsiTheme="minorHAnsi" w:cstheme="minorBidi"/>
+              <w:rFonts w:asciiTheme="minorHAnsi" w:eastAsiaTheme="minorEastAsia" w:hAnsiTheme="minorHAnsi" w:cstheme="minorBidi" w:hint="eastAsia"/>
               <w:smallCaps w:val="0"/>
               <w:noProof/>
               <w:sz w:val="22"/>
@@ -5460,7 +5465,7 @@
               <w:tab w:val="right" w:leader="dot" w:pos="8302"/>
             </w:tabs>
             <w:rPr>
-              <w:rFonts w:asciiTheme="minorHAnsi" w:eastAsiaTheme="minorEastAsia" w:hAnsiTheme="minorHAnsi" w:cstheme="minorBidi"/>
+              <w:rFonts w:asciiTheme="minorHAnsi" w:eastAsiaTheme="minorEastAsia" w:hAnsiTheme="minorHAnsi" w:cstheme="minorBidi" w:hint="eastAsia"/>
               <w:smallCaps w:val="0"/>
               <w:noProof/>
               <w:sz w:val="22"/>
@@ -5554,7 +5559,7 @@
               <w:tab w:val="right" w:leader="dot" w:pos="8302"/>
             </w:tabs>
             <w:rPr>
-              <w:rFonts w:asciiTheme="minorHAnsi" w:eastAsiaTheme="minorEastAsia" w:hAnsiTheme="minorHAnsi" w:cstheme="minorBidi"/>
+              <w:rFonts w:asciiTheme="minorHAnsi" w:eastAsiaTheme="minorEastAsia" w:hAnsiTheme="minorHAnsi" w:cstheme="minorBidi" w:hint="eastAsia"/>
               <w:b w:val="0"/>
               <w:bCs w:val="0"/>
               <w:caps w:val="0"/>
@@ -5652,7 +5657,7 @@
               <w:tab w:val="right" w:leader="dot" w:pos="8302"/>
             </w:tabs>
             <w:rPr>
-              <w:rFonts w:asciiTheme="minorHAnsi" w:eastAsiaTheme="minorEastAsia" w:hAnsiTheme="minorHAnsi" w:cstheme="minorBidi"/>
+              <w:rFonts w:asciiTheme="minorHAnsi" w:eastAsiaTheme="minorEastAsia" w:hAnsiTheme="minorHAnsi" w:cstheme="minorBidi" w:hint="eastAsia"/>
               <w:b w:val="0"/>
               <w:bCs w:val="0"/>
               <w:caps w:val="0"/>
@@ -5750,7 +5755,7 @@
               <w:tab w:val="right" w:leader="dot" w:pos="8302"/>
             </w:tabs>
             <w:rPr>
-              <w:rFonts w:asciiTheme="minorHAnsi" w:eastAsiaTheme="minorEastAsia" w:hAnsiTheme="minorHAnsi" w:cstheme="minorBidi"/>
+              <w:rFonts w:asciiTheme="minorHAnsi" w:eastAsiaTheme="minorEastAsia" w:hAnsiTheme="minorHAnsi" w:cstheme="minorBidi" w:hint="eastAsia"/>
               <w:smallCaps w:val="0"/>
               <w:noProof/>
               <w:sz w:val="22"/>
@@ -5868,7 +5873,7 @@
               <w:tab w:val="right" w:leader="dot" w:pos="8302"/>
             </w:tabs>
             <w:rPr>
-              <w:rFonts w:asciiTheme="minorHAnsi" w:eastAsiaTheme="minorEastAsia" w:hAnsiTheme="minorHAnsi" w:cstheme="minorBidi"/>
+              <w:rFonts w:asciiTheme="minorHAnsi" w:eastAsiaTheme="minorEastAsia" w:hAnsiTheme="minorHAnsi" w:cstheme="minorBidi" w:hint="eastAsia"/>
               <w:smallCaps w:val="0"/>
               <w:noProof/>
               <w:sz w:val="22"/>
@@ -5986,7 +5991,7 @@
               <w:tab w:val="right" w:leader="dot" w:pos="8302"/>
             </w:tabs>
             <w:rPr>
-              <w:rFonts w:asciiTheme="minorHAnsi" w:eastAsiaTheme="minorEastAsia" w:hAnsiTheme="minorHAnsi" w:cstheme="minorBidi"/>
+              <w:rFonts w:asciiTheme="minorHAnsi" w:eastAsiaTheme="minorEastAsia" w:hAnsiTheme="minorHAnsi" w:cstheme="minorBidi" w:hint="eastAsia"/>
               <w:smallCaps w:val="0"/>
               <w:noProof/>
               <w:sz w:val="22"/>
@@ -6095,7 +6100,7 @@
     <w:p>
       <w:pPr>
         <w:rPr>
-          <w:rFonts w:hAnsi="宋体"/>
+          <w:rFonts w:hAnsi="宋体" w:hint="eastAsia"/>
           <w:sz w:val="28"/>
           <w:szCs w:val="28"/>
         </w:rPr>
@@ -6115,26 +6120,25 @@
           <w:numId w:val="3"/>
         </w:numPr>
         <w:rPr>
-          <w:rFonts w:ascii="华文中宋" w:eastAsia="华文中宋" w:hAnsi="华文中宋"/>
-          <w:kern w:val="2"/>
-          <w:sz w:val="44"/>
-          <w:szCs w:val="44"/>
-        </w:rPr>
-      </w:pPr>
-      <w:bookmarkStart w:id="1" w:name="_Toc197499936"/>
-      <w:bookmarkStart w:id="2" w:name="_Toc226405629"/>
-      <w:r>
-        <w:rPr>
           <w:rFonts w:ascii="华文中宋" w:eastAsia="华文中宋" w:hAnsi="华文中宋" w:hint="eastAsia"/>
           <w:kern w:val="2"/>
           <w:sz w:val="44"/>
           <w:szCs w:val="44"/>
         </w:rPr>
-        <w:lastRenderedPageBreak/>
+      </w:pPr>
+      <w:bookmarkStart w:id="2" w:name="_Toc197499936"/>
+      <w:bookmarkStart w:id="3" w:name="_Toc226405629"/>
+      <w:r>
+        <w:rPr>
+          <w:rFonts w:ascii="华文中宋" w:eastAsia="华文中宋" w:hAnsi="华文中宋" w:hint="eastAsia"/>
+          <w:kern w:val="2"/>
+          <w:sz w:val="44"/>
+          <w:szCs w:val="44"/>
+        </w:rPr>
         <w:t>引言</w:t>
       </w:r>
-      <w:bookmarkEnd w:id="1"/>
       <w:bookmarkEnd w:id="2"/>
+      <w:bookmarkEnd w:id="3"/>
     </w:p>
     <w:p>
       <w:pPr>
@@ -6144,8 +6148,8 @@
           <w:numId w:val="3"/>
         </w:numPr>
       </w:pPr>
-      <w:bookmarkStart w:id="3" w:name="_Toc197499937"/>
-      <w:bookmarkStart w:id="4" w:name="_Toc226405630"/>
+      <w:bookmarkStart w:id="4" w:name="_Toc197499937"/>
+      <w:bookmarkStart w:id="5" w:name="_Toc226405630"/>
       <w:r>
         <w:rPr>
           <w:rFonts w:hint="eastAsia"/>
@@ -6153,13 +6157,13 @@
         </w:rPr>
         <w:t>编写目的</w:t>
       </w:r>
-      <w:bookmarkEnd w:id="3"/>
       <w:bookmarkEnd w:id="4"/>
+      <w:bookmarkEnd w:id="5"/>
     </w:p>
     <w:p>
       <w:pPr>
         <w:rPr>
-          <w:rFonts w:hAnsi="宋体"/>
+          <w:rFonts w:hAnsi="宋体" w:hint="eastAsia"/>
           <w:sz w:val="24"/>
         </w:rPr>
       </w:pPr>
@@ -6178,7 +6182,7 @@
           <w:numId w:val="9"/>
         </w:numPr>
         <w:rPr>
-          <w:rFonts w:hAnsi="宋体"/>
+          <w:rFonts w:hAnsi="宋体" w:hint="eastAsia"/>
           <w:sz w:val="24"/>
         </w:rPr>
       </w:pPr>
@@ -6197,7 +6201,7 @@
           <w:numId w:val="9"/>
         </w:numPr>
         <w:rPr>
-          <w:rFonts w:hAnsi="宋体"/>
+          <w:rFonts w:hAnsi="宋体" w:hint="eastAsia"/>
           <w:sz w:val="24"/>
         </w:rPr>
       </w:pPr>
@@ -6216,7 +6220,7 @@
           <w:numId w:val="9"/>
         </w:numPr>
         <w:rPr>
-          <w:rFonts w:hAnsi="宋体"/>
+          <w:rFonts w:hAnsi="宋体" w:hint="eastAsia"/>
           <w:sz w:val="24"/>
         </w:rPr>
       </w:pPr>
@@ -6235,7 +6239,7 @@
           <w:numId w:val="9"/>
         </w:numPr>
         <w:rPr>
-          <w:rFonts w:hAnsi="宋体"/>
+          <w:rFonts w:hAnsi="宋体" w:hint="eastAsia"/>
           <w:sz w:val="24"/>
         </w:rPr>
       </w:pPr>
@@ -6258,8 +6262,8 @@
           <w:lang w:eastAsia="zh"/>
         </w:rPr>
       </w:pPr>
-      <w:bookmarkStart w:id="5" w:name="_Toc197499938"/>
-      <w:bookmarkStart w:id="6" w:name="_Toc226405631"/>
+      <w:bookmarkStart w:id="6" w:name="_Toc197499938"/>
+      <w:bookmarkStart w:id="7" w:name="_Toc226405631"/>
       <w:r>
         <w:rPr>
           <w:rFonts w:hint="eastAsia"/>
@@ -6267,15 +6271,15 @@
         </w:rPr>
         <w:t>阅读对象</w:t>
       </w:r>
-      <w:bookmarkEnd w:id="5"/>
       <w:bookmarkEnd w:id="6"/>
+      <w:bookmarkEnd w:id="7"/>
     </w:p>
     <w:p>
       <w:pPr>
         <w:autoSpaceDE w:val="0"/>
         <w:autoSpaceDN w:val="0"/>
         <w:adjustRightInd w:val="0"/>
-        <w:ind w:firstLineChars="200" w:firstLine="489"/>
+        <w:ind w:firstLineChars="200" w:firstLine="482"/>
         <w:rPr>
           <w:sz w:val="24"/>
         </w:rPr>
@@ -6302,7 +6306,7 @@
         <w:autoSpaceDE w:val="0"/>
         <w:autoSpaceDN w:val="0"/>
         <w:adjustRightInd w:val="0"/>
-        <w:ind w:firstLineChars="200" w:firstLine="489"/>
+        <w:ind w:firstLineChars="200" w:firstLine="482"/>
         <w:rPr>
           <w:sz w:val="24"/>
         </w:rPr>
@@ -6329,7 +6333,7 @@
         <w:autoSpaceDE w:val="0"/>
         <w:autoSpaceDN w:val="0"/>
         <w:adjustRightInd w:val="0"/>
-        <w:ind w:firstLineChars="200" w:firstLine="489"/>
+        <w:ind w:firstLineChars="200" w:firstLine="482"/>
         <w:rPr>
           <w:sz w:val="24"/>
         </w:rPr>
@@ -6362,8 +6366,8 @@
           <w:lang w:eastAsia="zh"/>
         </w:rPr>
       </w:pPr>
-      <w:bookmarkStart w:id="7" w:name="_Toc197499939"/>
-      <w:bookmarkStart w:id="8" w:name="_Toc226405632"/>
+      <w:bookmarkStart w:id="8" w:name="_Toc197499939"/>
+      <w:bookmarkStart w:id="9" w:name="_Toc226405632"/>
       <w:r>
         <w:rPr>
           <w:rFonts w:hint="eastAsia"/>
@@ -6371,8 +6375,8 @@
         </w:rPr>
         <w:t>软件需求分析目标</w:t>
       </w:r>
-      <w:bookmarkEnd w:id="7"/>
       <w:bookmarkEnd w:id="8"/>
+      <w:bookmarkEnd w:id="9"/>
     </w:p>
     <w:p>
       <w:pPr>
@@ -6439,15 +6443,14 @@
           <w:lang w:eastAsia="zh"/>
         </w:rPr>
       </w:pPr>
-      <w:bookmarkStart w:id="9" w:name="_Toc226405633"/>
+      <w:bookmarkStart w:id="10" w:name="_Toc226405633"/>
       <w:r>
         <w:rPr>
           <w:lang w:eastAsia="zh"/>
         </w:rPr>
-        <w:lastRenderedPageBreak/>
         <w:t>项目范围</w:t>
       </w:r>
-      <w:bookmarkEnd w:id="9"/>
+      <w:bookmarkEnd w:id="10"/>
     </w:p>
     <w:p>
       <w:pPr>
@@ -7144,23 +7147,23 @@
           <w:numId w:val="3"/>
         </w:numPr>
         <w:rPr>
+          <w:rFonts w:ascii="华文中宋" w:eastAsia="华文中宋" w:hAnsi="华文中宋" w:hint="eastAsia"/>
+          <w:kern w:val="2"/>
+          <w:sz w:val="44"/>
+          <w:szCs w:val="44"/>
+        </w:rPr>
+      </w:pPr>
+      <w:bookmarkStart w:id="11" w:name="_Toc226405634"/>
+      <w:r>
+        <w:rPr>
           <w:rFonts w:ascii="华文中宋" w:eastAsia="华文中宋" w:hAnsi="华文中宋"/>
           <w:kern w:val="2"/>
           <w:sz w:val="44"/>
           <w:szCs w:val="44"/>
         </w:rPr>
-      </w:pPr>
-      <w:bookmarkStart w:id="10" w:name="_Toc226405634"/>
-      <w:r>
-        <w:rPr>
-          <w:rFonts w:ascii="华文中宋" w:eastAsia="华文中宋" w:hAnsi="华文中宋"/>
-          <w:kern w:val="2"/>
-          <w:sz w:val="44"/>
-          <w:szCs w:val="44"/>
-        </w:rPr>
         <w:t>需求概述</w:t>
       </w:r>
-      <w:bookmarkEnd w:id="10"/>
+      <w:bookmarkEnd w:id="11"/>
     </w:p>
     <w:p>
       <w:pPr>
@@ -7173,14 +7176,14 @@
           <w:lang w:eastAsia="zh"/>
         </w:rPr>
       </w:pPr>
-      <w:bookmarkStart w:id="11" w:name="_Toc226405635"/>
+      <w:bookmarkStart w:id="12" w:name="_Toc226405635"/>
       <w:r>
         <w:rPr>
           <w:lang w:eastAsia="zh"/>
         </w:rPr>
         <w:t>产品视角与特性</w:t>
       </w:r>
-      <w:bookmarkEnd w:id="11"/>
+      <w:bookmarkEnd w:id="12"/>
     </w:p>
     <w:p>
       <w:pPr>
@@ -7420,14 +7423,14 @@
           <w:lang w:eastAsia="zh"/>
         </w:rPr>
       </w:pPr>
-      <w:bookmarkStart w:id="12" w:name="_Toc226405636"/>
+      <w:bookmarkStart w:id="13" w:name="_Toc226405636"/>
       <w:r>
         <w:rPr>
           <w:lang w:eastAsia="zh"/>
         </w:rPr>
         <w:t>用户类别和特征</w:t>
       </w:r>
-      <w:bookmarkEnd w:id="12"/>
+      <w:bookmarkEnd w:id="13"/>
     </w:p>
     <w:tbl>
       <w:tblPr>
@@ -7731,14 +7734,14 @@
           <w:lang w:eastAsia="zh"/>
         </w:rPr>
       </w:pPr>
-      <w:bookmarkStart w:id="13" w:name="_Toc226405637"/>
+      <w:bookmarkStart w:id="14" w:name="_Toc226405637"/>
       <w:r>
         <w:rPr>
           <w:lang w:eastAsia="zh"/>
         </w:rPr>
         <w:t>操作环境</w:t>
       </w:r>
-      <w:bookmarkEnd w:id="13"/>
+      <w:bookmarkEnd w:id="14"/>
     </w:p>
     <w:tbl>
       <w:tblPr>
@@ -7747,8 +7750,8 @@
         <w:tblLook w:val="04A0" w:firstRow="1" w:lastRow="0" w:firstColumn="1" w:lastColumn="0" w:noHBand="0" w:noVBand="1"/>
       </w:tblPr>
       <w:tblGrid>
-        <w:gridCol w:w="1673"/>
-        <w:gridCol w:w="6756"/>
+        <w:gridCol w:w="1651"/>
+        <w:gridCol w:w="6778"/>
       </w:tblGrid>
       <w:tr>
         <w:trPr>
@@ -7865,7 +7868,6 @@
               <w:rPr>
                 <w:sz w:val="24"/>
               </w:rPr>
-              <w:lastRenderedPageBreak/>
               <w:t>后端</w:t>
             </w:r>
           </w:p>
@@ -8077,14 +8079,14 @@
           <w:lang w:eastAsia="zh"/>
         </w:rPr>
       </w:pPr>
-      <w:bookmarkStart w:id="14" w:name="_Toc226405638"/>
+      <w:bookmarkStart w:id="15" w:name="_Toc226405638"/>
       <w:r>
         <w:rPr>
           <w:lang w:eastAsia="zh"/>
         </w:rPr>
         <w:t>设计和实现约束</w:t>
       </w:r>
-      <w:bookmarkEnd w:id="14"/>
+      <w:bookmarkEnd w:id="15"/>
     </w:p>
     <w:tbl>
       <w:tblPr>
@@ -8530,14 +8532,14 @@
           <w:lang w:eastAsia="zh"/>
         </w:rPr>
       </w:pPr>
-      <w:bookmarkStart w:id="15" w:name="_Toc226405639"/>
+      <w:bookmarkStart w:id="16" w:name="_Toc226405639"/>
       <w:r>
         <w:rPr>
           <w:lang w:eastAsia="zh"/>
         </w:rPr>
         <w:t>用户文档</w:t>
       </w:r>
-      <w:bookmarkEnd w:id="15"/>
+      <w:bookmarkEnd w:id="16"/>
     </w:p>
     <w:p>
       <w:pPr>
@@ -8614,14 +8616,14 @@
           <w:lang w:eastAsia="zh"/>
         </w:rPr>
       </w:pPr>
-      <w:bookmarkStart w:id="16" w:name="_Toc226405640"/>
+      <w:bookmarkStart w:id="17" w:name="_Toc226405640"/>
       <w:r>
         <w:rPr>
           <w:lang w:eastAsia="zh"/>
         </w:rPr>
         <w:t>假设与依赖</w:t>
       </w:r>
-      <w:bookmarkEnd w:id="16"/>
+      <w:bookmarkEnd w:id="17"/>
     </w:p>
     <w:p>
       <w:pPr>
@@ -8738,7 +8740,6 @@
         <w:rPr>
           <w:sz w:val="24"/>
         </w:rPr>
-        <w:lastRenderedPageBreak/>
         <w:t>Qwen</w:t>
       </w:r>
       <w:r>
@@ -8835,23 +8836,23 @@
           <w:numId w:val="3"/>
         </w:numPr>
         <w:rPr>
+          <w:rFonts w:ascii="华文中宋" w:eastAsia="华文中宋" w:hAnsi="华文中宋" w:hint="eastAsia"/>
+          <w:kern w:val="2"/>
+          <w:sz w:val="44"/>
+          <w:szCs w:val="44"/>
+        </w:rPr>
+      </w:pPr>
+      <w:bookmarkStart w:id="18" w:name="_Toc226405641"/>
+      <w:r>
+        <w:rPr>
           <w:rFonts w:ascii="华文中宋" w:eastAsia="华文中宋" w:hAnsi="华文中宋"/>
           <w:kern w:val="2"/>
           <w:sz w:val="44"/>
           <w:szCs w:val="44"/>
         </w:rPr>
-      </w:pPr>
-      <w:bookmarkStart w:id="17" w:name="_Toc226405641"/>
-      <w:r>
-        <w:rPr>
-          <w:rFonts w:ascii="华文中宋" w:eastAsia="华文中宋" w:hAnsi="华文中宋"/>
-          <w:kern w:val="2"/>
-          <w:sz w:val="44"/>
-          <w:szCs w:val="44"/>
-        </w:rPr>
         <w:t>接口需求</w:t>
       </w:r>
-      <w:bookmarkEnd w:id="17"/>
+      <w:bookmarkEnd w:id="18"/>
     </w:p>
     <w:p>
       <w:pPr>
@@ -8864,14 +8865,14 @@
           <w:lang w:eastAsia="zh"/>
         </w:rPr>
       </w:pPr>
-      <w:bookmarkStart w:id="18" w:name="_Toc226405642"/>
+      <w:bookmarkStart w:id="19" w:name="_Toc226405642"/>
       <w:r>
         <w:rPr>
           <w:lang w:eastAsia="zh"/>
         </w:rPr>
         <w:t>用户接口</w:t>
       </w:r>
-      <w:bookmarkEnd w:id="18"/>
+      <w:bookmarkEnd w:id="19"/>
     </w:p>
     <w:tbl>
       <w:tblPr>
@@ -9476,7 +9477,7 @@
           <w:lang w:eastAsia="zh"/>
         </w:rPr>
       </w:pPr>
-      <w:bookmarkStart w:id="19" w:name="_Toc226405643"/>
+      <w:bookmarkStart w:id="20" w:name="_Toc226405643"/>
       <w:r>
         <w:rPr>
           <w:rFonts w:hint="eastAsia"/>
@@ -9490,7 +9491,7 @@
         </w:rPr>
         <w:t>接口</w:t>
       </w:r>
-      <w:bookmarkEnd w:id="19"/>
+      <w:bookmarkEnd w:id="20"/>
     </w:p>
     <w:tbl>
       <w:tblPr>
@@ -9854,7 +9855,6 @@
               <w:rPr>
                 <w:sz w:val="24"/>
               </w:rPr>
-              <w:lastRenderedPageBreak/>
               <w:t>SRS-I-008-0</w:t>
             </w:r>
           </w:p>
@@ -10270,7 +10270,7 @@
           <w:lang w:eastAsia="zh"/>
         </w:rPr>
       </w:pPr>
-      <w:bookmarkStart w:id="20" w:name="_Toc226405644"/>
+      <w:bookmarkStart w:id="21" w:name="_Toc226405644"/>
       <w:r>
         <w:rPr>
           <w:rFonts w:hint="eastAsia"/>
@@ -10288,7 +10288,7 @@
         </w:rPr>
         <w:t>接口</w:t>
       </w:r>
-      <w:bookmarkEnd w:id="20"/>
+      <w:bookmarkEnd w:id="21"/>
     </w:p>
     <w:tbl>
       <w:tblPr>
@@ -10887,14 +10887,7 @@
               <w:rPr>
                 <w:sz w:val="24"/>
               </w:rPr>
-              <w:t>SRS-</w:t>
-            </w:r>
-            <w:r>
-              <w:rPr>
-                <w:sz w:val="24"/>
-              </w:rPr>
-              <w:lastRenderedPageBreak/>
-              <w:t>I-016-0</w:t>
+              <w:t>SRS-I-016-0</w:t>
             </w:r>
           </w:p>
         </w:tc>
@@ -10916,72 +10909,69 @@
                 <w:color w:val="0F1115"/>
                 <w:sz w:val="24"/>
               </w:rPr>
-              <w:lastRenderedPageBreak/>
-              <w:t>数据库</w:t>
-            </w:r>
+              <w:t>数据库接口</w:t>
+            </w:r>
+          </w:p>
+        </w:tc>
+        <w:tc>
+          <w:tcPr>
+            <w:tcW w:w="3061" w:type="dxa"/>
+            <w:vAlign w:val="center"/>
+          </w:tcPr>
+          <w:p>
+            <w:pPr>
+              <w:cnfStyle w:val="000000100000" w:firstRow="0" w:lastRow="0" w:firstColumn="0" w:lastColumn="0" w:oddVBand="0" w:evenVBand="0" w:oddHBand="1" w:evenHBand="0" w:firstRowFirstColumn="0" w:firstRowLastColumn="0" w:lastRowFirstColumn="0" w:lastRowLastColumn="0"/>
+              <w:rPr>
+                <w:sz w:val="24"/>
+              </w:rPr>
+            </w:pPr>
+            <w:proofErr w:type="spellStart"/>
             <w:r>
               <w:rPr>
                 <w:rFonts w:ascii="Segoe UI" w:hAnsi="Segoe UI" w:cs="Segoe UI"/>
                 <w:color w:val="0F1115"/>
                 <w:sz w:val="24"/>
               </w:rPr>
-              <w:lastRenderedPageBreak/>
-              <w:t>接口</w:t>
-            </w:r>
-          </w:p>
-        </w:tc>
-        <w:tc>
-          <w:tcPr>
-            <w:tcW w:w="3061" w:type="dxa"/>
-            <w:vAlign w:val="center"/>
-          </w:tcPr>
-          <w:p>
-            <w:pPr>
-              <w:cnfStyle w:val="000000100000" w:firstRow="0" w:lastRow="0" w:firstColumn="0" w:lastColumn="0" w:oddVBand="0" w:evenVBand="0" w:oddHBand="1" w:evenHBand="0" w:firstRowFirstColumn="0" w:firstRowLastColumn="0" w:lastRowFirstColumn="0" w:lastRowLastColumn="0"/>
-              <w:rPr>
-                <w:sz w:val="24"/>
-              </w:rPr>
-            </w:pPr>
-            <w:proofErr w:type="spellStart"/>
+              <w:t>SQLAlchemy</w:t>
+            </w:r>
+            <w:proofErr w:type="spellEnd"/>
             <w:r>
               <w:rPr>
                 <w:rFonts w:ascii="Segoe UI" w:hAnsi="Segoe UI" w:cs="Segoe UI"/>
                 <w:color w:val="0F1115"/>
                 <w:sz w:val="24"/>
               </w:rPr>
-              <w:lastRenderedPageBreak/>
-              <w:t>SQLAlchemy</w:t>
-            </w:r>
-            <w:proofErr w:type="spellEnd"/>
+              <w:t>（异步）</w:t>
+            </w:r>
+          </w:p>
+        </w:tc>
+        <w:tc>
+          <w:tcPr>
+            <w:tcW w:w="3601" w:type="dxa"/>
+            <w:vAlign w:val="center"/>
+          </w:tcPr>
+          <w:p>
+            <w:pPr>
+              <w:cnfStyle w:val="000000100000" w:firstRow="0" w:lastRow="0" w:firstColumn="0" w:lastColumn="0" w:oddVBand="0" w:evenVBand="0" w:oddHBand="1" w:evenHBand="0" w:firstRowFirstColumn="0" w:firstRowLastColumn="0" w:lastRowFirstColumn="0" w:lastRowLastColumn="0"/>
+              <w:rPr>
+                <w:sz w:val="24"/>
+              </w:rPr>
+            </w:pPr>
             <w:r>
               <w:rPr>
                 <w:rFonts w:ascii="Segoe UI" w:hAnsi="Segoe UI" w:cs="Segoe UI"/>
                 <w:color w:val="0F1115"/>
                 <w:sz w:val="24"/>
               </w:rPr>
-              <w:t>（异步）</w:t>
-            </w:r>
-          </w:p>
-        </w:tc>
-        <w:tc>
-          <w:tcPr>
-            <w:tcW w:w="3601" w:type="dxa"/>
-            <w:vAlign w:val="center"/>
-          </w:tcPr>
-          <w:p>
-            <w:pPr>
-              <w:cnfStyle w:val="000000100000" w:firstRow="0" w:lastRow="0" w:firstColumn="0" w:lastColumn="0" w:oddVBand="0" w:evenVBand="0" w:oddHBand="1" w:evenHBand="0" w:firstRowFirstColumn="0" w:firstRowLastColumn="0" w:lastRowFirstColumn="0" w:lastRowLastColumn="0"/>
-              <w:rPr>
-                <w:sz w:val="24"/>
-              </w:rPr>
-            </w:pPr>
+              <w:t>ORM</w:t>
+            </w:r>
             <w:r>
               <w:rPr>
                 <w:rFonts w:ascii="Segoe UI" w:hAnsi="Segoe UI" w:cs="Segoe UI"/>
                 <w:color w:val="0F1115"/>
                 <w:sz w:val="24"/>
               </w:rPr>
-              <w:t>ORM</w:t>
+              <w:t>方式操作</w:t>
             </w:r>
             <w:r>
               <w:rPr>
@@ -10989,7 +10979,7 @@
                 <w:color w:val="0F1115"/>
                 <w:sz w:val="24"/>
               </w:rPr>
-              <w:t>方式操作</w:t>
+              <w:t>MySQL</w:t>
             </w:r>
             <w:r>
               <w:rPr>
@@ -10997,24 +10987,7 @@
                 <w:color w:val="0F1115"/>
                 <w:sz w:val="24"/>
               </w:rPr>
-              <w:t>MySQL</w:t>
-            </w:r>
-            <w:r>
-              <w:rPr>
-                <w:rFonts w:ascii="Segoe UI" w:hAnsi="Segoe UI" w:cs="Segoe UI"/>
-                <w:color w:val="0F1115"/>
-                <w:sz w:val="24"/>
-              </w:rPr>
-              <w:t>，支持异</w:t>
-            </w:r>
-            <w:r>
-              <w:rPr>
-                <w:rFonts w:ascii="Segoe UI" w:hAnsi="Segoe UI" w:cs="Segoe UI"/>
-                <w:color w:val="0F1115"/>
-                <w:sz w:val="24"/>
-              </w:rPr>
-              <w:lastRenderedPageBreak/>
-              <w:t>步会话管理</w:t>
+              <w:t>，支持异步会话管理</w:t>
             </w:r>
           </w:p>
         </w:tc>
@@ -11039,7 +11012,6 @@
               <w:rPr>
                 <w:sz w:val="24"/>
               </w:rPr>
-              <w:lastRenderedPageBreak/>
               <w:t>SRS-I-017-0</w:t>
             </w:r>
           </w:p>
@@ -11422,23 +11394,23 @@
           <w:numId w:val="3"/>
         </w:numPr>
         <w:rPr>
+          <w:rFonts w:ascii="华文中宋" w:eastAsia="华文中宋" w:hAnsi="华文中宋" w:hint="eastAsia"/>
+          <w:kern w:val="2"/>
+          <w:sz w:val="44"/>
+          <w:szCs w:val="44"/>
+        </w:rPr>
+      </w:pPr>
+      <w:bookmarkStart w:id="22" w:name="_Toc226405645"/>
+      <w:r>
+        <w:rPr>
           <w:rFonts w:ascii="华文中宋" w:eastAsia="华文中宋" w:hAnsi="华文中宋"/>
           <w:kern w:val="2"/>
           <w:sz w:val="44"/>
           <w:szCs w:val="44"/>
         </w:rPr>
-      </w:pPr>
-      <w:bookmarkStart w:id="21" w:name="_Toc226405645"/>
-      <w:r>
-        <w:rPr>
-          <w:rFonts w:ascii="华文中宋" w:eastAsia="华文中宋" w:hAnsi="华文中宋"/>
-          <w:kern w:val="2"/>
-          <w:sz w:val="44"/>
-          <w:szCs w:val="44"/>
-        </w:rPr>
         <w:t>功能需求</w:t>
       </w:r>
-      <w:bookmarkEnd w:id="21"/>
+      <w:bookmarkEnd w:id="22"/>
     </w:p>
     <w:p>
       <w:pPr>
@@ -11451,14 +11423,14 @@
           <w:lang w:eastAsia="zh"/>
         </w:rPr>
       </w:pPr>
-      <w:bookmarkStart w:id="22" w:name="_Toc226405646"/>
+      <w:bookmarkStart w:id="23" w:name="_Toc226405646"/>
       <w:r>
         <w:rPr>
           <w:lang w:eastAsia="zh"/>
         </w:rPr>
         <w:t>用户登录注册模块</w:t>
       </w:r>
-      <w:bookmarkEnd w:id="22"/>
+      <w:bookmarkEnd w:id="23"/>
     </w:p>
     <w:tbl>
       <w:tblPr>
@@ -11928,7 +11900,6 @@
               <w:rPr>
                 <w:sz w:val="24"/>
               </w:rPr>
-              <w:lastRenderedPageBreak/>
               <w:t>SRS-F-04</w:t>
             </w:r>
             <w:r>
@@ -12134,14 +12105,14 @@
           <w:lang w:eastAsia="zh"/>
         </w:rPr>
       </w:pPr>
-      <w:bookmarkStart w:id="23" w:name="_Toc226405647"/>
+      <w:bookmarkStart w:id="24" w:name="_Toc226405647"/>
       <w:r>
         <w:rPr>
           <w:lang w:eastAsia="zh"/>
         </w:rPr>
         <w:t>教师端功能模块</w:t>
       </w:r>
-      <w:bookmarkEnd w:id="23"/>
+      <w:bookmarkEnd w:id="24"/>
     </w:p>
     <w:tbl>
       <w:tblPr>
@@ -12500,7 +12471,6 @@
               <w:rPr>
                 <w:sz w:val="24"/>
               </w:rPr>
-              <w:lastRenderedPageBreak/>
               <w:t>SRS-F-07</w:t>
             </w:r>
             <w:r>
@@ -12801,14 +12771,14 @@
           <w:lang w:eastAsia="zh"/>
         </w:rPr>
       </w:pPr>
-      <w:bookmarkStart w:id="24" w:name="_Toc226405648"/>
+      <w:bookmarkStart w:id="25" w:name="_Toc226405648"/>
       <w:r>
         <w:rPr>
           <w:lang w:eastAsia="zh"/>
         </w:rPr>
         <w:t>学生端功能模块</w:t>
       </w:r>
-      <w:bookmarkEnd w:id="24"/>
+      <w:bookmarkEnd w:id="25"/>
     </w:p>
     <w:tbl>
       <w:tblPr>
@@ -12817,11 +12787,11 @@
         <w:tblLook w:val="04A0" w:firstRow="1" w:lastRow="0" w:firstColumn="1" w:lastColumn="0" w:noHBand="0" w:noVBand="1"/>
       </w:tblPr>
       <w:tblGrid>
-        <w:gridCol w:w="1062"/>
-        <w:gridCol w:w="3039"/>
-        <w:gridCol w:w="1589"/>
-        <w:gridCol w:w="1923"/>
-        <w:gridCol w:w="689"/>
+        <w:gridCol w:w="1040"/>
+        <w:gridCol w:w="3054"/>
+        <w:gridCol w:w="1594"/>
+        <w:gridCol w:w="1931"/>
+        <w:gridCol w:w="683"/>
       </w:tblGrid>
       <w:tr>
         <w:trPr>
@@ -12928,14 +12898,7 @@
               <w:rPr>
                 <w:sz w:val="24"/>
               </w:rPr>
-              <w:t>优先</w:t>
-            </w:r>
-            <w:r>
-              <w:rPr>
-                <w:sz w:val="24"/>
-              </w:rPr>
-              <w:lastRenderedPageBreak/>
-              <w:t>级</w:t>
+              <w:t>优先级</w:t>
             </w:r>
           </w:p>
         </w:tc>
@@ -12958,7 +12921,6 @@
               <w:rPr>
                 <w:sz w:val="24"/>
               </w:rPr>
-              <w:lastRenderedPageBreak/>
               <w:t>SRS-F-09</w:t>
             </w:r>
             <w:r>
@@ -13381,699 +13343,12 @@
           <w:lang w:eastAsia="zh"/>
         </w:rPr>
       </w:pPr>
-      <w:bookmarkStart w:id="25" w:name="_Toc226405649"/>
+      <w:bookmarkStart w:id="26" w:name="_Toc226405649"/>
       <w:r>
         <w:rPr>
           <w:lang w:eastAsia="zh"/>
         </w:rPr>
         <w:t>管理端功能模块</w:t>
-      </w:r>
-      <w:bookmarkEnd w:id="25"/>
-    </w:p>
-    <w:tbl>
-      <w:tblPr>
-        <w:tblStyle w:val="5-11"/>
-        <w:tblW w:w="0" w:type="auto"/>
-        <w:tblLook w:val="04A0" w:firstRow="1" w:lastRow="0" w:firstColumn="1" w:lastColumn="0" w:noHBand="0" w:noVBand="1"/>
-      </w:tblPr>
-      <w:tblGrid>
-        <w:gridCol w:w="954"/>
-        <w:gridCol w:w="2074"/>
-        <w:gridCol w:w="1347"/>
-        <w:gridCol w:w="3310"/>
-        <w:gridCol w:w="617"/>
-      </w:tblGrid>
-      <w:tr>
-        <w:trPr>
-          <w:cnfStyle w:val="100000000000" w:firstRow="1" w:lastRow="0" w:firstColumn="0" w:lastColumn="0" w:oddVBand="0" w:evenVBand="0" w:oddHBand="0" w:evenHBand="0" w:firstRowFirstColumn="0" w:firstRowLastColumn="0" w:lastRowFirstColumn="0" w:lastRowLastColumn="0"/>
-        </w:trPr>
-        <w:tc>
-          <w:tcPr>
-            <w:cnfStyle w:val="001000000000" w:firstRow="0" w:lastRow="0" w:firstColumn="1" w:lastColumn="0" w:oddVBand="0" w:evenVBand="0" w:oddHBand="0" w:evenHBand="0" w:firstRowFirstColumn="0" w:firstRowLastColumn="0" w:lastRowFirstColumn="0" w:lastRowLastColumn="0"/>
-            <w:tcW w:w="0" w:type="auto"/>
-          </w:tcPr>
-          <w:p>
-            <w:pPr>
-              <w:rPr>
-                <w:b w:val="0"/>
-                <w:bCs w:val="0"/>
-                <w:sz w:val="24"/>
-              </w:rPr>
-            </w:pPr>
-            <w:r>
-              <w:rPr>
-                <w:sz w:val="24"/>
-              </w:rPr>
-              <w:t>需求编号</w:t>
-            </w:r>
-          </w:p>
-        </w:tc>
-        <w:tc>
-          <w:tcPr>
-            <w:tcW w:w="0" w:type="auto"/>
-          </w:tcPr>
-          <w:p>
-            <w:pPr>
-              <w:cnfStyle w:val="100000000000" w:firstRow="1" w:lastRow="0" w:firstColumn="0" w:lastColumn="0" w:oddVBand="0" w:evenVBand="0" w:oddHBand="0" w:evenHBand="0" w:firstRowFirstColumn="0" w:firstRowLastColumn="0" w:lastRowFirstColumn="0" w:lastRowLastColumn="0"/>
-              <w:rPr>
-                <w:b w:val="0"/>
-                <w:bCs w:val="0"/>
-                <w:sz w:val="24"/>
-              </w:rPr>
-            </w:pPr>
-            <w:r>
-              <w:rPr>
-                <w:sz w:val="24"/>
-              </w:rPr>
-              <w:t>需求描述</w:t>
-            </w:r>
-          </w:p>
-        </w:tc>
-        <w:tc>
-          <w:tcPr>
-            <w:tcW w:w="0" w:type="auto"/>
-          </w:tcPr>
-          <w:p>
-            <w:pPr>
-              <w:cnfStyle w:val="100000000000" w:firstRow="1" w:lastRow="0" w:firstColumn="0" w:lastColumn="0" w:oddVBand="0" w:evenVBand="0" w:oddHBand="0" w:evenHBand="0" w:firstRowFirstColumn="0" w:firstRowLastColumn="0" w:lastRowFirstColumn="0" w:lastRowLastColumn="0"/>
-              <w:rPr>
-                <w:b w:val="0"/>
-                <w:bCs w:val="0"/>
-                <w:sz w:val="24"/>
-              </w:rPr>
-            </w:pPr>
-            <w:r>
-              <w:rPr>
-                <w:sz w:val="24"/>
-              </w:rPr>
-              <w:t>输入</w:t>
-            </w:r>
-          </w:p>
-        </w:tc>
-        <w:tc>
-          <w:tcPr>
-            <w:tcW w:w="0" w:type="auto"/>
-          </w:tcPr>
-          <w:p>
-            <w:pPr>
-              <w:cnfStyle w:val="100000000000" w:firstRow="1" w:lastRow="0" w:firstColumn="0" w:lastColumn="0" w:oddVBand="0" w:evenVBand="0" w:oddHBand="0" w:evenHBand="0" w:firstRowFirstColumn="0" w:firstRowLastColumn="0" w:lastRowFirstColumn="0" w:lastRowLastColumn="0"/>
-              <w:rPr>
-                <w:b w:val="0"/>
-                <w:bCs w:val="0"/>
-                <w:sz w:val="24"/>
-              </w:rPr>
-            </w:pPr>
-            <w:r>
-              <w:rPr>
-                <w:sz w:val="24"/>
-              </w:rPr>
-              <w:t>输出</w:t>
-            </w:r>
-          </w:p>
-        </w:tc>
-        <w:tc>
-          <w:tcPr>
-            <w:tcW w:w="0" w:type="auto"/>
-          </w:tcPr>
-          <w:p>
-            <w:pPr>
-              <w:cnfStyle w:val="100000000000" w:firstRow="1" w:lastRow="0" w:firstColumn="0" w:lastColumn="0" w:oddVBand="0" w:evenVBand="0" w:oddHBand="0" w:evenHBand="0" w:firstRowFirstColumn="0" w:firstRowLastColumn="0" w:lastRowFirstColumn="0" w:lastRowLastColumn="0"/>
-              <w:rPr>
-                <w:b w:val="0"/>
-                <w:bCs w:val="0"/>
-                <w:sz w:val="24"/>
-              </w:rPr>
-            </w:pPr>
-            <w:r>
-              <w:rPr>
-                <w:sz w:val="24"/>
-              </w:rPr>
-              <w:t>优先级</w:t>
-            </w:r>
-          </w:p>
-        </w:tc>
-      </w:tr>
-      <w:tr>
-        <w:tc>
-          <w:tcPr>
-            <w:cnfStyle w:val="001000000000" w:firstRow="0" w:lastRow="0" w:firstColumn="1" w:lastColumn="0" w:oddVBand="0" w:evenVBand="0" w:oddHBand="0" w:evenHBand="0" w:firstRowFirstColumn="0" w:firstRowLastColumn="0" w:lastRowFirstColumn="0" w:lastRowLastColumn="0"/>
-            <w:tcW w:w="0" w:type="auto"/>
-          </w:tcPr>
-          <w:p>
-            <w:pPr>
-              <w:rPr>
-                <w:b w:val="0"/>
-                <w:bCs w:val="0"/>
-                <w:sz w:val="24"/>
-              </w:rPr>
-            </w:pPr>
-            <w:r>
-              <w:rPr>
-                <w:sz w:val="24"/>
-              </w:rPr>
-              <w:t>SRS-F-12</w:t>
-            </w:r>
-            <w:r>
-              <w:rPr>
-                <w:rFonts w:hint="eastAsia"/>
-                <w:sz w:val="24"/>
-              </w:rPr>
-              <w:t>-0</w:t>
-            </w:r>
-          </w:p>
-        </w:tc>
-        <w:tc>
-          <w:tcPr>
-            <w:tcW w:w="0" w:type="auto"/>
-            <w:shd w:val="clear" w:color="auto" w:fill="B4C6E7" w:themeFill="accent1" w:themeFillTint="66"/>
-          </w:tcPr>
-          <w:p>
-            <w:pPr>
-              <w:cnfStyle w:val="000000000000" w:firstRow="0" w:lastRow="0" w:firstColumn="0" w:lastColumn="0" w:oddVBand="0" w:evenVBand="0" w:oddHBand="0" w:evenHBand="0" w:firstRowFirstColumn="0" w:firstRowLastColumn="0" w:lastRowFirstColumn="0" w:lastRowLastColumn="0"/>
-              <w:rPr>
-                <w:sz w:val="24"/>
-              </w:rPr>
-            </w:pPr>
-            <w:r>
-              <w:rPr>
-                <w:sz w:val="24"/>
-              </w:rPr>
-              <w:t>用户管理：查看所有用户列表</w:t>
-            </w:r>
-          </w:p>
-        </w:tc>
-        <w:tc>
-          <w:tcPr>
-            <w:tcW w:w="0" w:type="auto"/>
-            <w:shd w:val="clear" w:color="auto" w:fill="B4C6E7" w:themeFill="accent1" w:themeFillTint="66"/>
-          </w:tcPr>
-          <w:p>
-            <w:pPr>
-              <w:cnfStyle w:val="000000000000" w:firstRow="0" w:lastRow="0" w:firstColumn="0" w:lastColumn="0" w:oddVBand="0" w:evenVBand="0" w:oddHBand="0" w:evenHBand="0" w:firstRowFirstColumn="0" w:firstRowLastColumn="0" w:lastRowFirstColumn="0" w:lastRowLastColumn="0"/>
-              <w:rPr>
-                <w:sz w:val="24"/>
-              </w:rPr>
-            </w:pPr>
-            <w:r>
-              <w:rPr>
-                <w:sz w:val="24"/>
-              </w:rPr>
-              <w:t>筛选条件（可选）</w:t>
-            </w:r>
-          </w:p>
-        </w:tc>
-        <w:tc>
-          <w:tcPr>
-            <w:tcW w:w="0" w:type="auto"/>
-            <w:shd w:val="clear" w:color="auto" w:fill="B4C6E7" w:themeFill="accent1" w:themeFillTint="66"/>
-          </w:tcPr>
-          <w:p>
-            <w:pPr>
-              <w:cnfStyle w:val="000000000000" w:firstRow="0" w:lastRow="0" w:firstColumn="0" w:lastColumn="0" w:oddVBand="0" w:evenVBand="0" w:oddHBand="0" w:evenHBand="0" w:firstRowFirstColumn="0" w:firstRowLastColumn="0" w:lastRowFirstColumn="0" w:lastRowLastColumn="0"/>
-              <w:rPr>
-                <w:sz w:val="24"/>
-              </w:rPr>
-            </w:pPr>
-            <w:r>
-              <w:rPr>
-                <w:sz w:val="24"/>
-              </w:rPr>
-              <w:t>用户列表（ID、用户名、角色、创建时间）</w:t>
-            </w:r>
-          </w:p>
-        </w:tc>
-        <w:tc>
-          <w:tcPr>
-            <w:tcW w:w="0" w:type="auto"/>
-            <w:shd w:val="clear" w:color="auto" w:fill="B4C6E7" w:themeFill="accent1" w:themeFillTint="66"/>
-          </w:tcPr>
-          <w:p>
-            <w:pPr>
-              <w:cnfStyle w:val="000000000000" w:firstRow="0" w:lastRow="0" w:firstColumn="0" w:lastColumn="0" w:oddVBand="0" w:evenVBand="0" w:oddHBand="0" w:evenHBand="0" w:firstRowFirstColumn="0" w:firstRowLastColumn="0" w:lastRowFirstColumn="0" w:lastRowLastColumn="0"/>
-              <w:rPr>
-                <w:sz w:val="24"/>
-              </w:rPr>
-            </w:pPr>
-            <w:r>
-              <w:rPr>
-                <w:sz w:val="24"/>
-              </w:rPr>
-              <w:t>高</w:t>
-            </w:r>
-          </w:p>
-        </w:tc>
-      </w:tr>
-      <w:tr>
-        <w:tc>
-          <w:tcPr>
-            <w:cnfStyle w:val="001000000000" w:firstRow="0" w:lastRow="0" w:firstColumn="1" w:lastColumn="0" w:oddVBand="0" w:evenVBand="0" w:oddHBand="0" w:evenHBand="0" w:firstRowFirstColumn="0" w:firstRowLastColumn="0" w:lastRowFirstColumn="0" w:lastRowLastColumn="0"/>
-            <w:tcW w:w="0" w:type="auto"/>
-          </w:tcPr>
-          <w:p>
-            <w:pPr>
-              <w:rPr>
-                <w:b w:val="0"/>
-                <w:bCs w:val="0"/>
-                <w:sz w:val="24"/>
-              </w:rPr>
-            </w:pPr>
-            <w:r>
-              <w:rPr>
-                <w:sz w:val="24"/>
-              </w:rPr>
-              <w:t>SRS-F-13</w:t>
-            </w:r>
-            <w:r>
-              <w:rPr>
-                <w:rFonts w:hint="eastAsia"/>
-                <w:sz w:val="24"/>
-              </w:rPr>
-              <w:t>-0</w:t>
-            </w:r>
-          </w:p>
-        </w:tc>
-        <w:tc>
-          <w:tcPr>
-            <w:tcW w:w="0" w:type="auto"/>
-          </w:tcPr>
-          <w:p>
-            <w:pPr>
-              <w:cnfStyle w:val="000000000000" w:firstRow="0" w:lastRow="0" w:firstColumn="0" w:lastColumn="0" w:oddVBand="0" w:evenVBand="0" w:oddHBand="0" w:evenHBand="0" w:firstRowFirstColumn="0" w:firstRowLastColumn="0" w:lastRowFirstColumn="0" w:lastRowLastColumn="0"/>
-              <w:rPr>
-                <w:sz w:val="24"/>
-              </w:rPr>
-            </w:pPr>
-            <w:r>
-              <w:rPr>
-                <w:sz w:val="24"/>
-              </w:rPr>
-              <w:t>创建用户账户：管理员创建新用户</w:t>
-            </w:r>
-          </w:p>
-        </w:tc>
-        <w:tc>
-          <w:tcPr>
-            <w:tcW w:w="0" w:type="auto"/>
-          </w:tcPr>
-          <w:p>
-            <w:pPr>
-              <w:cnfStyle w:val="000000000000" w:firstRow="0" w:lastRow="0" w:firstColumn="0" w:lastColumn="0" w:oddVBand="0" w:evenVBand="0" w:oddHBand="0" w:evenHBand="0" w:firstRowFirstColumn="0" w:firstRowLastColumn="0" w:lastRowFirstColumn="0" w:lastRowLastColumn="0"/>
-              <w:rPr>
-                <w:sz w:val="24"/>
-              </w:rPr>
-            </w:pPr>
-            <w:r>
-              <w:rPr>
-                <w:sz w:val="24"/>
-              </w:rPr>
-              <w:t>用户名、密码、角色</w:t>
-            </w:r>
-          </w:p>
-        </w:tc>
-        <w:tc>
-          <w:tcPr>
-            <w:tcW w:w="0" w:type="auto"/>
-          </w:tcPr>
-          <w:p>
-            <w:pPr>
-              <w:cnfStyle w:val="000000000000" w:firstRow="0" w:lastRow="0" w:firstColumn="0" w:lastColumn="0" w:oddVBand="0" w:evenVBand="0" w:oddHBand="0" w:evenHBand="0" w:firstRowFirstColumn="0" w:firstRowLastColumn="0" w:lastRowFirstColumn="0" w:lastRowLastColumn="0"/>
-              <w:rPr>
-                <w:sz w:val="24"/>
-              </w:rPr>
-            </w:pPr>
-            <w:r>
-              <w:rPr>
-                <w:sz w:val="24"/>
-              </w:rPr>
-              <w:t>创建成功/失败提示</w:t>
-            </w:r>
-          </w:p>
-        </w:tc>
-        <w:tc>
-          <w:tcPr>
-            <w:tcW w:w="0" w:type="auto"/>
-          </w:tcPr>
-          <w:p>
-            <w:pPr>
-              <w:cnfStyle w:val="000000000000" w:firstRow="0" w:lastRow="0" w:firstColumn="0" w:lastColumn="0" w:oddVBand="0" w:evenVBand="0" w:oddHBand="0" w:evenHBand="0" w:firstRowFirstColumn="0" w:firstRowLastColumn="0" w:lastRowFirstColumn="0" w:lastRowLastColumn="0"/>
-              <w:rPr>
-                <w:sz w:val="24"/>
-              </w:rPr>
-            </w:pPr>
-            <w:r>
-              <w:rPr>
-                <w:sz w:val="24"/>
-              </w:rPr>
-              <w:t>高</w:t>
-            </w:r>
-          </w:p>
-        </w:tc>
-      </w:tr>
-      <w:tr>
-        <w:tc>
-          <w:tcPr>
-            <w:cnfStyle w:val="001000000000" w:firstRow="0" w:lastRow="0" w:firstColumn="1" w:lastColumn="0" w:oddVBand="0" w:evenVBand="0" w:oddHBand="0" w:evenHBand="0" w:firstRowFirstColumn="0" w:firstRowLastColumn="0" w:lastRowFirstColumn="0" w:lastRowLastColumn="0"/>
-            <w:tcW w:w="0" w:type="auto"/>
-          </w:tcPr>
-          <w:p>
-            <w:pPr>
-              <w:rPr>
-                <w:b w:val="0"/>
-                <w:bCs w:val="0"/>
-                <w:sz w:val="24"/>
-              </w:rPr>
-            </w:pPr>
-            <w:r>
-              <w:rPr>
-                <w:sz w:val="24"/>
-              </w:rPr>
-              <w:lastRenderedPageBreak/>
-              <w:t>SRS-F-14</w:t>
-            </w:r>
-            <w:r>
-              <w:rPr>
-                <w:rFonts w:hint="eastAsia"/>
-                <w:sz w:val="24"/>
-              </w:rPr>
-              <w:t>-0</w:t>
-            </w:r>
-          </w:p>
-        </w:tc>
-        <w:tc>
-          <w:tcPr>
-            <w:tcW w:w="0" w:type="auto"/>
-            <w:shd w:val="clear" w:color="auto" w:fill="B4C6E7" w:themeFill="accent1" w:themeFillTint="66"/>
-          </w:tcPr>
-          <w:p>
-            <w:pPr>
-              <w:cnfStyle w:val="000000000000" w:firstRow="0" w:lastRow="0" w:firstColumn="0" w:lastColumn="0" w:oddVBand="0" w:evenVBand="0" w:oddHBand="0" w:evenHBand="0" w:firstRowFirstColumn="0" w:firstRowLastColumn="0" w:lastRowFirstColumn="0" w:lastRowLastColumn="0"/>
-              <w:rPr>
-                <w:sz w:val="24"/>
-              </w:rPr>
-            </w:pPr>
-            <w:r>
-              <w:rPr>
-                <w:sz w:val="24"/>
-              </w:rPr>
-              <w:t>课件资源管理：查看所有教师生成的资源列表</w:t>
-            </w:r>
-          </w:p>
-        </w:tc>
-        <w:tc>
-          <w:tcPr>
-            <w:tcW w:w="0" w:type="auto"/>
-            <w:shd w:val="clear" w:color="auto" w:fill="B4C6E7" w:themeFill="accent1" w:themeFillTint="66"/>
-          </w:tcPr>
-          <w:p>
-            <w:pPr>
-              <w:cnfStyle w:val="000000000000" w:firstRow="0" w:lastRow="0" w:firstColumn="0" w:lastColumn="0" w:oddVBand="0" w:evenVBand="0" w:oddHBand="0" w:evenHBand="0" w:firstRowFirstColumn="0" w:firstRowLastColumn="0" w:lastRowFirstColumn="0" w:lastRowLastColumn="0"/>
-              <w:rPr>
-                <w:sz w:val="24"/>
-              </w:rPr>
-            </w:pPr>
-            <w:r>
-              <w:rPr>
-                <w:sz w:val="24"/>
-              </w:rPr>
-              <w:t>筛选条件（可选）</w:t>
-            </w:r>
-          </w:p>
-        </w:tc>
-        <w:tc>
-          <w:tcPr>
-            <w:tcW w:w="0" w:type="auto"/>
-            <w:shd w:val="clear" w:color="auto" w:fill="B4C6E7" w:themeFill="accent1" w:themeFillTint="66"/>
-          </w:tcPr>
-          <w:p>
-            <w:pPr>
-              <w:cnfStyle w:val="000000000000" w:firstRow="0" w:lastRow="0" w:firstColumn="0" w:lastColumn="0" w:oddVBand="0" w:evenVBand="0" w:oddHBand="0" w:evenHBand="0" w:firstRowFirstColumn="0" w:firstRowLastColumn="0" w:lastRowFirstColumn="0" w:lastRowLastColumn="0"/>
-              <w:rPr>
-                <w:sz w:val="24"/>
-              </w:rPr>
-            </w:pPr>
-            <w:r>
-              <w:rPr>
-                <w:sz w:val="24"/>
-              </w:rPr>
-              <w:t>资源列表（ID、标题、类型、创建者、创建时间）</w:t>
-            </w:r>
-          </w:p>
-        </w:tc>
-        <w:tc>
-          <w:tcPr>
-            <w:tcW w:w="0" w:type="auto"/>
-            <w:shd w:val="clear" w:color="auto" w:fill="B4C6E7" w:themeFill="accent1" w:themeFillTint="66"/>
-          </w:tcPr>
-          <w:p>
-            <w:pPr>
-              <w:cnfStyle w:val="000000000000" w:firstRow="0" w:lastRow="0" w:firstColumn="0" w:lastColumn="0" w:oddVBand="0" w:evenVBand="0" w:oddHBand="0" w:evenHBand="0" w:firstRowFirstColumn="0" w:firstRowLastColumn="0" w:lastRowFirstColumn="0" w:lastRowLastColumn="0"/>
-              <w:rPr>
-                <w:sz w:val="24"/>
-              </w:rPr>
-            </w:pPr>
-            <w:r>
-              <w:rPr>
-                <w:sz w:val="24"/>
-              </w:rPr>
-              <w:t>高</w:t>
-            </w:r>
-          </w:p>
-        </w:tc>
-      </w:tr>
-      <w:tr>
-        <w:tc>
-          <w:tcPr>
-            <w:cnfStyle w:val="001000000000" w:firstRow="0" w:lastRow="0" w:firstColumn="1" w:lastColumn="0" w:oddVBand="0" w:evenVBand="0" w:oddHBand="0" w:evenHBand="0" w:firstRowFirstColumn="0" w:firstRowLastColumn="0" w:lastRowFirstColumn="0" w:lastRowLastColumn="0"/>
-            <w:tcW w:w="0" w:type="auto"/>
-          </w:tcPr>
-          <w:p>
-            <w:pPr>
-              <w:rPr>
-                <w:b w:val="0"/>
-                <w:bCs w:val="0"/>
-                <w:sz w:val="24"/>
-              </w:rPr>
-            </w:pPr>
-            <w:r>
-              <w:rPr>
-                <w:sz w:val="24"/>
-              </w:rPr>
-              <w:t>SRS-F-15</w:t>
-            </w:r>
-            <w:r>
-              <w:rPr>
-                <w:rFonts w:hint="eastAsia"/>
-                <w:sz w:val="24"/>
-              </w:rPr>
-              <w:t>-0</w:t>
-            </w:r>
-          </w:p>
-        </w:tc>
-        <w:tc>
-          <w:tcPr>
-            <w:tcW w:w="0" w:type="auto"/>
-          </w:tcPr>
-          <w:p>
-            <w:pPr>
-              <w:cnfStyle w:val="000000000000" w:firstRow="0" w:lastRow="0" w:firstColumn="0" w:lastColumn="0" w:oddVBand="0" w:evenVBand="0" w:oddHBand="0" w:evenHBand="0" w:firstRowFirstColumn="0" w:firstRowLastColumn="0" w:lastRowFirstColumn="0" w:lastRowLastColumn="0"/>
-              <w:rPr>
-                <w:sz w:val="24"/>
-              </w:rPr>
-            </w:pPr>
-            <w:r>
-              <w:rPr>
-                <w:sz w:val="24"/>
-              </w:rPr>
-              <w:t>获取资源详细内容：查看指定资源的完整内容</w:t>
-            </w:r>
-          </w:p>
-        </w:tc>
-        <w:tc>
-          <w:tcPr>
-            <w:tcW w:w="0" w:type="auto"/>
-          </w:tcPr>
-          <w:p>
-            <w:pPr>
-              <w:cnfStyle w:val="000000000000" w:firstRow="0" w:lastRow="0" w:firstColumn="0" w:lastColumn="0" w:oddVBand="0" w:evenVBand="0" w:oddHBand="0" w:evenHBand="0" w:firstRowFirstColumn="0" w:firstRowLastColumn="0" w:lastRowFirstColumn="0" w:lastRowLastColumn="0"/>
-              <w:rPr>
-                <w:sz w:val="24"/>
-              </w:rPr>
-            </w:pPr>
-            <w:r>
-              <w:rPr>
-                <w:sz w:val="24"/>
-              </w:rPr>
-              <w:t>资源ID</w:t>
-            </w:r>
-          </w:p>
-        </w:tc>
-        <w:tc>
-          <w:tcPr>
-            <w:tcW w:w="0" w:type="auto"/>
-          </w:tcPr>
-          <w:p>
-            <w:pPr>
-              <w:cnfStyle w:val="000000000000" w:firstRow="0" w:lastRow="0" w:firstColumn="0" w:lastColumn="0" w:oddVBand="0" w:evenVBand="0" w:oddHBand="0" w:evenHBand="0" w:firstRowFirstColumn="0" w:firstRowLastColumn="0" w:lastRowFirstColumn="0" w:lastRowLastColumn="0"/>
-              <w:rPr>
-                <w:sz w:val="24"/>
-              </w:rPr>
-            </w:pPr>
-            <w:r>
-              <w:rPr>
-                <w:sz w:val="24"/>
-              </w:rPr>
-              <w:t>资源完整内容</w:t>
-            </w:r>
-          </w:p>
-        </w:tc>
-        <w:tc>
-          <w:tcPr>
-            <w:tcW w:w="0" w:type="auto"/>
-          </w:tcPr>
-          <w:p>
-            <w:pPr>
-              <w:cnfStyle w:val="000000000000" w:firstRow="0" w:lastRow="0" w:firstColumn="0" w:lastColumn="0" w:oddVBand="0" w:evenVBand="0" w:oddHBand="0" w:evenHBand="0" w:firstRowFirstColumn="0" w:firstRowLastColumn="0" w:lastRowFirstColumn="0" w:lastRowLastColumn="0"/>
-              <w:rPr>
-                <w:sz w:val="24"/>
-              </w:rPr>
-            </w:pPr>
-            <w:r>
-              <w:rPr>
-                <w:sz w:val="24"/>
-              </w:rPr>
-              <w:t>中</w:t>
-            </w:r>
-          </w:p>
-        </w:tc>
-      </w:tr>
-      <w:tr>
-        <w:tc>
-          <w:tcPr>
-            <w:cnfStyle w:val="001000000000" w:firstRow="0" w:lastRow="0" w:firstColumn="1" w:lastColumn="0" w:oddVBand="0" w:evenVBand="0" w:oddHBand="0" w:evenHBand="0" w:firstRowFirstColumn="0" w:firstRowLastColumn="0" w:lastRowFirstColumn="0" w:lastRowLastColumn="0"/>
-            <w:tcW w:w="0" w:type="auto"/>
-          </w:tcPr>
-          <w:p>
-            <w:pPr>
-              <w:rPr>
-                <w:b w:val="0"/>
-                <w:bCs w:val="0"/>
-                <w:sz w:val="24"/>
-              </w:rPr>
-            </w:pPr>
-            <w:r>
-              <w:rPr>
-                <w:sz w:val="24"/>
-              </w:rPr>
-              <w:t>SRS-F-16</w:t>
-            </w:r>
-            <w:r>
-              <w:rPr>
-                <w:rFonts w:hint="eastAsia"/>
-                <w:sz w:val="24"/>
-              </w:rPr>
-              <w:t>-0</w:t>
-            </w:r>
-          </w:p>
-        </w:tc>
-        <w:tc>
-          <w:tcPr>
-            <w:tcW w:w="0" w:type="auto"/>
-            <w:shd w:val="clear" w:color="auto" w:fill="B4C6E7" w:themeFill="accent1" w:themeFillTint="66"/>
-          </w:tcPr>
-          <w:p>
-            <w:pPr>
-              <w:cnfStyle w:val="000000000000" w:firstRow="0" w:lastRow="0" w:firstColumn="0" w:lastColumn="0" w:oddVBand="0" w:evenVBand="0" w:oddHBand="0" w:evenHBand="0" w:firstRowFirstColumn="0" w:firstRowLastColumn="0" w:lastRowFirstColumn="0" w:lastRowLastColumn="0"/>
-              <w:rPr>
-                <w:sz w:val="24"/>
-              </w:rPr>
-            </w:pPr>
-            <w:r>
-              <w:rPr>
-                <w:sz w:val="24"/>
-              </w:rPr>
-              <w:t>数据大屏概览：展示平台核心指标</w:t>
-            </w:r>
-          </w:p>
-        </w:tc>
-        <w:tc>
-          <w:tcPr>
-            <w:tcW w:w="0" w:type="auto"/>
-            <w:shd w:val="clear" w:color="auto" w:fill="B4C6E7" w:themeFill="accent1" w:themeFillTint="66"/>
-          </w:tcPr>
-          <w:p>
-            <w:pPr>
-              <w:cnfStyle w:val="000000000000" w:firstRow="0" w:lastRow="0" w:firstColumn="0" w:lastColumn="0" w:oddVBand="0" w:evenVBand="0" w:oddHBand="0" w:evenHBand="0" w:firstRowFirstColumn="0" w:firstRowLastColumn="0" w:lastRowFirstColumn="0" w:lastRowLastColumn="0"/>
-              <w:rPr>
-                <w:sz w:val="24"/>
-              </w:rPr>
-            </w:pPr>
-            <w:r>
-              <w:rPr>
-                <w:sz w:val="24"/>
-              </w:rPr>
-              <w:t>时间范围（当日/本周）</w:t>
-            </w:r>
-          </w:p>
-        </w:tc>
-        <w:tc>
-          <w:tcPr>
-            <w:tcW w:w="0" w:type="auto"/>
-            <w:shd w:val="clear" w:color="auto" w:fill="B4C6E7" w:themeFill="accent1" w:themeFillTint="66"/>
-          </w:tcPr>
-          <w:p>
-            <w:pPr>
-              <w:cnfStyle w:val="000000000000" w:firstRow="0" w:lastRow="0" w:firstColumn="0" w:lastColumn="0" w:oddVBand="0" w:evenVBand="0" w:oddHBand="0" w:evenHBand="0" w:firstRowFirstColumn="0" w:firstRowLastColumn="0" w:lastRowFirstColumn="0" w:lastRowLastColumn="0"/>
-              <w:rPr>
-                <w:sz w:val="24"/>
-              </w:rPr>
-            </w:pPr>
-            <w:r>
-              <w:rPr>
-                <w:sz w:val="24"/>
-              </w:rPr>
-              <w:t>教师/学生总数、活跃度、备课/批改时间、学生正确率、高频错误、优化建议</w:t>
-            </w:r>
-          </w:p>
-        </w:tc>
-        <w:tc>
-          <w:tcPr>
-            <w:tcW w:w="0" w:type="auto"/>
-            <w:shd w:val="clear" w:color="auto" w:fill="B4C6E7" w:themeFill="accent1" w:themeFillTint="66"/>
-          </w:tcPr>
-          <w:p>
-            <w:pPr>
-              <w:cnfStyle w:val="000000000000" w:firstRow="0" w:lastRow="0" w:firstColumn="0" w:lastColumn="0" w:oddVBand="0" w:evenVBand="0" w:oddHBand="0" w:evenHBand="0" w:firstRowFirstColumn="0" w:firstRowLastColumn="0" w:lastRowFirstColumn="0" w:lastRowLastColumn="0"/>
-              <w:rPr>
-                <w:sz w:val="24"/>
-              </w:rPr>
-            </w:pPr>
-            <w:r>
-              <w:rPr>
-                <w:sz w:val="24"/>
-              </w:rPr>
-              <w:t>高</w:t>
-            </w:r>
-          </w:p>
-        </w:tc>
-      </w:tr>
-    </w:tbl>
-    <w:p>
-      <w:pPr>
-        <w:pStyle w:val="2"/>
-        <w:numPr>
-          <w:ilvl w:val="1"/>
-          <w:numId w:val="3"/>
-        </w:numPr>
-        <w:rPr>
-          <w:lang w:eastAsia="zh"/>
-        </w:rPr>
-      </w:pPr>
-      <w:bookmarkStart w:id="26" w:name="_Toc226405650"/>
-      <w:r>
-        <w:rPr>
-          <w:lang w:eastAsia="zh"/>
-        </w:rPr>
-        <w:t>RAG与LLM核心模块</w:t>
       </w:r>
       <w:bookmarkEnd w:id="26"/>
     </w:p>
@@ -14084,11 +13359,697 @@
         <w:tblLook w:val="04A0" w:firstRow="1" w:lastRow="0" w:firstColumn="1" w:lastColumn="0" w:noHBand="0" w:noVBand="1"/>
       </w:tblPr>
       <w:tblGrid>
-        <w:gridCol w:w="992"/>
-        <w:gridCol w:w="3649"/>
-        <w:gridCol w:w="1850"/>
-        <w:gridCol w:w="1169"/>
-        <w:gridCol w:w="642"/>
+        <w:gridCol w:w="932"/>
+        <w:gridCol w:w="2083"/>
+        <w:gridCol w:w="1351"/>
+        <w:gridCol w:w="3324"/>
+        <w:gridCol w:w="612"/>
+      </w:tblGrid>
+      <w:tr>
+        <w:trPr>
+          <w:cnfStyle w:val="100000000000" w:firstRow="1" w:lastRow="0" w:firstColumn="0" w:lastColumn="0" w:oddVBand="0" w:evenVBand="0" w:oddHBand="0" w:evenHBand="0" w:firstRowFirstColumn="0" w:firstRowLastColumn="0" w:lastRowFirstColumn="0" w:lastRowLastColumn="0"/>
+        </w:trPr>
+        <w:tc>
+          <w:tcPr>
+            <w:cnfStyle w:val="001000000000" w:firstRow="0" w:lastRow="0" w:firstColumn="1" w:lastColumn="0" w:oddVBand="0" w:evenVBand="0" w:oddHBand="0" w:evenHBand="0" w:firstRowFirstColumn="0" w:firstRowLastColumn="0" w:lastRowFirstColumn="0" w:lastRowLastColumn="0"/>
+            <w:tcW w:w="0" w:type="auto"/>
+          </w:tcPr>
+          <w:p>
+            <w:pPr>
+              <w:rPr>
+                <w:b w:val="0"/>
+                <w:bCs w:val="0"/>
+                <w:sz w:val="24"/>
+              </w:rPr>
+            </w:pPr>
+            <w:r>
+              <w:rPr>
+                <w:sz w:val="24"/>
+              </w:rPr>
+              <w:t>需求编号</w:t>
+            </w:r>
+          </w:p>
+        </w:tc>
+        <w:tc>
+          <w:tcPr>
+            <w:tcW w:w="0" w:type="auto"/>
+          </w:tcPr>
+          <w:p>
+            <w:pPr>
+              <w:cnfStyle w:val="100000000000" w:firstRow="1" w:lastRow="0" w:firstColumn="0" w:lastColumn="0" w:oddVBand="0" w:evenVBand="0" w:oddHBand="0" w:evenHBand="0" w:firstRowFirstColumn="0" w:firstRowLastColumn="0" w:lastRowFirstColumn="0" w:lastRowLastColumn="0"/>
+              <w:rPr>
+                <w:b w:val="0"/>
+                <w:bCs w:val="0"/>
+                <w:sz w:val="24"/>
+              </w:rPr>
+            </w:pPr>
+            <w:r>
+              <w:rPr>
+                <w:sz w:val="24"/>
+              </w:rPr>
+              <w:t>需求描述</w:t>
+            </w:r>
+          </w:p>
+        </w:tc>
+        <w:tc>
+          <w:tcPr>
+            <w:tcW w:w="0" w:type="auto"/>
+          </w:tcPr>
+          <w:p>
+            <w:pPr>
+              <w:cnfStyle w:val="100000000000" w:firstRow="1" w:lastRow="0" w:firstColumn="0" w:lastColumn="0" w:oddVBand="0" w:evenVBand="0" w:oddHBand="0" w:evenHBand="0" w:firstRowFirstColumn="0" w:firstRowLastColumn="0" w:lastRowFirstColumn="0" w:lastRowLastColumn="0"/>
+              <w:rPr>
+                <w:b w:val="0"/>
+                <w:bCs w:val="0"/>
+                <w:sz w:val="24"/>
+              </w:rPr>
+            </w:pPr>
+            <w:r>
+              <w:rPr>
+                <w:sz w:val="24"/>
+              </w:rPr>
+              <w:t>输入</w:t>
+            </w:r>
+          </w:p>
+        </w:tc>
+        <w:tc>
+          <w:tcPr>
+            <w:tcW w:w="0" w:type="auto"/>
+          </w:tcPr>
+          <w:p>
+            <w:pPr>
+              <w:cnfStyle w:val="100000000000" w:firstRow="1" w:lastRow="0" w:firstColumn="0" w:lastColumn="0" w:oddVBand="0" w:evenVBand="0" w:oddHBand="0" w:evenHBand="0" w:firstRowFirstColumn="0" w:firstRowLastColumn="0" w:lastRowFirstColumn="0" w:lastRowLastColumn="0"/>
+              <w:rPr>
+                <w:b w:val="0"/>
+                <w:bCs w:val="0"/>
+                <w:sz w:val="24"/>
+              </w:rPr>
+            </w:pPr>
+            <w:r>
+              <w:rPr>
+                <w:sz w:val="24"/>
+              </w:rPr>
+              <w:t>输出</w:t>
+            </w:r>
+          </w:p>
+        </w:tc>
+        <w:tc>
+          <w:tcPr>
+            <w:tcW w:w="0" w:type="auto"/>
+          </w:tcPr>
+          <w:p>
+            <w:pPr>
+              <w:cnfStyle w:val="100000000000" w:firstRow="1" w:lastRow="0" w:firstColumn="0" w:lastColumn="0" w:oddVBand="0" w:evenVBand="0" w:oddHBand="0" w:evenHBand="0" w:firstRowFirstColumn="0" w:firstRowLastColumn="0" w:lastRowFirstColumn="0" w:lastRowLastColumn="0"/>
+              <w:rPr>
+                <w:b w:val="0"/>
+                <w:bCs w:val="0"/>
+                <w:sz w:val="24"/>
+              </w:rPr>
+            </w:pPr>
+            <w:r>
+              <w:rPr>
+                <w:sz w:val="24"/>
+              </w:rPr>
+              <w:t>优先级</w:t>
+            </w:r>
+          </w:p>
+        </w:tc>
+      </w:tr>
+      <w:tr>
+        <w:tc>
+          <w:tcPr>
+            <w:cnfStyle w:val="001000000000" w:firstRow="0" w:lastRow="0" w:firstColumn="1" w:lastColumn="0" w:oddVBand="0" w:evenVBand="0" w:oddHBand="0" w:evenHBand="0" w:firstRowFirstColumn="0" w:firstRowLastColumn="0" w:lastRowFirstColumn="0" w:lastRowLastColumn="0"/>
+            <w:tcW w:w="0" w:type="auto"/>
+          </w:tcPr>
+          <w:p>
+            <w:pPr>
+              <w:rPr>
+                <w:b w:val="0"/>
+                <w:bCs w:val="0"/>
+                <w:sz w:val="24"/>
+              </w:rPr>
+            </w:pPr>
+            <w:r>
+              <w:rPr>
+                <w:sz w:val="24"/>
+              </w:rPr>
+              <w:t>SRS-F-12</w:t>
+            </w:r>
+            <w:r>
+              <w:rPr>
+                <w:rFonts w:hint="eastAsia"/>
+                <w:sz w:val="24"/>
+              </w:rPr>
+              <w:t>-0</w:t>
+            </w:r>
+          </w:p>
+        </w:tc>
+        <w:tc>
+          <w:tcPr>
+            <w:tcW w:w="0" w:type="auto"/>
+            <w:shd w:val="clear" w:color="auto" w:fill="B4C6E7" w:themeFill="accent1" w:themeFillTint="66"/>
+          </w:tcPr>
+          <w:p>
+            <w:pPr>
+              <w:cnfStyle w:val="000000000000" w:firstRow="0" w:lastRow="0" w:firstColumn="0" w:lastColumn="0" w:oddVBand="0" w:evenVBand="0" w:oddHBand="0" w:evenHBand="0" w:firstRowFirstColumn="0" w:firstRowLastColumn="0" w:lastRowFirstColumn="0" w:lastRowLastColumn="0"/>
+              <w:rPr>
+                <w:sz w:val="24"/>
+              </w:rPr>
+            </w:pPr>
+            <w:r>
+              <w:rPr>
+                <w:sz w:val="24"/>
+              </w:rPr>
+              <w:t>用户管理：查看所有用户列表</w:t>
+            </w:r>
+          </w:p>
+        </w:tc>
+        <w:tc>
+          <w:tcPr>
+            <w:tcW w:w="0" w:type="auto"/>
+            <w:shd w:val="clear" w:color="auto" w:fill="B4C6E7" w:themeFill="accent1" w:themeFillTint="66"/>
+          </w:tcPr>
+          <w:p>
+            <w:pPr>
+              <w:cnfStyle w:val="000000000000" w:firstRow="0" w:lastRow="0" w:firstColumn="0" w:lastColumn="0" w:oddVBand="0" w:evenVBand="0" w:oddHBand="0" w:evenHBand="0" w:firstRowFirstColumn="0" w:firstRowLastColumn="0" w:lastRowFirstColumn="0" w:lastRowLastColumn="0"/>
+              <w:rPr>
+                <w:sz w:val="24"/>
+              </w:rPr>
+            </w:pPr>
+            <w:r>
+              <w:rPr>
+                <w:sz w:val="24"/>
+              </w:rPr>
+              <w:t>筛选条件（可选）</w:t>
+            </w:r>
+          </w:p>
+        </w:tc>
+        <w:tc>
+          <w:tcPr>
+            <w:tcW w:w="0" w:type="auto"/>
+            <w:shd w:val="clear" w:color="auto" w:fill="B4C6E7" w:themeFill="accent1" w:themeFillTint="66"/>
+          </w:tcPr>
+          <w:p>
+            <w:pPr>
+              <w:cnfStyle w:val="000000000000" w:firstRow="0" w:lastRow="0" w:firstColumn="0" w:lastColumn="0" w:oddVBand="0" w:evenVBand="0" w:oddHBand="0" w:evenHBand="0" w:firstRowFirstColumn="0" w:firstRowLastColumn="0" w:lastRowFirstColumn="0" w:lastRowLastColumn="0"/>
+              <w:rPr>
+                <w:sz w:val="24"/>
+              </w:rPr>
+            </w:pPr>
+            <w:r>
+              <w:rPr>
+                <w:sz w:val="24"/>
+              </w:rPr>
+              <w:t>用户列表（ID、用户名、角色、创建时间）</w:t>
+            </w:r>
+          </w:p>
+        </w:tc>
+        <w:tc>
+          <w:tcPr>
+            <w:tcW w:w="0" w:type="auto"/>
+            <w:shd w:val="clear" w:color="auto" w:fill="B4C6E7" w:themeFill="accent1" w:themeFillTint="66"/>
+          </w:tcPr>
+          <w:p>
+            <w:pPr>
+              <w:cnfStyle w:val="000000000000" w:firstRow="0" w:lastRow="0" w:firstColumn="0" w:lastColumn="0" w:oddVBand="0" w:evenVBand="0" w:oddHBand="0" w:evenHBand="0" w:firstRowFirstColumn="0" w:firstRowLastColumn="0" w:lastRowFirstColumn="0" w:lastRowLastColumn="0"/>
+              <w:rPr>
+                <w:sz w:val="24"/>
+              </w:rPr>
+            </w:pPr>
+            <w:r>
+              <w:rPr>
+                <w:sz w:val="24"/>
+              </w:rPr>
+              <w:t>高</w:t>
+            </w:r>
+          </w:p>
+        </w:tc>
+      </w:tr>
+      <w:tr>
+        <w:tc>
+          <w:tcPr>
+            <w:cnfStyle w:val="001000000000" w:firstRow="0" w:lastRow="0" w:firstColumn="1" w:lastColumn="0" w:oddVBand="0" w:evenVBand="0" w:oddHBand="0" w:evenHBand="0" w:firstRowFirstColumn="0" w:firstRowLastColumn="0" w:lastRowFirstColumn="0" w:lastRowLastColumn="0"/>
+            <w:tcW w:w="0" w:type="auto"/>
+          </w:tcPr>
+          <w:p>
+            <w:pPr>
+              <w:rPr>
+                <w:b w:val="0"/>
+                <w:bCs w:val="0"/>
+                <w:sz w:val="24"/>
+              </w:rPr>
+            </w:pPr>
+            <w:r>
+              <w:rPr>
+                <w:sz w:val="24"/>
+              </w:rPr>
+              <w:t>SRS-F-13</w:t>
+            </w:r>
+            <w:r>
+              <w:rPr>
+                <w:rFonts w:hint="eastAsia"/>
+                <w:sz w:val="24"/>
+              </w:rPr>
+              <w:t>-0</w:t>
+            </w:r>
+          </w:p>
+        </w:tc>
+        <w:tc>
+          <w:tcPr>
+            <w:tcW w:w="0" w:type="auto"/>
+          </w:tcPr>
+          <w:p>
+            <w:pPr>
+              <w:cnfStyle w:val="000000000000" w:firstRow="0" w:lastRow="0" w:firstColumn="0" w:lastColumn="0" w:oddVBand="0" w:evenVBand="0" w:oddHBand="0" w:evenHBand="0" w:firstRowFirstColumn="0" w:firstRowLastColumn="0" w:lastRowFirstColumn="0" w:lastRowLastColumn="0"/>
+              <w:rPr>
+                <w:sz w:val="24"/>
+              </w:rPr>
+            </w:pPr>
+            <w:r>
+              <w:rPr>
+                <w:sz w:val="24"/>
+              </w:rPr>
+              <w:t>创建用户账户：管理员创建新用户</w:t>
+            </w:r>
+          </w:p>
+        </w:tc>
+        <w:tc>
+          <w:tcPr>
+            <w:tcW w:w="0" w:type="auto"/>
+          </w:tcPr>
+          <w:p>
+            <w:pPr>
+              <w:cnfStyle w:val="000000000000" w:firstRow="0" w:lastRow="0" w:firstColumn="0" w:lastColumn="0" w:oddVBand="0" w:evenVBand="0" w:oddHBand="0" w:evenHBand="0" w:firstRowFirstColumn="0" w:firstRowLastColumn="0" w:lastRowFirstColumn="0" w:lastRowLastColumn="0"/>
+              <w:rPr>
+                <w:sz w:val="24"/>
+              </w:rPr>
+            </w:pPr>
+            <w:r>
+              <w:rPr>
+                <w:sz w:val="24"/>
+              </w:rPr>
+              <w:t>用户名、密码、角色</w:t>
+            </w:r>
+          </w:p>
+        </w:tc>
+        <w:tc>
+          <w:tcPr>
+            <w:tcW w:w="0" w:type="auto"/>
+          </w:tcPr>
+          <w:p>
+            <w:pPr>
+              <w:cnfStyle w:val="000000000000" w:firstRow="0" w:lastRow="0" w:firstColumn="0" w:lastColumn="0" w:oddVBand="0" w:evenVBand="0" w:oddHBand="0" w:evenHBand="0" w:firstRowFirstColumn="0" w:firstRowLastColumn="0" w:lastRowFirstColumn="0" w:lastRowLastColumn="0"/>
+              <w:rPr>
+                <w:sz w:val="24"/>
+              </w:rPr>
+            </w:pPr>
+            <w:r>
+              <w:rPr>
+                <w:sz w:val="24"/>
+              </w:rPr>
+              <w:t>创建成功/失败提示</w:t>
+            </w:r>
+          </w:p>
+        </w:tc>
+        <w:tc>
+          <w:tcPr>
+            <w:tcW w:w="0" w:type="auto"/>
+          </w:tcPr>
+          <w:p>
+            <w:pPr>
+              <w:cnfStyle w:val="000000000000" w:firstRow="0" w:lastRow="0" w:firstColumn="0" w:lastColumn="0" w:oddVBand="0" w:evenVBand="0" w:oddHBand="0" w:evenHBand="0" w:firstRowFirstColumn="0" w:firstRowLastColumn="0" w:lastRowFirstColumn="0" w:lastRowLastColumn="0"/>
+              <w:rPr>
+                <w:sz w:val="24"/>
+              </w:rPr>
+            </w:pPr>
+            <w:r>
+              <w:rPr>
+                <w:sz w:val="24"/>
+              </w:rPr>
+              <w:t>高</w:t>
+            </w:r>
+          </w:p>
+        </w:tc>
+      </w:tr>
+      <w:tr>
+        <w:tc>
+          <w:tcPr>
+            <w:cnfStyle w:val="001000000000" w:firstRow="0" w:lastRow="0" w:firstColumn="1" w:lastColumn="0" w:oddVBand="0" w:evenVBand="0" w:oddHBand="0" w:evenHBand="0" w:firstRowFirstColumn="0" w:firstRowLastColumn="0" w:lastRowFirstColumn="0" w:lastRowLastColumn="0"/>
+            <w:tcW w:w="0" w:type="auto"/>
+          </w:tcPr>
+          <w:p>
+            <w:pPr>
+              <w:rPr>
+                <w:b w:val="0"/>
+                <w:bCs w:val="0"/>
+                <w:sz w:val="24"/>
+              </w:rPr>
+            </w:pPr>
+            <w:r>
+              <w:rPr>
+                <w:sz w:val="24"/>
+              </w:rPr>
+              <w:t>SRS-F-14</w:t>
+            </w:r>
+            <w:r>
+              <w:rPr>
+                <w:rFonts w:hint="eastAsia"/>
+                <w:sz w:val="24"/>
+              </w:rPr>
+              <w:t>-0</w:t>
+            </w:r>
+          </w:p>
+        </w:tc>
+        <w:tc>
+          <w:tcPr>
+            <w:tcW w:w="0" w:type="auto"/>
+            <w:shd w:val="clear" w:color="auto" w:fill="B4C6E7" w:themeFill="accent1" w:themeFillTint="66"/>
+          </w:tcPr>
+          <w:p>
+            <w:pPr>
+              <w:cnfStyle w:val="000000000000" w:firstRow="0" w:lastRow="0" w:firstColumn="0" w:lastColumn="0" w:oddVBand="0" w:evenVBand="0" w:oddHBand="0" w:evenHBand="0" w:firstRowFirstColumn="0" w:firstRowLastColumn="0" w:lastRowFirstColumn="0" w:lastRowLastColumn="0"/>
+              <w:rPr>
+                <w:sz w:val="24"/>
+              </w:rPr>
+            </w:pPr>
+            <w:r>
+              <w:rPr>
+                <w:sz w:val="24"/>
+              </w:rPr>
+              <w:t>课件资源管理：查看所有教师生成的资源列表</w:t>
+            </w:r>
+          </w:p>
+        </w:tc>
+        <w:tc>
+          <w:tcPr>
+            <w:tcW w:w="0" w:type="auto"/>
+            <w:shd w:val="clear" w:color="auto" w:fill="B4C6E7" w:themeFill="accent1" w:themeFillTint="66"/>
+          </w:tcPr>
+          <w:p>
+            <w:pPr>
+              <w:cnfStyle w:val="000000000000" w:firstRow="0" w:lastRow="0" w:firstColumn="0" w:lastColumn="0" w:oddVBand="0" w:evenVBand="0" w:oddHBand="0" w:evenHBand="0" w:firstRowFirstColumn="0" w:firstRowLastColumn="0" w:lastRowFirstColumn="0" w:lastRowLastColumn="0"/>
+              <w:rPr>
+                <w:sz w:val="24"/>
+              </w:rPr>
+            </w:pPr>
+            <w:r>
+              <w:rPr>
+                <w:sz w:val="24"/>
+              </w:rPr>
+              <w:t>筛选条件（可选）</w:t>
+            </w:r>
+          </w:p>
+        </w:tc>
+        <w:tc>
+          <w:tcPr>
+            <w:tcW w:w="0" w:type="auto"/>
+            <w:shd w:val="clear" w:color="auto" w:fill="B4C6E7" w:themeFill="accent1" w:themeFillTint="66"/>
+          </w:tcPr>
+          <w:p>
+            <w:pPr>
+              <w:cnfStyle w:val="000000000000" w:firstRow="0" w:lastRow="0" w:firstColumn="0" w:lastColumn="0" w:oddVBand="0" w:evenVBand="0" w:oddHBand="0" w:evenHBand="0" w:firstRowFirstColumn="0" w:firstRowLastColumn="0" w:lastRowFirstColumn="0" w:lastRowLastColumn="0"/>
+              <w:rPr>
+                <w:sz w:val="24"/>
+              </w:rPr>
+            </w:pPr>
+            <w:r>
+              <w:rPr>
+                <w:sz w:val="24"/>
+              </w:rPr>
+              <w:t>资源列表（ID、标题、类型、创建者、创建时间）</w:t>
+            </w:r>
+          </w:p>
+        </w:tc>
+        <w:tc>
+          <w:tcPr>
+            <w:tcW w:w="0" w:type="auto"/>
+            <w:shd w:val="clear" w:color="auto" w:fill="B4C6E7" w:themeFill="accent1" w:themeFillTint="66"/>
+          </w:tcPr>
+          <w:p>
+            <w:pPr>
+              <w:cnfStyle w:val="000000000000" w:firstRow="0" w:lastRow="0" w:firstColumn="0" w:lastColumn="0" w:oddVBand="0" w:evenVBand="0" w:oddHBand="0" w:evenHBand="0" w:firstRowFirstColumn="0" w:firstRowLastColumn="0" w:lastRowFirstColumn="0" w:lastRowLastColumn="0"/>
+              <w:rPr>
+                <w:sz w:val="24"/>
+              </w:rPr>
+            </w:pPr>
+            <w:r>
+              <w:rPr>
+                <w:sz w:val="24"/>
+              </w:rPr>
+              <w:t>高</w:t>
+            </w:r>
+          </w:p>
+        </w:tc>
+      </w:tr>
+      <w:tr>
+        <w:tc>
+          <w:tcPr>
+            <w:cnfStyle w:val="001000000000" w:firstRow="0" w:lastRow="0" w:firstColumn="1" w:lastColumn="0" w:oddVBand="0" w:evenVBand="0" w:oddHBand="0" w:evenHBand="0" w:firstRowFirstColumn="0" w:firstRowLastColumn="0" w:lastRowFirstColumn="0" w:lastRowLastColumn="0"/>
+            <w:tcW w:w="0" w:type="auto"/>
+          </w:tcPr>
+          <w:p>
+            <w:pPr>
+              <w:rPr>
+                <w:b w:val="0"/>
+                <w:bCs w:val="0"/>
+                <w:sz w:val="24"/>
+              </w:rPr>
+            </w:pPr>
+            <w:r>
+              <w:rPr>
+                <w:sz w:val="24"/>
+              </w:rPr>
+              <w:t>SRS-F-15</w:t>
+            </w:r>
+            <w:r>
+              <w:rPr>
+                <w:rFonts w:hint="eastAsia"/>
+                <w:sz w:val="24"/>
+              </w:rPr>
+              <w:t>-0</w:t>
+            </w:r>
+          </w:p>
+        </w:tc>
+        <w:tc>
+          <w:tcPr>
+            <w:tcW w:w="0" w:type="auto"/>
+          </w:tcPr>
+          <w:p>
+            <w:pPr>
+              <w:cnfStyle w:val="000000000000" w:firstRow="0" w:lastRow="0" w:firstColumn="0" w:lastColumn="0" w:oddVBand="0" w:evenVBand="0" w:oddHBand="0" w:evenHBand="0" w:firstRowFirstColumn="0" w:firstRowLastColumn="0" w:lastRowFirstColumn="0" w:lastRowLastColumn="0"/>
+              <w:rPr>
+                <w:sz w:val="24"/>
+              </w:rPr>
+            </w:pPr>
+            <w:r>
+              <w:rPr>
+                <w:sz w:val="24"/>
+              </w:rPr>
+              <w:t>获取资源详细内容：查看指定资源的完整内容</w:t>
+            </w:r>
+          </w:p>
+        </w:tc>
+        <w:tc>
+          <w:tcPr>
+            <w:tcW w:w="0" w:type="auto"/>
+          </w:tcPr>
+          <w:p>
+            <w:pPr>
+              <w:cnfStyle w:val="000000000000" w:firstRow="0" w:lastRow="0" w:firstColumn="0" w:lastColumn="0" w:oddVBand="0" w:evenVBand="0" w:oddHBand="0" w:evenHBand="0" w:firstRowFirstColumn="0" w:firstRowLastColumn="0" w:lastRowFirstColumn="0" w:lastRowLastColumn="0"/>
+              <w:rPr>
+                <w:sz w:val="24"/>
+              </w:rPr>
+            </w:pPr>
+            <w:r>
+              <w:rPr>
+                <w:sz w:val="24"/>
+              </w:rPr>
+              <w:t>资源ID</w:t>
+            </w:r>
+          </w:p>
+        </w:tc>
+        <w:tc>
+          <w:tcPr>
+            <w:tcW w:w="0" w:type="auto"/>
+          </w:tcPr>
+          <w:p>
+            <w:pPr>
+              <w:cnfStyle w:val="000000000000" w:firstRow="0" w:lastRow="0" w:firstColumn="0" w:lastColumn="0" w:oddVBand="0" w:evenVBand="0" w:oddHBand="0" w:evenHBand="0" w:firstRowFirstColumn="0" w:firstRowLastColumn="0" w:lastRowFirstColumn="0" w:lastRowLastColumn="0"/>
+              <w:rPr>
+                <w:sz w:val="24"/>
+              </w:rPr>
+            </w:pPr>
+            <w:r>
+              <w:rPr>
+                <w:sz w:val="24"/>
+              </w:rPr>
+              <w:t>资源完整内容</w:t>
+            </w:r>
+          </w:p>
+        </w:tc>
+        <w:tc>
+          <w:tcPr>
+            <w:tcW w:w="0" w:type="auto"/>
+          </w:tcPr>
+          <w:p>
+            <w:pPr>
+              <w:cnfStyle w:val="000000000000" w:firstRow="0" w:lastRow="0" w:firstColumn="0" w:lastColumn="0" w:oddVBand="0" w:evenVBand="0" w:oddHBand="0" w:evenHBand="0" w:firstRowFirstColumn="0" w:firstRowLastColumn="0" w:lastRowFirstColumn="0" w:lastRowLastColumn="0"/>
+              <w:rPr>
+                <w:sz w:val="24"/>
+              </w:rPr>
+            </w:pPr>
+            <w:r>
+              <w:rPr>
+                <w:sz w:val="24"/>
+              </w:rPr>
+              <w:t>中</w:t>
+            </w:r>
+          </w:p>
+        </w:tc>
+      </w:tr>
+      <w:tr>
+        <w:tc>
+          <w:tcPr>
+            <w:cnfStyle w:val="001000000000" w:firstRow="0" w:lastRow="0" w:firstColumn="1" w:lastColumn="0" w:oddVBand="0" w:evenVBand="0" w:oddHBand="0" w:evenHBand="0" w:firstRowFirstColumn="0" w:firstRowLastColumn="0" w:lastRowFirstColumn="0" w:lastRowLastColumn="0"/>
+            <w:tcW w:w="0" w:type="auto"/>
+          </w:tcPr>
+          <w:p>
+            <w:pPr>
+              <w:rPr>
+                <w:b w:val="0"/>
+                <w:bCs w:val="0"/>
+                <w:sz w:val="24"/>
+              </w:rPr>
+            </w:pPr>
+            <w:r>
+              <w:rPr>
+                <w:sz w:val="24"/>
+              </w:rPr>
+              <w:t>SRS-F-16</w:t>
+            </w:r>
+            <w:r>
+              <w:rPr>
+                <w:rFonts w:hint="eastAsia"/>
+                <w:sz w:val="24"/>
+              </w:rPr>
+              <w:t>-0</w:t>
+            </w:r>
+          </w:p>
+        </w:tc>
+        <w:tc>
+          <w:tcPr>
+            <w:tcW w:w="0" w:type="auto"/>
+            <w:shd w:val="clear" w:color="auto" w:fill="B4C6E7" w:themeFill="accent1" w:themeFillTint="66"/>
+          </w:tcPr>
+          <w:p>
+            <w:pPr>
+              <w:cnfStyle w:val="000000000000" w:firstRow="0" w:lastRow="0" w:firstColumn="0" w:lastColumn="0" w:oddVBand="0" w:evenVBand="0" w:oddHBand="0" w:evenHBand="0" w:firstRowFirstColumn="0" w:firstRowLastColumn="0" w:lastRowFirstColumn="0" w:lastRowLastColumn="0"/>
+              <w:rPr>
+                <w:sz w:val="24"/>
+              </w:rPr>
+            </w:pPr>
+            <w:r>
+              <w:rPr>
+                <w:sz w:val="24"/>
+              </w:rPr>
+              <w:t>数据大屏概览：展示平台核心指标</w:t>
+            </w:r>
+          </w:p>
+        </w:tc>
+        <w:tc>
+          <w:tcPr>
+            <w:tcW w:w="0" w:type="auto"/>
+            <w:shd w:val="clear" w:color="auto" w:fill="B4C6E7" w:themeFill="accent1" w:themeFillTint="66"/>
+          </w:tcPr>
+          <w:p>
+            <w:pPr>
+              <w:cnfStyle w:val="000000000000" w:firstRow="0" w:lastRow="0" w:firstColumn="0" w:lastColumn="0" w:oddVBand="0" w:evenVBand="0" w:oddHBand="0" w:evenHBand="0" w:firstRowFirstColumn="0" w:firstRowLastColumn="0" w:lastRowFirstColumn="0" w:lastRowLastColumn="0"/>
+              <w:rPr>
+                <w:sz w:val="24"/>
+              </w:rPr>
+            </w:pPr>
+            <w:r>
+              <w:rPr>
+                <w:sz w:val="24"/>
+              </w:rPr>
+              <w:t>时间范围（当日/本周）</w:t>
+            </w:r>
+          </w:p>
+        </w:tc>
+        <w:tc>
+          <w:tcPr>
+            <w:tcW w:w="0" w:type="auto"/>
+            <w:shd w:val="clear" w:color="auto" w:fill="B4C6E7" w:themeFill="accent1" w:themeFillTint="66"/>
+          </w:tcPr>
+          <w:p>
+            <w:pPr>
+              <w:cnfStyle w:val="000000000000" w:firstRow="0" w:lastRow="0" w:firstColumn="0" w:lastColumn="0" w:oddVBand="0" w:evenVBand="0" w:oddHBand="0" w:evenHBand="0" w:firstRowFirstColumn="0" w:firstRowLastColumn="0" w:lastRowFirstColumn="0" w:lastRowLastColumn="0"/>
+              <w:rPr>
+                <w:sz w:val="24"/>
+              </w:rPr>
+            </w:pPr>
+            <w:r>
+              <w:rPr>
+                <w:sz w:val="24"/>
+              </w:rPr>
+              <w:t>教师/学生总数、活跃度、备课/批改时间、学生正确率、高频错误、优化建议</w:t>
+            </w:r>
+          </w:p>
+        </w:tc>
+        <w:tc>
+          <w:tcPr>
+            <w:tcW w:w="0" w:type="auto"/>
+            <w:shd w:val="clear" w:color="auto" w:fill="B4C6E7" w:themeFill="accent1" w:themeFillTint="66"/>
+          </w:tcPr>
+          <w:p>
+            <w:pPr>
+              <w:cnfStyle w:val="000000000000" w:firstRow="0" w:lastRow="0" w:firstColumn="0" w:lastColumn="0" w:oddVBand="0" w:evenVBand="0" w:oddHBand="0" w:evenHBand="0" w:firstRowFirstColumn="0" w:firstRowLastColumn="0" w:lastRowFirstColumn="0" w:lastRowLastColumn="0"/>
+              <w:rPr>
+                <w:sz w:val="24"/>
+              </w:rPr>
+            </w:pPr>
+            <w:r>
+              <w:rPr>
+                <w:sz w:val="24"/>
+              </w:rPr>
+              <w:t>高</w:t>
+            </w:r>
+          </w:p>
+        </w:tc>
+      </w:tr>
+    </w:tbl>
+    <w:p>
+      <w:pPr>
+        <w:pStyle w:val="2"/>
+        <w:numPr>
+          <w:ilvl w:val="1"/>
+          <w:numId w:val="3"/>
+        </w:numPr>
+        <w:rPr>
+          <w:lang w:eastAsia="zh"/>
+        </w:rPr>
+      </w:pPr>
+      <w:bookmarkStart w:id="27" w:name="_Toc226405650"/>
+      <w:r>
+        <w:rPr>
+          <w:lang w:eastAsia="zh"/>
+        </w:rPr>
+        <w:t>RAG与LLM核心模块</w:t>
+      </w:r>
+      <w:bookmarkEnd w:id="27"/>
+    </w:p>
+    <w:tbl>
+      <w:tblPr>
+        <w:tblStyle w:val="5-11"/>
+        <w:tblW w:w="0" w:type="auto"/>
+        <w:tblLook w:val="04A0" w:firstRow="1" w:lastRow="0" w:firstColumn="1" w:lastColumn="0" w:noHBand="0" w:noVBand="1"/>
+      </w:tblPr>
+      <w:tblGrid>
+        <w:gridCol w:w="970"/>
+        <w:gridCol w:w="3665"/>
+        <w:gridCol w:w="1858"/>
+        <w:gridCol w:w="1172"/>
+        <w:gridCol w:w="637"/>
       </w:tblGrid>
       <w:tr>
         <w:trPr>
@@ -14641,7 +14602,6 @@
         <w:rPr>
           <w:noProof/>
         </w:rPr>
-        <w:lastRenderedPageBreak/>
         <w:drawing>
           <wp:inline distT="0" distB="0" distL="114300" distR="114300" wp14:anchorId="745D849A" wp14:editId="42B4F7F7">
             <wp:extent cx="2223135" cy="3528695"/>
@@ -14736,23 +14696,23 @@
         </w:numPr>
         <w:ind w:left="720" w:hanging="720"/>
         <w:rPr>
+          <w:rFonts w:ascii="华文中宋" w:eastAsia="华文中宋" w:hAnsi="华文中宋" w:hint="eastAsia"/>
+          <w:kern w:val="2"/>
+          <w:sz w:val="44"/>
+          <w:szCs w:val="44"/>
+        </w:rPr>
+      </w:pPr>
+      <w:bookmarkStart w:id="28" w:name="_Toc226405651"/>
+      <w:r>
+        <w:rPr>
           <w:rFonts w:ascii="华文中宋" w:eastAsia="华文中宋" w:hAnsi="华文中宋"/>
           <w:kern w:val="2"/>
           <w:sz w:val="44"/>
           <w:szCs w:val="44"/>
         </w:rPr>
-      </w:pPr>
-      <w:bookmarkStart w:id="27" w:name="_Toc226405651"/>
-      <w:r>
-        <w:rPr>
-          <w:rFonts w:ascii="华文中宋" w:eastAsia="华文中宋" w:hAnsi="华文中宋"/>
-          <w:kern w:val="2"/>
-          <w:sz w:val="44"/>
-          <w:szCs w:val="44"/>
-        </w:rPr>
         <w:t>性能需求</w:t>
       </w:r>
-      <w:bookmarkEnd w:id="27"/>
+      <w:bookmarkEnd w:id="28"/>
     </w:p>
     <w:tbl>
       <w:tblPr>
@@ -14761,10 +14721,10 @@
         <w:tblLook w:val="04A0" w:firstRow="1" w:lastRow="0" w:firstColumn="1" w:lastColumn="0" w:noHBand="0" w:noVBand="1"/>
       </w:tblPr>
       <w:tblGrid>
-        <w:gridCol w:w="1414"/>
-        <w:gridCol w:w="3808"/>
-        <w:gridCol w:w="2160"/>
-        <w:gridCol w:w="920"/>
+        <w:gridCol w:w="1386"/>
+        <w:gridCol w:w="3831"/>
+        <w:gridCol w:w="2173"/>
+        <w:gridCol w:w="912"/>
       </w:tblGrid>
       <w:tr>
         <w:trPr>
@@ -15354,34 +15314,25 @@
                 <w:rFonts w:hint="eastAsia"/>
                 <w:sz w:val="24"/>
               </w:rPr>
-              <w:t>-</w:t>
-            </w:r>
-            <w:r>
-              <w:rPr>
-                <w:rFonts w:hint="eastAsia"/>
-                <w:sz w:val="24"/>
-              </w:rPr>
-              <w:lastRenderedPageBreak/>
-              <w:t>0</w:t>
-            </w:r>
-          </w:p>
-        </w:tc>
-        <w:tc>
-          <w:tcPr>
-            <w:tcW w:w="0" w:type="auto"/>
-          </w:tcPr>
-          <w:p>
-            <w:pPr>
-              <w:cnfStyle w:val="000000000000" w:firstRow="0" w:lastRow="0" w:firstColumn="0" w:lastColumn="0" w:oddVBand="0" w:evenVBand="0" w:oddHBand="0" w:evenHBand="0" w:firstRowFirstColumn="0" w:firstRowLastColumn="0" w:lastRowFirstColumn="0" w:lastRowLastColumn="0"/>
-              <w:rPr>
-                <w:sz w:val="24"/>
-              </w:rPr>
-            </w:pPr>
-            <w:r>
-              <w:rPr>
-                <w:sz w:val="24"/>
-              </w:rPr>
-              <w:lastRenderedPageBreak/>
+              <w:t>-0</w:t>
+            </w:r>
+          </w:p>
+        </w:tc>
+        <w:tc>
+          <w:tcPr>
+            <w:tcW w:w="0" w:type="auto"/>
+          </w:tcPr>
+          <w:p>
+            <w:pPr>
+              <w:cnfStyle w:val="000000000000" w:firstRow="0" w:lastRow="0" w:firstColumn="0" w:lastColumn="0" w:oddVBand="0" w:evenVBand="0" w:oddHBand="0" w:evenHBand="0" w:firstRowFirstColumn="0" w:firstRowLastColumn="0" w:lastRowFirstColumn="0" w:lastRowLastColumn="0"/>
+              <w:rPr>
+                <w:sz w:val="24"/>
+              </w:rPr>
+            </w:pPr>
+            <w:r>
+              <w:rPr>
+                <w:sz w:val="24"/>
+              </w:rPr>
               <w:t>知识库大小限制</w:t>
             </w:r>
           </w:p>
@@ -15537,23 +15488,23 @@
         </w:numPr>
         <w:ind w:left="720" w:hanging="720"/>
         <w:rPr>
+          <w:rFonts w:ascii="华文中宋" w:eastAsia="华文中宋" w:hAnsi="华文中宋" w:hint="eastAsia"/>
+          <w:kern w:val="2"/>
+          <w:sz w:val="44"/>
+          <w:szCs w:val="44"/>
+        </w:rPr>
+      </w:pPr>
+      <w:bookmarkStart w:id="29" w:name="_Toc226405652"/>
+      <w:r>
+        <w:rPr>
           <w:rFonts w:ascii="华文中宋" w:eastAsia="华文中宋" w:hAnsi="华文中宋"/>
           <w:kern w:val="2"/>
           <w:sz w:val="44"/>
           <w:szCs w:val="44"/>
         </w:rPr>
-      </w:pPr>
-      <w:bookmarkStart w:id="28" w:name="_Toc226405652"/>
-      <w:r>
-        <w:rPr>
-          <w:rFonts w:ascii="华文中宋" w:eastAsia="华文中宋" w:hAnsi="华文中宋"/>
-          <w:kern w:val="2"/>
-          <w:sz w:val="44"/>
-          <w:szCs w:val="44"/>
-        </w:rPr>
         <w:t>其他非功能需求</w:t>
       </w:r>
-      <w:bookmarkEnd w:id="28"/>
+      <w:bookmarkEnd w:id="29"/>
     </w:p>
     <w:p>
       <w:pPr>
@@ -15566,14 +15517,14 @@
           <w:lang w:eastAsia="zh"/>
         </w:rPr>
       </w:pPr>
-      <w:bookmarkStart w:id="29" w:name="_Toc226405653"/>
+      <w:bookmarkStart w:id="30" w:name="_Toc226405653"/>
       <w:r>
         <w:rPr>
           <w:lang w:eastAsia="zh"/>
         </w:rPr>
         <w:t>安全与安保需求</w:t>
       </w:r>
-      <w:bookmarkEnd w:id="29"/>
+      <w:bookmarkEnd w:id="30"/>
     </w:p>
     <w:tbl>
       <w:tblPr>
@@ -15582,9 +15533,9 @@
         <w:tblLook w:val="04A0" w:firstRow="1" w:lastRow="0" w:firstColumn="1" w:lastColumn="0" w:noHBand="0" w:noVBand="1"/>
       </w:tblPr>
       <w:tblGrid>
-        <w:gridCol w:w="1362"/>
-        <w:gridCol w:w="6018"/>
-        <w:gridCol w:w="885"/>
+        <w:gridCol w:w="1333"/>
+        <w:gridCol w:w="6055"/>
+        <w:gridCol w:w="877"/>
       </w:tblGrid>
       <w:tr>
         <w:trPr>
@@ -16360,34 +16311,25 @@
                 <w:rFonts w:hint="eastAsia"/>
                 <w:sz w:val="24"/>
               </w:rPr>
-              <w:t>-</w:t>
-            </w:r>
-            <w:r>
-              <w:rPr>
-                <w:rFonts w:hint="eastAsia"/>
-                <w:sz w:val="24"/>
-              </w:rPr>
-              <w:lastRenderedPageBreak/>
-              <w:t>0</w:t>
-            </w:r>
-          </w:p>
-        </w:tc>
-        <w:tc>
-          <w:tcPr>
-            <w:tcW w:w="0" w:type="auto"/>
-          </w:tcPr>
-          <w:p>
-            <w:pPr>
-              <w:cnfStyle w:val="000000000000" w:firstRow="0" w:lastRow="0" w:firstColumn="0" w:lastColumn="0" w:oddVBand="0" w:evenVBand="0" w:oddHBand="0" w:evenHBand="0" w:firstRowFirstColumn="0" w:firstRowLastColumn="0" w:lastRowFirstColumn="0" w:lastRowLastColumn="0"/>
-              <w:rPr>
-                <w:sz w:val="24"/>
-              </w:rPr>
-            </w:pPr>
-            <w:r>
-              <w:rPr>
-                <w:sz w:val="24"/>
-              </w:rPr>
-              <w:lastRenderedPageBreak/>
+              <w:t>-0</w:t>
+            </w:r>
+          </w:p>
+        </w:tc>
+        <w:tc>
+          <w:tcPr>
+            <w:tcW w:w="0" w:type="auto"/>
+          </w:tcPr>
+          <w:p>
+            <w:pPr>
+              <w:cnfStyle w:val="000000000000" w:firstRow="0" w:lastRow="0" w:firstColumn="0" w:lastColumn="0" w:oddVBand="0" w:evenVBand="0" w:oddHBand="0" w:evenHBand="0" w:firstRowFirstColumn="0" w:firstRowLastColumn="0" w:lastRowFirstColumn="0" w:lastRowLastColumn="0"/>
+              <w:rPr>
+                <w:sz w:val="24"/>
+              </w:rPr>
+            </w:pPr>
+            <w:r>
+              <w:rPr>
+                <w:sz w:val="24"/>
+              </w:rPr>
               <w:t>敏感数据（如密码、会话）不在日志中明文记录</w:t>
             </w:r>
           </w:p>
@@ -16424,590 +16366,12 @@
           <w:lang w:eastAsia="zh"/>
         </w:rPr>
       </w:pPr>
-      <w:bookmarkStart w:id="30" w:name="_Toc226405654"/>
+      <w:bookmarkStart w:id="31" w:name="_Toc226405654"/>
       <w:r>
         <w:rPr>
           <w:lang w:eastAsia="zh"/>
         </w:rPr>
         <w:t>可靠性需求</w:t>
-      </w:r>
-      <w:bookmarkEnd w:id="30"/>
-    </w:p>
-    <w:tbl>
-      <w:tblPr>
-        <w:tblStyle w:val="5-11"/>
-        <w:tblW w:w="0" w:type="auto"/>
-        <w:tblLook w:val="04A0" w:firstRow="1" w:lastRow="0" w:firstColumn="1" w:lastColumn="0" w:noHBand="0" w:noVBand="1"/>
-      </w:tblPr>
-      <w:tblGrid>
-        <w:gridCol w:w="1339"/>
-        <w:gridCol w:w="2197"/>
-        <w:gridCol w:w="3897"/>
-        <w:gridCol w:w="869"/>
-      </w:tblGrid>
-      <w:tr>
-        <w:trPr>
-          <w:cnfStyle w:val="100000000000" w:firstRow="1" w:lastRow="0" w:firstColumn="0" w:lastColumn="0" w:oddVBand="0" w:evenVBand="0" w:oddHBand="0" w:evenHBand="0" w:firstRowFirstColumn="0" w:firstRowLastColumn="0" w:lastRowFirstColumn="0" w:lastRowLastColumn="0"/>
-        </w:trPr>
-        <w:tc>
-          <w:tcPr>
-            <w:cnfStyle w:val="001000000000" w:firstRow="0" w:lastRow="0" w:firstColumn="1" w:lastColumn="0" w:oddVBand="0" w:evenVBand="0" w:oddHBand="0" w:evenHBand="0" w:firstRowFirstColumn="0" w:firstRowLastColumn="0" w:lastRowFirstColumn="0" w:lastRowLastColumn="0"/>
-            <w:tcW w:w="0" w:type="auto"/>
-          </w:tcPr>
-          <w:p>
-            <w:pPr>
-              <w:rPr>
-                <w:b w:val="0"/>
-                <w:bCs w:val="0"/>
-                <w:sz w:val="24"/>
-              </w:rPr>
-            </w:pPr>
-            <w:r>
-              <w:rPr>
-                <w:sz w:val="24"/>
-              </w:rPr>
-              <w:t>需求编号</w:t>
-            </w:r>
-          </w:p>
-        </w:tc>
-        <w:tc>
-          <w:tcPr>
-            <w:tcW w:w="0" w:type="auto"/>
-          </w:tcPr>
-          <w:p>
-            <w:pPr>
-              <w:cnfStyle w:val="100000000000" w:firstRow="1" w:lastRow="0" w:firstColumn="0" w:lastColumn="0" w:oddVBand="0" w:evenVBand="0" w:oddHBand="0" w:evenHBand="0" w:firstRowFirstColumn="0" w:firstRowLastColumn="0" w:lastRowFirstColumn="0" w:lastRowLastColumn="0"/>
-              <w:rPr>
-                <w:b w:val="0"/>
-                <w:bCs w:val="0"/>
-                <w:sz w:val="24"/>
-              </w:rPr>
-            </w:pPr>
-            <w:r>
-              <w:rPr>
-                <w:sz w:val="24"/>
-              </w:rPr>
-              <w:t>需求描述</w:t>
-            </w:r>
-          </w:p>
-        </w:tc>
-        <w:tc>
-          <w:tcPr>
-            <w:tcW w:w="0" w:type="auto"/>
-          </w:tcPr>
-          <w:p>
-            <w:pPr>
-              <w:cnfStyle w:val="100000000000" w:firstRow="1" w:lastRow="0" w:firstColumn="0" w:lastColumn="0" w:oddVBand="0" w:evenVBand="0" w:oddHBand="0" w:evenHBand="0" w:firstRowFirstColumn="0" w:firstRowLastColumn="0" w:lastRowFirstColumn="0" w:lastRowLastColumn="0"/>
-              <w:rPr>
-                <w:b w:val="0"/>
-                <w:bCs w:val="0"/>
-                <w:sz w:val="24"/>
-              </w:rPr>
-            </w:pPr>
-            <w:r>
-              <w:rPr>
-                <w:sz w:val="24"/>
-              </w:rPr>
-              <w:t>指标要求</w:t>
-            </w:r>
-          </w:p>
-        </w:tc>
-        <w:tc>
-          <w:tcPr>
-            <w:tcW w:w="0" w:type="auto"/>
-          </w:tcPr>
-          <w:p>
-            <w:pPr>
-              <w:cnfStyle w:val="100000000000" w:firstRow="1" w:lastRow="0" w:firstColumn="0" w:lastColumn="0" w:oddVBand="0" w:evenVBand="0" w:oddHBand="0" w:evenHBand="0" w:firstRowFirstColumn="0" w:firstRowLastColumn="0" w:lastRowFirstColumn="0" w:lastRowLastColumn="0"/>
-              <w:rPr>
-                <w:b w:val="0"/>
-                <w:bCs w:val="0"/>
-                <w:sz w:val="24"/>
-              </w:rPr>
-            </w:pPr>
-            <w:r>
-              <w:rPr>
-                <w:sz w:val="24"/>
-              </w:rPr>
-              <w:t>优先级</w:t>
-            </w:r>
-          </w:p>
-        </w:tc>
-      </w:tr>
-      <w:tr>
-        <w:tc>
-          <w:tcPr>
-            <w:cnfStyle w:val="001000000000" w:firstRow="0" w:lastRow="0" w:firstColumn="1" w:lastColumn="0" w:oddVBand="0" w:evenVBand="0" w:oddHBand="0" w:evenHBand="0" w:firstRowFirstColumn="0" w:firstRowLastColumn="0" w:lastRowFirstColumn="0" w:lastRowLastColumn="0"/>
-            <w:tcW w:w="0" w:type="auto"/>
-          </w:tcPr>
-          <w:p>
-            <w:pPr>
-              <w:rPr>
-                <w:b w:val="0"/>
-                <w:bCs w:val="0"/>
-                <w:sz w:val="24"/>
-              </w:rPr>
-            </w:pPr>
-            <w:r>
-              <w:rPr>
-                <w:sz w:val="24"/>
-              </w:rPr>
-              <w:t>SRS-R-01</w:t>
-            </w:r>
-            <w:r>
-              <w:rPr>
-                <w:rFonts w:hint="eastAsia"/>
-                <w:sz w:val="24"/>
-              </w:rPr>
-              <w:t>-0</w:t>
-            </w:r>
-          </w:p>
-        </w:tc>
-        <w:tc>
-          <w:tcPr>
-            <w:tcW w:w="0" w:type="auto"/>
-            <w:shd w:val="clear" w:color="auto" w:fill="B4C6E7" w:themeFill="accent1" w:themeFillTint="66"/>
-          </w:tcPr>
-          <w:p>
-            <w:pPr>
-              <w:cnfStyle w:val="000000000000" w:firstRow="0" w:lastRow="0" w:firstColumn="0" w:lastColumn="0" w:oddVBand="0" w:evenVBand="0" w:oddHBand="0" w:evenHBand="0" w:firstRowFirstColumn="0" w:firstRowLastColumn="0" w:lastRowFirstColumn="0" w:lastRowLastColumn="0"/>
-              <w:rPr>
-                <w:sz w:val="24"/>
-              </w:rPr>
-            </w:pPr>
-            <w:r>
-              <w:rPr>
-                <w:sz w:val="24"/>
-              </w:rPr>
-              <w:t>系统连续运行稳定性</w:t>
-            </w:r>
-          </w:p>
-        </w:tc>
-        <w:tc>
-          <w:tcPr>
-            <w:tcW w:w="0" w:type="auto"/>
-            <w:shd w:val="clear" w:color="auto" w:fill="B4C6E7" w:themeFill="accent1" w:themeFillTint="66"/>
-          </w:tcPr>
-          <w:p>
-            <w:pPr>
-              <w:cnfStyle w:val="000000000000" w:firstRow="0" w:lastRow="0" w:firstColumn="0" w:lastColumn="0" w:oddVBand="0" w:evenVBand="0" w:oddHBand="0" w:evenHBand="0" w:firstRowFirstColumn="0" w:firstRowLastColumn="0" w:lastRowFirstColumn="0" w:lastRowLastColumn="0"/>
-              <w:rPr>
-                <w:sz w:val="24"/>
-              </w:rPr>
-            </w:pPr>
-            <w:r>
-              <w:rPr>
-                <w:sz w:val="24"/>
-              </w:rPr>
-              <w:t>≥</w:t>
-            </w:r>
-            <w:r>
-              <w:rPr>
-                <w:sz w:val="24"/>
-              </w:rPr>
-              <w:t xml:space="preserve"> 7 天无宕机</w:t>
-            </w:r>
-          </w:p>
-        </w:tc>
-        <w:tc>
-          <w:tcPr>
-            <w:tcW w:w="0" w:type="auto"/>
-            <w:shd w:val="clear" w:color="auto" w:fill="B4C6E7" w:themeFill="accent1" w:themeFillTint="66"/>
-          </w:tcPr>
-          <w:p>
-            <w:pPr>
-              <w:cnfStyle w:val="000000000000" w:firstRow="0" w:lastRow="0" w:firstColumn="0" w:lastColumn="0" w:oddVBand="0" w:evenVBand="0" w:oddHBand="0" w:evenHBand="0" w:firstRowFirstColumn="0" w:firstRowLastColumn="0" w:lastRowFirstColumn="0" w:lastRowLastColumn="0"/>
-              <w:rPr>
-                <w:sz w:val="24"/>
-              </w:rPr>
-            </w:pPr>
-            <w:r>
-              <w:rPr>
-                <w:sz w:val="24"/>
-              </w:rPr>
-              <w:t>高</w:t>
-            </w:r>
-          </w:p>
-        </w:tc>
-      </w:tr>
-      <w:tr>
-        <w:tc>
-          <w:tcPr>
-            <w:cnfStyle w:val="001000000000" w:firstRow="0" w:lastRow="0" w:firstColumn="1" w:lastColumn="0" w:oddVBand="0" w:evenVBand="0" w:oddHBand="0" w:evenHBand="0" w:firstRowFirstColumn="0" w:firstRowLastColumn="0" w:lastRowFirstColumn="0" w:lastRowLastColumn="0"/>
-            <w:tcW w:w="0" w:type="auto"/>
-          </w:tcPr>
-          <w:p>
-            <w:pPr>
-              <w:rPr>
-                <w:b w:val="0"/>
-                <w:bCs w:val="0"/>
-                <w:sz w:val="24"/>
-              </w:rPr>
-            </w:pPr>
-            <w:r>
-              <w:rPr>
-                <w:sz w:val="24"/>
-              </w:rPr>
-              <w:t>SRS-R-02</w:t>
-            </w:r>
-            <w:r>
-              <w:rPr>
-                <w:rFonts w:hint="eastAsia"/>
-                <w:sz w:val="24"/>
-              </w:rPr>
-              <w:t>-0</w:t>
-            </w:r>
-          </w:p>
-        </w:tc>
-        <w:tc>
-          <w:tcPr>
-            <w:tcW w:w="0" w:type="auto"/>
-          </w:tcPr>
-          <w:p>
-            <w:pPr>
-              <w:cnfStyle w:val="000000000000" w:firstRow="0" w:lastRow="0" w:firstColumn="0" w:lastColumn="0" w:oddVBand="0" w:evenVBand="0" w:oddHBand="0" w:evenHBand="0" w:firstRowFirstColumn="0" w:firstRowLastColumn="0" w:lastRowFirstColumn="0" w:lastRowLastColumn="0"/>
-              <w:rPr>
-                <w:sz w:val="24"/>
-              </w:rPr>
-            </w:pPr>
-            <w:r>
-              <w:rPr>
-                <w:sz w:val="24"/>
-              </w:rPr>
-              <w:t>核心功能可用性</w:t>
-            </w:r>
-          </w:p>
-        </w:tc>
-        <w:tc>
-          <w:tcPr>
-            <w:tcW w:w="0" w:type="auto"/>
-          </w:tcPr>
-          <w:p>
-            <w:pPr>
-              <w:cnfStyle w:val="000000000000" w:firstRow="0" w:lastRow="0" w:firstColumn="0" w:lastColumn="0" w:oddVBand="0" w:evenVBand="0" w:oddHBand="0" w:evenHBand="0" w:firstRowFirstColumn="0" w:firstRowLastColumn="0" w:lastRowFirstColumn="0" w:lastRowLastColumn="0"/>
-              <w:rPr>
-                <w:sz w:val="24"/>
-              </w:rPr>
-            </w:pPr>
-            <w:r>
-              <w:rPr>
-                <w:sz w:val="24"/>
-              </w:rPr>
-              <w:t>≥</w:t>
-            </w:r>
-            <w:r>
-              <w:rPr>
-                <w:sz w:val="24"/>
-              </w:rPr>
-              <w:t xml:space="preserve"> 99%</w:t>
-            </w:r>
-          </w:p>
-        </w:tc>
-        <w:tc>
-          <w:tcPr>
-            <w:tcW w:w="0" w:type="auto"/>
-          </w:tcPr>
-          <w:p>
-            <w:pPr>
-              <w:cnfStyle w:val="000000000000" w:firstRow="0" w:lastRow="0" w:firstColumn="0" w:lastColumn="0" w:oddVBand="0" w:evenVBand="0" w:oddHBand="0" w:evenHBand="0" w:firstRowFirstColumn="0" w:firstRowLastColumn="0" w:lastRowFirstColumn="0" w:lastRowLastColumn="0"/>
-              <w:rPr>
-                <w:sz w:val="24"/>
-              </w:rPr>
-            </w:pPr>
-            <w:r>
-              <w:rPr>
-                <w:sz w:val="24"/>
-              </w:rPr>
-              <w:t>高</w:t>
-            </w:r>
-          </w:p>
-        </w:tc>
-      </w:tr>
-      <w:tr>
-        <w:tc>
-          <w:tcPr>
-            <w:cnfStyle w:val="001000000000" w:firstRow="0" w:lastRow="0" w:firstColumn="1" w:lastColumn="0" w:oddVBand="0" w:evenVBand="0" w:oddHBand="0" w:evenHBand="0" w:firstRowFirstColumn="0" w:firstRowLastColumn="0" w:lastRowFirstColumn="0" w:lastRowLastColumn="0"/>
-            <w:tcW w:w="0" w:type="auto"/>
-          </w:tcPr>
-          <w:p>
-            <w:pPr>
-              <w:rPr>
-                <w:b w:val="0"/>
-                <w:bCs w:val="0"/>
-                <w:sz w:val="24"/>
-              </w:rPr>
-            </w:pPr>
-            <w:r>
-              <w:rPr>
-                <w:sz w:val="24"/>
-              </w:rPr>
-              <w:t>SRS-R-03</w:t>
-            </w:r>
-            <w:r>
-              <w:rPr>
-                <w:rFonts w:hint="eastAsia"/>
-                <w:sz w:val="24"/>
-              </w:rPr>
-              <w:t>-0</w:t>
-            </w:r>
-          </w:p>
-        </w:tc>
-        <w:tc>
-          <w:tcPr>
-            <w:tcW w:w="0" w:type="auto"/>
-            <w:shd w:val="clear" w:color="auto" w:fill="B4C6E7" w:themeFill="accent1" w:themeFillTint="66"/>
-          </w:tcPr>
-          <w:p>
-            <w:pPr>
-              <w:cnfStyle w:val="000000000000" w:firstRow="0" w:lastRow="0" w:firstColumn="0" w:lastColumn="0" w:oddVBand="0" w:evenVBand="0" w:oddHBand="0" w:evenHBand="0" w:firstRowFirstColumn="0" w:firstRowLastColumn="0" w:lastRowFirstColumn="0" w:lastRowLastColumn="0"/>
-              <w:rPr>
-                <w:sz w:val="24"/>
-              </w:rPr>
-            </w:pPr>
-            <w:r>
-              <w:rPr>
-                <w:sz w:val="24"/>
-              </w:rPr>
-              <w:t>数据库事务ACID保证</w:t>
-            </w:r>
-          </w:p>
-        </w:tc>
-        <w:tc>
-          <w:tcPr>
-            <w:tcW w:w="0" w:type="auto"/>
-            <w:shd w:val="clear" w:color="auto" w:fill="B4C6E7" w:themeFill="accent1" w:themeFillTint="66"/>
-          </w:tcPr>
-          <w:p>
-            <w:pPr>
-              <w:cnfStyle w:val="000000000000" w:firstRow="0" w:lastRow="0" w:firstColumn="0" w:lastColumn="0" w:oddVBand="0" w:evenVBand="0" w:oddHBand="0" w:evenHBand="0" w:firstRowFirstColumn="0" w:firstRowLastColumn="0" w:lastRowFirstColumn="0" w:lastRowLastColumn="0"/>
-              <w:rPr>
-                <w:sz w:val="24"/>
-              </w:rPr>
-            </w:pPr>
-            <w:r>
-              <w:rPr>
-                <w:sz w:val="24"/>
-              </w:rPr>
-              <w:t>关键操作支持事务回滚</w:t>
-            </w:r>
-          </w:p>
-        </w:tc>
-        <w:tc>
-          <w:tcPr>
-            <w:tcW w:w="0" w:type="auto"/>
-            <w:shd w:val="clear" w:color="auto" w:fill="B4C6E7" w:themeFill="accent1" w:themeFillTint="66"/>
-          </w:tcPr>
-          <w:p>
-            <w:pPr>
-              <w:cnfStyle w:val="000000000000" w:firstRow="0" w:lastRow="0" w:firstColumn="0" w:lastColumn="0" w:oddVBand="0" w:evenVBand="0" w:oddHBand="0" w:evenHBand="0" w:firstRowFirstColumn="0" w:firstRowLastColumn="0" w:lastRowFirstColumn="0" w:lastRowLastColumn="0"/>
-              <w:rPr>
-                <w:sz w:val="24"/>
-              </w:rPr>
-            </w:pPr>
-            <w:r>
-              <w:rPr>
-                <w:sz w:val="24"/>
-              </w:rPr>
-              <w:t>高</w:t>
-            </w:r>
-          </w:p>
-        </w:tc>
-      </w:tr>
-      <w:tr>
-        <w:tc>
-          <w:tcPr>
-            <w:cnfStyle w:val="001000000000" w:firstRow="0" w:lastRow="0" w:firstColumn="1" w:lastColumn="0" w:oddVBand="0" w:evenVBand="0" w:oddHBand="0" w:evenHBand="0" w:firstRowFirstColumn="0" w:firstRowLastColumn="0" w:lastRowFirstColumn="0" w:lastRowLastColumn="0"/>
-            <w:tcW w:w="0" w:type="auto"/>
-          </w:tcPr>
-          <w:p>
-            <w:pPr>
-              <w:rPr>
-                <w:b w:val="0"/>
-                <w:bCs w:val="0"/>
-                <w:sz w:val="24"/>
-              </w:rPr>
-            </w:pPr>
-            <w:r>
-              <w:rPr>
-                <w:sz w:val="24"/>
-              </w:rPr>
-              <w:t>SRS-R-04</w:t>
-            </w:r>
-            <w:r>
-              <w:rPr>
-                <w:rFonts w:hint="eastAsia"/>
-                <w:sz w:val="24"/>
-              </w:rPr>
-              <w:t>-0</w:t>
-            </w:r>
-          </w:p>
-        </w:tc>
-        <w:tc>
-          <w:tcPr>
-            <w:tcW w:w="0" w:type="auto"/>
-          </w:tcPr>
-          <w:p>
-            <w:pPr>
-              <w:cnfStyle w:val="000000000000" w:firstRow="0" w:lastRow="0" w:firstColumn="0" w:lastColumn="0" w:oddVBand="0" w:evenVBand="0" w:oddHBand="0" w:evenHBand="0" w:firstRowFirstColumn="0" w:firstRowLastColumn="0" w:lastRowFirstColumn="0" w:lastRowLastColumn="0"/>
-              <w:rPr>
-                <w:sz w:val="24"/>
-              </w:rPr>
-            </w:pPr>
-            <w:r>
-              <w:rPr>
-                <w:sz w:val="24"/>
-              </w:rPr>
-              <w:t>异常处理机制</w:t>
-            </w:r>
-          </w:p>
-        </w:tc>
-        <w:tc>
-          <w:tcPr>
-            <w:tcW w:w="0" w:type="auto"/>
-          </w:tcPr>
-          <w:p>
-            <w:pPr>
-              <w:cnfStyle w:val="000000000000" w:firstRow="0" w:lastRow="0" w:firstColumn="0" w:lastColumn="0" w:oddVBand="0" w:evenVBand="0" w:oddHBand="0" w:evenHBand="0" w:firstRowFirstColumn="0" w:firstRowLastColumn="0" w:lastRowFirstColumn="0" w:lastRowLastColumn="0"/>
-              <w:rPr>
-                <w:sz w:val="24"/>
-              </w:rPr>
-            </w:pPr>
-            <w:r>
-              <w:rPr>
-                <w:sz w:val="24"/>
-              </w:rPr>
-              <w:t>统一异常捕获，返回友好错误信息</w:t>
-            </w:r>
-          </w:p>
-        </w:tc>
-        <w:tc>
-          <w:tcPr>
-            <w:tcW w:w="0" w:type="auto"/>
-          </w:tcPr>
-          <w:p>
-            <w:pPr>
-              <w:cnfStyle w:val="000000000000" w:firstRow="0" w:lastRow="0" w:firstColumn="0" w:lastColumn="0" w:oddVBand="0" w:evenVBand="0" w:oddHBand="0" w:evenHBand="0" w:firstRowFirstColumn="0" w:firstRowLastColumn="0" w:lastRowFirstColumn="0" w:lastRowLastColumn="0"/>
-              <w:rPr>
-                <w:sz w:val="24"/>
-              </w:rPr>
-            </w:pPr>
-            <w:r>
-              <w:rPr>
-                <w:sz w:val="24"/>
-              </w:rPr>
-              <w:t>高</w:t>
-            </w:r>
-          </w:p>
-        </w:tc>
-      </w:tr>
-      <w:tr>
-        <w:tc>
-          <w:tcPr>
-            <w:cnfStyle w:val="001000000000" w:firstRow="0" w:lastRow="0" w:firstColumn="1" w:lastColumn="0" w:oddVBand="0" w:evenVBand="0" w:oddHBand="0" w:evenHBand="0" w:firstRowFirstColumn="0" w:firstRowLastColumn="0" w:lastRowFirstColumn="0" w:lastRowLastColumn="0"/>
-            <w:tcW w:w="0" w:type="auto"/>
-          </w:tcPr>
-          <w:p>
-            <w:pPr>
-              <w:rPr>
-                <w:b w:val="0"/>
-                <w:bCs w:val="0"/>
-                <w:sz w:val="24"/>
-              </w:rPr>
-            </w:pPr>
-            <w:r>
-              <w:rPr>
-                <w:sz w:val="24"/>
-              </w:rPr>
-              <w:t>SRS-R-05</w:t>
-            </w:r>
-            <w:r>
-              <w:rPr>
-                <w:rFonts w:hint="eastAsia"/>
-                <w:sz w:val="24"/>
-              </w:rPr>
-              <w:t>-0</w:t>
-            </w:r>
-          </w:p>
-        </w:tc>
-        <w:tc>
-          <w:tcPr>
-            <w:tcW w:w="0" w:type="auto"/>
-            <w:shd w:val="clear" w:color="auto" w:fill="B4C6E7" w:themeFill="accent1" w:themeFillTint="66"/>
-          </w:tcPr>
-          <w:p>
-            <w:pPr>
-              <w:cnfStyle w:val="000000000000" w:firstRow="0" w:lastRow="0" w:firstColumn="0" w:lastColumn="0" w:oddVBand="0" w:evenVBand="0" w:oddHBand="0" w:evenHBand="0" w:firstRowFirstColumn="0" w:firstRowLastColumn="0" w:lastRowFirstColumn="0" w:lastRowLastColumn="0"/>
-              <w:rPr>
-                <w:sz w:val="24"/>
-              </w:rPr>
-            </w:pPr>
-            <w:r>
-              <w:rPr>
-                <w:sz w:val="24"/>
-              </w:rPr>
-              <w:t>模型加载失败降级</w:t>
-            </w:r>
-          </w:p>
-        </w:tc>
-        <w:tc>
-          <w:tcPr>
-            <w:tcW w:w="0" w:type="auto"/>
-            <w:shd w:val="clear" w:color="auto" w:fill="B4C6E7" w:themeFill="accent1" w:themeFillTint="66"/>
-          </w:tcPr>
-          <w:p>
-            <w:pPr>
-              <w:cnfStyle w:val="000000000000" w:firstRow="0" w:lastRow="0" w:firstColumn="0" w:lastColumn="0" w:oddVBand="0" w:evenVBand="0" w:oddHBand="0" w:evenHBand="0" w:firstRowFirstColumn="0" w:firstRowLastColumn="0" w:lastRowFirstColumn="0" w:lastRowLastColumn="0"/>
-              <w:rPr>
-                <w:sz w:val="24"/>
-              </w:rPr>
-            </w:pPr>
-            <w:r>
-              <w:rPr>
-                <w:sz w:val="24"/>
-              </w:rPr>
-              <w:t>提供明确错误提示，不影响系统其他模块</w:t>
-            </w:r>
-          </w:p>
-        </w:tc>
-        <w:tc>
-          <w:tcPr>
-            <w:tcW w:w="0" w:type="auto"/>
-            <w:shd w:val="clear" w:color="auto" w:fill="B4C6E7" w:themeFill="accent1" w:themeFillTint="66"/>
-          </w:tcPr>
-          <w:p>
-            <w:pPr>
-              <w:cnfStyle w:val="000000000000" w:firstRow="0" w:lastRow="0" w:firstColumn="0" w:lastColumn="0" w:oddVBand="0" w:evenVBand="0" w:oddHBand="0" w:evenHBand="0" w:firstRowFirstColumn="0" w:firstRowLastColumn="0" w:lastRowFirstColumn="0" w:lastRowLastColumn="0"/>
-              <w:rPr>
-                <w:sz w:val="24"/>
-              </w:rPr>
-            </w:pPr>
-            <w:r>
-              <w:rPr>
-                <w:sz w:val="24"/>
-              </w:rPr>
-              <w:t>中</w:t>
-            </w:r>
-          </w:p>
-        </w:tc>
-      </w:tr>
-    </w:tbl>
-    <w:p>
-      <w:pPr>
-        <w:pStyle w:val="2"/>
-        <w:numPr>
-          <w:ilvl w:val="1"/>
-          <w:numId w:val="3"/>
-        </w:numPr>
-        <w:rPr>
-          <w:lang w:eastAsia="zh"/>
-        </w:rPr>
-      </w:pPr>
-      <w:bookmarkStart w:id="31" w:name="_Toc226405655"/>
-      <w:r>
-        <w:rPr>
-          <w:lang w:eastAsia="zh"/>
-        </w:rPr>
-        <w:t>可用性需求</w:t>
       </w:r>
       <w:bookmarkEnd w:id="31"/>
     </w:p>
@@ -17018,9 +16382,9 @@
         <w:tblLook w:val="04A0" w:firstRow="1" w:lastRow="0" w:firstColumn="1" w:lastColumn="0" w:noHBand="0" w:noVBand="1"/>
       </w:tblPr>
       <w:tblGrid>
-        <w:gridCol w:w="1328"/>
-        <w:gridCol w:w="2663"/>
-        <w:gridCol w:w="3449"/>
+        <w:gridCol w:w="1310"/>
+        <w:gridCol w:w="2208"/>
+        <w:gridCol w:w="3922"/>
         <w:gridCol w:w="862"/>
       </w:tblGrid>
       <w:tr>
@@ -17130,7 +16494,7 @@
               <w:rPr>
                 <w:sz w:val="24"/>
               </w:rPr>
-              <w:t>SRS-U-01</w:t>
+              <w:t>SRS-R-01</w:t>
             </w:r>
             <w:r>
               <w:rPr>
@@ -17157,7 +16521,7 @@
               <w:rPr>
                 <w:sz w:val="24"/>
               </w:rPr>
-              <w:t>核心功能操作步骤</w:t>
+              <w:t>系统连续运行稳定性</w:t>
             </w:r>
           </w:p>
         </w:tc>
@@ -17177,13 +16541,13 @@
               <w:rPr>
                 <w:sz w:val="24"/>
               </w:rPr>
-              <w:t>≤</w:t>
-            </w:r>
-            <w:r>
-              <w:rPr>
-                <w:sz w:val="24"/>
-              </w:rPr>
-              <w:t xml:space="preserve"> 3 步完成</w:t>
+              <w:t>≥</w:t>
+            </w:r>
+            <w:r>
+              <w:rPr>
+                <w:sz w:val="24"/>
+              </w:rPr>
+              <w:t xml:space="preserve"> 7 天无宕机</w:t>
             </w:r>
           </w:p>
         </w:tc>
@@ -17226,7 +16590,7 @@
               <w:rPr>
                 <w:sz w:val="24"/>
               </w:rPr>
-              <w:t>SRS-U-02</w:t>
+              <w:t>SRS-R-02</w:t>
             </w:r>
             <w:r>
               <w:rPr>
@@ -17252,32 +16616,32 @@
               <w:rPr>
                 <w:sz w:val="24"/>
               </w:rPr>
-              <w:t>界面响应时间（用户感知）</w:t>
-            </w:r>
-          </w:p>
-        </w:tc>
-        <w:tc>
-          <w:tcPr>
-            <w:tcW w:w="0" w:type="auto"/>
-          </w:tcPr>
-          <w:p>
-            <w:pPr>
-              <w:cnfStyle w:val="000000000000" w:firstRow="0" w:lastRow="0" w:firstColumn="0" w:lastColumn="0" w:oddVBand="0" w:evenVBand="0" w:oddHBand="0" w:evenHBand="0" w:firstRowFirstColumn="0" w:firstRowLastColumn="0" w:lastRowFirstColumn="0" w:lastRowLastColumn="0"/>
-              <w:rPr>
-                <w:sz w:val="24"/>
-              </w:rPr>
-            </w:pPr>
-            <w:r>
-              <w:rPr>
-                <w:sz w:val="24"/>
-              </w:rPr>
-              <w:t>≤</w:t>
-            </w:r>
-            <w:r>
-              <w:rPr>
-                <w:sz w:val="24"/>
-              </w:rPr>
-              <w:t xml:space="preserve"> 1 秒</w:t>
+              <w:t>核心功能可用性</w:t>
+            </w:r>
+          </w:p>
+        </w:tc>
+        <w:tc>
+          <w:tcPr>
+            <w:tcW w:w="0" w:type="auto"/>
+          </w:tcPr>
+          <w:p>
+            <w:pPr>
+              <w:cnfStyle w:val="000000000000" w:firstRow="0" w:lastRow="0" w:firstColumn="0" w:lastColumn="0" w:oddVBand="0" w:evenVBand="0" w:oddHBand="0" w:evenHBand="0" w:firstRowFirstColumn="0" w:firstRowLastColumn="0" w:lastRowFirstColumn="0" w:lastRowLastColumn="0"/>
+              <w:rPr>
+                <w:sz w:val="24"/>
+              </w:rPr>
+            </w:pPr>
+            <w:r>
+              <w:rPr>
+                <w:sz w:val="24"/>
+              </w:rPr>
+              <w:t>≥</w:t>
+            </w:r>
+            <w:r>
+              <w:rPr>
+                <w:sz w:val="24"/>
+              </w:rPr>
+              <w:t xml:space="preserve"> 99%</w:t>
             </w:r>
           </w:p>
         </w:tc>
@@ -17319,7 +16683,7 @@
               <w:rPr>
                 <w:sz w:val="24"/>
               </w:rPr>
-              <w:t>SRS-U-03</w:t>
+              <w:t>SRS-R-03</w:t>
             </w:r>
             <w:r>
               <w:rPr>
@@ -17346,7 +16710,7 @@
               <w:rPr>
                 <w:sz w:val="24"/>
               </w:rPr>
-              <w:t>表单输入校验与错误提示</w:t>
+              <w:t>数据库事务ACID保证</w:t>
             </w:r>
           </w:p>
         </w:tc>
@@ -17366,7 +16730,7 @@
               <w:rPr>
                 <w:sz w:val="24"/>
               </w:rPr>
-              <w:t>实时校验，错误信息清晰</w:t>
+              <w:t>关键操作支持事务回滚</w:t>
             </w:r>
           </w:p>
         </w:tc>
@@ -17409,7 +16773,7 @@
               <w:rPr>
                 <w:sz w:val="24"/>
               </w:rPr>
-              <w:t>SRS-U-04</w:t>
+              <w:t>SRS-R-04</w:t>
             </w:r>
             <w:r>
               <w:rPr>
@@ -17435,26 +16799,26 @@
               <w:rPr>
                 <w:sz w:val="24"/>
               </w:rPr>
-              <w:t>角色界面差异化</w:t>
-            </w:r>
-          </w:p>
-        </w:tc>
-        <w:tc>
-          <w:tcPr>
-            <w:tcW w:w="0" w:type="auto"/>
-          </w:tcPr>
-          <w:p>
-            <w:pPr>
-              <w:cnfStyle w:val="000000000000" w:firstRow="0" w:lastRow="0" w:firstColumn="0" w:lastColumn="0" w:oddVBand="0" w:evenVBand="0" w:oddHBand="0" w:evenHBand="0" w:firstRowFirstColumn="0" w:firstRowLastColumn="0" w:lastRowFirstColumn="0" w:lastRowLastColumn="0"/>
-              <w:rPr>
-                <w:sz w:val="24"/>
-              </w:rPr>
-            </w:pPr>
-            <w:r>
-              <w:rPr>
-                <w:sz w:val="24"/>
-              </w:rPr>
-              <w:t>教师/学生/管理员界面功能区分明显</w:t>
+              <w:t>异常处理机制</w:t>
+            </w:r>
+          </w:p>
+        </w:tc>
+        <w:tc>
+          <w:tcPr>
+            <w:tcW w:w="0" w:type="auto"/>
+          </w:tcPr>
+          <w:p>
+            <w:pPr>
+              <w:cnfStyle w:val="000000000000" w:firstRow="0" w:lastRow="0" w:firstColumn="0" w:lastColumn="0" w:oddVBand="0" w:evenVBand="0" w:oddHBand="0" w:evenHBand="0" w:firstRowFirstColumn="0" w:firstRowLastColumn="0" w:lastRowFirstColumn="0" w:lastRowLastColumn="0"/>
+              <w:rPr>
+                <w:sz w:val="24"/>
+              </w:rPr>
+            </w:pPr>
+            <w:r>
+              <w:rPr>
+                <w:sz w:val="24"/>
+              </w:rPr>
+              <w:t>统一异常捕获，返回友好错误信息</w:t>
             </w:r>
           </w:p>
         </w:tc>
@@ -17496,14 +16860,7 @@
               <w:rPr>
                 <w:sz w:val="24"/>
               </w:rPr>
-              <w:t>SRS-U-</w:t>
-            </w:r>
-            <w:r>
-              <w:rPr>
-                <w:sz w:val="24"/>
-              </w:rPr>
-              <w:lastRenderedPageBreak/>
-              <w:t>05</w:t>
+              <w:t>SRS-R-05</w:t>
             </w:r>
             <w:r>
               <w:rPr>
@@ -17530,8 +16887,7 @@
               <w:rPr>
                 <w:sz w:val="24"/>
               </w:rPr>
-              <w:lastRenderedPageBreak/>
-              <w:t>数据可视化</w:t>
+              <w:t>模型加载失败降级</w:t>
             </w:r>
           </w:p>
         </w:tc>
@@ -17551,7 +16907,7 @@
               <w:rPr>
                 <w:sz w:val="24"/>
               </w:rPr>
-              <w:t>图表展示，支持导出</w:t>
+              <w:t>提供明确错误提示，不影响系统其他模块</w:t>
             </w:r>
           </w:p>
         </w:tc>
@@ -17588,30 +16944,30 @@
           <w:lang w:eastAsia="zh"/>
         </w:rPr>
       </w:pPr>
-      <w:bookmarkStart w:id="32" w:name="_Toc226405656"/>
+      <w:bookmarkStart w:id="32" w:name="_Toc226405655"/>
       <w:r>
         <w:rPr>
           <w:lang w:eastAsia="zh"/>
         </w:rPr>
-        <w:t>可维护性需求</w:t>
+        <w:t>可用性需求</w:t>
       </w:r>
       <w:bookmarkEnd w:id="32"/>
     </w:p>
     <w:tbl>
       <w:tblPr>
         <w:tblStyle w:val="5-11"/>
-        <w:tblW w:w="8353" w:type="dxa"/>
+        <w:tblW w:w="0" w:type="auto"/>
         <w:tblLook w:val="04A0" w:firstRow="1" w:lastRow="0" w:firstColumn="1" w:lastColumn="0" w:noHBand="0" w:noVBand="1"/>
       </w:tblPr>
       <w:tblGrid>
-        <w:gridCol w:w="1366"/>
-        <w:gridCol w:w="6100"/>
-        <w:gridCol w:w="887"/>
+        <w:gridCol w:w="1299"/>
+        <w:gridCol w:w="2678"/>
+        <w:gridCol w:w="3470"/>
+        <w:gridCol w:w="855"/>
       </w:tblGrid>
       <w:tr>
         <w:trPr>
           <w:cnfStyle w:val="100000000000" w:firstRow="1" w:lastRow="0" w:firstColumn="0" w:lastColumn="0" w:oddVBand="0" w:evenVBand="0" w:oddHBand="0" w:evenHBand="0" w:firstRowFirstColumn="0" w:firstRowLastColumn="0" w:lastRowFirstColumn="0" w:lastRowLastColumn="0"/>
-          <w:trHeight w:val="443"/>
         </w:trPr>
         <w:tc>
           <w:tcPr>
@@ -17672,15 +17028,33 @@
               <w:rPr>
                 <w:sz w:val="24"/>
               </w:rPr>
+              <w:t>指标要求</w:t>
+            </w:r>
+          </w:p>
+        </w:tc>
+        <w:tc>
+          <w:tcPr>
+            <w:tcW w:w="0" w:type="auto"/>
+          </w:tcPr>
+          <w:p>
+            <w:pPr>
+              <w:cnfStyle w:val="100000000000" w:firstRow="1" w:lastRow="0" w:firstColumn="0" w:lastColumn="0" w:oddVBand="0" w:evenVBand="0" w:oddHBand="0" w:evenHBand="0" w:firstRowFirstColumn="0" w:firstRowLastColumn="0" w:lastRowFirstColumn="0" w:lastRowLastColumn="0"/>
+              <w:rPr>
+                <w:b w:val="0"/>
+                <w:bCs w:val="0"/>
+                <w:sz w:val="24"/>
+              </w:rPr>
+            </w:pPr>
+            <w:r>
+              <w:rPr>
+                <w:sz w:val="24"/>
+              </w:rPr>
               <w:t>优先级</w:t>
             </w:r>
           </w:p>
         </w:tc>
       </w:tr>
       <w:tr>
-        <w:trPr>
-          <w:trHeight w:val="443"/>
-        </w:trPr>
         <w:tc>
           <w:tcPr>
             <w:cnfStyle w:val="001000000000" w:firstRow="0" w:lastRow="0" w:firstColumn="1" w:lastColumn="0" w:oddVBand="0" w:evenVBand="0" w:oddHBand="0" w:evenHBand="0" w:firstRowFirstColumn="0" w:firstRowLastColumn="0" w:lastRowFirstColumn="0" w:lastRowLastColumn="0"/>
@@ -17698,7 +17072,7 @@
               <w:rPr>
                 <w:sz w:val="24"/>
               </w:rPr>
-              <w:t>SRS-M-01</w:t>
+              <w:t>SRS-U-01</w:t>
             </w:r>
             <w:r>
               <w:rPr>
@@ -17725,7 +17099,33 @@
               <w:rPr>
                 <w:sz w:val="24"/>
               </w:rPr>
-              <w:t>后端代码遵循PEP 8规范，前端遵循Vue官方风格指南</w:t>
+              <w:t>核心功能操作步骤</w:t>
+            </w:r>
+          </w:p>
+        </w:tc>
+        <w:tc>
+          <w:tcPr>
+            <w:tcW w:w="0" w:type="auto"/>
+            <w:shd w:val="clear" w:color="auto" w:fill="B4C6E7" w:themeFill="accent1" w:themeFillTint="66"/>
+          </w:tcPr>
+          <w:p>
+            <w:pPr>
+              <w:cnfStyle w:val="000000000000" w:firstRow="0" w:lastRow="0" w:firstColumn="0" w:lastColumn="0" w:oddVBand="0" w:evenVBand="0" w:oddHBand="0" w:evenHBand="0" w:firstRowFirstColumn="0" w:firstRowLastColumn="0" w:lastRowFirstColumn="0" w:lastRowLastColumn="0"/>
+              <w:rPr>
+                <w:sz w:val="24"/>
+              </w:rPr>
+            </w:pPr>
+            <w:r>
+              <w:rPr>
+                <w:sz w:val="24"/>
+              </w:rPr>
+              <w:t>≤</w:t>
+            </w:r>
+            <w:r>
+              <w:rPr>
+                <w:sz w:val="24"/>
+              </w:rPr>
+              <w:t xml:space="preserve"> 3 步完成</w:t>
             </w:r>
           </w:p>
         </w:tc>
@@ -17751,9 +17151,6 @@
         </w:tc>
       </w:tr>
       <w:tr>
-        <w:trPr>
-          <w:trHeight w:val="443"/>
-        </w:trPr>
         <w:tc>
           <w:tcPr>
             <w:cnfStyle w:val="001000000000" w:firstRow="0" w:lastRow="0" w:firstColumn="1" w:lastColumn="0" w:oddVBand="0" w:evenVBand="0" w:oddHBand="0" w:evenHBand="0" w:firstRowFirstColumn="0" w:firstRowLastColumn="0" w:lastRowFirstColumn="0" w:lastRowLastColumn="0"/>
@@ -17771,7 +17168,7 @@
               <w:rPr>
                 <w:sz w:val="24"/>
               </w:rPr>
-              <w:t>SRS-M-02</w:t>
+              <w:t>SRS-U-02</w:t>
             </w:r>
             <w:r>
               <w:rPr>
@@ -17797,7 +17194,32 @@
               <w:rPr>
                 <w:sz w:val="24"/>
               </w:rPr>
-              <w:t>模块化设计：LLM管理、RAG管道、业务逻辑、数据库操作分离</w:t>
+              <w:t>界面响应时间（用户感知）</w:t>
+            </w:r>
+          </w:p>
+        </w:tc>
+        <w:tc>
+          <w:tcPr>
+            <w:tcW w:w="0" w:type="auto"/>
+          </w:tcPr>
+          <w:p>
+            <w:pPr>
+              <w:cnfStyle w:val="000000000000" w:firstRow="0" w:lastRow="0" w:firstColumn="0" w:lastColumn="0" w:oddVBand="0" w:evenVBand="0" w:oddHBand="0" w:evenHBand="0" w:firstRowFirstColumn="0" w:firstRowLastColumn="0" w:lastRowFirstColumn="0" w:lastRowLastColumn="0"/>
+              <w:rPr>
+                <w:sz w:val="24"/>
+              </w:rPr>
+            </w:pPr>
+            <w:r>
+              <w:rPr>
+                <w:sz w:val="24"/>
+              </w:rPr>
+              <w:t>≤</w:t>
+            </w:r>
+            <w:r>
+              <w:rPr>
+                <w:sz w:val="24"/>
+              </w:rPr>
+              <w:t xml:space="preserve"> 1 秒</w:t>
             </w:r>
           </w:p>
         </w:tc>
@@ -17822,9 +17244,6 @@
         </w:tc>
       </w:tr>
       <w:tr>
-        <w:trPr>
-          <w:trHeight w:val="428"/>
-        </w:trPr>
         <w:tc>
           <w:tcPr>
             <w:cnfStyle w:val="001000000000" w:firstRow="0" w:lastRow="0" w:firstColumn="1" w:lastColumn="0" w:oddVBand="0" w:evenVBand="0" w:oddHBand="0" w:evenHBand="0" w:firstRowFirstColumn="0" w:firstRowLastColumn="0" w:lastRowFirstColumn="0" w:lastRowLastColumn="0"/>
@@ -17842,7 +17261,7 @@
               <w:rPr>
                 <w:sz w:val="24"/>
               </w:rPr>
-              <w:t>SRS-M-03</w:t>
+              <w:t>SRS-U-03</w:t>
             </w:r>
             <w:r>
               <w:rPr>
@@ -17869,7 +17288,27 @@
               <w:rPr>
                 <w:sz w:val="24"/>
               </w:rPr>
-              <w:t>配置集中管理：所有配置参数位于config.py</w:t>
+              <w:t>表单输入校验与错误提示</w:t>
+            </w:r>
+          </w:p>
+        </w:tc>
+        <w:tc>
+          <w:tcPr>
+            <w:tcW w:w="0" w:type="auto"/>
+            <w:shd w:val="clear" w:color="auto" w:fill="B4C6E7" w:themeFill="accent1" w:themeFillTint="66"/>
+          </w:tcPr>
+          <w:p>
+            <w:pPr>
+              <w:cnfStyle w:val="000000000000" w:firstRow="0" w:lastRow="0" w:firstColumn="0" w:lastColumn="0" w:oddVBand="0" w:evenVBand="0" w:oddHBand="0" w:evenHBand="0" w:firstRowFirstColumn="0" w:firstRowLastColumn="0" w:lastRowFirstColumn="0" w:lastRowLastColumn="0"/>
+              <w:rPr>
+                <w:sz w:val="24"/>
+              </w:rPr>
+            </w:pPr>
+            <w:r>
+              <w:rPr>
+                <w:sz w:val="24"/>
+              </w:rPr>
+              <w:t>实时校验，错误信息清晰</w:t>
             </w:r>
           </w:p>
         </w:tc>
@@ -17895,9 +17334,6 @@
         </w:tc>
       </w:tr>
       <w:tr>
-        <w:trPr>
-          <w:trHeight w:val="443"/>
-        </w:trPr>
         <w:tc>
           <w:tcPr>
             <w:cnfStyle w:val="001000000000" w:firstRow="0" w:lastRow="0" w:firstColumn="1" w:lastColumn="0" w:oddVBand="0" w:evenVBand="0" w:oddHBand="0" w:evenHBand="0" w:firstRowFirstColumn="0" w:firstRowLastColumn="0" w:lastRowFirstColumn="0" w:lastRowLastColumn="0"/>
@@ -17915,7 +17351,7 @@
               <w:rPr>
                 <w:sz w:val="24"/>
               </w:rPr>
-              <w:t>SRS-M-04</w:t>
+              <w:t>SRS-U-04</w:t>
             </w:r>
             <w:r>
               <w:rPr>
@@ -17941,7 +17377,26 @@
               <w:rPr>
                 <w:sz w:val="24"/>
               </w:rPr>
-              <w:t>日志系统：使用Python logging，支持按级别输出、日志轮转</w:t>
+              <w:t>角色界面差异化</w:t>
+            </w:r>
+          </w:p>
+        </w:tc>
+        <w:tc>
+          <w:tcPr>
+            <w:tcW w:w="0" w:type="auto"/>
+          </w:tcPr>
+          <w:p>
+            <w:pPr>
+              <w:cnfStyle w:val="000000000000" w:firstRow="0" w:lastRow="0" w:firstColumn="0" w:lastColumn="0" w:oddVBand="0" w:evenVBand="0" w:oddHBand="0" w:evenHBand="0" w:firstRowFirstColumn="0" w:firstRowLastColumn="0" w:lastRowFirstColumn="0" w:lastRowLastColumn="0"/>
+              <w:rPr>
+                <w:sz w:val="24"/>
+              </w:rPr>
+            </w:pPr>
+            <w:r>
+              <w:rPr>
+                <w:sz w:val="24"/>
+              </w:rPr>
+              <w:t>教师/学生/管理员界面功能区分明显</w:t>
             </w:r>
           </w:p>
         </w:tc>
@@ -17966,9 +17421,6 @@
         </w:tc>
       </w:tr>
       <w:tr>
-        <w:trPr>
-          <w:trHeight w:val="443"/>
-        </w:trPr>
         <w:tc>
           <w:tcPr>
             <w:cnfStyle w:val="001000000000" w:firstRow="0" w:lastRow="0" w:firstColumn="1" w:lastColumn="0" w:oddVBand="0" w:evenVBand="0" w:oddHBand="0" w:evenHBand="0" w:firstRowFirstColumn="0" w:firstRowLastColumn="0" w:lastRowFirstColumn="0" w:lastRowLastColumn="0"/>
@@ -17986,7 +17438,7 @@
               <w:rPr>
                 <w:sz w:val="24"/>
               </w:rPr>
-              <w:t>SRS-M-05</w:t>
+              <w:t>SRS-U-05</w:t>
             </w:r>
             <w:r>
               <w:rPr>
@@ -18013,19 +17465,27 @@
               <w:rPr>
                 <w:sz w:val="24"/>
               </w:rPr>
-              <w:t xml:space="preserve">代码注释覆盖率 </w:t>
-            </w:r>
-            <w:r>
-              <w:rPr>
-                <w:sz w:val="24"/>
-              </w:rPr>
-              <w:t>≥</w:t>
-            </w:r>
-            <w:r>
-              <w:rPr>
-                <w:sz w:val="24"/>
-              </w:rPr>
-              <w:t xml:space="preserve"> 30%</w:t>
+              <w:t>数据可视化</w:t>
+            </w:r>
+          </w:p>
+        </w:tc>
+        <w:tc>
+          <w:tcPr>
+            <w:tcW w:w="0" w:type="auto"/>
+            <w:shd w:val="clear" w:color="auto" w:fill="B4C6E7" w:themeFill="accent1" w:themeFillTint="66"/>
+          </w:tcPr>
+          <w:p>
+            <w:pPr>
+              <w:cnfStyle w:val="000000000000" w:firstRow="0" w:lastRow="0" w:firstColumn="0" w:lastColumn="0" w:oddVBand="0" w:evenVBand="0" w:oddHBand="0" w:evenHBand="0" w:firstRowFirstColumn="0" w:firstRowLastColumn="0" w:lastRowFirstColumn="0" w:lastRowLastColumn="0"/>
+              <w:rPr>
+                <w:sz w:val="24"/>
+              </w:rPr>
+            </w:pPr>
+            <w:r>
+              <w:rPr>
+                <w:sz w:val="24"/>
+              </w:rPr>
+              <w:t>图表展示，支持导出</w:t>
             </w:r>
           </w:p>
         </w:tc>
@@ -18062,12 +17522,12 @@
           <w:lang w:eastAsia="zh"/>
         </w:rPr>
       </w:pPr>
-      <w:bookmarkStart w:id="33" w:name="_Toc226405657"/>
+      <w:bookmarkStart w:id="33" w:name="_Toc226405656"/>
       <w:r>
         <w:rPr>
           <w:lang w:eastAsia="zh"/>
         </w:rPr>
-        <w:t>可扩展性需求</w:t>
+        <w:t>可维护性需求</w:t>
       </w:r>
       <w:bookmarkEnd w:id="33"/>
     </w:p>
@@ -18078,14 +17538,14 @@
         <w:tblLook w:val="04A0" w:firstRow="1" w:lastRow="0" w:firstColumn="1" w:lastColumn="0" w:noHBand="0" w:noVBand="1"/>
       </w:tblPr>
       <w:tblGrid>
-        <w:gridCol w:w="1606"/>
-        <w:gridCol w:w="5703"/>
-        <w:gridCol w:w="1044"/>
+        <w:gridCol w:w="1336"/>
+        <w:gridCol w:w="6137"/>
+        <w:gridCol w:w="880"/>
       </w:tblGrid>
       <w:tr>
         <w:trPr>
           <w:cnfStyle w:val="100000000000" w:firstRow="1" w:lastRow="0" w:firstColumn="0" w:lastColumn="0" w:oddVBand="0" w:evenVBand="0" w:oddHBand="0" w:evenHBand="0" w:firstRowFirstColumn="0" w:firstRowLastColumn="0" w:lastRowFirstColumn="0" w:lastRowLastColumn="0"/>
-          <w:trHeight w:val="473"/>
+          <w:trHeight w:val="443"/>
         </w:trPr>
         <w:tc>
           <w:tcPr>
@@ -18153,7 +17613,7 @@
       </w:tr>
       <w:tr>
         <w:trPr>
-          <w:trHeight w:val="473"/>
+          <w:trHeight w:val="443"/>
         </w:trPr>
         <w:tc>
           <w:tcPr>
@@ -18172,7 +17632,7 @@
               <w:rPr>
                 <w:sz w:val="24"/>
               </w:rPr>
-              <w:t>SRS-E-01</w:t>
+              <w:t>SRS-M-01</w:t>
             </w:r>
             <w:r>
               <w:rPr>
@@ -18199,7 +17659,7 @@
               <w:rPr>
                 <w:sz w:val="24"/>
               </w:rPr>
-              <w:t>支持替换Embedding模型（如BGE、text2vec）</w:t>
+              <w:t>后端代码遵循PEP 8规范，前端遵循Vue官方风格指南</w:t>
             </w:r>
           </w:p>
         </w:tc>
@@ -18219,14 +17679,14 @@
               <w:rPr>
                 <w:sz w:val="24"/>
               </w:rPr>
-              <w:t>中</w:t>
+              <w:t>高</w:t>
             </w:r>
           </w:p>
         </w:tc>
       </w:tr>
       <w:tr>
         <w:trPr>
-          <w:trHeight w:val="473"/>
+          <w:trHeight w:val="443"/>
         </w:trPr>
         <w:tc>
           <w:tcPr>
@@ -18245,7 +17705,7 @@
               <w:rPr>
                 <w:sz w:val="24"/>
               </w:rPr>
-              <w:t>SRS-E-02</w:t>
+              <w:t>SRS-M-02</w:t>
             </w:r>
             <w:r>
               <w:rPr>
@@ -18271,47 +17731,33 @@
               <w:rPr>
                 <w:sz w:val="24"/>
               </w:rPr>
-              <w:t>支持替换向量数据库（如</w:t>
-            </w:r>
-            <w:proofErr w:type="spellStart"/>
-            <w:r>
-              <w:rPr>
-                <w:sz w:val="24"/>
-              </w:rPr>
-              <w:t>Faiss</w:t>
-            </w:r>
-            <w:proofErr w:type="spellEnd"/>
-            <w:r>
-              <w:rPr>
-                <w:sz w:val="24"/>
-              </w:rPr>
-              <w:t>、Milvus）</w:t>
-            </w:r>
-          </w:p>
-        </w:tc>
-        <w:tc>
-          <w:tcPr>
-            <w:tcW w:w="0" w:type="auto"/>
-          </w:tcPr>
-          <w:p>
-            <w:pPr>
-              <w:cnfStyle w:val="000000000000" w:firstRow="0" w:lastRow="0" w:firstColumn="0" w:lastColumn="0" w:oddVBand="0" w:evenVBand="0" w:oddHBand="0" w:evenHBand="0" w:firstRowFirstColumn="0" w:firstRowLastColumn="0" w:lastRowFirstColumn="0" w:lastRowLastColumn="0"/>
-              <w:rPr>
-                <w:sz w:val="24"/>
-              </w:rPr>
-            </w:pPr>
-            <w:r>
-              <w:rPr>
-                <w:sz w:val="24"/>
-              </w:rPr>
-              <w:t>中</w:t>
+              <w:t>模块化设计：LLM管理、RAG管道、业务逻辑、数据库操作分离</w:t>
+            </w:r>
+          </w:p>
+        </w:tc>
+        <w:tc>
+          <w:tcPr>
+            <w:tcW w:w="0" w:type="auto"/>
+          </w:tcPr>
+          <w:p>
+            <w:pPr>
+              <w:cnfStyle w:val="000000000000" w:firstRow="0" w:lastRow="0" w:firstColumn="0" w:lastColumn="0" w:oddVBand="0" w:evenVBand="0" w:oddHBand="0" w:evenHBand="0" w:firstRowFirstColumn="0" w:firstRowLastColumn="0" w:lastRowFirstColumn="0" w:lastRowLastColumn="0"/>
+              <w:rPr>
+                <w:sz w:val="24"/>
+              </w:rPr>
+            </w:pPr>
+            <w:r>
+              <w:rPr>
+                <w:sz w:val="24"/>
+              </w:rPr>
+              <w:t>高</w:t>
             </w:r>
           </w:p>
         </w:tc>
       </w:tr>
       <w:tr>
         <w:trPr>
-          <w:trHeight w:val="458"/>
+          <w:trHeight w:val="428"/>
         </w:trPr>
         <w:tc>
           <w:tcPr>
@@ -18330,7 +17776,7 @@
               <w:rPr>
                 <w:sz w:val="24"/>
               </w:rPr>
-              <w:t>SRS-E-03</w:t>
+              <w:t>SRS-M-03</w:t>
             </w:r>
             <w:r>
               <w:rPr>
@@ -18357,19 +17803,7 @@
               <w:rPr>
                 <w:sz w:val="24"/>
               </w:rPr>
-              <w:t>支持替换LLM模型（如其他小参数模型</w:t>
-            </w:r>
-            <w:r>
-              <w:rPr>
-                <w:sz w:val="24"/>
-              </w:rPr>
-              <w:t>/API</w:t>
-            </w:r>
-            <w:r>
-              <w:rPr>
-                <w:sz w:val="24"/>
-              </w:rPr>
-              <w:t>）</w:t>
+              <w:t>配置集中管理：所有配置参数位于config.py</w:t>
             </w:r>
           </w:p>
         </w:tc>
@@ -18389,14 +17823,14 @@
               <w:rPr>
                 <w:sz w:val="24"/>
               </w:rPr>
-              <w:t>中</w:t>
+              <w:t>高</w:t>
             </w:r>
           </w:p>
         </w:tc>
       </w:tr>
       <w:tr>
         <w:trPr>
-          <w:trHeight w:val="473"/>
+          <w:trHeight w:val="443"/>
         </w:trPr>
         <w:tc>
           <w:tcPr>
@@ -18415,7 +17849,7 @@
               <w:rPr>
                 <w:sz w:val="24"/>
               </w:rPr>
-              <w:t>SRS-E-04</w:t>
+              <w:t>SRS-M-04</w:t>
             </w:r>
             <w:r>
               <w:rPr>
@@ -18441,13 +17875,98 @@
               <w:rPr>
                 <w:sz w:val="24"/>
               </w:rPr>
-              <w:t>API接口设计支持版本管理</w:t>
-            </w:r>
-          </w:p>
-        </w:tc>
-        <w:tc>
-          <w:tcPr>
-            <w:tcW w:w="0" w:type="auto"/>
+              <w:t>日志系统：使用Python logging，支持按级别输出、日志轮转</w:t>
+            </w:r>
+          </w:p>
+        </w:tc>
+        <w:tc>
+          <w:tcPr>
+            <w:tcW w:w="0" w:type="auto"/>
+          </w:tcPr>
+          <w:p>
+            <w:pPr>
+              <w:cnfStyle w:val="000000000000" w:firstRow="0" w:lastRow="0" w:firstColumn="0" w:lastColumn="0" w:oddVBand="0" w:evenVBand="0" w:oddHBand="0" w:evenHBand="0" w:firstRowFirstColumn="0" w:firstRowLastColumn="0" w:lastRowFirstColumn="0" w:lastRowLastColumn="0"/>
+              <w:rPr>
+                <w:sz w:val="24"/>
+              </w:rPr>
+            </w:pPr>
+            <w:r>
+              <w:rPr>
+                <w:sz w:val="24"/>
+              </w:rPr>
+              <w:t>高</w:t>
+            </w:r>
+          </w:p>
+        </w:tc>
+      </w:tr>
+      <w:tr>
+        <w:trPr>
+          <w:trHeight w:val="443"/>
+        </w:trPr>
+        <w:tc>
+          <w:tcPr>
+            <w:cnfStyle w:val="001000000000" w:firstRow="0" w:lastRow="0" w:firstColumn="1" w:lastColumn="0" w:oddVBand="0" w:evenVBand="0" w:oddHBand="0" w:evenHBand="0" w:firstRowFirstColumn="0" w:firstRowLastColumn="0" w:lastRowFirstColumn="0" w:lastRowLastColumn="0"/>
+            <w:tcW w:w="0" w:type="auto"/>
+          </w:tcPr>
+          <w:p>
+            <w:pPr>
+              <w:rPr>
+                <w:b w:val="0"/>
+                <w:bCs w:val="0"/>
+                <w:sz w:val="24"/>
+              </w:rPr>
+            </w:pPr>
+            <w:r>
+              <w:rPr>
+                <w:sz w:val="24"/>
+              </w:rPr>
+              <w:t>SRS-M-05</w:t>
+            </w:r>
+            <w:r>
+              <w:rPr>
+                <w:rFonts w:hint="eastAsia"/>
+                <w:sz w:val="24"/>
+              </w:rPr>
+              <w:t>-0</w:t>
+            </w:r>
+          </w:p>
+        </w:tc>
+        <w:tc>
+          <w:tcPr>
+            <w:tcW w:w="0" w:type="auto"/>
+            <w:shd w:val="clear" w:color="auto" w:fill="B4C6E7" w:themeFill="accent1" w:themeFillTint="66"/>
+          </w:tcPr>
+          <w:p>
+            <w:pPr>
+              <w:cnfStyle w:val="000000000000" w:firstRow="0" w:lastRow="0" w:firstColumn="0" w:lastColumn="0" w:oddVBand="0" w:evenVBand="0" w:oddHBand="0" w:evenHBand="0" w:firstRowFirstColumn="0" w:firstRowLastColumn="0" w:lastRowFirstColumn="0" w:lastRowLastColumn="0"/>
+              <w:rPr>
+                <w:sz w:val="24"/>
+              </w:rPr>
+            </w:pPr>
+            <w:r>
+              <w:rPr>
+                <w:sz w:val="24"/>
+              </w:rPr>
+              <w:t xml:space="preserve">代码注释覆盖率 </w:t>
+            </w:r>
+            <w:r>
+              <w:rPr>
+                <w:sz w:val="24"/>
+              </w:rPr>
+              <w:t>≥</w:t>
+            </w:r>
+            <w:r>
+              <w:rPr>
+                <w:sz w:val="24"/>
+              </w:rPr>
+              <w:t xml:space="preserve"> 30%</w:t>
+            </w:r>
+          </w:p>
+        </w:tc>
+        <w:tc>
+          <w:tcPr>
+            <w:tcW w:w="0" w:type="auto"/>
+            <w:shd w:val="clear" w:color="auto" w:fill="B4C6E7" w:themeFill="accent1" w:themeFillTint="66"/>
           </w:tcPr>
           <w:p>
             <w:pPr>
@@ -18477,14 +17996,429 @@
           <w:lang w:eastAsia="zh"/>
         </w:rPr>
       </w:pPr>
-      <w:bookmarkStart w:id="34" w:name="_Toc226405658"/>
+      <w:bookmarkStart w:id="34" w:name="_Toc226405657"/>
+      <w:r>
+        <w:rPr>
+          <w:lang w:eastAsia="zh"/>
+        </w:rPr>
+        <w:t>可扩展性需求</w:t>
+      </w:r>
+      <w:bookmarkEnd w:id="34"/>
+    </w:p>
+    <w:tbl>
+      <w:tblPr>
+        <w:tblStyle w:val="5-11"/>
+        <w:tblW w:w="8353" w:type="dxa"/>
+        <w:tblLook w:val="04A0" w:firstRow="1" w:lastRow="0" w:firstColumn="1" w:lastColumn="0" w:noHBand="0" w:noVBand="1"/>
+      </w:tblPr>
+      <w:tblGrid>
+        <w:gridCol w:w="1576"/>
+        <w:gridCol w:w="5740"/>
+        <w:gridCol w:w="1037"/>
+      </w:tblGrid>
+      <w:tr>
+        <w:trPr>
+          <w:cnfStyle w:val="100000000000" w:firstRow="1" w:lastRow="0" w:firstColumn="0" w:lastColumn="0" w:oddVBand="0" w:evenVBand="0" w:oddHBand="0" w:evenHBand="0" w:firstRowFirstColumn="0" w:firstRowLastColumn="0" w:lastRowFirstColumn="0" w:lastRowLastColumn="0"/>
+          <w:trHeight w:val="473"/>
+        </w:trPr>
+        <w:tc>
+          <w:tcPr>
+            <w:cnfStyle w:val="001000000000" w:firstRow="0" w:lastRow="0" w:firstColumn="1" w:lastColumn="0" w:oddVBand="0" w:evenVBand="0" w:oddHBand="0" w:evenHBand="0" w:firstRowFirstColumn="0" w:firstRowLastColumn="0" w:lastRowFirstColumn="0" w:lastRowLastColumn="0"/>
+            <w:tcW w:w="0" w:type="auto"/>
+          </w:tcPr>
+          <w:p>
+            <w:pPr>
+              <w:rPr>
+                <w:b w:val="0"/>
+                <w:bCs w:val="0"/>
+                <w:sz w:val="24"/>
+              </w:rPr>
+            </w:pPr>
+            <w:r>
+              <w:rPr>
+                <w:sz w:val="24"/>
+              </w:rPr>
+              <w:t>需求编号</w:t>
+            </w:r>
+          </w:p>
+        </w:tc>
+        <w:tc>
+          <w:tcPr>
+            <w:tcW w:w="0" w:type="auto"/>
+          </w:tcPr>
+          <w:p>
+            <w:pPr>
+              <w:cnfStyle w:val="100000000000" w:firstRow="1" w:lastRow="0" w:firstColumn="0" w:lastColumn="0" w:oddVBand="0" w:evenVBand="0" w:oddHBand="0" w:evenHBand="0" w:firstRowFirstColumn="0" w:firstRowLastColumn="0" w:lastRowFirstColumn="0" w:lastRowLastColumn="0"/>
+              <w:rPr>
+                <w:b w:val="0"/>
+                <w:bCs w:val="0"/>
+                <w:sz w:val="24"/>
+              </w:rPr>
+            </w:pPr>
+            <w:r>
+              <w:rPr>
+                <w:sz w:val="24"/>
+              </w:rPr>
+              <w:t>需求描述</w:t>
+            </w:r>
+          </w:p>
+        </w:tc>
+        <w:tc>
+          <w:tcPr>
+            <w:tcW w:w="0" w:type="auto"/>
+          </w:tcPr>
+          <w:p>
+            <w:pPr>
+              <w:cnfStyle w:val="100000000000" w:firstRow="1" w:lastRow="0" w:firstColumn="0" w:lastColumn="0" w:oddVBand="0" w:evenVBand="0" w:oddHBand="0" w:evenHBand="0" w:firstRowFirstColumn="0" w:firstRowLastColumn="0" w:lastRowFirstColumn="0" w:lastRowLastColumn="0"/>
+              <w:rPr>
+                <w:b w:val="0"/>
+                <w:bCs w:val="0"/>
+                <w:sz w:val="24"/>
+              </w:rPr>
+            </w:pPr>
+            <w:r>
+              <w:rPr>
+                <w:sz w:val="24"/>
+              </w:rPr>
+              <w:t>优先级</w:t>
+            </w:r>
+          </w:p>
+        </w:tc>
+      </w:tr>
+      <w:tr>
+        <w:trPr>
+          <w:trHeight w:val="473"/>
+        </w:trPr>
+        <w:tc>
+          <w:tcPr>
+            <w:cnfStyle w:val="001000000000" w:firstRow="0" w:lastRow="0" w:firstColumn="1" w:lastColumn="0" w:oddVBand="0" w:evenVBand="0" w:oddHBand="0" w:evenHBand="0" w:firstRowFirstColumn="0" w:firstRowLastColumn="0" w:lastRowFirstColumn="0" w:lastRowLastColumn="0"/>
+            <w:tcW w:w="0" w:type="auto"/>
+          </w:tcPr>
+          <w:p>
+            <w:pPr>
+              <w:rPr>
+                <w:b w:val="0"/>
+                <w:bCs w:val="0"/>
+                <w:sz w:val="24"/>
+              </w:rPr>
+            </w:pPr>
+            <w:r>
+              <w:rPr>
+                <w:sz w:val="24"/>
+              </w:rPr>
+              <w:t>SRS-E-01</w:t>
+            </w:r>
+            <w:r>
+              <w:rPr>
+                <w:rFonts w:hint="eastAsia"/>
+                <w:sz w:val="24"/>
+              </w:rPr>
+              <w:t>-0</w:t>
+            </w:r>
+          </w:p>
+        </w:tc>
+        <w:tc>
+          <w:tcPr>
+            <w:tcW w:w="0" w:type="auto"/>
+            <w:shd w:val="clear" w:color="auto" w:fill="B4C6E7" w:themeFill="accent1" w:themeFillTint="66"/>
+          </w:tcPr>
+          <w:p>
+            <w:pPr>
+              <w:cnfStyle w:val="000000000000" w:firstRow="0" w:lastRow="0" w:firstColumn="0" w:lastColumn="0" w:oddVBand="0" w:evenVBand="0" w:oddHBand="0" w:evenHBand="0" w:firstRowFirstColumn="0" w:firstRowLastColumn="0" w:lastRowFirstColumn="0" w:lastRowLastColumn="0"/>
+              <w:rPr>
+                <w:sz w:val="24"/>
+              </w:rPr>
+            </w:pPr>
+            <w:r>
+              <w:rPr>
+                <w:sz w:val="24"/>
+              </w:rPr>
+              <w:t>支持替换Embedding模型（如BGE、text2vec）</w:t>
+            </w:r>
+          </w:p>
+        </w:tc>
+        <w:tc>
+          <w:tcPr>
+            <w:tcW w:w="0" w:type="auto"/>
+            <w:shd w:val="clear" w:color="auto" w:fill="B4C6E7" w:themeFill="accent1" w:themeFillTint="66"/>
+          </w:tcPr>
+          <w:p>
+            <w:pPr>
+              <w:cnfStyle w:val="000000000000" w:firstRow="0" w:lastRow="0" w:firstColumn="0" w:lastColumn="0" w:oddVBand="0" w:evenVBand="0" w:oddHBand="0" w:evenHBand="0" w:firstRowFirstColumn="0" w:firstRowLastColumn="0" w:lastRowFirstColumn="0" w:lastRowLastColumn="0"/>
+              <w:rPr>
+                <w:sz w:val="24"/>
+              </w:rPr>
+            </w:pPr>
+            <w:r>
+              <w:rPr>
+                <w:sz w:val="24"/>
+              </w:rPr>
+              <w:t>中</w:t>
+            </w:r>
+          </w:p>
+        </w:tc>
+      </w:tr>
+      <w:tr>
+        <w:trPr>
+          <w:trHeight w:val="473"/>
+        </w:trPr>
+        <w:tc>
+          <w:tcPr>
+            <w:cnfStyle w:val="001000000000" w:firstRow="0" w:lastRow="0" w:firstColumn="1" w:lastColumn="0" w:oddVBand="0" w:evenVBand="0" w:oddHBand="0" w:evenHBand="0" w:firstRowFirstColumn="0" w:firstRowLastColumn="0" w:lastRowFirstColumn="0" w:lastRowLastColumn="0"/>
+            <w:tcW w:w="0" w:type="auto"/>
+          </w:tcPr>
+          <w:p>
+            <w:pPr>
+              <w:rPr>
+                <w:b w:val="0"/>
+                <w:bCs w:val="0"/>
+                <w:sz w:val="24"/>
+              </w:rPr>
+            </w:pPr>
+            <w:r>
+              <w:rPr>
+                <w:sz w:val="24"/>
+              </w:rPr>
+              <w:t>SRS-E-02</w:t>
+            </w:r>
+            <w:r>
+              <w:rPr>
+                <w:rFonts w:hint="eastAsia"/>
+                <w:sz w:val="24"/>
+              </w:rPr>
+              <w:t>-0</w:t>
+            </w:r>
+          </w:p>
+        </w:tc>
+        <w:tc>
+          <w:tcPr>
+            <w:tcW w:w="0" w:type="auto"/>
+          </w:tcPr>
+          <w:p>
+            <w:pPr>
+              <w:cnfStyle w:val="000000000000" w:firstRow="0" w:lastRow="0" w:firstColumn="0" w:lastColumn="0" w:oddVBand="0" w:evenVBand="0" w:oddHBand="0" w:evenHBand="0" w:firstRowFirstColumn="0" w:firstRowLastColumn="0" w:lastRowFirstColumn="0" w:lastRowLastColumn="0"/>
+              <w:rPr>
+                <w:sz w:val="24"/>
+              </w:rPr>
+            </w:pPr>
+            <w:r>
+              <w:rPr>
+                <w:sz w:val="24"/>
+              </w:rPr>
+              <w:t>支持替换向量数据库（如</w:t>
+            </w:r>
+            <w:proofErr w:type="spellStart"/>
+            <w:r>
+              <w:rPr>
+                <w:sz w:val="24"/>
+              </w:rPr>
+              <w:t>Faiss</w:t>
+            </w:r>
+            <w:proofErr w:type="spellEnd"/>
+            <w:r>
+              <w:rPr>
+                <w:sz w:val="24"/>
+              </w:rPr>
+              <w:t>、Milvus）</w:t>
+            </w:r>
+          </w:p>
+        </w:tc>
+        <w:tc>
+          <w:tcPr>
+            <w:tcW w:w="0" w:type="auto"/>
+          </w:tcPr>
+          <w:p>
+            <w:pPr>
+              <w:cnfStyle w:val="000000000000" w:firstRow="0" w:lastRow="0" w:firstColumn="0" w:lastColumn="0" w:oddVBand="0" w:evenVBand="0" w:oddHBand="0" w:evenHBand="0" w:firstRowFirstColumn="0" w:firstRowLastColumn="0" w:lastRowFirstColumn="0" w:lastRowLastColumn="0"/>
+              <w:rPr>
+                <w:sz w:val="24"/>
+              </w:rPr>
+            </w:pPr>
+            <w:r>
+              <w:rPr>
+                <w:sz w:val="24"/>
+              </w:rPr>
+              <w:t>中</w:t>
+            </w:r>
+          </w:p>
+        </w:tc>
+      </w:tr>
+      <w:tr>
+        <w:trPr>
+          <w:trHeight w:val="458"/>
+        </w:trPr>
+        <w:tc>
+          <w:tcPr>
+            <w:cnfStyle w:val="001000000000" w:firstRow="0" w:lastRow="0" w:firstColumn="1" w:lastColumn="0" w:oddVBand="0" w:evenVBand="0" w:oddHBand="0" w:evenHBand="0" w:firstRowFirstColumn="0" w:firstRowLastColumn="0" w:lastRowFirstColumn="0" w:lastRowLastColumn="0"/>
+            <w:tcW w:w="0" w:type="auto"/>
+          </w:tcPr>
+          <w:p>
+            <w:pPr>
+              <w:rPr>
+                <w:b w:val="0"/>
+                <w:bCs w:val="0"/>
+                <w:sz w:val="24"/>
+              </w:rPr>
+            </w:pPr>
+            <w:r>
+              <w:rPr>
+                <w:sz w:val="24"/>
+              </w:rPr>
+              <w:t>SRS-E-03</w:t>
+            </w:r>
+            <w:r>
+              <w:rPr>
+                <w:rFonts w:hint="eastAsia"/>
+                <w:sz w:val="24"/>
+              </w:rPr>
+              <w:t>-0</w:t>
+            </w:r>
+          </w:p>
+        </w:tc>
+        <w:tc>
+          <w:tcPr>
+            <w:tcW w:w="0" w:type="auto"/>
+            <w:shd w:val="clear" w:color="auto" w:fill="B4C6E7" w:themeFill="accent1" w:themeFillTint="66"/>
+          </w:tcPr>
+          <w:p>
+            <w:pPr>
+              <w:cnfStyle w:val="000000000000" w:firstRow="0" w:lastRow="0" w:firstColumn="0" w:lastColumn="0" w:oddVBand="0" w:evenVBand="0" w:oddHBand="0" w:evenHBand="0" w:firstRowFirstColumn="0" w:firstRowLastColumn="0" w:lastRowFirstColumn="0" w:lastRowLastColumn="0"/>
+              <w:rPr>
+                <w:sz w:val="24"/>
+              </w:rPr>
+            </w:pPr>
+            <w:r>
+              <w:rPr>
+                <w:sz w:val="24"/>
+              </w:rPr>
+              <w:t>支持替换LLM模型（如其他小参数模型</w:t>
+            </w:r>
+            <w:r>
+              <w:rPr>
+                <w:sz w:val="24"/>
+              </w:rPr>
+              <w:t>/API</w:t>
+            </w:r>
+            <w:r>
+              <w:rPr>
+                <w:sz w:val="24"/>
+              </w:rPr>
+              <w:t>）</w:t>
+            </w:r>
+          </w:p>
+        </w:tc>
+        <w:tc>
+          <w:tcPr>
+            <w:tcW w:w="0" w:type="auto"/>
+            <w:shd w:val="clear" w:color="auto" w:fill="B4C6E7" w:themeFill="accent1" w:themeFillTint="66"/>
+          </w:tcPr>
+          <w:p>
+            <w:pPr>
+              <w:cnfStyle w:val="000000000000" w:firstRow="0" w:lastRow="0" w:firstColumn="0" w:lastColumn="0" w:oddVBand="0" w:evenVBand="0" w:oddHBand="0" w:evenHBand="0" w:firstRowFirstColumn="0" w:firstRowLastColumn="0" w:lastRowFirstColumn="0" w:lastRowLastColumn="0"/>
+              <w:rPr>
+                <w:sz w:val="24"/>
+              </w:rPr>
+            </w:pPr>
+            <w:r>
+              <w:rPr>
+                <w:sz w:val="24"/>
+              </w:rPr>
+              <w:t>中</w:t>
+            </w:r>
+          </w:p>
+        </w:tc>
+      </w:tr>
+      <w:tr>
+        <w:trPr>
+          <w:trHeight w:val="473"/>
+        </w:trPr>
+        <w:tc>
+          <w:tcPr>
+            <w:cnfStyle w:val="001000000000" w:firstRow="0" w:lastRow="0" w:firstColumn="1" w:lastColumn="0" w:oddVBand="0" w:evenVBand="0" w:oddHBand="0" w:evenHBand="0" w:firstRowFirstColumn="0" w:firstRowLastColumn="0" w:lastRowFirstColumn="0" w:lastRowLastColumn="0"/>
+            <w:tcW w:w="0" w:type="auto"/>
+          </w:tcPr>
+          <w:p>
+            <w:pPr>
+              <w:rPr>
+                <w:b w:val="0"/>
+                <w:bCs w:val="0"/>
+                <w:sz w:val="24"/>
+              </w:rPr>
+            </w:pPr>
+            <w:r>
+              <w:rPr>
+                <w:sz w:val="24"/>
+              </w:rPr>
+              <w:t>SRS-E-04</w:t>
+            </w:r>
+            <w:r>
+              <w:rPr>
+                <w:rFonts w:hint="eastAsia"/>
+                <w:sz w:val="24"/>
+              </w:rPr>
+              <w:t>-0</w:t>
+            </w:r>
+          </w:p>
+        </w:tc>
+        <w:tc>
+          <w:tcPr>
+            <w:tcW w:w="0" w:type="auto"/>
+          </w:tcPr>
+          <w:p>
+            <w:pPr>
+              <w:cnfStyle w:val="000000000000" w:firstRow="0" w:lastRow="0" w:firstColumn="0" w:lastColumn="0" w:oddVBand="0" w:evenVBand="0" w:oddHBand="0" w:evenHBand="0" w:firstRowFirstColumn="0" w:firstRowLastColumn="0" w:lastRowFirstColumn="0" w:lastRowLastColumn="0"/>
+              <w:rPr>
+                <w:sz w:val="24"/>
+              </w:rPr>
+            </w:pPr>
+            <w:r>
+              <w:rPr>
+                <w:sz w:val="24"/>
+              </w:rPr>
+              <w:t>API接口设计支持版本管理</w:t>
+            </w:r>
+          </w:p>
+        </w:tc>
+        <w:tc>
+          <w:tcPr>
+            <w:tcW w:w="0" w:type="auto"/>
+          </w:tcPr>
+          <w:p>
+            <w:pPr>
+              <w:cnfStyle w:val="000000000000" w:firstRow="0" w:lastRow="0" w:firstColumn="0" w:lastColumn="0" w:oddVBand="0" w:evenVBand="0" w:oddHBand="0" w:evenHBand="0" w:firstRowFirstColumn="0" w:firstRowLastColumn="0" w:lastRowFirstColumn="0" w:lastRowLastColumn="0"/>
+              <w:rPr>
+                <w:sz w:val="24"/>
+              </w:rPr>
+            </w:pPr>
+            <w:r>
+              <w:rPr>
+                <w:sz w:val="24"/>
+              </w:rPr>
+              <w:t>中</w:t>
+            </w:r>
+          </w:p>
+        </w:tc>
+      </w:tr>
+    </w:tbl>
+    <w:p>
+      <w:pPr>
+        <w:pStyle w:val="2"/>
+        <w:numPr>
+          <w:ilvl w:val="1"/>
+          <w:numId w:val="3"/>
+        </w:numPr>
+        <w:rPr>
+          <w:lang w:eastAsia="zh"/>
+        </w:rPr>
+      </w:pPr>
+      <w:bookmarkStart w:id="35" w:name="_Toc226405658"/>
       <w:r>
         <w:rPr>
           <w:lang w:eastAsia="zh"/>
         </w:rPr>
         <w:t>可移植性需求</w:t>
       </w:r>
-      <w:bookmarkEnd w:id="34"/>
+      <w:bookmarkEnd w:id="35"/>
     </w:p>
     <w:tbl>
       <w:tblPr>
@@ -18493,9 +18427,9 @@
         <w:tblLook w:val="04A0" w:firstRow="1" w:lastRow="0" w:firstColumn="1" w:lastColumn="0" w:noHBand="0" w:noVBand="1"/>
       </w:tblPr>
       <w:tblGrid>
-        <w:gridCol w:w="1456"/>
-        <w:gridCol w:w="5876"/>
-        <w:gridCol w:w="947"/>
+        <w:gridCol w:w="1426"/>
+        <w:gridCol w:w="5914"/>
+        <w:gridCol w:w="939"/>
       </w:tblGrid>
       <w:tr>
         <w:trPr>
@@ -18667,34 +18601,25 @@
                 <w:rFonts w:hint="eastAsia"/>
                 <w:sz w:val="24"/>
               </w:rPr>
-              <w:t>-</w:t>
-            </w:r>
-            <w:r>
-              <w:rPr>
-                <w:rFonts w:hint="eastAsia"/>
-                <w:sz w:val="24"/>
-              </w:rPr>
-              <w:lastRenderedPageBreak/>
-              <w:t>0</w:t>
-            </w:r>
-          </w:p>
-        </w:tc>
-        <w:tc>
-          <w:tcPr>
-            <w:tcW w:w="0" w:type="auto"/>
-          </w:tcPr>
-          <w:p>
-            <w:pPr>
-              <w:cnfStyle w:val="000000000000" w:firstRow="0" w:lastRow="0" w:firstColumn="0" w:lastColumn="0" w:oddVBand="0" w:evenVBand="0" w:oddHBand="0" w:evenHBand="0" w:firstRowFirstColumn="0" w:firstRowLastColumn="0" w:lastRowFirstColumn="0" w:lastRowLastColumn="0"/>
-              <w:rPr>
-                <w:sz w:val="24"/>
-              </w:rPr>
-            </w:pPr>
-            <w:r>
-              <w:rPr>
-                <w:sz w:val="24"/>
-              </w:rPr>
-              <w:lastRenderedPageBreak/>
+              <w:t>-0</w:t>
+            </w:r>
+          </w:p>
+        </w:tc>
+        <w:tc>
+          <w:tcPr>
+            <w:tcW w:w="0" w:type="auto"/>
+          </w:tcPr>
+          <w:p>
+            <w:pPr>
+              <w:cnfStyle w:val="000000000000" w:firstRow="0" w:lastRow="0" w:firstColumn="0" w:lastColumn="0" w:oddVBand="0" w:evenVBand="0" w:oddHBand="0" w:evenHBand="0" w:firstRowFirstColumn="0" w:firstRowLastColumn="0" w:lastRowFirstColumn="0" w:lastRowLastColumn="0"/>
+              <w:rPr>
+                <w:sz w:val="24"/>
+              </w:rPr>
+            </w:pPr>
+            <w:r>
+              <w:rPr>
+                <w:sz w:val="24"/>
+              </w:rPr>
               <w:t>支持Docker容器化部署</w:t>
             </w:r>
           </w:p>
@@ -18878,14 +18803,14 @@
         </w:rPr>
         <w:t xml:space="preserve"> </w:t>
       </w:r>
-      <w:bookmarkStart w:id="35" w:name="_Toc226405659"/>
+      <w:bookmarkStart w:id="36" w:name="_Toc226405659"/>
       <w:r>
         <w:rPr>
           <w:lang w:eastAsia="zh"/>
         </w:rPr>
         <w:t>合规性需求</w:t>
       </w:r>
-      <w:bookmarkEnd w:id="35"/>
+      <w:bookmarkEnd w:id="36"/>
     </w:p>
     <w:p>
       <w:pPr>
@@ -18914,14 +18839,14 @@
           <w:lang w:eastAsia="zh"/>
         </w:rPr>
       </w:pPr>
-      <w:bookmarkStart w:id="36" w:name="_Toc226405660"/>
+      <w:bookmarkStart w:id="37" w:name="_Toc226405660"/>
       <w:r>
         <w:rPr>
           <w:lang w:eastAsia="zh"/>
         </w:rPr>
         <w:t>文档需求</w:t>
       </w:r>
-      <w:bookmarkEnd w:id="36"/>
+      <w:bookmarkEnd w:id="37"/>
     </w:p>
     <w:tbl>
       <w:tblPr>
@@ -18930,9 +18855,9 @@
         <w:tblLook w:val="04A0" w:firstRow="1" w:lastRow="0" w:firstColumn="1" w:lastColumn="0" w:noHBand="0" w:noVBand="1"/>
       </w:tblPr>
       <w:tblGrid>
-        <w:gridCol w:w="1699"/>
-        <w:gridCol w:w="5476"/>
-        <w:gridCol w:w="1104"/>
+        <w:gridCol w:w="1667"/>
+        <w:gridCol w:w="5514"/>
+        <w:gridCol w:w="1098"/>
       </w:tblGrid>
       <w:tr>
         <w:trPr>
@@ -19303,15 +19228,14 @@
           <w:lang w:eastAsia="zh"/>
         </w:rPr>
       </w:pPr>
-      <w:bookmarkStart w:id="37" w:name="_Toc226405661"/>
+      <w:bookmarkStart w:id="38" w:name="_Toc226405661"/>
       <w:r>
         <w:rPr>
           <w:lang w:eastAsia="zh"/>
         </w:rPr>
-        <w:lastRenderedPageBreak/>
         <w:t>部署与交付需求</w:t>
       </w:r>
-      <w:bookmarkEnd w:id="37"/>
+      <w:bookmarkEnd w:id="38"/>
     </w:p>
     <w:tbl>
       <w:tblPr>
@@ -19694,6 +19618,614 @@
           <w:sz w:val="24"/>
         </w:rPr>
         <w:pict w14:anchorId="3399877D">
+          <v:rect id="_x0000_i1025" alt="" style="width:415.3pt;height:.05pt;mso-width-percent:0;mso-height-percent:0;mso-width-percent:0;mso-height-percent:0" o:hralign="center" o:hrstd="t" o:hr="t" fillcolor="#a0a0a0" stroked="f"/>
+        </w:pict>
+      </w:r>
+    </w:p>
+    <w:p>
+      <w:pPr>
+        <w:pStyle w:val="1"/>
+        <w:numPr>
+          <w:ilvl w:val="0"/>
+          <w:numId w:val="3"/>
+        </w:numPr>
+        <w:rPr>
+          <w:rFonts w:ascii="华文中宋" w:eastAsia="华文中宋" w:hAnsi="华文中宋" w:hint="eastAsia"/>
+          <w:kern w:val="2"/>
+          <w:sz w:val="44"/>
+          <w:szCs w:val="44"/>
+        </w:rPr>
+      </w:pPr>
+      <w:bookmarkStart w:id="39" w:name="_Toc226405662"/>
+      <w:r>
+        <w:rPr>
+          <w:rFonts w:ascii="华文中宋" w:eastAsia="华文中宋" w:hAnsi="华文中宋"/>
+          <w:kern w:val="2"/>
+          <w:sz w:val="44"/>
+          <w:szCs w:val="44"/>
+        </w:rPr>
+        <w:t>附录 A：术语表</w:t>
+      </w:r>
+      <w:bookmarkEnd w:id="39"/>
+    </w:p>
+    <w:tbl>
+      <w:tblPr>
+        <w:tblStyle w:val="5-11"/>
+        <w:tblW w:w="8460" w:type="dxa"/>
+        <w:tblLook w:val="04A0" w:firstRow="1" w:lastRow="0" w:firstColumn="1" w:lastColumn="0" w:noHBand="0" w:noVBand="1"/>
+      </w:tblPr>
+      <w:tblGrid>
+        <w:gridCol w:w="1668"/>
+        <w:gridCol w:w="6792"/>
+      </w:tblGrid>
+      <w:tr>
+        <w:trPr>
+          <w:cnfStyle w:val="100000000000" w:firstRow="1" w:lastRow="0" w:firstColumn="0" w:lastColumn="0" w:oddVBand="0" w:evenVBand="0" w:oddHBand="0" w:evenHBand="0" w:firstRowFirstColumn="0" w:firstRowLastColumn="0" w:lastRowFirstColumn="0" w:lastRowLastColumn="0"/>
+          <w:trHeight w:val="479"/>
+        </w:trPr>
+        <w:tc>
+          <w:tcPr>
+            <w:cnfStyle w:val="001000000000" w:firstRow="0" w:lastRow="0" w:firstColumn="1" w:lastColumn="0" w:oddVBand="0" w:evenVBand="0" w:oddHBand="0" w:evenHBand="0" w:firstRowFirstColumn="0" w:firstRowLastColumn="0" w:lastRowFirstColumn="0" w:lastRowLastColumn="0"/>
+            <w:tcW w:w="0" w:type="auto"/>
+          </w:tcPr>
+          <w:p>
+            <w:pPr>
+              <w:rPr>
+                <w:b w:val="0"/>
+                <w:bCs w:val="0"/>
+                <w:sz w:val="24"/>
+              </w:rPr>
+            </w:pPr>
+            <w:r>
+              <w:rPr>
+                <w:sz w:val="24"/>
+              </w:rPr>
+              <w:t>术语/缩写</w:t>
+            </w:r>
+          </w:p>
+        </w:tc>
+        <w:tc>
+          <w:tcPr>
+            <w:tcW w:w="0" w:type="auto"/>
+          </w:tcPr>
+          <w:p>
+            <w:pPr>
+              <w:cnfStyle w:val="100000000000" w:firstRow="1" w:lastRow="0" w:firstColumn="0" w:lastColumn="0" w:oddVBand="0" w:evenVBand="0" w:oddHBand="0" w:evenHBand="0" w:firstRowFirstColumn="0" w:firstRowLastColumn="0" w:lastRowFirstColumn="0" w:lastRowLastColumn="0"/>
+              <w:rPr>
+                <w:b w:val="0"/>
+                <w:bCs w:val="0"/>
+                <w:sz w:val="24"/>
+              </w:rPr>
+            </w:pPr>
+            <w:r>
+              <w:rPr>
+                <w:sz w:val="24"/>
+              </w:rPr>
+              <w:t>定义</w:t>
+            </w:r>
+          </w:p>
+        </w:tc>
+      </w:tr>
+      <w:tr>
+        <w:trPr>
+          <w:trHeight w:val="479"/>
+        </w:trPr>
+        <w:tc>
+          <w:tcPr>
+            <w:cnfStyle w:val="001000000000" w:firstRow="0" w:lastRow="0" w:firstColumn="1" w:lastColumn="0" w:oddVBand="0" w:evenVBand="0" w:oddHBand="0" w:evenHBand="0" w:firstRowFirstColumn="0" w:firstRowLastColumn="0" w:lastRowFirstColumn="0" w:lastRowLastColumn="0"/>
+            <w:tcW w:w="0" w:type="auto"/>
+          </w:tcPr>
+          <w:p>
+            <w:pPr>
+              <w:rPr>
+                <w:b w:val="0"/>
+                <w:bCs w:val="0"/>
+                <w:sz w:val="24"/>
+              </w:rPr>
+            </w:pPr>
+            <w:r>
+              <w:rPr>
+                <w:sz w:val="24"/>
+              </w:rPr>
+              <w:t>LLM</w:t>
+            </w:r>
+          </w:p>
+        </w:tc>
+        <w:tc>
+          <w:tcPr>
+            <w:tcW w:w="0" w:type="auto"/>
+            <w:shd w:val="clear" w:color="auto" w:fill="B4C6E7" w:themeFill="accent1" w:themeFillTint="66"/>
+          </w:tcPr>
+          <w:p>
+            <w:pPr>
+              <w:cnfStyle w:val="000000000000" w:firstRow="0" w:lastRow="0" w:firstColumn="0" w:lastColumn="0" w:oddVBand="0" w:evenVBand="0" w:oddHBand="0" w:evenHBand="0" w:firstRowFirstColumn="0" w:firstRowLastColumn="0" w:lastRowFirstColumn="0" w:lastRowLastColumn="0"/>
+              <w:rPr>
+                <w:sz w:val="24"/>
+              </w:rPr>
+            </w:pPr>
+            <w:r>
+              <w:rPr>
+                <w:sz w:val="24"/>
+              </w:rPr>
+              <w:t>Large Language Model，大语言模型，本项目采用Qwen/Qwen3-0.6B</w:t>
+            </w:r>
+          </w:p>
+        </w:tc>
+      </w:tr>
+      <w:tr>
+        <w:trPr>
+          <w:trHeight w:val="464"/>
+        </w:trPr>
+        <w:tc>
+          <w:tcPr>
+            <w:cnfStyle w:val="001000000000" w:firstRow="0" w:lastRow="0" w:firstColumn="1" w:lastColumn="0" w:oddVBand="0" w:evenVBand="0" w:oddHBand="0" w:evenHBand="0" w:firstRowFirstColumn="0" w:firstRowLastColumn="0" w:lastRowFirstColumn="0" w:lastRowLastColumn="0"/>
+            <w:tcW w:w="0" w:type="auto"/>
+          </w:tcPr>
+          <w:p>
+            <w:pPr>
+              <w:rPr>
+                <w:b w:val="0"/>
+                <w:bCs w:val="0"/>
+                <w:sz w:val="24"/>
+              </w:rPr>
+            </w:pPr>
+            <w:r>
+              <w:rPr>
+                <w:sz w:val="24"/>
+              </w:rPr>
+              <w:t>RAG</w:t>
+            </w:r>
+          </w:p>
+        </w:tc>
+        <w:tc>
+          <w:tcPr>
+            <w:tcW w:w="0" w:type="auto"/>
+          </w:tcPr>
+          <w:p>
+            <w:pPr>
+              <w:cnfStyle w:val="000000000000" w:firstRow="0" w:lastRow="0" w:firstColumn="0" w:lastColumn="0" w:oddVBand="0" w:evenVBand="0" w:oddHBand="0" w:evenHBand="0" w:firstRowFirstColumn="0" w:firstRowLastColumn="0" w:lastRowFirstColumn="0" w:lastRowLastColumn="0"/>
+              <w:rPr>
+                <w:sz w:val="24"/>
+              </w:rPr>
+            </w:pPr>
+            <w:r>
+              <w:rPr>
+                <w:sz w:val="24"/>
+              </w:rPr>
+              <w:t>Retrieval-Augmented Generation，检索增强生成，结合本地知识库提升回答准确性</w:t>
+            </w:r>
+          </w:p>
+        </w:tc>
+      </w:tr>
+      <w:tr>
+        <w:trPr>
+          <w:trHeight w:val="479"/>
+        </w:trPr>
+        <w:tc>
+          <w:tcPr>
+            <w:cnfStyle w:val="001000000000" w:firstRow="0" w:lastRow="0" w:firstColumn="1" w:lastColumn="0" w:oddVBand="0" w:evenVBand="0" w:oddHBand="0" w:evenHBand="0" w:firstRowFirstColumn="0" w:firstRowLastColumn="0" w:lastRowFirstColumn="0" w:lastRowLastColumn="0"/>
+            <w:tcW w:w="0" w:type="auto"/>
+          </w:tcPr>
+          <w:p>
+            <w:pPr>
+              <w:rPr>
+                <w:b w:val="0"/>
+                <w:bCs w:val="0"/>
+                <w:sz w:val="24"/>
+              </w:rPr>
+            </w:pPr>
+            <w:r>
+              <w:rPr>
+                <w:sz w:val="24"/>
+              </w:rPr>
+              <w:t>Embedding</w:t>
+            </w:r>
+          </w:p>
+        </w:tc>
+        <w:tc>
+          <w:tcPr>
+            <w:tcW w:w="0" w:type="auto"/>
+            <w:shd w:val="clear" w:color="auto" w:fill="B4C6E7" w:themeFill="accent1" w:themeFillTint="66"/>
+          </w:tcPr>
+          <w:p>
+            <w:pPr>
+              <w:cnfStyle w:val="000000000000" w:firstRow="0" w:lastRow="0" w:firstColumn="0" w:lastColumn="0" w:oddVBand="0" w:evenVBand="0" w:oddHBand="0" w:evenHBand="0" w:firstRowFirstColumn="0" w:firstRowLastColumn="0" w:lastRowFirstColumn="0" w:lastRowLastColumn="0"/>
+              <w:rPr>
+                <w:sz w:val="24"/>
+              </w:rPr>
+            </w:pPr>
+            <w:r>
+              <w:rPr>
+                <w:sz w:val="24"/>
+              </w:rPr>
+              <w:t>词向量/嵌入，将文本内容转换为数值向量表示</w:t>
+            </w:r>
+          </w:p>
+        </w:tc>
+      </w:tr>
+      <w:tr>
+        <w:trPr>
+          <w:trHeight w:val="479"/>
+        </w:trPr>
+        <w:tc>
+          <w:tcPr>
+            <w:cnfStyle w:val="001000000000" w:firstRow="0" w:lastRow="0" w:firstColumn="1" w:lastColumn="0" w:oddVBand="0" w:evenVBand="0" w:oddHBand="0" w:evenHBand="0" w:firstRowFirstColumn="0" w:firstRowLastColumn="0" w:lastRowFirstColumn="0" w:lastRowLastColumn="0"/>
+            <w:tcW w:w="0" w:type="auto"/>
+          </w:tcPr>
+          <w:p>
+            <w:pPr>
+              <w:rPr>
+                <w:b w:val="0"/>
+                <w:bCs w:val="0"/>
+                <w:sz w:val="24"/>
+              </w:rPr>
+            </w:pPr>
+            <w:r>
+              <w:rPr>
+                <w:sz w:val="24"/>
+              </w:rPr>
+              <w:t>Vector Store</w:t>
+            </w:r>
+          </w:p>
+        </w:tc>
+        <w:tc>
+          <w:tcPr>
+            <w:tcW w:w="0" w:type="auto"/>
+          </w:tcPr>
+          <w:p>
+            <w:pPr>
+              <w:cnfStyle w:val="000000000000" w:firstRow="0" w:lastRow="0" w:firstColumn="0" w:lastColumn="0" w:oddVBand="0" w:evenVBand="0" w:oddHBand="0" w:evenHBand="0" w:firstRowFirstColumn="0" w:firstRowLastColumn="0" w:lastRowFirstColumn="0" w:lastRowLastColumn="0"/>
+              <w:rPr>
+                <w:sz w:val="24"/>
+              </w:rPr>
+            </w:pPr>
+            <w:r>
+              <w:rPr>
+                <w:sz w:val="24"/>
+              </w:rPr>
+              <w:t>向量存储，用于存储和高效检索文本的向量表示</w:t>
+            </w:r>
+          </w:p>
+        </w:tc>
+      </w:tr>
+      <w:tr>
+        <w:trPr>
+          <w:trHeight w:val="479"/>
+        </w:trPr>
+        <w:tc>
+          <w:tcPr>
+            <w:cnfStyle w:val="001000000000" w:firstRow="0" w:lastRow="0" w:firstColumn="1" w:lastColumn="0" w:oddVBand="0" w:evenVBand="0" w:oddHBand="0" w:evenHBand="0" w:firstRowFirstColumn="0" w:firstRowLastColumn="0" w:lastRowFirstColumn="0" w:lastRowLastColumn="0"/>
+            <w:tcW w:w="0" w:type="auto"/>
+          </w:tcPr>
+          <w:p>
+            <w:pPr>
+              <w:rPr>
+                <w:b w:val="0"/>
+                <w:bCs w:val="0"/>
+                <w:sz w:val="24"/>
+              </w:rPr>
+            </w:pPr>
+            <w:proofErr w:type="spellStart"/>
+            <w:r>
+              <w:rPr>
+                <w:sz w:val="24"/>
+              </w:rPr>
+              <w:t>FastAPI</w:t>
+            </w:r>
+            <w:proofErr w:type="spellEnd"/>
+          </w:p>
+        </w:tc>
+        <w:tc>
+          <w:tcPr>
+            <w:tcW w:w="0" w:type="auto"/>
+            <w:shd w:val="clear" w:color="auto" w:fill="B4C6E7" w:themeFill="accent1" w:themeFillTint="66"/>
+          </w:tcPr>
+          <w:p>
+            <w:pPr>
+              <w:cnfStyle w:val="000000000000" w:firstRow="0" w:lastRow="0" w:firstColumn="0" w:lastColumn="0" w:oddVBand="0" w:evenVBand="0" w:oddHBand="0" w:evenHBand="0" w:firstRowFirstColumn="0" w:firstRowLastColumn="0" w:lastRowFirstColumn="0" w:lastRowLastColumn="0"/>
+              <w:rPr>
+                <w:sz w:val="24"/>
+              </w:rPr>
+            </w:pPr>
+            <w:r>
+              <w:rPr>
+                <w:sz w:val="24"/>
+              </w:rPr>
+              <w:t>基于Python的现代、高性能Web框架，用于构建后端API服务</w:t>
+            </w:r>
+          </w:p>
+        </w:tc>
+      </w:tr>
+      <w:tr>
+        <w:trPr>
+          <w:trHeight w:val="464"/>
+        </w:trPr>
+        <w:tc>
+          <w:tcPr>
+            <w:cnfStyle w:val="001000000000" w:firstRow="0" w:lastRow="0" w:firstColumn="1" w:lastColumn="0" w:oddVBand="0" w:evenVBand="0" w:oddHBand="0" w:evenHBand="0" w:firstRowFirstColumn="0" w:firstRowLastColumn="0" w:lastRowFirstColumn="0" w:lastRowLastColumn="0"/>
+            <w:tcW w:w="0" w:type="auto"/>
+          </w:tcPr>
+          <w:p>
+            <w:pPr>
+              <w:rPr>
+                <w:b w:val="0"/>
+                <w:bCs w:val="0"/>
+                <w:sz w:val="24"/>
+              </w:rPr>
+            </w:pPr>
+            <w:r>
+              <w:rPr>
+                <w:sz w:val="24"/>
+              </w:rPr>
+              <w:t>Vue3</w:t>
+            </w:r>
+          </w:p>
+        </w:tc>
+        <w:tc>
+          <w:tcPr>
+            <w:tcW w:w="0" w:type="auto"/>
+          </w:tcPr>
+          <w:p>
+            <w:pPr>
+              <w:cnfStyle w:val="000000000000" w:firstRow="0" w:lastRow="0" w:firstColumn="0" w:lastColumn="0" w:oddVBand="0" w:evenVBand="0" w:oddHBand="0" w:evenHBand="0" w:firstRowFirstColumn="0" w:firstRowLastColumn="0" w:lastRowFirstColumn="0" w:lastRowLastColumn="0"/>
+              <w:rPr>
+                <w:sz w:val="24"/>
+              </w:rPr>
+            </w:pPr>
+            <w:r>
+              <w:rPr>
+                <w:sz w:val="24"/>
+              </w:rPr>
+              <w:t>前端JavaScript框架，本项目前端技术栈</w:t>
+            </w:r>
+          </w:p>
+        </w:tc>
+      </w:tr>
+      <w:tr>
+        <w:trPr>
+          <w:trHeight w:val="479"/>
+        </w:trPr>
+        <w:tc>
+          <w:tcPr>
+            <w:cnfStyle w:val="001000000000" w:firstRow="0" w:lastRow="0" w:firstColumn="1" w:lastColumn="0" w:oddVBand="0" w:evenVBand="0" w:oddHBand="0" w:evenHBand="0" w:firstRowFirstColumn="0" w:firstRowLastColumn="0" w:lastRowFirstColumn="0" w:lastRowLastColumn="0"/>
+            <w:tcW w:w="0" w:type="auto"/>
+          </w:tcPr>
+          <w:p>
+            <w:pPr>
+              <w:rPr>
+                <w:b w:val="0"/>
+                <w:bCs w:val="0"/>
+                <w:sz w:val="24"/>
+              </w:rPr>
+            </w:pPr>
+            <w:proofErr w:type="spellStart"/>
+            <w:r>
+              <w:rPr>
+                <w:sz w:val="24"/>
+              </w:rPr>
+              <w:t>SQLAlchemy</w:t>
+            </w:r>
+            <w:proofErr w:type="spellEnd"/>
+          </w:p>
+        </w:tc>
+        <w:tc>
+          <w:tcPr>
+            <w:tcW w:w="0" w:type="auto"/>
+            <w:shd w:val="clear" w:color="auto" w:fill="B4C6E7" w:themeFill="accent1" w:themeFillTint="66"/>
+          </w:tcPr>
+          <w:p>
+            <w:pPr>
+              <w:cnfStyle w:val="000000000000" w:firstRow="0" w:lastRow="0" w:firstColumn="0" w:lastColumn="0" w:oddVBand="0" w:evenVBand="0" w:oddHBand="0" w:evenHBand="0" w:firstRowFirstColumn="0" w:firstRowLastColumn="0" w:lastRowFirstColumn="0" w:lastRowLastColumn="0"/>
+              <w:rPr>
+                <w:sz w:val="24"/>
+              </w:rPr>
+            </w:pPr>
+            <w:r>
+              <w:rPr>
+                <w:sz w:val="24"/>
+              </w:rPr>
+              <w:t>Python SQL工具包和ORM框架，支持异步操作</w:t>
+            </w:r>
+          </w:p>
+        </w:tc>
+      </w:tr>
+      <w:tr>
+        <w:trPr>
+          <w:trHeight w:val="479"/>
+        </w:trPr>
+        <w:tc>
+          <w:tcPr>
+            <w:cnfStyle w:val="001000000000" w:firstRow="0" w:lastRow="0" w:firstColumn="1" w:lastColumn="0" w:oddVBand="0" w:evenVBand="0" w:oddHBand="0" w:evenHBand="0" w:firstRowFirstColumn="0" w:firstRowLastColumn="0" w:lastRowFirstColumn="0" w:lastRowLastColumn="0"/>
+            <w:tcW w:w="0" w:type="auto"/>
+          </w:tcPr>
+          <w:p>
+            <w:pPr>
+              <w:rPr>
+                <w:b w:val="0"/>
+                <w:bCs w:val="0"/>
+                <w:sz w:val="24"/>
+              </w:rPr>
+            </w:pPr>
+            <w:proofErr w:type="spellStart"/>
+            <w:r>
+              <w:rPr>
+                <w:sz w:val="24"/>
+              </w:rPr>
+              <w:t>ChromaDB</w:t>
+            </w:r>
+            <w:proofErr w:type="spellEnd"/>
+          </w:p>
+        </w:tc>
+        <w:tc>
+          <w:tcPr>
+            <w:tcW w:w="0" w:type="auto"/>
+          </w:tcPr>
+          <w:p>
+            <w:pPr>
+              <w:cnfStyle w:val="000000000000" w:firstRow="0" w:lastRow="0" w:firstColumn="0" w:lastColumn="0" w:oddVBand="0" w:evenVBand="0" w:oddHBand="0" w:evenHBand="0" w:firstRowFirstColumn="0" w:firstRowLastColumn="0" w:lastRowFirstColumn="0" w:lastRowLastColumn="0"/>
+              <w:rPr>
+                <w:sz w:val="24"/>
+              </w:rPr>
+            </w:pPr>
+            <w:r>
+              <w:rPr>
+                <w:sz w:val="24"/>
+              </w:rPr>
+              <w:t>嵌入式向量数据库，用于本地快速构建和查询向量索引</w:t>
+            </w:r>
+          </w:p>
+        </w:tc>
+      </w:tr>
+      <w:tr>
+        <w:trPr>
+          <w:trHeight w:val="479"/>
+        </w:trPr>
+        <w:tc>
+          <w:tcPr>
+            <w:cnfStyle w:val="001000000000" w:firstRow="0" w:lastRow="0" w:firstColumn="1" w:lastColumn="0" w:oddVBand="0" w:evenVBand="0" w:oddHBand="0" w:evenHBand="0" w:firstRowFirstColumn="0" w:firstRowLastColumn="0" w:lastRowFirstColumn="0" w:lastRowLastColumn="0"/>
+            <w:tcW w:w="0" w:type="auto"/>
+          </w:tcPr>
+          <w:p>
+            <w:pPr>
+              <w:rPr>
+                <w:b w:val="0"/>
+                <w:bCs w:val="0"/>
+                <w:sz w:val="24"/>
+              </w:rPr>
+            </w:pPr>
+            <w:r>
+              <w:rPr>
+                <w:sz w:val="24"/>
+              </w:rPr>
+              <w:t>Transformers</w:t>
+            </w:r>
+          </w:p>
+        </w:tc>
+        <w:tc>
+          <w:tcPr>
+            <w:tcW w:w="0" w:type="auto"/>
+            <w:shd w:val="clear" w:color="auto" w:fill="B4C6E7" w:themeFill="accent1" w:themeFillTint="66"/>
+          </w:tcPr>
+          <w:p>
+            <w:pPr>
+              <w:cnfStyle w:val="000000000000" w:firstRow="0" w:lastRow="0" w:firstColumn="0" w:lastColumn="0" w:oddVBand="0" w:evenVBand="0" w:oddHBand="0" w:evenHBand="0" w:firstRowFirstColumn="0" w:firstRowLastColumn="0" w:lastRowFirstColumn="0" w:lastRowLastColumn="0"/>
+              <w:rPr>
+                <w:sz w:val="24"/>
+              </w:rPr>
+            </w:pPr>
+            <w:r>
+              <w:rPr>
+                <w:sz w:val="24"/>
+              </w:rPr>
+              <w:t>Hugging Face的模型加载与推理库</w:t>
+            </w:r>
+          </w:p>
+        </w:tc>
+      </w:tr>
+      <w:tr>
+        <w:trPr>
+          <w:trHeight w:val="479"/>
+        </w:trPr>
+        <w:tc>
+          <w:tcPr>
+            <w:cnfStyle w:val="001000000000" w:firstRow="0" w:lastRow="0" w:firstColumn="1" w:lastColumn="0" w:oddVBand="0" w:evenVBand="0" w:oddHBand="0" w:evenHBand="0" w:firstRowFirstColumn="0" w:firstRowLastColumn="0" w:lastRowFirstColumn="0" w:lastRowLastColumn="0"/>
+            <w:tcW w:w="0" w:type="auto"/>
+          </w:tcPr>
+          <w:p>
+            <w:pPr>
+              <w:rPr>
+                <w:b w:val="0"/>
+                <w:bCs w:val="0"/>
+                <w:sz w:val="24"/>
+              </w:rPr>
+            </w:pPr>
+            <w:r>
+              <w:rPr>
+                <w:sz w:val="24"/>
+              </w:rPr>
+              <w:t>RAG Pipeline</w:t>
+            </w:r>
+          </w:p>
+        </w:tc>
+        <w:tc>
+          <w:tcPr>
+            <w:tcW w:w="0" w:type="auto"/>
+          </w:tcPr>
+          <w:p>
+            <w:pPr>
+              <w:cnfStyle w:val="000000000000" w:firstRow="0" w:lastRow="0" w:firstColumn="0" w:lastColumn="0" w:oddVBand="0" w:evenVBand="0" w:oddHBand="0" w:evenHBand="0" w:firstRowFirstColumn="0" w:firstRowLastColumn="0" w:lastRowFirstColumn="0" w:lastRowLastColumn="0"/>
+              <w:rPr>
+                <w:sz w:val="24"/>
+              </w:rPr>
+            </w:pPr>
+            <w:r>
+              <w:rPr>
+                <w:sz w:val="24"/>
+              </w:rPr>
+              <w:t>RAG管道，包含知识库构建、向量存储管理、检索与生成流程</w:t>
+            </w:r>
+          </w:p>
+        </w:tc>
+      </w:tr>
+      <w:tr>
+        <w:trPr>
+          <w:trHeight w:val="464"/>
+        </w:trPr>
+        <w:tc>
+          <w:tcPr>
+            <w:cnfStyle w:val="001000000000" w:firstRow="0" w:lastRow="0" w:firstColumn="1" w:lastColumn="0" w:oddVBand="0" w:evenVBand="0" w:oddHBand="0" w:evenHBand="0" w:firstRowFirstColumn="0" w:firstRowLastColumn="0" w:lastRowFirstColumn="0" w:lastRowLastColumn="0"/>
+            <w:tcW w:w="0" w:type="auto"/>
+          </w:tcPr>
+          <w:p>
+            <w:pPr>
+              <w:rPr>
+                <w:b w:val="0"/>
+                <w:bCs w:val="0"/>
+                <w:sz w:val="24"/>
+              </w:rPr>
+            </w:pPr>
+            <w:r>
+              <w:rPr>
+                <w:sz w:val="24"/>
+              </w:rPr>
+              <w:t>RBAC</w:t>
+            </w:r>
+          </w:p>
+        </w:tc>
+        <w:tc>
+          <w:tcPr>
+            <w:tcW w:w="0" w:type="auto"/>
+            <w:shd w:val="clear" w:color="auto" w:fill="B4C6E7" w:themeFill="accent1" w:themeFillTint="66"/>
+          </w:tcPr>
+          <w:p>
+            <w:pPr>
+              <w:cnfStyle w:val="000000000000" w:firstRow="0" w:lastRow="0" w:firstColumn="0" w:lastColumn="0" w:oddVBand="0" w:evenVBand="0" w:oddHBand="0" w:evenHBand="0" w:firstRowFirstColumn="0" w:firstRowLastColumn="0" w:lastRowFirstColumn="0" w:lastRowLastColumn="0"/>
+              <w:rPr>
+                <w:sz w:val="24"/>
+              </w:rPr>
+            </w:pPr>
+            <w:r>
+              <w:rPr>
+                <w:sz w:val="24"/>
+              </w:rPr>
+              <w:t>Role-Based Access Control，基于角色的访问控制</w:t>
+            </w:r>
+          </w:p>
+        </w:tc>
+      </w:tr>
+    </w:tbl>
+    <w:p>
+      <w:pPr>
+        <w:rPr>
+          <w:sz w:val="24"/>
+        </w:rPr>
+      </w:pPr>
+      <w:r>
+        <w:rPr>
+          <w:noProof/>
+          <w:sz w:val="24"/>
+        </w:rPr>
+        <w:pict w14:anchorId="3748D270">
           <v:rect id="_x0000_i1026" alt="" style="width:415.3pt;height:.05pt;mso-width-percent:0;mso-height-percent:0;mso-width-percent:0;mso-height-percent:0" o:hralign="center" o:hrstd="t" o:hr="t" fillcolor="#a0a0a0" stroked="f"/>
         </w:pict>
       </w:r>
@@ -19706,632 +20238,23 @@
           <w:numId w:val="3"/>
         </w:numPr>
         <w:rPr>
+          <w:rFonts w:ascii="华文中宋" w:eastAsia="华文中宋" w:hAnsi="华文中宋" w:hint="eastAsia"/>
+          <w:kern w:val="2"/>
+          <w:sz w:val="44"/>
+          <w:szCs w:val="44"/>
+        </w:rPr>
+      </w:pPr>
+      <w:bookmarkStart w:id="40" w:name="_Toc226405663"/>
+      <w:r>
+        <w:rPr>
           <w:rFonts w:ascii="华文中宋" w:eastAsia="华文中宋" w:hAnsi="华文中宋"/>
           <w:kern w:val="2"/>
           <w:sz w:val="44"/>
           <w:szCs w:val="44"/>
         </w:rPr>
-      </w:pPr>
-      <w:bookmarkStart w:id="38" w:name="_Toc226405662"/>
-      <w:r>
-        <w:rPr>
-          <w:rFonts w:ascii="华文中宋" w:eastAsia="华文中宋" w:hAnsi="华文中宋"/>
-          <w:kern w:val="2"/>
-          <w:sz w:val="44"/>
-          <w:szCs w:val="44"/>
-        </w:rPr>
-        <w:t>附录 A：术语表</w:t>
-      </w:r>
-      <w:bookmarkEnd w:id="38"/>
-    </w:p>
-    <w:tbl>
-      <w:tblPr>
-        <w:tblStyle w:val="5-11"/>
-        <w:tblW w:w="8460" w:type="dxa"/>
-        <w:tblLook w:val="04A0" w:firstRow="1" w:lastRow="0" w:firstColumn="1" w:lastColumn="0" w:noHBand="0" w:noVBand="1"/>
-      </w:tblPr>
-      <w:tblGrid>
-        <w:gridCol w:w="1713"/>
-        <w:gridCol w:w="6747"/>
-      </w:tblGrid>
-      <w:tr>
-        <w:trPr>
-          <w:cnfStyle w:val="100000000000" w:firstRow="1" w:lastRow="0" w:firstColumn="0" w:lastColumn="0" w:oddVBand="0" w:evenVBand="0" w:oddHBand="0" w:evenHBand="0" w:firstRowFirstColumn="0" w:firstRowLastColumn="0" w:lastRowFirstColumn="0" w:lastRowLastColumn="0"/>
-          <w:trHeight w:val="479"/>
-        </w:trPr>
-        <w:tc>
-          <w:tcPr>
-            <w:cnfStyle w:val="001000000000" w:firstRow="0" w:lastRow="0" w:firstColumn="1" w:lastColumn="0" w:oddVBand="0" w:evenVBand="0" w:oddHBand="0" w:evenHBand="0" w:firstRowFirstColumn="0" w:firstRowLastColumn="0" w:lastRowFirstColumn="0" w:lastRowLastColumn="0"/>
-            <w:tcW w:w="0" w:type="auto"/>
-          </w:tcPr>
-          <w:p>
-            <w:pPr>
-              <w:rPr>
-                <w:b w:val="0"/>
-                <w:bCs w:val="0"/>
-                <w:sz w:val="24"/>
-              </w:rPr>
-            </w:pPr>
-            <w:r>
-              <w:rPr>
-                <w:sz w:val="24"/>
-              </w:rPr>
-              <w:t>术语/缩写</w:t>
-            </w:r>
-          </w:p>
-        </w:tc>
-        <w:tc>
-          <w:tcPr>
-            <w:tcW w:w="0" w:type="auto"/>
-          </w:tcPr>
-          <w:p>
-            <w:pPr>
-              <w:cnfStyle w:val="100000000000" w:firstRow="1" w:lastRow="0" w:firstColumn="0" w:lastColumn="0" w:oddVBand="0" w:evenVBand="0" w:oddHBand="0" w:evenHBand="0" w:firstRowFirstColumn="0" w:firstRowLastColumn="0" w:lastRowFirstColumn="0" w:lastRowLastColumn="0"/>
-              <w:rPr>
-                <w:b w:val="0"/>
-                <w:bCs w:val="0"/>
-                <w:sz w:val="24"/>
-              </w:rPr>
-            </w:pPr>
-            <w:r>
-              <w:rPr>
-                <w:sz w:val="24"/>
-              </w:rPr>
-              <w:t>定义</w:t>
-            </w:r>
-          </w:p>
-        </w:tc>
-      </w:tr>
-      <w:tr>
-        <w:trPr>
-          <w:trHeight w:val="479"/>
-        </w:trPr>
-        <w:tc>
-          <w:tcPr>
-            <w:cnfStyle w:val="001000000000" w:firstRow="0" w:lastRow="0" w:firstColumn="1" w:lastColumn="0" w:oddVBand="0" w:evenVBand="0" w:oddHBand="0" w:evenHBand="0" w:firstRowFirstColumn="0" w:firstRowLastColumn="0" w:lastRowFirstColumn="0" w:lastRowLastColumn="0"/>
-            <w:tcW w:w="0" w:type="auto"/>
-          </w:tcPr>
-          <w:p>
-            <w:pPr>
-              <w:rPr>
-                <w:b w:val="0"/>
-                <w:bCs w:val="0"/>
-                <w:sz w:val="24"/>
-              </w:rPr>
-            </w:pPr>
-            <w:r>
-              <w:rPr>
-                <w:sz w:val="24"/>
-              </w:rPr>
-              <w:t>LLM</w:t>
-            </w:r>
-          </w:p>
-        </w:tc>
-        <w:tc>
-          <w:tcPr>
-            <w:tcW w:w="0" w:type="auto"/>
-            <w:shd w:val="clear" w:color="auto" w:fill="B4C6E7" w:themeFill="accent1" w:themeFillTint="66"/>
-          </w:tcPr>
-          <w:p>
-            <w:pPr>
-              <w:cnfStyle w:val="000000000000" w:firstRow="0" w:lastRow="0" w:firstColumn="0" w:lastColumn="0" w:oddVBand="0" w:evenVBand="0" w:oddHBand="0" w:evenHBand="0" w:firstRowFirstColumn="0" w:firstRowLastColumn="0" w:lastRowFirstColumn="0" w:lastRowLastColumn="0"/>
-              <w:rPr>
-                <w:sz w:val="24"/>
-              </w:rPr>
-            </w:pPr>
-            <w:r>
-              <w:rPr>
-                <w:sz w:val="24"/>
-              </w:rPr>
-              <w:t>Large Language Model，大语言模型，本项目采用Qwen/Qwen3-0.6B</w:t>
-            </w:r>
-          </w:p>
-        </w:tc>
-      </w:tr>
-      <w:tr>
-        <w:trPr>
-          <w:trHeight w:val="464"/>
-        </w:trPr>
-        <w:tc>
-          <w:tcPr>
-            <w:cnfStyle w:val="001000000000" w:firstRow="0" w:lastRow="0" w:firstColumn="1" w:lastColumn="0" w:oddVBand="0" w:evenVBand="0" w:oddHBand="0" w:evenHBand="0" w:firstRowFirstColumn="0" w:firstRowLastColumn="0" w:lastRowFirstColumn="0" w:lastRowLastColumn="0"/>
-            <w:tcW w:w="0" w:type="auto"/>
-          </w:tcPr>
-          <w:p>
-            <w:pPr>
-              <w:rPr>
-                <w:b w:val="0"/>
-                <w:bCs w:val="0"/>
-                <w:sz w:val="24"/>
-              </w:rPr>
-            </w:pPr>
-            <w:r>
-              <w:rPr>
-                <w:sz w:val="24"/>
-              </w:rPr>
-              <w:t>RAG</w:t>
-            </w:r>
-          </w:p>
-        </w:tc>
-        <w:tc>
-          <w:tcPr>
-            <w:tcW w:w="0" w:type="auto"/>
-          </w:tcPr>
-          <w:p>
-            <w:pPr>
-              <w:cnfStyle w:val="000000000000" w:firstRow="0" w:lastRow="0" w:firstColumn="0" w:lastColumn="0" w:oddVBand="0" w:evenVBand="0" w:oddHBand="0" w:evenHBand="0" w:firstRowFirstColumn="0" w:firstRowLastColumn="0" w:lastRowFirstColumn="0" w:lastRowLastColumn="0"/>
-              <w:rPr>
-                <w:sz w:val="24"/>
-              </w:rPr>
-            </w:pPr>
-            <w:r>
-              <w:rPr>
-                <w:sz w:val="24"/>
-              </w:rPr>
-              <w:t>Retrieval-Augmented Generation，检索增强生成，结合本地知识库提升回答准确性</w:t>
-            </w:r>
-          </w:p>
-        </w:tc>
-      </w:tr>
-      <w:tr>
-        <w:trPr>
-          <w:trHeight w:val="479"/>
-        </w:trPr>
-        <w:tc>
-          <w:tcPr>
-            <w:cnfStyle w:val="001000000000" w:firstRow="0" w:lastRow="0" w:firstColumn="1" w:lastColumn="0" w:oddVBand="0" w:evenVBand="0" w:oddHBand="0" w:evenHBand="0" w:firstRowFirstColumn="0" w:firstRowLastColumn="0" w:lastRowFirstColumn="0" w:lastRowLastColumn="0"/>
-            <w:tcW w:w="0" w:type="auto"/>
-          </w:tcPr>
-          <w:p>
-            <w:pPr>
-              <w:rPr>
-                <w:b w:val="0"/>
-                <w:bCs w:val="0"/>
-                <w:sz w:val="24"/>
-              </w:rPr>
-            </w:pPr>
-            <w:r>
-              <w:rPr>
-                <w:sz w:val="24"/>
-              </w:rPr>
-              <w:t>Embedding</w:t>
-            </w:r>
-          </w:p>
-        </w:tc>
-        <w:tc>
-          <w:tcPr>
-            <w:tcW w:w="0" w:type="auto"/>
-            <w:shd w:val="clear" w:color="auto" w:fill="B4C6E7" w:themeFill="accent1" w:themeFillTint="66"/>
-          </w:tcPr>
-          <w:p>
-            <w:pPr>
-              <w:cnfStyle w:val="000000000000" w:firstRow="0" w:lastRow="0" w:firstColumn="0" w:lastColumn="0" w:oddVBand="0" w:evenVBand="0" w:oddHBand="0" w:evenHBand="0" w:firstRowFirstColumn="0" w:firstRowLastColumn="0" w:lastRowFirstColumn="0" w:lastRowLastColumn="0"/>
-              <w:rPr>
-                <w:sz w:val="24"/>
-              </w:rPr>
-            </w:pPr>
-            <w:r>
-              <w:rPr>
-                <w:sz w:val="24"/>
-              </w:rPr>
-              <w:t>词向量/嵌入，将文本内容转换为数值向量表示</w:t>
-            </w:r>
-          </w:p>
-        </w:tc>
-      </w:tr>
-      <w:tr>
-        <w:trPr>
-          <w:trHeight w:val="479"/>
-        </w:trPr>
-        <w:tc>
-          <w:tcPr>
-            <w:cnfStyle w:val="001000000000" w:firstRow="0" w:lastRow="0" w:firstColumn="1" w:lastColumn="0" w:oddVBand="0" w:evenVBand="0" w:oddHBand="0" w:evenHBand="0" w:firstRowFirstColumn="0" w:firstRowLastColumn="0" w:lastRowFirstColumn="0" w:lastRowLastColumn="0"/>
-            <w:tcW w:w="0" w:type="auto"/>
-          </w:tcPr>
-          <w:p>
-            <w:pPr>
-              <w:rPr>
-                <w:b w:val="0"/>
-                <w:bCs w:val="0"/>
-                <w:sz w:val="24"/>
-              </w:rPr>
-            </w:pPr>
-            <w:r>
-              <w:rPr>
-                <w:sz w:val="24"/>
-              </w:rPr>
-              <w:t>Vector Store</w:t>
-            </w:r>
-          </w:p>
-        </w:tc>
-        <w:tc>
-          <w:tcPr>
-            <w:tcW w:w="0" w:type="auto"/>
-          </w:tcPr>
-          <w:p>
-            <w:pPr>
-              <w:cnfStyle w:val="000000000000" w:firstRow="0" w:lastRow="0" w:firstColumn="0" w:lastColumn="0" w:oddVBand="0" w:evenVBand="0" w:oddHBand="0" w:evenHBand="0" w:firstRowFirstColumn="0" w:firstRowLastColumn="0" w:lastRowFirstColumn="0" w:lastRowLastColumn="0"/>
-              <w:rPr>
-                <w:sz w:val="24"/>
-              </w:rPr>
-            </w:pPr>
-            <w:r>
-              <w:rPr>
-                <w:sz w:val="24"/>
-              </w:rPr>
-              <w:t>向量存储，用于存储和高效检索文本的向量表示</w:t>
-            </w:r>
-          </w:p>
-        </w:tc>
-      </w:tr>
-      <w:tr>
-        <w:trPr>
-          <w:trHeight w:val="479"/>
-        </w:trPr>
-        <w:tc>
-          <w:tcPr>
-            <w:cnfStyle w:val="001000000000" w:firstRow="0" w:lastRow="0" w:firstColumn="1" w:lastColumn="0" w:oddVBand="0" w:evenVBand="0" w:oddHBand="0" w:evenHBand="0" w:firstRowFirstColumn="0" w:firstRowLastColumn="0" w:lastRowFirstColumn="0" w:lastRowLastColumn="0"/>
-            <w:tcW w:w="0" w:type="auto"/>
-          </w:tcPr>
-          <w:p>
-            <w:pPr>
-              <w:rPr>
-                <w:b w:val="0"/>
-                <w:bCs w:val="0"/>
-                <w:sz w:val="24"/>
-              </w:rPr>
-            </w:pPr>
-            <w:proofErr w:type="spellStart"/>
-            <w:r>
-              <w:rPr>
-                <w:sz w:val="24"/>
-              </w:rPr>
-              <w:t>FastAPI</w:t>
-            </w:r>
-            <w:proofErr w:type="spellEnd"/>
-          </w:p>
-        </w:tc>
-        <w:tc>
-          <w:tcPr>
-            <w:tcW w:w="0" w:type="auto"/>
-            <w:shd w:val="clear" w:color="auto" w:fill="B4C6E7" w:themeFill="accent1" w:themeFillTint="66"/>
-          </w:tcPr>
-          <w:p>
-            <w:pPr>
-              <w:cnfStyle w:val="000000000000" w:firstRow="0" w:lastRow="0" w:firstColumn="0" w:lastColumn="0" w:oddVBand="0" w:evenVBand="0" w:oddHBand="0" w:evenHBand="0" w:firstRowFirstColumn="0" w:firstRowLastColumn="0" w:lastRowFirstColumn="0" w:lastRowLastColumn="0"/>
-              <w:rPr>
-                <w:sz w:val="24"/>
-              </w:rPr>
-            </w:pPr>
-            <w:r>
-              <w:rPr>
-                <w:sz w:val="24"/>
-              </w:rPr>
-              <w:t>基于Python的现代、高性能Web框架，用于构建后端API服务</w:t>
-            </w:r>
-          </w:p>
-        </w:tc>
-      </w:tr>
-      <w:tr>
-        <w:trPr>
-          <w:trHeight w:val="464"/>
-        </w:trPr>
-        <w:tc>
-          <w:tcPr>
-            <w:cnfStyle w:val="001000000000" w:firstRow="0" w:lastRow="0" w:firstColumn="1" w:lastColumn="0" w:oddVBand="0" w:evenVBand="0" w:oddHBand="0" w:evenHBand="0" w:firstRowFirstColumn="0" w:firstRowLastColumn="0" w:lastRowFirstColumn="0" w:lastRowLastColumn="0"/>
-            <w:tcW w:w="0" w:type="auto"/>
-          </w:tcPr>
-          <w:p>
-            <w:pPr>
-              <w:rPr>
-                <w:b w:val="0"/>
-                <w:bCs w:val="0"/>
-                <w:sz w:val="24"/>
-              </w:rPr>
-            </w:pPr>
-            <w:r>
-              <w:rPr>
-                <w:sz w:val="24"/>
-              </w:rPr>
-              <w:t>Vue3</w:t>
-            </w:r>
-          </w:p>
-        </w:tc>
-        <w:tc>
-          <w:tcPr>
-            <w:tcW w:w="0" w:type="auto"/>
-          </w:tcPr>
-          <w:p>
-            <w:pPr>
-              <w:cnfStyle w:val="000000000000" w:firstRow="0" w:lastRow="0" w:firstColumn="0" w:lastColumn="0" w:oddVBand="0" w:evenVBand="0" w:oddHBand="0" w:evenHBand="0" w:firstRowFirstColumn="0" w:firstRowLastColumn="0" w:lastRowFirstColumn="0" w:lastRowLastColumn="0"/>
-              <w:rPr>
-                <w:sz w:val="24"/>
-              </w:rPr>
-            </w:pPr>
-            <w:r>
-              <w:rPr>
-                <w:sz w:val="24"/>
-              </w:rPr>
-              <w:t>前端JavaScript框架，本项目前端技术栈</w:t>
-            </w:r>
-          </w:p>
-        </w:tc>
-      </w:tr>
-      <w:tr>
-        <w:trPr>
-          <w:trHeight w:val="479"/>
-        </w:trPr>
-        <w:tc>
-          <w:tcPr>
-            <w:cnfStyle w:val="001000000000" w:firstRow="0" w:lastRow="0" w:firstColumn="1" w:lastColumn="0" w:oddVBand="0" w:evenVBand="0" w:oddHBand="0" w:evenHBand="0" w:firstRowFirstColumn="0" w:firstRowLastColumn="0" w:lastRowFirstColumn="0" w:lastRowLastColumn="0"/>
-            <w:tcW w:w="0" w:type="auto"/>
-          </w:tcPr>
-          <w:p>
-            <w:pPr>
-              <w:rPr>
-                <w:b w:val="0"/>
-                <w:bCs w:val="0"/>
-                <w:sz w:val="24"/>
-              </w:rPr>
-            </w:pPr>
-            <w:proofErr w:type="spellStart"/>
-            <w:r>
-              <w:rPr>
-                <w:sz w:val="24"/>
-              </w:rPr>
-              <w:t>SQLAlchemy</w:t>
-            </w:r>
-            <w:proofErr w:type="spellEnd"/>
-          </w:p>
-        </w:tc>
-        <w:tc>
-          <w:tcPr>
-            <w:tcW w:w="0" w:type="auto"/>
-            <w:shd w:val="clear" w:color="auto" w:fill="B4C6E7" w:themeFill="accent1" w:themeFillTint="66"/>
-          </w:tcPr>
-          <w:p>
-            <w:pPr>
-              <w:cnfStyle w:val="000000000000" w:firstRow="0" w:lastRow="0" w:firstColumn="0" w:lastColumn="0" w:oddVBand="0" w:evenVBand="0" w:oddHBand="0" w:evenHBand="0" w:firstRowFirstColumn="0" w:firstRowLastColumn="0" w:lastRowFirstColumn="0" w:lastRowLastColumn="0"/>
-              <w:rPr>
-                <w:sz w:val="24"/>
-              </w:rPr>
-            </w:pPr>
-            <w:r>
-              <w:rPr>
-                <w:sz w:val="24"/>
-              </w:rPr>
-              <w:t>Python SQL工具包和ORM框架，支持异步操作</w:t>
-            </w:r>
-          </w:p>
-        </w:tc>
-      </w:tr>
-      <w:tr>
-        <w:trPr>
-          <w:trHeight w:val="479"/>
-        </w:trPr>
-        <w:tc>
-          <w:tcPr>
-            <w:cnfStyle w:val="001000000000" w:firstRow="0" w:lastRow="0" w:firstColumn="1" w:lastColumn="0" w:oddVBand="0" w:evenVBand="0" w:oddHBand="0" w:evenHBand="0" w:firstRowFirstColumn="0" w:firstRowLastColumn="0" w:lastRowFirstColumn="0" w:lastRowLastColumn="0"/>
-            <w:tcW w:w="0" w:type="auto"/>
-          </w:tcPr>
-          <w:p>
-            <w:pPr>
-              <w:rPr>
-                <w:b w:val="0"/>
-                <w:bCs w:val="0"/>
-                <w:sz w:val="24"/>
-              </w:rPr>
-            </w:pPr>
-            <w:proofErr w:type="spellStart"/>
-            <w:r>
-              <w:rPr>
-                <w:sz w:val="24"/>
-              </w:rPr>
-              <w:t>ChromaDB</w:t>
-            </w:r>
-            <w:proofErr w:type="spellEnd"/>
-          </w:p>
-        </w:tc>
-        <w:tc>
-          <w:tcPr>
-            <w:tcW w:w="0" w:type="auto"/>
-          </w:tcPr>
-          <w:p>
-            <w:pPr>
-              <w:cnfStyle w:val="000000000000" w:firstRow="0" w:lastRow="0" w:firstColumn="0" w:lastColumn="0" w:oddVBand="0" w:evenVBand="0" w:oddHBand="0" w:evenHBand="0" w:firstRowFirstColumn="0" w:firstRowLastColumn="0" w:lastRowFirstColumn="0" w:lastRowLastColumn="0"/>
-              <w:rPr>
-                <w:sz w:val="24"/>
-              </w:rPr>
-            </w:pPr>
-            <w:r>
-              <w:rPr>
-                <w:sz w:val="24"/>
-              </w:rPr>
-              <w:t>嵌入式向量数据库，用于本地快速构建和查询向量索引</w:t>
-            </w:r>
-          </w:p>
-        </w:tc>
-      </w:tr>
-      <w:tr>
-        <w:trPr>
-          <w:trHeight w:val="479"/>
-        </w:trPr>
-        <w:tc>
-          <w:tcPr>
-            <w:cnfStyle w:val="001000000000" w:firstRow="0" w:lastRow="0" w:firstColumn="1" w:lastColumn="0" w:oddVBand="0" w:evenVBand="0" w:oddHBand="0" w:evenHBand="0" w:firstRowFirstColumn="0" w:firstRowLastColumn="0" w:lastRowFirstColumn="0" w:lastRowLastColumn="0"/>
-            <w:tcW w:w="0" w:type="auto"/>
-          </w:tcPr>
-          <w:p>
-            <w:pPr>
-              <w:rPr>
-                <w:b w:val="0"/>
-                <w:bCs w:val="0"/>
-                <w:sz w:val="24"/>
-              </w:rPr>
-            </w:pPr>
-            <w:r>
-              <w:rPr>
-                <w:sz w:val="24"/>
-              </w:rPr>
-              <w:t>Transformers</w:t>
-            </w:r>
-          </w:p>
-        </w:tc>
-        <w:tc>
-          <w:tcPr>
-            <w:tcW w:w="0" w:type="auto"/>
-            <w:shd w:val="clear" w:color="auto" w:fill="B4C6E7" w:themeFill="accent1" w:themeFillTint="66"/>
-          </w:tcPr>
-          <w:p>
-            <w:pPr>
-              <w:cnfStyle w:val="000000000000" w:firstRow="0" w:lastRow="0" w:firstColumn="0" w:lastColumn="0" w:oddVBand="0" w:evenVBand="0" w:oddHBand="0" w:evenHBand="0" w:firstRowFirstColumn="0" w:firstRowLastColumn="0" w:lastRowFirstColumn="0" w:lastRowLastColumn="0"/>
-              <w:rPr>
-                <w:sz w:val="24"/>
-              </w:rPr>
-            </w:pPr>
-            <w:r>
-              <w:rPr>
-                <w:sz w:val="24"/>
-              </w:rPr>
-              <w:t>Hugging Face的模型加载与推理库</w:t>
-            </w:r>
-          </w:p>
-        </w:tc>
-      </w:tr>
-      <w:tr>
-        <w:trPr>
-          <w:trHeight w:val="479"/>
-        </w:trPr>
-        <w:tc>
-          <w:tcPr>
-            <w:cnfStyle w:val="001000000000" w:firstRow="0" w:lastRow="0" w:firstColumn="1" w:lastColumn="0" w:oddVBand="0" w:evenVBand="0" w:oddHBand="0" w:evenHBand="0" w:firstRowFirstColumn="0" w:firstRowLastColumn="0" w:lastRowFirstColumn="0" w:lastRowLastColumn="0"/>
-            <w:tcW w:w="0" w:type="auto"/>
-          </w:tcPr>
-          <w:p>
-            <w:pPr>
-              <w:rPr>
-                <w:b w:val="0"/>
-                <w:bCs w:val="0"/>
-                <w:sz w:val="24"/>
-              </w:rPr>
-            </w:pPr>
-            <w:r>
-              <w:rPr>
-                <w:sz w:val="24"/>
-              </w:rPr>
-              <w:t>RAG Pipeline</w:t>
-            </w:r>
-          </w:p>
-        </w:tc>
-        <w:tc>
-          <w:tcPr>
-            <w:tcW w:w="0" w:type="auto"/>
-          </w:tcPr>
-          <w:p>
-            <w:pPr>
-              <w:cnfStyle w:val="000000000000" w:firstRow="0" w:lastRow="0" w:firstColumn="0" w:lastColumn="0" w:oddVBand="0" w:evenVBand="0" w:oddHBand="0" w:evenHBand="0" w:firstRowFirstColumn="0" w:firstRowLastColumn="0" w:lastRowFirstColumn="0" w:lastRowLastColumn="0"/>
-              <w:rPr>
-                <w:sz w:val="24"/>
-              </w:rPr>
-            </w:pPr>
-            <w:r>
-              <w:rPr>
-                <w:sz w:val="24"/>
-              </w:rPr>
-              <w:t>RAG管道，包含知识库构建、向量存储管理、检索与生成流程</w:t>
-            </w:r>
-          </w:p>
-        </w:tc>
-      </w:tr>
-      <w:tr>
-        <w:trPr>
-          <w:trHeight w:val="464"/>
-        </w:trPr>
-        <w:tc>
-          <w:tcPr>
-            <w:cnfStyle w:val="001000000000" w:firstRow="0" w:lastRow="0" w:firstColumn="1" w:lastColumn="0" w:oddVBand="0" w:evenVBand="0" w:oddHBand="0" w:evenHBand="0" w:firstRowFirstColumn="0" w:firstRowLastColumn="0" w:lastRowFirstColumn="0" w:lastRowLastColumn="0"/>
-            <w:tcW w:w="0" w:type="auto"/>
-          </w:tcPr>
-          <w:p>
-            <w:pPr>
-              <w:rPr>
-                <w:b w:val="0"/>
-                <w:bCs w:val="0"/>
-                <w:sz w:val="24"/>
-              </w:rPr>
-            </w:pPr>
-            <w:r>
-              <w:rPr>
-                <w:sz w:val="24"/>
-              </w:rPr>
-              <w:lastRenderedPageBreak/>
-              <w:t>RBAC</w:t>
-            </w:r>
-          </w:p>
-        </w:tc>
-        <w:tc>
-          <w:tcPr>
-            <w:tcW w:w="0" w:type="auto"/>
-            <w:shd w:val="clear" w:color="auto" w:fill="B4C6E7" w:themeFill="accent1" w:themeFillTint="66"/>
-          </w:tcPr>
-          <w:p>
-            <w:pPr>
-              <w:cnfStyle w:val="000000000000" w:firstRow="0" w:lastRow="0" w:firstColumn="0" w:lastColumn="0" w:oddVBand="0" w:evenVBand="0" w:oddHBand="0" w:evenHBand="0" w:firstRowFirstColumn="0" w:firstRowLastColumn="0" w:lastRowFirstColumn="0" w:lastRowLastColumn="0"/>
-              <w:rPr>
-                <w:sz w:val="24"/>
-              </w:rPr>
-            </w:pPr>
-            <w:r>
-              <w:rPr>
-                <w:sz w:val="24"/>
-              </w:rPr>
-              <w:t>Role-Based Access Control，基于角色的访问控制</w:t>
-            </w:r>
-          </w:p>
-        </w:tc>
-      </w:tr>
-    </w:tbl>
-    <w:p>
-      <w:pPr>
-        <w:rPr>
-          <w:sz w:val="24"/>
-        </w:rPr>
-      </w:pPr>
-      <w:r>
-        <w:rPr>
-          <w:noProof/>
-          <w:sz w:val="24"/>
-        </w:rPr>
-        <w:pict w14:anchorId="3748D270">
-          <v:rect id="_x0000_i1025" alt="" style="width:415.3pt;height:.05pt;mso-width-percent:0;mso-height-percent:0;mso-width-percent:0;mso-height-percent:0" o:hralign="center" o:hrstd="t" o:hr="t" fillcolor="#a0a0a0" stroked="f"/>
-        </w:pict>
-      </w:r>
-    </w:p>
-    <w:p>
-      <w:pPr>
-        <w:pStyle w:val="1"/>
-        <w:numPr>
-          <w:ilvl w:val="0"/>
-          <w:numId w:val="3"/>
-        </w:numPr>
-        <w:rPr>
-          <w:rFonts w:ascii="华文中宋" w:eastAsia="华文中宋" w:hAnsi="华文中宋"/>
-          <w:kern w:val="2"/>
-          <w:sz w:val="44"/>
-          <w:szCs w:val="44"/>
-        </w:rPr>
-      </w:pPr>
-      <w:bookmarkStart w:id="39" w:name="_Toc226405663"/>
-      <w:r>
-        <w:rPr>
-          <w:rFonts w:ascii="华文中宋" w:eastAsia="华文中宋" w:hAnsi="华文中宋"/>
-          <w:kern w:val="2"/>
-          <w:sz w:val="44"/>
-          <w:szCs w:val="44"/>
-        </w:rPr>
         <w:t>附录 B：需求跟踪矩阵</w:t>
       </w:r>
-      <w:bookmarkEnd w:id="39"/>
+      <w:bookmarkEnd w:id="40"/>
     </w:p>
     <w:p>
       <w:pPr>
@@ -20344,7 +20267,7 @@
           <w:lang w:eastAsia="zh"/>
         </w:rPr>
       </w:pPr>
-      <w:bookmarkStart w:id="40" w:name="_Toc226405664"/>
+      <w:bookmarkStart w:id="41" w:name="_Toc226405664"/>
       <w:r>
         <w:rPr>
           <w:lang w:eastAsia="zh"/>
@@ -20363,7 +20286,7 @@
         </w:rPr>
         <w:t xml:space="preserve"> 设计模块）</w:t>
       </w:r>
-      <w:bookmarkEnd w:id="40"/>
+      <w:bookmarkEnd w:id="41"/>
     </w:p>
     <w:tbl>
       <w:tblPr>
@@ -20372,7 +20295,7 @@
         <w:tblLook w:val="04A0" w:firstRow="1" w:lastRow="0" w:firstColumn="1" w:lastColumn="0" w:noHBand="0" w:noVBand="1"/>
       </w:tblPr>
       <w:tblGrid>
-        <w:gridCol w:w="1308"/>
+        <w:gridCol w:w="1275"/>
         <w:gridCol w:w="1896"/>
         <w:gridCol w:w="3786"/>
         <w:gridCol w:w="1056"/>
@@ -21973,12 +21896,11 @@
           <w:lang w:eastAsia="zh"/>
         </w:rPr>
       </w:pPr>
-      <w:bookmarkStart w:id="41" w:name="_Toc226405665"/>
+      <w:bookmarkStart w:id="42" w:name="_Toc226405665"/>
       <w:r>
         <w:rPr>
           <w:lang w:eastAsia="zh"/>
         </w:rPr>
-        <w:lastRenderedPageBreak/>
         <w:t xml:space="preserve">B.2 反向跟踪矩阵（设计模块 </w:t>
       </w:r>
       <w:r>
@@ -21993,7 +21915,7 @@
         </w:rPr>
         <w:t xml:space="preserve"> 功能需求）</w:t>
       </w:r>
-      <w:bookmarkEnd w:id="41"/>
+      <w:bookmarkEnd w:id="42"/>
     </w:p>
     <w:tbl>
       <w:tblPr>
@@ -22002,9 +21924,9 @@
         <w:tblLook w:val="04A0" w:firstRow="1" w:lastRow="0" w:firstColumn="1" w:lastColumn="0" w:noHBand="0" w:noVBand="1"/>
       </w:tblPr>
       <w:tblGrid>
-        <w:gridCol w:w="1601"/>
-        <w:gridCol w:w="4149"/>
-        <w:gridCol w:w="2588"/>
+        <w:gridCol w:w="1575"/>
+        <w:gridCol w:w="4166"/>
+        <w:gridCol w:w="2597"/>
       </w:tblGrid>
       <w:tr>
         <w:trPr>
@@ -22745,14 +22667,14 @@
           <w:lang w:eastAsia="zh"/>
         </w:rPr>
       </w:pPr>
-      <w:bookmarkStart w:id="42" w:name="_Toc226405666"/>
+      <w:bookmarkStart w:id="43" w:name="_Toc226405666"/>
       <w:r>
         <w:rPr>
           <w:lang w:eastAsia="zh"/>
         </w:rPr>
         <w:t>B.3 非功能需求跟踪矩阵</w:t>
       </w:r>
-      <w:bookmarkEnd w:id="42"/>
+      <w:bookmarkEnd w:id="43"/>
     </w:p>
     <w:tbl>
       <w:tblPr>
@@ -22761,10 +22683,10 @@
         <w:tblLook w:val="04A0" w:firstRow="1" w:lastRow="0" w:firstColumn="1" w:lastColumn="0" w:noHBand="0" w:noVBand="1"/>
       </w:tblPr>
       <w:tblGrid>
-        <w:gridCol w:w="1733"/>
-        <w:gridCol w:w="3640"/>
-        <w:gridCol w:w="1677"/>
-        <w:gridCol w:w="1121"/>
+        <w:gridCol w:w="1699"/>
+        <w:gridCol w:w="3659"/>
+        <w:gridCol w:w="1686"/>
+        <w:gridCol w:w="1127"/>
       </w:tblGrid>
       <w:tr>
         <w:trPr>
@@ -23207,7 +23129,6 @@
               </w:rPr>
             </w:pPr>
             <w:r>
-              <w:lastRenderedPageBreak/>
               <w:t>SRS-S-03-0</w:t>
             </w:r>
           </w:p>
@@ -23730,7 +23651,14 @@
         <w:rFonts w:hint="eastAsia"/>
         <w:szCs w:val="21"/>
       </w:rPr>
-      <w:t xml:space="preserve"> 页 共 </w:t>
+      <w:t xml:space="preserve"> </w:t>
+    </w:r>
+    <w:r>
+      <w:rPr>
+        <w:rFonts w:hint="eastAsia"/>
+        <w:szCs w:val="21"/>
+      </w:rPr>
+      <w:t xml:space="preserve">页 共 </w:t>
     </w:r>
     <w:r>
       <w:rPr>
@@ -23803,13 +23731,14 @@
       <w:spacing w:before="240"/>
       <w:jc w:val="left"/>
       <w:rPr>
-        <w:rFonts w:ascii="Yu Gothic Medium" w:eastAsia="Yu Gothic Medium" w:hAnsi="Yu Gothic Medium" w:cs="Yu Gothic Medium"/>
+        <w:rFonts w:ascii="Yu Gothic Medium" w:eastAsia="Yu Gothic Medium" w:hAnsi="Yu Gothic Medium" w:cs="Yu Gothic Medium" w:hint="eastAsia"/>
         <w:i/>
         <w:iCs/>
         <w:sz w:val="18"/>
         <w:szCs w:val="18"/>
       </w:rPr>
     </w:pPr>
+    <w:proofErr w:type="gramStart"/>
     <w:r>
       <w:rPr>
         <w:rFonts w:hint="eastAsia"/>
@@ -23819,6 +23748,7 @@
       </w:rPr>
       <w:t>智教魔方</w:t>
     </w:r>
+    <w:proofErr w:type="gramEnd"/>
     <w:r>
       <w:rPr>
         <w:noProof/>
@@ -23925,7 +23855,7 @@
               <v:stroke joinstyle="miter"/>
               <v:path gradientshapeok="t" o:connecttype="rect"/>
             </v:shapetype>
-            <v:shape id="文本框 4" o:spid="_x0000_s1026" type="#_x0000_t202" style="position:absolute;margin-left:331.6pt;margin-top:-.95pt;width:84pt;height:18.2pt;z-index:251659264;visibility:visible;mso-wrap-style:square;mso-wrap-distance-left:9pt;mso-wrap-distance-top:0;mso-wrap-distance-right:9pt;mso-wrap-distance-bottom:0;mso-position-horizontal:absolute;mso-position-horizontal-relative:margin;mso-position-vertical:absolute;mso-position-vertical-relative:text;v-text-anchor:top" o:gfxdata="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" filled="f" stroked="f">
+            <v:shape id="文本框 4" o:spid="_x0000_s1026" type="#_x0000_t202" style="position:absolute;margin-left:331.6pt;margin-top:-.95pt;width:84pt;height:18.2pt;z-index:251659264;visibility:visible;mso-wrap-style:square;mso-wrap-distance-left:9pt;mso-wrap-distance-top:0;mso-wrap-distance-right:9pt;mso-wrap-distance-bottom:0;mso-position-horizontal:absolute;mso-position-horizontal-relative:margin;mso-position-vertical:absolute;mso-position-vertical-relative:text;v-text-anchor:top" o:gfxdata="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" filled="f" stroked="f">
               <v:textbox inset="0,0,0,0">
                 <w:txbxContent>
                   <w:p>
@@ -24094,7 +24024,7 @@
               <v:stroke joinstyle="miter"/>
               <v:path gradientshapeok="t" o:connecttype="rect"/>
             </v:shapetype>
-            <v:shape id="文本框 5" o:spid="_x0000_s1027" type="#_x0000_t202" style="position:absolute;left:0;text-align:left;margin-left:27.6pt;margin-top:0;width:78.8pt;height:20.45pt;z-index:251660288;visibility:visible;mso-wrap-style:none;mso-wrap-distance-left:9pt;mso-wrap-distance-top:0;mso-wrap-distance-right:9pt;mso-wrap-distance-bottom:0;mso-position-horizontal:right;mso-position-horizontal-relative:margin;mso-position-vertical:absolute;mso-position-vertical-relative:text;v-text-anchor:top" o:gfxdata="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" filled="f" stroked="f">
+            <v:shape id="文本框 5" o:spid="_x0000_s1027" type="#_x0000_t202" style="position:absolute;left:0;text-align:left;margin-left:27.6pt;margin-top:0;width:78.8pt;height:20.45pt;z-index:251660288;visibility:visible;mso-wrap-style:none;mso-wrap-distance-left:9pt;mso-wrap-distance-top:0;mso-wrap-distance-right:9pt;mso-wrap-distance-bottom:0;mso-position-horizontal:right;mso-position-horizontal-relative:margin;mso-position-vertical:absolute;mso-position-vertical-relative:text;v-text-anchor:top" o:gfxdata="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" filled="f" stroked="f">
               <v:textbox style="mso-fit-shape-to-text:t" inset="0,0,0,0">
                 <w:txbxContent>
                   <w:p>
